--- a/docs/ohrana_truda/Okhrana_truda_HaLow.docx
+++ b/docs/ohrana_truda/Okhrana_truda_HaLow.docx
@@ -5046,7 +5046,7 @@
     </w:p>
     <w:p>
       <w:r>
-        <w:t>Шум снижает внимание и работоспособность и повышает утомляемость. Нормативным эквивалентным уровнем звука на рабочих местах является 80 дБА [О8]. Суммарный уровень шума от нескольких источников определяется энергетическим суммированием:</w:t>
+        <w:t>Шум снижает внимание и работоспособность и повышает утомляемость. Для рабочих мест, где ведётся научная деятельность, конструирование, проектирование и программирование, нормативный эквивалентный уровень звука составляет 50 дБА [О8]. Суммарный уровень шума от нескольких источников определяется энергетическим суммированием:</w:t>
       </w:r>
     </w:p>
     <w:tbl>
@@ -5546,7 +5546,7 @@
     </w:p>
     <w:p>
       <w:r>
-        <w:t>Суммарный уровень шума 30,6 дБА значительно ниже нормативного значения 80 дБА; условия труда по шуму допустимые (класс 2). Платы стенда не имеют вентиляторов и источником шума не являются.</w:t>
+        <w:t>Суммарный уровень шума 30,6 дБА значительно ниже нормативного значения 50 дБА; условия труда по шуму допустимые (класс 2). Платы стенда не имеют вентиляторов и источником шума не являются.</w:t>
       </w:r>
     </w:p>
     <w:p>
@@ -6363,7 +6363,7 @@
     </w:p>
     <w:p>
       <w:r>
-        <w:t>ПЭВМ и зарядные устройства питаются от однофазной сети переменного тока напряжением 220 В частотой 50 Гц. Электропроводка помещения разделена на две группы — освещение и розетки, её проверка проводится один раз в год. По опасности поражения электрическим током помещение относится к помещениям без повышенной опасности: оно сухое, с нормальной температурой, непроводящим полом (деревянный паркет) и без токопроводящей пыли [О12]. Предельно допустимые значения напряжения прикосновения и тока при нормальном (неаварийном) режиме электроустановки для переменного тока 50 Гц составляют 2 В и 0,3 мА [О13]. Предельно допустимые значения при аварийном режиме бытовых электроустановок напряжением до 1000 В частотой 50 Гц приведены в таблице 5.8.</w:t>
+        <w:t>ПЭВМ и зарядные устройства питаются от однофазной сети переменного тока напряжением 220 В частотой 50 Гц. Электропроводка помещения разделена на две группы — освещение и розетки, её проверка проводится один раз в год. По опасности поражения электрическим током помещение относится к помещениям без повышенной опасности (ПУЭ, п. 1.1.13): оно сухое, с нормальной температурой, непроводящим полом (деревянный паркет) и без токопроводящей пыли [О12]. Предельно допустимые значения напряжения прикосновения и тока при нормальном (неаварийном) режиме электроустановки для переменного тока 50 Гц составляют 2 В и 0,3 мА [О13]. Предельно допустимые значения при аварийном режиме бытовых электроустановок напряжением до 1000 В частотой 50 Гц приведены в таблице 5.8.</w:t>
       </w:r>
     </w:p>
     <w:p>
@@ -7231,6 +7231,11 @@
     </w:p>
     <w:p>
       <w:r>
+        <w:t>Рабочее место расположено в жилой квартире многоквартирного дома, относящегося к классу функциональной пожарной опасности Ф1.3 (ст. 32 Федерального закона № 123-ФЗ [О14]). Категорирование помещений по взрывопожарной и пожарной опасности (категории А, Б, В1–В4, Г, Д) установлено для помещений производственного и складского назначения [О16] и к жилому помещению не применяется. Горючие материалы в помещении — мебель из древесины и ДСП, бумага, пластиковые корпуса оборудования; легковоспламеняющиеся и горючие жидкости, горючие газы и пыли отсутствуют.</w:t>
+      </w:r>
+    </w:p>
+    <w:p>
+      <w:r>
         <w:t>Для предотвращения пожара:</w:t>
       </w:r>
     </w:p>
@@ -7263,7 +7268,7 @@
         <w:t xml:space="preserve">– </w:t>
       </w:r>
       <w:r>
-        <w:t>в помещении установлен углекислотный огнетушитель ОУ-3, пригодный для тушения электрооборудования под напряжением до 1000 В [О16].</w:t>
+        <w:t>в помещении установлен углекислотный огнетушитель ОУ-3, пригодный для тушения электрооборудования под напряжением до 1000 В [О17].</w:t>
       </w:r>
     </w:p>
     <w:p>
@@ -7281,7 +7286,7 @@
     </w:p>
     <w:p>
       <w:r>
-        <w:t>Психофизиологические факторы трудового процесса характеризуются его тяжестью (физическая нагрузка) и напряжённостью (нагрузка на центральную нервную систему, органы чувств и эмоциональную сферу). Классы условий труда по этим показателям определяются по Р 2.2.2006-05 [О17].</w:t>
+        <w:t>Психофизиологические факторы трудового процесса характеризуются его тяжестью (физическая нагрузка) и напряжённостью (нагрузка на центральную нервную систему, органы чувств и эмоциональную сферу). Классы условий труда по этим показателям определяются по Р 2.2.2006-05 [О18].</w:t>
       </w:r>
     </w:p>
     <w:p>
@@ -7867,7 +7872,7 @@
     </w:p>
     <w:p>
       <w:r>
-        <w:t>Напряжённость трудового процесса оценивается по 23 показателям; учитываются все показатели, по каждому определяется свой класс [О17]. Результаты оценки приведены в таблице 5.10.</w:t>
+        <w:t>Напряжённость трудового процесса оценивается по 23 показателям; учитываются все показатели, по каждому определяется свой класс [О18]. Результаты оценки приведены в таблице 5.10.</w:t>
       </w:r>
     </w:p>
     <w:p>
@@ -9517,7 +9522,7 @@
     </w:p>
     <w:p>
       <w:r>
-        <w:t>По методике оценки напряжённости трудового процесса условия труда признаются допустимыми (класс 2), если 6 и более показателей отнесены ко 2 классу, а остальные — к 1 классу, либо если от 1 до 5 показателей отнесены к классам 3.1 и (или) 3.2, а остальные имеют оценку 1 и (или) 2 класса [О17]. В данном случае 3 показателя отнесены к вредному классу: содержание работы (творческая деятельность, характерная для научных работников), оценка сигналов (сопоставление измеренных параметров с теоретическими) и продолжительность работы с экраном. Следовательно, напряжённость трудового процесса соответствует классу 2 (допустимый).</w:t>
+        <w:t>По методике оценки напряжённости трудового процесса условия труда признаются допустимыми (класс 2), если 6 и более показателей отнесены ко 2 классу, а остальные — к 1 классу, либо если от 1 до 5 показателей отнесены к классам 3.1 и (или) 3.2, а остальные имеют оценку 1 и (или) 2 класса [О18]. В данном случае 3 показателя отнесены к вредному классу: содержание работы (творческая деятельность, характерная для научных работников), оценка сигналов (сопоставление измеренных параметров с теоретическими) и продолжительность работы с экраном. Следовательно, напряжённость трудового процесса соответствует классу 2 (допустимый).</w:t>
       </w:r>
     </w:p>
     <w:p>
@@ -9535,7 +9540,7 @@
     </w:p>
     <w:p>
       <w:r>
-        <w:t>Измерения на дистанции выполняются на открытой площадке в октябре — ноябре двумя исполнителями, находящимися у передающего и приёмного пунктов. При работе на открытой территории в холодный период года соблюдается режим работы с перерывами на обогрев [О18], используется одежда по погоде. Измерения не проводятся во время грозы; штативы с антеннами устанавливаются вне проезжей части и пешеходных путей. Исполнители поддерживают связь по мобильному телефону и имеют при себе аптечку первой помощи.</w:t>
+        <w:t>Измерения на дистанции выполняются на открытой площадке в октябре — ноябре двумя исполнителями, находящимися у передающего и приёмного пунктов. При работе на открытой территории в холодный период года соблюдается режим работы с перерывами на обогрев [О19], используется одежда по погоде. Измерения не проводятся во время грозы; штативы с антеннами устанавливаются вне проезжей части и пешеходных путей. Исполнители поддерживают связь по мобильному телефону и имеют при себе аптечку первой помощи.</w:t>
       </w:r>
     </w:p>
     <w:p>
@@ -9564,7 +9569,7 @@
         <w:t xml:space="preserve">– </w:t>
       </w:r>
       <w:r>
-        <w:t>Отработавшие литий-ионные аккумуляторы и вышедшие из строя электронные компоненты запрещается выбрасывать вместе с бытовыми отходами: они содержат полезные компоненты, захоронение которых запрещено [О19; О20], и передаются в специализированные пункты приёма на утилизацию.</w:t>
+        <w:t>Отработавшие литий-ионные аккумуляторы и вышедшие из строя электронные компоненты запрещается выбрасывать вместе с бытовыми отходами: они содержат полезные компоненты, захоронение которых запрещено [О20; О21], и передаются в специализированные пункты приёма на утилизацию.</w:t>
       </w:r>
     </w:p>
     <w:p>
@@ -9585,7 +9590,7 @@
     </w:p>
     <w:p>
       <w:r>
-        <w:t>Классы условий труда установлены Федеральным законом № 426-ФЗ [О21]; оценка по отдельным факторам и итоговый класс определяются по Методике проведения специальной оценки условий труда [О22]: итоговый класс равен наивысшему из классов по отдельным факторам. Результаты оценки приведены в таблице 5.11.</w:t>
+        <w:t>Классы условий труда установлены Федеральным законом № 426-ФЗ [О22]; оценка по отдельным факторам и итоговый класс определяются по Методике проведения специальной оценки условий труда [О23]: итоговый класс равен наивысшему из классов по отдельным факторам. Результаты оценки приведены в таблице 5.11.</w:t>
       </w:r>
     </w:p>
     <w:p>
@@ -9933,7 +9938,7 @@
               <w:rPr>
                 <w:sz w:val="22"/>
               </w:rPr>
-              <w:t>не более 80 дБА</w:t>
+              <w:t>не более 50 дБА</w:t>
             </w:r>
           </w:p>
         </w:tc>
@@ -10333,7 +10338,7 @@
         <w:jc w:val="center"/>
       </w:pPr>
       <w:r>
-        <w:t>(номера [О1]–[О22] привести к сквозной нумерации общего списка использованных источников)</w:t>
+        <w:t>(номера [О1]–[О23] привести к сквозной нумерации общего списка использованных источников)</w:t>
       </w:r>
     </w:p>
     <w:p>
@@ -10477,7 +10482,7 @@
         <w:jc w:val="left"/>
       </w:pPr>
       <w:r>
-        <w:t>[О16] СП 9.13130.2009. Техника пожарная. Огнетушители. Требования к эксплуатации.</w:t>
+        <w:t>[О16] СП 12.13130.2009. Определение категорий помещений, зданий и наружных установок по взрывопожарной и пожарной опасности.</w:t>
       </w:r>
     </w:p>
     <w:p>
@@ -10486,7 +10491,7 @@
         <w:jc w:val="left"/>
       </w:pPr>
       <w:r>
-        <w:t>[О17] Р 2.2.2006-05. Руководство по гигиенической оценке факторов рабочей среды и трудового процесса. Критерии и классификация условий труда.</w:t>
+        <w:t>[О17] СП 9.13130.2009. Техника пожарная. Огнетушители. Требования к эксплуатации.</w:t>
       </w:r>
     </w:p>
     <w:p>
@@ -10495,7 +10500,7 @@
         <w:jc w:val="left"/>
       </w:pPr>
       <w:r>
-        <w:t>[О18] МР 2.2.7.2129-06. Режимы труда и отдыха работающих в холодное время на открытой территории или в неотапливаемых помещениях.</w:t>
+        <w:t>[О18] Р 2.2.2006-05. Руководство по гигиенической оценке факторов рабочей среды и трудового процесса. Критерии и классификация условий труда.</w:t>
       </w:r>
     </w:p>
     <w:p>
@@ -10504,7 +10509,7 @@
         <w:jc w:val="left"/>
       </w:pPr>
       <w:r>
-        <w:t>[О19] Об отходах производства и потребления: Федеральный закон от 24.06.1998 № 89-ФЗ.</w:t>
+        <w:t>[О19] МР 2.2.7.2129-06. Режимы труда и отдыха работающих в холодное время на открытой территории или в неотапливаемых помещениях.</w:t>
       </w:r>
     </w:p>
     <w:p>
@@ -10513,7 +10518,7 @@
         <w:jc w:val="left"/>
       </w:pPr>
       <w:r>
-        <w:t>[О20] Об утверждении перечня видов отходов производства и потребления, в состав которых входят полезные компоненты, захоронение которых запрещается: распоряжение Правительства РФ от 25.07.2017 № 1589-р.</w:t>
+        <w:t>[О20] Об отходах производства и потребления: Федеральный закон от 24.06.1998 № 89-ФЗ.</w:t>
       </w:r>
     </w:p>
     <w:p>
@@ -10522,7 +10527,7 @@
         <w:jc w:val="left"/>
       </w:pPr>
       <w:r>
-        <w:t>[О21] О специальной оценке условий труда: Федеральный закон от 28.12.2013 № 426-ФЗ.</w:t>
+        <w:t>[О21] Об утверждении перечня видов отходов производства и потребления, в состав которых входят полезные компоненты, захоронение которых запрещается: распоряжение Правительства РФ от 25.07.2017 № 1589-р.</w:t>
       </w:r>
     </w:p>
     <w:p>
@@ -10531,7 +10536,16 @@
         <w:jc w:val="left"/>
       </w:pPr>
       <w:r>
-        <w:t>[О22] Об утверждении Методики проведения специальной оценки условий труда, Классификатора вредных и (или) опасных производственных факторов, формы отчета о проведении специальной оценки условий труда и инструкции по ее заполнению: приказ Минтруда России от 21.11.2023 № 817н.</w:t>
+        <w:t>[О22] О специальной оценке условий труда: Федеральный закон от 28.12.2013 № 426-ФЗ.</w:t>
+      </w:r>
+    </w:p>
+    <w:p>
+      <w:pPr>
+        <w:ind w:firstLine="0"/>
+        <w:jc w:val="left"/>
+      </w:pPr>
+      <w:r>
+        <w:t>[О23] Об утверждении Методики проведения специальной оценки условий труда, Классификатора вредных и (или) опасных производственных факторов, формы отчета о проведении специальной оценки условий труда и инструкции по ее заполнению: приказ Минтруда России от 21.11.2023 № 817н.</w:t>
       </w:r>
     </w:p>
     <w:sectPr>

--- a/docs/ohrana_truda/Okhrana_truda_HaLow.docx
+++ b/docs/ohrana_truda/Okhrana_truda_HaLow.docx
@@ -649,12 +649,12 @@
     </w:p>
     <w:p>
       <w:r>
-        <w:t>Площадь на одно рабочее место пользователя ПЭВМ с жидкокристаллическим монитором должна составлять не менее 4,5 м² [О1]. Фактическая площадь на одного работающего составляет 13,5 м², что удовлетворяет требованию.</w:t>
+        <w:t>Площадь на одно рабочее место пользователя ПЭВМ с жидкокристаллическим монитором должна составлять не менее 4,5 м² [48]. Фактическая площадь на одного работающего составляет 13,5 м², что удовлетворяет требованию.</w:t>
       </w:r>
     </w:p>
     <w:p>
       <w:r>
-        <w:t>Конструкция рабочего места и взаимное расположение его элементов должны соответствовать антропометрическим, физиологическим и психологическим требованиям [О2; О3]. Сопоставление фактических параметров с нормативными приведено в таблице 5.2.</w:t>
+        <w:t>Конструкция рабочего места и взаимное расположение его элементов должны соответствовать антропометрическим, физиологическим и психологическим требованиям [49, 50]. Сопоставление фактических параметров с нормативными приведено в таблице 5.2.</w:t>
       </w:r>
     </w:p>
     <w:p>
@@ -1064,7 +1064,7 @@
     </w:p>
     <w:p>
       <w:r>
-        <w:t>Параметры стола, стула и пространства для ног соответствуют ГОСТ Р 50923-96 [О3]. Для экрана 27″ проектное расстояние наблюдения стандартом не установлено [О4]; при расстоянии 650 мм угловой размер знаков высотой 6 мм составляет 32′, что больше минимального значения 20′, то есть знаки различаются без напряжения зрения.</w:t>
+        <w:t>Параметры стола, стула и пространства для ног соответствуют ГОСТ Р 50923-96 [50]. Для экрана 27″ проектное расстояние наблюдения стандартом не установлено [51]; при расстоянии 650 мм угловой размер знаков высотой 6 мм составляет 32′, что больше минимального значения 20′, то есть знаки различаются без напряжения зрения.</w:t>
       </w:r>
     </w:p>
     <w:p>
@@ -1124,7 +1124,7 @@
     </w:p>
     <w:p>
       <w:r>
-        <w:t>На рабочем месте используются внешний жидкокристаллический монитор с IPS-матрицей диагональю 68,6 см (27″), разрешением 2560 × 1440, размером пикселя 0,233 мм и 16,7 млн цветов, а также внешняя цельная клавиатура. Корпуса монитора и клавиатуры чёрные матовые, без блестящих деталей. Визуальные параметры монитора нормируются ГОСТ Р 50948-2001 [О4] и ГОСТ Р 50923-96, параметры клавиатуры — ГОСТ Р ИСО 9241-4-2009 [О5]. Сопоставление приведено в таблице 5.3.</w:t>
+        <w:t>На рабочем месте используются внешний жидкокристаллический монитор с IPS-матрицей диагональю 68,6 см (27″), разрешением 2560 × 1440, размером пикселя 0,233 мм и 16,7 млн цветов, а также внешняя цельная клавиатура. Корпуса монитора и клавиатуры чёрные матовые, без блестящих деталей. Визуальные параметры монитора нормируются ГОСТ Р 50948-2001 [51] и ГОСТ Р 50923-96, параметры клавиатуры — ГОСТ Р ИСО 9241-4-2009 [52]. Сопоставление приведено в таблице 5.3.</w:t>
       </w:r>
     </w:p>
     <w:p>
@@ -1971,7 +1971,7 @@
     </w:p>
     <w:p>
       <w:r>
-        <w:t>В соответствии с ГОСТ 12.0.003-2015 [О6] на специалиста при выполнении работы могут воздействовать факторы, приведённые в таблице 5.4.</w:t>
+        <w:t>В соответствии с ГОСТ 12.0.003-2015 [53] на специалиста при выполнении работы могут воздействовать факторы, приведённые в таблице 5.4.</w:t>
       </w:r>
     </w:p>
     <w:p>
@@ -2518,7 +2518,7 @@
     </w:p>
     <w:p>
       <w:r>
-        <w:t>Микроклимат рабочего места характеризуется температурой, относительной влажностью и скоростью движения воздуха. Работа выполняется сидя, без систематических физических нагрузок, с энерготратами до 139 Вт, поэтому относится к категории Iа. Оптимальные значения показателей для этой категории установлены ГОСТ 12.1.005-88 [О7], допустимые — СанПиН 1.2.3685-21 [О8]. Помещение отапливается радиатором, расположенным под подоконником, и проветривается через окно.</w:t>
+        <w:t>Микроклимат рабочего места характеризуется температурой, относительной влажностью и скоростью движения воздуха. Работа выполняется сидя, без систематических физических нагрузок, с энерготратами до 139 Вт, поэтому относится к категории Iа. Оптимальные значения показателей для этой категории установлены ГОСТ 12.1.005-88 [54], допустимые — СанПиН 1.2.3685-21 [55]. Помещение отапливается радиатором, расположенным под подоконником, и проветривается через окно.</w:t>
       </w:r>
     </w:p>
     <w:p>
@@ -3278,7 +3278,7 @@
     </w:p>
     <w:p>
       <w:r>
-        <w:t>Нормируемые показатели освещения рабочих мест, оборудованных ПЭВМ, установлены СанПиН 1.2.3685-21 [О8] и приведены в таблице 5.6.</w:t>
+        <w:t>Нормируемые показатели освещения рабочих мест, оборудованных ПЭВМ, установлены СанПиН 1.2.3685-21 [55] и приведены в таблице 5.6.</w:t>
       </w:r>
     </w:p>
     <w:p>
@@ -3616,7 +3616,7 @@
     </w:p>
     <w:p>
       <w:r>
-        <w:t>Проверка общего искусственного освещения выполняется методом коэффициента использования светового потока [О9; О10]. Расчётная высота подвеса светильника над рабочей поверхностью:</w:t>
+        <w:t>Проверка общего искусственного освещения выполняется методом коэффициента использования светового потока [56, 57]. Расчётная высота подвеса светильника над рабочей поверхностью:</w:t>
       </w:r>
     </w:p>
     <w:tbl>
@@ -4116,7 +4116,7 @@
     </w:p>
     <w:p>
       <w:r>
-        <w:t>При индексе помещения i ≈ 1,1 и коэффициентах отражения потолка, стен (светлые обои) и пола (паркет) 70, 50 и 30 % коэффициент использования светового потока составляет η = 0,40 [О10]. Освещённость рабочей поверхности, создаваемая существующей люстрой:</w:t>
+        <w:t>При индексе помещения i ≈ 1,1 и коэффициентах отражения потолка, стен (светлые обои) и пола (паркет) 70, 50 и 30 % коэффициент использования светового потока составляет η = 0,40 [57]. Освещённость рабочей поверхности, создаваемая существующей люстрой:</w:t>
       </w:r>
     </w:p>
     <w:tbl>
@@ -4384,7 +4384,7 @@
         </m:sSub>
       </m:oMath>
       <w:r>
-        <w:t xml:space="preserve"> – коэффициент запаса для светодиодных источников света в помещении с нормальными условиями среды, 1,25 (коэффициент эксплуатации 0,8) [О9];</w:t>
+        <w:t xml:space="preserve"> – коэффициент запаса для светодиодных источников света в помещении с нормальными условиями среды, 1,25 (коэффициент эксплуатации 0,8) [56];</w:t>
       </w:r>
     </w:p>
     <w:p>
@@ -5046,7 +5046,7 @@
     </w:p>
     <w:p>
       <w:r>
-        <w:t>Шум снижает внимание и работоспособность и повышает утомляемость. Для рабочих мест, где ведётся научная деятельность, конструирование, проектирование и программирование, нормативный эквивалентный уровень звука составляет 50 дБА [О8]. Суммарный уровень шума от нескольких источников определяется энергетическим суммированием:</w:t>
+        <w:t>Шум снижает внимание и работоспособность и повышает утомляемость. Для рабочих мест, где ведётся научная деятельность, конструирование, проектирование и программирование, нормативный эквивалентный уровень звука составляет 50 дБА [55]. Суммарный уровень шума от нескольких источников определяется энергетическим суммированием:</w:t>
       </w:r>
     </w:p>
     <w:tbl>
@@ -5559,7 +5559,7 @@
     </w:p>
     <w:p>
       <w:r>
-        <w:t>Источниками электромагнитных полей на рабочем месте являются ПЭВМ и передатчики экспериментального стенда. Современные жидкокристаллические мониторы и ноутбуки не создают значимых электромагнитных полей, поэтому основное внимание уделяется радиочастотному излучению стенда: модуль Wi-Fi HaLow работает на частоте 866 МГц с максимальной мощностью передатчика 20 дБм [О11].</w:t>
+        <w:t>Источниками электромагнитных полей на рабочем месте являются ПЭВМ и передатчики экспериментального стенда. Современные жидкокристаллические мониторы и ноутбуки не создают значимых электромагнитных полей, поэтому основное внимание уделяется радиочастотному излучению стенда: модуль Wi-Fi HaLow работает на частоте 866 МГц с максимальной мощностью передатчика 20 дБм [58].</w:t>
       </w:r>
     </w:p>
     <w:p>
@@ -5960,7 +5960,7 @@
     </w:p>
     <w:p>
       <w:r>
-        <w:t>Предельно допустимый уровень ППЭ для работающих определяется допустимой энергетической экспозицией за рабочую смену [О8]:</w:t>
+        <w:t>Предельно допустимый уровень ППЭ для работающих определяется допустимой энергетической экспозицией за рабочую смену [55]:</w:t>
       </w:r>
     </w:p>
     <w:tbl>
@@ -6178,7 +6178,7 @@
     </w:p>
     <w:p>
       <w:r>
-        <w:t>Даже при непрерывной работе передатчика на максимальной мощности ППЭ на рабочем месте (6,35 мкВт/см²) ниже как ПДУ для работающих (25 мкВт/см²), так и более строгого ПДУ для населения (10 мкВт/см²) [О8]. Фактически передатчик излучает в импульсном режиме, и средняя ППЭ ещё ниже. Расстояние, на котором ППЭ снижается до ПДУ для населения:</w:t>
+        <w:t>Даже при непрерывной работе передатчика на максимальной мощности ППЭ на рабочем месте (6,35 мкВт/см²) ниже как ПДУ для работающих (25 мкВт/см²), так и более строгого ПДУ для населения (10 мкВт/см²) [55]. Фактически передатчик излучает в импульсном режиме, и средняя ППЭ ещё ниже. Расстояние, на котором ППЭ снижается до ПДУ для населения:</w:t>
       </w:r>
     </w:p>
     <w:tbl>
@@ -6363,7 +6363,7 @@
     </w:p>
     <w:p>
       <w:r>
-        <w:t>ПЭВМ и зарядные устройства питаются от однофазной сети переменного тока напряжением 220 В частотой 50 Гц. Электропроводка помещения разделена на две группы — освещение и розетки, её проверка проводится один раз в год. По опасности поражения электрическим током помещение относится к помещениям без повышенной опасности (ПУЭ, п. 1.1.13): оно сухое, с нормальной температурой, непроводящим полом (деревянный паркет) и без токопроводящей пыли [О12]. Предельно допустимые значения напряжения прикосновения и тока при нормальном (неаварийном) режиме электроустановки для переменного тока 50 Гц составляют 2 В и 0,3 мА [О13]. Предельно допустимые значения при аварийном режиме бытовых электроустановок напряжением до 1000 В частотой 50 Гц приведены в таблице 5.8.</w:t>
+        <w:t>ПЭВМ и зарядные устройства питаются от однофазной сети переменного тока напряжением 220 В частотой 50 Гц. Электропроводка помещения разделена на две группы — освещение и розетки, её проверка проводится один раз в год. По опасности поражения электрическим током помещение относится к помещениям без повышенной опасности (ПУЭ, п. 1.1.13): оно сухое, с нормальной температурой, непроводящим полом (деревянный паркет) и без токопроводящей пыли [59]. Предельно допустимые значения напряжения прикосновения и тока при нормальном (неаварийном) режиме электроустановки для переменного тока 50 Гц составляют 2 В и 0,3 мА [60]. Предельно допустимые значения при аварийном режиме бытовых электроустановок напряжением до 1000 В частотой 50 Гц приведены в таблице 5.8.</w:t>
       </w:r>
     </w:p>
     <w:p>
@@ -7226,12 +7226,12 @@
     </w:p>
     <w:p>
       <w:r>
-        <w:t>Требования пожарной безопасности установлены Федеральным законом № 123-ФЗ [О14] и Правилами противопожарного режима в Российской Федерации [О15]. Возможные причины пожара на рабочем месте — короткое замыкание и перегрузка электрической сети, а также тепловой разгон литий-ионных аккумуляторов 18650, используемых для автономного питания плат при полевых измерениях.</w:t>
+        <w:t>Требования пожарной безопасности установлены Федеральным законом № 123-ФЗ [61] и Правилами противопожарного режима в Российской Федерации [62]. Возможные причины пожара на рабочем месте — короткое замыкание и перегрузка электрической сети, а также тепловой разгон литий-ионных аккумуляторов 18650, используемых для автономного питания плат при полевых измерениях.</w:t>
       </w:r>
     </w:p>
     <w:p>
       <w:r>
-        <w:t>Рабочее место расположено в жилой квартире многоквартирного дома, относящегося к классу функциональной пожарной опасности Ф1.3 (ст. 32 Федерального закона № 123-ФЗ [О14]). Категорирование помещений по взрывопожарной и пожарной опасности (категории А, Б, В1–В4, Г, Д) установлено для помещений производственного и складского назначения [О16] и к жилому помещению не применяется. Горючие материалы в помещении — мебель из древесины и ДСП, бумага, пластиковые корпуса оборудования; легковоспламеняющиеся и горючие жидкости, горючие газы и пыли отсутствуют.</w:t>
+        <w:t>Рабочее место расположено в жилой квартире многоквартирного дома, относящегося к классу функциональной пожарной опасности Ф1.3 (ст. 32 Федерального закона № 123-ФЗ [61]). Категорирование помещений по взрывопожарной и пожарной опасности (категории А, Б, В1–В4, Г, Д) установлено для помещений производственного и складского назначения [63] и к жилому помещению не применяется. Горючие материалы в помещении — мебель из древесины и ДСП, бумага, пластиковые корпуса оборудования; легковоспламеняющиеся и горючие жидкости, горючие газы и пыли отсутствуют.</w:t>
       </w:r>
     </w:p>
     <w:p>
@@ -7268,7 +7268,7 @@
         <w:t xml:space="preserve">– </w:t>
       </w:r>
       <w:r>
-        <w:t>в помещении установлен углекислотный огнетушитель ОУ-3, пригодный для тушения электрооборудования под напряжением до 1000 В [О17].</w:t>
+        <w:t>в помещении установлен углекислотный огнетушитель ОУ-3, пригодный для тушения электрооборудования под напряжением до 1000 В [64].</w:t>
       </w:r>
     </w:p>
     <w:p>
@@ -7286,7 +7286,7 @@
     </w:p>
     <w:p>
       <w:r>
-        <w:t>Психофизиологические факторы трудового процесса характеризуются его тяжестью (физическая нагрузка) и напряжённостью (нагрузка на центральную нервную систему, органы чувств и эмоциональную сферу). Классы условий труда по этим показателям определяются по Р 2.2.2006-05 [О18].</w:t>
+        <w:t>Психофизиологические факторы трудового процесса характеризуются его тяжестью (физическая нагрузка) и напряжённостью (нагрузка на центральную нервную систему, органы чувств и эмоциональную сферу). Классы условий труда по этим показателям определяются по Р 2.2.2006-05 [65].</w:t>
       </w:r>
     </w:p>
     <w:p>
@@ -7872,7 +7872,7 @@
     </w:p>
     <w:p>
       <w:r>
-        <w:t>Напряжённость трудового процесса оценивается по 23 показателям; учитываются все показатели, по каждому определяется свой класс [О18]. Результаты оценки приведены в таблице 5.10.</w:t>
+        <w:t>Напряжённость трудового процесса оценивается по 23 показателям; учитываются все показатели, по каждому определяется свой класс [65]. Результаты оценки приведены в таблице 5.10.</w:t>
       </w:r>
     </w:p>
     <w:p>
@@ -9522,7 +9522,7 @@
     </w:p>
     <w:p>
       <w:r>
-        <w:t>По методике оценки напряжённости трудового процесса условия труда признаются допустимыми (класс 2), если 6 и более показателей отнесены ко 2 классу, а остальные — к 1 классу, либо если от 1 до 5 показателей отнесены к классам 3.1 и (или) 3.2, а остальные имеют оценку 1 и (или) 2 класса [О18]. В данном случае 3 показателя отнесены к вредному классу: содержание работы (творческая деятельность, характерная для научных работников), оценка сигналов (сопоставление измеренных параметров с теоретическими) и продолжительность работы с экраном. Следовательно, напряжённость трудового процесса соответствует классу 2 (допустимый).</w:t>
+        <w:t>По методике оценки напряжённости трудового процесса условия труда признаются допустимыми (класс 2), если 6 и более показателей отнесены ко 2 классу, а остальные — к 1 классу, либо если от 1 до 5 показателей отнесены к классам 3.1 и (или) 3.2, а остальные имеют оценку 1 и (или) 2 класса [65]. В данном случае 3 показателя отнесены к вредному классу: содержание работы (творческая деятельность, характерная для научных работников), оценка сигналов (сопоставление измеренных параметров с теоретическими) и продолжительность работы с экраном. Следовательно, напряжённость трудового процесса соответствует классу 2 (допустимый).</w:t>
       </w:r>
     </w:p>
     <w:p>
@@ -9540,7 +9540,7 @@
     </w:p>
     <w:p>
       <w:r>
-        <w:t>Измерения на дистанции выполняются на открытой площадке в октябре — ноябре двумя исполнителями, находящимися у передающего и приёмного пунктов. При работе на открытой территории в холодный период года соблюдается режим работы с перерывами на обогрев [О19], используется одежда по погоде. Измерения не проводятся во время грозы; штативы с антеннами устанавливаются вне проезжей части и пешеходных путей. Исполнители поддерживают связь по мобильному телефону и имеют при себе аптечку первой помощи.</w:t>
+        <w:t>Измерения на дистанции выполняются на открытой площадке в октябре — ноябре двумя исполнителями, находящимися у передающего и приёмного пунктов. При работе на открытой территории в холодный период года соблюдается режим работы с перерывами на обогрев [66], используется одежда по погоде. Измерения не проводятся во время грозы; штативы с антеннами устанавливаются вне проезжей части и пешеходных путей. Исполнители поддерживают связь по мобильному телефону и имеют при себе аптечку первой помощи.</w:t>
       </w:r>
     </w:p>
     <w:p>
@@ -9569,7 +9569,7 @@
         <w:t xml:space="preserve">– </w:t>
       </w:r>
       <w:r>
-        <w:t>Отработавшие литий-ионные аккумуляторы и вышедшие из строя электронные компоненты запрещается выбрасывать вместе с бытовыми отходами: они содержат полезные компоненты, захоронение которых запрещено [О20; О21], и передаются в специализированные пункты приёма на утилизацию.</w:t>
+        <w:t>Отработавшие литий-ионные аккумуляторы и вышедшие из строя электронные компоненты запрещается выбрасывать вместе с бытовыми отходами: они содержат полезные компоненты, захоронение которых запрещено [67, 68], и передаются в специализированные пункты приёма на утилизацию.</w:t>
       </w:r>
     </w:p>
     <w:p>
@@ -9590,7 +9590,7 @@
     </w:p>
     <w:p>
       <w:r>
-        <w:t>Классы условий труда установлены Федеральным законом № 426-ФЗ [О22]; оценка по отдельным факторам и итоговый класс определяются по Методике проведения специальной оценки условий труда [О23]: итоговый класс равен наивысшему из классов по отдельным факторам. Результаты оценки приведены в таблице 5.11.</w:t>
+        <w:t>Классы условий труда установлены Федеральным законом № 426-ФЗ [69]; оценка по отдельным факторам и итоговый класс определяются по Методике проведения специальной оценки условий труда [70]: итоговый класс равен наивысшему из классов по отдельным факторам. Результаты оценки приведены в таблице 5.11.</w:t>
       </w:r>
     </w:p>
     <w:p>
@@ -10322,230 +10322,6 @@
       </w:r>
       <w:r>
         <w:t>итоговый класс условий труда специалиста после замены светильников общего освещения — 2 (допустимый).</w:t>
-      </w:r>
-    </w:p>
-    <w:p>
-      <w:pPr>
-        <w:pStyle w:val="Heading2"/>
-      </w:pPr>
-      <w:r>
-        <w:t>Источники к разделу 5</w:t>
-      </w:r>
-    </w:p>
-    <w:p>
-      <w:pPr>
-        <w:ind w:firstLine="0"/>
-        <w:jc w:val="center"/>
-      </w:pPr>
-      <w:r>
-        <w:t>(номера [О1]–[О23] привести к сквозной нумерации общего списка использованных источников)</w:t>
-      </w:r>
-    </w:p>
-    <w:p>
-      <w:pPr>
-        <w:ind w:firstLine="0"/>
-        <w:jc w:val="left"/>
-      </w:pPr>
-      <w:r>
-        <w:t>[О1] СП 2.2.3670-20. Санитарно-эпидемиологические требования к условиям труда: утв. постановлением Главного государственного санитарного врача РФ от 02.12.2020 № 40.</w:t>
-      </w:r>
-    </w:p>
-    <w:p>
-      <w:pPr>
-        <w:ind w:firstLine="0"/>
-        <w:jc w:val="left"/>
-      </w:pPr>
-      <w:r>
-        <w:t>[О2] ГОСТ 12.2.032-78. Система стандартов безопасности труда. Рабочее место при выполнении работ сидя. Общие эргономические требования.</w:t>
-      </w:r>
-    </w:p>
-    <w:p>
-      <w:pPr>
-        <w:ind w:firstLine="0"/>
-        <w:jc w:val="left"/>
-      </w:pPr>
-      <w:r>
-        <w:t>[О3] ГОСТ Р 50923-96. Дисплеи. Рабочее место оператора. Общие эргономические требования и требования к производственной среде. Методы измерения.</w:t>
-      </w:r>
-    </w:p>
-    <w:p>
-      <w:pPr>
-        <w:ind w:firstLine="0"/>
-        <w:jc w:val="left"/>
-      </w:pPr>
-      <w:r>
-        <w:t>[О4] ГОСТ Р 50948-2001. Средства отображения информации индивидуального пользования. Общие эргономические требования и требования безопасности.</w:t>
-      </w:r>
-    </w:p>
-    <w:p>
-      <w:pPr>
-        <w:ind w:firstLine="0"/>
-        <w:jc w:val="left"/>
-      </w:pPr>
-      <w:r>
-        <w:t>[О5] ГОСТ Р ИСО 9241-4-2009. Эргономические требования к проведению офисных работ с использованием видеодисплейных терминалов (VDT). Часть 4. Требования к клавиатуре.</w:t>
-      </w:r>
-    </w:p>
-    <w:p>
-      <w:pPr>
-        <w:ind w:firstLine="0"/>
-        <w:jc w:val="left"/>
-      </w:pPr>
-      <w:r>
-        <w:t>[О6] ГОСТ 12.0.003-2015. Система стандартов безопасности труда. Опасные и вредные производственные факторы. Классификация.</w:t>
-      </w:r>
-    </w:p>
-    <w:p>
-      <w:pPr>
-        <w:ind w:firstLine="0"/>
-        <w:jc w:val="left"/>
-      </w:pPr>
-      <w:r>
-        <w:t>[О7] ГОСТ 12.1.005-88. Система стандартов безопасности труда. Общие санитарно-гигиенические требования к воздуху рабочей зоны.</w:t>
-      </w:r>
-    </w:p>
-    <w:p>
-      <w:pPr>
-        <w:ind w:firstLine="0"/>
-        <w:jc w:val="left"/>
-      </w:pPr>
-      <w:r>
-        <w:t>[О8] СанПиН 1.2.3685-21. Гигиенические нормативы и требования к обеспечению безопасности и (или) безвредности для человека факторов среды обитания: утв. постановлением Главного государственного санитарного врача РФ от 28.01.2021 № 2 (ред. от 24.12.2025).</w:t>
-      </w:r>
-    </w:p>
-    <w:p>
-      <w:pPr>
-        <w:ind w:firstLine="0"/>
-        <w:jc w:val="left"/>
-      </w:pPr>
-      <w:r>
-        <w:t>[О9] СП 52.13330.2016. Естественное и искусственное освещение. Актуализированная редакция СНиП 23-05-95*.</w:t>
-      </w:r>
-    </w:p>
-    <w:p>
-      <w:pPr>
-        <w:ind w:firstLine="0"/>
-        <w:jc w:val="left"/>
-      </w:pPr>
-      <w:r>
-        <w:t>[О10] Кнорринг Г. М., Фадин И. М., Сидоров В. Н. Справочная книга для проектирования электрического освещения. – 2-е изд., перераб. и доп. – СПб.: Энергоатомиздат, 1992. – 448 с.</w:t>
-      </w:r>
-    </w:p>
-    <w:p>
-      <w:pPr>
-        <w:ind w:firstLine="0"/>
-        <w:jc w:val="left"/>
-      </w:pPr>
-      <w:r>
-        <w:t>[О11] T-Halow: AT command set // Xinyuan-LilyGO, GitHub. – URL: https://github.com/Xinyuan-LilyGO/T-Halow (дата обращения: 24.09.2026).</w:t>
-      </w:r>
-    </w:p>
-    <w:p>
-      <w:pPr>
-        <w:ind w:firstLine="0"/>
-        <w:jc w:val="left"/>
-      </w:pPr>
-      <w:r>
-        <w:t>[О12] Правила устройства электроустановок. – 7-е изд. – Гл. 1.1.</w:t>
-      </w:r>
-    </w:p>
-    <w:p>
-      <w:pPr>
-        <w:ind w:firstLine="0"/>
-        <w:jc w:val="left"/>
-      </w:pPr>
-      <w:r>
-        <w:t>[О13] ГОСТ 12.1.038-82. Система стандартов безопасности труда. Электробезопасность. Предельно допустимые значения напряжений прикосновения и токов.</w:t>
-      </w:r>
-    </w:p>
-    <w:p>
-      <w:pPr>
-        <w:ind w:firstLine="0"/>
-        <w:jc w:val="left"/>
-      </w:pPr>
-      <w:r>
-        <w:t>[О14] Технический регламент о требованиях пожарной безопасности: Федеральный закон от 22.07.2008 № 123-ФЗ.</w:t>
-      </w:r>
-    </w:p>
-    <w:p>
-      <w:pPr>
-        <w:ind w:firstLine="0"/>
-        <w:jc w:val="left"/>
-      </w:pPr>
-      <w:r>
-        <w:t>[О15] Об утверждении Правил противопожарного режима в Российской Федерации: постановление Правительства РФ от 16.09.2020 № 1479.</w:t>
-      </w:r>
-    </w:p>
-    <w:p>
-      <w:pPr>
-        <w:ind w:firstLine="0"/>
-        <w:jc w:val="left"/>
-      </w:pPr>
-      <w:r>
-        <w:t>[О16] СП 12.13130.2009. Определение категорий помещений, зданий и наружных установок по взрывопожарной и пожарной опасности.</w:t>
-      </w:r>
-    </w:p>
-    <w:p>
-      <w:pPr>
-        <w:ind w:firstLine="0"/>
-        <w:jc w:val="left"/>
-      </w:pPr>
-      <w:r>
-        <w:t>[О17] СП 9.13130.2009. Техника пожарная. Огнетушители. Требования к эксплуатации.</w:t>
-      </w:r>
-    </w:p>
-    <w:p>
-      <w:pPr>
-        <w:ind w:firstLine="0"/>
-        <w:jc w:val="left"/>
-      </w:pPr>
-      <w:r>
-        <w:t>[О18] Р 2.2.2006-05. Руководство по гигиенической оценке факторов рабочей среды и трудового процесса. Критерии и классификация условий труда.</w:t>
-      </w:r>
-    </w:p>
-    <w:p>
-      <w:pPr>
-        <w:ind w:firstLine="0"/>
-        <w:jc w:val="left"/>
-      </w:pPr>
-      <w:r>
-        <w:t>[О19] МР 2.2.7.2129-06. Режимы труда и отдыха работающих в холодное время на открытой территории или в неотапливаемых помещениях.</w:t>
-      </w:r>
-    </w:p>
-    <w:p>
-      <w:pPr>
-        <w:ind w:firstLine="0"/>
-        <w:jc w:val="left"/>
-      </w:pPr>
-      <w:r>
-        <w:t>[О20] Об отходах производства и потребления: Федеральный закон от 24.06.1998 № 89-ФЗ.</w:t>
-      </w:r>
-    </w:p>
-    <w:p>
-      <w:pPr>
-        <w:ind w:firstLine="0"/>
-        <w:jc w:val="left"/>
-      </w:pPr>
-      <w:r>
-        <w:t>[О21] Об утверждении перечня видов отходов производства и потребления, в состав которых входят полезные компоненты, захоронение которых запрещается: распоряжение Правительства РФ от 25.07.2017 № 1589-р.</w:t>
-      </w:r>
-    </w:p>
-    <w:p>
-      <w:pPr>
-        <w:ind w:firstLine="0"/>
-        <w:jc w:val="left"/>
-      </w:pPr>
-      <w:r>
-        <w:t>[О22] О специальной оценке условий труда: Федеральный закон от 28.12.2013 № 426-ФЗ.</w:t>
-      </w:r>
-    </w:p>
-    <w:p>
-      <w:pPr>
-        <w:ind w:firstLine="0"/>
-        <w:jc w:val="left"/>
-      </w:pPr>
-      <w:r>
-        <w:t>[О23] Об утверждении Методики проведения специальной оценки условий труда, Классификатора вредных и (или) опасных производственных факторов, формы отчета о проведении специальной оценки условий труда и инструкции по ее заполнению: приказ Минтруда России от 21.11.2023 № 817н.</w:t>
       </w:r>
     </w:p>
     <w:sectPr>
@@ -10786,7 +10562,7 @@
         <w:rFonts w:asciiTheme="minorHAnsi" w:eastAsiaTheme="minorEastAsia" w:hAnsiTheme="minorHAnsi" w:cstheme="minorBidi"/>
         <w:sz w:val="22"/>
         <w:szCs w:val="22"/>
-        <w:lang w:val="en-US" w:eastAsia="en-US" w:bidi="ar-SA"/>
+        <w:lang w:val="ru-RU" w:eastAsia="ru-RU" w:bidi="ru-RU"/>
       </w:rPr>
     </w:rPrDefault>
     <w:pPrDefault>
@@ -10950,6 +10726,7 @@
       <w:i w:val="0"/>
       <w:color w:val="000000"/>
       <w:sz w:val="28"/>
+      <w:lang w:val="ru-RU" w:eastAsia="ru-RU"/>
     </w:rPr>
   </w:style>
   <w:style w:type="paragraph" w:styleId="Header">
@@ -11008,8 +10785,8 @@
       <w:keepNext/>
       <w:keepLines/>
       <w:spacing w:before="240" w:after="120" w:line="360" w:lineRule="auto"/>
-      <w:ind w:firstLine="0"/>
-      <w:jc w:val="center"/>
+      <w:ind w:firstLine="709"/>
+      <w:jc w:val="left"/>
       <w:outlineLvl w:val="0"/>
     </w:pPr>
     <w:rPr>
@@ -11035,8 +10812,8 @@
       <w:keepNext/>
       <w:keepLines/>
       <w:spacing w:before="240" w:after="120" w:line="360" w:lineRule="auto"/>
-      <w:ind w:firstLine="0"/>
-      <w:jc w:val="center"/>
+      <w:ind w:firstLine="709"/>
+      <w:jc w:val="left"/>
       <w:outlineLvl w:val="1"/>
     </w:pPr>
     <w:rPr>
@@ -11062,8 +10839,8 @@
       <w:keepNext/>
       <w:keepLines/>
       <w:spacing w:before="240" w:after="120" w:line="360" w:lineRule="auto"/>
-      <w:ind w:firstLine="0"/>
-      <w:jc w:val="center"/>
+      <w:ind w:firstLine="709"/>
+      <w:jc w:val="left"/>
       <w:outlineLvl w:val="2"/>
     </w:pPr>
     <w:rPr>

--- a/docs/ohrana_truda/Okhrana_truda_HaLow.docx
+++ b/docs/ohrana_truda/Okhrana_truda_HaLow.docx
@@ -32,7 +32,7 @@
     </w:p>
     <w:p>
       <w:r>
-        <w:t>В выпускной квалификационной работе исследуется эффективность применения технологии Wi-Fi HaLow (IEEE 802.11ah) для передачи данных с удалёнными объектами. Работа выполняется на персональной электронно-вычислительной машине (ПЭВМ) с подключённым к ней экспериментальным стендом из двух плат LilyGO T-HaLow (микроконтроллер ESP32-S3 и модуль Wi-Fi HaLow TX-AH-R900P с рабочей частотой 866 МГц) и модуля камеры OV5640. Настройка стенда и лабораторные измерения выполняются на рабочем месте в помещении, измерения на дистанции — на открытой полевой площадке.</w:t>
+        <w:t>В выпускной квалификационной работе исследуется эффективность применения технологии Wi-Fi HaLow (IEEE 802.11ah) для передачи данных с удалённых объектов. Работа выполняется на персональной электронно-вычислительной машине (ПЭВМ) с подключённым к ней экспериментальным стендом из двух плат LilyGO T-HaLow (микроконтроллер ESP32-S3 и модуль Wi-Fi HaLow TX-AH-R900P, рабочий канал — 867 МГц в полосе 866–868 МГц) и модуля камеры OV5640. Настройка стенда и лабораторные измерения выполняются на рабочем месте в помещении, измерения на дистанции — на открытой полевой площадке.</w:t>
       </w:r>
     </w:p>
     <w:p>
@@ -42,7 +42,7 @@
     </w:p>
     <w:p>
       <w:r>
-        <w:t>Работа выполняется одним специалистом в режиме пятидневной рабочей недели продолжительностью 8 ч с обеденным перерывом 1 ч, в положении сидя.</w:t>
+        <w:t>Работа выполняется одним специалистом в положении сидя при пятидневной рабочей неделе и продолжительности рабочего дня 8 ч с обеденным перерывом 1 ч.</w:t>
       </w:r>
     </w:p>
     <w:p>
@@ -649,12 +649,12 @@
     </w:p>
     <w:p>
       <w:r>
-        <w:t>Площадь на одно рабочее место пользователя ПЭВМ с жидкокристаллическим монитором должна составлять не менее 4,5 м² [48]. Фактическая площадь на одного работающего составляет 13,5 м², что удовлетворяет требованию.</w:t>
+        <w:t>Площадь на одно рабочее место пользователя ПЭВМ с жидкокристаллическим монитором должна составлять не менее 4,5 м² [49]. Фактическая площадь на одного работающего составляет 13,5 м², что удовлетворяет требованию.</w:t>
       </w:r>
     </w:p>
     <w:p>
       <w:r>
-        <w:t>Конструкция рабочего места и взаимное расположение его элементов должны соответствовать антропометрическим, физиологическим и психологическим требованиям [49, 50]. Сопоставление фактических параметров с нормативными приведено в таблице 5.2.</w:t>
+        <w:t>Конструкция рабочего места и взаимное расположение его элементов должны соответствовать антропометрическим, физиологическим и психологическим требованиям [50, 51]. Сопоставление фактических параметров с нормативными приведено в таблице 5.2.</w:t>
       </w:r>
     </w:p>
     <w:p>
@@ -1064,7 +1064,7 @@
     </w:p>
     <w:p>
       <w:r>
-        <w:t>Параметры стола, стула и пространства для ног соответствуют ГОСТ Р 50923-96 [50]. Для экрана 27″ проектное расстояние наблюдения стандартом не установлено [51]; при расстоянии 650 мм угловой размер знаков высотой 6 мм составляет 32′, что больше минимального значения 20′, то есть знаки различаются без напряжения зрения.</w:t>
+        <w:t>Параметры стола, стула и пространства для ног соответствуют ГОСТ Р 50923-96 [51]. Для экрана 27″ проектное расстояние наблюдения стандартом не установлено [52]; при расстоянии 650 мм угловой размер знаков высотой 6 мм составляет 32′, что больше минимального значения 20′, то есть знаки различаются без напряжения зрения.</w:t>
       </w:r>
     </w:p>
     <w:p>
@@ -1124,7 +1124,7 @@
     </w:p>
     <w:p>
       <w:r>
-        <w:t>На рабочем месте используются внешний жидкокристаллический монитор с IPS-матрицей диагональю 68,6 см (27″), разрешением 2560 × 1440, размером пикселя 0,233 мм и 16,7 млн цветов, а также внешняя цельная клавиатура. Корпуса монитора и клавиатуры чёрные матовые, без блестящих деталей. Визуальные параметры монитора нормируются ГОСТ Р 50948-2001 [51] и ГОСТ Р 50923-96, параметры клавиатуры — ГОСТ Р ИСО 9241-4-2009 [52]. Сопоставление приведено в таблице 5.3.</w:t>
+        <w:t>На рабочем месте используются внешний жидкокристаллический монитор с IPS-матрицей диагональю 68,6 см (27″), разрешением 2560 × 1440, размером пикселя 0,233 мм и 16,7 млн цветов, а также внешняя цельная клавиатура. Корпуса монитора и клавиатуры чёрные матовые, без блестящих деталей. Визуальные параметры монитора нормируются ГОСТ Р 50948-2001 [52] и ГОСТ Р 50923-96, параметры клавиатуры — ГОСТ Р ИСО 9241-4-2009 [53]. Сопоставление приведено в таблице 5.3.</w:t>
       </w:r>
     </w:p>
     <w:p>
@@ -1971,7 +1971,7 @@
     </w:p>
     <w:p>
       <w:r>
-        <w:t>В соответствии с ГОСТ 12.0.003-2015 [53] на специалиста при выполнении работы могут воздействовать факторы, приведённые в таблице 5.4.</w:t>
+        <w:t>В соответствии с ГОСТ 12.0.003-2015 [54] на специалиста при выполнении работы могут воздействовать факторы, приведённые в таблице 5.4.</w:t>
       </w:r>
     </w:p>
     <w:p>
@@ -2290,7 +2290,7 @@
               <w:rPr>
                 <w:sz w:val="22"/>
               </w:rPr>
-              <w:t>Передатчики стенда (866 МГц, 2,4 ГГц)</w:t>
+              <w:t>Передатчики стенда (866–868 МГц, 2,4 ГГц)</w:t>
             </w:r>
           </w:p>
         </w:tc>
@@ -2518,7 +2518,7 @@
     </w:p>
     <w:p>
       <w:r>
-        <w:t>Микроклимат рабочего места характеризуется температурой, относительной влажностью и скоростью движения воздуха. Работа выполняется сидя, без систематических физических нагрузок, с энерготратами до 139 Вт, поэтому относится к категории Iа. Оптимальные значения показателей для этой категории установлены ГОСТ 12.1.005-88 [54], допустимые — СанПиН 1.2.3685-21 [55]. Помещение отапливается радиатором, расположенным под подоконником, и проветривается через окно.</w:t>
+        <w:t>Микроклимат рабочего места характеризуется температурой, относительной влажностью и скоростью движения воздуха. Работа выполняется сидя, без систематических физических нагрузок, с энерготратами до 139 Вт, поэтому относится к категории Iа. Оптимальные значения показателей для этой категории установлены ГОСТ 12.1.005-88 [55], допустимые — СанПиН 1.2.3685-21 [56]. Помещение отапливается радиатором, расположенным под подоконником, и проветривается через окно.</w:t>
       </w:r>
     </w:p>
     <w:p>
@@ -3278,7 +3278,7 @@
     </w:p>
     <w:p>
       <w:r>
-        <w:t>Нормируемые показатели освещения рабочих мест, оборудованных ПЭВМ, установлены СанПиН 1.2.3685-21 [55] и приведены в таблице 5.6.</w:t>
+        <w:t>Нормируемые показатели освещения рабочих мест, оборудованных ПЭВМ, установлены СанПиН 1.2.3685-21 [56] и приведены в таблице 5.6.</w:t>
       </w:r>
     </w:p>
     <w:p>
@@ -3616,7 +3616,7 @@
     </w:p>
     <w:p>
       <w:r>
-        <w:t>Проверка общего искусственного освещения выполняется методом коэффициента использования светового потока [56, 57]. Расчётная высота подвеса светильника над рабочей поверхностью:</w:t>
+        <w:t>Проверка общего искусственного освещения выполняется методом коэффициента использования светового потока [57, 58]. Расчётная высота подвеса светильника над рабочей поверхностью:</w:t>
       </w:r>
     </w:p>
     <w:tbl>
@@ -4116,7 +4116,7 @@
     </w:p>
     <w:p>
       <w:r>
-        <w:t>При индексе помещения i ≈ 1,1 и коэффициентах отражения потолка, стен (светлые обои) и пола (паркет) 70, 50 и 30 % коэффициент использования светового потока составляет η = 0,40 [57]. Освещённость рабочей поверхности, создаваемая существующей люстрой:</w:t>
+        <w:t>При индексе помещения i ≈ 1,1 и коэффициентах отражения потолка, стен (светлые обои) и пола (паркет) 70, 50 и 30 % коэффициент использования светового потока составляет η = 0,40 [58]. Освещённость рабочей поверхности, создаваемая существующей люстрой:</w:t>
       </w:r>
     </w:p>
     <w:tbl>
@@ -4384,7 +4384,7 @@
         </m:sSub>
       </m:oMath>
       <w:r>
-        <w:t xml:space="preserve"> – коэффициент запаса для светодиодных источников света в помещении с нормальными условиями среды, 1,25 (коэффициент эксплуатации 0,8) [56];</w:t>
+        <w:t xml:space="preserve"> – коэффициент запаса для светодиодных источников света в помещении с нормальными условиями среды, 1,25 (коэффициент эксплуатации 0,8) [57];</w:t>
       </w:r>
     </w:p>
     <w:p>
@@ -4471,7 +4471,7 @@
     </w:p>
     <w:p>
       <w:r>
-        <w:t>Существующее общее освещение (103 лк) не соответствует норме 300 лк, то есть условия труда по световой среде относятся к классу 3,1 (вредные). Кроме того, открытые лампы люстры не ограничивают блёскость. Поэтому предлагается заменить люстру светодиодными панелями. Необходимый суммарный световой поток светильников общего освещения:</w:t>
+        <w:t>Существующее общее освещение (103 лк) не соответствует норме 300 лк, то есть условия труда по световой среде относятся к классу 3.1 (вредные). Кроме того, открытые лампы люстры не ограничивают блёскость. Поэтому предлагается заменить люстру светодиодными панелями. Необходимый суммарный световой поток светильников общего освещения:</w:t>
       </w:r>
     </w:p>
     <w:tbl>
@@ -5046,7 +5046,7 @@
     </w:p>
     <w:p>
       <w:r>
-        <w:t>Шум снижает внимание и работоспособность и повышает утомляемость. Для рабочих мест, где ведётся научная деятельность, конструирование, проектирование и программирование, нормативный эквивалентный уровень звука составляет 50 дБА [55]. Суммарный уровень шума от нескольких источников определяется энергетическим суммированием:</w:t>
+        <w:t>Шум снижает внимание и работоспособность и повышает утомляемость. Для рабочих мест, где ведётся научная деятельность, конструирование, проектирование и программирование, нормативный эквивалентный уровень звука составляет 50 дБА [56]. Суммарный уровень шума от нескольких источников определяется энергетическим суммированием:</w:t>
       </w:r>
     </w:p>
     <w:tbl>
@@ -5559,7 +5559,7 @@
     </w:p>
     <w:p>
       <w:r>
-        <w:t>Источниками электромагнитных полей на рабочем месте являются ПЭВМ и передатчики экспериментального стенда. Современные жидкокристаллические мониторы и ноутбуки не создают значимых электромагнитных полей, поэтому основное внимание уделяется радиочастотному излучению стенда: модуль Wi-Fi HaLow работает на частоте 866 МГц с максимальной мощностью передатчика 20 дБм [58].</w:t>
+        <w:t>Источниками электромагнитных полей на рабочем месте являются ПЭВМ и передатчики экспериментального стенда. Современные жидкокристаллические мониторы и ноутбуки не создают значимых электромагнитных полей, поэтому основное внимание уделяется радиочастотному излучению стенда: модуль Wi-Fi HaLow работает в полосе 866–868 МГц. Для оценки принят наихудший случай — режим лабораторного этапа: частота 866 МГц и наибольшая мощность передатчика 20 дБм [59] (в рабочей конфигурации мощность не превышает 14 дБм).</w:t>
       </w:r>
     </w:p>
     <w:p>
@@ -5960,7 +5960,7 @@
     </w:p>
     <w:p>
       <w:r>
-        <w:t>Предельно допустимый уровень ППЭ для работающих определяется допустимой энергетической экспозицией за рабочую смену [55]:</w:t>
+        <w:t>Предельно допустимый уровень ППЭ для работающих определяется допустимой энергетической экспозицией за рабочую смену [56]:</w:t>
       </w:r>
     </w:p>
     <w:tbl>
@@ -6162,7 +6162,7 @@
         </m:sSub>
       </m:oMath>
       <w:r>
-        <w:t xml:space="preserve"> – ПДУ энергетической экспозиции в диапазоне 300 МГц — 300 ГГц, 200 (мкВт/см²)·ч; </w:t>
+        <w:t xml:space="preserve"> – ПДУ энергетической экспозиции в диапазоне 300 МГц – 300 ГГц, 200 (мкВт/см²)·ч; </w:t>
       </w:r>
       <m:oMath>
         <m:r>
@@ -6178,7 +6178,7 @@
     </w:p>
     <w:p>
       <w:r>
-        <w:t>Даже при непрерывной работе передатчика на максимальной мощности ППЭ на рабочем месте (6,35 мкВт/см²) ниже как ПДУ для работающих (25 мкВт/см²), так и более строгого ПДУ для населения (10 мкВт/см²) [55]. Фактически передатчик излучает в импульсном режиме, и средняя ППЭ ещё ниже. Расстояние, на котором ППЭ снижается до ПДУ для населения:</w:t>
+        <w:t>Даже при непрерывной работе передатчика на максимальной мощности ППЭ на рабочем месте (6,35 мкВт/см²) ниже как ПДУ для работающих (25 мкВт/см²), так и более строгого ПДУ для населения (10 мкВт/см²) [56]. Фактически передатчик излучает в импульсном режиме, и средняя ППЭ ещё ниже. Расстояние, на котором ППЭ снижается до ПДУ для населения:</w:t>
       </w:r>
     </w:p>
     <w:tbl>
@@ -6363,7 +6363,7 @@
     </w:p>
     <w:p>
       <w:r>
-        <w:t>ПЭВМ и зарядные устройства питаются от однофазной сети переменного тока напряжением 220 В частотой 50 Гц. Электропроводка помещения разделена на две группы — освещение и розетки, её проверка проводится один раз в год. По опасности поражения электрическим током помещение относится к помещениям без повышенной опасности (ПУЭ, п. 1.1.13): оно сухое, с нормальной температурой, непроводящим полом (деревянный паркет) и без токопроводящей пыли [59]. Предельно допустимые значения напряжения прикосновения и тока при нормальном (неаварийном) режиме электроустановки для переменного тока 50 Гц составляют 2 В и 0,3 мА [60]. Предельно допустимые значения при аварийном режиме бытовых электроустановок напряжением до 1000 В частотой 50 Гц приведены в таблице 5.8.</w:t>
+        <w:t>ПЭВМ и зарядные устройства питаются от однофазной сети переменного тока напряжением 220 В частотой 50 Гц. Электропроводка помещения разделена на две группы — освещение и розетки, её проверка проводится один раз в год. По опасности поражения электрическим током помещение относится к помещениям без повышенной опасности (ПУЭ, п. 1.1.13): оно сухое, с нормальной температурой, непроводящим полом (деревянный паркет) и без токопроводящей пыли [60]. Предельно допустимые значения напряжения прикосновения и тока при нормальном (неаварийном) режиме электроустановки для переменного тока 50 Гц составляют 2 В и 0,3 мА [61]. Предельно допустимые значения при аварийном режиме бытовых электроустановок напряжением до 1000 В частотой 50 Гц приведены в таблице 5.8.</w:t>
       </w:r>
     </w:p>
     <w:p>
@@ -7226,12 +7226,12 @@
     </w:p>
     <w:p>
       <w:r>
-        <w:t>Требования пожарной безопасности установлены Федеральным законом № 123-ФЗ [61] и Правилами противопожарного режима в Российской Федерации [62]. Возможные причины пожара на рабочем месте — короткое замыкание и перегрузка электрической сети, а также тепловой разгон литий-ионных аккумуляторов 18650, используемых для автономного питания плат при полевых измерениях.</w:t>
+        <w:t>Требования пожарной безопасности установлены Федеральным законом № 123-ФЗ [62] и Правилами противопожарного режима в Российской Федерации [63]. Возможные причины пожара на рабочем месте — короткое замыкание и перегрузка электрической сети, а также тепловой разгон литий-ионных аккумуляторов 18650, используемых для автономного питания плат при полевых измерениях.</w:t>
       </w:r>
     </w:p>
     <w:p>
       <w:r>
-        <w:t>Рабочее место расположено в жилой квартире многоквартирного дома, относящегося к классу функциональной пожарной опасности Ф1.3 (ст. 32 Федерального закона № 123-ФЗ [61]). Категорирование помещений по взрывопожарной и пожарной опасности (категории А, Б, В1–В4, Г, Д) установлено для помещений производственного и складского назначения [63] и к жилому помещению не применяется. Горючие материалы в помещении — мебель из древесины и ДСП, бумага, пластиковые корпуса оборудования; легковоспламеняющиеся и горючие жидкости, горючие газы и пыли отсутствуют.</w:t>
+        <w:t>Рабочее место расположено в жилой квартире многоквартирного дома, относящегося к классу функциональной пожарной опасности Ф1.3 (ст. 32 Федерального закона № 123-ФЗ [62]). Категорирование помещений по взрывопожарной и пожарной опасности (категории А, Б, В1–В4, Г, Д) установлено для помещений производственного и складского назначения [64] и к жилому помещению не применяется. Горючие материалы в помещении — мебель из древесины и ДСП, бумага, пластиковые корпуса оборудования; легковоспламеняющиеся и горючие жидкости, горючие газы и пыли отсутствуют.</w:t>
       </w:r>
     </w:p>
     <w:p>
@@ -7268,7 +7268,7 @@
         <w:t xml:space="preserve">– </w:t>
       </w:r>
       <w:r>
-        <w:t>в помещении установлен углекислотный огнетушитель ОУ-3, пригодный для тушения электрооборудования под напряжением до 1000 В [64].</w:t>
+        <w:t>в помещении установлен углекислотный огнетушитель ОУ-3, пригодный для тушения электрооборудования под напряжением до 1000 В [65].</w:t>
       </w:r>
     </w:p>
     <w:p>
@@ -7286,7 +7286,7 @@
     </w:p>
     <w:p>
       <w:r>
-        <w:t>Психофизиологические факторы трудового процесса характеризуются его тяжестью (физическая нагрузка) и напряжённостью (нагрузка на центральную нервную систему, органы чувств и эмоциональную сферу). Классы условий труда по этим показателям определяются по Р 2.2.2006-05 [65].</w:t>
+        <w:t>Психофизиологические факторы трудового процесса характеризуются его тяжестью (физическая нагрузка) и напряжённостью (нагрузка на центральную нервную систему, органы чувств и эмоциональную сферу). Классы условий труда по этим показателям определяются по Р 2.2.2006-05 [66].</w:t>
       </w:r>
     </w:p>
     <w:p>
@@ -7872,7 +7872,7 @@
     </w:p>
     <w:p>
       <w:r>
-        <w:t>Напряжённость трудового процесса оценивается по 23 показателям; учитываются все показатели, по каждому определяется свой класс [65]. Результаты оценки приведены в таблице 5.10.</w:t>
+        <w:t>Напряжённость трудового процесса оценивается по 23 показателям; учитываются все показатели, по каждому определяется свой класс [66]. Результаты оценки приведены в таблице 5.10.</w:t>
       </w:r>
     </w:p>
     <w:p>
@@ -8043,7 +8043,7 @@
               <w:rPr>
                 <w:sz w:val="20"/>
               </w:rPr>
-              <w:t>3,2</w:t>
+              <w:t>3.2</w:t>
             </w:r>
           </w:p>
         </w:tc>
@@ -8102,7 +8102,7 @@
               <w:rPr>
                 <w:sz w:val="20"/>
               </w:rPr>
-              <w:t>3,1</w:t>
+              <w:t>3.1</w:t>
             </w:r>
           </w:p>
         </w:tc>
@@ -8599,7 +8599,7 @@
               <w:rPr>
                 <w:sz w:val="20"/>
               </w:rPr>
-              <w:t>3,1</w:t>
+              <w:t>3.1</w:t>
             </w:r>
           </w:p>
         </w:tc>
@@ -9522,7 +9522,7 @@
     </w:p>
     <w:p>
       <w:r>
-        <w:t>По методике оценки напряжённости трудового процесса условия труда признаются допустимыми (класс 2), если 6 и более показателей отнесены ко 2 классу, а остальные — к 1 классу, либо если от 1 до 5 показателей отнесены к классам 3.1 и (или) 3.2, а остальные имеют оценку 1 и (или) 2 класса [65]. В данном случае 3 показателя отнесены к вредному классу: содержание работы (творческая деятельность, характерная для научных работников), оценка сигналов (сопоставление измеренных параметров с теоретическими) и продолжительность работы с экраном. Следовательно, напряжённость трудового процесса соответствует классу 2 (допустимый).</w:t>
+        <w:t>По методике оценки напряжённости трудового процесса условия труда признаются допустимыми (класс 2), если 6 и более показателей отнесены ко 2 классу, а остальные — к 1 классу, либо если от 1 до 5 показателей отнесены к классам 3.1 и (или) 3.2, а остальные имеют оценку 1 и (или) 2 класса [66]. В данном случае 3 показателя отнесены к вредному классу: содержание работы (творческая деятельность, характерная для научных работников), оценка сигналов (сопоставление измеренных параметров с теоретическими) и продолжительность работы с экраном. Следовательно, напряжённость трудового процесса соответствует классу 2 (допустимый).</w:t>
       </w:r>
     </w:p>
     <w:p>
@@ -9540,7 +9540,7 @@
     </w:p>
     <w:p>
       <w:r>
-        <w:t>Измерения на дистанции выполняются на открытой площадке в октябре — ноябре двумя исполнителями, находящимися у передающего и приёмного пунктов. При работе на открытой территории в холодный период года соблюдается режим работы с перерывами на обогрев [66], используется одежда по погоде. Измерения не проводятся во время грозы; штативы с антеннами устанавливаются вне проезжей части и пешеходных путей. Исполнители поддерживают связь по мобильному телефону и имеют при себе аптечку первой помощи.</w:t>
+        <w:t>Измерения на дистанции выполняются на открытой площадке в октябре — ноябре двумя исполнителями, находящимися у передающего и приёмного пунктов. При работе на открытой территории в холодный период года соблюдается режим работы с перерывами на обогрев [67], используется одежда по погоде. Измерения не проводятся во время грозы; штативы с антеннами устанавливаются вне проезжей части и пешеходных путей. Исполнители поддерживают связь по мобильному телефону и имеют при себе аптечку первой помощи.</w:t>
       </w:r>
     </w:p>
     <w:p>
@@ -9569,7 +9569,7 @@
         <w:t xml:space="preserve">– </w:t>
       </w:r>
       <w:r>
-        <w:t>Отработавшие литий-ионные аккумуляторы и вышедшие из строя электронные компоненты запрещается выбрасывать вместе с бытовыми отходами: они содержат полезные компоненты, захоронение которых запрещено [67, 68], и передаются в специализированные пункты приёма на утилизацию.</w:t>
+        <w:t>Отработавшие литий-ионные аккумуляторы и вышедшие из строя электронные компоненты запрещается выбрасывать вместе с бытовыми отходами: они содержат полезные компоненты, захоронение которых запрещено [68, 69], и передаются в специализированные пункты приёма на утилизацию.</w:t>
       </w:r>
     </w:p>
     <w:p>
@@ -9590,7 +9590,7 @@
     </w:p>
     <w:p>
       <w:r>
-        <w:t>Классы условий труда установлены Федеральным законом № 426-ФЗ [69]; оценка по отдельным факторам и итоговый класс определяются по Методике проведения специальной оценки условий труда [70]: итоговый класс равен наивысшему из классов по отдельным факторам. Результаты оценки приведены в таблице 5.11.</w:t>
+        <w:t>Классы условий труда установлены Федеральным законом № 426-ФЗ [70]; оценка по отдельным факторам и итоговый класс определяются по Методике проведения специальной оценки условий труда [71]: итоговый класс равен наивысшему из классов по отдельным факторам. Результаты оценки приведены в таблице 5.11.</w:t>
       </w:r>
     </w:p>
     <w:p>
@@ -9876,7 +9876,7 @@
               <w:rPr>
                 <w:sz w:val="22"/>
               </w:rPr>
-              <w:t>3,1 → 2</w:t>
+              <w:t>3.1 → 2</w:t>
             </w:r>
           </w:p>
         </w:tc>
@@ -9981,7 +9981,7 @@
               <w:rPr>
                 <w:sz w:val="22"/>
               </w:rPr>
-              <w:t>ЭМП 300 МГц — 300 ГГц</w:t>
+              <w:t>ЭМП 300 МГц – 300 ГГц</w:t>
             </w:r>
           </w:p>
         </w:tc>

--- a/docs/ohrana_truda/Okhrana_truda_HaLow.docx
+++ b/docs/ohrana_truda/Okhrana_truda_HaLow.docx
@@ -649,12 +649,12 @@
     </w:p>
     <w:p>
       <w:r>
-        <w:t>Площадь на одно рабочее место пользователя ПЭВМ с жидкокристаллическим монитором должна составлять не менее 4,5 м² [49]. Фактическая площадь на одного работающего составляет 13,5 м², что удовлетворяет требованию.</w:t>
+        <w:t>Площадь на одно рабочее место пользователя ПЭВМ с жидкокристаллическим монитором должна составлять не менее 4,5 м² [48]. Фактическая площадь на одного работающего составляет 13,5 м², что удовлетворяет требованию.</w:t>
       </w:r>
     </w:p>
     <w:p>
       <w:r>
-        <w:t>Конструкция рабочего места и взаимное расположение его элементов должны соответствовать антропометрическим, физиологическим и психологическим требованиям [50, 51]. Сопоставление фактических параметров с нормативными приведено в таблице 5.2.</w:t>
+        <w:t>Конструкция рабочего места и взаимное расположение его элементов должны соответствовать антропометрическим, физиологическим и психологическим требованиям [49, 50]. Сопоставление фактических параметров с нормативными приведено в таблице 5.2.</w:t>
       </w:r>
     </w:p>
     <w:p>
@@ -1064,12 +1064,12 @@
     </w:p>
     <w:p>
       <w:r>
-        <w:t>Параметры стола, стула и пространства для ног соответствуют ГОСТ Р 50923-96 [51]. Для экрана 27″ проектное расстояние наблюдения стандартом не установлено [52]; при расстоянии 650 мм угловой размер знаков высотой 6 мм составляет 32′, что больше минимального значения 20′, то есть знаки различаются без напряжения зрения.</w:t>
+        <w:t>Параметры стола, стула и пространства для ног соответствуют ГОСТ Р 50923-96 [50]. Для экрана 27″ проектное расстояние наблюдения стандартом не установлено [51]; при расстоянии 650 мм угловой размер знаков высотой 6 мм составляет 32′, что больше минимального значения 20′, то есть знаки различаются без напряжения зрения.</w:t>
       </w:r>
     </w:p>
     <w:p>
       <w:r>
-        <w:t>Компоновка рабочего места и положение специалиста показаны на рисунке 5.2. Верхний край экрана находится ниже уровня глаз, линия взгляда на центр экрана наклонена к горизонтали примерно на 20°, руки при работе с клавиатурой согнуты в локтях под углом, близким к прямому, стопы стоят на полу.</w:t>
+        <w:t>Компоновка рабочего места и положение специалиста показаны на рисунке 5.2. Верхний край экрана находится ниже уровня глаз, линия взгляда на центр экрана наклонена к горизонтали на 25°, руки при работе с клавиатурой согнуты в локтях под углом, близким к прямому, стопы стоят на полу.</w:t>
       </w:r>
     </w:p>
     <w:p>
@@ -1124,7 +1124,7 @@
     </w:p>
     <w:p>
       <w:r>
-        <w:t>На рабочем месте используются внешний жидкокристаллический монитор с IPS-матрицей диагональю 68,6 см (27″), разрешением 2560 × 1440, размером пикселя 0,233 мм и 16,7 млн цветов, а также внешняя цельная клавиатура. Корпуса монитора и клавиатуры чёрные матовые, без блестящих деталей. Визуальные параметры монитора нормируются ГОСТ Р 50948-2001 [52] и ГОСТ Р 50923-96, параметры клавиатуры — ГОСТ Р ИСО 9241-4-2009 [53]. Сопоставление приведено в таблице 5.3.</w:t>
+        <w:t>На рабочем месте используются внешний жидкокристаллический монитор с IPS-матрицей диагональю 68,6 см (27″), разрешением 2560 × 1440, размером пикселя 0,233 мм и 16,7 млн цветов, а также внешняя цельная клавиатура. Корпуса монитора и клавиатуры чёрные матовые, без блестящих деталей. Визуальные параметры монитора нормируются ГОСТ Р 50948-2001 [51] и ГОСТ Р 50923-96, параметры клавиатуры — ГОСТ Р ИСО 9241-4-2009 [52]. Сопоставление приведено в таблице 5.3.</w:t>
       </w:r>
     </w:p>
     <w:p>
@@ -1318,7 +1318,7 @@
               <w:rPr>
                 <w:sz w:val="22"/>
               </w:rPr>
-              <w:t>не более 60</w:t>
+              <w:t>не более 40</w:t>
             </w:r>
           </w:p>
         </w:tc>
@@ -1971,7 +1971,7 @@
     </w:p>
     <w:p>
       <w:r>
-        <w:t>В соответствии с ГОСТ 12.0.003-2015 [54] на специалиста при выполнении работы могут воздействовать факторы, приведённые в таблице 5.4.</w:t>
+        <w:t>В соответствии с ГОСТ 12.0.003-2015 [53] на специалиста при выполнении работы могут воздействовать факторы, приведённые в таблице 5.4.</w:t>
       </w:r>
     </w:p>
     <w:p>
@@ -2518,7 +2518,7 @@
     </w:p>
     <w:p>
       <w:r>
-        <w:t>Микроклимат рабочего места характеризуется температурой, относительной влажностью и скоростью движения воздуха. Работа выполняется сидя, без систематических физических нагрузок, с энерготратами до 139 Вт, поэтому относится к категории Iа. Оптимальные значения показателей для этой категории установлены ГОСТ 12.1.005-88 [55], допустимые — СанПиН 1.2.3685-21 [56]. Помещение отапливается радиатором, расположенным под подоконником, и проветривается через окно.</w:t>
+        <w:t>Микроклимат рабочего места характеризуется температурой, относительной влажностью и скоростью движения воздуха. Работа выполняется сидя, без систематических физических нагрузок, с энерготратами до 139 Вт, поэтому относится к категории Iа. Оптимальные значения показателей для этой категории установлены ГОСТ 12.1.005-88 [54], допустимые — СанПиН 1.2.3685-21 [55]. Помещение отапливается радиатором, расположенным под подоконником, и проветривается через окно.</w:t>
       </w:r>
     </w:p>
     <w:p>
@@ -3278,7 +3278,7 @@
     </w:p>
     <w:p>
       <w:r>
-        <w:t>Нормируемые показатели освещения рабочих мест, оборудованных ПЭВМ, установлены СанПиН 1.2.3685-21 [56] и приведены в таблице 5.6.</w:t>
+        <w:t>Нормируемые показатели освещения рабочих мест, оборудованных ПЭВМ, установлены СанПиН 1.2.3685-21 [55] и приведены в таблице 5.6.</w:t>
       </w:r>
     </w:p>
     <w:p>
@@ -3616,7 +3616,7 @@
     </w:p>
     <w:p>
       <w:r>
-        <w:t>Проверка общего искусственного освещения выполняется методом коэффициента использования светового потока [57, 58]. Расчётная высота подвеса светильника над рабочей поверхностью:</w:t>
+        <w:t>Проверка общего искусственного освещения выполняется методом коэффициента использования светового потока [56, 57]. Расчётная высота подвеса светильника над рабочей поверхностью:</w:t>
       </w:r>
     </w:p>
     <w:tbl>
@@ -4116,7 +4116,7 @@
     </w:p>
     <w:p>
       <w:r>
-        <w:t>При индексе помещения i ≈ 1,1 и коэффициентах отражения потолка, стен (светлые обои) и пола (паркет) 70, 50 и 30 % коэффициент использования светового потока составляет η = 0,40 [58]. Освещённость рабочей поверхности, создаваемая существующей люстрой:</w:t>
+        <w:t>При индексе помещения i ≈ 1,1 и коэффициентах отражения потолка, стен (светлые обои) и пола (паркет) 70, 50 и 30 % коэффициент использования светового потока составляет η = 0,40 [57]. Освещённость рабочей поверхности, создаваемая существующей люстрой:</w:t>
       </w:r>
     </w:p>
     <w:tbl>
@@ -4384,7 +4384,7 @@
         </m:sSub>
       </m:oMath>
       <w:r>
-        <w:t xml:space="preserve"> – коэффициент запаса для светодиодных источников света в помещении с нормальными условиями среды, 1,25 (коэффициент эксплуатации 0,8) [57];</w:t>
+        <w:t xml:space="preserve"> – коэффициент запаса для светодиодных источников света в помещении с нормальными условиями среды, 1,25 (коэффициент эксплуатации 0,8) [56];</w:t>
       </w:r>
     </w:p>
     <w:p>
@@ -5046,7 +5046,7 @@
     </w:p>
     <w:p>
       <w:r>
-        <w:t>Шум снижает внимание и работоспособность и повышает утомляемость. Для рабочих мест, где ведётся научная деятельность, конструирование, проектирование и программирование, нормативный эквивалентный уровень звука составляет 50 дБА [56]. Суммарный уровень шума от нескольких источников определяется энергетическим суммированием:</w:t>
+        <w:t>Шум снижает внимание и работоспособность и повышает утомляемость. Для рабочих мест, где ведётся научная деятельность, конструирование, проектирование и программирование, нормативный эквивалентный уровень звука составляет 50 дБА [55]. Суммарный уровень шума от нескольких источников определяется энергетическим суммированием:</w:t>
       </w:r>
     </w:p>
     <w:tbl>
@@ -5559,7 +5559,7 @@
     </w:p>
     <w:p>
       <w:r>
-        <w:t>Источниками электромагнитных полей на рабочем месте являются ПЭВМ и передатчики экспериментального стенда. Современные жидкокристаллические мониторы и ноутбуки не создают значимых электромагнитных полей, поэтому основное внимание уделяется радиочастотному излучению стенда: модуль Wi-Fi HaLow работает в полосе 866–868 МГц. Для оценки принят наихудший случай — режим лабораторного этапа: частота 866 МГц и наибольшая мощность передатчика 20 дБм [59] (в рабочей конфигурации мощность не превышает 14 дБм).</w:t>
+        <w:t>Источниками электромагнитных полей на рабочем месте являются ПЭВМ и передатчики экспериментального стенда. Современные жидкокристаллические мониторы и ноутбуки не создают значимых электромагнитных полей, поэтому основное внимание уделяется радиочастотному излучению стенда: модуль Wi-Fi HaLow работает в полосе 866–868 МГц. Для оценки принят наихудший случай — режим лабораторного этапа: частота 866 МГц и наибольшая мощность передатчика 20 дБм [58] (в рабочей конфигурации мощность не превышает 14 дБм).</w:t>
       </w:r>
     </w:p>
     <w:p>
@@ -5960,7 +5960,7 @@
     </w:p>
     <w:p>
       <w:r>
-        <w:t>Предельно допустимый уровень ППЭ для работающих определяется допустимой энергетической экспозицией за рабочую смену [56]:</w:t>
+        <w:t>Предельно допустимый уровень ППЭ для работающих определяется допустимой энергетической экспозицией за рабочую смену [55]:</w:t>
       </w:r>
     </w:p>
     <w:tbl>
@@ -6178,7 +6178,7 @@
     </w:p>
     <w:p>
       <w:r>
-        <w:t>Даже при непрерывной работе передатчика на максимальной мощности ППЭ на рабочем месте (6,35 мкВт/см²) ниже как ПДУ для работающих (25 мкВт/см²), так и более строгого ПДУ для населения (10 мкВт/см²) [56]. Фактически передатчик излучает в импульсном режиме, и средняя ППЭ ещё ниже. Расстояние, на котором ППЭ снижается до ПДУ для населения:</w:t>
+        <w:t>Даже при непрерывной работе передатчика на максимальной мощности ППЭ на рабочем месте (6,35 мкВт/см²) ниже как ПДУ для работающих (25 мкВт/см²), так и более строгого ПДУ для населения (10 мкВт/см²) [55]. Фактически передатчик излучает в импульсном режиме, и средняя ППЭ ещё ниже. Расстояние, на котором ППЭ снижается до ПДУ для населения:</w:t>
       </w:r>
     </w:p>
     <w:tbl>
@@ -6350,7 +6350,7 @@
     </w:tbl>
     <w:p>
       <w:r>
-        <w:t>Для исключения воздействия платы стенда располагаются на расстоянии не менее 0,5 м от специалиста, а при полевых измерениях антенны устанавливаются на штативах вне зоны постоянного пребывания людей. Условия труда по электромагнитным полям допустимые (класс 2).</w:t>
+        <w:t>Для исключения воздействия платы стенда располагаются на расстоянии не менее 0,5 м от специалиста, а при полевых измерениях антенны размещаются вне зоны постоянного пребывания людей. Условия труда по электромагнитным полям допустимые (класс 2).</w:t>
       </w:r>
     </w:p>
     <w:p>
@@ -6363,7 +6363,7 @@
     </w:p>
     <w:p>
       <w:r>
-        <w:t>ПЭВМ и зарядные устройства питаются от однофазной сети переменного тока напряжением 220 В частотой 50 Гц. Электропроводка помещения разделена на две группы — освещение и розетки, её проверка проводится один раз в год. По опасности поражения электрическим током помещение относится к помещениям без повышенной опасности (ПУЭ, п. 1.1.13): оно сухое, с нормальной температурой, непроводящим полом (деревянный паркет) и без токопроводящей пыли [60]. Предельно допустимые значения напряжения прикосновения и тока при нормальном (неаварийном) режиме электроустановки для переменного тока 50 Гц составляют 2 В и 0,3 мА [61]. Предельно допустимые значения при аварийном режиме бытовых электроустановок напряжением до 1000 В частотой 50 Гц приведены в таблице 5.8.</w:t>
+        <w:t>ПЭВМ и зарядные устройства питаются от однофазной сети переменного тока напряжением 220 В частотой 50 Гц. Электропроводка помещения разделена на две группы — освещение и розетки, её проверка проводится один раз в год. По опасности поражения электрическим током помещение относится к помещениям без повышенной опасности (ПУЭ, п. 1.1.13): оно сухое, с нормальной температурой, непроводящим полом (деревянный паркет) и без токопроводящей пыли [59]. Предельно допустимые значения напряжения прикосновения и тока при нормальном (неаварийном) режиме электроустановки для переменного тока 50 Гц составляют 2 В и 0,3 мА [60]. Предельно допустимые значения при аварийном режиме бытовых электроустановок напряжением до 1000 В частотой 50 Гц приведены в таблице 5.8.</w:t>
       </w:r>
     </w:p>
     <w:p>
@@ -7226,12 +7226,12 @@
     </w:p>
     <w:p>
       <w:r>
-        <w:t>Требования пожарной безопасности установлены Федеральным законом № 123-ФЗ [62] и Правилами противопожарного режима в Российской Федерации [63]. Возможные причины пожара на рабочем месте — короткое замыкание и перегрузка электрической сети, а также тепловой разгон литий-ионных аккумуляторов 18650, используемых для автономного питания плат при полевых измерениях.</w:t>
+        <w:t>Требования пожарной безопасности установлены Федеральным законом № 123-ФЗ [61] и Правилами противопожарного режима в Российской Федерации [62]. Возможные причины пожара на рабочем месте — короткое замыкание и перегрузка электрической сети, а также тепловой разгон литий-ионных аккумуляторов 18650, используемых для автономного питания плат при полевых измерениях.</w:t>
       </w:r>
     </w:p>
     <w:p>
       <w:r>
-        <w:t>Рабочее место расположено в жилой квартире многоквартирного дома, относящегося к классу функциональной пожарной опасности Ф1.3 (ст. 32 Федерального закона № 123-ФЗ [62]). Категорирование помещений по взрывопожарной и пожарной опасности (категории А, Б, В1–В4, Г, Д) установлено для помещений производственного и складского назначения [64] и к жилому помещению не применяется. Горючие материалы в помещении — мебель из древесины и ДСП, бумага, пластиковые корпуса оборудования; легковоспламеняющиеся и горючие жидкости, горючие газы и пыли отсутствуют.</w:t>
+        <w:t>Рабочее место расположено в жилой квартире многоквартирного дома, относящегося к классу функциональной пожарной опасности Ф1.3 (ст. 32 Федерального закона № 123-ФЗ [61]). Категорирование помещений по взрывопожарной и пожарной опасности (категории А, Б, В1–В4, Г, Д) установлено для помещений производственного и складского назначения [63] и к жилому помещению не применяется. Горючие материалы в помещении — мебель из древесины и ДСП, бумага, пластиковые корпуса оборудования; легковоспламеняющиеся и горючие жидкости, горючие газы и пыли отсутствуют.</w:t>
       </w:r>
     </w:p>
     <w:p>
@@ -7268,7 +7268,7 @@
         <w:t xml:space="preserve">– </w:t>
       </w:r>
       <w:r>
-        <w:t>в помещении установлен углекислотный огнетушитель ОУ-3, пригодный для тушения электрооборудования под напряжением до 1000 В [65].</w:t>
+        <w:t>в помещении установлен углекислотный огнетушитель ОУ-3, пригодный для тушения электрооборудования под напряжением до 1000 В [64].</w:t>
       </w:r>
     </w:p>
     <w:p>
@@ -7286,7 +7286,7 @@
     </w:p>
     <w:p>
       <w:r>
-        <w:t>Психофизиологические факторы трудового процесса характеризуются его тяжестью (физическая нагрузка) и напряжённостью (нагрузка на центральную нервную систему, органы чувств и эмоциональную сферу). Классы условий труда по этим показателям определяются по Р 2.2.2006-05 [66].</w:t>
+        <w:t>Психофизиологические факторы трудового процесса характеризуются его тяжестью (физическая нагрузка) и напряжённостью (нагрузка на центральную нервную систему, органы чувств и эмоциональную сферу). Классы условий труда по этим показателям определяются по Р 2.2.2006-05 [65].</w:t>
       </w:r>
     </w:p>
     <w:p>
@@ -7486,7 +7486,7 @@
               <w:rPr>
                 <w:sz w:val="22"/>
               </w:rPr>
-              <w:t>До 5 кг (стенд, штативы) при чередовании с другой работой</w:t>
+              <w:t>До 5 кг (стенд) при чередовании с другой работой</w:t>
             </w:r>
           </w:p>
         </w:tc>
@@ -7872,7 +7872,7 @@
     </w:p>
     <w:p>
       <w:r>
-        <w:t>Напряжённость трудового процесса оценивается по 23 показателям; учитываются все показатели, по каждому определяется свой класс [66]. Результаты оценки приведены в таблице 5.10.</w:t>
+        <w:t>Напряжённость трудового процесса оценивается по 23 показателям; учитываются все показатели, по каждому определяется свой класс [65]. Результаты оценки приведены в таблице 5.10.</w:t>
       </w:r>
     </w:p>
     <w:p>
@@ -9522,7 +9522,7 @@
     </w:p>
     <w:p>
       <w:r>
-        <w:t>По методике оценки напряжённости трудового процесса условия труда признаются допустимыми (класс 2), если 6 и более показателей отнесены ко 2 классу, а остальные — к 1 классу, либо если от 1 до 5 показателей отнесены к классам 3.1 и (или) 3.2, а остальные имеют оценку 1 и (или) 2 класса [66]. В данном случае 3 показателя отнесены к вредному классу: содержание работы (творческая деятельность, характерная для научных работников), оценка сигналов (сопоставление измеренных параметров с теоретическими) и продолжительность работы с экраном. Следовательно, напряжённость трудового процесса соответствует классу 2 (допустимый).</w:t>
+        <w:t>По методике оценки напряжённости трудового процесса условия труда признаются допустимыми (класс 2), если 6 и более показателей отнесены ко 2 классу, а остальные — к 1 классу, либо если от 1 до 5 показателей отнесены к классам 3.1 и (или) 3.2, а остальные имеют оценку 1 и (или) 2 класса [65]. В данном случае 3 показателя отнесены к вредному классу: содержание работы (творческая деятельность, характерная для научных работников), оценка сигналов (сопоставление измеренных параметров с теоретическими) и продолжительность работы с экраном. Следовательно, напряжённость трудового процесса соответствует классу 2 (допустимый).</w:t>
       </w:r>
     </w:p>
     <w:p>
@@ -9540,7 +9540,7 @@
     </w:p>
     <w:p>
       <w:r>
-        <w:t>Измерения на дистанции выполняются на открытой площадке в октябре — ноябре двумя исполнителями, находящимися у передающего и приёмного пунктов. При работе на открытой территории в холодный период года соблюдается режим работы с перерывами на обогрев [67], используется одежда по погоде. Измерения не проводятся во время грозы; штативы с антеннами устанавливаются вне проезжей части и пешеходных путей. Исполнители поддерживают связь по мобильному телефону и имеют при себе аптечку первой помощи.</w:t>
+        <w:t>Измерения на дистанции выполняются на открытой площадке в октябре — ноябре двумя исполнителями, находящимися у передающего и приёмного пунктов. При работе на открытой территории в холодный период года соблюдается режим работы с перерывами на обогрев [66], используется одежда по погоде. Измерения не проводятся во время грозы; платы с антеннами размещаются вне проезжей части и пешеходных путей. Исполнители поддерживают связь по мобильному телефону и имеют при себе аптечку первой помощи.</w:t>
       </w:r>
     </w:p>
     <w:p>
@@ -9569,7 +9569,7 @@
         <w:t xml:space="preserve">– </w:t>
       </w:r>
       <w:r>
-        <w:t>Отработавшие литий-ионные аккумуляторы и вышедшие из строя электронные компоненты запрещается выбрасывать вместе с бытовыми отходами: они содержат полезные компоненты, захоронение которых запрещено [68, 69], и передаются в специализированные пункты приёма на утилизацию.</w:t>
+        <w:t>Отработавшие литий-ионные аккумуляторы и вышедшие из строя электронные компоненты запрещается выбрасывать вместе с бытовыми отходами: они содержат полезные компоненты, захоронение которых запрещено [67, 68], и передаются в специализированные пункты приёма на утилизацию.</w:t>
       </w:r>
     </w:p>
     <w:p>
@@ -9590,7 +9590,7 @@
     </w:p>
     <w:p>
       <w:r>
-        <w:t>Классы условий труда установлены Федеральным законом № 426-ФЗ [70]; оценка по отдельным факторам и итоговый класс определяются по Методике проведения специальной оценки условий труда [71]: итоговый класс равен наивысшему из классов по отдельным факторам. Результаты оценки приведены в таблице 5.11.</w:t>
+        <w:t>Классы условий труда установлены Федеральным законом № 426-ФЗ [69]; оценка по отдельным факторам и итоговый класс определяются по Методике проведения специальной оценки условий труда [70]: итоговый класс равен наивысшему из классов по отдельным факторам. Результаты оценки приведены в таблице 5.11.</w:t>
       </w:r>
     </w:p>
     <w:p>

--- a/docs/ohrana_truda/Okhrana_truda_HaLow.docx
+++ b/docs/ohrana_truda/Okhrana_truda_HaLow.docx
@@ -649,12 +649,12 @@
     </w:p>
     <w:p>
       <w:r>
-        <w:t>Площадь на одно рабочее место пользователя ПЭВМ с жидкокристаллическим монитором должна составлять не менее 4,5 м² [48]. Фактическая площадь на одного работающего составляет 13,5 м², что удовлетворяет требованию.</w:t>
+        <w:t>Площадь на одно рабочее место пользователя ПЭВМ с жидкокристаллическим монитором должна составлять не менее 4,5 м² [49]. Фактическая площадь на одного работающего составляет 13,5 м², что удовлетворяет требованию.</w:t>
       </w:r>
     </w:p>
     <w:p>
       <w:r>
-        <w:t>Конструкция рабочего места и взаимное расположение его элементов должны соответствовать антропометрическим, физиологическим и психологическим требованиям [49, 50]. Сопоставление фактических параметров с нормативными приведено в таблице 5.2.</w:t>
+        <w:t>Конструкция рабочего места и взаимное расположение его элементов должны соответствовать антропометрическим, физиологическим и психологическим требованиям [50, 51]. Сопоставление фактических параметров с нормативными приведено в таблице 5.2.</w:t>
       </w:r>
     </w:p>
     <w:p>
@@ -1064,7 +1064,7 @@
     </w:p>
     <w:p>
       <w:r>
-        <w:t>Параметры стола, стула и пространства для ног соответствуют ГОСТ Р 50923-96 [50]. Для экрана 27″ проектное расстояние наблюдения стандартом не установлено [51]; при расстоянии 650 мм угловой размер знаков высотой 6 мм составляет 32′, что больше минимального значения 20′, то есть знаки различаются без напряжения зрения.</w:t>
+        <w:t>Параметры стола, стула и пространства для ног соответствуют ГОСТ Р 50923-96 [51]. Для экрана 27″ проектное расстояние наблюдения стандартом не установлено [52]; при расстоянии 650 мм угловой размер знаков высотой 6 мм составляет 32′, что больше минимального значения 20′, то есть знаки различаются без напряжения зрения.</w:t>
       </w:r>
     </w:p>
     <w:p>
@@ -1124,7 +1124,7 @@
     </w:p>
     <w:p>
       <w:r>
-        <w:t>На рабочем месте используются внешний жидкокристаллический монитор с IPS-матрицей диагональю 68,6 см (27″), разрешением 2560 × 1440, размером пикселя 0,233 мм и 16,7 млн цветов, а также внешняя цельная клавиатура. Корпуса монитора и клавиатуры чёрные матовые, без блестящих деталей. Визуальные параметры монитора нормируются ГОСТ Р 50948-2001 [51] и ГОСТ Р 50923-96, параметры клавиатуры — ГОСТ Р ИСО 9241-4-2009 [52]. Сопоставление приведено в таблице 5.3.</w:t>
+        <w:t>На рабочем месте используются внешний жидкокристаллический монитор с IPS-матрицей диагональю 68,6 см (27″), разрешением 2560 × 1440, размером пикселя 0,233 мм и 16,7 млн цветов, а также внешняя цельная клавиатура. Корпуса монитора и клавиатуры чёрные матовые, без блестящих деталей. Визуальные параметры монитора нормируются ГОСТ Р 50948-2001 [52] и ГОСТ Р 50923-96, параметры клавиатуры — ГОСТ Р ИСО 9241-4-2009 [53]. Сопоставление приведено в таблице 5.3.</w:t>
       </w:r>
     </w:p>
     <w:p>
@@ -1971,7 +1971,7 @@
     </w:p>
     <w:p>
       <w:r>
-        <w:t>В соответствии с ГОСТ 12.0.003-2015 [53] на специалиста при выполнении работы могут воздействовать факторы, приведённые в таблице 5.4.</w:t>
+        <w:t>В соответствии с ГОСТ 12.0.003-2015 [54] на специалиста при выполнении работы могут воздействовать факторы, приведённые в таблице 5.4.</w:t>
       </w:r>
     </w:p>
     <w:p>
@@ -2518,7 +2518,7 @@
     </w:p>
     <w:p>
       <w:r>
-        <w:t>Микроклимат рабочего места характеризуется температурой, относительной влажностью и скоростью движения воздуха. Работа выполняется сидя, без систематических физических нагрузок, с энерготратами до 139 Вт, поэтому относится к категории Iа. Оптимальные значения показателей для этой категории установлены ГОСТ 12.1.005-88 [54], допустимые — СанПиН 1.2.3685-21 [55]. Помещение отапливается радиатором, расположенным под подоконником, и проветривается через окно.</w:t>
+        <w:t>Микроклимат рабочего места характеризуется температурой, относительной влажностью и скоростью движения воздуха. Работа выполняется сидя, без систематических физических нагрузок, с энерготратами до 139 Вт, поэтому относится к категории Iа. Оптимальные значения показателей для этой категории установлены ГОСТ 12.1.005-88 [55], допустимые — СанПиН 1.2.3685-21 [56]. Помещение отапливается радиатором, расположенным под подоконником, и проветривается через окно.</w:t>
       </w:r>
     </w:p>
     <w:p>
@@ -3278,7 +3278,7 @@
     </w:p>
     <w:p>
       <w:r>
-        <w:t>Нормируемые показатели освещения рабочих мест, оборудованных ПЭВМ, установлены СанПиН 1.2.3685-21 [55] и приведены в таблице 5.6.</w:t>
+        <w:t>Нормируемые показатели освещения рабочих мест, оборудованных ПЭВМ, установлены СанПиН 1.2.3685-21 [56] и приведены в таблице 5.6.</w:t>
       </w:r>
     </w:p>
     <w:p>
@@ -3616,7 +3616,7 @@
     </w:p>
     <w:p>
       <w:r>
-        <w:t>Проверка общего искусственного освещения выполняется методом коэффициента использования светового потока [56, 57]. Расчётная высота подвеса светильника над рабочей поверхностью:</w:t>
+        <w:t>Проверка общего искусственного освещения выполняется методом коэффициента использования светового потока [57, 58]. Расчётная высота подвеса светильника над рабочей поверхностью:</w:t>
       </w:r>
     </w:p>
     <w:tbl>
@@ -4116,7 +4116,7 @@
     </w:p>
     <w:p>
       <w:r>
-        <w:t>При индексе помещения i ≈ 1,1 и коэффициентах отражения потолка, стен (светлые обои) и пола (паркет) 70, 50 и 30 % коэффициент использования светового потока составляет η = 0,40 [57]. Освещённость рабочей поверхности, создаваемая существующей люстрой:</w:t>
+        <w:t>При индексе помещения i ≈ 1,1 и коэффициентах отражения потолка, стен (светлые обои) и пола (паркет) 70, 50 и 30 % коэффициент использования светового потока составляет η = 0,40 [58]. Освещённость рабочей поверхности, создаваемая существующей люстрой:</w:t>
       </w:r>
     </w:p>
     <w:tbl>
@@ -4384,7 +4384,7 @@
         </m:sSub>
       </m:oMath>
       <w:r>
-        <w:t xml:space="preserve"> – коэффициент запаса для светодиодных источников света в помещении с нормальными условиями среды, 1,25 (коэффициент эксплуатации 0,8) [56];</w:t>
+        <w:t xml:space="preserve"> – коэффициент запаса для светодиодных источников света в помещении с нормальными условиями среды, 1,25 (коэффициент эксплуатации 0,8) [57];</w:t>
       </w:r>
     </w:p>
     <w:p>
@@ -5046,7 +5046,7 @@
     </w:p>
     <w:p>
       <w:r>
-        <w:t>Шум снижает внимание и работоспособность и повышает утомляемость. Для рабочих мест, где ведётся научная деятельность, конструирование, проектирование и программирование, нормативный эквивалентный уровень звука составляет 50 дБА [55]. Суммарный уровень шума от нескольких источников определяется энергетическим суммированием:</w:t>
+        <w:t>Шум снижает внимание и работоспособность и повышает утомляемость. Для рабочих мест, где ведётся научная деятельность, конструирование, проектирование и программирование, нормативный эквивалентный уровень звука составляет 50 дБА [56]. Суммарный уровень шума от нескольких источников определяется энергетическим суммированием:</w:t>
       </w:r>
     </w:p>
     <w:tbl>
@@ -5559,7 +5559,7 @@
     </w:p>
     <w:p>
       <w:r>
-        <w:t>Источниками электромагнитных полей на рабочем месте являются ПЭВМ и передатчики экспериментального стенда. Современные жидкокристаллические мониторы и ноутбуки не создают значимых электромагнитных полей, поэтому основное внимание уделяется радиочастотному излучению стенда: модуль Wi-Fi HaLow работает в полосе 866–868 МГц. Для оценки принят наихудший случай — режим лабораторного этапа: частота 866 МГц и наибольшая мощность передатчика 20 дБм [58] (в рабочей конфигурации мощность не превышает 14 дБм).</w:t>
+        <w:t>Источниками электромагнитных полей на рабочем месте являются ПЭВМ и передатчики экспериментального стенда. Современные жидкокристаллические мониторы и ноутбуки не создают значимых электромагнитных полей, поэтому основное внимание уделяется радиочастотному излучению стенда: модуль Wi-Fi HaLow работает в полосе 866–868 МГц. Для оценки принят наихудший случай — режим лабораторного этапа: частота 866 МГц и наибольшая мощность передатчика 20 дБм [59] (в рабочей конфигурации мощность не превышает 14 дБм).</w:t>
       </w:r>
     </w:p>
     <w:p>
@@ -5960,7 +5960,7 @@
     </w:p>
     <w:p>
       <w:r>
-        <w:t>Предельно допустимый уровень ППЭ для работающих определяется допустимой энергетической экспозицией за рабочую смену [55]:</w:t>
+        <w:t>Предельно допустимый уровень ППЭ для работающих определяется допустимой энергетической экспозицией за рабочую смену [56]:</w:t>
       </w:r>
     </w:p>
     <w:tbl>
@@ -6178,7 +6178,7 @@
     </w:p>
     <w:p>
       <w:r>
-        <w:t>Даже при непрерывной работе передатчика на максимальной мощности ППЭ на рабочем месте (6,35 мкВт/см²) ниже как ПДУ для работающих (25 мкВт/см²), так и более строгого ПДУ для населения (10 мкВт/см²) [55]. Фактически передатчик излучает в импульсном режиме, и средняя ППЭ ещё ниже. Расстояние, на котором ППЭ снижается до ПДУ для населения:</w:t>
+        <w:t>Даже при непрерывной работе передатчика на максимальной мощности ППЭ на рабочем месте (6,35 мкВт/см²) ниже как ПДУ для работающих (25 мкВт/см²), так и более строгого ПДУ для населения (10 мкВт/см²) [56]. Фактически передатчик излучает в импульсном режиме, и средняя ППЭ ещё ниже. Расстояние, на котором ППЭ снижается до ПДУ для населения:</w:t>
       </w:r>
     </w:p>
     <w:tbl>
@@ -6363,7 +6363,7 @@
     </w:p>
     <w:p>
       <w:r>
-        <w:t>ПЭВМ и зарядные устройства питаются от однофазной сети переменного тока напряжением 220 В частотой 50 Гц. Электропроводка помещения разделена на две группы — освещение и розетки, её проверка проводится один раз в год. По опасности поражения электрическим током помещение относится к помещениям без повышенной опасности (ПУЭ, п. 1.1.13): оно сухое, с нормальной температурой, непроводящим полом (деревянный паркет) и без токопроводящей пыли [59]. Предельно допустимые значения напряжения прикосновения и тока при нормальном (неаварийном) режиме электроустановки для переменного тока 50 Гц составляют 2 В и 0,3 мА [60]. Предельно допустимые значения при аварийном режиме бытовых электроустановок напряжением до 1000 В частотой 50 Гц приведены в таблице 5.8.</w:t>
+        <w:t>ПЭВМ и зарядные устройства питаются от однофазной сети переменного тока напряжением 220 В частотой 50 Гц. Электропроводка помещения разделена на две группы — освещение и розетки, её проверка проводится один раз в год. По опасности поражения электрическим током помещение относится к помещениям без повышенной опасности (ПУЭ, п. 1.1.13): оно сухое, с нормальной температурой, непроводящим полом (деревянный паркет) и без токопроводящей пыли [60]. Предельно допустимые значения напряжения прикосновения и тока при нормальном (неаварийном) режиме электроустановки для переменного тока 50 Гц составляют 2 В и 0,3 мА [61]. Предельно допустимые значения при аварийном режиме бытовых электроустановок напряжением до 1000 В частотой 50 Гц приведены в таблице 5.8.</w:t>
       </w:r>
     </w:p>
     <w:p>
@@ -7226,12 +7226,12 @@
     </w:p>
     <w:p>
       <w:r>
-        <w:t>Требования пожарной безопасности установлены Федеральным законом № 123-ФЗ [61] и Правилами противопожарного режима в Российской Федерации [62]. Возможные причины пожара на рабочем месте — короткое замыкание и перегрузка электрической сети, а также тепловой разгон литий-ионных аккумуляторов 18650, используемых для автономного питания плат при полевых измерениях.</w:t>
+        <w:t>Требования пожарной безопасности установлены Федеральным законом № 123-ФЗ [62] и Правилами противопожарного режима в Российской Федерации [63]. Возможные причины пожара на рабочем месте — короткое замыкание и перегрузка электрической сети, а также тепловой разгон литий-ионных аккумуляторов 18650, используемых для автономного питания плат при полевых измерениях.</w:t>
       </w:r>
     </w:p>
     <w:p>
       <w:r>
-        <w:t>Рабочее место расположено в жилой квартире многоквартирного дома, относящегося к классу функциональной пожарной опасности Ф1.3 (ст. 32 Федерального закона № 123-ФЗ [61]). Категорирование помещений по взрывопожарной и пожарной опасности (категории А, Б, В1–В4, Г, Д) установлено для помещений производственного и складского назначения [63] и к жилому помещению не применяется. Горючие материалы в помещении — мебель из древесины и ДСП, бумага, пластиковые корпуса оборудования; легковоспламеняющиеся и горючие жидкости, горючие газы и пыли отсутствуют.</w:t>
+        <w:t>Рабочее место расположено в жилой квартире многоквартирного дома, относящегося к классу функциональной пожарной опасности Ф1.3 (ст. 32 Федерального закона № 123-ФЗ [62]). Категорирование помещений по взрывопожарной и пожарной опасности (категории А, Б, В1–В4, Г, Д) установлено для помещений производственного и складского назначения [64] и к жилому помещению не применяется. Горючие материалы в помещении — мебель из древесины и ДСП, бумага, пластиковые корпуса оборудования; легковоспламеняющиеся и горючие жидкости, горючие газы и пыли отсутствуют.</w:t>
       </w:r>
     </w:p>
     <w:p>
@@ -7268,7 +7268,7 @@
         <w:t xml:space="preserve">– </w:t>
       </w:r>
       <w:r>
-        <w:t>в помещении установлен углекислотный огнетушитель ОУ-3, пригодный для тушения электрооборудования под напряжением до 1000 В [64].</w:t>
+        <w:t>в помещении установлен углекислотный огнетушитель ОУ-3, пригодный для тушения электрооборудования под напряжением до 1000 В [65].</w:t>
       </w:r>
     </w:p>
     <w:p>
@@ -7286,7 +7286,7 @@
     </w:p>
     <w:p>
       <w:r>
-        <w:t>Психофизиологические факторы трудового процесса характеризуются его тяжестью (физическая нагрузка) и напряжённостью (нагрузка на центральную нервную систему, органы чувств и эмоциональную сферу). Классы условий труда по этим показателям определяются по Р 2.2.2006-05 [65].</w:t>
+        <w:t>Психофизиологические факторы трудового процесса характеризуются его тяжестью (физическая нагрузка) и напряжённостью (нагрузка на центральную нервную систему, органы чувств и эмоциональную сферу). Классы условий труда по этим показателям определяются по Р 2.2.2006-05 [66].</w:t>
       </w:r>
     </w:p>
     <w:p>
@@ -7872,7 +7872,7 @@
     </w:p>
     <w:p>
       <w:r>
-        <w:t>Напряжённость трудового процесса оценивается по 23 показателям; учитываются все показатели, по каждому определяется свой класс [65]. Результаты оценки приведены в таблице 5.10.</w:t>
+        <w:t>Напряжённость трудового процесса оценивается по 23 показателям; учитываются все показатели, по каждому определяется свой класс [66]. Результаты оценки приведены в таблице 5.10.</w:t>
       </w:r>
     </w:p>
     <w:p>
@@ -9522,7 +9522,7 @@
     </w:p>
     <w:p>
       <w:r>
-        <w:t>По методике оценки напряжённости трудового процесса условия труда признаются допустимыми (класс 2), если 6 и более показателей отнесены ко 2 классу, а остальные — к 1 классу, либо если от 1 до 5 показателей отнесены к классам 3.1 и (или) 3.2, а остальные имеют оценку 1 и (или) 2 класса [65]. В данном случае 3 показателя отнесены к вредному классу: содержание работы (творческая деятельность, характерная для научных работников), оценка сигналов (сопоставление измеренных параметров с теоретическими) и продолжительность работы с экраном. Следовательно, напряжённость трудового процесса соответствует классу 2 (допустимый).</w:t>
+        <w:t>По методике оценки напряжённости трудового процесса условия труда признаются допустимыми (класс 2), если 6 и более показателей отнесены ко 2 классу, а остальные — к 1 классу, либо если от 1 до 5 показателей отнесены к классам 3.1 и (или) 3.2, а остальные имеют оценку 1 и (или) 2 класса [66]. В данном случае 3 показателя отнесены к вредному классу: содержание работы (творческая деятельность, характерная для научных работников), оценка сигналов (сопоставление измеренных параметров с теоретическими) и продолжительность работы с экраном. Следовательно, напряжённость трудового процесса соответствует классу 2 (допустимый).</w:t>
       </w:r>
     </w:p>
     <w:p>
@@ -9540,7 +9540,7 @@
     </w:p>
     <w:p>
       <w:r>
-        <w:t>Измерения на дистанции выполняются на открытой площадке в октябре — ноябре двумя исполнителями, находящимися у передающего и приёмного пунктов. При работе на открытой территории в холодный период года соблюдается режим работы с перерывами на обогрев [66], используется одежда по погоде. Измерения не проводятся во время грозы; платы с антеннами размещаются вне проезжей части и пешеходных путей. Исполнители поддерживают связь по мобильному телефону и имеют при себе аптечку первой помощи.</w:t>
+        <w:t>Измерения на дистанции выполняются на открытой площадке в октябре — ноябре двумя исполнителями, находящимися у передающего и приёмного пунктов. При работе на открытой территории в холодный период года соблюдается режим работы с перерывами на обогрев [67], используется одежда по погоде. Измерения не проводятся во время грозы; платы с антеннами размещаются вне проезжей части и пешеходных путей. Исполнители поддерживают связь по мобильному телефону и имеют при себе аптечку первой помощи.</w:t>
       </w:r>
     </w:p>
     <w:p>
@@ -9569,7 +9569,7 @@
         <w:t xml:space="preserve">– </w:t>
       </w:r>
       <w:r>
-        <w:t>Отработавшие литий-ионные аккумуляторы и вышедшие из строя электронные компоненты запрещается выбрасывать вместе с бытовыми отходами: они содержат полезные компоненты, захоронение которых запрещено [67, 68], и передаются в специализированные пункты приёма на утилизацию.</w:t>
+        <w:t>Отработавшие литий-ионные аккумуляторы и вышедшие из строя электронные компоненты запрещается выбрасывать вместе с бытовыми отходами: они содержат полезные компоненты, захоронение которых запрещено [68, 69], и передаются в специализированные пункты приёма на утилизацию.</w:t>
       </w:r>
     </w:p>
     <w:p>
@@ -9590,7 +9590,7 @@
     </w:p>
     <w:p>
       <w:r>
-        <w:t>Классы условий труда установлены Федеральным законом № 426-ФЗ [69]; оценка по отдельным факторам и итоговый класс определяются по Методике проведения специальной оценки условий труда [70]: итоговый класс равен наивысшему из классов по отдельным факторам. Результаты оценки приведены в таблице 5.11.</w:t>
+        <w:t>Классы условий труда установлены Федеральным законом № 426-ФЗ [70]; оценка по отдельным факторам и итоговый класс определяются по Методике проведения специальной оценки условий труда [71]: итоговый класс равен наивысшему из классов по отдельным факторам. Результаты оценки приведены в таблице 5.11.</w:t>
       </w:r>
     </w:p>
     <w:p>

--- a/docs/ohrana_truda/Okhrana_truda_HaLow.docx
+++ b/docs/ohrana_truda/Okhrana_truda_HaLow.docx
@@ -649,12 +649,12 @@
     </w:p>
     <w:p>
       <w:r>
-        <w:t>Площадь на одно рабочее место пользователя ПЭВМ с жидкокристаллическим монитором должна составлять не менее 4,5 м² [49]. Фактическая площадь на одного работающего составляет 13,5 м², что удовлетворяет требованию.</w:t>
+        <w:t>Площадь на одно рабочее место пользователя ПЭВМ с жидкокристаллическим монитором должна составлять не менее 4,5 м² [44]. Фактическая площадь на одного работающего составляет 13,5 м², что удовлетворяет требованию.</w:t>
       </w:r>
     </w:p>
     <w:p>
       <w:r>
-        <w:t>Конструкция рабочего места и взаимное расположение его элементов должны соответствовать антропометрическим, физиологическим и психологическим требованиям [50, 51]. Сопоставление фактических параметров с нормативными приведено в таблице 5.2.</w:t>
+        <w:t>Конструкция рабочего места и взаимное расположение его элементов должны соответствовать антропометрическим, физиологическим и психологическим требованиям [45, 46]. Сопоставление фактических параметров с нормативными приведено в таблице 5.2.</w:t>
       </w:r>
     </w:p>
     <w:p>
@@ -1064,7 +1064,7 @@
     </w:p>
     <w:p>
       <w:r>
-        <w:t>Параметры стола, стула и пространства для ног соответствуют ГОСТ Р 50923-96 [51]. Для экрана 27″ проектное расстояние наблюдения стандартом не установлено [52]; при расстоянии 650 мм угловой размер знаков высотой 6 мм составляет 32′, что больше минимального значения 20′, то есть знаки различаются без напряжения зрения.</w:t>
+        <w:t>Параметры стола, стула и пространства для ног соответствуют ГОСТ Р 50923-96 [46]. Для экрана 27″ проектное расстояние наблюдения стандартом не установлено [47]; при расстоянии 650 мм угловой размер знаков высотой 6 мм составляет 32′, что больше минимального значения 20′, то есть знаки различаются без напряжения зрения.</w:t>
       </w:r>
     </w:p>
     <w:p>
@@ -1124,7 +1124,7 @@
     </w:p>
     <w:p>
       <w:r>
-        <w:t>На рабочем месте используются внешний жидкокристаллический монитор с IPS-матрицей диагональю 68,6 см (27″), разрешением 2560 × 1440, размером пикселя 0,233 мм и 16,7 млн цветов, а также внешняя цельная клавиатура. Корпуса монитора и клавиатуры чёрные матовые, без блестящих деталей. Визуальные параметры монитора нормируются ГОСТ Р 50948-2001 [52] и ГОСТ Р 50923-96, параметры клавиатуры — ГОСТ Р ИСО 9241-4-2009 [53]. Сопоставление приведено в таблице 5.3.</w:t>
+        <w:t>На рабочем месте используются внешний жидкокристаллический монитор с IPS-матрицей диагональю 68,6 см (27″), разрешением 2560 × 1440, размером пикселя 0,233 мм и 16,7 млн цветов, а также внешняя цельная клавиатура. Корпуса монитора и клавиатуры чёрные матовые, без блестящих деталей. Визуальные параметры монитора нормируются ГОСТ Р 50948-2001 [47] и ГОСТ Р 50923-96, параметры клавиатуры — ГОСТ Р ИСО 9241-4-2009 [48]. Сопоставление приведено в таблице 5.3.</w:t>
       </w:r>
     </w:p>
     <w:p>
@@ -1971,7 +1971,7 @@
     </w:p>
     <w:p>
       <w:r>
-        <w:t>В соответствии с ГОСТ 12.0.003-2015 [54] на специалиста при выполнении работы могут воздействовать факторы, приведённые в таблице 5.4.</w:t>
+        <w:t>В соответствии с ГОСТ 12.0.003-2015 [49] на специалиста при выполнении работы могут воздействовать факторы, приведённые в таблице 5.4.</w:t>
       </w:r>
     </w:p>
     <w:p>
@@ -2518,7 +2518,7 @@
     </w:p>
     <w:p>
       <w:r>
-        <w:t>Микроклимат рабочего места характеризуется температурой, относительной влажностью и скоростью движения воздуха. Работа выполняется сидя, без систематических физических нагрузок, с энерготратами до 139 Вт, поэтому относится к категории Iа. Оптимальные значения показателей для этой категории установлены ГОСТ 12.1.005-88 [55], допустимые — СанПиН 1.2.3685-21 [56]. Помещение отапливается радиатором, расположенным под подоконником, и проветривается через окно.</w:t>
+        <w:t>Микроклимат рабочего места характеризуется температурой, относительной влажностью и скоростью движения воздуха. Работа выполняется сидя, без систематических физических нагрузок, с энерготратами до 139 Вт, поэтому относится к категории Iа. Оптимальные значения показателей для этой категории установлены ГОСТ 12.1.005-88 [50], допустимые — СанПиН 1.2.3685-21 [51]. Помещение отапливается радиатором, расположенным под подоконником, и проветривается через окно.</w:t>
       </w:r>
     </w:p>
     <w:p>
@@ -3278,7 +3278,7 @@
     </w:p>
     <w:p>
       <w:r>
-        <w:t>Нормируемые показатели освещения рабочих мест, оборудованных ПЭВМ, установлены СанПиН 1.2.3685-21 [56] и приведены в таблице 5.6.</w:t>
+        <w:t>Нормируемые показатели освещения рабочих мест, оборудованных ПЭВМ, установлены СанПиН 1.2.3685-21 [51] и приведены в таблице 5.6.</w:t>
       </w:r>
     </w:p>
     <w:p>
@@ -3616,7 +3616,7 @@
     </w:p>
     <w:p>
       <w:r>
-        <w:t>Проверка общего искусственного освещения выполняется методом коэффициента использования светового потока [57, 58]. Расчётная высота подвеса светильника над рабочей поверхностью:</w:t>
+        <w:t>Проверка общего искусственного освещения выполняется методом коэффициента использования светового потока [52, 53]. Расчётная высота подвеса светильника над рабочей поверхностью:</w:t>
       </w:r>
     </w:p>
     <w:tbl>
@@ -4116,7 +4116,7 @@
     </w:p>
     <w:p>
       <w:r>
-        <w:t>При индексе помещения i ≈ 1,1 и коэффициентах отражения потолка, стен (светлые обои) и пола (паркет) 70, 50 и 30 % коэффициент использования светового потока составляет η = 0,40 [58]. Освещённость рабочей поверхности, создаваемая существующей люстрой:</w:t>
+        <w:t>При индексе помещения i ≈ 1,1 и коэффициентах отражения потолка, стен (светлые обои) и пола (паркет) 70, 50 и 30 % коэффициент использования светового потока составляет η = 0,40 [53]. Освещённость рабочей поверхности, создаваемая существующей люстрой:</w:t>
       </w:r>
     </w:p>
     <w:tbl>
@@ -4384,7 +4384,7 @@
         </m:sSub>
       </m:oMath>
       <w:r>
-        <w:t xml:space="preserve"> – коэффициент запаса для светодиодных источников света в помещении с нормальными условиями среды, 1,25 (коэффициент эксплуатации 0,8) [57];</w:t>
+        <w:t xml:space="preserve"> – коэффициент запаса для светодиодных источников света в помещении с нормальными условиями среды, 1,25 (коэффициент эксплуатации 0,8) [52];</w:t>
       </w:r>
     </w:p>
     <w:p>
@@ -5046,7 +5046,7 @@
     </w:p>
     <w:p>
       <w:r>
-        <w:t>Шум снижает внимание и работоспособность и повышает утомляемость. Для рабочих мест, где ведётся научная деятельность, конструирование, проектирование и программирование, нормативный эквивалентный уровень звука составляет 50 дБА [56]. Суммарный уровень шума от нескольких источников определяется энергетическим суммированием:</w:t>
+        <w:t>Шум снижает внимание и работоспособность и повышает утомляемость. Для рабочих мест, где ведётся научная деятельность, конструирование, проектирование и программирование, нормативный эквивалентный уровень звука составляет 50 дБА [51]. Суммарный уровень шума от нескольких источников определяется энергетическим суммированием:</w:t>
       </w:r>
     </w:p>
     <w:tbl>
@@ -5559,7 +5559,7 @@
     </w:p>
     <w:p>
       <w:r>
-        <w:t>Источниками электромагнитных полей на рабочем месте являются ПЭВМ и передатчики экспериментального стенда. Современные жидкокристаллические мониторы и ноутбуки не создают значимых электромагнитных полей, поэтому основное внимание уделяется радиочастотному излучению стенда: модуль Wi-Fi HaLow работает в полосе 866–868 МГц. Для оценки принят наихудший случай — режим лабораторного этапа: частота 866 МГц и наибольшая мощность передатчика 20 дБм [59] (в рабочей конфигурации мощность не превышает 14 дБм).</w:t>
+        <w:t>Источниками электромагнитных полей на рабочем месте являются ПЭВМ и передатчики экспериментального стенда. Современные жидкокристаллические мониторы и ноутбуки не создают значимых электромагнитных полей, поэтому основное внимание уделяется радиочастотному излучению стенда: модуль Wi-Fi HaLow работает в полосе 866–868 МГц. Для оценки принят наихудший случай — режим лабораторного этапа: частота 866 МГц и наибольшая мощность передатчика 20 дБм [54] (в рабочей конфигурации мощность не превышает 14 дБм).</w:t>
       </w:r>
     </w:p>
     <w:p>
@@ -5960,7 +5960,7 @@
     </w:p>
     <w:p>
       <w:r>
-        <w:t>Предельно допустимый уровень ППЭ для работающих определяется допустимой энергетической экспозицией за рабочую смену [56]:</w:t>
+        <w:t>Предельно допустимый уровень ППЭ для работающих определяется допустимой энергетической экспозицией за рабочую смену [51]:</w:t>
       </w:r>
     </w:p>
     <w:tbl>
@@ -6178,7 +6178,7 @@
     </w:p>
     <w:p>
       <w:r>
-        <w:t>Даже при непрерывной работе передатчика на максимальной мощности ППЭ на рабочем месте (6,35 мкВт/см²) ниже как ПДУ для работающих (25 мкВт/см²), так и более строгого ПДУ для населения (10 мкВт/см²) [56]. Фактически передатчик излучает в импульсном режиме, и средняя ППЭ ещё ниже. Расстояние, на котором ППЭ снижается до ПДУ для населения:</w:t>
+        <w:t>Даже при непрерывной работе передатчика на максимальной мощности ППЭ на рабочем месте (6,35 мкВт/см²) ниже как ПДУ для работающих (25 мкВт/см²), так и более строгого ПДУ для населения (10 мкВт/см²) [51]. Фактически передатчик излучает в импульсном режиме, и средняя ППЭ ещё ниже. Расстояние, на котором ППЭ снижается до ПДУ для населения:</w:t>
       </w:r>
     </w:p>
     <w:tbl>
@@ -6363,7 +6363,7 @@
     </w:p>
     <w:p>
       <w:r>
-        <w:t>ПЭВМ и зарядные устройства питаются от однофазной сети переменного тока напряжением 220 В частотой 50 Гц. Электропроводка помещения разделена на две группы — освещение и розетки, её проверка проводится один раз в год. По опасности поражения электрическим током помещение относится к помещениям без повышенной опасности (ПУЭ, п. 1.1.13): оно сухое, с нормальной температурой, непроводящим полом (деревянный паркет) и без токопроводящей пыли [60]. Предельно допустимые значения напряжения прикосновения и тока при нормальном (неаварийном) режиме электроустановки для переменного тока 50 Гц составляют 2 В и 0,3 мА [61]. Предельно допустимые значения при аварийном режиме бытовых электроустановок напряжением до 1000 В частотой 50 Гц приведены в таблице 5.8.</w:t>
+        <w:t>ПЭВМ и зарядные устройства питаются от однофазной сети переменного тока напряжением 220 В частотой 50 Гц. Электропроводка помещения разделена на две группы — освещение и розетки, её проверка проводится один раз в год. По опасности поражения электрическим током помещение относится к помещениям без повышенной опасности (ПУЭ, п. 1.1.13): оно сухое, с нормальной температурой, непроводящим полом (деревянный паркет) и без токопроводящей пыли [55]. Предельно допустимые значения напряжения прикосновения и тока при нормальном (неаварийном) режиме электроустановки для переменного тока 50 Гц составляют 2 В и 0,3 мА [56]. Предельно допустимые значения при аварийном режиме бытовых электроустановок напряжением до 1000 В частотой 50 Гц приведены в таблице 5.8.</w:t>
       </w:r>
     </w:p>
     <w:p>
@@ -7226,12 +7226,12 @@
     </w:p>
     <w:p>
       <w:r>
-        <w:t>Требования пожарной безопасности установлены Федеральным законом № 123-ФЗ [62] и Правилами противопожарного режима в Российской Федерации [63]. Возможные причины пожара на рабочем месте — короткое замыкание и перегрузка электрической сети, а также тепловой разгон литий-ионных аккумуляторов 18650, используемых для автономного питания плат при полевых измерениях.</w:t>
+        <w:t>Требования пожарной безопасности установлены Федеральным законом № 123-ФЗ [57] и Правилами противопожарного режима в Российской Федерации [58]. Возможные причины пожара на рабочем месте — короткое замыкание и перегрузка электрической сети, а также тепловой разгон литий-ионных аккумуляторов 18650, используемых для автономного питания плат при полевых измерениях.</w:t>
       </w:r>
     </w:p>
     <w:p>
       <w:r>
-        <w:t>Рабочее место расположено в жилой квартире многоквартирного дома, относящегося к классу функциональной пожарной опасности Ф1.3 (ст. 32 Федерального закона № 123-ФЗ [62]). Категорирование помещений по взрывопожарной и пожарной опасности (категории А, Б, В1–В4, Г, Д) установлено для помещений производственного и складского назначения [64] и к жилому помещению не применяется. Горючие материалы в помещении — мебель из древесины и ДСП, бумага, пластиковые корпуса оборудования; легковоспламеняющиеся и горючие жидкости, горючие газы и пыли отсутствуют.</w:t>
+        <w:t>Рабочее место расположено в жилой квартире многоквартирного дома, относящегося к классу функциональной пожарной опасности Ф1.3 (ст. 32 Федерального закона № 123-ФЗ [57]). Категорирование помещений по взрывопожарной и пожарной опасности (категории А, Б, В1–В4, Г, Д) установлено для помещений производственного и складского назначения [59] и к жилому помещению не применяется. Горючие материалы в помещении — мебель из древесины и ДСП, бумага, пластиковые корпуса оборудования; легковоспламеняющиеся и горючие жидкости, горючие газы и пыли отсутствуют.</w:t>
       </w:r>
     </w:p>
     <w:p>
@@ -7268,7 +7268,7 @@
         <w:t xml:space="preserve">– </w:t>
       </w:r>
       <w:r>
-        <w:t>в помещении установлен углекислотный огнетушитель ОУ-3, пригодный для тушения электрооборудования под напряжением до 1000 В [65].</w:t>
+        <w:t>в помещении установлен углекислотный огнетушитель ОУ-3, пригодный для тушения электрооборудования под напряжением до 1000 В [60].</w:t>
       </w:r>
     </w:p>
     <w:p>
@@ -7286,7 +7286,7 @@
     </w:p>
     <w:p>
       <w:r>
-        <w:t>Психофизиологические факторы трудового процесса характеризуются его тяжестью (физическая нагрузка) и напряжённостью (нагрузка на центральную нервную систему, органы чувств и эмоциональную сферу). Классы условий труда по этим показателям определяются по Р 2.2.2006-05 [66].</w:t>
+        <w:t>Психофизиологические факторы трудового процесса характеризуются его тяжестью (физическая нагрузка) и напряжённостью (нагрузка на центральную нервную систему, органы чувств и эмоциональную сферу). Классы условий труда по этим показателям определяются по Р 2.2.2006-05 [61].</w:t>
       </w:r>
     </w:p>
     <w:p>
@@ -7872,7 +7872,7 @@
     </w:p>
     <w:p>
       <w:r>
-        <w:t>Напряжённость трудового процесса оценивается по 23 показателям; учитываются все показатели, по каждому определяется свой класс [66]. Результаты оценки приведены в таблице 5.10.</w:t>
+        <w:t>Напряжённость трудового процесса оценивается по 23 показателям; учитываются все показатели, по каждому определяется свой класс [61]. Результаты оценки приведены в таблице 5.10.</w:t>
       </w:r>
     </w:p>
     <w:p>
@@ -9522,7 +9522,7 @@
     </w:p>
     <w:p>
       <w:r>
-        <w:t>По методике оценки напряжённости трудового процесса условия труда признаются допустимыми (класс 2), если 6 и более показателей отнесены ко 2 классу, а остальные — к 1 классу, либо если от 1 до 5 показателей отнесены к классам 3.1 и (или) 3.2, а остальные имеют оценку 1 и (или) 2 класса [66]. В данном случае 3 показателя отнесены к вредному классу: содержание работы (творческая деятельность, характерная для научных работников), оценка сигналов (сопоставление измеренных параметров с теоретическими) и продолжительность работы с экраном. Следовательно, напряжённость трудового процесса соответствует классу 2 (допустимый).</w:t>
+        <w:t>По методике оценки напряжённости трудового процесса условия труда признаются допустимыми (класс 2), если 6 и более показателей отнесены ко 2 классу, а остальные — к 1 классу, либо если от 1 до 5 показателей отнесены к классам 3.1 и (или) 3.2, а остальные имеют оценку 1 и (или) 2 класса [61]. В данном случае 3 показателя отнесены к вредному классу: содержание работы (творческая деятельность, характерная для научных работников), оценка сигналов (сопоставление измеренных параметров с теоретическими) и продолжительность работы с экраном. Следовательно, напряжённость трудового процесса соответствует классу 2 (допустимый).</w:t>
       </w:r>
     </w:p>
     <w:p>
@@ -9540,7 +9540,7 @@
     </w:p>
     <w:p>
       <w:r>
-        <w:t>Измерения на дистанции выполняются на открытой площадке в октябре — ноябре двумя исполнителями, находящимися у передающего и приёмного пунктов. При работе на открытой территории в холодный период года соблюдается режим работы с перерывами на обогрев [67], используется одежда по погоде. Измерения не проводятся во время грозы; платы с антеннами размещаются вне проезжей части и пешеходных путей. Исполнители поддерживают связь по мобильному телефону и имеют при себе аптечку первой помощи.</w:t>
+        <w:t>Измерения на дистанции выполняются на открытой площадке в октябре — ноябре двумя исполнителями, находящимися у передающего и приёмного пунктов. При работе на открытой территории в холодный период года соблюдается режим работы с перерывами на обогрев [62], используется одежда по погоде. Измерения не проводятся во время грозы; платы с антеннами размещаются вне проезжей части и пешеходных путей. Исполнители поддерживают связь по мобильному телефону и имеют при себе аптечку первой помощи.</w:t>
       </w:r>
     </w:p>
     <w:p>
@@ -9569,7 +9569,7 @@
         <w:t xml:space="preserve">– </w:t>
       </w:r>
       <w:r>
-        <w:t>Отработавшие литий-ионные аккумуляторы и вышедшие из строя электронные компоненты запрещается выбрасывать вместе с бытовыми отходами: они содержат полезные компоненты, захоронение которых запрещено [68, 69], и передаются в специализированные пункты приёма на утилизацию.</w:t>
+        <w:t>Отработавшие литий-ионные аккумуляторы и вышедшие из строя электронные компоненты запрещается выбрасывать вместе с бытовыми отходами: они содержат полезные компоненты, захоронение которых запрещено [63, 64], и передаются в специализированные пункты приёма на утилизацию.</w:t>
       </w:r>
     </w:p>
     <w:p>
@@ -9590,7 +9590,7 @@
     </w:p>
     <w:p>
       <w:r>
-        <w:t>Классы условий труда установлены Федеральным законом № 426-ФЗ [70]; оценка по отдельным факторам и итоговый класс определяются по Методике проведения специальной оценки условий труда [71]: итоговый класс равен наивысшему из классов по отдельным факторам. Результаты оценки приведены в таблице 5.11.</w:t>
+        <w:t>Классы условий труда установлены Федеральным законом № 426-ФЗ [65]; оценка по отдельным факторам и итоговый класс определяются по Методике проведения специальной оценки условий труда [66]: итоговый класс равен наивысшему из классов по отдельным факторам. Результаты оценки приведены в таблице 5.11.</w:t>
       </w:r>
     </w:p>
     <w:p>

--- a/docs/ohrana_truda/Okhrana_truda_HaLow.docx
+++ b/docs/ohrana_truda/Okhrana_truda_HaLow.docx
@@ -649,12 +649,12 @@
     </w:p>
     <w:p>
       <w:r>
-        <w:t>Площадь на одно рабочее место пользователя ПЭВМ с жидкокристаллическим монитором должна составлять не менее 4,5 м² [44]. Фактическая площадь на одного работающего составляет 13,5 м², что удовлетворяет требованию.</w:t>
+        <w:t>Площадь на одно рабочее место пользователя ПЭВМ с жидкокристаллическим монитором должна составлять не менее 4,5 м² [48]. Фактическая площадь на одного работающего составляет 13,5 м², что удовлетворяет требованию.</w:t>
       </w:r>
     </w:p>
     <w:p>
       <w:r>
-        <w:t>Конструкция рабочего места и взаимное расположение его элементов должны соответствовать антропометрическим, физиологическим и психологическим требованиям [45, 46]. Сопоставление фактических параметров с нормативными приведено в таблице 5.2.</w:t>
+        <w:t>Конструкция рабочего места и взаимное расположение его элементов должны соответствовать антропометрическим, физиологическим и психологическим требованиям [49, 50]. Сопоставление фактических параметров с нормативными приведено в таблице 5.2.</w:t>
       </w:r>
     </w:p>
     <w:p>
@@ -1064,7 +1064,7 @@
     </w:p>
     <w:p>
       <w:r>
-        <w:t>Параметры стола, стула и пространства для ног соответствуют ГОСТ Р 50923-96 [46]. Для экрана 27″ проектное расстояние наблюдения стандартом не установлено [47]; при расстоянии 650 мм угловой размер знаков высотой 6 мм составляет 32′, что больше минимального значения 20′, то есть знаки различаются без напряжения зрения.</w:t>
+        <w:t>Параметры стола, стула и пространства для ног соответствуют ГОСТ Р 50923-96 [50]. Для экрана 27″ проектное расстояние наблюдения стандартом не установлено [51]; при расстоянии 650 мм угловой размер знаков высотой 6 мм составляет 32′, что больше минимального значения 20′, то есть знаки различаются без напряжения зрения.</w:t>
       </w:r>
     </w:p>
     <w:p>
@@ -1124,7 +1124,7 @@
     </w:p>
     <w:p>
       <w:r>
-        <w:t>На рабочем месте используются внешний жидкокристаллический монитор с IPS-матрицей диагональю 68,6 см (27″), разрешением 2560 × 1440, размером пикселя 0,233 мм и 16,7 млн цветов, а также внешняя цельная клавиатура. Корпуса монитора и клавиатуры чёрные матовые, без блестящих деталей. Визуальные параметры монитора нормируются ГОСТ Р 50948-2001 [47] и ГОСТ Р 50923-96, параметры клавиатуры — ГОСТ Р ИСО 9241-4-2009 [48]. Сопоставление приведено в таблице 5.3.</w:t>
+        <w:t>На рабочем месте используются внешний жидкокристаллический монитор с IPS-матрицей диагональю 68,6 см (27″), разрешением 2560 × 1440, размером пикселя 0,233 мм и 16,7 млн цветов, а также внешняя цельная клавиатура. Корпуса монитора и клавиатуры чёрные матовые, без блестящих деталей. Визуальные параметры монитора нормируются ГОСТ Р 50948-2001 [51] и ГОСТ Р 50923-96, параметры клавиатуры — ГОСТ Р ИСО 9241-4-2009 [52]. Сопоставление приведено в таблице 5.3.</w:t>
       </w:r>
     </w:p>
     <w:p>
@@ -1971,7 +1971,7 @@
     </w:p>
     <w:p>
       <w:r>
-        <w:t>В соответствии с ГОСТ 12.0.003-2015 [49] на специалиста при выполнении работы могут воздействовать факторы, приведённые в таблице 5.4.</w:t>
+        <w:t>В соответствии с ГОСТ 12.0.003-2015 [53] на специалиста при выполнении работы могут воздействовать факторы, приведённые в таблице 5.4.</w:t>
       </w:r>
     </w:p>
     <w:p>
@@ -2518,7 +2518,7 @@
     </w:p>
     <w:p>
       <w:r>
-        <w:t>Микроклимат рабочего места характеризуется температурой, относительной влажностью и скоростью движения воздуха. Работа выполняется сидя, без систематических физических нагрузок, с энерготратами до 139 Вт, поэтому относится к категории Iа. Оптимальные значения показателей для этой категории установлены ГОСТ 12.1.005-88 [50], допустимые — СанПиН 1.2.3685-21 [51]. Помещение отапливается радиатором, расположенным под подоконником, и проветривается через окно.</w:t>
+        <w:t>Микроклимат рабочего места характеризуется температурой, относительной влажностью и скоростью движения воздуха. Работа выполняется сидя, без систематических физических нагрузок, с энерготратами до 139 Вт, поэтому относится к категории Iа. Оптимальные значения показателей для этой категории установлены ГОСТ 12.1.005-88 [54], допустимые — СанПиН 1.2.3685-21 [55]. Помещение отапливается радиатором, расположенным под подоконником, и проветривается через окно.</w:t>
       </w:r>
     </w:p>
     <w:p>
@@ -3278,7 +3278,7 @@
     </w:p>
     <w:p>
       <w:r>
-        <w:t>Нормируемые показатели освещения рабочих мест, оборудованных ПЭВМ, установлены СанПиН 1.2.3685-21 [51] и приведены в таблице 5.6.</w:t>
+        <w:t>Нормируемые показатели освещения рабочих мест, оборудованных ПЭВМ, установлены СанПиН 1.2.3685-21 [55] и приведены в таблице 5.6.</w:t>
       </w:r>
     </w:p>
     <w:p>
@@ -3616,7 +3616,7 @@
     </w:p>
     <w:p>
       <w:r>
-        <w:t>Проверка общего искусственного освещения выполняется методом коэффициента использования светового потока [52, 53]. Расчётная высота подвеса светильника над рабочей поверхностью:</w:t>
+        <w:t>Проверка общего искусственного освещения выполняется методом коэффициента использования светового потока [56, 57]. Расчётная высота подвеса светильника над рабочей поверхностью:</w:t>
       </w:r>
     </w:p>
     <w:tbl>
@@ -4116,7 +4116,7 @@
     </w:p>
     <w:p>
       <w:r>
-        <w:t>При индексе помещения i ≈ 1,1 и коэффициентах отражения потолка, стен (светлые обои) и пола (паркет) 70, 50 и 30 % коэффициент использования светового потока составляет η = 0,40 [53]. Освещённость рабочей поверхности, создаваемая существующей люстрой:</w:t>
+        <w:t>При индексе помещения i ≈ 1,1 и коэффициентах отражения потолка, стен (светлые обои) и пола (паркет) 70, 50 и 30 % коэффициент использования светового потока составляет η = 0,40 [57]. Освещённость рабочей поверхности, создаваемая существующей люстрой:</w:t>
       </w:r>
     </w:p>
     <w:tbl>
@@ -4384,7 +4384,7 @@
         </m:sSub>
       </m:oMath>
       <w:r>
-        <w:t xml:space="preserve"> – коэффициент запаса для светодиодных источников света в помещении с нормальными условиями среды, 1,25 (коэффициент эксплуатации 0,8) [52];</w:t>
+        <w:t xml:space="preserve"> – коэффициент запаса для светодиодных источников света в помещении с нормальными условиями среды, 1,25 (коэффициент эксплуатации 0,8) [56];</w:t>
       </w:r>
     </w:p>
     <w:p>
@@ -5046,7 +5046,7 @@
     </w:p>
     <w:p>
       <w:r>
-        <w:t>Шум снижает внимание и работоспособность и повышает утомляемость. Для рабочих мест, где ведётся научная деятельность, конструирование, проектирование и программирование, нормативный эквивалентный уровень звука составляет 50 дБА [51]. Суммарный уровень шума от нескольких источников определяется энергетическим суммированием:</w:t>
+        <w:t>Шум снижает внимание и работоспособность и повышает утомляемость. Для рабочих мест, где ведётся научная деятельность, конструирование, проектирование и программирование, нормативный эквивалентный уровень звука составляет 50 дБА [55]. Суммарный уровень шума от нескольких источников определяется энергетическим суммированием:</w:t>
       </w:r>
     </w:p>
     <w:tbl>
@@ -5559,7 +5559,7 @@
     </w:p>
     <w:p>
       <w:r>
-        <w:t>Источниками электромагнитных полей на рабочем месте являются ПЭВМ и передатчики экспериментального стенда. Современные жидкокристаллические мониторы и ноутбуки не создают значимых электромагнитных полей, поэтому основное внимание уделяется радиочастотному излучению стенда: модуль Wi-Fi HaLow работает в полосе 866–868 МГц. Для оценки принят наихудший случай — режим лабораторного этапа: частота 866 МГц и наибольшая мощность передатчика 20 дБм [54] (в рабочей конфигурации мощность не превышает 14 дБм).</w:t>
+        <w:t>Источниками электромагнитных полей на рабочем месте являются ПЭВМ и передатчики экспериментального стенда. Современные жидкокристаллические мониторы и ноутбуки не создают значимых электромагнитных полей, поэтому основное внимание уделяется радиочастотному излучению стенда: модуль Wi-Fi HaLow работает в полосе 866–868 МГц. Для оценки принят наихудший случай — режим лабораторного этапа: частота 866 МГц и наибольшая мощность передатчика 20 дБм [58] (в рабочей конфигурации мощность не превышает 14 дБм).</w:t>
       </w:r>
     </w:p>
     <w:p>
@@ -5960,7 +5960,7 @@
     </w:p>
     <w:p>
       <w:r>
-        <w:t>Предельно допустимый уровень ППЭ для работающих определяется допустимой энергетической экспозицией за рабочую смену [51]:</w:t>
+        <w:t>Предельно допустимый уровень ППЭ для работающих определяется допустимой энергетической экспозицией за рабочую смену [55]:</w:t>
       </w:r>
     </w:p>
     <w:tbl>
@@ -6178,7 +6178,7 @@
     </w:p>
     <w:p>
       <w:r>
-        <w:t>Даже при непрерывной работе передатчика на максимальной мощности ППЭ на рабочем месте (6,35 мкВт/см²) ниже как ПДУ для работающих (25 мкВт/см²), так и более строгого ПДУ для населения (10 мкВт/см²) [51]. Фактически передатчик излучает в импульсном режиме, и средняя ППЭ ещё ниже. Расстояние, на котором ППЭ снижается до ПДУ для населения:</w:t>
+        <w:t>Даже при непрерывной работе передатчика на максимальной мощности ППЭ на рабочем месте (6,35 мкВт/см²) ниже как ПДУ для работающих (25 мкВт/см²), так и более строгого ПДУ для населения (10 мкВт/см²) [55]. Фактически передатчик излучает в импульсном режиме, и средняя ППЭ ещё ниже. Расстояние, на котором ППЭ снижается до ПДУ для населения:</w:t>
       </w:r>
     </w:p>
     <w:tbl>
@@ -6363,7 +6363,7 @@
     </w:p>
     <w:p>
       <w:r>
-        <w:t>ПЭВМ и зарядные устройства питаются от однофазной сети переменного тока напряжением 220 В частотой 50 Гц. Электропроводка помещения разделена на две группы — освещение и розетки, её проверка проводится один раз в год. По опасности поражения электрическим током помещение относится к помещениям без повышенной опасности (ПУЭ, п. 1.1.13): оно сухое, с нормальной температурой, непроводящим полом (деревянный паркет) и без токопроводящей пыли [55]. Предельно допустимые значения напряжения прикосновения и тока при нормальном (неаварийном) режиме электроустановки для переменного тока 50 Гц составляют 2 В и 0,3 мА [56]. Предельно допустимые значения при аварийном режиме бытовых электроустановок напряжением до 1000 В частотой 50 Гц приведены в таблице 5.8.</w:t>
+        <w:t>ПЭВМ и зарядные устройства питаются от однофазной сети переменного тока напряжением 220 В частотой 50 Гц. Электропроводка помещения разделена на две группы — освещение и розетки, её проверка проводится один раз в год. По опасности поражения электрическим током помещение относится к помещениям без повышенной опасности (ПУЭ, п. 1.1.13): оно сухое, с нормальной температурой, непроводящим полом (деревянный паркет) и без токопроводящей пыли [59]. Предельно допустимые значения напряжения прикосновения и тока при нормальном (неаварийном) режиме электроустановки для переменного тока 50 Гц составляют 2 В и 0,3 мА [60]. Предельно допустимые значения при аварийном режиме бытовых электроустановок напряжением до 1000 В частотой 50 Гц приведены в таблице 5.8.</w:t>
       </w:r>
     </w:p>
     <w:p>
@@ -7226,12 +7226,12 @@
     </w:p>
     <w:p>
       <w:r>
-        <w:t>Требования пожарной безопасности установлены Федеральным законом № 123-ФЗ [57] и Правилами противопожарного режима в Российской Федерации [58]. Возможные причины пожара на рабочем месте — короткое замыкание и перегрузка электрической сети, а также тепловой разгон литий-ионных аккумуляторов 18650, используемых для автономного питания плат при полевых измерениях.</w:t>
+        <w:t>Требования пожарной безопасности установлены Федеральным законом № 123-ФЗ [61] и Правилами противопожарного режима в Российской Федерации [62]. Возможные причины пожара на рабочем месте — короткое замыкание и перегрузка электрической сети, а также тепловой разгон литий-ионных аккумуляторов 18650, используемых для автономного питания плат при полевых измерениях.</w:t>
       </w:r>
     </w:p>
     <w:p>
       <w:r>
-        <w:t>Рабочее место расположено в жилой квартире многоквартирного дома, относящегося к классу функциональной пожарной опасности Ф1.3 (ст. 32 Федерального закона № 123-ФЗ [57]). Категорирование помещений по взрывопожарной и пожарной опасности (категории А, Б, В1–В4, Г, Д) установлено для помещений производственного и складского назначения [59] и к жилому помещению не применяется. Горючие материалы в помещении — мебель из древесины и ДСП, бумага, пластиковые корпуса оборудования; легковоспламеняющиеся и горючие жидкости, горючие газы и пыли отсутствуют.</w:t>
+        <w:t>Рабочее место расположено в жилой квартире многоквартирного дома, относящегося к классу функциональной пожарной опасности Ф1.3 (ст. 32 Федерального закона № 123-ФЗ [61]). Категорирование помещений по взрывопожарной и пожарной опасности (категории А, Б, В1–В4, Г, Д) установлено для помещений производственного и складского назначения [63] и к жилому помещению не применяется. Горючие материалы в помещении — мебель из древесины и ДСП, бумага, пластиковые корпуса оборудования; легковоспламеняющиеся и горючие жидкости, горючие газы и пыли отсутствуют.</w:t>
       </w:r>
     </w:p>
     <w:p>
@@ -7268,7 +7268,7 @@
         <w:t xml:space="preserve">– </w:t>
       </w:r>
       <w:r>
-        <w:t>в помещении установлен углекислотный огнетушитель ОУ-3, пригодный для тушения электрооборудования под напряжением до 1000 В [60].</w:t>
+        <w:t>в помещении установлен углекислотный огнетушитель ОУ-3, пригодный для тушения электрооборудования под напряжением до 1000 В [64].</w:t>
       </w:r>
     </w:p>
     <w:p>
@@ -7286,7 +7286,7 @@
     </w:p>
     <w:p>
       <w:r>
-        <w:t>Психофизиологические факторы трудового процесса характеризуются его тяжестью (физическая нагрузка) и напряжённостью (нагрузка на центральную нервную систему, органы чувств и эмоциональную сферу). Классы условий труда по этим показателям определяются по Р 2.2.2006-05 [61].</w:t>
+        <w:t>Психофизиологические факторы трудового процесса характеризуются его тяжестью (физическая нагрузка) и напряжённостью (нагрузка на центральную нервную систему, органы чувств и эмоциональную сферу). Классы условий труда по этим показателям определяются по Р 2.2.2006-05 [65].</w:t>
       </w:r>
     </w:p>
     <w:p>
@@ -7872,7 +7872,7 @@
     </w:p>
     <w:p>
       <w:r>
-        <w:t>Напряжённость трудового процесса оценивается по 23 показателям; учитываются все показатели, по каждому определяется свой класс [61]. Результаты оценки приведены в таблице 5.10.</w:t>
+        <w:t>Напряжённость трудового процесса оценивается по 23 показателям; учитываются все показатели, по каждому определяется свой класс [65]. Результаты оценки приведены в таблице 5.10.</w:t>
       </w:r>
     </w:p>
     <w:p>
@@ -9522,7 +9522,7 @@
     </w:p>
     <w:p>
       <w:r>
-        <w:t>По методике оценки напряжённости трудового процесса условия труда признаются допустимыми (класс 2), если 6 и более показателей отнесены ко 2 классу, а остальные — к 1 классу, либо если от 1 до 5 показателей отнесены к классам 3.1 и (или) 3.2, а остальные имеют оценку 1 и (или) 2 класса [61]. В данном случае 3 показателя отнесены к вредному классу: содержание работы (творческая деятельность, характерная для научных работников), оценка сигналов (сопоставление измеренных параметров с теоретическими) и продолжительность работы с экраном. Следовательно, напряжённость трудового процесса соответствует классу 2 (допустимый).</w:t>
+        <w:t>По методике оценки напряжённости трудового процесса условия труда признаются допустимыми (класс 2), если 6 и более показателей отнесены ко 2 классу, а остальные — к 1 классу, либо если от 1 до 5 показателей отнесены к классам 3.1 и (или) 3.2, а остальные имеют оценку 1 и (или) 2 класса [65]. В данном случае 3 показателя отнесены к вредному классу: содержание работы (творческая деятельность, характерная для научных работников), оценка сигналов (сопоставление измеренных параметров с теоретическими) и продолжительность работы с экраном. Следовательно, напряжённость трудового процесса соответствует классу 2 (допустимый).</w:t>
       </w:r>
     </w:p>
     <w:p>
@@ -9540,7 +9540,7 @@
     </w:p>
     <w:p>
       <w:r>
-        <w:t>Измерения на дистанции выполняются на открытой площадке в октябре — ноябре двумя исполнителями, находящимися у передающего и приёмного пунктов. При работе на открытой территории в холодный период года соблюдается режим работы с перерывами на обогрев [62], используется одежда по погоде. Измерения не проводятся во время грозы; платы с антеннами размещаются вне проезжей части и пешеходных путей. Исполнители поддерживают связь по мобильному телефону и имеют при себе аптечку первой помощи.</w:t>
+        <w:t>Измерения на дистанции выполняются на открытой площадке в октябре — ноябре двумя исполнителями, находящимися у передающего и приёмного пунктов. При работе на открытой территории в холодный период года соблюдается режим работы с перерывами на обогрев [66], используется одежда по погоде. Измерения не проводятся во время грозы; платы с антеннами размещаются вне проезжей части и пешеходных путей. Исполнители поддерживают связь по мобильному телефону и имеют при себе аптечку первой помощи.</w:t>
       </w:r>
     </w:p>
     <w:p>
@@ -9569,7 +9569,7 @@
         <w:t xml:space="preserve">– </w:t>
       </w:r>
       <w:r>
-        <w:t>Отработавшие литий-ионные аккумуляторы и вышедшие из строя электронные компоненты запрещается выбрасывать вместе с бытовыми отходами: они содержат полезные компоненты, захоронение которых запрещено [63, 64], и передаются в специализированные пункты приёма на утилизацию.</w:t>
+        <w:t>Отработавшие литий-ионные аккумуляторы и вышедшие из строя электронные компоненты запрещается выбрасывать вместе с бытовыми отходами: они содержат полезные компоненты, захоронение которых запрещено [67, 68], и передаются в специализированные пункты приёма на утилизацию.</w:t>
       </w:r>
     </w:p>
     <w:p>
@@ -9590,7 +9590,7 @@
     </w:p>
     <w:p>
       <w:r>
-        <w:t>Классы условий труда установлены Федеральным законом № 426-ФЗ [65]; оценка по отдельным факторам и итоговый класс определяются по Методике проведения специальной оценки условий труда [66]: итоговый класс равен наивысшему из классов по отдельным факторам. Результаты оценки приведены в таблице 5.11.</w:t>
+        <w:t>Классы условий труда установлены Федеральным законом № 426-ФЗ [69]; оценка по отдельным факторам и итоговый класс определяются по Методике проведения специальной оценки условий труда [70]: итоговый класс равен наивысшему из классов по отдельным факторам. Результаты оценки приведены в таблице 5.11.</w:t>
       </w:r>
     </w:p>
     <w:p>
@@ -10326,10 +10326,12 @@
     </w:p>
     <w:sectPr>
       <w:footerReference w:type="default" r:id="rId9"/>
+      <w:headerReference w:type="default" r:id="rId12"/>
       <w:pgSz w:w="11906" w:h="16838"/>
-      <w:pgMar w:top="1134" w:right="850" w:bottom="1134" w:left="1701" w:header="720" w:footer="720" w:gutter="0"/>
+      <w:pgMar w:top="1134" w:right="850" w:bottom="1417" w:left="1701" w:header="283" w:footer="283" w:gutter="0"/>
       <w:cols w:space="720"/>
       <w:docGrid w:linePitch="360"/>
+      <w:pgNumType w:start="62"/>
     </w:sectPr>
   </w:body>
 </w:document>
@@ -10339,16 +10341,639 @@
 <w:ftr xmlns:m="http://schemas.openxmlformats.org/officeDocument/2006/math" xmlns:mc="http://schemas.openxmlformats.org/markup-compatibility/2006" xmlns:mo="http://schemas.microsoft.com/office/mac/office/2008/main" xmlns:mv="urn:schemas-microsoft-com:mac:vml" xmlns:o="urn:schemas-microsoft-com:office:office" xmlns:r="http://schemas.openxmlformats.org/officeDocument/2006/relationships" xmlns:v="urn:schemas-microsoft-com:vml" xmlns:w10="urn:schemas-microsoft-com:office:word" xmlns:w14="http://schemas.microsoft.com/office/word/2010/wordml" xmlns:w="http://schemas.openxmlformats.org/wordprocessingml/2006/main" xmlns:wne="http://schemas.microsoft.com/office/word/2006/wordml" xmlns:wp14="http://schemas.microsoft.com/office/word/2010/wordprocessingDrawing" xmlns:wp="http://schemas.openxmlformats.org/drawingml/2006/wordprocessingDrawing" xmlns:wpc="http://schemas.microsoft.com/office/word/2010/wordprocessingCanvas" xmlns:wpg="http://schemas.microsoft.com/office/word/2010/wordprocessingGroup" xmlns:wpi="http://schemas.microsoft.com/office/word/2010/wordprocessingInk" xmlns:wps="http://schemas.microsoft.com/office/word/2010/wordprocessingShape" mc:Ignorable="w14 wp14">
   <w:p>
     <w:pPr>
-      <w:pStyle w:val="Footer"/>
-      <w:jc w:val="center"/>
+      <w:spacing w:before="0" w:after="0" w:line="170" w:lineRule="exact"/>
+      <w:ind w:firstLine="0"/>
+      <w:rPr>
+        <w:sz w:val="2"/>
+      </w:rPr>
+    </w:pPr>
+  </w:p>
+  <w:tbl xmlns:cx="http://schemas.microsoft.com/office/drawing/2014/chartex" xmlns:cx1="http://schemas.microsoft.com/office/drawing/2015/9/8/chartex" xmlns:w15="http://schemas.microsoft.com/office/word/2012/wordml" xmlns:w16se="http://schemas.microsoft.com/office/word/2015/wordml/symex">
+    <w:tblPr>
+      <w:tblW w:w="0" w:type="auto"/>
+      <w:tblBorders>
+        <w:top w:val="single" w:sz="4" w:space="0" w:color="auto"/>
+        <w:left w:val="single" w:sz="4" w:space="0" w:color="auto"/>
+        <w:bottom w:val="single" w:sz="4" w:space="0" w:color="auto"/>
+        <w:right w:val="single" w:sz="4" w:space="0" w:color="auto"/>
+        <w:insideH w:val="single" w:sz="4" w:space="0" w:color="auto"/>
+        <w:insideV w:val="single" w:sz="4" w:space="0" w:color="auto"/>
+      </w:tblBorders>
+      <w:tblLayout w:type="fixed"/>
+      <w:tblCellMar>
+        <w:left w:w="28" w:type="dxa"/>
+        <w:right w:w="28" w:type="dxa"/>
+      </w:tblCellMar>
+      <w:tblLook w:val="0000" w:firstRow="0" w:lastRow="0" w:firstColumn="0" w:lastColumn="0" w:noHBand="0" w:noVBand="0"/>
+      <w:tblInd w:w="-567" w:type="dxa"/>
+    </w:tblPr>
+    <w:tblGrid>
+      <w:gridCol w:w="397"/>
+      <w:gridCol w:w="567"/>
+      <w:gridCol w:w="1304"/>
+      <w:gridCol w:w="851"/>
+      <w:gridCol w:w="567"/>
+      <w:gridCol w:w="6235"/>
+      <w:gridCol w:w="567"/>
+    </w:tblGrid>
+    <w:tr>
+      <w:tblPrEx>
+        <w:tblCellMar>
+          <w:top w:w="0" w:type="dxa"/>
+          <w:bottom w:w="0" w:type="dxa"/>
+        </w:tblCellMar>
+      </w:tblPrEx>
+      <w:trPr>
+        <w:cantSplit/>
+        <w:trHeight w:hRule="exact" w:val="284"/>
+      </w:trPr>
+      <w:tc>
+        <w:tcPr>
+          <w:tcW w:w="397" w:type="dxa"/>
+          <w:tcBorders>
+            <w:top w:val="single" w:sz="4" w:space="0" w:color="auto"/>
+            <w:left w:val="nil"/>
+            <w:right w:val="single" w:sz="18" w:space="0" w:color="auto"/>
+          </w:tcBorders>
+          <w:vAlign w:val="center"/>
+        </w:tcPr>
+        <w:p>
+          <w:pPr>
+            <w:spacing w:before="0" w:after="0" w:line="240" w:lineRule="auto"/>
+            <w:ind w:firstLine="0" w:left="0"/>
+            <w:rPr>
+              <w:sz w:val="18"/>
+            </w:rPr>
+          </w:pPr>
+        </w:p>
+      </w:tc>
+      <w:tc>
+        <w:tcPr>
+          <w:tcW w:w="567" w:type="dxa"/>
+          <w:tcBorders>
+            <w:top w:val="single" w:sz="4" w:space="0" w:color="auto"/>
+            <w:left w:val="nil"/>
+            <w:right w:val="single" w:sz="18" w:space="0" w:color="auto"/>
+          </w:tcBorders>
+          <w:vAlign w:val="center"/>
+        </w:tcPr>
+        <w:p>
+          <w:pPr>
+            <w:spacing w:before="0" w:after="0" w:line="240" w:lineRule="auto"/>
+            <w:ind w:firstLine="0" w:left="0"/>
+            <w:rPr>
+              <w:sz w:val="18"/>
+            </w:rPr>
+          </w:pPr>
+        </w:p>
+      </w:tc>
+      <w:tc>
+        <w:tcPr>
+          <w:tcW w:w="1304" w:type="dxa"/>
+          <w:tcBorders>
+            <w:top w:val="single" w:sz="4" w:space="0" w:color="auto"/>
+            <w:left w:val="nil"/>
+            <w:right w:val="nil"/>
+          </w:tcBorders>
+          <w:vAlign w:val="center"/>
+        </w:tcPr>
+        <w:p>
+          <w:pPr>
+            <w:spacing w:before="0" w:after="0" w:line="240" w:lineRule="auto"/>
+            <w:ind w:firstLine="0" w:left="0"/>
+            <w:rPr>
+              <w:sz w:val="18"/>
+            </w:rPr>
+          </w:pPr>
+        </w:p>
+      </w:tc>
+      <w:tc>
+        <w:tcPr>
+          <w:tcW w:w="851" w:type="dxa"/>
+          <w:tcBorders>
+            <w:top w:val="single" w:sz="4" w:space="0" w:color="auto"/>
+            <w:left w:val="single" w:sz="18" w:space="0" w:color="auto"/>
+            <w:right w:val="single" w:sz="18" w:space="0" w:color="auto"/>
+          </w:tcBorders>
+          <w:vAlign w:val="center"/>
+        </w:tcPr>
+        <w:p>
+          <w:pPr>
+            <w:spacing w:before="0" w:after="0" w:line="240" w:lineRule="auto"/>
+            <w:ind w:firstLine="0" w:left="0"/>
+            <w:rPr>
+              <w:sz w:val="18"/>
+            </w:rPr>
+          </w:pPr>
+        </w:p>
+      </w:tc>
+      <w:tc>
+        <w:tcPr>
+          <w:tcW w:w="567" w:type="dxa"/>
+          <w:tcBorders>
+            <w:top w:val="single" w:sz="4" w:space="0" w:color="auto"/>
+            <w:left w:val="nil"/>
+            <w:right w:val="single" w:sz="18" w:space="0" w:color="auto"/>
+          </w:tcBorders>
+          <w:vAlign w:val="center"/>
+        </w:tcPr>
+        <w:p>
+          <w:pPr>
+            <w:spacing w:before="0" w:after="0" w:line="240" w:lineRule="auto"/>
+            <w:ind w:firstLine="0" w:left="0"/>
+            <w:rPr>
+              <w:sz w:val="18"/>
+            </w:rPr>
+          </w:pPr>
+        </w:p>
+      </w:tc>
+      <w:tc>
+        <w:tcPr>
+          <w:tcW w:w="6235" w:type="dxa"/>
+          <w:vMerge w:val="restart"/>
+          <w:tcBorders>
+            <w:top w:val="single" w:sz="4" w:space="0" w:color="auto"/>
+            <w:left w:val="nil"/>
+            <w:bottom w:val="nil"/>
+            <w:right w:val="single" w:sz="18" w:space="0" w:color="auto"/>
+          </w:tcBorders>
+          <w:vAlign w:val="center"/>
+        </w:tcPr>
+        <w:p>
+          <w:pPr>
+            <w:spacing w:before="0" w:after="0" w:line="240" w:lineRule="auto"/>
+            <w:ind w:firstLine="0" w:left="0"/>
+            <w:rPr>
+              <w:i w:val="0"/>
+              <w:lang w:val="ru-RU"/>
+            </w:rPr>
+            <w:jc w:val="center"/>
+          </w:pPr>
+          <w:r>
+            <w:rPr>
+              <w:rFonts w:ascii="GOST type B" w:hAnsi="GOST type B" w:cs="GOST type B" w:eastAsia="GOST type B"/>
+              <w:i/>
+              <w:sz w:val="32"/>
+              <w:szCs w:val="32"/>
+            </w:rPr>
+            <w:t xml:space="preserve">МАИР.460327.001 ПЗ</w:t>
+          </w:r>
+        </w:p>
+      </w:tc>
+      <w:tc>
+        <w:tcPr>
+          <w:tcW w:w="567" w:type="dxa"/>
+          <w:tcBorders>
+            <w:top w:val="single" w:sz="4" w:space="0" w:color="auto"/>
+            <w:left w:val="nil"/>
+            <w:bottom w:val="single" w:sz="18" w:space="0" w:color="auto"/>
+            <w:right w:val="nil"/>
+          </w:tcBorders>
+          <w:vAlign w:val="center"/>
+        </w:tcPr>
+        <w:p>
+          <w:pPr>
+            <w:spacing w:before="0" w:after="0" w:line="240" w:lineRule="auto"/>
+            <w:ind w:firstLine="0" w:left="0"/>
+            <w:jc w:val="center"/>
+            <w:rPr>
+              <w:rFonts w:ascii="Times New Roman" w:hAnsi="Times New Roman"/>
+              <w:sz w:val="17"/>
+            </w:rPr>
+          </w:pPr>
+          <w:r>
+            <w:rPr>
+              <w:rFonts w:ascii="GOST type B" w:hAnsi="GOST type B" w:cs="GOST type B" w:eastAsia="GOST type B"/>
+              <w:i/>
+              <w:sz w:val="17"/>
+            </w:rPr>
+            <w:t>Лист</w:t>
+          </w:r>
+        </w:p>
+      </w:tc>
+    </w:tr>
+    <w:tr>
+      <w:tblPrEx>
+        <w:tblCellMar>
+          <w:top w:w="0" w:type="dxa"/>
+          <w:bottom w:w="0" w:type="dxa"/>
+        </w:tblCellMar>
+      </w:tblPrEx>
+      <w:trPr>
+        <w:cantSplit/>
+        <w:trHeight w:hRule="exact" w:val="284"/>
+      </w:trPr>
+      <w:tc>
+        <w:tcPr>
+          <w:tcW w:w="397" w:type="dxa"/>
+          <w:tcBorders>
+            <w:left w:val="nil"/>
+            <w:bottom w:val="nil"/>
+            <w:right w:val="single" w:sz="18" w:space="0" w:color="auto"/>
+          </w:tcBorders>
+          <w:vAlign w:val="center"/>
+        </w:tcPr>
+        <w:p>
+          <w:pPr>
+            <w:spacing w:before="0" w:after="0" w:line="240" w:lineRule="auto"/>
+            <w:ind w:firstLine="0" w:left="0"/>
+            <w:rPr>
+              <w:sz w:val="18"/>
+            </w:rPr>
+          </w:pPr>
+        </w:p>
+      </w:tc>
+      <w:tc>
+        <w:tcPr>
+          <w:tcW w:w="567" w:type="dxa"/>
+          <w:tcBorders>
+            <w:left w:val="nil"/>
+            <w:bottom w:val="nil"/>
+            <w:right w:val="single" w:sz="18" w:space="0" w:color="auto"/>
+          </w:tcBorders>
+          <w:vAlign w:val="center"/>
+        </w:tcPr>
+        <w:p>
+          <w:pPr>
+            <w:spacing w:before="0" w:after="0" w:line="240" w:lineRule="auto"/>
+            <w:ind w:firstLine="0" w:left="0"/>
+            <w:rPr>
+              <w:sz w:val="18"/>
+            </w:rPr>
+          </w:pPr>
+        </w:p>
+      </w:tc>
+      <w:tc>
+        <w:tcPr>
+          <w:tcW w:w="1304" w:type="dxa"/>
+          <w:tcBorders>
+            <w:left w:val="nil"/>
+            <w:bottom w:val="nil"/>
+            <w:right w:val="nil"/>
+          </w:tcBorders>
+          <w:vAlign w:val="center"/>
+        </w:tcPr>
+        <w:p>
+          <w:pPr>
+            <w:spacing w:before="0" w:after="0" w:line="240" w:lineRule="auto"/>
+            <w:ind w:firstLine="0" w:left="0"/>
+            <w:rPr>
+              <w:sz w:val="18"/>
+            </w:rPr>
+          </w:pPr>
+        </w:p>
+      </w:tc>
+      <w:tc>
+        <w:tcPr>
+          <w:tcW w:w="851" w:type="dxa"/>
+          <w:tcBorders>
+            <w:left w:val="single" w:sz="18" w:space="0" w:color="auto"/>
+            <w:bottom w:val="nil"/>
+            <w:right w:val="single" w:sz="18" w:space="0" w:color="auto"/>
+          </w:tcBorders>
+          <w:vAlign w:val="center"/>
+        </w:tcPr>
+        <w:p>
+          <w:pPr>
+            <w:spacing w:before="0" w:after="0" w:line="240" w:lineRule="auto"/>
+            <w:ind w:firstLine="0" w:left="0"/>
+            <w:rPr>
+              <w:sz w:val="18"/>
+            </w:rPr>
+          </w:pPr>
+        </w:p>
+      </w:tc>
+      <w:tc>
+        <w:tcPr>
+          <w:tcW w:w="567" w:type="dxa"/>
+          <w:tcBorders>
+            <w:left w:val="nil"/>
+            <w:bottom w:val="nil"/>
+            <w:right w:val="single" w:sz="18" w:space="0" w:color="auto"/>
+          </w:tcBorders>
+          <w:vAlign w:val="center"/>
+        </w:tcPr>
+        <w:p>
+          <w:pPr>
+            <w:spacing w:before="0" w:after="0" w:line="240" w:lineRule="auto"/>
+            <w:ind w:firstLine="0" w:left="0"/>
+            <w:rPr>
+              <w:sz w:val="18"/>
+            </w:rPr>
+          </w:pPr>
+        </w:p>
+      </w:tc>
+      <w:tc>
+        <w:tcPr>
+          <w:tcW w:w="6235" w:type="dxa"/>
+          <w:vMerge/>
+          <w:tcBorders>
+            <w:top w:val="single" w:sz="18" w:space="0" w:color="auto"/>
+            <w:left w:val="nil"/>
+            <w:bottom w:val="nil"/>
+            <w:right w:val="single" w:sz="18" w:space="0" w:color="auto"/>
+          </w:tcBorders>
+          <w:vAlign w:val="center"/>
+        </w:tcPr>
+        <w:p>
+          <w:pPr>
+            <w:spacing w:before="0" w:after="0" w:line="240" w:lineRule="auto"/>
+            <w:ind w:firstLine="0" w:left="0"/>
+            <w:rPr>
+              <w:sz w:val="18"/>
+            </w:rPr>
+          </w:pPr>
+        </w:p>
+      </w:tc>
+      <w:tc>
+        <w:tcPr>
+          <w:tcW w:w="567" w:type="dxa"/>
+          <w:vMerge w:val="restart"/>
+          <w:tcBorders>
+            <w:top w:val="single" w:sz="18" w:space="0" w:color="auto"/>
+            <w:left w:val="nil"/>
+            <w:bottom w:val="single" w:sz="18" w:space="0" w:color="auto"/>
+            <w:right w:val="nil"/>
+          </w:tcBorders>
+          <w:vAlign w:val="center"/>
+        </w:tcPr>
+        <w:p>
+          <w:pPr>
+            <w:spacing w:before="0" w:after="0" w:line="240" w:lineRule="auto"/>
+            <w:ind w:firstLine="0" w:left="0"/>
+            <w:rPr>
+              <w:sz w:val="18"/>
+            </w:rPr>
+            <w:jc w:val="center"/>
+          </w:pPr>
+          <w:r>
+            <w:rPr>
+              <w:rFonts w:ascii="GOST type B" w:hAnsi="GOST type B" w:cs="GOST type B" w:eastAsia="GOST type B"/>
+              <w:i/>
+              <w:sz w:val="22"/>
+              <w:szCs w:val="22"/>
+            </w:rPr>
+            <w:fldChar w:fldCharType="begin"/>
+          </w:r>
+          <w:r>
+            <w:rPr>
+              <w:rFonts w:ascii="GOST type B" w:hAnsi="GOST type B" w:cs="GOST type B" w:eastAsia="GOST type B"/>
+              <w:i/>
+              <w:sz w:val="22"/>
+              <w:szCs w:val="22"/>
+            </w:rPr>
+            <w:instrText xml:space="preserve"> PAGE </w:instrText>
+          </w:r>
+          <w:r>
+            <w:rPr>
+              <w:rFonts w:ascii="GOST type B" w:hAnsi="GOST type B" w:cs="GOST type B" w:eastAsia="GOST type B"/>
+              <w:i/>
+              <w:sz w:val="22"/>
+              <w:szCs w:val="22"/>
+            </w:rPr>
+            <w:fldChar w:fldCharType="end"/>
+          </w:r>
+        </w:p>
+      </w:tc>
+    </w:tr>
+    <w:tr>
+      <w:tblPrEx>
+        <w:tblCellMar>
+          <w:top w:w="0" w:type="dxa"/>
+          <w:bottom w:w="0" w:type="dxa"/>
+        </w:tblCellMar>
+      </w:tblPrEx>
+      <w:trPr>
+        <w:cantSplit/>
+        <w:trHeight w:hRule="exact" w:val="284"/>
+      </w:trPr>
+      <w:tc>
+        <w:tcPr>
+          <w:tcW w:w="397" w:type="dxa"/>
+          <w:tcBorders>
+            <w:top w:val="single" w:sz="18" w:space="0" w:color="auto"/>
+            <w:left w:val="nil"/>
+            <w:bottom w:val="single" w:sz="4" w:space="0" w:color="auto"/>
+            <w:right w:val="single" w:sz="18" w:space="0" w:color="auto"/>
+          </w:tcBorders>
+          <w:vAlign w:val="center"/>
+        </w:tcPr>
+        <w:p>
+          <w:pPr>
+            <w:spacing w:before="0" w:after="0" w:line="240" w:lineRule="auto"/>
+            <w:ind w:firstLine="0" w:left="0"/>
+            <w:jc w:val="center"/>
+            <w:rPr>
+              <w:rFonts w:ascii="Times New Roman" w:hAnsi="Times New Roman"/>
+              <w:sz w:val="17"/>
+            </w:rPr>
+          </w:pPr>
+          <w:r>
+            <w:rPr>
+              <w:rFonts w:ascii="GOST type B" w:hAnsi="GOST type B" w:cs="GOST type B" w:eastAsia="GOST type B"/>
+              <w:i/>
+              <w:sz w:val="17"/>
+            </w:rPr>
+            <w:t>Изм.</w:t>
+          </w:r>
+        </w:p>
+      </w:tc>
+      <w:tc>
+        <w:tcPr>
+          <w:tcW w:w="567" w:type="dxa"/>
+          <w:tcBorders>
+            <w:top w:val="single" w:sz="18" w:space="0" w:color="auto"/>
+            <w:left w:val="nil"/>
+            <w:bottom w:val="single" w:sz="4" w:space="0" w:color="auto"/>
+            <w:right w:val="single" w:sz="18" w:space="0" w:color="auto"/>
+          </w:tcBorders>
+          <w:vAlign w:val="center"/>
+        </w:tcPr>
+        <w:p>
+          <w:pPr>
+            <w:spacing w:before="0" w:after="0" w:line="240" w:lineRule="auto"/>
+            <w:ind w:firstLine="0" w:left="0"/>
+            <w:jc w:val="center"/>
+            <w:rPr>
+              <w:rFonts w:ascii="Times New Roman" w:hAnsi="Times New Roman"/>
+              <w:sz w:val="17"/>
+            </w:rPr>
+          </w:pPr>
+          <w:r>
+            <w:rPr>
+              <w:rFonts w:ascii="GOST type B" w:hAnsi="GOST type B" w:cs="GOST type B" w:eastAsia="GOST type B"/>
+              <w:i/>
+              <w:sz w:val="17"/>
+            </w:rPr>
+            <w:t>Лист</w:t>
+          </w:r>
+        </w:p>
+      </w:tc>
+      <w:tc>
+        <w:tcPr>
+          <w:tcW w:w="1304" w:type="dxa"/>
+          <w:tcBorders>
+            <w:top w:val="single" w:sz="18" w:space="0" w:color="auto"/>
+            <w:left w:val="nil"/>
+            <w:bottom w:val="single" w:sz="4" w:space="0" w:color="auto"/>
+            <w:right w:val="nil"/>
+          </w:tcBorders>
+          <w:vAlign w:val="center"/>
+        </w:tcPr>
+        <w:p>
+          <w:pPr>
+            <w:spacing w:before="0" w:after="0" w:line="240" w:lineRule="auto"/>
+            <w:ind w:firstLine="0" w:left="0"/>
+            <w:jc w:val="center"/>
+            <w:rPr>
+              <w:rFonts w:ascii="Times New Roman" w:hAnsi="Times New Roman"/>
+              <w:sz w:val="17"/>
+            </w:rPr>
+          </w:pPr>
+          <w:r>
+            <w:rPr>
+              <w:rFonts w:ascii="GOST type B" w:hAnsi="GOST type B" w:cs="GOST type B" w:eastAsia="GOST type B"/>
+              <w:i/>
+              <w:sz w:val="17"/>
+            </w:rPr>
+            <w:t>№ докум</w:t>
+          </w:r>
+        </w:p>
+      </w:tc>
+      <w:tc>
+        <w:tcPr>
+          <w:tcW w:w="851" w:type="dxa"/>
+          <w:tcBorders>
+            <w:top w:val="single" w:sz="18" w:space="0" w:color="auto"/>
+            <w:left w:val="single" w:sz="18" w:space="0" w:color="auto"/>
+            <w:bottom w:val="single" w:sz="4" w:space="0" w:color="auto"/>
+            <w:right w:val="single" w:sz="18" w:space="0" w:color="auto"/>
+          </w:tcBorders>
+          <w:vAlign w:val="center"/>
+        </w:tcPr>
+        <w:p>
+          <w:pPr>
+            <w:spacing w:before="0" w:after="0" w:line="240" w:lineRule="auto"/>
+            <w:ind w:firstLine="0" w:left="0"/>
+            <w:jc w:val="center"/>
+            <w:rPr>
+              <w:rFonts w:ascii="Times New Roman" w:hAnsi="Times New Roman"/>
+              <w:sz w:val="17"/>
+            </w:rPr>
+          </w:pPr>
+          <w:r>
+            <w:rPr>
+              <w:rFonts w:ascii="GOST type B" w:hAnsi="GOST type B" w:cs="GOST type B" w:eastAsia="GOST type B"/>
+              <w:i/>
+              <w:sz w:val="17"/>
+            </w:rPr>
+            <w:t>Подпись</w:t>
+          </w:r>
+        </w:p>
+      </w:tc>
+      <w:tc>
+        <w:tcPr>
+          <w:tcW w:w="567" w:type="dxa"/>
+          <w:tcBorders>
+            <w:top w:val="single" w:sz="18" w:space="0" w:color="auto"/>
+            <w:left w:val="nil"/>
+            <w:bottom w:val="single" w:sz="4" w:space="0" w:color="auto"/>
+            <w:right w:val="single" w:sz="18" w:space="0" w:color="auto"/>
+          </w:tcBorders>
+          <w:vAlign w:val="center"/>
+        </w:tcPr>
+        <w:p>
+          <w:pPr>
+            <w:spacing w:before="0" w:after="0" w:line="240" w:lineRule="auto"/>
+            <w:ind w:firstLine="0" w:left="0"/>
+            <w:jc w:val="center"/>
+            <w:rPr>
+              <w:rFonts w:ascii="Times New Roman" w:hAnsi="Times New Roman"/>
+              <w:sz w:val="17"/>
+            </w:rPr>
+          </w:pPr>
+          <w:r>
+            <w:rPr>
+              <w:rFonts w:ascii="GOST type B" w:hAnsi="GOST type B" w:cs="GOST type B" w:eastAsia="GOST type B"/>
+              <w:i/>
+              <w:sz w:val="17"/>
+            </w:rPr>
+            <w:t>Дата</w:t>
+          </w:r>
+        </w:p>
+      </w:tc>
+      <w:tc>
+        <w:tcPr>
+          <w:tcW w:w="6235" w:type="dxa"/>
+          <w:vMerge/>
+          <w:tcBorders>
+            <w:top w:val="single" w:sz="18" w:space="0" w:color="auto"/>
+            <w:left w:val="nil"/>
+            <w:bottom w:val="single" w:sz="4" w:space="0" w:color="auto"/>
+            <w:right w:val="single" w:sz="18" w:space="0" w:color="auto"/>
+          </w:tcBorders>
+          <w:vAlign w:val="center"/>
+        </w:tcPr>
+        <w:p>
+          <w:pPr>
+            <w:spacing w:before="0" w:after="0" w:line="240" w:lineRule="auto"/>
+            <w:ind w:firstLine="0" w:left="0"/>
+            <w:rPr>
+              <w:sz w:val="18"/>
+            </w:rPr>
+          </w:pPr>
+        </w:p>
+      </w:tc>
+      <w:tc>
+        <w:tcPr>
+          <w:tcW w:w="567" w:type="dxa"/>
+          <w:vMerge/>
+          <w:tcBorders>
+            <w:top w:val="single" w:sz="18" w:space="0" w:color="auto"/>
+            <w:left w:val="nil"/>
+            <w:bottom w:val="single" w:sz="4" w:space="0" w:color="auto"/>
+            <w:right w:val="nil"/>
+          </w:tcBorders>
+          <w:vAlign w:val="center"/>
+        </w:tcPr>
+        <w:p>
+          <w:pPr>
+            <w:spacing w:before="0" w:after="0" w:line="240" w:lineRule="auto"/>
+            <w:ind w:firstLine="0" w:left="0"/>
+            <w:rPr>
+              <w:sz w:val="18"/>
+            </w:rPr>
+          </w:pPr>
+        </w:p>
+      </w:tc>
+    </w:tr>
+  </w:tbl>
+  <w:p>
+    <w:pPr>
+      <w:spacing w:before="0" w:after="0" w:line="20" w:lineRule="exact"/>
+      <w:ind w:firstLine="0"/>
+      <w:rPr>
+        <w:sz w:val="2"/>
+      </w:rPr>
+    </w:pPr>
+  </w:p>
+</w:ftr>
+</file>
+
+<file path=word/header1.xml><?xml version="1.0" encoding="utf-8"?>
+<w:hdr xmlns:m="http://schemas.openxmlformats.org/officeDocument/2006/math" xmlns:mc="http://schemas.openxmlformats.org/markup-compatibility/2006" xmlns:mo="http://schemas.microsoft.com/office/mac/office/2008/main" xmlns:mv="urn:schemas-microsoft-com:mac:vml" xmlns:o="urn:schemas-microsoft-com:office:office" xmlns:r="http://schemas.openxmlformats.org/officeDocument/2006/relationships" xmlns:v="urn:schemas-microsoft-com:vml" xmlns:w10="urn:schemas-microsoft-com:office:word" xmlns:w14="http://schemas.microsoft.com/office/word/2010/wordml" xmlns:w="http://schemas.openxmlformats.org/wordprocessingml/2006/main" xmlns:wne="http://schemas.microsoft.com/office/word/2006/wordml" xmlns:wp14="http://schemas.microsoft.com/office/word/2010/wordprocessingDrawing" xmlns:wp="http://schemas.openxmlformats.org/drawingml/2006/wordprocessingDrawing" xmlns:wpc="http://schemas.microsoft.com/office/word/2010/wordprocessingCanvas" xmlns:wpg="http://schemas.microsoft.com/office/word/2010/wordprocessingGroup" xmlns:wpi="http://schemas.microsoft.com/office/word/2010/wordprocessingInk" xmlns:wps="http://schemas.microsoft.com/office/word/2010/wordprocessingShape" mc:Ignorable="w14 wp14">
+  <w:p>
+    <w:pPr>
+      <w:pStyle w:val="Header"/>
+      <w:ind w:firstLine="0"/>
     </w:pPr>
     <w:r>
-      <w:fldChar w:fldCharType="begin"/>
-      <w:instrText xml:space="preserve">PAGE</w:instrText>
-      <w:fldChar w:fldCharType="end"/>
+      <w:pict>
+        <v:rect id="vkr_frame" o:allowincell="f" filled="f" strokeweight="1.5pt" style="position:absolute;margin-left:56.69pt;margin-top:14.17pt;width:524.41pt;height:813.54pt;z-index:-251657216;mso-position-horizontal-relative:page;mso-position-vertical-relative:page"/>
+      </w:pict>
     </w:r>
   </w:p>
-</w:ftr>
+</w:hdr>
 </file>
 
 <file path=word/numbering.xml><?xml version="1.0" encoding="utf-8"?>
@@ -10725,7 +11350,7 @@
       <w:b w:val="0"/>
       <w:i w:val="0"/>
       <w:color w:val="000000"/>
-      <w:sz w:val="28"/>
+      <w:sz w:val="24"/>
       <w:lang w:val="ru-RU" w:eastAsia="ru-RU"/>
     </w:rPr>
   </w:style>
@@ -10795,7 +11420,7 @@
       <w:bCs/>
       <w:i w:val="0"/>
       <w:color w:val="000000"/>
-      <w:sz w:val="32"/>
+      <w:sz w:val="28"/>
       <w:szCs w:val="28"/>
     </w:rPr>
   </w:style>
@@ -10822,7 +11447,7 @@
       <w:bCs/>
       <w:i w:val="0"/>
       <w:color w:val="000000"/>
-      <w:sz w:val="28"/>
+      <w:sz w:val="24"/>
       <w:szCs w:val="26"/>
     </w:rPr>
   </w:style>
@@ -10849,7 +11474,7 @@
       <w:bCs/>
       <w:i w:val="0"/>
       <w:color w:val="000000"/>
-      <w:sz w:val="28"/>
+      <w:sz w:val="24"/>
     </w:rPr>
   </w:style>
   <w:style w:type="paragraph" w:styleId="Heading4">

--- a/docs/ohrana_truda/Okhrana_truda_HaLow.docx
+++ b/docs/ohrana_truda/Okhrana_truda_HaLow.docx
@@ -10331,7 +10331,7 @@
       <w:pgMar w:top="1134" w:right="850" w:bottom="1417" w:left="1701" w:header="283" w:footer="283" w:gutter="0"/>
       <w:cols w:space="720"/>
       <w:docGrid w:linePitch="360"/>
-      <w:pgNumType w:start="62"/>
+      <w:pgNumType w:start="61"/>
     </w:sectPr>
   </w:body>
 </w:document>
@@ -10391,7 +10391,7 @@
         <w:tcPr>
           <w:tcW w:w="397" w:type="dxa"/>
           <w:tcBorders>
-            <w:top w:val="single" w:sz="4" w:space="0" w:color="auto"/>
+            <w:top w:val="single" w:sz="18" w:space="0" w:color="auto"/>
             <w:left w:val="nil"/>
             <w:right w:val="single" w:sz="18" w:space="0" w:color="auto"/>
           </w:tcBorders>
@@ -10411,7 +10411,7 @@
         <w:tcPr>
           <w:tcW w:w="567" w:type="dxa"/>
           <w:tcBorders>
-            <w:top w:val="single" w:sz="4" w:space="0" w:color="auto"/>
+            <w:top w:val="single" w:sz="18" w:space="0" w:color="auto"/>
             <w:left w:val="nil"/>
             <w:right w:val="single" w:sz="18" w:space="0" w:color="auto"/>
           </w:tcBorders>
@@ -10431,7 +10431,7 @@
         <w:tcPr>
           <w:tcW w:w="1304" w:type="dxa"/>
           <w:tcBorders>
-            <w:top w:val="single" w:sz="4" w:space="0" w:color="auto"/>
+            <w:top w:val="single" w:sz="18" w:space="0" w:color="auto"/>
             <w:left w:val="nil"/>
             <w:right w:val="nil"/>
           </w:tcBorders>
@@ -10451,7 +10451,7 @@
         <w:tcPr>
           <w:tcW w:w="851" w:type="dxa"/>
           <w:tcBorders>
-            <w:top w:val="single" w:sz="4" w:space="0" w:color="auto"/>
+            <w:top w:val="single" w:sz="18" w:space="0" w:color="auto"/>
             <w:left w:val="single" w:sz="18" w:space="0" w:color="auto"/>
             <w:right w:val="single" w:sz="18" w:space="0" w:color="auto"/>
           </w:tcBorders>
@@ -10471,7 +10471,7 @@
         <w:tcPr>
           <w:tcW w:w="567" w:type="dxa"/>
           <w:tcBorders>
-            <w:top w:val="single" w:sz="4" w:space="0" w:color="auto"/>
+            <w:top w:val="single" w:sz="18" w:space="0" w:color="auto"/>
             <w:left w:val="nil"/>
             <w:right w:val="single" w:sz="18" w:space="0" w:color="auto"/>
           </w:tcBorders>
@@ -10492,7 +10492,7 @@
           <w:tcW w:w="6235" w:type="dxa"/>
           <w:vMerge w:val="restart"/>
           <w:tcBorders>
-            <w:top w:val="single" w:sz="4" w:space="0" w:color="auto"/>
+            <w:top w:val="single" w:sz="18" w:space="0" w:color="auto"/>
             <w:left w:val="nil"/>
             <w:bottom w:val="nil"/>
             <w:right w:val="single" w:sz="18" w:space="0" w:color="auto"/>
@@ -10524,7 +10524,7 @@
         <w:tcPr>
           <w:tcW w:w="567" w:type="dxa"/>
           <w:tcBorders>
-            <w:top w:val="single" w:sz="4" w:space="0" w:color="auto"/>
+            <w:top w:val="single" w:sz="18" w:space="0" w:color="auto"/>
             <w:left w:val="nil"/>
             <w:bottom w:val="single" w:sz="18" w:space="0" w:color="auto"/>
             <w:right w:val="nil"/>

--- a/docs/ohrana_truda/Okhrana_truda_HaLow.docx
+++ b/docs/ohrana_truda/Okhrana_truda_HaLow.docx
@@ -2784,7 +2784,11 @@
             <w:vMerge/>
             <w:vAlign w:val="center"/>
           </w:tcPr>
-          <w:p/>
+          <w:p>
+            <w:pPr>
+              <w:keepNext/>
+            </w:pPr>
+          </w:p>
         </w:tc>
         <w:tc>
           <w:tcPr>
@@ -2987,7 +2991,11 @@
             <w:vMerge/>
             <w:vAlign w:val="center"/>
           </w:tcPr>
-          <w:p/>
+          <w:p>
+            <w:pPr>
+              <w:keepNext/>
+            </w:pPr>
+          </w:p>
         </w:tc>
         <w:tc>
           <w:tcPr>

--- a/docs/ohrana_truda/Okhrana_truda_HaLow.docx
+++ b/docs/ohrana_truda/Okhrana_truda_HaLow.docx
@@ -10339,7 +10339,7 @@
       <w:pgMar w:top="1134" w:right="850" w:bottom="1417" w:left="1701" w:header="283" w:footer="283" w:gutter="0"/>
       <w:cols w:space="720"/>
       <w:docGrid w:linePitch="360"/>
-      <w:pgNumType w:start="61"/>
+      <w:pgNumType w:start="60"/>
     </w:sectPr>
   </w:body>
 </w:document>

--- a/docs/ohrana_truda/Okhrana_truda_HaLow.docx
+++ b/docs/ohrana_truda/Okhrana_truda_HaLow.docx
@@ -10614,7 +10614,7 @@
       <w:pgMar w:top="1134" w:right="850" w:bottom="1417" w:left="1701" w:header="283" w:footer="283" w:gutter="0"/>
       <w:cols w:space="720"/>
       <w:docGrid w:linePitch="360"/>
-      <w:pgNumType w:start="61"/>
+      <w:pgNumType w:start="63"/>
     </w:sectPr>
   </w:body>
 </w:document>

--- a/docs/ohrana_truda/Okhrana_truda_HaLow.docx
+++ b/docs/ohrana_truda/Okhrana_truda_HaLow.docx
@@ -37,7 +37,7 @@
     </w:p>
     <w:p>
       <w:r>
-        <w:t>Параметры кабинета приведены в таблице 5.1, план — на рисунке 5.1. Кабинет в плане имеет Г-образную форму: у входа расположена прихожая со шкафами, нижняя стена имеет уступ, в котором стоит шредер. Окна — оконный блок из трёх створок в левой стене — выходят во двор; под окнами установлены радиатор отопления и тумба.</w:t>
+        <w:t>Параметры кабинета приведены в таблице 5.1, план — на рисунке 5.1. Кабинет в плане имеет Г-образную форму. Окна — оконный блок из трёх створок в левой стене — выходят во двор; под окнами установлены радиатор отопления и тумба.</w:t>
       </w:r>
     </w:p>
     <w:p>
@@ -666,7 +666,7 @@
               <w:rPr>
                 <w:sz w:val="24"/>
               </w:rPr>
-              <w:t>11</w:t>
+              <w:t>5–6</w:t>
             </w:r>
           </w:p>
         </w:tc>
@@ -757,7 +757,7 @@
     </w:p>
     <w:p>
       <w:r>
-        <w:t>Размеры помещения определены по расстановке мебели: все столы одинаковые, размером 1400 × 700 мм, кресла офисные с регулируемой высотой сиденья. Пол покрыт ламинатом, потолок подвесной типа «Армстронг», стены окрашены в светлые тона. Помещение оборудовано кондиционером сплит-системы и центральным водяным отоплением, электрические розетки — с заземляющим контактом.</w:t>
+        <w:t>Размеры помещения измерены на месте. Все столы одинаковые, размером 1400 × 700 мм. Пол покрыт ламинатом, потолок подвесной типа «Армстронг», стены окрашены в светлые тона.</w:t>
       </w:r>
     </w:p>
     <w:p>
@@ -812,7 +812,7 @@
     </w:p>
     <w:p>
       <w:r>
-        <w:t>Площадь на одно рабочее место пользователя ПЭВМ с монитором на плоском дискретном экране должна составлять не менее 4,5 м² [48]. Фактическая площадь на одно рабочее место — 4,65 м², требование выполняется, но с малым запасом: размещать в кабинете дополнительные рабочие места нельзя.</w:t>
+        <w:t>Площадь на одно рабочее место пользователя ПЭВМ с монитором на плоском дискретном экране должна составлять не менее 4,5 м² [48]. Фактическая площадь на одно рабочее место — 4,65 м², требование выполняется.</w:t>
       </w:r>
     </w:p>
     <w:p>
@@ -937,7 +937,7 @@
               <w:rPr>
                 <w:sz w:val="22"/>
               </w:rPr>
-              <w:t>ПК «Гравитон» Д50А: процессор AMD Ryzen 5 5600G (6 ядер), чипсет AMD A520, ОЗУ 16 ГБ DDR4, SSD 512 ГБ, Gigabit Ethernet; 373 × 174 × 419 мм, 6 кг</w:t>
+              <w:t>ПК «Гравитон» Д50А: процессор AMD Ryzen 5 5600G (6 ядер), чипсет AMD A520, ОЗУ 16 ГБ DDR4, SSD 2 ТБ, Gigabit Ethernet; 373 × 174 × 419 мм, 6 кг</w:t>
             </w:r>
           </w:p>
         </w:tc>
@@ -1095,7 +1095,7 @@
     </w:p>
     <w:p>
       <w:r>
-        <w:t>Режим работы: пятидневная рабочая неделя, с 9:00 до 18:00, обеденный перерыв 1 ч; продолжительность смены 8 ч, из них работа с экраном монитора — до 6 ч. Работы выполняются одновременно всеми 11 сотрудниками кабинета.</w:t>
+        <w:t>Режим работы: пятидневная рабочая неделя, с 9:00 до 18:00, обеденный перерыв 1 ч; продолжительность смены 8 ч, из них работа с экраном монитора — до 6 ч. Одновременно в кабинете работают 5–6 сотрудников.</w:t>
       </w:r>
     </w:p>
     <w:p>
@@ -1730,7 +1730,7 @@
     </w:p>
     <w:p>
       <w:r>
-        <w:t>Микроклимат характеризуется температурой, относительной влажностью и скоростью движения воздуха. Работа выполняется сидя, без систематических физических нагрузок, с энерготратами до 139 Вт, поэтому относится к категории Iа. Оптимальные и допустимые значения показателей для этой категории установлены СанПиН 1.2.3685-21 [52, 53]. Источники тепла в помещении — люди, ПЭВМ, светильники и радиаторы отопления; температура поддерживается кондиционером.</w:t>
+        <w:t>Микроклимат характеризуется температурой, относительной влажностью и скоростью движения воздуха. Работа выполняется сидя, без систематических физических нагрузок; энерготраты организма при такой работе не превышают 139 Вт (120 ккал/ч), поэтому она относится к категории Iа. Оптимальные и допустимые значения показателей для этой категории установлены СанПиН 1.2.3685-21 [52, 53]. Источники тепла в помещении — люди, ПЭВМ, светильники и радиаторы отопления; температура поддерживается кондиционером.</w:t>
       </w:r>
     </w:p>
     <w:p>
@@ -2188,7 +2188,7 @@
               <w:rPr>
                 <w:sz w:val="22"/>
               </w:rPr>
-              <w:t>30</w:t>
+              <w:t>45</w:t>
             </w:r>
           </w:p>
         </w:tc>
@@ -2480,7 +2480,7 @@
     </w:p>
     <w:p>
       <w:r>
-        <w:t>Вне оптимальных значений, но в допустимых пределах находится показатель: холодный период — влажность. Пониженная влажность характерна для отопительного сезона, когда радиаторы и кондиционер в режиме обогрева сушат воздух. Условия по микроклимату допустимые (класс 2). Для приведения влажности к оптимальной рекомендуется установить увлажнитель воздуха.</w:t>
+        <w:t>Все показатели микроклимата в оба периода года находятся в пределах оптимальных значений; условия по микроклимату — класс 1 (оптимальный).</w:t>
       </w:r>
     </w:p>
     <w:p>
@@ -2488,7 +2488,7 @@
         <w:keepNext/>
       </w:pPr>
       <w:r>
-        <w:t>Кондиционер сплит-системы не подаёт наружный воздух, поэтому воздухообмен обеспечивается проветриванием через окна. Необходимый расход наружного воздуха [54]:</w:t>
+        <w:t>Кондиционер сплит-системы не подаёт наружный воздух; воздухообмен обеспечивается естественной вентиляцией через открывающиеся створки окон. Необходимый расход наружного воздуха [54]:</w:t>
       </w:r>
     </w:p>
     <w:tbl>
@@ -2615,7 +2615,7 @@
         </m:r>
       </m:oMath>
       <w:r>
-        <w:t xml:space="preserve"> – число работающих, 11 чел.; </w:t>
+        <w:t xml:space="preserve"> – число одновременно работающих, не более 6 чел.; </w:t>
       </w:r>
       <m:oMath>
         <m:r>
@@ -2648,7 +2648,7 @@
           <w:rPr>
             <w:rFonts w:ascii="Cambria Math" w:hAnsi="Cambria Math"/>
           </w:rPr>
-          <m:t xml:space="preserve"> = 11·40 = 440 м³/ч, </m:t>
+          <m:t xml:space="preserve"> = 6·40 = 240 м³/ч, </m:t>
         </m:r>
         <m:sSub>
           <m:e>
@@ -2716,7 +2716,7 @@
               <w:rPr>
                 <w:rFonts w:ascii="Cambria Math" w:hAnsi="Cambria Math"/>
               </w:rPr>
-              <m:t xml:space="preserve">440</m:t>
+              <m:t xml:space="preserve">240</m:t>
             </m:r>
           </m:num>
           <m:den>
@@ -2738,7 +2738,7 @@
           <w:rPr>
             <w:rFonts w:ascii="Cambria Math" w:hAnsi="Cambria Math"/>
           </w:rPr>
-          <m:t xml:space="preserve"> = 2,9 </m:t>
+          <m:t xml:space="preserve"> = 1,6 </m:t>
         </m:r>
         <m:sSup>
           <m:e>
@@ -2777,7 +2777,7 @@
     </w:p>
     <w:p>
       <w:r>
-        <w:t>Для обмена 440 м³/ч, то есть почти трёх объёмов помещения в час, проветривания недостаточно, особенно в холодный период. Рекомендуется проветривать помещение в каждом перерыве, а при реконструкции установить приточную вентиляцию с подогревом воздуха.</w:t>
+        <w:t>Требуемая кратность воздухообмена 1,6 ч⁻¹ обеспечивается проветриванием через створки окон в регламентированные перерывы; норма 40 м³/ч установлена именно для помещений с естественным проветриванием [54].</w:t>
       </w:r>
     </w:p>
     <w:p>
@@ -2795,7 +2795,7 @@
     </w:p>
     <w:p>
       <w:r>
-        <w:t>Общее освещение создают 3 встраиваемых растровых светильника 600 × 600 мм с зеркальной решёткой и четырьмя люминесцентными лампами Т8 мощностью 18 Вт в каждом. Расчёт в разделе 5.8 показывает, что они создают на рабочей поверхности 97 лк, то есть втрое меньше нормы. Естественное освещение — одностороннее боковое через окна в левой стене — не обеспечивает рабочие места у правой стены и отсутствует в тёмное время суток. Поэтому условия труда по световой среде относятся к классу 3.1 (вредный) [49]. Мероприятие — замена светильников общего освещения (раздел 5.8).</w:t>
+        <w:t>Общее освещение создают 8 встраиваемых светодиодных панелей 595 × 595 мм мощностью 45 Вт со световым потоком 4 800 лм и коэффициентом пульсации менее 1 %; естественное освещение — боковое, через окна в левой стене. Расчёт в разделе 5.8 показывает, что установленные светильники создают на рабочей поверхности 317 лк при норме 300 лк. Условия труда по световой среде — класс 2 (допустимый) [49].</w:t>
       </w:r>
     </w:p>
     <w:p>
@@ -2808,7 +2808,7 @@
     </w:p>
     <w:p>
       <w:r>
-        <w:t>Шум снижает внимание и работоспособность и повышает утомляемость. Для рабочих мест, где ведётся научная деятельность, конструирование и программирование, допустимый эквивалентный уровень звука за смену — 50 дБА [52]. Источники шума в кабинете — 11 системных блоков ПЭВМ, внутренний блок кондиционера и шредер, работающий кратковременно; разговоры сотрудников к производственному шуму не относятся. Уровни звука источников приняты по типовым паспортным данным такого оборудования. Вклад источника в эквивалентный уровень за смену [57, 58]:</w:t>
+        <w:t>Шум снижает внимание и работоспособность и повышает утомляемость. Для рабочих мест, где ведётся научная деятельность, конструирование и программирование, допустимый эквивалентный уровень звука за смену — 50 дБА [52]. Источники шума в кабинете — системные блоки ПЭВМ (одновременно работают до 6), внутренний блок кондиционера и шредер, работающий кратковременно; разговоры сотрудников к производственному шуму не относятся. Уровни звука источников приняты по типовым паспортным данным такого оборудования. Вклад источника в эквивалентный уровень за смену [57, 58]:</w:t>
       </w:r>
     </w:p>
     <w:tbl>
@@ -3487,7 +3487,7 @@
               <w:rPr>
                 <w:sz w:val="22"/>
               </w:rPr>
-              <w:t>11</w:t>
+              <w:t>6</w:t>
             </w:r>
           </w:p>
         </w:tc>
@@ -3525,7 +3525,7 @@
               <w:rPr>
                 <w:sz w:val="22"/>
               </w:rPr>
-              <w:t>40,4</w:t>
+              <w:t>37,8</w:t>
             </w:r>
           </w:p>
         </w:tc>
@@ -3668,7 +3668,7 @@
               <w:rPr>
                 <w:sz w:val="22"/>
               </w:rPr>
-              <w:t>65</w:t>
+              <w:t>60</w:t>
             </w:r>
           </w:p>
         </w:tc>
@@ -3725,7 +3725,7 @@
               <w:rPr>
                 <w:sz w:val="22"/>
               </w:rPr>
-              <w:t>48,2</w:t>
+              <w:t>43,2</w:t>
             </w:r>
           </w:p>
         </w:tc>
@@ -3769,7 +3769,7 @@
                 <w:b/>
                 <w:sz w:val="22"/>
               </w:rPr>
-              <w:t>48,9</w:t>
+              <w:t>44,5</w:t>
             </w:r>
           </w:p>
         </w:tc>
@@ -3782,7 +3782,7 @@
     </w:p>
     <w:p>
       <w:r>
-        <w:t>Эквивалентный уровень звука 48,9 дБА не превышает нормы 50 дБА; условия труда по шуму допустимые (класс 2). Основной вклад даёт шредер, поэтому его целесообразно использовать в перерывах или вынести в коридор; шумные обсуждения переносятся в переговорную.</w:t>
+        <w:t>Эквивалентный уровень звука 44,5 дБА не превышает нормы 50 дБА; условия труда по шуму допустимые (класс 2), запас до нормы — 5,5 дБА.</w:t>
       </w:r>
     </w:p>
     <w:p>
@@ -6026,7 +6026,7 @@
     </w:p>
     <w:p>
       <w:r>
-        <w:t>Напряжённость признаётся допустимой (класс 2), если от 1 до 5 показателей отнесены к классам 3.1 и 3.2, а остальные — к классам 1 и 2 [59]. Здесь к вредному классу отнесены 3 показателя: творческое содержание работы, оценка измеренных значений и продолжительность работы с экраном. Напряжённость соответствует классу 2 (допустимый). Для снижения утомления через каждый час работы с ПЭВМ делаются перерывы 10–15 мин с упражнениями для глаз и разминкой.</w:t>
+        <w:t>Из 23 показателей 3 выше класса 2, и это свойства самой исследовательской работы: содержание работы творческое — решения ищутся без готового алгоритма (класс 3.2); измеренные значения постоянно сопоставляются с расчётными и нормативными (класс 3.1); с экраном монитора работа идёт до 6 ч за смену (класс 3.1). По правилу Р 2.2.2006-05 напряжённость признаётся допустимой, если таких показателей не больше пяти, а остальные относятся к классам 1 и 2 [59]. Напряжённость трудового процесса — класс 2 (допустимый). Для снижения утомления через каждый час работы с ПЭВМ делаются перерывы 10–15 мин с упражнениями для глаз и разминкой.</w:t>
       </w:r>
     </w:p>
     <w:p>
@@ -6150,7 +6150,7 @@
                 <w:b/>
                 <w:sz w:val="22"/>
               </w:rPr>
-              <w:t>Класс до / после мероприятий</w:t>
+              <w:t>Класс</w:t>
             </w:r>
           </w:p>
         </w:tc>
@@ -6193,7 +6193,7 @@
               <w:rPr>
                 <w:sz w:val="22"/>
               </w:rPr>
-              <w:t>22–23 °C / 30 %</w:t>
+              <w:t>22–23 °C / 45 %</w:t>
             </w:r>
           </w:p>
         </w:tc>
@@ -6212,7 +6212,7 @@
               <w:rPr>
                 <w:sz w:val="22"/>
               </w:rPr>
-              <w:t>20,0–25,0 °C / 15–75 %</w:t>
+              <w:t>22–24 °C / 40–60 % (оптимальные)</w:t>
             </w:r>
           </w:p>
         </w:tc>
@@ -6231,7 +6231,7 @@
               <w:rPr>
                 <w:sz w:val="22"/>
               </w:rPr>
-              <w:t>2 / 2</w:t>
+              <w:t>1</w:t>
             </w:r>
           </w:p>
         </w:tc>
@@ -6274,20 +6274,7 @@
               <w:rPr>
                 <w:sz w:val="22"/>
               </w:rPr>
-              <w:t>97 лк;</w:t>
-            </w:r>
-          </w:p>
-          <w:p>
-            <w:pPr>
-              <w:pStyle w:val="TableText"/>
-              <w:keepNext/>
-              <w:jc w:val="center"/>
-            </w:pPr>
-            <w:r>
-              <w:rPr>
-                <w:sz w:val="22"/>
-              </w:rPr>
-              <w:t>317 лк после замены</w:t>
+              <w:t>317 лк</w:t>
             </w:r>
           </w:p>
         </w:tc>
@@ -6325,7 +6312,7 @@
               <w:rPr>
                 <w:sz w:val="22"/>
               </w:rPr>
-              <w:t>3.1 / 2</w:t>
+              <w:t>2</w:t>
             </w:r>
           </w:p>
         </w:tc>
@@ -6368,7 +6355,7 @@
               <w:rPr>
                 <w:sz w:val="22"/>
               </w:rPr>
-              <w:t>48,9 дБА</w:t>
+              <w:t>44,5 дБА</w:t>
             </w:r>
           </w:p>
         </w:tc>
@@ -6406,7 +6393,7 @@
               <w:rPr>
                 <w:sz w:val="22"/>
               </w:rPr>
-              <w:t>2 / 2</w:t>
+              <w:t>2</w:t>
             </w:r>
           </w:p>
         </w:tc>
@@ -6487,7 +6474,7 @@
               <w:rPr>
                 <w:sz w:val="22"/>
               </w:rPr>
-              <w:t>2 / 2</w:t>
+              <w:t>2</w:t>
             </w:r>
           </w:p>
         </w:tc>
@@ -6568,7 +6555,7 @@
               <w:rPr>
                 <w:sz w:val="22"/>
               </w:rPr>
-              <w:t>2 / 2</w:t>
+              <w:t>2</w:t>
             </w:r>
           </w:p>
         </w:tc>
@@ -6612,7 +6599,7 @@
                 <w:b/>
                 <w:sz w:val="22"/>
               </w:rPr>
-              <w:t>3.1 / 2</w:t>
+              <w:t>2</w:t>
             </w:r>
           </w:p>
         </w:tc>
@@ -6625,7 +6612,7 @@
     </w:p>
     <w:p>
       <w:r>
-        <w:t>До мероприятий условия труда относятся к классу 3.1 (вредный) из-за недостаточной освещённости. После замены светильников общего освещения итоговый класс — 2 (допустимый).</w:t>
+        <w:t>Итоговый класс условий труда специалиста — 2 (допустимый); вредных факторов на рабочем месте не выявлено.</w:t>
       </w:r>
     </w:p>
     <w:p>
@@ -7093,7 +7080,7 @@
               <w:rPr>
                 <w:sz w:val="22"/>
               </w:rPr>
-              <w:t>650 / 500</w:t>
+              <w:t>600 / 500</w:t>
             </w:r>
           </w:p>
         </w:tc>
@@ -7859,160 +7846,6 @@
           </w:p>
         </w:tc>
       </w:tr>
-      <w:tr>
-        <w:trPr>
-          <w:cantSplit/>
-        </w:trPr>
-        <w:tc>
-          <w:tcPr>
-            <w:tcW w:type="dxa" w:w="3628"/>
-            <w:vAlign w:val="center"/>
-          </w:tcPr>
-          <w:p>
-            <w:pPr>
-              <w:pStyle w:val="TableText"/>
-              <w:jc w:val="left"/>
-            </w:pPr>
-            <w:r>
-              <w:rPr>
-                <w:sz w:val="22"/>
-              </w:rPr>
-              <w:t>Ход клавиши, мм</w:t>
-            </w:r>
-          </w:p>
-        </w:tc>
-        <w:tc>
-          <w:tcPr>
-            <w:tcW w:type="dxa" w:w="2551"/>
-            <w:vAlign w:val="center"/>
-          </w:tcPr>
-          <w:p>
-            <w:pPr>
-              <w:pStyle w:val="TableText"/>
-              <w:jc w:val="center"/>
-            </w:pPr>
-            <w:r>
-              <w:rPr>
-                <w:sz w:val="22"/>
-              </w:rPr>
-              <w:t>1,5–6,0</w:t>
-            </w:r>
-          </w:p>
-        </w:tc>
-        <w:tc>
-          <w:tcPr>
-            <w:tcW w:type="dxa" w:w="1474"/>
-            <w:vAlign w:val="center"/>
-          </w:tcPr>
-          <w:p>
-            <w:pPr>
-              <w:pStyle w:val="TableText"/>
-              <w:jc w:val="center"/>
-            </w:pPr>
-            <w:r>
-              <w:rPr>
-                <w:sz w:val="22"/>
-              </w:rPr>
-              <w:t>3,5</w:t>
-            </w:r>
-          </w:p>
-        </w:tc>
-        <w:tc>
-          <w:tcPr>
-            <w:tcW w:type="dxa" w:w="1701"/>
-            <w:vAlign w:val="center"/>
-          </w:tcPr>
-          <w:p>
-            <w:pPr>
-              <w:pStyle w:val="TableText"/>
-              <w:jc w:val="center"/>
-            </w:pPr>
-            <w:r>
-              <w:rPr>
-                <w:sz w:val="22"/>
-              </w:rPr>
-              <w:t>Соответствует</w:t>
-            </w:r>
-          </w:p>
-        </w:tc>
-      </w:tr>
-      <w:tr>
-        <w:trPr>
-          <w:cantSplit/>
-        </w:trPr>
-        <w:tc>
-          <w:tcPr>
-            <w:tcW w:type="dxa" w:w="3628"/>
-            <w:vAlign w:val="center"/>
-          </w:tcPr>
-          <w:p>
-            <w:pPr>
-              <w:pStyle w:val="TableText"/>
-              <w:jc w:val="left"/>
-            </w:pPr>
-            <w:r>
-              <w:rPr>
-                <w:sz w:val="22"/>
-              </w:rPr>
-              <w:t>Усилие срабатывания клавиши, Н</w:t>
-            </w:r>
-          </w:p>
-        </w:tc>
-        <w:tc>
-          <w:tcPr>
-            <w:tcW w:type="dxa" w:w="2551"/>
-            <w:vAlign w:val="center"/>
-          </w:tcPr>
-          <w:p>
-            <w:pPr>
-              <w:pStyle w:val="TableText"/>
-              <w:jc w:val="center"/>
-            </w:pPr>
-            <w:r>
-              <w:rPr>
-                <w:sz w:val="22"/>
-              </w:rPr>
-              <w:t>0,25–1,5</w:t>
-            </w:r>
-          </w:p>
-        </w:tc>
-        <w:tc>
-          <w:tcPr>
-            <w:tcW w:type="dxa" w:w="1474"/>
-            <w:vAlign w:val="center"/>
-          </w:tcPr>
-          <w:p>
-            <w:pPr>
-              <w:pStyle w:val="TableText"/>
-              <w:jc w:val="center"/>
-            </w:pPr>
-            <w:r>
-              <w:rPr>
-                <w:sz w:val="22"/>
-              </w:rPr>
-              <w:t>0,55</w:t>
-            </w:r>
-          </w:p>
-        </w:tc>
-        <w:tc>
-          <w:tcPr>
-            <w:tcW w:type="dxa" w:w="1701"/>
-            <w:vAlign w:val="center"/>
-          </w:tcPr>
-          <w:p>
-            <w:pPr>
-              <w:pStyle w:val="TableText"/>
-              <w:jc w:val="center"/>
-            </w:pPr>
-            <w:r>
-              <w:rPr>
-                <w:sz w:val="22"/>
-              </w:rPr>
-              <w:t>Соответствует</w:t>
-            </w:r>
-          </w:p>
-        </w:tc>
-      </w:tr>
     </w:tbl>
     <w:p>
       <w:pPr>
@@ -8021,7 +7854,7 @@
     </w:p>
     <w:p>
       <w:r>
-        <w:t>Параметры рабочего места, монитора и клавиатуры соответствуют нормам. Ход и усилие срабатывания клавиш приняты типовыми для мембранных клавиатур: производитель их не указывает. Рабочее место специалиста стоит так, что окно находится слева и свет падает сбоку, без бликов на экране.</w:t>
+        <w:t>Параметры рабочего места, монитора и клавиатуры соответствуют нормам. Рабочее место специалиста стоит так, что окно находится слева и свет падает сбоку, без бликов на экране.</w:t>
       </w:r>
     </w:p>
     <w:p>
@@ -8034,7 +7867,7 @@
     </w:p>
     <w:p>
       <w:r>
-        <w:t>По опасности поражения электрическим током помещения делятся на помещения без повышенной опасности, с повышенной опасностью и особо опасные [64]. Кабинет сухой (относительная влажность не более 60 %), с нормальной температурой, токопроводящая пыль отсутствует, пол — ламинат — не проводит ток. Металлические радиаторы отопления, соединённые с землёй, закрыты декоративными экранами, поэтому одновременное прикосновение к радиатору и корпусу ПЭВМ исключено. Кабинет относится к помещениям без повышенной опасности.</w:t>
+        <w:t>По опасности поражения электрическим током помещения делятся на помещения без повышенной опасности, с повышенной опасностью и особо опасные [64]. Относительная влажность воздуха в кабинете — 45 % (раздел 5.4.2), то есть не более 60 %, поэтому по ПУЭ помещение сухое; температура нормальная, токопроводящая пыль отсутствует, пол — ламинат — не проводит ток. Металлические радиаторы отопления, соединённые с землёй, закрыты декоративными экранами, поэтому одновременное прикосновение к радиатору и корпусу ПЭВМ исключено. Кабинет относится к помещениям без повышенной опасности.</w:t>
       </w:r>
     </w:p>
     <w:p>
@@ -8063,7 +7896,7 @@
         <w:t xml:space="preserve">– </w:t>
       </w:r>
       <w:r>
-        <w:t>токоведущие части изолированы и недоступны для прикосновения, кабели проложены в кабель-каналах, повреждённые удлинители и вилки не используются;</w:t>
+        <w:t>каждая ПЭВМ подключена через собственный источник бесперебойного питания, удлинители не используются; токоведущие части изолированы, кабели проложены в кабель-каналах;</w:t>
       </w:r>
     </w:p>
     <w:p>
@@ -8076,7 +7909,7 @@
     </w:p>
     <w:p>
       <w:r>
-        <w:t>Статическое электричество. Синтетическая обивка кресел, ламинат и сухой воздух в отопительный сезон способствуют накоплению зарядов на теле человека; разряды неприятны и могут повредить электронику. Напряжённость электростатического поля на рабочем месте пользователя ПЭВМ не должна превышать 15 кВ/м [52]. Для снижения электризации поддерживается относительная влажность воздуха не ниже 40 % (увлажнитель), ламинат обрабатывается антистатическими средствами, корпуса ПЭВМ заземлены.</w:t>
+        <w:t>Статическое электричество. Синтетическая обивка кресел способствует накоплению зарядов на теле человека; разряды неприятны и могут повредить электронику. Напряжённость электростатического поля на рабочем месте пользователя ПЭВМ не должна превышать 15 кВ/м [52]. Электризацию ограничивают оптимальная влажность воздуха (45 %) и заземление корпусов ПЭВМ через розетки с заземляющим контактом.</w:t>
       </w:r>
     </w:p>
     <w:p>
@@ -8089,849 +7922,17 @@
     </w:p>
     <w:p>
       <w:r>
-        <w:t>Возможные причины пожара в кабинете — короткое замыкание и перегрузка электрической сети, неисправность блоков питания и удлинителей. Горючие материалы — мебель из ЛДСП, кресла, пластмассовые корпуса оборудования и бумага; горючие газы, легковоспламеняющиеся и горючие жидкости отсутствуют, поэтому помещение не относится к категориям А и Б. Категория в группе В1–В4 определяется по удельной временной пожарной нагрузке [68]:</w:t>
-      </w:r>
-    </w:p>
-    <w:tbl>
-      <w:tblPr>
-        <w:tblW w:type="auto" w:w="0"/>
-        <w:jc w:val="center"/>
-        <w:tblLayout w:type="fixed"/>
-        <w:tblLook w:firstColumn="1" w:firstRow="1" w:lastColumn="0" w:lastRow="0" w:noHBand="0" w:noVBand="1" w:val="04A0"/>
-        <w:tblBorders>
-          <w:top w:val="nil"/>
-          <w:left w:val="nil"/>
-          <w:bottom w:val="nil"/>
-          <w:right w:val="nil"/>
-          <w:insideH w:val="nil"/>
-          <w:insideV w:val="nil"/>
-        </w:tblBorders>
-      </w:tblPr>
-      <w:tblGrid>
-        <w:gridCol w:w="1020"/>
-        <w:gridCol w:w="7313"/>
-        <w:gridCol w:w="1020"/>
-      </w:tblGrid>
-      <w:tr>
-        <w:tc>
-          <w:tcPr>
-            <w:tcW w:type="dxa" w:w="1020"/>
-            <w:vAlign w:val="center"/>
-          </w:tcPr>
-          <w:p>
-            <w:pPr>
-              <w:pStyle w:val="Formula"/>
-            </w:pPr>
-          </w:p>
-        </w:tc>
-        <w:tc>
-          <w:tcPr>
-            <w:tcW w:type="dxa" w:w="7313"/>
-            <w:vAlign w:val="center"/>
-          </w:tcPr>
-          <w:p>
-            <w:pPr>
-              <w:pStyle w:val="Formula"/>
-              <w:jc w:val="center"/>
-            </w:pPr>
-            <m:oMath>
-              <m:r>
-                <w:rPr>
-                  <w:rFonts w:ascii="Cambria Math" w:hAnsi="Cambria Math"/>
-                </w:rPr>
-                <m:t xml:space="preserve">Q</m:t>
-              </m:r>
-              <m:r>
-                <m:rPr>
-                  <m:sty m:val="p"/>
-                </m:rPr>
-                <w:rPr>
-                  <w:rFonts w:ascii="Cambria Math" w:hAnsi="Cambria Math"/>
-                </w:rPr>
-                <m:t xml:space="preserve"> = </m:t>
-              </m:r>
-              <m:nary>
-                <m:naryPr>
-                  <m:chr m:val="∑"/>
-                  <m:limLoc m:val="undOvr"/>
-                </m:naryPr>
-                <m:sub>
-                  <m:r>
-                    <w:rPr>
-                      <w:rFonts w:ascii="Cambria Math" w:hAnsi="Cambria Math"/>
-                    </w:rPr>
-                    <m:t xml:space="preserve">i</m:t>
-                  </m:r>
-                  <m:r>
-                    <m:rPr>
-                      <m:sty m:val="p"/>
-                    </m:rPr>
-                    <w:rPr>
-                      <w:rFonts w:ascii="Cambria Math" w:hAnsi="Cambria Math"/>
-                    </w:rPr>
-                    <m:t xml:space="preserve">=1</m:t>
-                  </m:r>
-                </m:sub>
-                <m:sup>
-                  <m:r>
-                    <w:rPr>
-                      <w:rFonts w:ascii="Cambria Math" w:hAnsi="Cambria Math"/>
-                    </w:rPr>
-                    <m:t xml:space="preserve">n</m:t>
-                  </m:r>
-                </m:sup>
-                <m:e>
-                  <m:sSub>
-                    <m:e>
-                      <m:r>
-                        <w:rPr>
-                          <w:rFonts w:ascii="Cambria Math" w:hAnsi="Cambria Math"/>
-                        </w:rPr>
-                        <m:t xml:space="preserve">M</m:t>
-                      </m:r>
-                    </m:e>
-                    <m:sub>
-                      <m:r>
-                        <m:rPr>
-                          <m:sty m:val="p"/>
-                        </m:rPr>
-                        <w:rPr>
-                          <w:rFonts w:ascii="Cambria Math" w:hAnsi="Cambria Math"/>
-                        </w:rPr>
-                        <m:t xml:space="preserve">i</m:t>
-                      </m:r>
-                    </m:sub>
-                  </m:sSub>
-                  <m:r>
-                    <m:rPr>
-                      <m:sty m:val="p"/>
-                    </m:rPr>
-                    <w:rPr>
-                      <w:rFonts w:ascii="Cambria Math" w:hAnsi="Cambria Math"/>
-                    </w:rPr>
-                    <m:t xml:space="preserve">·</m:t>
-                  </m:r>
-                  <m:sSub>
-                    <m:e>
-                      <m:r>
-                        <w:rPr>
-                          <w:rFonts w:ascii="Cambria Math" w:hAnsi="Cambria Math"/>
-                        </w:rPr>
-                        <m:t xml:space="preserve">Q</m:t>
-                      </m:r>
-                    </m:e>
-                    <m:sub>
-                      <m:r>
-                        <m:rPr>
-                          <m:sty m:val="p"/>
-                        </m:rPr>
-                        <w:rPr>
-                          <w:rFonts w:ascii="Cambria Math" w:hAnsi="Cambria Math"/>
-                        </w:rPr>
-                        <m:t xml:space="preserve">н,i</m:t>
-                      </m:r>
-                    </m:sub>
-                  </m:sSub>
-                </m:e>
-              </m:nary>
-              <m:r>
-                <m:rPr>
-                  <m:sty m:val="p"/>
-                </m:rPr>
-                <w:rPr>
-                  <w:rFonts w:ascii="Cambria Math" w:hAnsi="Cambria Math"/>
-                </w:rPr>
-                <m:t xml:space="preserve">, </m:t>
-              </m:r>
-              <m:r>
-                <w:rPr>
-                  <w:rFonts w:ascii="Cambria Math" w:hAnsi="Cambria Math"/>
-                </w:rPr>
-                <m:t xml:space="preserve">g</m:t>
-              </m:r>
-              <m:r>
-                <m:rPr>
-                  <m:sty m:val="p"/>
-                </m:rPr>
-                <w:rPr>
-                  <w:rFonts w:ascii="Cambria Math" w:hAnsi="Cambria Math"/>
-                </w:rPr>
-                <m:t xml:space="preserve"> = </m:t>
-              </m:r>
-              <m:f>
-                <m:num>
-                  <m:r>
-                    <w:rPr>
-                      <w:rFonts w:ascii="Cambria Math" w:hAnsi="Cambria Math"/>
-                    </w:rPr>
-                    <m:t xml:space="preserve">Q</m:t>
-                  </m:r>
-                </m:num>
-                <m:den>
-                  <m:r>
-                    <w:rPr>
-                      <w:rFonts w:ascii="Cambria Math" w:hAnsi="Cambria Math"/>
-                    </w:rPr>
-                    <m:t xml:space="preserve">S</m:t>
-                  </m:r>
-                </m:den>
-              </m:f>
-              <m:r>
-                <m:rPr>
-                  <m:sty m:val="p"/>
-                </m:rPr>
-                <w:rPr>
-                  <w:rFonts w:ascii="Cambria Math" w:hAnsi="Cambria Math"/>
-                </w:rPr>
-                <m:t xml:space="preserve">,</m:t>
-              </m:r>
-            </m:oMath>
-          </w:p>
-        </w:tc>
-        <w:tc>
-          <w:tcPr>
-            <w:tcW w:type="dxa" w:w="1020"/>
-            <w:vAlign w:val="center"/>
-          </w:tcPr>
-          <w:p>
-            <w:pPr>
-              <w:pStyle w:val="Formula"/>
-              <w:jc w:val="right"/>
-            </w:pPr>
-            <w:r>
-              <w:t>(5.4)</w:t>
-            </w:r>
-          </w:p>
-        </w:tc>
-      </w:tr>
-    </w:tbl>
-    <w:p>
-      <w:pPr>
-        <w:ind w:firstLine="0"/>
-      </w:pPr>
-      <w:r>
-        <w:t xml:space="preserve">где </w:t>
-      </w:r>
-      <m:oMath>
-        <m:sSub>
-          <m:e>
-            <m:r>
-              <w:rPr>
-                <w:rFonts w:ascii="Cambria Math" w:hAnsi="Cambria Math"/>
-              </w:rPr>
-              <m:t xml:space="preserve">M</m:t>
-            </m:r>
-          </m:e>
-          <m:sub>
-            <m:r>
-              <m:rPr>
-                <m:sty m:val="p"/>
-              </m:rPr>
-              <w:rPr>
-                <w:rFonts w:ascii="Cambria Math" w:hAnsi="Cambria Math"/>
-              </w:rPr>
-              <m:t xml:space="preserve">i</m:t>
-            </m:r>
-          </m:sub>
-        </m:sSub>
-      </m:oMath>
-      <w:r>
-        <w:t xml:space="preserve"> – масса i-го горючего материала, кг; </w:t>
-      </w:r>
-      <m:oMath>
-        <m:sSub>
-          <m:e>
-            <m:r>
-              <w:rPr>
-                <w:rFonts w:ascii="Cambria Math" w:hAnsi="Cambria Math"/>
-              </w:rPr>
-              <m:t xml:space="preserve">Q</m:t>
-            </m:r>
-          </m:e>
-          <m:sub>
-            <m:r>
-              <m:rPr>
-                <m:sty m:val="p"/>
-              </m:rPr>
-              <w:rPr>
-                <w:rFonts w:ascii="Cambria Math" w:hAnsi="Cambria Math"/>
-              </w:rPr>
-              <m:t xml:space="preserve">н,i</m:t>
-            </m:r>
-          </m:sub>
-        </m:sSub>
-      </m:oMath>
-      <w:r>
-        <w:t xml:space="preserve"> – его низшая теплота сгорания, МДж/кг; </w:t>
-      </w:r>
-      <m:oMath>
-        <m:r>
-          <w:rPr>
-            <w:rFonts w:ascii="Cambria Math" w:hAnsi="Cambria Math"/>
-          </w:rPr>
-          <m:t xml:space="preserve">S</m:t>
-        </m:r>
-      </m:oMath>
-      <w:r>
-        <w:t xml:space="preserve"> – площадь размещения пожарной нагрузки, м².</w:t>
+        <w:t>Возможные причины пожара в кабинете — короткое замыкание и перегрузка электрической сети, неисправность блоков питания ПЭВМ и источников бесперебойного питания. Горючие материалы — мебель из ЛДСП (столы, тумбы, шкафы), кресла, пластмассовые корпуса оборудования и бумага; горючие газы, легковоспламеняющиеся и горючие жидкости отсутствуют.</w:t>
       </w:r>
     </w:p>
     <w:p>
       <w:r>
-        <w:t>Расчёт пожарной нагрузки приведён в таблице 5.10.</w:t>
-      </w:r>
-    </w:p>
-    <w:p>
-      <w:pPr>
-        <w:pStyle w:val="TableCaption"/>
-        <w:ind w:firstLine="0"/>
-      </w:pPr>
-      <w:r>
-        <w:t>Таблица 5.10 – Пожарная нагрузка помещения</w:t>
-      </w:r>
-    </w:p>
-    <w:tbl>
-      <w:tblPr>
-        <w:tblStyle w:val="TableGrid"/>
-        <w:tblW w:type="auto" w:w="0"/>
-        <w:jc w:val="center"/>
-        <w:tblLayout w:type="fixed"/>
-        <w:tblLook w:firstColumn="1" w:firstRow="1" w:lastColumn="0" w:lastRow="0" w:noHBand="0" w:noVBand="1" w:val="04A0"/>
-        <w:tblCellMar>
-          <w:left w:w="57" w:type="dxa"/>
-          <w:right w:w="57" w:type="dxa"/>
-        </w:tblCellMar>
-      </w:tblPr>
-      <w:tblGrid>
-        <w:gridCol w:w="4535"/>
-        <w:gridCol w:w="1247"/>
-        <w:gridCol w:w="1870"/>
-        <w:gridCol w:w="1700"/>
-      </w:tblGrid>
-      <w:tr>
-        <w:trPr>
-          <w:cantSplit/>
-          <w:tblHeader w:val="true"/>
-        </w:trPr>
-        <w:tc>
-          <w:tcPr>
-            <w:tcW w:type="dxa" w:w="4535"/>
-            <w:vAlign w:val="center"/>
-          </w:tcPr>
-          <w:p>
-            <w:pPr>
-              <w:pStyle w:val="TableText"/>
-              <w:keepNext/>
-              <w:jc w:val="center"/>
-            </w:pPr>
-            <w:r>
-              <w:rPr>
-                <w:b/>
-                <w:sz w:val="22"/>
-              </w:rPr>
-              <w:t>Материал</w:t>
-            </w:r>
-          </w:p>
-        </w:tc>
-        <w:tc>
-          <w:tcPr>
-            <w:tcW w:type="dxa" w:w="1247"/>
-            <w:vAlign w:val="center"/>
-          </w:tcPr>
-          <w:p>
-            <w:pPr>
-              <w:pStyle w:val="TableText"/>
-              <w:keepNext/>
-              <w:jc w:val="center"/>
-            </w:pPr>
-            <w:r>
-              <w:rPr>
-                <w:b/>
-                <w:sz w:val="22"/>
-              </w:rPr>
-              <w:t>Масса, кг</w:t>
-            </w:r>
-          </w:p>
-        </w:tc>
-        <w:tc>
-          <w:tcPr>
-            <w:tcW w:type="dxa" w:w="1871"/>
-            <w:vAlign w:val="center"/>
-          </w:tcPr>
-          <w:p>
-            <w:pPr>
-              <w:pStyle w:val="TableText"/>
-              <w:keepNext/>
-              <w:jc w:val="center"/>
-            </w:pPr>
-            <w:r>
-              <w:rPr>
-                <w:b/>
-                <w:sz w:val="22"/>
-              </w:rPr>
-              <w:t>Низшая теплота сгорания, МДж/кг</w:t>
-            </w:r>
-          </w:p>
-        </w:tc>
-        <w:tc>
-          <w:tcPr>
-            <w:tcW w:type="dxa" w:w="1701"/>
-            <w:vAlign w:val="center"/>
-          </w:tcPr>
-          <w:p>
-            <w:pPr>
-              <w:pStyle w:val="TableText"/>
-              <w:keepNext/>
-              <w:jc w:val="center"/>
-            </w:pPr>
-            <w:r>
-              <w:rPr>
-                <w:b/>
-                <w:sz w:val="22"/>
-              </w:rPr>
-              <w:t>Пожарная нагрузка, МДж</w:t>
-            </w:r>
-          </w:p>
-        </w:tc>
-      </w:tr>
-      <w:tr>
-        <w:trPr>
-          <w:cantSplit/>
-        </w:trPr>
-        <w:tc>
-          <w:tcPr>
-            <w:tcW w:type="dxa" w:w="4535"/>
-            <w:vAlign w:val="center"/>
-          </w:tcPr>
-          <w:p>
-            <w:pPr>
-              <w:pStyle w:val="TableText"/>
-              <w:keepNext/>
-              <w:jc w:val="left"/>
-            </w:pPr>
-            <w:r>
-              <w:rPr>
-                <w:sz w:val="22"/>
-              </w:rPr>
-              <w:t>Мебель из ЛДСП и древесины (11 столов, 2 шкафа, тумба)</w:t>
-            </w:r>
-          </w:p>
-        </w:tc>
-        <w:tc>
-          <w:tcPr>
-            <w:tcW w:type="dxa" w:w="1247"/>
-            <w:vAlign w:val="center"/>
-          </w:tcPr>
-          <w:p>
-            <w:pPr>
-              <w:pStyle w:val="TableText"/>
-              <w:keepNext/>
-              <w:jc w:val="center"/>
-            </w:pPr>
-            <w:r>
-              <w:rPr>
-                <w:sz w:val="22"/>
-              </w:rPr>
-              <w:t>435</w:t>
-            </w:r>
-          </w:p>
-        </w:tc>
-        <w:tc>
-          <w:tcPr>
-            <w:tcW w:type="dxa" w:w="1871"/>
-            <w:vAlign w:val="center"/>
-          </w:tcPr>
-          <w:p>
-            <w:pPr>
-              <w:pStyle w:val="TableText"/>
-              <w:keepNext/>
-              <w:jc w:val="center"/>
-            </w:pPr>
-            <w:r>
-              <w:rPr>
-                <w:sz w:val="22"/>
-              </w:rPr>
-              <w:t>13,8</w:t>
-            </w:r>
-          </w:p>
-        </w:tc>
-        <w:tc>
-          <w:tcPr>
-            <w:tcW w:type="dxa" w:w="1701"/>
-            <w:vAlign w:val="center"/>
-          </w:tcPr>
-          <w:p>
-            <w:pPr>
-              <w:pStyle w:val="TableText"/>
-              <w:keepNext/>
-              <w:jc w:val="center"/>
-            </w:pPr>
-            <w:r>
-              <w:rPr>
-                <w:sz w:val="22"/>
-              </w:rPr>
-              <w:t>6 003</w:t>
-            </w:r>
-          </w:p>
-        </w:tc>
-      </w:tr>
-      <w:tr>
-        <w:trPr>
-          <w:cantSplit/>
-        </w:trPr>
-        <w:tc>
-          <w:tcPr>
-            <w:tcW w:type="dxa" w:w="4535"/>
-            <w:vAlign w:val="center"/>
-          </w:tcPr>
-          <w:p>
-            <w:pPr>
-              <w:pStyle w:val="TableText"/>
-              <w:keepNext/>
-              <w:jc w:val="left"/>
-            </w:pPr>
-            <w:r>
-              <w:rPr>
-                <w:sz w:val="22"/>
-              </w:rPr>
-              <w:t>Офисные кресла (пенополиуретан, ткань, пластмасса)</w:t>
-            </w:r>
-          </w:p>
-        </w:tc>
-        <w:tc>
-          <w:tcPr>
-            <w:tcW w:type="dxa" w:w="1247"/>
-            <w:vAlign w:val="center"/>
-          </w:tcPr>
-          <w:p>
-            <w:pPr>
-              <w:pStyle w:val="TableText"/>
-              <w:keepNext/>
-              <w:jc w:val="center"/>
-            </w:pPr>
-            <w:r>
-              <w:rPr>
-                <w:sz w:val="22"/>
-              </w:rPr>
-              <w:t>88</w:t>
-            </w:r>
-          </w:p>
-        </w:tc>
-        <w:tc>
-          <w:tcPr>
-            <w:tcW w:type="dxa" w:w="1871"/>
-            <w:vAlign w:val="center"/>
-          </w:tcPr>
-          <w:p>
-            <w:pPr>
-              <w:pStyle w:val="TableText"/>
-              <w:keepNext/>
-              <w:jc w:val="center"/>
-            </w:pPr>
-            <w:r>
-              <w:rPr>
-                <w:sz w:val="22"/>
-              </w:rPr>
-              <w:t>24,3</w:t>
-            </w:r>
-          </w:p>
-        </w:tc>
-        <w:tc>
-          <w:tcPr>
-            <w:tcW w:type="dxa" w:w="1701"/>
-            <w:vAlign w:val="center"/>
-          </w:tcPr>
-          <w:p>
-            <w:pPr>
-              <w:pStyle w:val="TableText"/>
-              <w:keepNext/>
-              <w:jc w:val="center"/>
-            </w:pPr>
-            <w:r>
-              <w:rPr>
-                <w:sz w:val="22"/>
-              </w:rPr>
-              <w:t>2 138</w:t>
-            </w:r>
-          </w:p>
-        </w:tc>
-      </w:tr>
-      <w:tr>
-        <w:trPr>
-          <w:cantSplit/>
-        </w:trPr>
-        <w:tc>
-          <w:tcPr>
-            <w:tcW w:type="dxa" w:w="4535"/>
-            <w:vAlign w:val="center"/>
-          </w:tcPr>
-          <w:p>
-            <w:pPr>
-              <w:pStyle w:val="TableText"/>
-              <w:keepNext/>
-              <w:jc w:val="left"/>
-            </w:pPr>
-            <w:r>
-              <w:rPr>
-                <w:sz w:val="22"/>
-              </w:rPr>
-              <w:t>Пластмассовые корпуса ПЭВМ, мониторов, клавиатур</w:t>
-            </w:r>
-          </w:p>
-        </w:tc>
-        <w:tc>
-          <w:tcPr>
-            <w:tcW w:type="dxa" w:w="1247"/>
-            <w:vAlign w:val="center"/>
-          </w:tcPr>
-          <w:p>
-            <w:pPr>
-              <w:pStyle w:val="TableText"/>
-              <w:keepNext/>
-              <w:jc w:val="center"/>
-            </w:pPr>
-            <w:r>
-              <w:rPr>
-                <w:sz w:val="22"/>
-              </w:rPr>
-              <w:t>33</w:t>
-            </w:r>
-          </w:p>
-        </w:tc>
-        <w:tc>
-          <w:tcPr>
-            <w:tcW w:type="dxa" w:w="1871"/>
-            <w:vAlign w:val="center"/>
-          </w:tcPr>
-          <w:p>
-            <w:pPr>
-              <w:pStyle w:val="TableText"/>
-              <w:keepNext/>
-              <w:jc w:val="center"/>
-            </w:pPr>
-            <w:r>
-              <w:rPr>
-                <w:sz w:val="22"/>
-              </w:rPr>
-              <w:t>39,0</w:t>
-            </w:r>
-          </w:p>
-        </w:tc>
-        <w:tc>
-          <w:tcPr>
-            <w:tcW w:type="dxa" w:w="1701"/>
-            <w:vAlign w:val="center"/>
-          </w:tcPr>
-          <w:p>
-            <w:pPr>
-              <w:pStyle w:val="TableText"/>
-              <w:keepNext/>
-              <w:jc w:val="center"/>
-            </w:pPr>
-            <w:r>
-              <w:rPr>
-                <w:sz w:val="22"/>
-              </w:rPr>
-              <w:t>1 287</w:t>
-            </w:r>
-          </w:p>
-        </w:tc>
-      </w:tr>
-      <w:tr>
-        <w:trPr>
-          <w:cantSplit/>
-        </w:trPr>
-        <w:tc>
-          <w:tcPr>
-            <w:tcW w:type="dxa" w:w="4535"/>
-            <w:vAlign w:val="center"/>
-          </w:tcPr>
-          <w:p>
-            <w:pPr>
-              <w:pStyle w:val="TableText"/>
-              <w:keepNext/>
-              <w:jc w:val="left"/>
-            </w:pPr>
-            <w:r>
-              <w:rPr>
-                <w:sz w:val="22"/>
-              </w:rPr>
-              <w:t>Бумага (документы, папки)</w:t>
-            </w:r>
-          </w:p>
-        </w:tc>
-        <w:tc>
-          <w:tcPr>
-            <w:tcW w:type="dxa" w:w="1247"/>
-            <w:vAlign w:val="center"/>
-          </w:tcPr>
-          <w:p>
-            <w:pPr>
-              <w:pStyle w:val="TableText"/>
-              <w:keepNext/>
-              <w:jc w:val="center"/>
-            </w:pPr>
-            <w:r>
-              <w:rPr>
-                <w:sz w:val="22"/>
-              </w:rPr>
-              <w:t>30</w:t>
-            </w:r>
-          </w:p>
-        </w:tc>
-        <w:tc>
-          <w:tcPr>
-            <w:tcW w:type="dxa" w:w="1871"/>
-            <w:vAlign w:val="center"/>
-          </w:tcPr>
-          <w:p>
-            <w:pPr>
-              <w:pStyle w:val="TableText"/>
-              <w:keepNext/>
-              <w:jc w:val="center"/>
-            </w:pPr>
-            <w:r>
-              <w:rPr>
-                <w:sz w:val="22"/>
-              </w:rPr>
-              <w:t>13,4</w:t>
-            </w:r>
-          </w:p>
-        </w:tc>
-        <w:tc>
-          <w:tcPr>
-            <w:tcW w:type="dxa" w:w="1701"/>
-            <w:vAlign w:val="center"/>
-          </w:tcPr>
-          <w:p>
-            <w:pPr>
-              <w:pStyle w:val="TableText"/>
-              <w:keepNext/>
-              <w:jc w:val="center"/>
-            </w:pPr>
-            <w:r>
-              <w:rPr>
-                <w:sz w:val="22"/>
-              </w:rPr>
-              <w:t>402</w:t>
-            </w:r>
-          </w:p>
-        </w:tc>
-      </w:tr>
-      <w:tr>
-        <w:trPr>
-          <w:cantSplit/>
-        </w:trPr>
-        <w:tc>
-          <w:tcPr>
-            <w:tcW w:type="dxa" w:w="7653"/>
-            <w:gridSpan w:val="3"/>
-            <w:vAlign w:val="center"/>
-          </w:tcPr>
-          <w:p>
-            <w:pPr>
-              <w:pStyle w:val="TableText"/>
-              <w:jc w:val="left"/>
-            </w:pPr>
-            <w:r>
-              <w:rPr>
-                <w:b/>
-                <w:sz w:val="22"/>
-              </w:rPr>
-              <w:t>Пожарная нагрузка помещения</w:t>
-            </w:r>
-          </w:p>
-        </w:tc>
-        <w:tc>
-          <w:tcPr>
-            <w:tcW w:type="dxa" w:w="1701"/>
-            <w:vAlign w:val="center"/>
-          </w:tcPr>
-          <w:p>
-            <w:pPr>
-              <w:pStyle w:val="TableText"/>
-              <w:jc w:val="center"/>
-            </w:pPr>
-            <w:r>
-              <w:rPr>
-                <w:b/>
-                <w:sz w:val="22"/>
-              </w:rPr>
-              <w:t>9 830</w:t>
-            </w:r>
-          </w:p>
-        </w:tc>
-      </w:tr>
-    </w:tbl>
-    <w:p>
-      <w:pPr>
-        <w:spacing w:line="240" w:lineRule="auto"/>
-      </w:pPr>
-    </w:p>
-    <w:p>
-      <w:pPr>
-        <w:pStyle w:val="Formula"/>
-        <w:jc w:val="center"/>
-      </w:pPr>
-      <m:oMath>
-        <m:r>
-          <w:rPr>
-            <w:rFonts w:ascii="Cambria Math" w:hAnsi="Cambria Math"/>
-          </w:rPr>
-          <m:t xml:space="preserve">g</m:t>
-        </m:r>
-        <m:r>
-          <m:rPr>
-            <m:sty m:val="p"/>
-          </m:rPr>
-          <w:rPr>
-            <w:rFonts w:ascii="Cambria Math" w:hAnsi="Cambria Math"/>
-          </w:rPr>
-          <m:t xml:space="preserve"> = </m:t>
-        </m:r>
-        <m:f>
-          <m:num>
-            <m:r>
-              <m:rPr>
-                <m:sty m:val="p"/>
-              </m:rPr>
-              <w:rPr>
-                <w:rFonts w:ascii="Cambria Math" w:hAnsi="Cambria Math"/>
-              </w:rPr>
-              <m:t xml:space="preserve">9 830</m:t>
-            </m:r>
-          </m:num>
-          <m:den>
-            <m:r>
-              <m:rPr>
-                <m:sty m:val="p"/>
-              </m:rPr>
-              <w:rPr>
-                <w:rFonts w:ascii="Cambria Math" w:hAnsi="Cambria Math"/>
-              </w:rPr>
-              <m:t xml:space="preserve">51,1</m:t>
-            </m:r>
-          </m:den>
-        </m:f>
-        <m:r>
-          <m:rPr>
-            <m:sty m:val="p"/>
-          </m:rPr>
-          <w:rPr>
-            <w:rFonts w:ascii="Cambria Math" w:hAnsi="Cambria Math"/>
-          </w:rPr>
-          <m:t xml:space="preserve"> = 192 МДж/м².</m:t>
-        </m:r>
-      </m:oMath>
-    </w:p>
-    <w:p>
-      <w:r>
-        <w:t>Удельная пожарная нагрузка 192 МДж/м² находится в пределах 181–1400 МДж/м², помещение относится к категории В3 (пожароопасная) [68]. Здание административного назначения относится к классу функциональной пожарной опасности Ф4.3 [69].</w:t>
+        <w:t>Кабинет — служебное помещение административного здания, которое по классу функциональной пожарной опасности относится к Ф4.3 [68]. Категории помещений по взрывопожарной и пожарной опасности (А, Б, В1–В4, Г, Д) устанавливаются для производственных и складских помещений [69], поэтому для кабинета категория не определяется; требования пожарной безопасности к нему задаются классом Ф4.3 и Правилами противопожарного режима [70].</w:t>
       </w:r>
     </w:p>
     <w:p>
       <w:r>
-        <w:t>Мероприятия по пожарной безопасности [69, 70]:</w:t>
+        <w:t>Мероприятия по пожарной безопасности [68, 70]:</w:t>
       </w:r>
     </w:p>
     <w:p>
@@ -8963,7 +7964,7 @@
         <w:t xml:space="preserve">– </w:t>
       </w:r>
       <w:r>
-        <w:t>не допускается включать несколько мощных потребителей в один удлинитель, оставлять включённым оборудование после работы, хранить бумагу у радиаторов и светильников;</w:t>
+        <w:t>не допускается оставлять включённым оборудование после работы, хранить бумагу у радиаторов и светильников;</w:t>
       </w:r>
     </w:p>
     <w:p>
@@ -8972,11 +7973,6 @@
       </w:r>
       <w:r>
         <w:t>ширина выхода из помещения 0,9 м, полотно двери открывается внутрь и не перекрывает пути движения в прихожей.</w:t>
-      </w:r>
-    </w:p>
-    <w:p>
-      <w:r>
-        <w:t>При возгорании необходимо обесточить оборудование, сообщить о пожаре по телефону 101 (112), приступить к тушению огнетушителем и при необходимости эвакуироваться по плану эвакуации.</w:t>
       </w:r>
     </w:p>
     <w:p>
@@ -9147,7 +8143,7 @@
               <w:jc w:val="right"/>
             </w:pPr>
             <w:r>
-              <w:t>(5.5)</w:t>
+              <w:t>(5.4)</w:t>
             </w:r>
           </w:p>
         </w:tc>
@@ -9436,7 +8432,7 @@
               <w:jc w:val="right"/>
             </w:pPr>
             <w:r>
-              <w:t>(5.6)</w:t>
+              <w:t>(5.5)</w:t>
             </w:r>
           </w:p>
         </w:tc>
@@ -9482,350 +8478,7 @@
         <w:keepNext/>
       </w:pPr>
       <w:r>
-        <w:t>Проверка существующей установки. Освещённость, создаваемая светильниками на рабочей поверхности:</w:t>
-      </w:r>
-    </w:p>
-    <w:tbl>
-      <w:tblPr>
-        <w:tblW w:type="auto" w:w="0"/>
-        <w:jc w:val="center"/>
-        <w:tblLayout w:type="fixed"/>
-        <w:tblLook w:firstColumn="1" w:firstRow="1" w:lastColumn="0" w:lastRow="0" w:noHBand="0" w:noVBand="1" w:val="04A0"/>
-        <w:tblBorders>
-          <w:top w:val="nil"/>
-          <w:left w:val="nil"/>
-          <w:bottom w:val="nil"/>
-          <w:right w:val="nil"/>
-          <w:insideH w:val="nil"/>
-          <w:insideV w:val="nil"/>
-        </w:tblBorders>
-      </w:tblPr>
-      <w:tblGrid>
-        <w:gridCol w:w="1020"/>
-        <w:gridCol w:w="7313"/>
-        <w:gridCol w:w="1020"/>
-      </w:tblGrid>
-      <w:tr>
-        <w:tc>
-          <w:tcPr>
-            <w:tcW w:type="dxa" w:w="1020"/>
-            <w:vAlign w:val="center"/>
-          </w:tcPr>
-          <w:p>
-            <w:pPr>
-              <w:pStyle w:val="Formula"/>
-            </w:pPr>
-          </w:p>
-        </w:tc>
-        <w:tc>
-          <w:tcPr>
-            <w:tcW w:type="dxa" w:w="7313"/>
-            <w:vAlign w:val="center"/>
-          </w:tcPr>
-          <w:p>
-            <w:pPr>
-              <w:pStyle w:val="Formula"/>
-              <w:jc w:val="center"/>
-            </w:pPr>
-            <m:oMath>
-              <m:r>
-                <w:rPr>
-                  <w:rFonts w:ascii="Cambria Math" w:hAnsi="Cambria Math"/>
-                </w:rPr>
-                <m:t xml:space="preserve">E</m:t>
-              </m:r>
-              <m:r>
-                <m:rPr>
-                  <m:sty m:val="p"/>
-                </m:rPr>
-                <w:rPr>
-                  <w:rFonts w:ascii="Cambria Math" w:hAnsi="Cambria Math"/>
-                </w:rPr>
-                <m:t xml:space="preserve"> = </m:t>
-              </m:r>
-              <m:f>
-                <m:num>
-                  <m:r>
-                    <w:rPr>
-                      <w:rFonts w:ascii="Cambria Math" w:hAnsi="Cambria Math"/>
-                    </w:rPr>
-                    <m:t xml:space="preserve">N</m:t>
-                  </m:r>
-                  <m:r>
-                    <m:rPr>
-                      <m:sty m:val="p"/>
-                    </m:rPr>
-                    <w:rPr>
-                      <w:rFonts w:ascii="Cambria Math" w:hAnsi="Cambria Math"/>
-                    </w:rPr>
-                    <m:t xml:space="preserve">·</m:t>
-                  </m:r>
-                  <m:sSub>
-                    <m:e>
-                      <m:r>
-                        <w:rPr>
-                          <w:rFonts w:ascii="Cambria Math" w:hAnsi="Cambria Math"/>
-                        </w:rPr>
-                        <m:t xml:space="preserve">Ф</m:t>
-                      </m:r>
-                    </m:e>
-                    <m:sub>
-                      <m:r>
-                        <m:rPr>
-                          <m:sty m:val="p"/>
-                        </m:rPr>
-                        <w:rPr>
-                          <w:rFonts w:ascii="Cambria Math" w:hAnsi="Cambria Math"/>
-                        </w:rPr>
-                        <m:t xml:space="preserve">л</m:t>
-                      </m:r>
-                    </m:sub>
-                  </m:sSub>
-                  <m:r>
-                    <m:rPr>
-                      <m:sty m:val="p"/>
-                    </m:rPr>
-                    <w:rPr>
-                      <w:rFonts w:ascii="Cambria Math" w:hAnsi="Cambria Math"/>
-                    </w:rPr>
-                    <m:t xml:space="preserve">·</m:t>
-                  </m:r>
-                  <m:r>
-                    <w:rPr>
-                      <w:rFonts w:ascii="Cambria Math" w:hAnsi="Cambria Math"/>
-                    </w:rPr>
-                    <m:t xml:space="preserve">η</m:t>
-                  </m:r>
-                </m:num>
-                <m:den>
-                  <m:r>
-                    <w:rPr>
-                      <w:rFonts w:ascii="Cambria Math" w:hAnsi="Cambria Math"/>
-                    </w:rPr>
-                    <m:t xml:space="preserve">S</m:t>
-                  </m:r>
-                  <m:r>
-                    <m:rPr>
-                      <m:sty m:val="p"/>
-                    </m:rPr>
-                    <w:rPr>
-                      <w:rFonts w:ascii="Cambria Math" w:hAnsi="Cambria Math"/>
-                    </w:rPr>
-                    <m:t xml:space="preserve">·</m:t>
-                  </m:r>
-                  <m:sSub>
-                    <m:e>
-                      <m:r>
-                        <w:rPr>
-                          <w:rFonts w:ascii="Cambria Math" w:hAnsi="Cambria Math"/>
-                        </w:rPr>
-                        <m:t xml:space="preserve">K</m:t>
-                      </m:r>
-                    </m:e>
-                    <m:sub>
-                      <m:r>
-                        <m:rPr>
-                          <m:sty m:val="p"/>
-                        </m:rPr>
-                        <w:rPr>
-                          <w:rFonts w:ascii="Cambria Math" w:hAnsi="Cambria Math"/>
-                        </w:rPr>
-                        <m:t xml:space="preserve">з</m:t>
-                      </m:r>
-                    </m:sub>
-                  </m:sSub>
-                  <m:r>
-                    <m:rPr>
-                      <m:sty m:val="p"/>
-                    </m:rPr>
-                    <w:rPr>
-                      <w:rFonts w:ascii="Cambria Math" w:hAnsi="Cambria Math"/>
-                    </w:rPr>
-                    <m:t xml:space="preserve">·</m:t>
-                  </m:r>
-                  <m:r>
-                    <w:rPr>
-                      <w:rFonts w:ascii="Cambria Math" w:hAnsi="Cambria Math"/>
-                    </w:rPr>
-                    <m:t xml:space="preserve">z</m:t>
-                  </m:r>
-                </m:den>
-              </m:f>
-              <m:r>
-                <m:rPr>
-                  <m:sty m:val="p"/>
-                </m:rPr>
-                <w:rPr>
-                  <w:rFonts w:ascii="Cambria Math" w:hAnsi="Cambria Math"/>
-                </w:rPr>
-                <m:t xml:space="preserve">,</m:t>
-              </m:r>
-            </m:oMath>
-          </w:p>
-        </w:tc>
-        <w:tc>
-          <w:tcPr>
-            <w:tcW w:type="dxa" w:w="1020"/>
-            <w:vAlign w:val="center"/>
-          </w:tcPr>
-          <w:p>
-            <w:pPr>
-              <w:pStyle w:val="Formula"/>
-              <w:jc w:val="right"/>
-            </w:pPr>
-            <w:r>
-              <w:t>(5.7)</w:t>
-            </w:r>
-          </w:p>
-        </w:tc>
-      </w:tr>
-    </w:tbl>
-    <w:p>
-      <w:pPr>
-        <w:ind w:firstLine="0"/>
-      </w:pPr>
-      <w:r>
-        <w:t xml:space="preserve">где </w:t>
-      </w:r>
-      <m:oMath>
-        <m:r>
-          <w:rPr>
-            <w:rFonts w:ascii="Cambria Math" w:hAnsi="Cambria Math"/>
-          </w:rPr>
-          <m:t xml:space="preserve">N</m:t>
-        </m:r>
-      </m:oMath>
-      <w:r>
-        <w:t xml:space="preserve"> – число ламп (светильников); </w:t>
-      </w:r>
-      <m:oMath>
-        <m:sSub>
-          <m:e>
-            <m:r>
-              <w:rPr>
-                <w:rFonts w:ascii="Cambria Math" w:hAnsi="Cambria Math"/>
-              </w:rPr>
-              <m:t xml:space="preserve">Ф</m:t>
-            </m:r>
-          </m:e>
-          <m:sub>
-            <m:r>
-              <m:rPr>
-                <m:sty m:val="p"/>
-              </m:rPr>
-              <w:rPr>
-                <w:rFonts w:ascii="Cambria Math" w:hAnsi="Cambria Math"/>
-              </w:rPr>
-              <m:t xml:space="preserve">л</m:t>
-            </m:r>
-          </m:sub>
-        </m:sSub>
-      </m:oMath>
-      <w:r>
-        <w:t xml:space="preserve"> – световой поток лампы (светильника), лм; </w:t>
-      </w:r>
-      <m:oMath>
-        <m:r>
-          <w:rPr>
-            <w:rFonts w:ascii="Cambria Math" w:hAnsi="Cambria Math"/>
-          </w:rPr>
-          <m:t xml:space="preserve">η</m:t>
-        </m:r>
-      </m:oMath>
-      <w:r>
-        <w:t xml:space="preserve"> – коэффициент использования светового потока; </w:t>
-      </w:r>
-      <m:oMath>
-        <m:r>
-          <w:rPr>
-            <w:rFonts w:ascii="Cambria Math" w:hAnsi="Cambria Math"/>
-          </w:rPr>
-          <m:t xml:space="preserve">S</m:t>
-        </m:r>
-      </m:oMath>
-      <w:r>
-        <w:t xml:space="preserve"> – площадь помещения, 51,1 м².</w:t>
-      </w:r>
-    </w:p>
-    <w:p>
-      <w:r>
-        <w:t>В 3 светильниках установлено 12 люминесцентных ламп Т8 по 18 Вт со световым потоком 1 350 лм. Для растровых светильников с зеркальной решёткой при i ≈ 1,5 коэффициент использования η = 0,47 [72]:</w:t>
-      </w:r>
-    </w:p>
-    <w:p>
-      <w:pPr>
-        <w:pStyle w:val="Formula"/>
-        <w:jc w:val="center"/>
-      </w:pPr>
-      <m:oMath>
-        <m:sSub>
-          <m:e>
-            <m:r>
-              <w:rPr>
-                <w:rFonts w:ascii="Cambria Math" w:hAnsi="Cambria Math"/>
-              </w:rPr>
-              <m:t xml:space="preserve">E</m:t>
-            </m:r>
-          </m:e>
-          <m:sub>
-            <m:r>
-              <m:rPr>
-                <m:sty m:val="p"/>
-              </m:rPr>
-              <w:rPr>
-                <w:rFonts w:ascii="Cambria Math" w:hAnsi="Cambria Math"/>
-              </w:rPr>
-              <m:t xml:space="preserve">сущ</m:t>
-            </m:r>
-          </m:sub>
-        </m:sSub>
-        <m:r>
-          <m:rPr>
-            <m:sty m:val="p"/>
-          </m:rPr>
-          <w:rPr>
-            <w:rFonts w:ascii="Cambria Math" w:hAnsi="Cambria Math"/>
-          </w:rPr>
-          <m:t xml:space="preserve"> = </m:t>
-        </m:r>
-        <m:f>
-          <m:num>
-            <m:r>
-              <m:rPr>
-                <m:sty m:val="p"/>
-              </m:rPr>
-              <w:rPr>
-                <w:rFonts w:ascii="Cambria Math" w:hAnsi="Cambria Math"/>
-              </w:rPr>
-              <m:t xml:space="preserve">12·1 350·0,47</m:t>
-            </m:r>
-          </m:num>
-          <m:den>
-            <m:r>
-              <m:rPr>
-                <m:sty m:val="p"/>
-              </m:rPr>
-              <w:rPr>
-                <w:rFonts w:ascii="Cambria Math" w:hAnsi="Cambria Math"/>
-              </w:rPr>
-              <m:t xml:space="preserve">51,1·1,4·1,1</m:t>
-            </m:r>
-          </m:den>
-        </m:f>
-        <m:r>
-          <m:rPr>
-            <m:sty m:val="p"/>
-          </m:rPr>
-          <w:rPr>
-            <w:rFonts w:ascii="Cambria Math" w:hAnsi="Cambria Math"/>
-          </w:rPr>
-          <m:t xml:space="preserve"> = 97 лк.</m:t>
-        </m:r>
-      </m:oMath>
-    </w:p>
-    <w:p>
-      <w:r>
-        <w:t>Существующее освещение (97 лк) втрое ниже нормы 300 лк. Кроме того, люминесцентные лампы с электромагнитными пускорегулирующими аппаратами, которыми обычно комплектуются такие светильники, дают пульсацию освещённости 25–35 % при норме 5 %. Поэтому светильники заменяются встраиваемыми светодиодными панелями 595 × 595 мм для потолка «Армстронг»: мощность 45 Вт, световой поток 4 800 лм, коэффициент пульсации менее 1 %, цветовая температура 4000 К, индекс цветопередачи не менее 80, матовый рассеиватель. Необходимый суммарный световой поток:</w:t>
+        <w:t>В кабинете установлены светильники — встраиваемые светодиодные панели 595 × 595 мм для потолка «Армстронг»: мощность 45 Вт, световой поток 4 800 лм, коэффициент пульсации менее 1 %, цветовая температура 4000 К, индекс цветопередачи не менее 80, матовый рассеиватель. Коэффициент использования светового потока для них при i ≈ 1,5 — η = 0,65 [72]. Необходимый суммарный световой поток:</w:t>
       </w:r>
     </w:p>
     <w:tbl>
@@ -10050,7 +8703,7 @@
               <w:jc w:val="right"/>
             </w:pPr>
             <w:r>
-              <w:t>(5.8)</w:t>
+              <w:t>(5.6)</w:t>
             </w:r>
           </w:p>
         </w:tc>
@@ -10094,11 +8747,22 @@
           <w:rPr>
             <w:rFonts w:ascii="Cambria Math" w:hAnsi="Cambria Math"/>
           </w:rPr>
+          <m:t xml:space="preserve">S</m:t>
+        </m:r>
+      </m:oMath>
+      <w:r>
+        <w:t xml:space="preserve"> – площадь помещения, 51,1 м²; </w:t>
+      </w:r>
+      <m:oMath>
+        <m:r>
+          <w:rPr>
+            <w:rFonts w:ascii="Cambria Math" w:hAnsi="Cambria Math"/>
+          </w:rPr>
           <m:t xml:space="preserve">η</m:t>
         </m:r>
       </m:oMath>
       <w:r>
-        <w:t xml:space="preserve"> – коэффициент использования для светодиодной панели, 0,65 [72].</w:t>
+        <w:t xml:space="preserve"> – коэффициент использования.</w:t>
       </w:r>
     </w:p>
     <w:p>
@@ -10106,7 +8770,7 @@
         <w:keepNext/>
       </w:pPr>
       <w:r>
-        <w:t>Число светильников:</w:t>
+        <w:t>Необходимое число светильников:</w:t>
       </w:r>
     </w:p>
     <w:tbl>
@@ -10255,7 +8919,7 @@
                 <w:rPr>
                   <w:rFonts w:ascii="Cambria Math" w:hAnsi="Cambria Math"/>
                 </w:rPr>
-                <m:t xml:space="preserve"> = 7,57 ≈ 8.</m:t>
+                <m:t xml:space="preserve"> = 7,57 ≈ 8,</m:t>
               </m:r>
             </m:oMath>
           </w:p>
@@ -10271,15 +8935,49 @@
               <w:jc w:val="right"/>
             </w:pPr>
             <w:r>
-              <w:t>(5.9)</w:t>
+              <w:t>(5.7)</w:t>
             </w:r>
           </w:p>
         </w:tc>
       </w:tr>
     </w:tbl>
     <w:p>
+      <w:pPr>
+        <w:ind w:firstLine="0"/>
+      </w:pPr>
       <w:r>
-        <w:t>Принимается 8 светильников в 2 ряда по 4 вдоль длинной стороны помещения (рисунок 5.4). Расстояние между рядами L = 2,50 м, от крайних рядов до стен l = 1,25 м; в ряду светильники стоят через 2,33 м. Отношение L/h = 1,14 не превышает наивыгоднейшего значения 1,4 для светильников с косинусным светораспределением, то есть освещённость между светильниками не проседает.</w:t>
+        <w:t xml:space="preserve">где </w:t>
+      </w:r>
+      <m:oMath>
+        <m:sSub>
+          <m:e>
+            <m:r>
+              <w:rPr>
+                <w:rFonts w:ascii="Cambria Math" w:hAnsi="Cambria Math"/>
+              </w:rPr>
+              <m:t xml:space="preserve">Ф</m:t>
+            </m:r>
+          </m:e>
+          <m:sub>
+            <m:r>
+              <m:rPr>
+                <m:sty m:val="p"/>
+              </m:rPr>
+              <w:rPr>
+                <w:rFonts w:ascii="Cambria Math" w:hAnsi="Cambria Math"/>
+              </w:rPr>
+              <m:t xml:space="preserve">л</m:t>
+            </m:r>
+          </m:sub>
+        </m:sSub>
+      </m:oMath>
+      <w:r>
+        <w:t xml:space="preserve"> – световой поток одного светильника, 4 800 лм.</w:t>
+      </w:r>
+    </w:p>
+    <w:p>
+      <w:r>
+        <w:t>Расчётное число совпадает с числом установленных светильников. Они расположены в 2 ряда по 4 вдоль длинной стороны помещения (рисунок 5.4). Расстояние между рядами L = 2,50 м, от крайних рядов до стен l = 1,25 м; в ряду светильники стоят через 2,33 м. Отношение L/h = 1,14 не превышает наивыгоднейшего значения 1,4 для светильников с косинусным светораспределением, то есть освещённость между светильниками не проседает.</w:t>
       </w:r>
     </w:p>
     <w:p>
@@ -10337,80 +9035,237 @@
         <w:keepNext/>
       </w:pPr>
       <w:r>
-        <w:t>Освещённость, создаваемая новой установкой, по формуле (5.7):</w:t>
+        <w:t>Освещённость, создаваемая установленными светильниками на рабочей поверхности:</w:t>
       </w:r>
     </w:p>
-    <w:p>
-      <w:pPr>
-        <w:pStyle w:val="Formula"/>
+    <w:tbl>
+      <w:tblPr>
+        <w:tblW w:type="auto" w:w="0"/>
         <w:jc w:val="center"/>
-      </w:pPr>
-      <m:oMath>
-        <m:sSub>
-          <m:e>
-            <m:r>
-              <w:rPr>
-                <w:rFonts w:ascii="Cambria Math" w:hAnsi="Cambria Math"/>
-              </w:rPr>
-              <m:t xml:space="preserve">E</m:t>
-            </m:r>
-          </m:e>
-          <m:sub>
-            <m:r>
-              <m:rPr>
-                <m:sty m:val="p"/>
-              </m:rPr>
-              <w:rPr>
-                <w:rFonts w:ascii="Cambria Math" w:hAnsi="Cambria Math"/>
-              </w:rPr>
-              <m:t xml:space="preserve">расч</m:t>
-            </m:r>
-          </m:sub>
-        </m:sSub>
-        <m:r>
-          <m:rPr>
-            <m:sty m:val="p"/>
-          </m:rPr>
-          <w:rPr>
-            <w:rFonts w:ascii="Cambria Math" w:hAnsi="Cambria Math"/>
-          </w:rPr>
-          <m:t xml:space="preserve"> = </m:t>
-        </m:r>
-        <m:f>
-          <m:num>
-            <m:r>
-              <m:rPr>
-                <m:sty m:val="p"/>
-              </m:rPr>
-              <w:rPr>
-                <w:rFonts w:ascii="Cambria Math" w:hAnsi="Cambria Math"/>
-              </w:rPr>
-              <m:t xml:space="preserve">8·4 800·0,65</m:t>
-            </m:r>
-          </m:num>
-          <m:den>
-            <m:r>
-              <m:rPr>
-                <m:sty m:val="p"/>
-              </m:rPr>
-              <w:rPr>
-                <w:rFonts w:ascii="Cambria Math" w:hAnsi="Cambria Math"/>
-              </w:rPr>
-              <m:t xml:space="preserve">51,1·1,4·1,1</m:t>
-            </m:r>
-          </m:den>
-        </m:f>
-        <m:r>
-          <m:rPr>
-            <m:sty m:val="p"/>
-          </m:rPr>
-          <w:rPr>
-            <w:rFonts w:ascii="Cambria Math" w:hAnsi="Cambria Math"/>
-          </w:rPr>
-          <m:t xml:space="preserve"> = 317 лк.</m:t>
-        </m:r>
-      </m:oMath>
-    </w:p>
+        <w:tblLayout w:type="fixed"/>
+        <w:tblLook w:firstColumn="1" w:firstRow="1" w:lastColumn="0" w:lastRow="0" w:noHBand="0" w:noVBand="1" w:val="04A0"/>
+        <w:tblBorders>
+          <w:top w:val="nil"/>
+          <w:left w:val="nil"/>
+          <w:bottom w:val="nil"/>
+          <w:right w:val="nil"/>
+          <w:insideH w:val="nil"/>
+          <w:insideV w:val="nil"/>
+        </w:tblBorders>
+      </w:tblPr>
+      <w:tblGrid>
+        <w:gridCol w:w="1020"/>
+        <w:gridCol w:w="7313"/>
+        <w:gridCol w:w="1020"/>
+      </w:tblGrid>
+      <w:tr>
+        <w:tc>
+          <w:tcPr>
+            <w:tcW w:type="dxa" w:w="1020"/>
+            <w:vAlign w:val="center"/>
+          </w:tcPr>
+          <w:p>
+            <w:pPr>
+              <w:pStyle w:val="Formula"/>
+            </w:pPr>
+          </w:p>
+        </w:tc>
+        <w:tc>
+          <w:tcPr>
+            <w:tcW w:type="dxa" w:w="7313"/>
+            <w:vAlign w:val="center"/>
+          </w:tcPr>
+          <w:p>
+            <w:pPr>
+              <w:pStyle w:val="Formula"/>
+              <w:jc w:val="center"/>
+            </w:pPr>
+            <m:oMath>
+              <m:r>
+                <w:rPr>
+                  <w:rFonts w:ascii="Cambria Math" w:hAnsi="Cambria Math"/>
+                </w:rPr>
+                <m:t xml:space="preserve">E</m:t>
+              </m:r>
+              <m:r>
+                <m:rPr>
+                  <m:sty m:val="p"/>
+                </m:rPr>
+                <w:rPr>
+                  <w:rFonts w:ascii="Cambria Math" w:hAnsi="Cambria Math"/>
+                </w:rPr>
+                <m:t xml:space="preserve"> = </m:t>
+              </m:r>
+              <m:f>
+                <m:num>
+                  <m:r>
+                    <w:rPr>
+                      <w:rFonts w:ascii="Cambria Math" w:hAnsi="Cambria Math"/>
+                    </w:rPr>
+                    <m:t xml:space="preserve">N</m:t>
+                  </m:r>
+                  <m:r>
+                    <m:rPr>
+                      <m:sty m:val="p"/>
+                    </m:rPr>
+                    <w:rPr>
+                      <w:rFonts w:ascii="Cambria Math" w:hAnsi="Cambria Math"/>
+                    </w:rPr>
+                    <m:t xml:space="preserve">·</m:t>
+                  </m:r>
+                  <m:sSub>
+                    <m:e>
+                      <m:r>
+                        <w:rPr>
+                          <w:rFonts w:ascii="Cambria Math" w:hAnsi="Cambria Math"/>
+                        </w:rPr>
+                        <m:t xml:space="preserve">Ф</m:t>
+                      </m:r>
+                    </m:e>
+                    <m:sub>
+                      <m:r>
+                        <m:rPr>
+                          <m:sty m:val="p"/>
+                        </m:rPr>
+                        <w:rPr>
+                          <w:rFonts w:ascii="Cambria Math" w:hAnsi="Cambria Math"/>
+                        </w:rPr>
+                        <m:t xml:space="preserve">л</m:t>
+                      </m:r>
+                    </m:sub>
+                  </m:sSub>
+                  <m:r>
+                    <m:rPr>
+                      <m:sty m:val="p"/>
+                    </m:rPr>
+                    <w:rPr>
+                      <w:rFonts w:ascii="Cambria Math" w:hAnsi="Cambria Math"/>
+                    </w:rPr>
+                    <m:t xml:space="preserve">·</m:t>
+                  </m:r>
+                  <m:r>
+                    <w:rPr>
+                      <w:rFonts w:ascii="Cambria Math" w:hAnsi="Cambria Math"/>
+                    </w:rPr>
+                    <m:t xml:space="preserve">η</m:t>
+                  </m:r>
+                </m:num>
+                <m:den>
+                  <m:r>
+                    <w:rPr>
+                      <w:rFonts w:ascii="Cambria Math" w:hAnsi="Cambria Math"/>
+                    </w:rPr>
+                    <m:t xml:space="preserve">S</m:t>
+                  </m:r>
+                  <m:r>
+                    <m:rPr>
+                      <m:sty m:val="p"/>
+                    </m:rPr>
+                    <w:rPr>
+                      <w:rFonts w:ascii="Cambria Math" w:hAnsi="Cambria Math"/>
+                    </w:rPr>
+                    <m:t xml:space="preserve">·</m:t>
+                  </m:r>
+                  <m:sSub>
+                    <m:e>
+                      <m:r>
+                        <w:rPr>
+                          <w:rFonts w:ascii="Cambria Math" w:hAnsi="Cambria Math"/>
+                        </w:rPr>
+                        <m:t xml:space="preserve">K</m:t>
+                      </m:r>
+                    </m:e>
+                    <m:sub>
+                      <m:r>
+                        <m:rPr>
+                          <m:sty m:val="p"/>
+                        </m:rPr>
+                        <w:rPr>
+                          <w:rFonts w:ascii="Cambria Math" w:hAnsi="Cambria Math"/>
+                        </w:rPr>
+                        <m:t xml:space="preserve">з</m:t>
+                      </m:r>
+                    </m:sub>
+                  </m:sSub>
+                  <m:r>
+                    <m:rPr>
+                      <m:sty m:val="p"/>
+                    </m:rPr>
+                    <w:rPr>
+                      <w:rFonts w:ascii="Cambria Math" w:hAnsi="Cambria Math"/>
+                    </w:rPr>
+                    <m:t xml:space="preserve">·</m:t>
+                  </m:r>
+                  <m:r>
+                    <w:rPr>
+                      <w:rFonts w:ascii="Cambria Math" w:hAnsi="Cambria Math"/>
+                    </w:rPr>
+                    <m:t xml:space="preserve">z</m:t>
+                  </m:r>
+                </m:den>
+              </m:f>
+              <m:r>
+                <m:rPr>
+                  <m:sty m:val="p"/>
+                </m:rPr>
+                <w:rPr>
+                  <w:rFonts w:ascii="Cambria Math" w:hAnsi="Cambria Math"/>
+                </w:rPr>
+                <m:t xml:space="preserve"> = </m:t>
+              </m:r>
+              <m:f>
+                <m:num>
+                  <m:r>
+                    <m:rPr>
+                      <m:sty m:val="p"/>
+                    </m:rPr>
+                    <w:rPr>
+                      <w:rFonts w:ascii="Cambria Math" w:hAnsi="Cambria Math"/>
+                    </w:rPr>
+                    <m:t xml:space="preserve">8·4 800·0,65</m:t>
+                  </m:r>
+                </m:num>
+                <m:den>
+                  <m:r>
+                    <m:rPr>
+                      <m:sty m:val="p"/>
+                    </m:rPr>
+                    <w:rPr>
+                      <w:rFonts w:ascii="Cambria Math" w:hAnsi="Cambria Math"/>
+                    </w:rPr>
+                    <m:t xml:space="preserve">51,1·1,4·1,1</m:t>
+                  </m:r>
+                </m:den>
+              </m:f>
+              <m:r>
+                <m:rPr>
+                  <m:sty m:val="p"/>
+                </m:rPr>
+                <w:rPr>
+                  <w:rFonts w:ascii="Cambria Math" w:hAnsi="Cambria Math"/>
+                </w:rPr>
+                <m:t xml:space="preserve"> = 317 лк.</m:t>
+              </m:r>
+            </m:oMath>
+          </w:p>
+        </w:tc>
+        <w:tc>
+          <w:tcPr>
+            <w:tcW w:type="dxa" w:w="1020"/>
+            <w:vAlign w:val="center"/>
+          </w:tcPr>
+          <w:p>
+            <w:pPr>
+              <w:pStyle w:val="Formula"/>
+              <w:jc w:val="right"/>
+            </w:pPr>
+            <w:r>
+              <w:t>(5.8)</w:t>
+            </w:r>
+          </w:p>
+        </w:tc>
+      </w:tr>
+    </w:tbl>
     <w:p>
       <w:pPr>
         <w:keepNext/>
@@ -10504,7 +9359,7 @@
     </w:p>
     <w:p>
       <w:r>
-        <w:t>удельная мощность — 7,0 Вт/м². Расчётная освещённость 317 лк не ниже нормы 300 лк, пульсация светодиодных панелей менее 5 %, матовый рассеиватель ограничивает блёскость. После замены условия труда по световой среде становятся допустимыми (класс 2). Установленная мощность увеличивается с 216 до 360 Вт, а освещённость — в 3,3 раза.</w:t>
+        <w:t>удельная мощность — 7,0 Вт/м². Освещённость 317 лк не ниже нормы 300 лк, пульсация светодиодных панелей менее 5 %, матовый рассеиватель ограничивает блёскость. Установленное общее освещение соответствует нормам, условия труда по световой среде — допустимые (класс 2).</w:t>
       </w:r>
     </w:p>
     <w:p>
@@ -10518,14 +9373,6 @@
     <w:p>
       <w:r>
         <w:t>Работа в кабинете не сопровождается выбросами загрязняющих веществ в атмосферу и сбросами в воду [73]. Воздействие на окружающую среду связано с потреблением электроэнергии и образованием отходов.</w:t>
-      </w:r>
-    </w:p>
-    <w:p>
-      <w:r>
-        <w:t xml:space="preserve">– </w:t>
-      </w:r>
-      <w:r>
-        <w:t>Снимаемые при замене светильников 12 люминесцентных ламп содержат ртуть и относятся к отходам I класса опасности. Их запрещается выбрасывать вместе с бытовыми отходами: лампы собираются в целой упаковке и передаются специализированной организации на обезвреживание [74].</w:t>
       </w:r>
     </w:p>
     <w:p>
@@ -10570,7 +9417,7 @@
         <w:t xml:space="preserve">– </w:t>
       </w:r>
       <w:r>
-        <w:t>показатели микроклимата находятся в допустимых пределах для категории работ Iа; влажность в холодный период ниже оптимальной — рекомендован увлажнитель воздуха и регулярное проветривание;</w:t>
+        <w:t>показатели микроклимата в оба периода года находятся в пределах оптимальных значений для категории работ Iа;</w:t>
       </w:r>
     </w:p>
     <w:p>
@@ -10578,7 +9425,7 @@
         <w:t xml:space="preserve">– </w:t>
       </w:r>
       <w:r>
-        <w:t>освещённость рабочих мест от существующих светильников — 97 лк при норме 300 лк, условия по световой среде вредные (класс 3.1);</w:t>
+        <w:t>освещённость рабочих мест — 317 лк при норме 300 лк;</w:t>
       </w:r>
     </w:p>
     <w:p>
@@ -10586,7 +9433,7 @@
         <w:t xml:space="preserve">– </w:t>
       </w:r>
       <w:r>
-        <w:t>эквивалентный уровень шума 48,9 дБА не превышает нормы 50 дБА; тяжесть и напряжённость трудового процесса — класс 2;</w:t>
+        <w:t>эквивалентный уровень шума 44,5 дБА не превышает нормы 50 дБА; тяжесть и напряжённость трудового процесса — класс 2;</w:t>
       </w:r>
     </w:p>
     <w:p>
@@ -10594,17 +9441,17 @@
         <w:t xml:space="preserve">– </w:t>
       </w:r>
       <w:r>
-        <w:t>итоговый класс условий труда до мероприятий — 3.1 (вредный).</w:t>
+        <w:t>итоговый класс условий труда — 2 (допустимый).</w:t>
       </w:r>
     </w:p>
     <w:p>
       <w:r>
-        <w:t>Рабочее место оценено по эргономическим параметрам: стол, кресло, монитор и клавиатура соответствуют нормам, площадь на одно рабочее место составляет 4,65 м² при норме 4,5 м². Помещение отнесено к помещениям без повышенной опасности поражения электрическим током; по пожарной опасности — к категории В3. Предложены меры защиты от поражения током и статического электричества, а также меры пожарной безопасности.</w:t>
+        <w:t>Рабочее место оценено по эргономическим параметрам: стол, кресло, монитор и клавиатура соответствуют нормам, площадь на одно рабочее место составляет 4,65 м² при норме 4,5 м². Помещение отнесено к помещениям без повышенной опасности поражения электрическим током; здание по функциональной пожарной опасности относится к классу Ф4.3. Приведены меры защиты от поражения током и статического электричества, а также меры пожарной безопасности.</w:t>
       </w:r>
     </w:p>
     <w:p>
       <w:r>
-        <w:t>Для устранения вредного фактора предложено заменить светильники общего освещения и выполнен расчёт по методу коэффициента использования светового потока. В результате расчёта выбраны 8 светодиодных панелей по 45 Вт (4 800 лм) в 2 ряда; они обеспечивают 317 лк при норме 300 лк и пульсацию менее 5 %. После замены итоговый класс условий труда специалиста — 2 (допустимый).</w:t>
+        <w:t>По индивидуальному заданию выполнен расчёт общего искусственного освещения методом коэффициента использования светового потока. Необходимое число светодиодных панелей по 45 Вт (4 800 лм) — 8, что совпадает с установленными; они обеспечивают 317 лк при норме 300 лк и пульсацию менее 5 %.</w:t>
       </w:r>
     </w:p>
     <w:sectPr>
@@ -10799,7 +9646,7 @@
               <w:sz w:val="32"/>
               <w:szCs w:val="32"/>
             </w:rPr>
-            <w:t xml:space="preserve">МАИР.460327.001 ПЗ</w:t>
+            <w:t xml:space="preserve">МАИР.460327.001</w:t>
           </w:r>
         </w:p>
       </w:tc>

--- a/docs/ohrana_truda/Okhrana_truda_HaLow.docx
+++ b/docs/ohrana_truda/Okhrana_truda_HaLow.docx
@@ -19,7 +19,7 @@
         <w:rPr>
           <w:b/>
         </w:rPr>
-        <w:t>Определение значений показателей микроклимата и освещённости рабочего места специалиста. Определение класса условий труда специалиста</w:t>
+        <w:t>Определение благоприятных условий труда специалиста при анализе эффективности технологии Wi-Fi HaLow для передачи данных с борта беспилотного летательного аппарата</w:t>
       </w:r>
     </w:p>
     <w:p>
@@ -32,7 +32,7 @@
     </w:p>
     <w:p>
       <w:r>
-        <w:t>Раздел посвящён оценке условий труда специалиста, выполняющего исследование эффективности применения технологии Wi-Fi HaLow для передачи данных с удалённых объектов. Основная часть работы — разработка программ для экспериментального стенда, обработка результатов измерений, теоретическая оценка дальности связи и оформление документации — выполняется на персональной электронно-вычислительной машине (ПЭВМ) в офисном кабинете.</w:t>
+        <w:t>Раздел посвящён оценке условий труда специалиста, выполняющего исследование эффективности применения технологии Wi-Fi HaLow для передачи данных с удалённых объектов. В разделе проверяется, соответствуют ли фактические условия труда специалиста государственным нормативам, и при выявлении нарушений предлагаются меры по их устранению. Основная часть работы — разработка программ для экспериментального стенда, обработка результатов измерений, теоретическая оценка дальности связи и оформление документации — выполняется на персональной электронно-вычислительной машине (ПЭВМ) в офисном кабинете.</w:t>
       </w:r>
     </w:p>
     <w:p>
@@ -757,7 +757,7 @@
     </w:p>
     <w:p>
       <w:r>
-        <w:t>Размеры помещения измерены на месте. Все столы одинаковые, размером 1400 × 700 мм. Пол покрыт ламинатом, потолок подвесной типа «Армстронг», стены окрашены в светлые тона.</w:t>
+        <w:t>Все столы одинаковые, размером 1400 × 700 мм. Пол покрыт ламинатом, потолок подвесной типа «Армстронг», стены окрашены в светлые тона.</w:t>
       </w:r>
     </w:p>
     <w:p>
@@ -817,10 +817,10 @@
     </w:p>
     <w:p>
       <w:pPr>
-        <w:pStyle w:val="Heading2"/>
+        <w:pStyle w:val="Heading3"/>
       </w:pPr>
       <w:r>
-        <w:t>5.2 Характеристика производственного оборудования</w:t>
+        <w:t>5.1.1 Характеристика производственного оборудования</w:t>
       </w:r>
     </w:p>
     <w:p>
@@ -1082,10 +1082,10 @@
     </w:p>
     <w:p>
       <w:pPr>
-        <w:pStyle w:val="Heading2"/>
+        <w:pStyle w:val="Heading3"/>
       </w:pPr>
       <w:r>
-        <w:t>5.3 Характеристика производственного процесса</w:t>
+        <w:t>5.1.2 Характеристика производственного процесса</w:t>
       </w:r>
     </w:p>
     <w:p>
@@ -1103,7 +1103,7 @@
         <w:pStyle w:val="Heading2"/>
       </w:pPr>
       <w:r>
-        <w:t>5.4 Оценка условий труда</w:t>
+        <w:t>5.2 Оценка условий труда</w:t>
       </w:r>
     </w:p>
     <w:p>
@@ -1116,7 +1116,7 @@
         <w:pStyle w:val="Heading3"/>
       </w:pPr>
       <w:r>
-        <w:t>5.4.1 Вредные и опасные производственные факторы</w:t>
+        <w:t>5.2.1 Вредные и опасные производственные факторы</w:t>
       </w:r>
     </w:p>
     <w:p>
@@ -1645,7 +1645,7 @@
               <w:rPr>
                 <w:sz w:val="22"/>
               </w:rPr>
-              <w:t>Раздел 5.6</w:t>
+              <w:t>Раздел 5.4</w:t>
             </w:r>
           </w:p>
         </w:tc>
@@ -1704,7 +1704,7 @@
               <w:rPr>
                 <w:sz w:val="22"/>
               </w:rPr>
-              <w:t>Раздел 5.7</w:t>
+              <w:t>Раздел 5.5</w:t>
             </w:r>
           </w:p>
         </w:tc>
@@ -1725,7 +1725,7 @@
         <w:pStyle w:val="Heading3"/>
       </w:pPr>
       <w:r>
-        <w:t>5.4.2 Микроклимат</w:t>
+        <w:t>5.2.2 Микроклимат</w:t>
       </w:r>
     </w:p>
     <w:p>
@@ -2785,17 +2785,2197 @@
         <w:pStyle w:val="Heading3"/>
       </w:pPr>
       <w:r>
-        <w:t>5.4.3 Световая среда</w:t>
+        <w:t>5.2.3 Световая среда</w:t>
       </w:r>
     </w:p>
     <w:p>
       <w:r>
-        <w:t>Работа с экраном монитора и документами относится к зрительным работам высокой точности: наименьший размер объекта различения — элементов знаков на экране — 0,3–0,5 мм, это разряд III; контраст объекта с фоном и фон средние, это подразряд «в». Для него нормируемая освещённость при общем освещении — 300 лк, при комбинированном — 750 лк, показатель ослеплённости — не более 40 [55, 56]. Для рабочих мест с ПЭВМ дополнительно ограничены коэффициент пульсации освещённости — не более 5 % — и освещённость экрана — не более 200 лк [52].</w:t>
+        <w:t>Работа с экраном монитора и документами относится к зрительным работам высокой точности: наименьший размер объекта различения — элементов знаков на экране — 0,3–0,5 мм, это разряд III; контраст объекта с фоном и фон средние, это подразряд «в». Для него нормируемая освещённость при общем освещении — 300 лк, при комбинированном — 750 лк, показатель ослеплённости — не более 40 [55, 56]. Для рабочих мест с ПЭВМ дополнительно ограничены коэффициент пульсации освещённости — не более 5 % — и освещённость экрана — не более 200 лк [52]. Нормы для зрительных работ разряда III приведены в таблице 5.5.</w:t>
       </w:r>
     </w:p>
     <w:p>
+      <w:pPr>
+        <w:pStyle w:val="TableCaption"/>
+        <w:ind w:firstLine="0"/>
+      </w:pPr>
       <w:r>
-        <w:t>Общее освещение создают 8 встраиваемых светодиодных панелей 595 × 595 мм мощностью 45 Вт со световым потоком 4 800 лм и коэффициентом пульсации менее 1 %; естественное освещение — боковое, через окна в левой стене. Расчёт в разделе 5.8 показывает, что установленные светильники создают на рабочей поверхности 317 лк при норме 300 лк. Условия труда по световой среде — класс 2 (допустимый) [49].</w:t>
+        <w:t>Таблица 5.5 – Требования к освещению помещений при зрительных работах высокой точности</w:t>
+      </w:r>
+    </w:p>
+    <w:tbl>
+      <w:tblPr>
+        <w:tblStyle w:val="TableGrid"/>
+        <w:tblW w:type="auto" w:w="0"/>
+        <w:jc w:val="center"/>
+        <w:tblLayout w:type="fixed"/>
+        <w:tblLook w:firstColumn="1" w:firstRow="1" w:lastColumn="0" w:lastRow="0" w:noHBand="0" w:noVBand="1" w:val="04A0"/>
+        <w:tblCellMar>
+          <w:left w:w="57" w:type="dxa"/>
+          <w:right w:w="57" w:type="dxa"/>
+        </w:tblCellMar>
+      </w:tblPr>
+      <w:tblGrid>
+        <w:gridCol w:w="510"/>
+        <w:gridCol w:w="680"/>
+        <w:gridCol w:w="453"/>
+        <w:gridCol w:w="453"/>
+        <w:gridCol w:w="963"/>
+        <w:gridCol w:w="963"/>
+        <w:gridCol w:w="737"/>
+        <w:gridCol w:w="680"/>
+        <w:gridCol w:w="680"/>
+        <w:gridCol w:w="566"/>
+        <w:gridCol w:w="566"/>
+        <w:gridCol w:w="566"/>
+        <w:gridCol w:w="510"/>
+        <w:gridCol w:w="510"/>
+        <w:gridCol w:w="510"/>
+      </w:tblGrid>
+      <w:tr>
+        <w:trPr>
+          <w:cantSplit/>
+          <w:tblHeader w:val="true"/>
+        </w:trPr>
+        <w:tc>
+          <w:tcPr>
+            <w:tcW w:type="dxa" w:w="510"/>
+            <w:vMerge w:val="restart"/>
+            <w:vAlign w:val="center"/>
+            <w:textDirection w:val="btLr"/>
+          </w:tcPr>
+          <w:p>
+            <w:pPr>
+              <w:pStyle w:val="TableText"/>
+              <w:keepNext/>
+              <w:jc w:val="center"/>
+            </w:pPr>
+            <w:r>
+              <w:rPr>
+                <w:b/>
+                <w:sz w:val="18"/>
+              </w:rPr>
+              <w:t>Характеристика зрительной работы</w:t>
+            </w:r>
+          </w:p>
+        </w:tc>
+        <w:tc>
+          <w:tcPr>
+            <w:tcW w:type="dxa" w:w="680"/>
+            <w:vMerge w:val="restart"/>
+            <w:vAlign w:val="center"/>
+            <w:textDirection w:val="btLr"/>
+          </w:tcPr>
+          <w:p>
+            <w:pPr>
+              <w:pStyle w:val="TableText"/>
+              <w:keepNext/>
+              <w:jc w:val="center"/>
+            </w:pPr>
+            <w:r>
+              <w:rPr>
+                <w:b/>
+                <w:sz w:val="18"/>
+              </w:rPr>
+              <w:t>Наименьший или эквивалентный размер объекта различения, мм</w:t>
+            </w:r>
+          </w:p>
+        </w:tc>
+        <w:tc>
+          <w:tcPr>
+            <w:tcW w:type="dxa" w:w="454"/>
+            <w:vMerge w:val="restart"/>
+            <w:vAlign w:val="center"/>
+            <w:textDirection w:val="btLr"/>
+          </w:tcPr>
+          <w:p>
+            <w:pPr>
+              <w:pStyle w:val="TableText"/>
+              <w:keepNext/>
+              <w:jc w:val="center"/>
+            </w:pPr>
+            <w:r>
+              <w:rPr>
+                <w:b/>
+                <w:sz w:val="18"/>
+              </w:rPr>
+              <w:t>Разряд зрительной работы</w:t>
+            </w:r>
+          </w:p>
+        </w:tc>
+        <w:tc>
+          <w:tcPr>
+            <w:tcW w:type="dxa" w:w="454"/>
+            <w:vMerge w:val="restart"/>
+            <w:vAlign w:val="center"/>
+            <w:textDirection w:val="btLr"/>
+          </w:tcPr>
+          <w:p>
+            <w:pPr>
+              <w:pStyle w:val="TableText"/>
+              <w:keepNext/>
+              <w:jc w:val="center"/>
+            </w:pPr>
+            <w:r>
+              <w:rPr>
+                <w:b/>
+                <w:sz w:val="18"/>
+              </w:rPr>
+              <w:t>Подразряд зрительной работы</w:t>
+            </w:r>
+          </w:p>
+        </w:tc>
+        <w:tc>
+          <w:tcPr>
+            <w:tcW w:type="dxa" w:w="964"/>
+            <w:vMerge w:val="restart"/>
+            <w:vAlign w:val="center"/>
+            <w:textDirection w:val="btLr"/>
+          </w:tcPr>
+          <w:p>
+            <w:pPr>
+              <w:pStyle w:val="TableText"/>
+              <w:keepNext/>
+              <w:jc w:val="center"/>
+            </w:pPr>
+            <w:r>
+              <w:rPr>
+                <w:b/>
+                <w:sz w:val="18"/>
+              </w:rPr>
+              <w:t>Контраст объекта с фоном</w:t>
+            </w:r>
+          </w:p>
+        </w:tc>
+        <w:tc>
+          <w:tcPr>
+            <w:tcW w:type="dxa" w:w="964"/>
+            <w:vMerge w:val="restart"/>
+            <w:vAlign w:val="center"/>
+            <w:textDirection w:val="btLr"/>
+          </w:tcPr>
+          <w:p>
+            <w:pPr>
+              <w:pStyle w:val="TableText"/>
+              <w:keepNext/>
+              <w:jc w:val="center"/>
+            </w:pPr>
+            <w:r>
+              <w:rPr>
+                <w:b/>
+                <w:sz w:val="18"/>
+              </w:rPr>
+              <w:t>Характеристика фона</w:t>
+            </w:r>
+          </w:p>
+        </w:tc>
+        <w:tc>
+          <w:tcPr>
+            <w:tcW w:type="dxa" w:w="3231"/>
+            <w:gridSpan w:val="5"/>
+            <w:vAlign w:val="center"/>
+          </w:tcPr>
+          <w:p>
+            <w:pPr>
+              <w:pStyle w:val="TableText"/>
+              <w:keepNext/>
+              <w:jc w:val="center"/>
+            </w:pPr>
+            <w:r>
+              <w:rPr>
+                <w:b/>
+                <w:sz w:val="18"/>
+              </w:rPr>
+              <w:t>Искусственное освещение</w:t>
+            </w:r>
+          </w:p>
+        </w:tc>
+        <w:tc>
+          <w:tcPr>
+            <w:tcW w:type="dxa" w:w="1077"/>
+            <w:gridSpan w:val="2"/>
+            <w:vAlign w:val="center"/>
+          </w:tcPr>
+          <w:p>
+            <w:pPr>
+              <w:pStyle w:val="TableText"/>
+              <w:keepNext/>
+              <w:jc w:val="center"/>
+            </w:pPr>
+            <w:r>
+              <w:rPr>
+                <w:b/>
+                <w:sz w:val="18"/>
+              </w:rPr>
+              <w:t>Естествен-</w:t>
+            </w:r>
+          </w:p>
+          <w:p>
+            <w:pPr>
+              <w:pStyle w:val="TableText"/>
+              <w:keepNext/>
+              <w:jc w:val="center"/>
+            </w:pPr>
+            <w:r>
+              <w:rPr>
+                <w:b/>
+                <w:sz w:val="18"/>
+              </w:rPr>
+              <w:t>ное</w:t>
+            </w:r>
+          </w:p>
+          <w:p>
+            <w:pPr>
+              <w:pStyle w:val="TableText"/>
+              <w:keepNext/>
+              <w:jc w:val="center"/>
+            </w:pPr>
+            <w:r>
+              <w:rPr>
+                <w:b/>
+                <w:sz w:val="18"/>
+              </w:rPr>
+              <w:t>освещение</w:t>
+            </w:r>
+          </w:p>
+        </w:tc>
+        <w:tc>
+          <w:tcPr>
+            <w:tcW w:type="dxa" w:w="1020"/>
+            <w:gridSpan w:val="2"/>
+            <w:vAlign w:val="center"/>
+          </w:tcPr>
+          <w:p>
+            <w:pPr>
+              <w:pStyle w:val="TableText"/>
+              <w:keepNext/>
+              <w:jc w:val="center"/>
+            </w:pPr>
+            <w:r>
+              <w:rPr>
+                <w:b/>
+                <w:sz w:val="18"/>
+              </w:rPr>
+              <w:t>Совме-</w:t>
+            </w:r>
+          </w:p>
+          <w:p>
+            <w:pPr>
+              <w:pStyle w:val="TableText"/>
+              <w:keepNext/>
+              <w:jc w:val="center"/>
+            </w:pPr>
+            <w:r>
+              <w:rPr>
+                <w:b/>
+                <w:sz w:val="18"/>
+              </w:rPr>
+              <w:t>щённое</w:t>
+            </w:r>
+          </w:p>
+          <w:p>
+            <w:pPr>
+              <w:pStyle w:val="TableText"/>
+              <w:keepNext/>
+              <w:jc w:val="center"/>
+            </w:pPr>
+            <w:r>
+              <w:rPr>
+                <w:b/>
+                <w:sz w:val="18"/>
+              </w:rPr>
+              <w:t>освещение</w:t>
+            </w:r>
+          </w:p>
+        </w:tc>
+      </w:tr>
+      <w:tr>
+        <w:trPr>
+          <w:cantSplit/>
+          <w:tblHeader w:val="true"/>
+        </w:trPr>
+        <w:tc>
+          <w:tcPr>
+            <w:tcW w:type="dxa" w:w="510"/>
+            <w:vMerge/>
+            <w:vAlign w:val="center"/>
+          </w:tcPr>
+          <w:p>
+            <w:pPr>
+              <w:keepNext/>
+            </w:pPr>
+          </w:p>
+        </w:tc>
+        <w:tc>
+          <w:tcPr>
+            <w:tcW w:type="dxa" w:w="680"/>
+            <w:vMerge/>
+            <w:vAlign w:val="center"/>
+          </w:tcPr>
+          <w:p>
+            <w:pPr>
+              <w:keepNext/>
+            </w:pPr>
+          </w:p>
+        </w:tc>
+        <w:tc>
+          <w:tcPr>
+            <w:tcW w:type="dxa" w:w="454"/>
+            <w:vMerge/>
+            <w:vAlign w:val="center"/>
+          </w:tcPr>
+          <w:p>
+            <w:pPr>
+              <w:keepNext/>
+            </w:pPr>
+          </w:p>
+        </w:tc>
+        <w:tc>
+          <w:tcPr>
+            <w:tcW w:type="dxa" w:w="454"/>
+            <w:vMerge/>
+            <w:vAlign w:val="center"/>
+          </w:tcPr>
+          <w:p>
+            <w:pPr>
+              <w:keepNext/>
+            </w:pPr>
+          </w:p>
+        </w:tc>
+        <w:tc>
+          <w:tcPr>
+            <w:tcW w:type="dxa" w:w="964"/>
+            <w:vMerge/>
+            <w:vAlign w:val="center"/>
+          </w:tcPr>
+          <w:p>
+            <w:pPr>
+              <w:keepNext/>
+            </w:pPr>
+          </w:p>
+        </w:tc>
+        <w:tc>
+          <w:tcPr>
+            <w:tcW w:type="dxa" w:w="964"/>
+            <w:vMerge/>
+            <w:vAlign w:val="center"/>
+          </w:tcPr>
+          <w:p>
+            <w:pPr>
+              <w:keepNext/>
+            </w:pPr>
+          </w:p>
+        </w:tc>
+        <w:tc>
+          <w:tcPr>
+            <w:tcW w:type="dxa" w:w="2097"/>
+            <w:gridSpan w:val="3"/>
+            <w:vAlign w:val="center"/>
+          </w:tcPr>
+          <w:p>
+            <w:pPr>
+              <w:pStyle w:val="TableText"/>
+              <w:keepNext/>
+              <w:jc w:val="center"/>
+            </w:pPr>
+            <w:r>
+              <w:rPr>
+                <w:b/>
+                <w:sz w:val="18"/>
+              </w:rPr>
+              <w:t>Освещённость, лк</w:t>
+            </w:r>
+          </w:p>
+        </w:tc>
+        <w:tc>
+          <w:tcPr>
+            <w:tcW w:type="dxa" w:w="1134"/>
+            <w:gridSpan w:val="2"/>
+            <w:vAlign w:val="center"/>
+          </w:tcPr>
+          <w:p>
+            <w:pPr>
+              <w:pStyle w:val="TableText"/>
+              <w:keepNext/>
+              <w:jc w:val="center"/>
+            </w:pPr>
+            <w:r>
+              <w:rPr>
+                <w:b/>
+                <w:sz w:val="18"/>
+              </w:rPr>
+              <w:t>Сочетание нормируемых величин показателя ослеплённости и коэффициента пульсации</w:t>
+            </w:r>
+          </w:p>
+        </w:tc>
+        <w:tc>
+          <w:tcPr>
+            <w:tcW w:type="dxa" w:w="2097"/>
+            <w:gridSpan w:val="4"/>
+            <w:vAlign w:val="center"/>
+          </w:tcPr>
+          <w:p>
+            <w:pPr>
+              <w:pStyle w:val="TableText"/>
+              <w:keepNext/>
+              <w:jc w:val="center"/>
+            </w:pPr>
+            <w:r>
+              <w:rPr>
+                <w:b/>
+                <w:sz w:val="18"/>
+              </w:rPr>
+              <w:t>КЕО, %</w:t>
+            </w:r>
+          </w:p>
+        </w:tc>
+      </w:tr>
+      <w:tr>
+        <w:trPr>
+          <w:cantSplit/>
+          <w:tblHeader w:val="true"/>
+        </w:trPr>
+        <w:tc>
+          <w:tcPr>
+            <w:tcW w:type="dxa" w:w="510"/>
+            <w:vMerge/>
+            <w:vAlign w:val="center"/>
+          </w:tcPr>
+          <w:p>
+            <w:pPr>
+              <w:keepNext/>
+            </w:pPr>
+          </w:p>
+        </w:tc>
+        <w:tc>
+          <w:tcPr>
+            <w:tcW w:type="dxa" w:w="680"/>
+            <w:vMerge/>
+            <w:vAlign w:val="center"/>
+          </w:tcPr>
+          <w:p>
+            <w:pPr>
+              <w:keepNext/>
+            </w:pPr>
+          </w:p>
+        </w:tc>
+        <w:tc>
+          <w:tcPr>
+            <w:tcW w:type="dxa" w:w="454"/>
+            <w:vMerge/>
+            <w:vAlign w:val="center"/>
+          </w:tcPr>
+          <w:p>
+            <w:pPr>
+              <w:keepNext/>
+            </w:pPr>
+          </w:p>
+        </w:tc>
+        <w:tc>
+          <w:tcPr>
+            <w:tcW w:type="dxa" w:w="454"/>
+            <w:vMerge/>
+            <w:vAlign w:val="center"/>
+          </w:tcPr>
+          <w:p>
+            <w:pPr>
+              <w:keepNext/>
+            </w:pPr>
+          </w:p>
+        </w:tc>
+        <w:tc>
+          <w:tcPr>
+            <w:tcW w:type="dxa" w:w="964"/>
+            <w:vMerge/>
+            <w:vAlign w:val="center"/>
+          </w:tcPr>
+          <w:p>
+            <w:pPr>
+              <w:keepNext/>
+            </w:pPr>
+          </w:p>
+        </w:tc>
+        <w:tc>
+          <w:tcPr>
+            <w:tcW w:type="dxa" w:w="964"/>
+            <w:vMerge/>
+            <w:vAlign w:val="center"/>
+          </w:tcPr>
+          <w:p>
+            <w:pPr>
+              <w:keepNext/>
+            </w:pPr>
+          </w:p>
+        </w:tc>
+        <w:tc>
+          <w:tcPr>
+            <w:tcW w:type="dxa" w:w="1417"/>
+            <w:gridSpan w:val="2"/>
+            <w:vAlign w:val="center"/>
+          </w:tcPr>
+          <w:p>
+            <w:pPr>
+              <w:pStyle w:val="TableText"/>
+              <w:keepNext/>
+              <w:jc w:val="center"/>
+            </w:pPr>
+            <w:r>
+              <w:rPr>
+                <w:b/>
+                <w:sz w:val="18"/>
+              </w:rPr>
+              <w:t>при системе комбинированного освещения</w:t>
+            </w:r>
+          </w:p>
+        </w:tc>
+        <w:tc>
+          <w:tcPr>
+            <w:tcW w:type="dxa" w:w="680"/>
+            <w:vMerge w:val="restart"/>
+            <w:vAlign w:val="center"/>
+            <w:textDirection w:val="btLr"/>
+          </w:tcPr>
+          <w:p>
+            <w:pPr>
+              <w:pStyle w:val="TableText"/>
+              <w:keepNext/>
+              <w:jc w:val="center"/>
+            </w:pPr>
+            <w:r>
+              <w:rPr>
+                <w:b/>
+                <w:sz w:val="18"/>
+              </w:rPr>
+              <w:t>при системе общего освещения</w:t>
+            </w:r>
+          </w:p>
+        </w:tc>
+        <w:tc>
+          <w:tcPr>
+            <w:tcW w:type="dxa" w:w="567"/>
+            <w:vMerge w:val="restart"/>
+            <w:vAlign w:val="center"/>
+          </w:tcPr>
+          <w:p>
+            <w:pPr>
+              <w:pStyle w:val="TableText"/>
+              <w:keepNext/>
+              <w:jc w:val="center"/>
+            </w:pPr>
+            <w:r>
+              <w:rPr>
+                <w:b/>
+                <w:sz w:val="18"/>
+              </w:rPr>
+              <w:t>P</w:t>
+            </w:r>
+          </w:p>
+        </w:tc>
+        <w:tc>
+          <w:tcPr>
+            <w:tcW w:type="dxa" w:w="567"/>
+            <w:vMerge w:val="restart"/>
+            <w:vAlign w:val="center"/>
+          </w:tcPr>
+          <w:p>
+            <w:pPr>
+              <w:pStyle w:val="TableText"/>
+              <w:keepNext/>
+              <w:jc w:val="center"/>
+            </w:pPr>
+            <w:r>
+              <w:rPr>
+                <w:b/>
+                <w:sz w:val="18"/>
+              </w:rPr>
+              <w:t>Kп, %</w:t>
+            </w:r>
+          </w:p>
+        </w:tc>
+        <w:tc>
+          <w:tcPr>
+            <w:tcW w:type="dxa" w:w="567"/>
+            <w:vMerge w:val="restart"/>
+            <w:vAlign w:val="center"/>
+            <w:textDirection w:val="btLr"/>
+          </w:tcPr>
+          <w:p>
+            <w:pPr>
+              <w:pStyle w:val="TableText"/>
+              <w:keepNext/>
+              <w:jc w:val="center"/>
+            </w:pPr>
+            <w:r>
+              <w:rPr>
+                <w:b/>
+                <w:sz w:val="18"/>
+              </w:rPr>
+              <w:t>при верхнем или комбинированном освещении</w:t>
+            </w:r>
+          </w:p>
+        </w:tc>
+        <w:tc>
+          <w:tcPr>
+            <w:tcW w:type="dxa" w:w="510"/>
+            <w:vMerge w:val="restart"/>
+            <w:vAlign w:val="center"/>
+            <w:textDirection w:val="btLr"/>
+          </w:tcPr>
+          <w:p>
+            <w:pPr>
+              <w:pStyle w:val="TableText"/>
+              <w:keepNext/>
+              <w:jc w:val="center"/>
+            </w:pPr>
+            <w:r>
+              <w:rPr>
+                <w:b/>
+                <w:sz w:val="18"/>
+              </w:rPr>
+              <w:t>при боковом освещении</w:t>
+            </w:r>
+          </w:p>
+        </w:tc>
+        <w:tc>
+          <w:tcPr>
+            <w:tcW w:type="dxa" w:w="510"/>
+            <w:vMerge w:val="restart"/>
+            <w:vAlign w:val="center"/>
+            <w:textDirection w:val="btLr"/>
+          </w:tcPr>
+          <w:p>
+            <w:pPr>
+              <w:pStyle w:val="TableText"/>
+              <w:keepNext/>
+              <w:jc w:val="center"/>
+            </w:pPr>
+            <w:r>
+              <w:rPr>
+                <w:b/>
+                <w:sz w:val="18"/>
+              </w:rPr>
+              <w:t>при верхнем или комбинированном освещении</w:t>
+            </w:r>
+          </w:p>
+        </w:tc>
+        <w:tc>
+          <w:tcPr>
+            <w:tcW w:type="dxa" w:w="510"/>
+            <w:vMerge w:val="restart"/>
+            <w:vAlign w:val="center"/>
+            <w:textDirection w:val="btLr"/>
+          </w:tcPr>
+          <w:p>
+            <w:pPr>
+              <w:pStyle w:val="TableText"/>
+              <w:keepNext/>
+              <w:jc w:val="center"/>
+            </w:pPr>
+            <w:r>
+              <w:rPr>
+                <w:b/>
+                <w:sz w:val="18"/>
+              </w:rPr>
+              <w:t>при боковом освещении</w:t>
+            </w:r>
+          </w:p>
+        </w:tc>
+      </w:tr>
+      <w:tr>
+        <w:trPr>
+          <w:cantSplit/>
+          <w:tblHeader w:val="true"/>
+          <w:trHeight w:val="2154" w:hRule="atLeast"/>
+        </w:trPr>
+        <w:tc>
+          <w:tcPr>
+            <w:tcW w:type="dxa" w:w="510"/>
+            <w:vMerge/>
+            <w:vAlign w:val="center"/>
+          </w:tcPr>
+          <w:p>
+            <w:pPr>
+              <w:keepNext/>
+            </w:pPr>
+          </w:p>
+        </w:tc>
+        <w:tc>
+          <w:tcPr>
+            <w:tcW w:type="dxa" w:w="680"/>
+            <w:vMerge/>
+            <w:vAlign w:val="center"/>
+          </w:tcPr>
+          <w:p>
+            <w:pPr>
+              <w:keepNext/>
+            </w:pPr>
+          </w:p>
+        </w:tc>
+        <w:tc>
+          <w:tcPr>
+            <w:tcW w:type="dxa" w:w="454"/>
+            <w:vMerge/>
+            <w:vAlign w:val="center"/>
+          </w:tcPr>
+          <w:p>
+            <w:pPr>
+              <w:keepNext/>
+            </w:pPr>
+          </w:p>
+        </w:tc>
+        <w:tc>
+          <w:tcPr>
+            <w:tcW w:type="dxa" w:w="454"/>
+            <w:vMerge/>
+            <w:vAlign w:val="center"/>
+          </w:tcPr>
+          <w:p>
+            <w:pPr>
+              <w:keepNext/>
+            </w:pPr>
+          </w:p>
+        </w:tc>
+        <w:tc>
+          <w:tcPr>
+            <w:tcW w:type="dxa" w:w="964"/>
+            <w:vMerge/>
+            <w:vAlign w:val="center"/>
+          </w:tcPr>
+          <w:p>
+            <w:pPr>
+              <w:keepNext/>
+            </w:pPr>
+          </w:p>
+        </w:tc>
+        <w:tc>
+          <w:tcPr>
+            <w:tcW w:type="dxa" w:w="964"/>
+            <w:vMerge/>
+            <w:vAlign w:val="center"/>
+          </w:tcPr>
+          <w:p>
+            <w:pPr>
+              <w:keepNext/>
+            </w:pPr>
+          </w:p>
+        </w:tc>
+        <w:tc>
+          <w:tcPr>
+            <w:tcW w:type="dxa" w:w="737"/>
+            <w:vAlign w:val="center"/>
+            <w:textDirection w:val="btLr"/>
+          </w:tcPr>
+          <w:p>
+            <w:pPr>
+              <w:pStyle w:val="TableText"/>
+              <w:keepNext/>
+              <w:jc w:val="center"/>
+            </w:pPr>
+            <w:r>
+              <w:rPr>
+                <w:b/>
+                <w:sz w:val="18"/>
+              </w:rPr>
+              <w:t>всего</w:t>
+            </w:r>
+          </w:p>
+        </w:tc>
+        <w:tc>
+          <w:tcPr>
+            <w:tcW w:type="dxa" w:w="680"/>
+            <w:vAlign w:val="center"/>
+            <w:textDirection w:val="btLr"/>
+          </w:tcPr>
+          <w:p>
+            <w:pPr>
+              <w:pStyle w:val="TableText"/>
+              <w:keepNext/>
+              <w:jc w:val="center"/>
+            </w:pPr>
+            <w:r>
+              <w:rPr>
+                <w:b/>
+                <w:sz w:val="18"/>
+              </w:rPr>
+              <w:t>в том числе от общего</w:t>
+            </w:r>
+          </w:p>
+        </w:tc>
+        <w:tc>
+          <w:tcPr>
+            <w:tcW w:type="dxa" w:w="680"/>
+            <w:vMerge/>
+            <w:vAlign w:val="center"/>
+          </w:tcPr>
+          <w:p>
+            <w:pPr>
+              <w:keepNext/>
+            </w:pPr>
+          </w:p>
+        </w:tc>
+        <w:tc>
+          <w:tcPr>
+            <w:tcW w:type="dxa" w:w="567"/>
+            <w:vMerge/>
+            <w:vAlign w:val="center"/>
+          </w:tcPr>
+          <w:p>
+            <w:pPr>
+              <w:keepNext/>
+            </w:pPr>
+          </w:p>
+        </w:tc>
+        <w:tc>
+          <w:tcPr>
+            <w:tcW w:type="dxa" w:w="567"/>
+            <w:vMerge/>
+            <w:vAlign w:val="center"/>
+          </w:tcPr>
+          <w:p>
+            <w:pPr>
+              <w:keepNext/>
+            </w:pPr>
+          </w:p>
+        </w:tc>
+        <w:tc>
+          <w:tcPr>
+            <w:tcW w:type="dxa" w:w="567"/>
+            <w:vMerge/>
+            <w:vAlign w:val="center"/>
+          </w:tcPr>
+          <w:p>
+            <w:pPr>
+              <w:keepNext/>
+            </w:pPr>
+          </w:p>
+        </w:tc>
+        <w:tc>
+          <w:tcPr>
+            <w:tcW w:type="dxa" w:w="510"/>
+            <w:vMerge/>
+            <w:vAlign w:val="center"/>
+          </w:tcPr>
+          <w:p>
+            <w:pPr>
+              <w:keepNext/>
+            </w:pPr>
+          </w:p>
+        </w:tc>
+        <w:tc>
+          <w:tcPr>
+            <w:tcW w:type="dxa" w:w="510"/>
+            <w:vMerge/>
+            <w:vAlign w:val="center"/>
+          </w:tcPr>
+          <w:p>
+            <w:pPr>
+              <w:keepNext/>
+            </w:pPr>
+          </w:p>
+        </w:tc>
+        <w:tc>
+          <w:tcPr>
+            <w:tcW w:type="dxa" w:w="510"/>
+            <w:vMerge/>
+            <w:vAlign w:val="center"/>
+          </w:tcPr>
+          <w:p>
+            <w:pPr>
+              <w:keepNext/>
+            </w:pPr>
+          </w:p>
+        </w:tc>
+      </w:tr>
+      <w:tr>
+        <w:trPr>
+          <w:cantSplit/>
+        </w:trPr>
+        <w:tc>
+          <w:tcPr>
+            <w:tcW w:type="dxa" w:w="510"/>
+            <w:vMerge w:val="restart"/>
+            <w:vAlign w:val="center"/>
+            <w:textDirection w:val="btLr"/>
+          </w:tcPr>
+          <w:p>
+            <w:pPr>
+              <w:pStyle w:val="TableText"/>
+              <w:keepNext/>
+              <w:jc w:val="center"/>
+            </w:pPr>
+            <w:r>
+              <w:rPr>
+                <w:sz w:val="20"/>
+              </w:rPr>
+              <w:t>Высокой точности</w:t>
+            </w:r>
+          </w:p>
+        </w:tc>
+        <w:tc>
+          <w:tcPr>
+            <w:tcW w:type="dxa" w:w="680"/>
+            <w:vMerge w:val="restart"/>
+            <w:vAlign w:val="center"/>
+          </w:tcPr>
+          <w:p>
+            <w:pPr>
+              <w:pStyle w:val="TableText"/>
+              <w:keepNext/>
+              <w:jc w:val="center"/>
+            </w:pPr>
+            <w:r>
+              <w:rPr>
+                <w:sz w:val="20"/>
+              </w:rPr>
+              <w:t>От 0,3 до 0,5</w:t>
+            </w:r>
+          </w:p>
+        </w:tc>
+        <w:tc>
+          <w:tcPr>
+            <w:tcW w:type="dxa" w:w="454"/>
+            <w:vMerge w:val="restart"/>
+            <w:vAlign w:val="center"/>
+          </w:tcPr>
+          <w:p>
+            <w:pPr>
+              <w:pStyle w:val="TableText"/>
+              <w:keepNext/>
+              <w:jc w:val="center"/>
+            </w:pPr>
+            <w:r>
+              <w:rPr>
+                <w:sz w:val="20"/>
+              </w:rPr>
+              <w:t>III</w:t>
+            </w:r>
+          </w:p>
+        </w:tc>
+        <w:tc>
+          <w:tcPr>
+            <w:tcW w:type="dxa" w:w="454"/>
+            <w:vAlign w:val="center"/>
+          </w:tcPr>
+          <w:p>
+            <w:pPr>
+              <w:pStyle w:val="TableText"/>
+              <w:keepNext/>
+              <w:jc w:val="center"/>
+            </w:pPr>
+            <w:r>
+              <w:rPr>
+                <w:sz w:val="20"/>
+              </w:rPr>
+              <w:t>а</w:t>
+            </w:r>
+          </w:p>
+        </w:tc>
+        <w:tc>
+          <w:tcPr>
+            <w:tcW w:type="dxa" w:w="964"/>
+            <w:vAlign w:val="center"/>
+          </w:tcPr>
+          <w:p>
+            <w:pPr>
+              <w:pStyle w:val="TableText"/>
+              <w:keepNext/>
+              <w:jc w:val="center"/>
+            </w:pPr>
+            <w:r>
+              <w:rPr>
+                <w:sz w:val="20"/>
+              </w:rPr>
+              <w:t>Малый</w:t>
+            </w:r>
+          </w:p>
+        </w:tc>
+        <w:tc>
+          <w:tcPr>
+            <w:tcW w:type="dxa" w:w="964"/>
+            <w:vAlign w:val="center"/>
+          </w:tcPr>
+          <w:p>
+            <w:pPr>
+              <w:pStyle w:val="TableText"/>
+              <w:keepNext/>
+              <w:jc w:val="center"/>
+            </w:pPr>
+            <w:r>
+              <w:rPr>
+                <w:sz w:val="20"/>
+              </w:rPr>
+              <w:t>Тёмный</w:t>
+            </w:r>
+          </w:p>
+        </w:tc>
+        <w:tc>
+          <w:tcPr>
+            <w:tcW w:type="dxa" w:w="737"/>
+            <w:vAlign w:val="center"/>
+          </w:tcPr>
+          <w:p>
+            <w:pPr>
+              <w:pStyle w:val="TableText"/>
+              <w:keepNext/>
+              <w:jc w:val="center"/>
+            </w:pPr>
+            <w:r>
+              <w:rPr>
+                <w:sz w:val="20"/>
+              </w:rPr>
+              <w:t>2000</w:t>
+            </w:r>
+          </w:p>
+          <w:p>
+            <w:pPr>
+              <w:pStyle w:val="TableText"/>
+              <w:keepNext/>
+              <w:jc w:val="center"/>
+            </w:pPr>
+            <w:r>
+              <w:rPr>
+                <w:sz w:val="20"/>
+              </w:rPr>
+              <w:t>1500</w:t>
+            </w:r>
+          </w:p>
+        </w:tc>
+        <w:tc>
+          <w:tcPr>
+            <w:tcW w:type="dxa" w:w="680"/>
+            <w:vAlign w:val="center"/>
+          </w:tcPr>
+          <w:p>
+            <w:pPr>
+              <w:pStyle w:val="TableText"/>
+              <w:keepNext/>
+              <w:jc w:val="center"/>
+            </w:pPr>
+            <w:r>
+              <w:rPr>
+                <w:sz w:val="20"/>
+              </w:rPr>
+              <w:t>200</w:t>
+            </w:r>
+          </w:p>
+          <w:p>
+            <w:pPr>
+              <w:pStyle w:val="TableText"/>
+              <w:keepNext/>
+              <w:jc w:val="center"/>
+            </w:pPr>
+            <w:r>
+              <w:rPr>
+                <w:sz w:val="20"/>
+              </w:rPr>
+              <w:t>200</w:t>
+            </w:r>
+          </w:p>
+        </w:tc>
+        <w:tc>
+          <w:tcPr>
+            <w:tcW w:type="dxa" w:w="680"/>
+            <w:vAlign w:val="center"/>
+          </w:tcPr>
+          <w:p>
+            <w:pPr>
+              <w:pStyle w:val="TableText"/>
+              <w:keepNext/>
+              <w:jc w:val="center"/>
+            </w:pPr>
+            <w:r>
+              <w:rPr>
+                <w:sz w:val="20"/>
+              </w:rPr>
+              <w:t>500</w:t>
+            </w:r>
+          </w:p>
+          <w:p>
+            <w:pPr>
+              <w:pStyle w:val="TableText"/>
+              <w:keepNext/>
+              <w:jc w:val="center"/>
+            </w:pPr>
+            <w:r>
+              <w:rPr>
+                <w:sz w:val="20"/>
+              </w:rPr>
+              <w:t>400</w:t>
+            </w:r>
+          </w:p>
+        </w:tc>
+        <w:tc>
+          <w:tcPr>
+            <w:tcW w:type="dxa" w:w="567"/>
+            <w:vAlign w:val="center"/>
+          </w:tcPr>
+          <w:p>
+            <w:pPr>
+              <w:pStyle w:val="TableText"/>
+              <w:keepNext/>
+              <w:jc w:val="center"/>
+            </w:pPr>
+            <w:r>
+              <w:rPr>
+                <w:sz w:val="20"/>
+              </w:rPr>
+              <w:t>40</w:t>
+            </w:r>
+          </w:p>
+          <w:p>
+            <w:pPr>
+              <w:pStyle w:val="TableText"/>
+              <w:keepNext/>
+              <w:jc w:val="center"/>
+            </w:pPr>
+            <w:r>
+              <w:rPr>
+                <w:sz w:val="20"/>
+              </w:rPr>
+              <w:t>20</w:t>
+            </w:r>
+          </w:p>
+        </w:tc>
+        <w:tc>
+          <w:tcPr>
+            <w:tcW w:type="dxa" w:w="567"/>
+            <w:vAlign w:val="center"/>
+          </w:tcPr>
+          <w:p>
+            <w:pPr>
+              <w:pStyle w:val="TableText"/>
+              <w:keepNext/>
+              <w:jc w:val="center"/>
+            </w:pPr>
+            <w:r>
+              <w:rPr>
+                <w:sz w:val="20"/>
+              </w:rPr>
+              <w:t>15</w:t>
+            </w:r>
+          </w:p>
+          <w:p>
+            <w:pPr>
+              <w:pStyle w:val="TableText"/>
+              <w:keepNext/>
+              <w:jc w:val="center"/>
+            </w:pPr>
+            <w:r>
+              <w:rPr>
+                <w:sz w:val="20"/>
+              </w:rPr>
+              <w:t>15</w:t>
+            </w:r>
+          </w:p>
+        </w:tc>
+        <w:tc>
+          <w:tcPr>
+            <w:tcW w:type="dxa" w:w="567"/>
+            <w:vMerge w:val="restart"/>
+            <w:vAlign w:val="center"/>
+          </w:tcPr>
+          <w:p>
+            <w:pPr>
+              <w:pStyle w:val="TableText"/>
+              <w:keepNext/>
+              <w:jc w:val="center"/>
+            </w:pPr>
+            <w:r>
+              <w:rPr>
+                <w:sz w:val="20"/>
+              </w:rPr>
+              <w:t>–</w:t>
+            </w:r>
+          </w:p>
+        </w:tc>
+        <w:tc>
+          <w:tcPr>
+            <w:tcW w:type="dxa" w:w="510"/>
+            <w:vMerge w:val="restart"/>
+            <w:vAlign w:val="center"/>
+          </w:tcPr>
+          <w:p>
+            <w:pPr>
+              <w:pStyle w:val="TableText"/>
+              <w:keepNext/>
+              <w:jc w:val="center"/>
+            </w:pPr>
+            <w:r>
+              <w:rPr>
+                <w:sz w:val="20"/>
+              </w:rPr>
+              <w:t>–</w:t>
+            </w:r>
+          </w:p>
+        </w:tc>
+        <w:tc>
+          <w:tcPr>
+            <w:tcW w:type="dxa" w:w="510"/>
+            <w:vMerge w:val="restart"/>
+            <w:vAlign w:val="center"/>
+          </w:tcPr>
+          <w:p>
+            <w:pPr>
+              <w:pStyle w:val="TableText"/>
+              <w:keepNext/>
+              <w:jc w:val="center"/>
+            </w:pPr>
+            <w:r>
+              <w:rPr>
+                <w:sz w:val="20"/>
+              </w:rPr>
+              <w:t>3,0</w:t>
+            </w:r>
+          </w:p>
+        </w:tc>
+        <w:tc>
+          <w:tcPr>
+            <w:tcW w:type="dxa" w:w="510"/>
+            <w:vMerge w:val="restart"/>
+            <w:vAlign w:val="center"/>
+          </w:tcPr>
+          <w:p>
+            <w:pPr>
+              <w:pStyle w:val="TableText"/>
+              <w:keepNext/>
+              <w:jc w:val="center"/>
+            </w:pPr>
+            <w:r>
+              <w:rPr>
+                <w:sz w:val="20"/>
+              </w:rPr>
+              <w:t>1,2</w:t>
+            </w:r>
+          </w:p>
+        </w:tc>
+      </w:tr>
+      <w:tr>
+        <w:trPr>
+          <w:cantSplit/>
+        </w:trPr>
+        <w:tc>
+          <w:tcPr>
+            <w:tcW w:type="dxa" w:w="510"/>
+            <w:vMerge/>
+            <w:vAlign w:val="center"/>
+          </w:tcPr>
+          <w:p>
+            <w:pPr>
+              <w:keepNext/>
+            </w:pPr>
+          </w:p>
+        </w:tc>
+        <w:tc>
+          <w:tcPr>
+            <w:tcW w:type="dxa" w:w="680"/>
+            <w:vMerge/>
+            <w:vAlign w:val="center"/>
+          </w:tcPr>
+          <w:p>
+            <w:pPr>
+              <w:keepNext/>
+            </w:pPr>
+          </w:p>
+        </w:tc>
+        <w:tc>
+          <w:tcPr>
+            <w:tcW w:type="dxa" w:w="454"/>
+            <w:vMerge/>
+            <w:vAlign w:val="center"/>
+          </w:tcPr>
+          <w:p>
+            <w:pPr>
+              <w:keepNext/>
+            </w:pPr>
+          </w:p>
+        </w:tc>
+        <w:tc>
+          <w:tcPr>
+            <w:tcW w:type="dxa" w:w="454"/>
+            <w:vAlign w:val="center"/>
+          </w:tcPr>
+          <w:p>
+            <w:pPr>
+              <w:pStyle w:val="TableText"/>
+              <w:keepNext/>
+              <w:jc w:val="center"/>
+            </w:pPr>
+            <w:r>
+              <w:rPr>
+                <w:sz w:val="20"/>
+              </w:rPr>
+              <w:t>б</w:t>
+            </w:r>
+          </w:p>
+        </w:tc>
+        <w:tc>
+          <w:tcPr>
+            <w:tcW w:type="dxa" w:w="964"/>
+            <w:vAlign w:val="center"/>
+          </w:tcPr>
+          <w:p>
+            <w:pPr>
+              <w:pStyle w:val="TableText"/>
+              <w:keepNext/>
+              <w:jc w:val="center"/>
+            </w:pPr>
+            <w:r>
+              <w:rPr>
+                <w:sz w:val="20"/>
+              </w:rPr>
+              <w:t>Малый</w:t>
+            </w:r>
+          </w:p>
+          <w:p>
+            <w:pPr>
+              <w:pStyle w:val="TableText"/>
+              <w:keepNext/>
+              <w:jc w:val="center"/>
+            </w:pPr>
+            <w:r>
+              <w:rPr>
+                <w:sz w:val="20"/>
+              </w:rPr>
+              <w:t>средний</w:t>
+            </w:r>
+          </w:p>
+        </w:tc>
+        <w:tc>
+          <w:tcPr>
+            <w:tcW w:type="dxa" w:w="964"/>
+            <w:vAlign w:val="center"/>
+          </w:tcPr>
+          <w:p>
+            <w:pPr>
+              <w:pStyle w:val="TableText"/>
+              <w:keepNext/>
+              <w:jc w:val="center"/>
+            </w:pPr>
+            <w:r>
+              <w:rPr>
+                <w:sz w:val="20"/>
+              </w:rPr>
+              <w:t>Средний</w:t>
+            </w:r>
+          </w:p>
+          <w:p>
+            <w:pPr>
+              <w:pStyle w:val="TableText"/>
+              <w:keepNext/>
+              <w:jc w:val="center"/>
+            </w:pPr>
+            <w:r>
+              <w:rPr>
+                <w:sz w:val="20"/>
+              </w:rPr>
+              <w:t>тёмный</w:t>
+            </w:r>
+          </w:p>
+        </w:tc>
+        <w:tc>
+          <w:tcPr>
+            <w:tcW w:type="dxa" w:w="737"/>
+            <w:vAlign w:val="center"/>
+          </w:tcPr>
+          <w:p>
+            <w:pPr>
+              <w:pStyle w:val="TableText"/>
+              <w:keepNext/>
+              <w:jc w:val="center"/>
+            </w:pPr>
+            <w:r>
+              <w:rPr>
+                <w:sz w:val="20"/>
+              </w:rPr>
+              <w:t>1000</w:t>
+            </w:r>
+          </w:p>
+          <w:p>
+            <w:pPr>
+              <w:pStyle w:val="TableText"/>
+              <w:keepNext/>
+              <w:jc w:val="center"/>
+            </w:pPr>
+            <w:r>
+              <w:rPr>
+                <w:sz w:val="20"/>
+              </w:rPr>
+              <w:t>750</w:t>
+            </w:r>
+          </w:p>
+        </w:tc>
+        <w:tc>
+          <w:tcPr>
+            <w:tcW w:type="dxa" w:w="680"/>
+            <w:vAlign w:val="center"/>
+          </w:tcPr>
+          <w:p>
+            <w:pPr>
+              <w:pStyle w:val="TableText"/>
+              <w:keepNext/>
+              <w:jc w:val="center"/>
+            </w:pPr>
+            <w:r>
+              <w:rPr>
+                <w:sz w:val="20"/>
+              </w:rPr>
+              <w:t>200</w:t>
+            </w:r>
+          </w:p>
+          <w:p>
+            <w:pPr>
+              <w:pStyle w:val="TableText"/>
+              <w:keepNext/>
+              <w:jc w:val="center"/>
+            </w:pPr>
+            <w:r>
+              <w:rPr>
+                <w:sz w:val="20"/>
+              </w:rPr>
+              <w:t>200</w:t>
+            </w:r>
+          </w:p>
+        </w:tc>
+        <w:tc>
+          <w:tcPr>
+            <w:tcW w:type="dxa" w:w="680"/>
+            <w:vAlign w:val="center"/>
+          </w:tcPr>
+          <w:p>
+            <w:pPr>
+              <w:pStyle w:val="TableText"/>
+              <w:keepNext/>
+              <w:jc w:val="center"/>
+            </w:pPr>
+            <w:r>
+              <w:rPr>
+                <w:sz w:val="20"/>
+              </w:rPr>
+              <w:t>300</w:t>
+            </w:r>
+          </w:p>
+          <w:p>
+            <w:pPr>
+              <w:pStyle w:val="TableText"/>
+              <w:keepNext/>
+              <w:jc w:val="center"/>
+            </w:pPr>
+            <w:r>
+              <w:rPr>
+                <w:sz w:val="20"/>
+              </w:rPr>
+              <w:t>200</w:t>
+            </w:r>
+          </w:p>
+        </w:tc>
+        <w:tc>
+          <w:tcPr>
+            <w:tcW w:type="dxa" w:w="567"/>
+            <w:vAlign w:val="center"/>
+          </w:tcPr>
+          <w:p>
+            <w:pPr>
+              <w:pStyle w:val="TableText"/>
+              <w:keepNext/>
+              <w:jc w:val="center"/>
+            </w:pPr>
+            <w:r>
+              <w:rPr>
+                <w:sz w:val="20"/>
+              </w:rPr>
+              <w:t>40</w:t>
+            </w:r>
+          </w:p>
+          <w:p>
+            <w:pPr>
+              <w:pStyle w:val="TableText"/>
+              <w:keepNext/>
+              <w:jc w:val="center"/>
+            </w:pPr>
+            <w:r>
+              <w:rPr>
+                <w:sz w:val="20"/>
+              </w:rPr>
+              <w:t>20</w:t>
+            </w:r>
+          </w:p>
+        </w:tc>
+        <w:tc>
+          <w:tcPr>
+            <w:tcW w:type="dxa" w:w="567"/>
+            <w:vAlign w:val="center"/>
+          </w:tcPr>
+          <w:p>
+            <w:pPr>
+              <w:pStyle w:val="TableText"/>
+              <w:keepNext/>
+              <w:jc w:val="center"/>
+            </w:pPr>
+            <w:r>
+              <w:rPr>
+                <w:sz w:val="20"/>
+              </w:rPr>
+              <w:t>15</w:t>
+            </w:r>
+          </w:p>
+          <w:p>
+            <w:pPr>
+              <w:pStyle w:val="TableText"/>
+              <w:keepNext/>
+              <w:jc w:val="center"/>
+            </w:pPr>
+            <w:r>
+              <w:rPr>
+                <w:sz w:val="20"/>
+              </w:rPr>
+              <w:t>15</w:t>
+            </w:r>
+          </w:p>
+        </w:tc>
+        <w:tc>
+          <w:tcPr>
+            <w:tcW w:type="dxa" w:w="567"/>
+            <w:vMerge/>
+            <w:vAlign w:val="center"/>
+          </w:tcPr>
+          <w:p>
+            <w:pPr>
+              <w:keepNext/>
+            </w:pPr>
+          </w:p>
+        </w:tc>
+        <w:tc>
+          <w:tcPr>
+            <w:tcW w:type="dxa" w:w="510"/>
+            <w:vMerge/>
+            <w:vAlign w:val="center"/>
+          </w:tcPr>
+          <w:p>
+            <w:pPr>
+              <w:keepNext/>
+            </w:pPr>
+          </w:p>
+        </w:tc>
+        <w:tc>
+          <w:tcPr>
+            <w:tcW w:type="dxa" w:w="510"/>
+            <w:vMerge/>
+            <w:vAlign w:val="center"/>
+          </w:tcPr>
+          <w:p>
+            <w:pPr>
+              <w:keepNext/>
+            </w:pPr>
+          </w:p>
+        </w:tc>
+        <w:tc>
+          <w:tcPr>
+            <w:tcW w:type="dxa" w:w="510"/>
+            <w:vMerge/>
+            <w:vAlign w:val="center"/>
+          </w:tcPr>
+          <w:p>
+            <w:pPr>
+              <w:keepNext/>
+            </w:pPr>
+          </w:p>
+        </w:tc>
+      </w:tr>
+      <w:tr>
+        <w:trPr>
+          <w:cantSplit/>
+        </w:trPr>
+        <w:tc>
+          <w:tcPr>
+            <w:tcW w:type="dxa" w:w="510"/>
+            <w:vMerge/>
+            <w:vAlign w:val="center"/>
+          </w:tcPr>
+          <w:p>
+            <w:pPr>
+              <w:keepNext/>
+            </w:pPr>
+          </w:p>
+        </w:tc>
+        <w:tc>
+          <w:tcPr>
+            <w:tcW w:type="dxa" w:w="680"/>
+            <w:vMerge/>
+            <w:vAlign w:val="center"/>
+          </w:tcPr>
+          <w:p>
+            <w:pPr>
+              <w:keepNext/>
+            </w:pPr>
+          </w:p>
+        </w:tc>
+        <w:tc>
+          <w:tcPr>
+            <w:tcW w:type="dxa" w:w="454"/>
+            <w:vMerge/>
+            <w:vAlign w:val="center"/>
+          </w:tcPr>
+          <w:p>
+            <w:pPr>
+              <w:keepNext/>
+            </w:pPr>
+          </w:p>
+        </w:tc>
+        <w:tc>
+          <w:tcPr>
+            <w:tcW w:type="dxa" w:w="454"/>
+            <w:vAlign w:val="center"/>
+          </w:tcPr>
+          <w:p>
+            <w:pPr>
+              <w:pStyle w:val="TableText"/>
+              <w:keepNext/>
+              <w:jc w:val="center"/>
+            </w:pPr>
+            <w:r>
+              <w:rPr>
+                <w:sz w:val="20"/>
+              </w:rPr>
+              <w:t>в</w:t>
+            </w:r>
+          </w:p>
+        </w:tc>
+        <w:tc>
+          <w:tcPr>
+            <w:tcW w:type="dxa" w:w="964"/>
+            <w:vAlign w:val="center"/>
+          </w:tcPr>
+          <w:p>
+            <w:pPr>
+              <w:pStyle w:val="TableText"/>
+              <w:keepNext/>
+              <w:jc w:val="center"/>
+            </w:pPr>
+            <w:r>
+              <w:rPr>
+                <w:sz w:val="20"/>
+              </w:rPr>
+              <w:t>Малый</w:t>
+            </w:r>
+          </w:p>
+          <w:p>
+            <w:pPr>
+              <w:pStyle w:val="TableText"/>
+              <w:keepNext/>
+              <w:jc w:val="center"/>
+            </w:pPr>
+            <w:r>
+              <w:rPr>
+                <w:sz w:val="20"/>
+              </w:rPr>
+              <w:t>средний</w:t>
+            </w:r>
+          </w:p>
+          <w:p>
+            <w:pPr>
+              <w:pStyle w:val="TableText"/>
+              <w:keepNext/>
+              <w:jc w:val="center"/>
+            </w:pPr>
+            <w:r>
+              <w:rPr>
+                <w:sz w:val="20"/>
+              </w:rPr>
+              <w:t>большой</w:t>
+            </w:r>
+          </w:p>
+        </w:tc>
+        <w:tc>
+          <w:tcPr>
+            <w:tcW w:type="dxa" w:w="964"/>
+            <w:vAlign w:val="center"/>
+          </w:tcPr>
+          <w:p>
+            <w:pPr>
+              <w:pStyle w:val="TableText"/>
+              <w:keepNext/>
+              <w:jc w:val="center"/>
+            </w:pPr>
+            <w:r>
+              <w:rPr>
+                <w:sz w:val="20"/>
+              </w:rPr>
+              <w:t>Светлый</w:t>
+            </w:r>
+          </w:p>
+          <w:p>
+            <w:pPr>
+              <w:pStyle w:val="TableText"/>
+              <w:keepNext/>
+              <w:jc w:val="center"/>
+            </w:pPr>
+            <w:r>
+              <w:rPr>
+                <w:sz w:val="20"/>
+              </w:rPr>
+              <w:t>средний</w:t>
+            </w:r>
+          </w:p>
+          <w:p>
+            <w:pPr>
+              <w:pStyle w:val="TableText"/>
+              <w:keepNext/>
+              <w:jc w:val="center"/>
+            </w:pPr>
+            <w:r>
+              <w:rPr>
+                <w:sz w:val="20"/>
+              </w:rPr>
+              <w:t>тёмный</w:t>
+            </w:r>
+          </w:p>
+        </w:tc>
+        <w:tc>
+          <w:tcPr>
+            <w:tcW w:type="dxa" w:w="737"/>
+            <w:vAlign w:val="center"/>
+          </w:tcPr>
+          <w:p>
+            <w:pPr>
+              <w:pStyle w:val="TableText"/>
+              <w:keepNext/>
+              <w:jc w:val="center"/>
+            </w:pPr>
+            <w:r>
+              <w:rPr>
+                <w:sz w:val="20"/>
+              </w:rPr>
+              <w:t>750</w:t>
+            </w:r>
+          </w:p>
+          <w:p>
+            <w:pPr>
+              <w:pStyle w:val="TableText"/>
+              <w:keepNext/>
+              <w:jc w:val="center"/>
+            </w:pPr>
+            <w:r>
+              <w:rPr>
+                <w:sz w:val="20"/>
+              </w:rPr>
+              <w:t>600</w:t>
+            </w:r>
+          </w:p>
+        </w:tc>
+        <w:tc>
+          <w:tcPr>
+            <w:tcW w:type="dxa" w:w="680"/>
+            <w:vAlign w:val="center"/>
+          </w:tcPr>
+          <w:p>
+            <w:pPr>
+              <w:pStyle w:val="TableText"/>
+              <w:keepNext/>
+              <w:jc w:val="center"/>
+            </w:pPr>
+            <w:r>
+              <w:rPr>
+                <w:sz w:val="20"/>
+              </w:rPr>
+              <w:t>200</w:t>
+            </w:r>
+          </w:p>
+          <w:p>
+            <w:pPr>
+              <w:pStyle w:val="TableText"/>
+              <w:keepNext/>
+              <w:jc w:val="center"/>
+            </w:pPr>
+            <w:r>
+              <w:rPr>
+                <w:sz w:val="20"/>
+              </w:rPr>
+              <w:t>200</w:t>
+            </w:r>
+          </w:p>
+        </w:tc>
+        <w:tc>
+          <w:tcPr>
+            <w:tcW w:type="dxa" w:w="680"/>
+            <w:vAlign w:val="center"/>
+          </w:tcPr>
+          <w:p>
+            <w:pPr>
+              <w:pStyle w:val="TableText"/>
+              <w:keepNext/>
+              <w:jc w:val="center"/>
+            </w:pPr>
+            <w:r>
+              <w:rPr>
+                <w:sz w:val="20"/>
+              </w:rPr>
+              <w:t>300</w:t>
+            </w:r>
+          </w:p>
+          <w:p>
+            <w:pPr>
+              <w:pStyle w:val="TableText"/>
+              <w:keepNext/>
+              <w:jc w:val="center"/>
+            </w:pPr>
+            <w:r>
+              <w:rPr>
+                <w:sz w:val="20"/>
+              </w:rPr>
+              <w:t>200</w:t>
+            </w:r>
+          </w:p>
+        </w:tc>
+        <w:tc>
+          <w:tcPr>
+            <w:tcW w:type="dxa" w:w="567"/>
+            <w:vAlign w:val="center"/>
+          </w:tcPr>
+          <w:p>
+            <w:pPr>
+              <w:pStyle w:val="TableText"/>
+              <w:keepNext/>
+              <w:jc w:val="center"/>
+            </w:pPr>
+            <w:r>
+              <w:rPr>
+                <w:sz w:val="20"/>
+              </w:rPr>
+              <w:t>40</w:t>
+            </w:r>
+          </w:p>
+          <w:p>
+            <w:pPr>
+              <w:pStyle w:val="TableText"/>
+              <w:keepNext/>
+              <w:jc w:val="center"/>
+            </w:pPr>
+            <w:r>
+              <w:rPr>
+                <w:sz w:val="20"/>
+              </w:rPr>
+              <w:t>20</w:t>
+            </w:r>
+          </w:p>
+        </w:tc>
+        <w:tc>
+          <w:tcPr>
+            <w:tcW w:type="dxa" w:w="567"/>
+            <w:vAlign w:val="center"/>
+          </w:tcPr>
+          <w:p>
+            <w:pPr>
+              <w:pStyle w:val="TableText"/>
+              <w:keepNext/>
+              <w:jc w:val="center"/>
+            </w:pPr>
+            <w:r>
+              <w:rPr>
+                <w:sz w:val="20"/>
+              </w:rPr>
+              <w:t>15</w:t>
+            </w:r>
+          </w:p>
+          <w:p>
+            <w:pPr>
+              <w:pStyle w:val="TableText"/>
+              <w:keepNext/>
+              <w:jc w:val="center"/>
+            </w:pPr>
+            <w:r>
+              <w:rPr>
+                <w:sz w:val="20"/>
+              </w:rPr>
+              <w:t>15</w:t>
+            </w:r>
+          </w:p>
+        </w:tc>
+        <w:tc>
+          <w:tcPr>
+            <w:tcW w:type="dxa" w:w="567"/>
+            <w:vMerge/>
+            <w:vAlign w:val="center"/>
+          </w:tcPr>
+          <w:p>
+            <w:pPr>
+              <w:keepNext/>
+            </w:pPr>
+          </w:p>
+        </w:tc>
+        <w:tc>
+          <w:tcPr>
+            <w:tcW w:type="dxa" w:w="510"/>
+            <w:vMerge/>
+            <w:vAlign w:val="center"/>
+          </w:tcPr>
+          <w:p>
+            <w:pPr>
+              <w:keepNext/>
+            </w:pPr>
+          </w:p>
+        </w:tc>
+        <w:tc>
+          <w:tcPr>
+            <w:tcW w:type="dxa" w:w="510"/>
+            <w:vMerge/>
+            <w:vAlign w:val="center"/>
+          </w:tcPr>
+          <w:p>
+            <w:pPr>
+              <w:keepNext/>
+            </w:pPr>
+          </w:p>
+        </w:tc>
+        <w:tc>
+          <w:tcPr>
+            <w:tcW w:type="dxa" w:w="510"/>
+            <w:vMerge/>
+            <w:vAlign w:val="center"/>
+          </w:tcPr>
+          <w:p>
+            <w:pPr>
+              <w:keepNext/>
+            </w:pPr>
+          </w:p>
+        </w:tc>
+      </w:tr>
+      <w:tr>
+        <w:trPr>
+          <w:cantSplit/>
+        </w:trPr>
+        <w:tc>
+          <w:tcPr>
+            <w:tcW w:type="dxa" w:w="510"/>
+            <w:vMerge/>
+            <w:vAlign w:val="center"/>
+          </w:tcPr>
+          <w:p/>
+        </w:tc>
+        <w:tc>
+          <w:tcPr>
+            <w:tcW w:type="dxa" w:w="680"/>
+            <w:vMerge/>
+            <w:vAlign w:val="center"/>
+          </w:tcPr>
+          <w:p/>
+        </w:tc>
+        <w:tc>
+          <w:tcPr>
+            <w:tcW w:type="dxa" w:w="454"/>
+            <w:vMerge/>
+            <w:vAlign w:val="center"/>
+          </w:tcPr>
+          <w:p/>
+        </w:tc>
+        <w:tc>
+          <w:tcPr>
+            <w:tcW w:type="dxa" w:w="454"/>
+            <w:vAlign w:val="center"/>
+          </w:tcPr>
+          <w:p>
+            <w:pPr>
+              <w:pStyle w:val="TableText"/>
+              <w:jc w:val="center"/>
+            </w:pPr>
+            <w:r>
+              <w:rPr>
+                <w:sz w:val="20"/>
+              </w:rPr>
+              <w:t>г</w:t>
+            </w:r>
+          </w:p>
+        </w:tc>
+        <w:tc>
+          <w:tcPr>
+            <w:tcW w:type="dxa" w:w="964"/>
+            <w:vAlign w:val="center"/>
+          </w:tcPr>
+          <w:p>
+            <w:pPr>
+              <w:pStyle w:val="TableText"/>
+              <w:jc w:val="center"/>
+            </w:pPr>
+            <w:r>
+              <w:rPr>
+                <w:sz w:val="20"/>
+              </w:rPr>
+              <w:t>Средний</w:t>
+            </w:r>
+          </w:p>
+          <w:p>
+            <w:pPr>
+              <w:pStyle w:val="TableText"/>
+              <w:jc w:val="center"/>
+            </w:pPr>
+            <w:r>
+              <w:rPr>
+                <w:sz w:val="20"/>
+              </w:rPr>
+              <w:t>большой</w:t>
+            </w:r>
+          </w:p>
+        </w:tc>
+        <w:tc>
+          <w:tcPr>
+            <w:tcW w:type="dxa" w:w="964"/>
+            <w:vAlign w:val="center"/>
+          </w:tcPr>
+          <w:p>
+            <w:pPr>
+              <w:pStyle w:val="TableText"/>
+              <w:jc w:val="center"/>
+            </w:pPr>
+            <w:r>
+              <w:rPr>
+                <w:sz w:val="20"/>
+              </w:rPr>
+              <w:t>Светлый</w:t>
+            </w:r>
+          </w:p>
+          <w:p>
+            <w:pPr>
+              <w:pStyle w:val="TableText"/>
+              <w:jc w:val="center"/>
+            </w:pPr>
+            <w:r>
+              <w:rPr>
+                <w:sz w:val="20"/>
+              </w:rPr>
+              <w:t>средний</w:t>
+            </w:r>
+          </w:p>
+        </w:tc>
+        <w:tc>
+          <w:tcPr>
+            <w:tcW w:type="dxa" w:w="737"/>
+            <w:vAlign w:val="center"/>
+          </w:tcPr>
+          <w:p>
+            <w:pPr>
+              <w:pStyle w:val="TableText"/>
+              <w:jc w:val="center"/>
+            </w:pPr>
+            <w:r>
+              <w:rPr>
+                <w:sz w:val="20"/>
+              </w:rPr>
+              <w:t>400</w:t>
+            </w:r>
+          </w:p>
+        </w:tc>
+        <w:tc>
+          <w:tcPr>
+            <w:tcW w:type="dxa" w:w="680"/>
+            <w:vAlign w:val="center"/>
+          </w:tcPr>
+          <w:p>
+            <w:pPr>
+              <w:pStyle w:val="TableText"/>
+              <w:jc w:val="center"/>
+            </w:pPr>
+            <w:r>
+              <w:rPr>
+                <w:sz w:val="20"/>
+              </w:rPr>
+              <w:t>200</w:t>
+            </w:r>
+          </w:p>
+        </w:tc>
+        <w:tc>
+          <w:tcPr>
+            <w:tcW w:type="dxa" w:w="680"/>
+            <w:vAlign w:val="center"/>
+          </w:tcPr>
+          <w:p>
+            <w:pPr>
+              <w:pStyle w:val="TableText"/>
+              <w:jc w:val="center"/>
+            </w:pPr>
+            <w:r>
+              <w:rPr>
+                <w:sz w:val="20"/>
+              </w:rPr>
+              <w:t>200</w:t>
+            </w:r>
+          </w:p>
+        </w:tc>
+        <w:tc>
+          <w:tcPr>
+            <w:tcW w:type="dxa" w:w="567"/>
+            <w:vAlign w:val="center"/>
+          </w:tcPr>
+          <w:p>
+            <w:pPr>
+              <w:pStyle w:val="TableText"/>
+              <w:jc w:val="center"/>
+            </w:pPr>
+            <w:r>
+              <w:rPr>
+                <w:sz w:val="20"/>
+              </w:rPr>
+              <w:t>40</w:t>
+            </w:r>
+          </w:p>
+        </w:tc>
+        <w:tc>
+          <w:tcPr>
+            <w:tcW w:type="dxa" w:w="567"/>
+            <w:vAlign w:val="center"/>
+          </w:tcPr>
+          <w:p>
+            <w:pPr>
+              <w:pStyle w:val="TableText"/>
+              <w:jc w:val="center"/>
+            </w:pPr>
+            <w:r>
+              <w:rPr>
+                <w:sz w:val="20"/>
+              </w:rPr>
+              <w:t>15</w:t>
+            </w:r>
+          </w:p>
+        </w:tc>
+        <w:tc>
+          <w:tcPr>
+            <w:tcW w:type="dxa" w:w="567"/>
+            <w:vMerge/>
+            <w:vAlign w:val="center"/>
+          </w:tcPr>
+          <w:p/>
+        </w:tc>
+        <w:tc>
+          <w:tcPr>
+            <w:tcW w:type="dxa" w:w="510"/>
+            <w:vMerge/>
+            <w:vAlign w:val="center"/>
+          </w:tcPr>
+          <w:p/>
+        </w:tc>
+        <w:tc>
+          <w:tcPr>
+            <w:tcW w:type="dxa" w:w="510"/>
+            <w:vMerge/>
+            <w:vAlign w:val="center"/>
+          </w:tcPr>
+          <w:p/>
+        </w:tc>
+        <w:tc>
+          <w:tcPr>
+            <w:tcW w:type="dxa" w:w="510"/>
+            <w:vMerge/>
+            <w:vAlign w:val="center"/>
+          </w:tcPr>
+          <w:p/>
+        </w:tc>
+      </w:tr>
+    </w:tbl>
+    <w:p>
+      <w:pPr>
+        <w:spacing w:line="240" w:lineRule="auto"/>
+      </w:pPr>
+    </w:p>
+    <w:p>
+      <w:r>
+        <w:t>Общее освещение создают 8 встраиваемых светодиодных панелей 595 × 595 мм мощностью 45 Вт со световым потоком 4 800 лм и коэффициентом пульсации менее 1 %; естественное освещение — боковое, через окна в левой стене. Расчёт в разделе 5.6 показывает, что установленные светильники создают на рабочей поверхности 307 лк при норме 300 лк. Условия труда по световой среде — класс 2 (допустимый) [49].</w:t>
       </w:r>
     </w:p>
     <w:p>
@@ -2803,12 +4983,539 @@
         <w:pStyle w:val="Heading3"/>
       </w:pPr>
       <w:r>
-        <w:t>5.4.4 Шум</w:t>
+        <w:t>5.2.4 Шум</w:t>
       </w:r>
     </w:p>
     <w:p>
       <w:r>
-        <w:t>Шум снижает внимание и работоспособность и повышает утомляемость. Для рабочих мест, где ведётся научная деятельность, конструирование и программирование, допустимый эквивалентный уровень звука за смену — 50 дБА [52]. Источники шума в кабинете — системные блоки ПЭВМ (одновременно работают до 6), внутренний блок кондиционера и шредер, работающий кратковременно; разговоры сотрудников к производственному шуму не относятся. Уровни звука источников приняты по типовым паспортным данным такого оборудования. Вклад источника в эквивалентный уровень за смену [57, 58]:</w:t>
+        <w:t>Шум снижает внимание и работоспособность и повышает утомляемость. Для рабочих мест, где ведётся научная деятельность, конструирование и программирование, допустимый эквивалентный уровень звука за смену — 50 дБА [52]; допустимые уровни звукового давления в октавных полосах частот приведены в таблице 5.6. Спектр шума в кабинете не измерялся, поэтому шум оценивается по уровню звука в дБА.</w:t>
+      </w:r>
+    </w:p>
+    <w:p>
+      <w:pPr>
+        <w:pStyle w:val="TableCaption"/>
+        <w:ind w:firstLine="0"/>
+      </w:pPr>
+      <w:r>
+        <w:t>Таблица 5.6 – Допустимые уровни звукового давления в октавных полосах частот, уровни звука на рабочих местах</w:t>
+      </w:r>
+    </w:p>
+    <w:tbl>
+      <w:tblPr>
+        <w:tblStyle w:val="TableGrid"/>
+        <w:tblW w:type="auto" w:w="0"/>
+        <w:jc w:val="center"/>
+        <w:tblLayout w:type="fixed"/>
+        <w:tblLook w:firstColumn="1" w:firstRow="1" w:lastColumn="0" w:lastRow="0" w:noHBand="0" w:noVBand="1" w:val="04A0"/>
+        <w:tblCellMar>
+          <w:left w:w="57" w:type="dxa"/>
+          <w:right w:w="57" w:type="dxa"/>
+        </w:tblCellMar>
+      </w:tblPr>
+      <w:tblGrid>
+        <w:gridCol w:w="2154"/>
+        <w:gridCol w:w="623"/>
+        <w:gridCol w:w="623"/>
+        <w:gridCol w:w="623"/>
+        <w:gridCol w:w="623"/>
+        <w:gridCol w:w="623"/>
+        <w:gridCol w:w="680"/>
+        <w:gridCol w:w="680"/>
+        <w:gridCol w:w="680"/>
+        <w:gridCol w:w="680"/>
+        <w:gridCol w:w="1360"/>
+      </w:tblGrid>
+      <w:tr>
+        <w:trPr>
+          <w:cantSplit/>
+          <w:tblHeader w:val="true"/>
+        </w:trPr>
+        <w:tc>
+          <w:tcPr>
+            <w:tcW w:type="dxa" w:w="2154"/>
+            <w:vMerge w:val="restart"/>
+            <w:vAlign w:val="center"/>
+          </w:tcPr>
+          <w:p>
+            <w:pPr>
+              <w:pStyle w:val="TableText"/>
+              <w:keepNext/>
+              <w:jc w:val="center"/>
+            </w:pPr>
+            <w:r>
+              <w:rPr>
+                <w:b/>
+                <w:sz w:val="22"/>
+              </w:rPr>
+              <w:t>Рабочие места</w:t>
+            </w:r>
+          </w:p>
+        </w:tc>
+        <w:tc>
+          <w:tcPr>
+            <w:tcW w:type="dxa" w:w="5840"/>
+            <w:gridSpan w:val="9"/>
+            <w:vAlign w:val="center"/>
+          </w:tcPr>
+          <w:p>
+            <w:pPr>
+              <w:pStyle w:val="TableText"/>
+              <w:keepNext/>
+              <w:jc w:val="center"/>
+            </w:pPr>
+            <w:r>
+              <w:rPr>
+                <w:b/>
+                <w:sz w:val="22"/>
+              </w:rPr>
+              <w:t>Уровни звукового давления, дБ, в октавных полосах со среднегеометрическими частотами, Гц</w:t>
+            </w:r>
+          </w:p>
+        </w:tc>
+        <w:tc>
+          <w:tcPr>
+            <w:tcW w:type="dxa" w:w="1361"/>
+            <w:vMerge w:val="restart"/>
+            <w:vAlign w:val="center"/>
+          </w:tcPr>
+          <w:p>
+            <w:pPr>
+              <w:pStyle w:val="TableText"/>
+              <w:keepNext/>
+              <w:jc w:val="center"/>
+            </w:pPr>
+            <w:r>
+              <w:rPr>
+                <w:b/>
+                <w:sz w:val="22"/>
+              </w:rPr>
+              <w:t>Уровни звука и эквивалентные уровни звука, дБА</w:t>
+            </w:r>
+          </w:p>
+        </w:tc>
+      </w:tr>
+      <w:tr>
+        <w:trPr>
+          <w:cantSplit/>
+          <w:tblHeader w:val="true"/>
+        </w:trPr>
+        <w:tc>
+          <w:tcPr>
+            <w:tcW w:type="dxa" w:w="2154"/>
+            <w:vMerge/>
+            <w:vAlign w:val="center"/>
+          </w:tcPr>
+          <w:p>
+            <w:pPr>
+              <w:keepNext/>
+            </w:pPr>
+          </w:p>
+        </w:tc>
+        <w:tc>
+          <w:tcPr>
+            <w:tcW w:type="dxa" w:w="624"/>
+            <w:vAlign w:val="center"/>
+          </w:tcPr>
+          <w:p>
+            <w:pPr>
+              <w:pStyle w:val="TableText"/>
+              <w:keepNext/>
+              <w:jc w:val="center"/>
+            </w:pPr>
+            <w:r>
+              <w:rPr>
+                <w:b/>
+                <w:sz w:val="22"/>
+              </w:rPr>
+              <w:t>31,5</w:t>
+            </w:r>
+          </w:p>
+        </w:tc>
+        <w:tc>
+          <w:tcPr>
+            <w:tcW w:type="dxa" w:w="624"/>
+            <w:vAlign w:val="center"/>
+          </w:tcPr>
+          <w:p>
+            <w:pPr>
+              <w:pStyle w:val="TableText"/>
+              <w:keepNext/>
+              <w:jc w:val="center"/>
+            </w:pPr>
+            <w:r>
+              <w:rPr>
+                <w:b/>
+                <w:sz w:val="22"/>
+              </w:rPr>
+              <w:t>63</w:t>
+            </w:r>
+          </w:p>
+        </w:tc>
+        <w:tc>
+          <w:tcPr>
+            <w:tcW w:type="dxa" w:w="624"/>
+            <w:vAlign w:val="center"/>
+          </w:tcPr>
+          <w:p>
+            <w:pPr>
+              <w:pStyle w:val="TableText"/>
+              <w:keepNext/>
+              <w:jc w:val="center"/>
+            </w:pPr>
+            <w:r>
+              <w:rPr>
+                <w:b/>
+                <w:sz w:val="22"/>
+              </w:rPr>
+              <w:t>125</w:t>
+            </w:r>
+          </w:p>
+        </w:tc>
+        <w:tc>
+          <w:tcPr>
+            <w:tcW w:type="dxa" w:w="624"/>
+            <w:vAlign w:val="center"/>
+          </w:tcPr>
+          <w:p>
+            <w:pPr>
+              <w:pStyle w:val="TableText"/>
+              <w:keepNext/>
+              <w:jc w:val="center"/>
+            </w:pPr>
+            <w:r>
+              <w:rPr>
+                <w:b/>
+                <w:sz w:val="22"/>
+              </w:rPr>
+              <w:t>250</w:t>
+            </w:r>
+          </w:p>
+        </w:tc>
+        <w:tc>
+          <w:tcPr>
+            <w:tcW w:type="dxa" w:w="624"/>
+            <w:vAlign w:val="center"/>
+          </w:tcPr>
+          <w:p>
+            <w:pPr>
+              <w:pStyle w:val="TableText"/>
+              <w:keepNext/>
+              <w:jc w:val="center"/>
+            </w:pPr>
+            <w:r>
+              <w:rPr>
+                <w:b/>
+                <w:sz w:val="22"/>
+              </w:rPr>
+              <w:t>500</w:t>
+            </w:r>
+          </w:p>
+        </w:tc>
+        <w:tc>
+          <w:tcPr>
+            <w:tcW w:type="dxa" w:w="680"/>
+            <w:vAlign w:val="center"/>
+          </w:tcPr>
+          <w:p>
+            <w:pPr>
+              <w:pStyle w:val="TableText"/>
+              <w:keepNext/>
+              <w:jc w:val="center"/>
+            </w:pPr>
+            <w:r>
+              <w:rPr>
+                <w:b/>
+                <w:sz w:val="22"/>
+              </w:rPr>
+              <w:t>1000</w:t>
+            </w:r>
+          </w:p>
+        </w:tc>
+        <w:tc>
+          <w:tcPr>
+            <w:tcW w:type="dxa" w:w="680"/>
+            <w:vAlign w:val="center"/>
+          </w:tcPr>
+          <w:p>
+            <w:pPr>
+              <w:pStyle w:val="TableText"/>
+              <w:keepNext/>
+              <w:jc w:val="center"/>
+            </w:pPr>
+            <w:r>
+              <w:rPr>
+                <w:b/>
+                <w:sz w:val="22"/>
+              </w:rPr>
+              <w:t>2000</w:t>
+            </w:r>
+          </w:p>
+        </w:tc>
+        <w:tc>
+          <w:tcPr>
+            <w:tcW w:type="dxa" w:w="680"/>
+            <w:vAlign w:val="center"/>
+          </w:tcPr>
+          <w:p>
+            <w:pPr>
+              <w:pStyle w:val="TableText"/>
+              <w:keepNext/>
+              <w:jc w:val="center"/>
+            </w:pPr>
+            <w:r>
+              <w:rPr>
+                <w:b/>
+                <w:sz w:val="22"/>
+              </w:rPr>
+              <w:t>4000</w:t>
+            </w:r>
+          </w:p>
+        </w:tc>
+        <w:tc>
+          <w:tcPr>
+            <w:tcW w:type="dxa" w:w="680"/>
+            <w:vAlign w:val="center"/>
+          </w:tcPr>
+          <w:p>
+            <w:pPr>
+              <w:pStyle w:val="TableText"/>
+              <w:keepNext/>
+              <w:jc w:val="center"/>
+            </w:pPr>
+            <w:r>
+              <w:rPr>
+                <w:b/>
+                <w:sz w:val="22"/>
+              </w:rPr>
+              <w:t>8000</w:t>
+            </w:r>
+          </w:p>
+        </w:tc>
+        <w:tc>
+          <w:tcPr>
+            <w:tcW w:type="dxa" w:w="1361"/>
+            <w:vMerge/>
+            <w:vAlign w:val="center"/>
+          </w:tcPr>
+          <w:p>
+            <w:pPr>
+              <w:keepNext/>
+            </w:pPr>
+          </w:p>
+        </w:tc>
+      </w:tr>
+      <w:tr>
+        <w:trPr>
+          <w:cantSplit/>
+        </w:trPr>
+        <w:tc>
+          <w:tcPr>
+            <w:tcW w:type="dxa" w:w="2154"/>
+            <w:vAlign w:val="center"/>
+          </w:tcPr>
+          <w:p>
+            <w:pPr>
+              <w:pStyle w:val="TableText"/>
+              <w:jc w:val="left"/>
+            </w:pPr>
+            <w:r>
+              <w:rPr>
+                <w:sz w:val="22"/>
+              </w:rPr>
+              <w:t>Научная деятельность, конструирование и проектирование, программирование</w:t>
+            </w:r>
+          </w:p>
+        </w:tc>
+        <w:tc>
+          <w:tcPr>
+            <w:tcW w:type="dxa" w:w="624"/>
+            <w:vAlign w:val="center"/>
+          </w:tcPr>
+          <w:p>
+            <w:pPr>
+              <w:pStyle w:val="TableText"/>
+              <w:jc w:val="center"/>
+            </w:pPr>
+            <w:r>
+              <w:rPr>
+                <w:sz w:val="22"/>
+              </w:rPr>
+              <w:t>86</w:t>
+            </w:r>
+          </w:p>
+        </w:tc>
+        <w:tc>
+          <w:tcPr>
+            <w:tcW w:type="dxa" w:w="624"/>
+            <w:vAlign w:val="center"/>
+          </w:tcPr>
+          <w:p>
+            <w:pPr>
+              <w:pStyle w:val="TableText"/>
+              <w:jc w:val="center"/>
+            </w:pPr>
+            <w:r>
+              <w:rPr>
+                <w:sz w:val="22"/>
+              </w:rPr>
+              <w:t>71</w:t>
+            </w:r>
+          </w:p>
+        </w:tc>
+        <w:tc>
+          <w:tcPr>
+            <w:tcW w:type="dxa" w:w="624"/>
+            <w:vAlign w:val="center"/>
+          </w:tcPr>
+          <w:p>
+            <w:pPr>
+              <w:pStyle w:val="TableText"/>
+              <w:jc w:val="center"/>
+            </w:pPr>
+            <w:r>
+              <w:rPr>
+                <w:sz w:val="22"/>
+              </w:rPr>
+              <w:t>61</w:t>
+            </w:r>
+          </w:p>
+        </w:tc>
+        <w:tc>
+          <w:tcPr>
+            <w:tcW w:type="dxa" w:w="624"/>
+            <w:vAlign w:val="center"/>
+          </w:tcPr>
+          <w:p>
+            <w:pPr>
+              <w:pStyle w:val="TableText"/>
+              <w:jc w:val="center"/>
+            </w:pPr>
+            <w:r>
+              <w:rPr>
+                <w:sz w:val="22"/>
+              </w:rPr>
+              <w:t>54</w:t>
+            </w:r>
+          </w:p>
+        </w:tc>
+        <w:tc>
+          <w:tcPr>
+            <w:tcW w:type="dxa" w:w="624"/>
+            <w:vAlign w:val="center"/>
+          </w:tcPr>
+          <w:p>
+            <w:pPr>
+              <w:pStyle w:val="TableText"/>
+              <w:jc w:val="center"/>
+            </w:pPr>
+            <w:r>
+              <w:rPr>
+                <w:sz w:val="22"/>
+              </w:rPr>
+              <w:t>49</w:t>
+            </w:r>
+          </w:p>
+        </w:tc>
+        <w:tc>
+          <w:tcPr>
+            <w:tcW w:type="dxa" w:w="680"/>
+            <w:vAlign w:val="center"/>
+          </w:tcPr>
+          <w:p>
+            <w:pPr>
+              <w:pStyle w:val="TableText"/>
+              <w:jc w:val="center"/>
+            </w:pPr>
+            <w:r>
+              <w:rPr>
+                <w:sz w:val="22"/>
+              </w:rPr>
+              <w:t>45</w:t>
+            </w:r>
+          </w:p>
+        </w:tc>
+        <w:tc>
+          <w:tcPr>
+            <w:tcW w:type="dxa" w:w="680"/>
+            <w:vAlign w:val="center"/>
+          </w:tcPr>
+          <w:p>
+            <w:pPr>
+              <w:pStyle w:val="TableText"/>
+              <w:jc w:val="center"/>
+            </w:pPr>
+            <w:r>
+              <w:rPr>
+                <w:sz w:val="22"/>
+              </w:rPr>
+              <w:t>42</w:t>
+            </w:r>
+          </w:p>
+        </w:tc>
+        <w:tc>
+          <w:tcPr>
+            <w:tcW w:type="dxa" w:w="680"/>
+            <w:vAlign w:val="center"/>
+          </w:tcPr>
+          <w:p>
+            <w:pPr>
+              <w:pStyle w:val="TableText"/>
+              <w:jc w:val="center"/>
+            </w:pPr>
+            <w:r>
+              <w:rPr>
+                <w:sz w:val="22"/>
+              </w:rPr>
+              <w:t>40</w:t>
+            </w:r>
+          </w:p>
+        </w:tc>
+        <w:tc>
+          <w:tcPr>
+            <w:tcW w:type="dxa" w:w="680"/>
+            <w:vAlign w:val="center"/>
+          </w:tcPr>
+          <w:p>
+            <w:pPr>
+              <w:pStyle w:val="TableText"/>
+              <w:jc w:val="center"/>
+            </w:pPr>
+            <w:r>
+              <w:rPr>
+                <w:sz w:val="22"/>
+              </w:rPr>
+              <w:t>38</w:t>
+            </w:r>
+          </w:p>
+        </w:tc>
+        <w:tc>
+          <w:tcPr>
+            <w:tcW w:type="dxa" w:w="1361"/>
+            <w:vAlign w:val="center"/>
+          </w:tcPr>
+          <w:p>
+            <w:pPr>
+              <w:pStyle w:val="TableText"/>
+              <w:jc w:val="center"/>
+            </w:pPr>
+            <w:r>
+              <w:rPr>
+                <w:sz w:val="22"/>
+              </w:rPr>
+              <w:t>50</w:t>
+            </w:r>
+          </w:p>
+        </w:tc>
+      </w:tr>
+    </w:tbl>
+    <w:p>
+      <w:pPr>
+        <w:spacing w:line="240" w:lineRule="auto"/>
+      </w:pPr>
+    </w:p>
+    <w:p>
+      <w:r>
+        <w:t>Источники шума в кабинете — системные блоки ПЭВМ (одновременно работают до 6), внутренний блок кондиционера и шредер, работающий кратковременно; разговоры сотрудников к производственному шуму не относятся. Уровни звука источников приняты по типовым паспортным данным такого оборудования. Вклад источника в эквивалентный уровень за смену [57, 58]:</w:t>
       </w:r>
     </w:p>
     <w:tbl>
@@ -3293,7 +6000,7 @@
     </w:tbl>
     <w:p>
       <w:r>
-        <w:t>Результаты расчёта приведены в таблице 5.5.</w:t>
+        <w:t>Результаты расчёта приведены в таблице 5.7.</w:t>
       </w:r>
     </w:p>
     <w:p>
@@ -3302,7 +6009,7 @@
         <w:ind w:firstLine="0"/>
       </w:pPr>
       <w:r>
-        <w:t>Таблица 5.5 – Расчёт эквивалентного уровня звука</w:t>
+        <w:t>Таблица 5.7 – Расчёт эквивалентного уровня звука</w:t>
       </w:r>
     </w:p>
     <w:tbl>
@@ -3790,12 +6497,12 @@
         <w:pStyle w:val="Heading3"/>
       </w:pPr>
       <w:r>
-        <w:t>5.4.5 Тяжесть и напряжённость трудового процесса</w:t>
+        <w:t>5.2.5 Тяжесть и напряжённость трудового процесса</w:t>
       </w:r>
     </w:p>
     <w:p>
       <w:r>
-        <w:t>Тяжесть трудового процесса характеризует физическую нагрузку, напряжённость — нагрузку на центральную нервную систему, органы чувств и эмоциональную сферу [59]. Оценка тяжести приведена в таблице 5.6; итоговый класс равен наибольшему из классов по отдельным показателям.</w:t>
+        <w:t>Тяжесть трудового процесса характеризует физическую нагрузку, напряжённость — нагрузку на центральную нервную систему, органы чувств и эмоциональную сферу [59]. Оценка тяжести приведена в таблице 5.8; итоговый класс равен наибольшему из классов по отдельным показателям.</w:t>
       </w:r>
     </w:p>
     <w:p>
@@ -3804,7 +6511,7 @@
         <w:ind w:firstLine="0"/>
       </w:pPr>
       <w:r>
-        <w:t>Таблица 5.6 – Оценка тяжести трудового процесса</w:t>
+        <w:t>Таблица 5.8 – Оценка тяжести трудового процесса</w:t>
       </w:r>
     </w:p>
     <w:tbl>
@@ -4052,7 +6759,7 @@
               <w:rPr>
                 <w:sz w:val="22"/>
               </w:rPr>
-              <w:t>До 20 000 за смену (клавиатура, мышь)</w:t>
+              <w:t>Ввод с клавиатуры и мышью чередуется с чтением и анализом; в пределах нормы класса 1 (до 20 000 за смену)</w:t>
             </w:r>
           </w:p>
         </w:tc>
@@ -4238,7 +6945,7 @@
               <w:rPr>
                 <w:sz w:val="22"/>
               </w:rPr>
-              <w:t>До 50 за смену</w:t>
+              <w:t>Эпизодические (к тумбе, шредеру, системному блоку); работа сидя с опорой спины на спинку кресла; в пределах нормы класса 1 (до 50 за смену)</w:t>
             </w:r>
           </w:p>
         </w:tc>
@@ -4300,7 +7007,7 @@
               <w:rPr>
                 <w:sz w:val="22"/>
               </w:rPr>
-              <w:t>До 4 км за смену по горизонтали</w:t>
+              <w:t>Эпизодические, в пределах кабинета и этажа; в пределах нормы класса 1 (до 4 км за смену)</w:t>
             </w:r>
           </w:p>
         </w:tc>
@@ -4376,7 +7083,7 @@
     </w:p>
     <w:p>
       <w:r>
-        <w:t>Напряжённость оценивается по 23 показателям; результаты приведены в таблице 5.7.</w:t>
+        <w:t>Напряжённость оценивается по 23 показателям; результаты приведены в таблице 5.9.</w:t>
       </w:r>
     </w:p>
     <w:p>
@@ -4385,7 +7092,7 @@
         <w:ind w:firstLine="0"/>
       </w:pPr>
       <w:r>
-        <w:t>Таблица 5.7 – Оценка напряжённости трудового процесса</w:t>
+        <w:t>Таблица 5.9 – Оценка напряжённости трудового процесса</w:t>
       </w:r>
     </w:p>
     <w:tbl>
@@ -6034,12 +8741,12 @@
         <w:pStyle w:val="Heading3"/>
       </w:pPr>
       <w:r>
-        <w:t>5.4.6 Класс условий труда</w:t>
+        <w:t>5.2.6 Класс условий труда</w:t>
       </w:r>
     </w:p>
     <w:p>
       <w:r>
-        <w:t>Итоговый класс условий труда равен наивысшему из классов по отдельным факторам [49]. Результаты приведены в таблице 5.8.</w:t>
+        <w:t>Итоговый класс условий труда равен наивысшему из классов по отдельным факторам [49]. Результаты приведены в таблице 5.10.</w:t>
       </w:r>
     </w:p>
     <w:p>
@@ -6048,7 +8755,7 @@
         <w:ind w:firstLine="0"/>
       </w:pPr>
       <w:r>
-        <w:t>Таблица 5.8 – Оценка класса условий труда специалиста</w:t>
+        <w:t>Таблица 5.10 – Оценка класса условий труда специалиста</w:t>
       </w:r>
     </w:p>
     <w:tbl>
@@ -6274,7 +8981,7 @@
               <w:rPr>
                 <w:sz w:val="22"/>
               </w:rPr>
-              <w:t>317 лк</w:t>
+              <w:t>307 лк</w:t>
             </w:r>
           </w:p>
         </w:tc>
@@ -6436,7 +9143,7 @@
               <w:rPr>
                 <w:sz w:val="22"/>
               </w:rPr>
-              <w:t>Таблица 5.6</w:t>
+              <w:t>Таблица 5.8</w:t>
             </w:r>
           </w:p>
         </w:tc>
@@ -6517,7 +9224,7 @@
               <w:rPr>
                 <w:sz w:val="22"/>
               </w:rPr>
-              <w:t>Таблица 5.7</w:t>
+              <w:t>Таблица 5.9</w:t>
             </w:r>
           </w:p>
         </w:tc>
@@ -6620,7 +9327,7 @@
         <w:pStyle w:val="Heading2"/>
       </w:pPr>
       <w:r>
-        <w:t>5.5 Оценка условий труда по эргономическим параметрам</w:t>
+        <w:t>5.3 Оценка условий труда по эргономическим параметрам</w:t>
       </w:r>
     </w:p>
     <w:p>
@@ -6735,7 +9442,7 @@
     </w:p>
     <w:p>
       <w:r>
-        <w:t>Параметры рабочего места и видеотерминала сопоставлены с нормативными в таблице 5.9 [61, 62, 63].</w:t>
+        <w:t>Параметры рабочего места и видеотерминала сопоставлены с нормативными в таблице 5.11 [61, 62, 63].</w:t>
       </w:r>
     </w:p>
     <w:p>
@@ -6744,7 +9451,7 @@
         <w:ind w:firstLine="0"/>
       </w:pPr>
       <w:r>
-        <w:t>Таблица 5.9 – Эргономические параметры рабочего места и видеотерминала</w:t>
+        <w:t>Таблица 5.11 – Эргономические параметры рабочего места и видеотерминала</w:t>
       </w:r>
     </w:p>
     <w:tbl>
@@ -6760,9 +9467,9 @@
         </w:tblCellMar>
       </w:tblPr>
       <w:tblGrid>
-        <w:gridCol w:w="3628"/>
-        <w:gridCol w:w="2551"/>
-        <w:gridCol w:w="1474"/>
+        <w:gridCol w:w="3514"/>
+        <w:gridCol w:w="1814"/>
+        <w:gridCol w:w="2324"/>
         <w:gridCol w:w="1700"/>
       </w:tblGrid>
       <w:tr>
@@ -6772,7 +9479,7 @@
         </w:trPr>
         <w:tc>
           <w:tcPr>
-            <w:tcW w:type="dxa" w:w="3628"/>
+            <w:tcW w:type="dxa" w:w="3515"/>
             <w:vAlign w:val="center"/>
           </w:tcPr>
           <w:p>
@@ -6791,7 +9498,7 @@
         </w:tc>
         <w:tc>
           <w:tcPr>
-            <w:tcW w:type="dxa" w:w="2551"/>
+            <w:tcW w:type="dxa" w:w="1814"/>
             <w:vAlign w:val="center"/>
           </w:tcPr>
           <w:p>
@@ -6804,13 +9511,13 @@
                 <w:b/>
                 <w:sz w:val="22"/>
               </w:rPr>
-              <w:t>Норма</w:t>
-            </w:r>
-          </w:p>
-        </w:tc>
-        <w:tc>
-          <w:tcPr>
-            <w:tcW w:type="dxa" w:w="1474"/>
+              <w:t>Факт</w:t>
+            </w:r>
+          </w:p>
+        </w:tc>
+        <w:tc>
+          <w:tcPr>
+            <w:tcW w:type="dxa" w:w="2324"/>
             <w:vAlign w:val="center"/>
           </w:tcPr>
           <w:p>
@@ -6823,7 +9530,7 @@
                 <w:b/>
                 <w:sz w:val="22"/>
               </w:rPr>
-              <w:t>Факт</w:t>
+              <w:t>Норма</w:t>
             </w:r>
           </w:p>
         </w:tc>
@@ -6878,7 +9585,7 @@
         </w:trPr>
         <w:tc>
           <w:tcPr>
-            <w:tcW w:type="dxa" w:w="3628"/>
+            <w:tcW w:type="dxa" w:w="3515"/>
             <w:vAlign w:val="center"/>
           </w:tcPr>
           <w:p>
@@ -6896,7 +9603,7 @@
         </w:tc>
         <w:tc>
           <w:tcPr>
-            <w:tcW w:type="dxa" w:w="2551"/>
+            <w:tcW w:type="dxa" w:w="1814"/>
             <w:vAlign w:val="center"/>
           </w:tcPr>
           <w:p>
@@ -6908,25 +9615,25 @@
               <w:rPr>
                 <w:sz w:val="22"/>
               </w:rPr>
+              <w:t>725</w:t>
+            </w:r>
+          </w:p>
+        </w:tc>
+        <w:tc>
+          <w:tcPr>
+            <w:tcW w:type="dxa" w:w="2324"/>
+            <w:vAlign w:val="center"/>
+          </w:tcPr>
+          <w:p>
+            <w:pPr>
+              <w:pStyle w:val="TableText"/>
+              <w:jc w:val="center"/>
+            </w:pPr>
+            <w:r>
+              <w:rPr>
+                <w:sz w:val="22"/>
+              </w:rPr>
               <w:t>680–800 (нерегулируемая — 725)</w:t>
-            </w:r>
-          </w:p>
-        </w:tc>
-        <w:tc>
-          <w:tcPr>
-            <w:tcW w:type="dxa" w:w="1474"/>
-            <w:vAlign w:val="center"/>
-          </w:tcPr>
-          <w:p>
-            <w:pPr>
-              <w:pStyle w:val="TableText"/>
-              <w:jc w:val="center"/>
-            </w:pPr>
-            <w:r>
-              <w:rPr>
-                <w:sz w:val="22"/>
-              </w:rPr>
-              <w:t>725</w:t>
             </w:r>
           </w:p>
         </w:tc>
@@ -6955,7 +9662,7 @@
         </w:trPr>
         <w:tc>
           <w:tcPr>
-            <w:tcW w:type="dxa" w:w="3628"/>
+            <w:tcW w:type="dxa" w:w="3515"/>
             <w:vAlign w:val="center"/>
           </w:tcPr>
           <w:p>
@@ -6973,7 +9680,7 @@
         </w:tc>
         <w:tc>
           <w:tcPr>
-            <w:tcW w:type="dxa" w:w="2551"/>
+            <w:tcW w:type="dxa" w:w="1814"/>
             <w:vAlign w:val="center"/>
           </w:tcPr>
           <w:p>
@@ -6985,25 +9692,25 @@
               <w:rPr>
                 <w:sz w:val="22"/>
               </w:rPr>
+              <w:t>400–500 (регулируемая)</w:t>
+            </w:r>
+          </w:p>
+        </w:tc>
+        <w:tc>
+          <w:tcPr>
+            <w:tcW w:type="dxa" w:w="2324"/>
+            <w:vAlign w:val="center"/>
+          </w:tcPr>
+          <w:p>
+            <w:pPr>
+              <w:pStyle w:val="TableText"/>
+              <w:jc w:val="center"/>
+            </w:pPr>
+            <w:r>
+              <w:rPr>
+                <w:sz w:val="22"/>
+              </w:rPr>
               <w:t>400–550, регулируемая</w:t>
-            </w:r>
-          </w:p>
-        </w:tc>
-        <w:tc>
-          <w:tcPr>
-            <w:tcW w:type="dxa" w:w="1474"/>
-            <w:vAlign w:val="center"/>
-          </w:tcPr>
-          <w:p>
-            <w:pPr>
-              <w:pStyle w:val="TableText"/>
-              <w:jc w:val="center"/>
-            </w:pPr>
-            <w:r>
-              <w:rPr>
-                <w:sz w:val="22"/>
-              </w:rPr>
-              <w:t>400–500 (регулируемая)</w:t>
             </w:r>
           </w:p>
         </w:tc>
@@ -7032,7 +9739,7 @@
         </w:trPr>
         <w:tc>
           <w:tcPr>
-            <w:tcW w:type="dxa" w:w="3628"/>
+            <w:tcW w:type="dxa" w:w="3515"/>
             <w:vAlign w:val="center"/>
           </w:tcPr>
           <w:p>
@@ -7050,7 +9757,7 @@
         </w:tc>
         <w:tc>
           <w:tcPr>
-            <w:tcW w:type="dxa" w:w="2551"/>
+            <w:tcW w:type="dxa" w:w="1814"/>
             <w:vAlign w:val="center"/>
           </w:tcPr>
           <w:p>
@@ -7062,25 +9769,25 @@
               <w:rPr>
                 <w:sz w:val="22"/>
               </w:rPr>
+              <w:t>600 / 500</w:t>
+            </w:r>
+          </w:p>
+        </w:tc>
+        <w:tc>
+          <w:tcPr>
+            <w:tcW w:type="dxa" w:w="2324"/>
+            <w:vAlign w:val="center"/>
+          </w:tcPr>
+          <w:p>
+            <w:pPr>
+              <w:pStyle w:val="TableText"/>
+              <w:jc w:val="center"/>
+            </w:pPr>
+            <w:r>
+              <w:rPr>
+                <w:sz w:val="22"/>
+              </w:rPr>
               <w:t>не менее 600 / 450</w:t>
-            </w:r>
-          </w:p>
-        </w:tc>
-        <w:tc>
-          <w:tcPr>
-            <w:tcW w:type="dxa" w:w="1474"/>
-            <w:vAlign w:val="center"/>
-          </w:tcPr>
-          <w:p>
-            <w:pPr>
-              <w:pStyle w:val="TableText"/>
-              <w:jc w:val="center"/>
-            </w:pPr>
-            <w:r>
-              <w:rPr>
-                <w:sz w:val="22"/>
-              </w:rPr>
-              <w:t>600 / 500</w:t>
             </w:r>
           </w:p>
         </w:tc>
@@ -7109,7 +9816,7 @@
         </w:trPr>
         <w:tc>
           <w:tcPr>
-            <w:tcW w:type="dxa" w:w="3628"/>
+            <w:tcW w:type="dxa" w:w="3515"/>
             <w:vAlign w:val="center"/>
           </w:tcPr>
           <w:p>
@@ -7127,7 +9834,7 @@
         </w:tc>
         <w:tc>
           <w:tcPr>
-            <w:tcW w:type="dxa" w:w="2551"/>
+            <w:tcW w:type="dxa" w:w="1814"/>
             <w:vAlign w:val="center"/>
           </w:tcPr>
           <w:p>
@@ -7139,25 +9846,25 @@
               <w:rPr>
                 <w:sz w:val="22"/>
               </w:rPr>
+              <w:t>4,65</w:t>
+            </w:r>
+          </w:p>
+        </w:tc>
+        <w:tc>
+          <w:tcPr>
+            <w:tcW w:type="dxa" w:w="2324"/>
+            <w:vAlign w:val="center"/>
+          </w:tcPr>
+          <w:p>
+            <w:pPr>
+              <w:pStyle w:val="TableText"/>
+              <w:jc w:val="center"/>
+            </w:pPr>
+            <w:r>
+              <w:rPr>
+                <w:sz w:val="22"/>
+              </w:rPr>
               <w:t>не менее 4,5</w:t>
-            </w:r>
-          </w:p>
-        </w:tc>
-        <w:tc>
-          <w:tcPr>
-            <w:tcW w:type="dxa" w:w="1474"/>
-            <w:vAlign w:val="center"/>
-          </w:tcPr>
-          <w:p>
-            <w:pPr>
-              <w:pStyle w:val="TableText"/>
-              <w:jc w:val="center"/>
-            </w:pPr>
-            <w:r>
-              <w:rPr>
-                <w:sz w:val="22"/>
-              </w:rPr>
-              <w:t>4,65</w:t>
             </w:r>
           </w:p>
         </w:tc>
@@ -7211,7 +9918,7 @@
         </w:trPr>
         <w:tc>
           <w:tcPr>
-            <w:tcW w:type="dxa" w:w="3628"/>
+            <w:tcW w:type="dxa" w:w="3515"/>
             <w:vAlign w:val="center"/>
           </w:tcPr>
           <w:p>
@@ -7229,7 +9936,7 @@
         </w:tc>
         <w:tc>
           <w:tcPr>
-            <w:tcW w:type="dxa" w:w="2551"/>
+            <w:tcW w:type="dxa" w:w="1814"/>
             <w:vAlign w:val="center"/>
           </w:tcPr>
           <w:p>
@@ -7241,25 +9948,25 @@
               <w:rPr>
                 <w:sz w:val="22"/>
               </w:rPr>
+              <w:t>700</w:t>
+            </w:r>
+          </w:p>
+        </w:tc>
+        <w:tc>
+          <w:tcPr>
+            <w:tcW w:type="dxa" w:w="2324"/>
+            <w:vAlign w:val="center"/>
+          </w:tcPr>
+          <w:p>
+            <w:pPr>
+              <w:pStyle w:val="TableText"/>
+              <w:jc w:val="center"/>
+            </w:pPr>
+            <w:r>
+              <w:rPr>
+                <w:sz w:val="22"/>
+              </w:rPr>
               <w:t>500–750 в зависимости от размера экрана</w:t>
-            </w:r>
-          </w:p>
-        </w:tc>
-        <w:tc>
-          <w:tcPr>
-            <w:tcW w:type="dxa" w:w="1474"/>
-            <w:vAlign w:val="center"/>
-          </w:tcPr>
-          <w:p>
-            <w:pPr>
-              <w:pStyle w:val="TableText"/>
-              <w:jc w:val="center"/>
-            </w:pPr>
-            <w:r>
-              <w:rPr>
-                <w:sz w:val="22"/>
-              </w:rPr>
-              <w:t>700</w:t>
             </w:r>
           </w:p>
         </w:tc>
@@ -7288,7 +9995,7 @@
         </w:trPr>
         <w:tc>
           <w:tcPr>
-            <w:tcW w:type="dxa" w:w="3628"/>
+            <w:tcW w:type="dxa" w:w="3515"/>
             <w:vAlign w:val="center"/>
           </w:tcPr>
           <w:p>
@@ -7306,7 +10013,7 @@
         </w:tc>
         <w:tc>
           <w:tcPr>
-            <w:tcW w:type="dxa" w:w="2551"/>
+            <w:tcW w:type="dxa" w:w="1814"/>
             <w:vAlign w:val="center"/>
           </w:tcPr>
           <w:p>
@@ -7318,25 +10025,25 @@
               <w:rPr>
                 <w:sz w:val="22"/>
               </w:rPr>
+              <w:t>20</w:t>
+            </w:r>
+          </w:p>
+        </w:tc>
+        <w:tc>
+          <w:tcPr>
+            <w:tcW w:type="dxa" w:w="2324"/>
+            <w:vAlign w:val="center"/>
+          </w:tcPr>
+          <w:p>
+            <w:pPr>
+              <w:pStyle w:val="TableText"/>
+              <w:jc w:val="center"/>
+            </w:pPr>
+            <w:r>
+              <w:rPr>
+                <w:sz w:val="22"/>
+              </w:rPr>
               <w:t>не более 40</w:t>
-            </w:r>
-          </w:p>
-        </w:tc>
-        <w:tc>
-          <w:tcPr>
-            <w:tcW w:type="dxa" w:w="1474"/>
-            <w:vAlign w:val="center"/>
-          </w:tcPr>
-          <w:p>
-            <w:pPr>
-              <w:pStyle w:val="TableText"/>
-              <w:jc w:val="center"/>
-            </w:pPr>
-            <w:r>
-              <w:rPr>
-                <w:sz w:val="22"/>
-              </w:rPr>
-              <w:t>20</w:t>
             </w:r>
           </w:p>
         </w:tc>
@@ -7365,7 +10072,7 @@
         </w:trPr>
         <w:tc>
           <w:tcPr>
-            <w:tcW w:type="dxa" w:w="3628"/>
+            <w:tcW w:type="dxa" w:w="3515"/>
             <w:vAlign w:val="center"/>
           </w:tcPr>
           <w:p>
@@ -7383,7 +10090,7 @@
         </w:tc>
         <w:tc>
           <w:tcPr>
-            <w:tcW w:type="dxa" w:w="2551"/>
+            <w:tcW w:type="dxa" w:w="1814"/>
             <w:vAlign w:val="center"/>
           </w:tcPr>
           <w:p>
@@ -7395,25 +10102,25 @@
               <w:rPr>
                 <w:sz w:val="22"/>
               </w:rPr>
+              <w:t>до 300</w:t>
+            </w:r>
+          </w:p>
+        </w:tc>
+        <w:tc>
+          <w:tcPr>
+            <w:tcW w:type="dxa" w:w="2324"/>
+            <w:vAlign w:val="center"/>
+          </w:tcPr>
+          <w:p>
+            <w:pPr>
+              <w:pStyle w:val="TableText"/>
+              <w:jc w:val="center"/>
+            </w:pPr>
+            <w:r>
+              <w:rPr>
+                <w:sz w:val="22"/>
+              </w:rPr>
               <w:t>не менее 20</w:t>
-            </w:r>
-          </w:p>
-        </w:tc>
-        <w:tc>
-          <w:tcPr>
-            <w:tcW w:type="dxa" w:w="1474"/>
-            <w:vAlign w:val="center"/>
-          </w:tcPr>
-          <w:p>
-            <w:pPr>
-              <w:pStyle w:val="TableText"/>
-              <w:jc w:val="center"/>
-            </w:pPr>
-            <w:r>
-              <w:rPr>
-                <w:sz w:val="22"/>
-              </w:rPr>
-              <w:t>до 300</w:t>
             </w:r>
           </w:p>
         </w:tc>
@@ -7442,7 +10149,7 @@
         </w:trPr>
         <w:tc>
           <w:tcPr>
-            <w:tcW w:type="dxa" w:w="3628"/>
+            <w:tcW w:type="dxa" w:w="3515"/>
             <w:vAlign w:val="center"/>
           </w:tcPr>
           <w:p>
@@ -7460,7 +10167,7 @@
         </w:tc>
         <w:tc>
           <w:tcPr>
-            <w:tcW w:type="dxa" w:w="2551"/>
+            <w:tcW w:type="dxa" w:w="1814"/>
             <w:vAlign w:val="center"/>
           </w:tcPr>
           <w:p>
@@ -7472,25 +10179,25 @@
               <w:rPr>
                 <w:sz w:val="22"/>
               </w:rPr>
+              <w:t>от −5 до +15°</w:t>
+            </w:r>
+          </w:p>
+        </w:tc>
+        <w:tc>
+          <w:tcPr>
+            <w:tcW w:type="dxa" w:w="2324"/>
+            <w:vAlign w:val="center"/>
+          </w:tcPr>
+          <w:p>
+            <w:pPr>
+              <w:pStyle w:val="TableText"/>
+              <w:jc w:val="center"/>
+            </w:pPr>
+            <w:r>
+              <w:rPr>
+                <w:sz w:val="22"/>
+              </w:rPr>
               <w:t>есть</w:t>
-            </w:r>
-          </w:p>
-        </w:tc>
-        <w:tc>
-          <w:tcPr>
-            <w:tcW w:type="dxa" w:w="1474"/>
-            <w:vAlign w:val="center"/>
-          </w:tcPr>
-          <w:p>
-            <w:pPr>
-              <w:pStyle w:val="TableText"/>
-              <w:jc w:val="center"/>
-            </w:pPr>
-            <w:r>
-              <w:rPr>
-                <w:sz w:val="22"/>
-              </w:rPr>
-              <w:t>от −5 до +15°</w:t>
             </w:r>
           </w:p>
         </w:tc>
@@ -7519,7 +10226,7 @@
         </w:trPr>
         <w:tc>
           <w:tcPr>
-            <w:tcW w:type="dxa" w:w="3628"/>
+            <w:tcW w:type="dxa" w:w="3515"/>
             <w:vAlign w:val="center"/>
           </w:tcPr>
           <w:p>
@@ -7537,7 +10244,7 @@
         </w:tc>
         <w:tc>
           <w:tcPr>
-            <w:tcW w:type="dxa" w:w="2551"/>
+            <w:tcW w:type="dxa" w:w="1814"/>
             <w:vAlign w:val="center"/>
           </w:tcPr>
           <w:p>
@@ -7549,25 +10256,25 @@
               <w:rPr>
                 <w:sz w:val="22"/>
               </w:rPr>
+              <w:t>матовое</w:t>
+            </w:r>
+          </w:p>
+        </w:tc>
+        <w:tc>
+          <w:tcPr>
+            <w:tcW w:type="dxa" w:w="2324"/>
+            <w:vAlign w:val="center"/>
+          </w:tcPr>
+          <w:p>
+            <w:pPr>
+              <w:pStyle w:val="TableText"/>
+              <w:jc w:val="center"/>
+            </w:pPr>
+            <w:r>
+              <w:rPr>
+                <w:sz w:val="22"/>
+              </w:rPr>
               <w:t>есть</w:t>
-            </w:r>
-          </w:p>
-        </w:tc>
-        <w:tc>
-          <w:tcPr>
-            <w:tcW w:type="dxa" w:w="1474"/>
-            <w:vAlign w:val="center"/>
-          </w:tcPr>
-          <w:p>
-            <w:pPr>
-              <w:pStyle w:val="TableText"/>
-              <w:jc w:val="center"/>
-            </w:pPr>
-            <w:r>
-              <w:rPr>
-                <w:sz w:val="22"/>
-              </w:rPr>
-              <w:t>матовое</w:t>
             </w:r>
           </w:p>
         </w:tc>
@@ -7621,7 +10328,7 @@
         </w:trPr>
         <w:tc>
           <w:tcPr>
-            <w:tcW w:type="dxa" w:w="3628"/>
+            <w:tcW w:type="dxa" w:w="3515"/>
             <w:vAlign w:val="center"/>
           </w:tcPr>
           <w:p>
@@ -7639,7 +10346,7 @@
         </w:tc>
         <w:tc>
           <w:tcPr>
-            <w:tcW w:type="dxa" w:w="2551"/>
+            <w:tcW w:type="dxa" w:w="1814"/>
             <w:vAlign w:val="center"/>
           </w:tcPr>
           <w:p>
@@ -7651,25 +10358,25 @@
               <w:rPr>
                 <w:sz w:val="22"/>
               </w:rPr>
+              <w:t>не более 28</w:t>
+            </w:r>
+          </w:p>
+        </w:tc>
+        <w:tc>
+          <w:tcPr>
+            <w:tcW w:type="dxa" w:w="2324"/>
+            <w:vAlign w:val="center"/>
+          </w:tcPr>
+          <w:p>
+            <w:pPr>
+              <w:pStyle w:val="TableText"/>
+              <w:jc w:val="center"/>
+            </w:pPr>
+            <w:r>
+              <w:rPr>
+                <w:sz w:val="22"/>
+              </w:rPr>
               <w:t>не более 30</w:t>
-            </w:r>
-          </w:p>
-        </w:tc>
-        <w:tc>
-          <w:tcPr>
-            <w:tcW w:type="dxa" w:w="1474"/>
-            <w:vAlign w:val="center"/>
-          </w:tcPr>
-          <w:p>
-            <w:pPr>
-              <w:pStyle w:val="TableText"/>
-              <w:jc w:val="center"/>
-            </w:pPr>
-            <w:r>
-              <w:rPr>
-                <w:sz w:val="22"/>
-              </w:rPr>
-              <w:t>не более 28</w:t>
             </w:r>
           </w:p>
         </w:tc>
@@ -7698,7 +10405,7 @@
         </w:trPr>
         <w:tc>
           <w:tcPr>
-            <w:tcW w:type="dxa" w:w="3628"/>
+            <w:tcW w:type="dxa" w:w="3515"/>
             <w:vAlign w:val="center"/>
           </w:tcPr>
           <w:p>
@@ -7716,7 +10423,7 @@
         </w:tc>
         <w:tc>
           <w:tcPr>
-            <w:tcW w:type="dxa" w:w="2551"/>
+            <w:tcW w:type="dxa" w:w="1814"/>
             <w:vAlign w:val="center"/>
           </w:tcPr>
           <w:p>
@@ -7728,25 +10435,25 @@
               <w:rPr>
                 <w:sz w:val="22"/>
               </w:rPr>
+              <w:t>6</w:t>
+            </w:r>
+          </w:p>
+        </w:tc>
+        <w:tc>
+          <w:tcPr>
+            <w:tcW w:type="dxa" w:w="2324"/>
+            <w:vAlign w:val="center"/>
+          </w:tcPr>
+          <w:p>
+            <w:pPr>
+              <w:pStyle w:val="TableText"/>
+              <w:jc w:val="center"/>
+            </w:pPr>
+            <w:r>
+              <w:rPr>
+                <w:sz w:val="22"/>
+              </w:rPr>
               <w:t>0–12</w:t>
-            </w:r>
-          </w:p>
-        </w:tc>
-        <w:tc>
-          <w:tcPr>
-            <w:tcW w:type="dxa" w:w="1474"/>
-            <w:vAlign w:val="center"/>
-          </w:tcPr>
-          <w:p>
-            <w:pPr>
-              <w:pStyle w:val="TableText"/>
-              <w:jc w:val="center"/>
-            </w:pPr>
-            <w:r>
-              <w:rPr>
-                <w:sz w:val="22"/>
-              </w:rPr>
-              <w:t>6</w:t>
             </w:r>
           </w:p>
         </w:tc>
@@ -7775,7 +10482,7 @@
         </w:trPr>
         <w:tc>
           <w:tcPr>
-            <w:tcW w:type="dxa" w:w="3628"/>
+            <w:tcW w:type="dxa" w:w="3515"/>
             <w:vAlign w:val="center"/>
           </w:tcPr>
           <w:p>
@@ -7793,7 +10500,7 @@
         </w:tc>
         <w:tc>
           <w:tcPr>
-            <w:tcW w:type="dxa" w:w="2551"/>
+            <w:tcW w:type="dxa" w:w="1814"/>
             <w:vAlign w:val="center"/>
           </w:tcPr>
           <w:p>
@@ -7805,25 +10512,25 @@
               <w:rPr>
                 <w:sz w:val="22"/>
               </w:rPr>
+              <w:t>19</w:t>
+            </w:r>
+          </w:p>
+        </w:tc>
+        <w:tc>
+          <w:tcPr>
+            <w:tcW w:type="dxa" w:w="2324"/>
+            <w:vAlign w:val="center"/>
+          </w:tcPr>
+          <w:p>
+            <w:pPr>
+              <w:pStyle w:val="TableText"/>
+              <w:jc w:val="center"/>
+            </w:pPr>
+            <w:r>
+              <w:rPr>
+                <w:sz w:val="22"/>
+              </w:rPr>
               <w:t>19 ± 1</w:t>
-            </w:r>
-          </w:p>
-        </w:tc>
-        <w:tc>
-          <w:tcPr>
-            <w:tcW w:type="dxa" w:w="1474"/>
-            <w:vAlign w:val="center"/>
-          </w:tcPr>
-          <w:p>
-            <w:pPr>
-              <w:pStyle w:val="TableText"/>
-              <w:jc w:val="center"/>
-            </w:pPr>
-            <w:r>
-              <w:rPr>
-                <w:sz w:val="22"/>
-              </w:rPr>
-              <w:t>19</w:t>
             </w:r>
           </w:p>
         </w:tc>
@@ -7862,17 +10569,936 @@
         <w:pStyle w:val="Heading2"/>
       </w:pPr>
       <w:r>
-        <w:t>5.6 Оценка помещения по электроопасности</w:t>
+        <w:t>5.4 Оценка помещения по электроопасности</w:t>
       </w:r>
     </w:p>
     <w:p>
       <w:r>
-        <w:t>По опасности поражения электрическим током помещения делятся на помещения без повышенной опасности, с повышенной опасностью и особо опасные [64]. Относительная влажность воздуха в кабинете — 45 % (раздел 5.4.2), то есть не более 60 %, поэтому по ПУЭ помещение сухое; температура нормальная, токопроводящая пыль отсутствует, пол — ламинат — не проводит ток. Металлические радиаторы отопления, соединённые с землёй, закрыты декоративными экранами, поэтому одновременное прикосновение к радиатору и корпусу ПЭВМ исключено. Кабинет относится к помещениям без повышенной опасности.</w:t>
+        <w:t>По опасности поражения электрическим током помещения делятся на помещения без повышенной опасности, с повышенной опасностью и особо опасные [64]. Относительная влажность воздуха в кабинете — 45 % (раздел 5.2.2), то есть не более 60 %, поэтому по ПУЭ помещение сухое; температура нормальная, токопроводящая пыль отсутствует, пол — ламинат — не проводит ток. Металлические радиаторы отопления, соединённые с землёй, закрыты декоративными экранами, поэтому одновременное прикосновение к радиатору и корпусу ПЭВМ исключено. Кабинет относится к помещениям без повышенной опасности.</w:t>
       </w:r>
     </w:p>
     <w:p>
       <w:r>
-        <w:t>Предельно допустимые значения напряжения прикосновения и тока при нормальном режиме электроустановки переменного тока 50 Гц составляют 2 В и 0,3 мА [65]. Для защиты от поражения током [66, 67]:</w:t>
+        <w:t>Предельно допустимые значения напряжения прикосновения и тока при нормальном режиме электроустановки переменного тока 50 Гц составляют 2 В и 0,3 мА, при аварийном режиме — зависят от продолжительности воздействия тока и приведены в таблице 5.12 [65].</w:t>
+      </w:r>
+    </w:p>
+    <w:p>
+      <w:pPr>
+        <w:pStyle w:val="TableCaption"/>
+        <w:ind w:firstLine="0"/>
+      </w:pPr>
+      <w:r>
+        <w:t>Таблица 5.12 – Предельно допустимые значения напряжений прикосновения и токов при аварийном режиме производственных электроустановок</w:t>
+      </w:r>
+    </w:p>
+    <w:tbl>
+      <w:tblPr>
+        <w:tblStyle w:val="TableGrid"/>
+        <w:tblW w:type="auto" w:w="0"/>
+        <w:jc w:val="center"/>
+        <w:tblLayout w:type="fixed"/>
+        <w:tblLook w:firstColumn="1" w:firstRow="1" w:lastColumn="0" w:lastRow="0" w:noHBand="0" w:noVBand="1" w:val="04A0"/>
+        <w:tblCellMar>
+          <w:left w:w="57" w:type="dxa"/>
+          <w:right w:w="57" w:type="dxa"/>
+        </w:tblCellMar>
+      </w:tblPr>
+      <w:tblGrid>
+        <w:gridCol w:w="1417"/>
+        <w:gridCol w:w="1133"/>
+        <w:gridCol w:w="566"/>
+        <w:gridCol w:w="566"/>
+        <w:gridCol w:w="566"/>
+        <w:gridCol w:w="566"/>
+        <w:gridCol w:w="566"/>
+        <w:gridCol w:w="566"/>
+        <w:gridCol w:w="566"/>
+        <w:gridCol w:w="566"/>
+        <w:gridCol w:w="566"/>
+        <w:gridCol w:w="566"/>
+        <w:gridCol w:w="566"/>
+        <w:gridCol w:w="566"/>
+      </w:tblGrid>
+      <w:tr>
+        <w:trPr>
+          <w:cantSplit/>
+          <w:tblHeader w:val="true"/>
+        </w:trPr>
+        <w:tc>
+          <w:tcPr>
+            <w:tcW w:type="dxa" w:w="1417"/>
+            <w:vMerge w:val="restart"/>
+            <w:vAlign w:val="center"/>
+          </w:tcPr>
+          <w:p>
+            <w:pPr>
+              <w:pStyle w:val="TableText"/>
+              <w:keepNext/>
+              <w:jc w:val="center"/>
+            </w:pPr>
+            <w:r>
+              <w:rPr>
+                <w:b/>
+                <w:sz w:val="22"/>
+              </w:rPr>
+              <w:t>Род тока</w:t>
+            </w:r>
+          </w:p>
+        </w:tc>
+        <w:tc>
+          <w:tcPr>
+            <w:tcW w:type="dxa" w:w="1134"/>
+            <w:vMerge w:val="restart"/>
+            <w:vAlign w:val="center"/>
+          </w:tcPr>
+          <w:p>
+            <w:pPr>
+              <w:pStyle w:val="TableText"/>
+              <w:keepNext/>
+              <w:jc w:val="center"/>
+            </w:pPr>
+            <w:r>
+              <w:rPr>
+                <w:b/>
+                <w:sz w:val="22"/>
+              </w:rPr>
+              <w:t>Нормируемая величина</w:t>
+            </w:r>
+          </w:p>
+        </w:tc>
+        <w:tc>
+          <w:tcPr>
+            <w:tcW w:type="dxa" w:w="6804"/>
+            <w:gridSpan w:val="12"/>
+            <w:vAlign w:val="center"/>
+          </w:tcPr>
+          <w:p>
+            <w:pPr>
+              <w:pStyle w:val="TableText"/>
+              <w:keepNext/>
+              <w:jc w:val="center"/>
+            </w:pPr>
+            <w:r>
+              <w:rPr>
+                <w:b/>
+                <w:sz w:val="22"/>
+              </w:rPr>
+              <w:t>Предельно допустимые значения, не более, при продолжительности воздействия тока t, с</w:t>
+            </w:r>
+          </w:p>
+        </w:tc>
+      </w:tr>
+      <w:tr>
+        <w:trPr>
+          <w:cantSplit/>
+          <w:tblHeader w:val="true"/>
+          <w:trHeight w:val="1133" w:hRule="atLeast"/>
+        </w:trPr>
+        <w:tc>
+          <w:tcPr>
+            <w:tcW w:type="dxa" w:w="1417"/>
+            <w:vMerge/>
+            <w:vAlign w:val="center"/>
+          </w:tcPr>
+          <w:p>
+            <w:pPr>
+              <w:keepNext/>
+            </w:pPr>
+          </w:p>
+        </w:tc>
+        <w:tc>
+          <w:tcPr>
+            <w:tcW w:type="dxa" w:w="1134"/>
+            <w:vMerge/>
+            <w:vAlign w:val="center"/>
+          </w:tcPr>
+          <w:p>
+            <w:pPr>
+              <w:keepNext/>
+            </w:pPr>
+          </w:p>
+        </w:tc>
+        <w:tc>
+          <w:tcPr>
+            <w:tcW w:type="dxa" w:w="567"/>
+            <w:vAlign w:val="center"/>
+            <w:textDirection w:val="btLr"/>
+          </w:tcPr>
+          <w:p>
+            <w:pPr>
+              <w:pStyle w:val="TableText"/>
+              <w:keepNext/>
+              <w:jc w:val="center"/>
+            </w:pPr>
+            <w:r>
+              <w:rPr>
+                <w:b/>
+                <w:sz w:val="22"/>
+              </w:rPr>
+              <w:t>0,01–0,08</w:t>
+            </w:r>
+          </w:p>
+        </w:tc>
+        <w:tc>
+          <w:tcPr>
+            <w:tcW w:type="dxa" w:w="567"/>
+            <w:vAlign w:val="center"/>
+            <w:textDirection w:val="btLr"/>
+          </w:tcPr>
+          <w:p>
+            <w:pPr>
+              <w:pStyle w:val="TableText"/>
+              <w:keepNext/>
+              <w:jc w:val="center"/>
+            </w:pPr>
+            <w:r>
+              <w:rPr>
+                <w:b/>
+                <w:sz w:val="22"/>
+              </w:rPr>
+              <w:t>0,1</w:t>
+            </w:r>
+          </w:p>
+        </w:tc>
+        <w:tc>
+          <w:tcPr>
+            <w:tcW w:type="dxa" w:w="567"/>
+            <w:vAlign w:val="center"/>
+            <w:textDirection w:val="btLr"/>
+          </w:tcPr>
+          <w:p>
+            <w:pPr>
+              <w:pStyle w:val="TableText"/>
+              <w:keepNext/>
+              <w:jc w:val="center"/>
+            </w:pPr>
+            <w:r>
+              <w:rPr>
+                <w:b/>
+                <w:sz w:val="22"/>
+              </w:rPr>
+              <w:t>0,2</w:t>
+            </w:r>
+          </w:p>
+        </w:tc>
+        <w:tc>
+          <w:tcPr>
+            <w:tcW w:type="dxa" w:w="567"/>
+            <w:vAlign w:val="center"/>
+            <w:textDirection w:val="btLr"/>
+          </w:tcPr>
+          <w:p>
+            <w:pPr>
+              <w:pStyle w:val="TableText"/>
+              <w:keepNext/>
+              <w:jc w:val="center"/>
+            </w:pPr>
+            <w:r>
+              <w:rPr>
+                <w:b/>
+                <w:sz w:val="22"/>
+              </w:rPr>
+              <w:t>0,3</w:t>
+            </w:r>
+          </w:p>
+        </w:tc>
+        <w:tc>
+          <w:tcPr>
+            <w:tcW w:type="dxa" w:w="567"/>
+            <w:vAlign w:val="center"/>
+            <w:textDirection w:val="btLr"/>
+          </w:tcPr>
+          <w:p>
+            <w:pPr>
+              <w:pStyle w:val="TableText"/>
+              <w:keepNext/>
+              <w:jc w:val="center"/>
+            </w:pPr>
+            <w:r>
+              <w:rPr>
+                <w:b/>
+                <w:sz w:val="22"/>
+              </w:rPr>
+              <w:t>0,4</w:t>
+            </w:r>
+          </w:p>
+        </w:tc>
+        <w:tc>
+          <w:tcPr>
+            <w:tcW w:type="dxa" w:w="567"/>
+            <w:vAlign w:val="center"/>
+            <w:textDirection w:val="btLr"/>
+          </w:tcPr>
+          <w:p>
+            <w:pPr>
+              <w:pStyle w:val="TableText"/>
+              <w:keepNext/>
+              <w:jc w:val="center"/>
+            </w:pPr>
+            <w:r>
+              <w:rPr>
+                <w:b/>
+                <w:sz w:val="22"/>
+              </w:rPr>
+              <w:t>0,5</w:t>
+            </w:r>
+          </w:p>
+        </w:tc>
+        <w:tc>
+          <w:tcPr>
+            <w:tcW w:type="dxa" w:w="567"/>
+            <w:vAlign w:val="center"/>
+            <w:textDirection w:val="btLr"/>
+          </w:tcPr>
+          <w:p>
+            <w:pPr>
+              <w:pStyle w:val="TableText"/>
+              <w:keepNext/>
+              <w:jc w:val="center"/>
+            </w:pPr>
+            <w:r>
+              <w:rPr>
+                <w:b/>
+                <w:sz w:val="22"/>
+              </w:rPr>
+              <w:t>0,6</w:t>
+            </w:r>
+          </w:p>
+        </w:tc>
+        <w:tc>
+          <w:tcPr>
+            <w:tcW w:type="dxa" w:w="567"/>
+            <w:vAlign w:val="center"/>
+            <w:textDirection w:val="btLr"/>
+          </w:tcPr>
+          <w:p>
+            <w:pPr>
+              <w:pStyle w:val="TableText"/>
+              <w:keepNext/>
+              <w:jc w:val="center"/>
+            </w:pPr>
+            <w:r>
+              <w:rPr>
+                <w:b/>
+                <w:sz w:val="22"/>
+              </w:rPr>
+              <w:t>0,7</w:t>
+            </w:r>
+          </w:p>
+        </w:tc>
+        <w:tc>
+          <w:tcPr>
+            <w:tcW w:type="dxa" w:w="567"/>
+            <w:vAlign w:val="center"/>
+            <w:textDirection w:val="btLr"/>
+          </w:tcPr>
+          <w:p>
+            <w:pPr>
+              <w:pStyle w:val="TableText"/>
+              <w:keepNext/>
+              <w:jc w:val="center"/>
+            </w:pPr>
+            <w:r>
+              <w:rPr>
+                <w:b/>
+                <w:sz w:val="22"/>
+              </w:rPr>
+              <w:t>0,8</w:t>
+            </w:r>
+          </w:p>
+        </w:tc>
+        <w:tc>
+          <w:tcPr>
+            <w:tcW w:type="dxa" w:w="567"/>
+            <w:vAlign w:val="center"/>
+            <w:textDirection w:val="btLr"/>
+          </w:tcPr>
+          <w:p>
+            <w:pPr>
+              <w:pStyle w:val="TableText"/>
+              <w:keepNext/>
+              <w:jc w:val="center"/>
+            </w:pPr>
+            <w:r>
+              <w:rPr>
+                <w:b/>
+                <w:sz w:val="22"/>
+              </w:rPr>
+              <w:t>0,9</w:t>
+            </w:r>
+          </w:p>
+        </w:tc>
+        <w:tc>
+          <w:tcPr>
+            <w:tcW w:type="dxa" w:w="567"/>
+            <w:vAlign w:val="center"/>
+            <w:textDirection w:val="btLr"/>
+          </w:tcPr>
+          <w:p>
+            <w:pPr>
+              <w:pStyle w:val="TableText"/>
+              <w:keepNext/>
+              <w:jc w:val="center"/>
+            </w:pPr>
+            <w:r>
+              <w:rPr>
+                <w:b/>
+                <w:sz w:val="22"/>
+              </w:rPr>
+              <w:t>1,0</w:t>
+            </w:r>
+          </w:p>
+        </w:tc>
+        <w:tc>
+          <w:tcPr>
+            <w:tcW w:type="dxa" w:w="567"/>
+            <w:vAlign w:val="center"/>
+            <w:textDirection w:val="btLr"/>
+          </w:tcPr>
+          <w:p>
+            <w:pPr>
+              <w:pStyle w:val="TableText"/>
+              <w:keepNext/>
+              <w:jc w:val="center"/>
+            </w:pPr>
+            <w:r>
+              <w:rPr>
+                <w:b/>
+                <w:sz w:val="22"/>
+              </w:rPr>
+              <w:t>Св. 1,0</w:t>
+            </w:r>
+          </w:p>
+        </w:tc>
+      </w:tr>
+      <w:tr>
+        <w:trPr>
+          <w:cantSplit/>
+        </w:trPr>
+        <w:tc>
+          <w:tcPr>
+            <w:tcW w:type="dxa" w:w="1417"/>
+            <w:vMerge w:val="restart"/>
+            <w:vAlign w:val="center"/>
+          </w:tcPr>
+          <w:p>
+            <w:pPr>
+              <w:pStyle w:val="TableText"/>
+              <w:keepNext/>
+              <w:jc w:val="center"/>
+            </w:pPr>
+            <w:r>
+              <w:rPr>
+                <w:sz w:val="22"/>
+              </w:rPr>
+              <w:t>Переменный, 50 Гц</w:t>
+            </w:r>
+          </w:p>
+        </w:tc>
+        <w:tc>
+          <w:tcPr>
+            <w:tcW w:type="dxa" w:w="1134"/>
+            <w:vAlign w:val="center"/>
+          </w:tcPr>
+          <w:p>
+            <w:pPr>
+              <w:pStyle w:val="TableText"/>
+              <w:keepNext/>
+              <w:jc w:val="center"/>
+            </w:pPr>
+            <w:r>
+              <w:rPr>
+                <w:sz w:val="22"/>
+              </w:rPr>
+              <w:t>U, В</w:t>
+            </w:r>
+          </w:p>
+        </w:tc>
+        <w:tc>
+          <w:tcPr>
+            <w:tcW w:type="dxa" w:w="567"/>
+            <w:vAlign w:val="center"/>
+          </w:tcPr>
+          <w:p>
+            <w:pPr>
+              <w:pStyle w:val="TableText"/>
+              <w:keepNext/>
+              <w:jc w:val="center"/>
+            </w:pPr>
+            <w:r>
+              <w:rPr>
+                <w:sz w:val="22"/>
+              </w:rPr>
+              <w:t>550</w:t>
+            </w:r>
+          </w:p>
+        </w:tc>
+        <w:tc>
+          <w:tcPr>
+            <w:tcW w:type="dxa" w:w="567"/>
+            <w:vAlign w:val="center"/>
+          </w:tcPr>
+          <w:p>
+            <w:pPr>
+              <w:pStyle w:val="TableText"/>
+              <w:keepNext/>
+              <w:jc w:val="center"/>
+            </w:pPr>
+            <w:r>
+              <w:rPr>
+                <w:sz w:val="22"/>
+              </w:rPr>
+              <w:t>340</w:t>
+            </w:r>
+          </w:p>
+        </w:tc>
+        <w:tc>
+          <w:tcPr>
+            <w:tcW w:type="dxa" w:w="567"/>
+            <w:vAlign w:val="center"/>
+          </w:tcPr>
+          <w:p>
+            <w:pPr>
+              <w:pStyle w:val="TableText"/>
+              <w:keepNext/>
+              <w:jc w:val="center"/>
+            </w:pPr>
+            <w:r>
+              <w:rPr>
+                <w:sz w:val="22"/>
+              </w:rPr>
+              <w:t>160</w:t>
+            </w:r>
+          </w:p>
+        </w:tc>
+        <w:tc>
+          <w:tcPr>
+            <w:tcW w:type="dxa" w:w="567"/>
+            <w:vAlign w:val="center"/>
+          </w:tcPr>
+          <w:p>
+            <w:pPr>
+              <w:pStyle w:val="TableText"/>
+              <w:keepNext/>
+              <w:jc w:val="center"/>
+            </w:pPr>
+            <w:r>
+              <w:rPr>
+                <w:sz w:val="22"/>
+              </w:rPr>
+              <w:t>135</w:t>
+            </w:r>
+          </w:p>
+        </w:tc>
+        <w:tc>
+          <w:tcPr>
+            <w:tcW w:type="dxa" w:w="567"/>
+            <w:vAlign w:val="center"/>
+          </w:tcPr>
+          <w:p>
+            <w:pPr>
+              <w:pStyle w:val="TableText"/>
+              <w:keepNext/>
+              <w:jc w:val="center"/>
+            </w:pPr>
+            <w:r>
+              <w:rPr>
+                <w:sz w:val="22"/>
+              </w:rPr>
+              <w:t>120</w:t>
+            </w:r>
+          </w:p>
+        </w:tc>
+        <w:tc>
+          <w:tcPr>
+            <w:tcW w:type="dxa" w:w="567"/>
+            <w:vAlign w:val="center"/>
+          </w:tcPr>
+          <w:p>
+            <w:pPr>
+              <w:pStyle w:val="TableText"/>
+              <w:keepNext/>
+              <w:jc w:val="center"/>
+            </w:pPr>
+            <w:r>
+              <w:rPr>
+                <w:sz w:val="22"/>
+              </w:rPr>
+              <w:t>105</w:t>
+            </w:r>
+          </w:p>
+        </w:tc>
+        <w:tc>
+          <w:tcPr>
+            <w:tcW w:type="dxa" w:w="567"/>
+            <w:vAlign w:val="center"/>
+          </w:tcPr>
+          <w:p>
+            <w:pPr>
+              <w:pStyle w:val="TableText"/>
+              <w:keepNext/>
+              <w:jc w:val="center"/>
+            </w:pPr>
+            <w:r>
+              <w:rPr>
+                <w:sz w:val="22"/>
+              </w:rPr>
+              <w:t>95</w:t>
+            </w:r>
+          </w:p>
+        </w:tc>
+        <w:tc>
+          <w:tcPr>
+            <w:tcW w:type="dxa" w:w="567"/>
+            <w:vAlign w:val="center"/>
+          </w:tcPr>
+          <w:p>
+            <w:pPr>
+              <w:pStyle w:val="TableText"/>
+              <w:keepNext/>
+              <w:jc w:val="center"/>
+            </w:pPr>
+            <w:r>
+              <w:rPr>
+                <w:sz w:val="22"/>
+              </w:rPr>
+              <w:t>85</w:t>
+            </w:r>
+          </w:p>
+        </w:tc>
+        <w:tc>
+          <w:tcPr>
+            <w:tcW w:type="dxa" w:w="567"/>
+            <w:vAlign w:val="center"/>
+          </w:tcPr>
+          <w:p>
+            <w:pPr>
+              <w:pStyle w:val="TableText"/>
+              <w:keepNext/>
+              <w:jc w:val="center"/>
+            </w:pPr>
+            <w:r>
+              <w:rPr>
+                <w:sz w:val="22"/>
+              </w:rPr>
+              <w:t>75</w:t>
+            </w:r>
+          </w:p>
+        </w:tc>
+        <w:tc>
+          <w:tcPr>
+            <w:tcW w:type="dxa" w:w="567"/>
+            <w:vAlign w:val="center"/>
+          </w:tcPr>
+          <w:p>
+            <w:pPr>
+              <w:pStyle w:val="TableText"/>
+              <w:keepNext/>
+              <w:jc w:val="center"/>
+            </w:pPr>
+            <w:r>
+              <w:rPr>
+                <w:sz w:val="22"/>
+              </w:rPr>
+              <w:t>70</w:t>
+            </w:r>
+          </w:p>
+        </w:tc>
+        <w:tc>
+          <w:tcPr>
+            <w:tcW w:type="dxa" w:w="567"/>
+            <w:vAlign w:val="center"/>
+          </w:tcPr>
+          <w:p>
+            <w:pPr>
+              <w:pStyle w:val="TableText"/>
+              <w:keepNext/>
+              <w:jc w:val="center"/>
+            </w:pPr>
+            <w:r>
+              <w:rPr>
+                <w:sz w:val="22"/>
+              </w:rPr>
+              <w:t>60</w:t>
+            </w:r>
+          </w:p>
+        </w:tc>
+        <w:tc>
+          <w:tcPr>
+            <w:tcW w:type="dxa" w:w="567"/>
+            <w:vAlign w:val="center"/>
+          </w:tcPr>
+          <w:p>
+            <w:pPr>
+              <w:pStyle w:val="TableText"/>
+              <w:keepNext/>
+              <w:jc w:val="center"/>
+            </w:pPr>
+            <w:r>
+              <w:rPr>
+                <w:sz w:val="22"/>
+              </w:rPr>
+              <w:t>20</w:t>
+            </w:r>
+          </w:p>
+        </w:tc>
+      </w:tr>
+      <w:tr>
+        <w:trPr>
+          <w:cantSplit/>
+        </w:trPr>
+        <w:tc>
+          <w:tcPr>
+            <w:tcW w:type="dxa" w:w="1417"/>
+            <w:vMerge/>
+            <w:vAlign w:val="center"/>
+          </w:tcPr>
+          <w:p/>
+        </w:tc>
+        <w:tc>
+          <w:tcPr>
+            <w:tcW w:type="dxa" w:w="1134"/>
+            <w:vAlign w:val="center"/>
+          </w:tcPr>
+          <w:p>
+            <w:pPr>
+              <w:pStyle w:val="TableText"/>
+              <w:jc w:val="center"/>
+            </w:pPr>
+            <w:r>
+              <w:rPr>
+                <w:sz w:val="22"/>
+              </w:rPr>
+              <w:t>I, мА</w:t>
+            </w:r>
+          </w:p>
+        </w:tc>
+        <w:tc>
+          <w:tcPr>
+            <w:tcW w:type="dxa" w:w="567"/>
+            <w:vAlign w:val="center"/>
+          </w:tcPr>
+          <w:p>
+            <w:pPr>
+              <w:pStyle w:val="TableText"/>
+              <w:jc w:val="center"/>
+            </w:pPr>
+            <w:r>
+              <w:rPr>
+                <w:sz w:val="22"/>
+              </w:rPr>
+              <w:t>650</w:t>
+            </w:r>
+          </w:p>
+        </w:tc>
+        <w:tc>
+          <w:tcPr>
+            <w:tcW w:type="dxa" w:w="567"/>
+            <w:vAlign w:val="center"/>
+          </w:tcPr>
+          <w:p>
+            <w:pPr>
+              <w:pStyle w:val="TableText"/>
+              <w:jc w:val="center"/>
+            </w:pPr>
+            <w:r>
+              <w:rPr>
+                <w:sz w:val="22"/>
+              </w:rPr>
+              <w:t>400</w:t>
+            </w:r>
+          </w:p>
+        </w:tc>
+        <w:tc>
+          <w:tcPr>
+            <w:tcW w:type="dxa" w:w="567"/>
+            <w:vAlign w:val="center"/>
+          </w:tcPr>
+          <w:p>
+            <w:pPr>
+              <w:pStyle w:val="TableText"/>
+              <w:jc w:val="center"/>
+            </w:pPr>
+            <w:r>
+              <w:rPr>
+                <w:sz w:val="22"/>
+              </w:rPr>
+              <w:t>190</w:t>
+            </w:r>
+          </w:p>
+        </w:tc>
+        <w:tc>
+          <w:tcPr>
+            <w:tcW w:type="dxa" w:w="567"/>
+            <w:vAlign w:val="center"/>
+          </w:tcPr>
+          <w:p>
+            <w:pPr>
+              <w:pStyle w:val="TableText"/>
+              <w:jc w:val="center"/>
+            </w:pPr>
+            <w:r>
+              <w:rPr>
+                <w:sz w:val="22"/>
+              </w:rPr>
+              <w:t>160</w:t>
+            </w:r>
+          </w:p>
+        </w:tc>
+        <w:tc>
+          <w:tcPr>
+            <w:tcW w:type="dxa" w:w="567"/>
+            <w:vAlign w:val="center"/>
+          </w:tcPr>
+          <w:p>
+            <w:pPr>
+              <w:pStyle w:val="TableText"/>
+              <w:jc w:val="center"/>
+            </w:pPr>
+            <w:r>
+              <w:rPr>
+                <w:sz w:val="22"/>
+              </w:rPr>
+              <w:t>140</w:t>
+            </w:r>
+          </w:p>
+        </w:tc>
+        <w:tc>
+          <w:tcPr>
+            <w:tcW w:type="dxa" w:w="567"/>
+            <w:vAlign w:val="center"/>
+          </w:tcPr>
+          <w:p>
+            <w:pPr>
+              <w:pStyle w:val="TableText"/>
+              <w:jc w:val="center"/>
+            </w:pPr>
+            <w:r>
+              <w:rPr>
+                <w:sz w:val="22"/>
+              </w:rPr>
+              <w:t>125</w:t>
+            </w:r>
+          </w:p>
+        </w:tc>
+        <w:tc>
+          <w:tcPr>
+            <w:tcW w:type="dxa" w:w="567"/>
+            <w:vAlign w:val="center"/>
+          </w:tcPr>
+          <w:p>
+            <w:pPr>
+              <w:pStyle w:val="TableText"/>
+              <w:jc w:val="center"/>
+            </w:pPr>
+            <w:r>
+              <w:rPr>
+                <w:sz w:val="22"/>
+              </w:rPr>
+              <w:t>105</w:t>
+            </w:r>
+          </w:p>
+        </w:tc>
+        <w:tc>
+          <w:tcPr>
+            <w:tcW w:type="dxa" w:w="567"/>
+            <w:vAlign w:val="center"/>
+          </w:tcPr>
+          <w:p>
+            <w:pPr>
+              <w:pStyle w:val="TableText"/>
+              <w:jc w:val="center"/>
+            </w:pPr>
+            <w:r>
+              <w:rPr>
+                <w:sz w:val="22"/>
+              </w:rPr>
+              <w:t>90</w:t>
+            </w:r>
+          </w:p>
+        </w:tc>
+        <w:tc>
+          <w:tcPr>
+            <w:tcW w:type="dxa" w:w="567"/>
+            <w:vAlign w:val="center"/>
+          </w:tcPr>
+          <w:p>
+            <w:pPr>
+              <w:pStyle w:val="TableText"/>
+              <w:jc w:val="center"/>
+            </w:pPr>
+            <w:r>
+              <w:rPr>
+                <w:sz w:val="22"/>
+              </w:rPr>
+              <w:t>75</w:t>
+            </w:r>
+          </w:p>
+        </w:tc>
+        <w:tc>
+          <w:tcPr>
+            <w:tcW w:type="dxa" w:w="567"/>
+            <w:vAlign w:val="center"/>
+          </w:tcPr>
+          <w:p>
+            <w:pPr>
+              <w:pStyle w:val="TableText"/>
+              <w:jc w:val="center"/>
+            </w:pPr>
+            <w:r>
+              <w:rPr>
+                <w:sz w:val="22"/>
+              </w:rPr>
+              <w:t>65</w:t>
+            </w:r>
+          </w:p>
+        </w:tc>
+        <w:tc>
+          <w:tcPr>
+            <w:tcW w:type="dxa" w:w="567"/>
+            <w:vAlign w:val="center"/>
+          </w:tcPr>
+          <w:p>
+            <w:pPr>
+              <w:pStyle w:val="TableText"/>
+              <w:jc w:val="center"/>
+            </w:pPr>
+            <w:r>
+              <w:rPr>
+                <w:sz w:val="22"/>
+              </w:rPr>
+              <w:t>50</w:t>
+            </w:r>
+          </w:p>
+        </w:tc>
+        <w:tc>
+          <w:tcPr>
+            <w:tcW w:type="dxa" w:w="567"/>
+            <w:vAlign w:val="center"/>
+          </w:tcPr>
+          <w:p>
+            <w:pPr>
+              <w:pStyle w:val="TableText"/>
+              <w:jc w:val="center"/>
+            </w:pPr>
+            <w:r>
+              <w:rPr>
+                <w:sz w:val="22"/>
+              </w:rPr>
+              <w:t>6</w:t>
+            </w:r>
+          </w:p>
+        </w:tc>
+      </w:tr>
+    </w:tbl>
+    <w:p>
+      <w:pPr>
+        <w:spacing w:line="240" w:lineRule="auto"/>
+      </w:pPr>
+    </w:p>
+    <w:p>
+      <w:r>
+        <w:t>Для защиты от поражения током [66, 67]:</w:t>
       </w:r>
     </w:p>
     <w:p>
@@ -7917,7 +11543,7 @@
         <w:pStyle w:val="Heading2"/>
       </w:pPr>
       <w:r>
-        <w:t>5.7 Классификация помещения по пожароопасности</w:t>
+        <w:t>5.5 Классификация помещения по пожароопасности</w:t>
       </w:r>
     </w:p>
     <w:p>
@@ -7927,12 +11553,7 @@
     </w:p>
     <w:p>
       <w:r>
-        <w:t>Кабинет — служебное помещение административного здания, которое по классу функциональной пожарной опасности относится к Ф4.3 [68]. Категории помещений по взрывопожарной и пожарной опасности (А, Б, В1–В4, Г, Д) устанавливаются для производственных и складских помещений [69], поэтому для кабинета категория не определяется; требования пожарной безопасности к нему задаются классом Ф4.3 и Правилами противопожарного режима [70].</w:t>
-      </w:r>
-    </w:p>
-    <w:p>
-      <w:r>
-        <w:t>Мероприятия по пожарной безопасности [68, 70]:</w:t>
+        <w:t>Кабинет предназначен для научно-исследовательской работы на ПЭВМ и расположен в офисном здании. Здания научных и проектно-конструкторских организаций, контор и офисов по классу функциональной пожарной опасности относятся к Ф4.3 [68]. Категории помещений по взрывопожарной и пожарной опасности (А, Б, В1–В4, Г, Д) устанавливаются для производственных и складских помещений [69], поэтому для кабинета категория не определяется. Класс Ф4.3 определяет требования к зданию — к эвакуационным путям и выходам, системам оповещения и пожарной сигнализации [68]; при эксплуатации кабинета действуют Правила противопожарного режима [70], из которых следуют мероприятия:</w:t>
       </w:r>
     </w:p>
     <w:p>
@@ -7980,12 +11601,12 @@
         <w:pStyle w:val="Heading2"/>
       </w:pPr>
       <w:r>
-        <w:t>5.8 Расчёт искусственного освещения</w:t>
+        <w:t>5.6 Расчёт искусственного освещения</w:t>
       </w:r>
     </w:p>
     <w:p>
       <w:r>
-        <w:t>Индивидуальное задание — расчёт общего искусственного освещения кабинета. Расчёт выполняется методом коэффициента использования светового потока, который применяется для равномерно освещённых горизонтальных поверхностей [55, 56, 72]. Нормируемая освещённость — 300 лк на горизонтальной рабочей поверхности на высоте 0,8 м (раздел 5.4.3).</w:t>
+        <w:t>Индивидуальное задание — расчёт общего искусственного освещения кабинета. Расчёт выполняется методом коэффициента использования светового потока, который применяется для равномерно освещённых горизонтальных поверхностей [55, 56]. Нормируемая освещённость — 300 лк на горизонтальной рабочей поверхности на высоте 0,8 м (раздел 5.2.3).</w:t>
       </w:r>
     </w:p>
     <w:p>
@@ -8478,7 +12099,1755 @@
         <w:keepNext/>
       </w:pPr>
       <w:r>
-        <w:t>В кабинете установлены светильники — встраиваемые светодиодные панели 595 × 595 мм для потолка «Армстронг»: мощность 45 Вт, световой поток 4 800 лм, коэффициент пульсации менее 1 %, цветовая температура 4000 К, индекс цветопередачи не менее 80, матовый рассеиватель. Коэффициент использования светового потока для них при i ≈ 1,5 — η = 0,65 [72]. Необходимый суммарный световой поток:</w:t>
+        <w:t>В кабинете установлены светильники — встраиваемые светодиодные панели 595 × 595 мм для потолка «Армстронг»: мощность 45 Вт, световой поток 4 800 лм, коэффициент пульсации менее 1 %, цветовая температура 4000 К, индекс цветопередачи не менее 80, матовый (опаловый) рассеиватель; светораспределение косинусное, тип кривой силы света Д-1. Коэффициент использования светового потока зависит от типа кривой силы света, индекса помещения и коэффициентов отражения; для светильников с типовыми кривыми он приведён в таблице 5.13 [72].</w:t>
+      </w:r>
+    </w:p>
+    <w:p>
+      <w:pPr>
+        <w:pStyle w:val="TableCaption"/>
+        <w:ind w:firstLine="0"/>
+      </w:pPr>
+      <w:r>
+        <w:t>Таблица 5.13 – Коэффициент использования светового потока светильников с типовыми кривыми силы света</w:t>
+      </w:r>
+    </w:p>
+    <w:tbl>
+      <w:tblPr>
+        <w:tblStyle w:val="TableGrid"/>
+        <w:tblW w:type="auto" w:w="0"/>
+        <w:jc w:val="center"/>
+        <w:tblLayout w:type="fixed"/>
+        <w:tblLook w:firstColumn="1" w:firstRow="1" w:lastColumn="0" w:lastRow="0" w:noHBand="0" w:noVBand="1" w:val="04A0"/>
+        <w:tblCellMar>
+          <w:left w:w="57" w:type="dxa"/>
+          <w:right w:w="57" w:type="dxa"/>
+        </w:tblCellMar>
+      </w:tblPr>
+      <w:tblGrid>
+        <w:gridCol w:w="1870"/>
+        <w:gridCol w:w="1247"/>
+        <w:gridCol w:w="1247"/>
+        <w:gridCol w:w="1247"/>
+        <w:gridCol w:w="1247"/>
+        <w:gridCol w:w="1247"/>
+        <w:gridCol w:w="1247"/>
+      </w:tblGrid>
+      <w:tr>
+        <w:trPr>
+          <w:cantSplit/>
+          <w:tblHeader w:val="true"/>
+        </w:trPr>
+        <w:tc>
+          <w:tcPr>
+            <w:tcW w:type="dxa" w:w="1871"/>
+            <w:vMerge w:val="restart"/>
+            <w:vAlign w:val="center"/>
+          </w:tcPr>
+          <w:p>
+            <w:pPr>
+              <w:pStyle w:val="TableText"/>
+              <w:keepNext/>
+              <w:jc w:val="center"/>
+            </w:pPr>
+            <w:r>
+              <w:rPr>
+                <w:b/>
+                <w:sz w:val="22"/>
+              </w:rPr>
+              <w:t>Тип КСС</w:t>
+            </w:r>
+          </w:p>
+        </w:tc>
+        <w:tc>
+          <w:tcPr>
+            <w:tcW w:type="dxa" w:w="7482"/>
+            <w:gridSpan w:val="6"/>
+            <w:vAlign w:val="center"/>
+          </w:tcPr>
+          <w:p>
+            <w:pPr>
+              <w:pStyle w:val="TableText"/>
+              <w:keepNext/>
+              <w:jc w:val="center"/>
+            </w:pPr>
+            <w:r>
+              <w:rPr>
+                <w:b/>
+                <w:sz w:val="22"/>
+              </w:rPr>
+              <w:t>Коэффициент использования, %, при ρп = 0,7, ρс = 0,5, ρр = 0,3 и индексе помещения i, равном</w:t>
+            </w:r>
+          </w:p>
+        </w:tc>
+      </w:tr>
+      <w:tr>
+        <w:trPr>
+          <w:cantSplit/>
+          <w:tblHeader w:val="true"/>
+        </w:trPr>
+        <w:tc>
+          <w:tcPr>
+            <w:tcW w:type="dxa" w:w="1871"/>
+            <w:vMerge/>
+            <w:vAlign w:val="center"/>
+          </w:tcPr>
+          <w:p>
+            <w:pPr>
+              <w:keepNext/>
+            </w:pPr>
+          </w:p>
+        </w:tc>
+        <w:tc>
+          <w:tcPr>
+            <w:tcW w:type="dxa" w:w="1247"/>
+            <w:vAlign w:val="center"/>
+          </w:tcPr>
+          <w:p>
+            <w:pPr>
+              <w:pStyle w:val="TableText"/>
+              <w:keepNext/>
+              <w:jc w:val="center"/>
+            </w:pPr>
+            <w:r>
+              <w:rPr>
+                <w:b/>
+                <w:sz w:val="22"/>
+              </w:rPr>
+              <w:t>0,6</w:t>
+            </w:r>
+          </w:p>
+        </w:tc>
+        <w:tc>
+          <w:tcPr>
+            <w:tcW w:type="dxa" w:w="1247"/>
+            <w:vAlign w:val="center"/>
+          </w:tcPr>
+          <w:p>
+            <w:pPr>
+              <w:pStyle w:val="TableText"/>
+              <w:keepNext/>
+              <w:jc w:val="center"/>
+            </w:pPr>
+            <w:r>
+              <w:rPr>
+                <w:b/>
+                <w:sz w:val="22"/>
+              </w:rPr>
+              <w:t>0,8</w:t>
+            </w:r>
+          </w:p>
+        </w:tc>
+        <w:tc>
+          <w:tcPr>
+            <w:tcW w:type="dxa" w:w="1247"/>
+            <w:vAlign w:val="center"/>
+          </w:tcPr>
+          <w:p>
+            <w:pPr>
+              <w:pStyle w:val="TableText"/>
+              <w:keepNext/>
+              <w:jc w:val="center"/>
+            </w:pPr>
+            <w:r>
+              <w:rPr>
+                <w:b/>
+                <w:sz w:val="22"/>
+              </w:rPr>
+              <w:t>1,25</w:t>
+            </w:r>
+          </w:p>
+        </w:tc>
+        <w:tc>
+          <w:tcPr>
+            <w:tcW w:type="dxa" w:w="1247"/>
+            <w:vAlign w:val="center"/>
+          </w:tcPr>
+          <w:p>
+            <w:pPr>
+              <w:pStyle w:val="TableText"/>
+              <w:keepNext/>
+              <w:jc w:val="center"/>
+            </w:pPr>
+            <w:r>
+              <w:rPr>
+                <w:b/>
+                <w:sz w:val="22"/>
+              </w:rPr>
+              <w:t>2</w:t>
+            </w:r>
+          </w:p>
+        </w:tc>
+        <w:tc>
+          <w:tcPr>
+            <w:tcW w:type="dxa" w:w="1247"/>
+            <w:vAlign w:val="center"/>
+          </w:tcPr>
+          <w:p>
+            <w:pPr>
+              <w:pStyle w:val="TableText"/>
+              <w:keepNext/>
+              <w:jc w:val="center"/>
+            </w:pPr>
+            <w:r>
+              <w:rPr>
+                <w:b/>
+                <w:sz w:val="22"/>
+              </w:rPr>
+              <w:t>3</w:t>
+            </w:r>
+          </w:p>
+        </w:tc>
+        <w:tc>
+          <w:tcPr>
+            <w:tcW w:type="dxa" w:w="1247"/>
+            <w:vAlign w:val="center"/>
+          </w:tcPr>
+          <w:p>
+            <w:pPr>
+              <w:pStyle w:val="TableText"/>
+              <w:keepNext/>
+              <w:jc w:val="center"/>
+            </w:pPr>
+            <w:r>
+              <w:rPr>
+                <w:b/>
+                <w:sz w:val="22"/>
+              </w:rPr>
+              <w:t>5</w:t>
+            </w:r>
+          </w:p>
+        </w:tc>
+      </w:tr>
+      <w:tr>
+        <w:trPr>
+          <w:cantSplit/>
+        </w:trPr>
+        <w:tc>
+          <w:tcPr>
+            <w:tcW w:type="dxa" w:w="1871"/>
+            <w:vAlign w:val="center"/>
+          </w:tcPr>
+          <w:p>
+            <w:pPr>
+              <w:pStyle w:val="TableText"/>
+              <w:keepNext/>
+              <w:jc w:val="center"/>
+            </w:pPr>
+            <w:r>
+              <w:rPr>
+                <w:sz w:val="22"/>
+              </w:rPr>
+              <w:t>М</w:t>
+            </w:r>
+          </w:p>
+        </w:tc>
+        <w:tc>
+          <w:tcPr>
+            <w:tcW w:type="dxa" w:w="1247"/>
+            <w:vAlign w:val="center"/>
+          </w:tcPr>
+          <w:p>
+            <w:pPr>
+              <w:pStyle w:val="TableText"/>
+              <w:keepNext/>
+              <w:jc w:val="center"/>
+            </w:pPr>
+            <w:r>
+              <w:rPr>
+                <w:sz w:val="22"/>
+              </w:rPr>
+              <w:t>35</w:t>
+            </w:r>
+          </w:p>
+        </w:tc>
+        <w:tc>
+          <w:tcPr>
+            <w:tcW w:type="dxa" w:w="1247"/>
+            <w:vAlign w:val="center"/>
+          </w:tcPr>
+          <w:p>
+            <w:pPr>
+              <w:pStyle w:val="TableText"/>
+              <w:keepNext/>
+              <w:jc w:val="center"/>
+            </w:pPr>
+            <w:r>
+              <w:rPr>
+                <w:sz w:val="22"/>
+              </w:rPr>
+              <w:t>50</w:t>
+            </w:r>
+          </w:p>
+        </w:tc>
+        <w:tc>
+          <w:tcPr>
+            <w:tcW w:type="dxa" w:w="1247"/>
+            <w:vAlign w:val="center"/>
+          </w:tcPr>
+          <w:p>
+            <w:pPr>
+              <w:pStyle w:val="TableText"/>
+              <w:keepNext/>
+              <w:jc w:val="center"/>
+            </w:pPr>
+            <w:r>
+              <w:rPr>
+                <w:sz w:val="22"/>
+              </w:rPr>
+              <w:t>61</w:t>
+            </w:r>
+          </w:p>
+        </w:tc>
+        <w:tc>
+          <w:tcPr>
+            <w:tcW w:type="dxa" w:w="1247"/>
+            <w:vAlign w:val="center"/>
+          </w:tcPr>
+          <w:p>
+            <w:pPr>
+              <w:pStyle w:val="TableText"/>
+              <w:keepNext/>
+              <w:jc w:val="center"/>
+            </w:pPr>
+            <w:r>
+              <w:rPr>
+                <w:sz w:val="22"/>
+              </w:rPr>
+              <w:t>73</w:t>
+            </w:r>
+          </w:p>
+        </w:tc>
+        <w:tc>
+          <w:tcPr>
+            <w:tcW w:type="dxa" w:w="1247"/>
+            <w:vAlign w:val="center"/>
+          </w:tcPr>
+          <w:p>
+            <w:pPr>
+              <w:pStyle w:val="TableText"/>
+              <w:keepNext/>
+              <w:jc w:val="center"/>
+            </w:pPr>
+            <w:r>
+              <w:rPr>
+                <w:sz w:val="22"/>
+              </w:rPr>
+              <w:t>83</w:t>
+            </w:r>
+          </w:p>
+        </w:tc>
+        <w:tc>
+          <w:tcPr>
+            <w:tcW w:type="dxa" w:w="1247"/>
+            <w:vAlign w:val="center"/>
+          </w:tcPr>
+          <w:p>
+            <w:pPr>
+              <w:pStyle w:val="TableText"/>
+              <w:keepNext/>
+              <w:jc w:val="center"/>
+            </w:pPr>
+            <w:r>
+              <w:rPr>
+                <w:sz w:val="22"/>
+              </w:rPr>
+              <w:t>95</w:t>
+            </w:r>
+          </w:p>
+        </w:tc>
+      </w:tr>
+      <w:tr>
+        <w:trPr>
+          <w:cantSplit/>
+        </w:trPr>
+        <w:tc>
+          <w:tcPr>
+            <w:tcW w:type="dxa" w:w="1871"/>
+            <w:vAlign w:val="center"/>
+          </w:tcPr>
+          <w:p>
+            <w:pPr>
+              <w:pStyle w:val="TableText"/>
+              <w:keepNext/>
+              <w:jc w:val="center"/>
+            </w:pPr>
+            <w:r>
+              <w:rPr>
+                <w:b/>
+                <w:sz w:val="22"/>
+              </w:rPr>
+              <w:t>Д-1</w:t>
+            </w:r>
+          </w:p>
+        </w:tc>
+        <w:tc>
+          <w:tcPr>
+            <w:tcW w:type="dxa" w:w="1247"/>
+            <w:vAlign w:val="center"/>
+          </w:tcPr>
+          <w:p>
+            <w:pPr>
+              <w:pStyle w:val="TableText"/>
+              <w:keepNext/>
+              <w:jc w:val="center"/>
+            </w:pPr>
+            <w:r>
+              <w:rPr>
+                <w:b/>
+                <w:sz w:val="22"/>
+              </w:rPr>
+              <w:t>36</w:t>
+            </w:r>
+          </w:p>
+        </w:tc>
+        <w:tc>
+          <w:tcPr>
+            <w:tcW w:type="dxa" w:w="1247"/>
+            <w:vAlign w:val="center"/>
+          </w:tcPr>
+          <w:p>
+            <w:pPr>
+              <w:pStyle w:val="TableText"/>
+              <w:keepNext/>
+              <w:jc w:val="center"/>
+            </w:pPr>
+            <w:r>
+              <w:rPr>
+                <w:b/>
+                <w:sz w:val="22"/>
+              </w:rPr>
+              <w:t>50</w:t>
+            </w:r>
+          </w:p>
+        </w:tc>
+        <w:tc>
+          <w:tcPr>
+            <w:tcW w:type="dxa" w:w="1247"/>
+            <w:vAlign w:val="center"/>
+          </w:tcPr>
+          <w:p>
+            <w:pPr>
+              <w:pStyle w:val="TableText"/>
+              <w:keepNext/>
+              <w:jc w:val="center"/>
+            </w:pPr>
+            <w:r>
+              <w:rPr>
+                <w:b/>
+                <w:sz w:val="22"/>
+              </w:rPr>
+              <w:t>58</w:t>
+            </w:r>
+          </w:p>
+        </w:tc>
+        <w:tc>
+          <w:tcPr>
+            <w:tcW w:type="dxa" w:w="1247"/>
+            <w:vAlign w:val="center"/>
+          </w:tcPr>
+          <w:p>
+            <w:pPr>
+              <w:pStyle w:val="TableText"/>
+              <w:keepNext/>
+              <w:jc w:val="center"/>
+            </w:pPr>
+            <w:r>
+              <w:rPr>
+                <w:b/>
+                <w:sz w:val="22"/>
+              </w:rPr>
+              <w:t>72</w:t>
+            </w:r>
+          </w:p>
+        </w:tc>
+        <w:tc>
+          <w:tcPr>
+            <w:tcW w:type="dxa" w:w="1247"/>
+            <w:vAlign w:val="center"/>
+          </w:tcPr>
+          <w:p>
+            <w:pPr>
+              <w:pStyle w:val="TableText"/>
+              <w:keepNext/>
+              <w:jc w:val="center"/>
+            </w:pPr>
+            <w:r>
+              <w:rPr>
+                <w:b/>
+                <w:sz w:val="22"/>
+              </w:rPr>
+              <w:t>81</w:t>
+            </w:r>
+          </w:p>
+        </w:tc>
+        <w:tc>
+          <w:tcPr>
+            <w:tcW w:type="dxa" w:w="1247"/>
+            <w:vAlign w:val="center"/>
+          </w:tcPr>
+          <w:p>
+            <w:pPr>
+              <w:pStyle w:val="TableText"/>
+              <w:keepNext/>
+              <w:jc w:val="center"/>
+            </w:pPr>
+            <w:r>
+              <w:rPr>
+                <w:b/>
+                <w:sz w:val="22"/>
+              </w:rPr>
+              <w:t>90</w:t>
+            </w:r>
+          </w:p>
+        </w:tc>
+      </w:tr>
+      <w:tr>
+        <w:trPr>
+          <w:cantSplit/>
+        </w:trPr>
+        <w:tc>
+          <w:tcPr>
+            <w:tcW w:type="dxa" w:w="1871"/>
+            <w:vAlign w:val="center"/>
+          </w:tcPr>
+          <w:p>
+            <w:pPr>
+              <w:pStyle w:val="TableText"/>
+              <w:keepNext/>
+              <w:jc w:val="center"/>
+            </w:pPr>
+            <w:r>
+              <w:rPr>
+                <w:sz w:val="22"/>
+              </w:rPr>
+              <w:t>Д-2</w:t>
+            </w:r>
+          </w:p>
+        </w:tc>
+        <w:tc>
+          <w:tcPr>
+            <w:tcW w:type="dxa" w:w="1247"/>
+            <w:vAlign w:val="center"/>
+          </w:tcPr>
+          <w:p>
+            <w:pPr>
+              <w:pStyle w:val="TableText"/>
+              <w:keepNext/>
+              <w:jc w:val="center"/>
+            </w:pPr>
+            <w:r>
+              <w:rPr>
+                <w:sz w:val="22"/>
+              </w:rPr>
+              <w:t>44</w:t>
+            </w:r>
+          </w:p>
+        </w:tc>
+        <w:tc>
+          <w:tcPr>
+            <w:tcW w:type="dxa" w:w="1247"/>
+            <w:vAlign w:val="center"/>
+          </w:tcPr>
+          <w:p>
+            <w:pPr>
+              <w:pStyle w:val="TableText"/>
+              <w:keepNext/>
+              <w:jc w:val="center"/>
+            </w:pPr>
+            <w:r>
+              <w:rPr>
+                <w:sz w:val="22"/>
+              </w:rPr>
+              <w:t>52</w:t>
+            </w:r>
+          </w:p>
+        </w:tc>
+        <w:tc>
+          <w:tcPr>
+            <w:tcW w:type="dxa" w:w="1247"/>
+            <w:vAlign w:val="center"/>
+          </w:tcPr>
+          <w:p>
+            <w:pPr>
+              <w:pStyle w:val="TableText"/>
+              <w:keepNext/>
+              <w:jc w:val="center"/>
+            </w:pPr>
+            <w:r>
+              <w:rPr>
+                <w:sz w:val="22"/>
+              </w:rPr>
+              <w:t>68</w:t>
+            </w:r>
+          </w:p>
+        </w:tc>
+        <w:tc>
+          <w:tcPr>
+            <w:tcW w:type="dxa" w:w="1247"/>
+            <w:vAlign w:val="center"/>
+          </w:tcPr>
+          <w:p>
+            <w:pPr>
+              <w:pStyle w:val="TableText"/>
+              <w:keepNext/>
+              <w:jc w:val="center"/>
+            </w:pPr>
+            <w:r>
+              <w:rPr>
+                <w:sz w:val="22"/>
+              </w:rPr>
+              <w:t>84</w:t>
+            </w:r>
+          </w:p>
+        </w:tc>
+        <w:tc>
+          <w:tcPr>
+            <w:tcW w:type="dxa" w:w="1247"/>
+            <w:vAlign w:val="center"/>
+          </w:tcPr>
+          <w:p>
+            <w:pPr>
+              <w:pStyle w:val="TableText"/>
+              <w:keepNext/>
+              <w:jc w:val="center"/>
+            </w:pPr>
+            <w:r>
+              <w:rPr>
+                <w:sz w:val="22"/>
+              </w:rPr>
+              <w:t>93</w:t>
+            </w:r>
+          </w:p>
+        </w:tc>
+        <w:tc>
+          <w:tcPr>
+            <w:tcW w:type="dxa" w:w="1247"/>
+            <w:vAlign w:val="center"/>
+          </w:tcPr>
+          <w:p>
+            <w:pPr>
+              <w:pStyle w:val="TableText"/>
+              <w:keepNext/>
+              <w:jc w:val="center"/>
+            </w:pPr>
+            <w:r>
+              <w:rPr>
+                <w:sz w:val="22"/>
+              </w:rPr>
+              <w:t>103</w:t>
+            </w:r>
+          </w:p>
+        </w:tc>
+      </w:tr>
+      <w:tr>
+        <w:trPr>
+          <w:cantSplit/>
+        </w:trPr>
+        <w:tc>
+          <w:tcPr>
+            <w:tcW w:type="dxa" w:w="1871"/>
+            <w:vAlign w:val="center"/>
+          </w:tcPr>
+          <w:p>
+            <w:pPr>
+              <w:pStyle w:val="TableText"/>
+              <w:keepNext/>
+              <w:jc w:val="center"/>
+            </w:pPr>
+            <w:r>
+              <w:rPr>
+                <w:sz w:val="22"/>
+              </w:rPr>
+              <w:t>Г-1</w:t>
+            </w:r>
+          </w:p>
+        </w:tc>
+        <w:tc>
+          <w:tcPr>
+            <w:tcW w:type="dxa" w:w="1247"/>
+            <w:vAlign w:val="center"/>
+          </w:tcPr>
+          <w:p>
+            <w:pPr>
+              <w:pStyle w:val="TableText"/>
+              <w:keepNext/>
+              <w:jc w:val="center"/>
+            </w:pPr>
+            <w:r>
+              <w:rPr>
+                <w:sz w:val="22"/>
+              </w:rPr>
+              <w:t>49</w:t>
+            </w:r>
+          </w:p>
+        </w:tc>
+        <w:tc>
+          <w:tcPr>
+            <w:tcW w:type="dxa" w:w="1247"/>
+            <w:vAlign w:val="center"/>
+          </w:tcPr>
+          <w:p>
+            <w:pPr>
+              <w:pStyle w:val="TableText"/>
+              <w:keepNext/>
+              <w:jc w:val="center"/>
+            </w:pPr>
+            <w:r>
+              <w:rPr>
+                <w:sz w:val="22"/>
+              </w:rPr>
+              <w:t>60</w:t>
+            </w:r>
+          </w:p>
+        </w:tc>
+        <w:tc>
+          <w:tcPr>
+            <w:tcW w:type="dxa" w:w="1247"/>
+            <w:vAlign w:val="center"/>
+          </w:tcPr>
+          <w:p>
+            <w:pPr>
+              <w:pStyle w:val="TableText"/>
+              <w:keepNext/>
+              <w:jc w:val="center"/>
+            </w:pPr>
+            <w:r>
+              <w:rPr>
+                <w:sz w:val="22"/>
+              </w:rPr>
+              <w:t>75</w:t>
+            </w:r>
+          </w:p>
+        </w:tc>
+        <w:tc>
+          <w:tcPr>
+            <w:tcW w:type="dxa" w:w="1247"/>
+            <w:vAlign w:val="center"/>
+          </w:tcPr>
+          <w:p>
+            <w:pPr>
+              <w:pStyle w:val="TableText"/>
+              <w:keepNext/>
+              <w:jc w:val="center"/>
+            </w:pPr>
+            <w:r>
+              <w:rPr>
+                <w:sz w:val="22"/>
+              </w:rPr>
+              <w:t>90</w:t>
+            </w:r>
+          </w:p>
+        </w:tc>
+        <w:tc>
+          <w:tcPr>
+            <w:tcW w:type="dxa" w:w="1247"/>
+            <w:vAlign w:val="center"/>
+          </w:tcPr>
+          <w:p>
+            <w:pPr>
+              <w:pStyle w:val="TableText"/>
+              <w:keepNext/>
+              <w:jc w:val="center"/>
+            </w:pPr>
+            <w:r>
+              <w:rPr>
+                <w:sz w:val="22"/>
+              </w:rPr>
+              <w:t>101</w:t>
+            </w:r>
+          </w:p>
+        </w:tc>
+        <w:tc>
+          <w:tcPr>
+            <w:tcW w:type="dxa" w:w="1247"/>
+            <w:vAlign w:val="center"/>
+          </w:tcPr>
+          <w:p>
+            <w:pPr>
+              <w:pStyle w:val="TableText"/>
+              <w:keepNext/>
+              <w:jc w:val="center"/>
+            </w:pPr>
+            <w:r>
+              <w:rPr>
+                <w:sz w:val="22"/>
+              </w:rPr>
+              <w:t>106</w:t>
+            </w:r>
+          </w:p>
+        </w:tc>
+      </w:tr>
+      <w:tr>
+        <w:trPr>
+          <w:cantSplit/>
+        </w:trPr>
+        <w:tc>
+          <w:tcPr>
+            <w:tcW w:type="dxa" w:w="1871"/>
+            <w:vAlign w:val="center"/>
+          </w:tcPr>
+          <w:p>
+            <w:pPr>
+              <w:pStyle w:val="TableText"/>
+              <w:keepNext/>
+              <w:jc w:val="center"/>
+            </w:pPr>
+            <w:r>
+              <w:rPr>
+                <w:sz w:val="22"/>
+              </w:rPr>
+              <w:t>Г-2</w:t>
+            </w:r>
+          </w:p>
+        </w:tc>
+        <w:tc>
+          <w:tcPr>
+            <w:tcW w:type="dxa" w:w="1247"/>
+            <w:vAlign w:val="center"/>
+          </w:tcPr>
+          <w:p>
+            <w:pPr>
+              <w:pStyle w:val="TableText"/>
+              <w:keepNext/>
+              <w:jc w:val="center"/>
+            </w:pPr>
+            <w:r>
+              <w:rPr>
+                <w:sz w:val="22"/>
+              </w:rPr>
+              <w:t>58</w:t>
+            </w:r>
+          </w:p>
+        </w:tc>
+        <w:tc>
+          <w:tcPr>
+            <w:tcW w:type="dxa" w:w="1247"/>
+            <w:vAlign w:val="center"/>
+          </w:tcPr>
+          <w:p>
+            <w:pPr>
+              <w:pStyle w:val="TableText"/>
+              <w:keepNext/>
+              <w:jc w:val="center"/>
+            </w:pPr>
+            <w:r>
+              <w:rPr>
+                <w:sz w:val="22"/>
+              </w:rPr>
+              <w:t>68</w:t>
+            </w:r>
+          </w:p>
+        </w:tc>
+        <w:tc>
+          <w:tcPr>
+            <w:tcW w:type="dxa" w:w="1247"/>
+            <w:vAlign w:val="center"/>
+          </w:tcPr>
+          <w:p>
+            <w:pPr>
+              <w:pStyle w:val="TableText"/>
+              <w:keepNext/>
+              <w:jc w:val="center"/>
+            </w:pPr>
+            <w:r>
+              <w:rPr>
+                <w:sz w:val="22"/>
+              </w:rPr>
+              <w:t>82</w:t>
+            </w:r>
+          </w:p>
+        </w:tc>
+        <w:tc>
+          <w:tcPr>
+            <w:tcW w:type="dxa" w:w="1247"/>
+            <w:vAlign w:val="center"/>
+          </w:tcPr>
+          <w:p>
+            <w:pPr>
+              <w:pStyle w:val="TableText"/>
+              <w:keepNext/>
+              <w:jc w:val="center"/>
+            </w:pPr>
+            <w:r>
+              <w:rPr>
+                <w:sz w:val="22"/>
+              </w:rPr>
+              <w:t>96</w:t>
+            </w:r>
+          </w:p>
+        </w:tc>
+        <w:tc>
+          <w:tcPr>
+            <w:tcW w:type="dxa" w:w="1247"/>
+            <w:vAlign w:val="center"/>
+          </w:tcPr>
+          <w:p>
+            <w:pPr>
+              <w:pStyle w:val="TableText"/>
+              <w:keepNext/>
+              <w:jc w:val="center"/>
+            </w:pPr>
+            <w:r>
+              <w:rPr>
+                <w:sz w:val="22"/>
+              </w:rPr>
+              <w:t>102</w:t>
+            </w:r>
+          </w:p>
+        </w:tc>
+        <w:tc>
+          <w:tcPr>
+            <w:tcW w:type="dxa" w:w="1247"/>
+            <w:vAlign w:val="center"/>
+          </w:tcPr>
+          <w:p>
+            <w:pPr>
+              <w:pStyle w:val="TableText"/>
+              <w:keepNext/>
+              <w:jc w:val="center"/>
+            </w:pPr>
+            <w:r>
+              <w:rPr>
+                <w:sz w:val="22"/>
+              </w:rPr>
+              <w:t>109</w:t>
+            </w:r>
+          </w:p>
+        </w:tc>
+      </w:tr>
+      <w:tr>
+        <w:trPr>
+          <w:cantSplit/>
+        </w:trPr>
+        <w:tc>
+          <w:tcPr>
+            <w:tcW w:type="dxa" w:w="1871"/>
+            <w:vAlign w:val="center"/>
+          </w:tcPr>
+          <w:p>
+            <w:pPr>
+              <w:pStyle w:val="TableText"/>
+              <w:keepNext/>
+              <w:jc w:val="center"/>
+            </w:pPr>
+            <w:r>
+              <w:rPr>
+                <w:sz w:val="22"/>
+              </w:rPr>
+              <w:t>Г-3</w:t>
+            </w:r>
+          </w:p>
+        </w:tc>
+        <w:tc>
+          <w:tcPr>
+            <w:tcW w:type="dxa" w:w="1247"/>
+            <w:vAlign w:val="center"/>
+          </w:tcPr>
+          <w:p>
+            <w:pPr>
+              <w:pStyle w:val="TableText"/>
+              <w:keepNext/>
+              <w:jc w:val="center"/>
+            </w:pPr>
+            <w:r>
+              <w:rPr>
+                <w:sz w:val="22"/>
+              </w:rPr>
+              <w:t>64</w:t>
+            </w:r>
+          </w:p>
+        </w:tc>
+        <w:tc>
+          <w:tcPr>
+            <w:tcW w:type="dxa" w:w="1247"/>
+            <w:vAlign w:val="center"/>
+          </w:tcPr>
+          <w:p>
+            <w:pPr>
+              <w:pStyle w:val="TableText"/>
+              <w:keepNext/>
+              <w:jc w:val="center"/>
+            </w:pPr>
+            <w:r>
+              <w:rPr>
+                <w:sz w:val="22"/>
+              </w:rPr>
+              <w:t>74</w:t>
+            </w:r>
+          </w:p>
+        </w:tc>
+        <w:tc>
+          <w:tcPr>
+            <w:tcW w:type="dxa" w:w="1247"/>
+            <w:vAlign w:val="center"/>
+          </w:tcPr>
+          <w:p>
+            <w:pPr>
+              <w:pStyle w:val="TableText"/>
+              <w:keepNext/>
+              <w:jc w:val="center"/>
+            </w:pPr>
+            <w:r>
+              <w:rPr>
+                <w:sz w:val="22"/>
+              </w:rPr>
+              <w:t>85</w:t>
+            </w:r>
+          </w:p>
+        </w:tc>
+        <w:tc>
+          <w:tcPr>
+            <w:tcW w:type="dxa" w:w="1247"/>
+            <w:vAlign w:val="center"/>
+          </w:tcPr>
+          <w:p>
+            <w:pPr>
+              <w:pStyle w:val="TableText"/>
+              <w:keepNext/>
+              <w:jc w:val="center"/>
+            </w:pPr>
+            <w:r>
+              <w:rPr>
+                <w:sz w:val="22"/>
+              </w:rPr>
+              <w:t>95</w:t>
+            </w:r>
+          </w:p>
+        </w:tc>
+        <w:tc>
+          <w:tcPr>
+            <w:tcW w:type="dxa" w:w="1247"/>
+            <w:vAlign w:val="center"/>
+          </w:tcPr>
+          <w:p>
+            <w:pPr>
+              <w:pStyle w:val="TableText"/>
+              <w:keepNext/>
+              <w:jc w:val="center"/>
+            </w:pPr>
+            <w:r>
+              <w:rPr>
+                <w:sz w:val="22"/>
+              </w:rPr>
+              <w:t>100</w:t>
+            </w:r>
+          </w:p>
+        </w:tc>
+        <w:tc>
+          <w:tcPr>
+            <w:tcW w:type="dxa" w:w="1247"/>
+            <w:vAlign w:val="center"/>
+          </w:tcPr>
+          <w:p>
+            <w:pPr>
+              <w:pStyle w:val="TableText"/>
+              <w:keepNext/>
+              <w:jc w:val="center"/>
+            </w:pPr>
+            <w:r>
+              <w:rPr>
+                <w:sz w:val="22"/>
+              </w:rPr>
+              <w:t>105</w:t>
+            </w:r>
+          </w:p>
+        </w:tc>
+      </w:tr>
+      <w:tr>
+        <w:trPr>
+          <w:cantSplit/>
+        </w:trPr>
+        <w:tc>
+          <w:tcPr>
+            <w:tcW w:type="dxa" w:w="1871"/>
+            <w:vAlign w:val="center"/>
+          </w:tcPr>
+          <w:p>
+            <w:pPr>
+              <w:pStyle w:val="TableText"/>
+              <w:keepNext/>
+              <w:jc w:val="center"/>
+            </w:pPr>
+            <w:r>
+              <w:rPr>
+                <w:sz w:val="22"/>
+              </w:rPr>
+              <w:t>Г-4</w:t>
+            </w:r>
+          </w:p>
+        </w:tc>
+        <w:tc>
+          <w:tcPr>
+            <w:tcW w:type="dxa" w:w="1247"/>
+            <w:vAlign w:val="center"/>
+          </w:tcPr>
+          <w:p>
+            <w:pPr>
+              <w:pStyle w:val="TableText"/>
+              <w:keepNext/>
+              <w:jc w:val="center"/>
+            </w:pPr>
+            <w:r>
+              <w:rPr>
+                <w:sz w:val="22"/>
+              </w:rPr>
+              <w:t>70</w:t>
+            </w:r>
+          </w:p>
+        </w:tc>
+        <w:tc>
+          <w:tcPr>
+            <w:tcW w:type="dxa" w:w="1247"/>
+            <w:vAlign w:val="center"/>
+          </w:tcPr>
+          <w:p>
+            <w:pPr>
+              <w:pStyle w:val="TableText"/>
+              <w:keepNext/>
+              <w:jc w:val="center"/>
+            </w:pPr>
+            <w:r>
+              <w:rPr>
+                <w:sz w:val="22"/>
+              </w:rPr>
+              <w:t>77</w:t>
+            </w:r>
+          </w:p>
+        </w:tc>
+        <w:tc>
+          <w:tcPr>
+            <w:tcW w:type="dxa" w:w="1247"/>
+            <w:vAlign w:val="center"/>
+          </w:tcPr>
+          <w:p>
+            <w:pPr>
+              <w:pStyle w:val="TableText"/>
+              <w:keepNext/>
+              <w:jc w:val="center"/>
+            </w:pPr>
+            <w:r>
+              <w:rPr>
+                <w:sz w:val="22"/>
+              </w:rPr>
+              <w:t>84</w:t>
+            </w:r>
+          </w:p>
+        </w:tc>
+        <w:tc>
+          <w:tcPr>
+            <w:tcW w:type="dxa" w:w="1247"/>
+            <w:vAlign w:val="center"/>
+          </w:tcPr>
+          <w:p>
+            <w:pPr>
+              <w:pStyle w:val="TableText"/>
+              <w:keepNext/>
+              <w:jc w:val="center"/>
+            </w:pPr>
+            <w:r>
+              <w:rPr>
+                <w:sz w:val="22"/>
+              </w:rPr>
+              <w:t>90</w:t>
+            </w:r>
+          </w:p>
+        </w:tc>
+        <w:tc>
+          <w:tcPr>
+            <w:tcW w:type="dxa" w:w="1247"/>
+            <w:vAlign w:val="center"/>
+          </w:tcPr>
+          <w:p>
+            <w:pPr>
+              <w:pStyle w:val="TableText"/>
+              <w:keepNext/>
+              <w:jc w:val="center"/>
+            </w:pPr>
+            <w:r>
+              <w:rPr>
+                <w:sz w:val="22"/>
+              </w:rPr>
+              <w:t>94</w:t>
+            </w:r>
+          </w:p>
+        </w:tc>
+        <w:tc>
+          <w:tcPr>
+            <w:tcW w:type="dxa" w:w="1247"/>
+            <w:vAlign w:val="center"/>
+          </w:tcPr>
+          <w:p>
+            <w:pPr>
+              <w:pStyle w:val="TableText"/>
+              <w:keepNext/>
+              <w:jc w:val="center"/>
+            </w:pPr>
+            <w:r>
+              <w:rPr>
+                <w:sz w:val="22"/>
+              </w:rPr>
+              <w:t>99</w:t>
+            </w:r>
+          </w:p>
+        </w:tc>
+      </w:tr>
+      <w:tr>
+        <w:trPr>
+          <w:cantSplit/>
+        </w:trPr>
+        <w:tc>
+          <w:tcPr>
+            <w:tcW w:type="dxa" w:w="1871"/>
+            <w:vAlign w:val="center"/>
+          </w:tcPr>
+          <w:p>
+            <w:pPr>
+              <w:pStyle w:val="TableText"/>
+              <w:keepNext/>
+              <w:jc w:val="center"/>
+            </w:pPr>
+            <w:r>
+              <w:rPr>
+                <w:sz w:val="22"/>
+              </w:rPr>
+              <w:t>К-1</w:t>
+            </w:r>
+          </w:p>
+        </w:tc>
+        <w:tc>
+          <w:tcPr>
+            <w:tcW w:type="dxa" w:w="1247"/>
+            <w:vAlign w:val="center"/>
+          </w:tcPr>
+          <w:p>
+            <w:pPr>
+              <w:pStyle w:val="TableText"/>
+              <w:keepNext/>
+              <w:jc w:val="center"/>
+            </w:pPr>
+            <w:r>
+              <w:rPr>
+                <w:sz w:val="22"/>
+              </w:rPr>
+              <w:t>74</w:t>
+            </w:r>
+          </w:p>
+        </w:tc>
+        <w:tc>
+          <w:tcPr>
+            <w:tcW w:type="dxa" w:w="1247"/>
+            <w:vAlign w:val="center"/>
+          </w:tcPr>
+          <w:p>
+            <w:pPr>
+              <w:pStyle w:val="TableText"/>
+              <w:keepNext/>
+              <w:jc w:val="center"/>
+            </w:pPr>
+            <w:r>
+              <w:rPr>
+                <w:sz w:val="22"/>
+              </w:rPr>
+              <w:t>83</w:t>
+            </w:r>
+          </w:p>
+        </w:tc>
+        <w:tc>
+          <w:tcPr>
+            <w:tcW w:type="dxa" w:w="1247"/>
+            <w:vAlign w:val="center"/>
+          </w:tcPr>
+          <w:p>
+            <w:pPr>
+              <w:pStyle w:val="TableText"/>
+              <w:keepNext/>
+              <w:jc w:val="center"/>
+            </w:pPr>
+            <w:r>
+              <w:rPr>
+                <w:sz w:val="22"/>
+              </w:rPr>
+              <w:t>90</w:t>
+            </w:r>
+          </w:p>
+        </w:tc>
+        <w:tc>
+          <w:tcPr>
+            <w:tcW w:type="dxa" w:w="1247"/>
+            <w:vAlign w:val="center"/>
+          </w:tcPr>
+          <w:p>
+            <w:pPr>
+              <w:pStyle w:val="TableText"/>
+              <w:keepNext/>
+              <w:jc w:val="center"/>
+            </w:pPr>
+            <w:r>
+              <w:rPr>
+                <w:sz w:val="22"/>
+              </w:rPr>
+              <w:t>96</w:t>
+            </w:r>
+          </w:p>
+        </w:tc>
+        <w:tc>
+          <w:tcPr>
+            <w:tcW w:type="dxa" w:w="1247"/>
+            <w:vAlign w:val="center"/>
+          </w:tcPr>
+          <w:p>
+            <w:pPr>
+              <w:pStyle w:val="TableText"/>
+              <w:keepNext/>
+              <w:jc w:val="center"/>
+            </w:pPr>
+            <w:r>
+              <w:rPr>
+                <w:sz w:val="22"/>
+              </w:rPr>
+              <w:t>100</w:t>
+            </w:r>
+          </w:p>
+        </w:tc>
+        <w:tc>
+          <w:tcPr>
+            <w:tcW w:type="dxa" w:w="1247"/>
+            <w:vAlign w:val="center"/>
+          </w:tcPr>
+          <w:p>
+            <w:pPr>
+              <w:pStyle w:val="TableText"/>
+              <w:keepNext/>
+              <w:jc w:val="center"/>
+            </w:pPr>
+            <w:r>
+              <w:rPr>
+                <w:sz w:val="22"/>
+              </w:rPr>
+              <w:t>106</w:t>
+            </w:r>
+          </w:p>
+        </w:tc>
+      </w:tr>
+      <w:tr>
+        <w:trPr>
+          <w:cantSplit/>
+        </w:trPr>
+        <w:tc>
+          <w:tcPr>
+            <w:tcW w:type="dxa" w:w="1871"/>
+            <w:vAlign w:val="center"/>
+          </w:tcPr>
+          <w:p>
+            <w:pPr>
+              <w:pStyle w:val="TableText"/>
+              <w:keepNext/>
+              <w:jc w:val="center"/>
+            </w:pPr>
+            <w:r>
+              <w:rPr>
+                <w:sz w:val="22"/>
+              </w:rPr>
+              <w:t>К-2</w:t>
+            </w:r>
+          </w:p>
+        </w:tc>
+        <w:tc>
+          <w:tcPr>
+            <w:tcW w:type="dxa" w:w="1247"/>
+            <w:vAlign w:val="center"/>
+          </w:tcPr>
+          <w:p>
+            <w:pPr>
+              <w:pStyle w:val="TableText"/>
+              <w:keepNext/>
+              <w:jc w:val="center"/>
+            </w:pPr>
+            <w:r>
+              <w:rPr>
+                <w:sz w:val="22"/>
+              </w:rPr>
+              <w:t>75</w:t>
+            </w:r>
+          </w:p>
+        </w:tc>
+        <w:tc>
+          <w:tcPr>
+            <w:tcW w:type="dxa" w:w="1247"/>
+            <w:vAlign w:val="center"/>
+          </w:tcPr>
+          <w:p>
+            <w:pPr>
+              <w:pStyle w:val="TableText"/>
+              <w:keepNext/>
+              <w:jc w:val="center"/>
+            </w:pPr>
+            <w:r>
+              <w:rPr>
+                <w:sz w:val="22"/>
+              </w:rPr>
+              <w:t>84</w:t>
+            </w:r>
+          </w:p>
+        </w:tc>
+        <w:tc>
+          <w:tcPr>
+            <w:tcW w:type="dxa" w:w="1247"/>
+            <w:vAlign w:val="center"/>
+          </w:tcPr>
+          <w:p>
+            <w:pPr>
+              <w:pStyle w:val="TableText"/>
+              <w:keepNext/>
+              <w:jc w:val="center"/>
+            </w:pPr>
+            <w:r>
+              <w:rPr>
+                <w:sz w:val="22"/>
+              </w:rPr>
+              <w:t>95</w:t>
+            </w:r>
+          </w:p>
+        </w:tc>
+        <w:tc>
+          <w:tcPr>
+            <w:tcW w:type="dxa" w:w="1247"/>
+            <w:vAlign w:val="center"/>
+          </w:tcPr>
+          <w:p>
+            <w:pPr>
+              <w:pStyle w:val="TableText"/>
+              <w:keepNext/>
+              <w:jc w:val="center"/>
+            </w:pPr>
+            <w:r>
+              <w:rPr>
+                <w:sz w:val="22"/>
+              </w:rPr>
+              <w:t>104</w:t>
+            </w:r>
+          </w:p>
+        </w:tc>
+        <w:tc>
+          <w:tcPr>
+            <w:tcW w:type="dxa" w:w="1247"/>
+            <w:vAlign w:val="center"/>
+          </w:tcPr>
+          <w:p>
+            <w:pPr>
+              <w:pStyle w:val="TableText"/>
+              <w:keepNext/>
+              <w:jc w:val="center"/>
+            </w:pPr>
+            <w:r>
+              <w:rPr>
+                <w:sz w:val="22"/>
+              </w:rPr>
+              <w:t>108</w:t>
+            </w:r>
+          </w:p>
+        </w:tc>
+        <w:tc>
+          <w:tcPr>
+            <w:tcW w:type="dxa" w:w="1247"/>
+            <w:vAlign w:val="center"/>
+          </w:tcPr>
+          <w:p>
+            <w:pPr>
+              <w:pStyle w:val="TableText"/>
+              <w:keepNext/>
+              <w:jc w:val="center"/>
+            </w:pPr>
+            <w:r>
+              <w:rPr>
+                <w:sz w:val="22"/>
+              </w:rPr>
+              <w:t>115</w:t>
+            </w:r>
+          </w:p>
+        </w:tc>
+      </w:tr>
+      <w:tr>
+        <w:trPr>
+          <w:cantSplit/>
+        </w:trPr>
+        <w:tc>
+          <w:tcPr>
+            <w:tcW w:type="dxa" w:w="1871"/>
+            <w:vAlign w:val="center"/>
+          </w:tcPr>
+          <w:p>
+            <w:pPr>
+              <w:pStyle w:val="TableText"/>
+              <w:keepNext/>
+              <w:jc w:val="center"/>
+            </w:pPr>
+            <w:r>
+              <w:rPr>
+                <w:sz w:val="22"/>
+              </w:rPr>
+              <w:t>К-3</w:t>
+            </w:r>
+          </w:p>
+        </w:tc>
+        <w:tc>
+          <w:tcPr>
+            <w:tcW w:type="dxa" w:w="1247"/>
+            <w:vAlign w:val="center"/>
+          </w:tcPr>
+          <w:p>
+            <w:pPr>
+              <w:pStyle w:val="TableText"/>
+              <w:keepNext/>
+              <w:jc w:val="center"/>
+            </w:pPr>
+            <w:r>
+              <w:rPr>
+                <w:sz w:val="22"/>
+              </w:rPr>
+              <w:t>76</w:t>
+            </w:r>
+          </w:p>
+        </w:tc>
+        <w:tc>
+          <w:tcPr>
+            <w:tcW w:type="dxa" w:w="1247"/>
+            <w:vAlign w:val="center"/>
+          </w:tcPr>
+          <w:p>
+            <w:pPr>
+              <w:pStyle w:val="TableText"/>
+              <w:keepNext/>
+              <w:jc w:val="center"/>
+            </w:pPr>
+            <w:r>
+              <w:rPr>
+                <w:sz w:val="22"/>
+              </w:rPr>
+              <w:t>85</w:t>
+            </w:r>
+          </w:p>
+        </w:tc>
+        <w:tc>
+          <w:tcPr>
+            <w:tcW w:type="dxa" w:w="1247"/>
+            <w:vAlign w:val="center"/>
+          </w:tcPr>
+          <w:p>
+            <w:pPr>
+              <w:pStyle w:val="TableText"/>
+              <w:keepNext/>
+              <w:jc w:val="center"/>
+            </w:pPr>
+            <w:r>
+              <w:rPr>
+                <w:sz w:val="22"/>
+              </w:rPr>
+              <w:t>96</w:t>
+            </w:r>
+          </w:p>
+        </w:tc>
+        <w:tc>
+          <w:tcPr>
+            <w:tcW w:type="dxa" w:w="1247"/>
+            <w:vAlign w:val="center"/>
+          </w:tcPr>
+          <w:p>
+            <w:pPr>
+              <w:pStyle w:val="TableText"/>
+              <w:keepNext/>
+              <w:jc w:val="center"/>
+            </w:pPr>
+            <w:r>
+              <w:rPr>
+                <w:sz w:val="22"/>
+              </w:rPr>
+              <w:t>106</w:t>
+            </w:r>
+          </w:p>
+        </w:tc>
+        <w:tc>
+          <w:tcPr>
+            <w:tcW w:type="dxa" w:w="1247"/>
+            <w:vAlign w:val="center"/>
+          </w:tcPr>
+          <w:p>
+            <w:pPr>
+              <w:pStyle w:val="TableText"/>
+              <w:keepNext/>
+              <w:jc w:val="center"/>
+            </w:pPr>
+            <w:r>
+              <w:rPr>
+                <w:sz w:val="22"/>
+              </w:rPr>
+              <w:t>110</w:t>
+            </w:r>
+          </w:p>
+        </w:tc>
+        <w:tc>
+          <w:tcPr>
+            <w:tcW w:type="dxa" w:w="1247"/>
+            <w:vAlign w:val="center"/>
+          </w:tcPr>
+          <w:p>
+            <w:pPr>
+              <w:pStyle w:val="TableText"/>
+              <w:keepNext/>
+              <w:jc w:val="center"/>
+            </w:pPr>
+            <w:r>
+              <w:rPr>
+                <w:sz w:val="22"/>
+              </w:rPr>
+              <w:t>116</w:t>
+            </w:r>
+          </w:p>
+        </w:tc>
+      </w:tr>
+      <w:tr>
+        <w:trPr>
+          <w:cantSplit/>
+        </w:trPr>
+        <w:tc>
+          <w:tcPr>
+            <w:tcW w:type="dxa" w:w="1871"/>
+            <w:vAlign w:val="center"/>
+          </w:tcPr>
+          <w:p>
+            <w:pPr>
+              <w:pStyle w:val="TableText"/>
+              <w:jc w:val="center"/>
+            </w:pPr>
+            <w:r>
+              <w:rPr>
+                <w:sz w:val="22"/>
+              </w:rPr>
+              <w:t>Л</w:t>
+            </w:r>
+          </w:p>
+        </w:tc>
+        <w:tc>
+          <w:tcPr>
+            <w:tcW w:type="dxa" w:w="1247"/>
+            <w:vAlign w:val="center"/>
+          </w:tcPr>
+          <w:p>
+            <w:pPr>
+              <w:pStyle w:val="TableText"/>
+              <w:jc w:val="center"/>
+            </w:pPr>
+            <w:r>
+              <w:rPr>
+                <w:sz w:val="22"/>
+              </w:rPr>
+              <w:t>32</w:t>
+            </w:r>
+          </w:p>
+        </w:tc>
+        <w:tc>
+          <w:tcPr>
+            <w:tcW w:type="dxa" w:w="1247"/>
+            <w:vAlign w:val="center"/>
+          </w:tcPr>
+          <w:p>
+            <w:pPr>
+              <w:pStyle w:val="TableText"/>
+              <w:jc w:val="center"/>
+            </w:pPr>
+            <w:r>
+              <w:rPr>
+                <w:sz w:val="22"/>
+              </w:rPr>
+              <w:t>49</w:t>
+            </w:r>
+          </w:p>
+        </w:tc>
+        <w:tc>
+          <w:tcPr>
+            <w:tcW w:type="dxa" w:w="1247"/>
+            <w:vAlign w:val="center"/>
+          </w:tcPr>
+          <w:p>
+            <w:pPr>
+              <w:pStyle w:val="TableText"/>
+              <w:jc w:val="center"/>
+            </w:pPr>
+            <w:r>
+              <w:rPr>
+                <w:sz w:val="22"/>
+              </w:rPr>
+              <w:t>59</w:t>
+            </w:r>
+          </w:p>
+        </w:tc>
+        <w:tc>
+          <w:tcPr>
+            <w:tcW w:type="dxa" w:w="1247"/>
+            <w:vAlign w:val="center"/>
+          </w:tcPr>
+          <w:p>
+            <w:pPr>
+              <w:pStyle w:val="TableText"/>
+              <w:jc w:val="center"/>
+            </w:pPr>
+            <w:r>
+              <w:rPr>
+                <w:sz w:val="22"/>
+              </w:rPr>
+              <w:t>71</w:t>
+            </w:r>
+          </w:p>
+        </w:tc>
+        <w:tc>
+          <w:tcPr>
+            <w:tcW w:type="dxa" w:w="1247"/>
+            <w:vAlign w:val="center"/>
+          </w:tcPr>
+          <w:p>
+            <w:pPr>
+              <w:pStyle w:val="TableText"/>
+              <w:jc w:val="center"/>
+            </w:pPr>
+            <w:r>
+              <w:rPr>
+                <w:sz w:val="22"/>
+              </w:rPr>
+              <w:t>83</w:t>
+            </w:r>
+          </w:p>
+        </w:tc>
+        <w:tc>
+          <w:tcPr>
+            <w:tcW w:type="dxa" w:w="1247"/>
+            <w:vAlign w:val="center"/>
+          </w:tcPr>
+          <w:p>
+            <w:pPr>
+              <w:pStyle w:val="TableText"/>
+              <w:jc w:val="center"/>
+            </w:pPr>
+            <w:r>
+              <w:rPr>
+                <w:sz w:val="22"/>
+              </w:rPr>
+              <w:t>91</w:t>
+            </w:r>
+          </w:p>
+        </w:tc>
+      </w:tr>
+    </w:tbl>
+    <w:p>
+      <w:pPr>
+        <w:spacing w:line="240" w:lineRule="auto"/>
+      </w:pPr>
+    </w:p>
+    <w:p>
+      <w:pPr>
+        <w:keepNext/>
+      </w:pPr>
+      <w:r>
+        <w:t>Для i = 1,52 коэффициент использования находится линейной интерполяцией между значениями при i = 1,25 (58 %) и i = 2 (72 %): η = 0,63. Такое же значение, 0,63 при i = 1,5, даёт таблица производителя для встраиваемой светодиодной панели 595 × 595 мм с опаловым рассеивателем [73]. Необходимый суммарный световой поток:</w:t>
       </w:r>
     </w:p>
     <w:tbl>
@@ -8676,7 +14045,7 @@
                     <w:rPr>
                       <w:rFonts w:ascii="Cambria Math" w:hAnsi="Cambria Math"/>
                     </w:rPr>
-                    <m:t xml:space="preserve">0,65</m:t>
+                    <m:t xml:space="preserve">0,63</m:t>
                   </m:r>
                 </m:den>
               </m:f>
@@ -8687,7 +14056,7 @@
                 <w:rPr>
                   <w:rFonts w:ascii="Cambria Math" w:hAnsi="Cambria Math"/>
                 </w:rPr>
-                <m:t xml:space="preserve"> = 36 335 лм,</m:t>
+                <m:t xml:space="preserve"> = 37 488 лм,</m:t>
               </m:r>
             </m:oMath>
           </w:p>
@@ -8897,7 +14266,7 @@
                     <w:rPr>
                       <w:rFonts w:ascii="Cambria Math" w:hAnsi="Cambria Math"/>
                     </w:rPr>
-                    <m:t xml:space="preserve">36 335</m:t>
+                    <m:t xml:space="preserve">37 488</m:t>
                   </m:r>
                 </m:num>
                 <m:den>
@@ -8919,7 +14288,7 @@
                 <w:rPr>
                   <w:rFonts w:ascii="Cambria Math" w:hAnsi="Cambria Math"/>
                 </w:rPr>
-                <m:t xml:space="preserve"> = 7,57 ≈ 8,</m:t>
+                <m:t xml:space="preserve"> = 7,81 ≈ 8,</m:t>
               </m:r>
             </m:oMath>
           </w:p>
@@ -9222,7 +14591,7 @@
                     <w:rPr>
                       <w:rFonts w:ascii="Cambria Math" w:hAnsi="Cambria Math"/>
                     </w:rPr>
-                    <m:t xml:space="preserve">8·4 800·0,65</m:t>
+                    <m:t xml:space="preserve">8·4 800·0,63</m:t>
                   </m:r>
                 </m:num>
                 <m:den>
@@ -9244,7 +14613,7 @@
                 <w:rPr>
                   <w:rFonts w:ascii="Cambria Math" w:hAnsi="Cambria Math"/>
                 </w:rPr>
-                <m:t xml:space="preserve"> = 317 лк.</m:t>
+                <m:t xml:space="preserve"> = 307 лк.</m:t>
               </m:r>
             </m:oMath>
           </w:p>
@@ -9359,7 +14728,7 @@
     </w:p>
     <w:p>
       <w:r>
-        <w:t>удельная мощность — 7,0 Вт/м². Освещённость 317 лк не ниже нормы 300 лк, пульсация светодиодных панелей менее 5 %, матовый рассеиватель ограничивает блёскость. Установленное общее освещение соответствует нормам, условия труда по световой среде — допустимые (класс 2).</w:t>
+        <w:t>удельная мощность — 7,0 Вт/м². Освещённость 307 лк не ниже нормы 300 лк, пульсация светодиодных панелей менее 1 % при норме не более 5 %, матовый рассеиватель ограничивает блёскость. Установленное общее освещение соответствует нормам, условия труда по световой среде — допустимые (класс 2).</w:t>
       </w:r>
     </w:p>
     <w:p>
@@ -9367,44 +14736,7 @@
         <w:pStyle w:val="Heading2"/>
       </w:pPr>
       <w:r>
-        <w:t>5.9 Охрана окружающей среды</w:t>
-      </w:r>
-    </w:p>
-    <w:p>
-      <w:r>
-        <w:t>Работа в кабинете не сопровождается выбросами загрязняющих веществ в атмосферу и сбросами в воду [73]. Воздействие на окружающую среду связано с потреблением электроэнергии и образованием отходов.</w:t>
-      </w:r>
-    </w:p>
-    <w:p>
-      <w:r>
-        <w:t xml:space="preserve">– </w:t>
-      </w:r>
-      <w:r>
-        <w:t>Вышедшие из строя ПЭВМ, мониторы и аккумуляторы содержат полезные компоненты, захоронение которых запрещено, и передаются на утилизацию [74, 75].</w:t>
-      </w:r>
-    </w:p>
-    <w:p>
-      <w:r>
-        <w:t xml:space="preserve">– </w:t>
-      </w:r>
-      <w:r>
-        <w:t>Бумажные отходы после шредера сдаются на переработку как макулатура.</w:t>
-      </w:r>
-    </w:p>
-    <w:p>
-      <w:r>
-        <w:t xml:space="preserve">– </w:t>
-      </w:r>
-      <w:r>
-        <w:t>Светодиодное освещение не содержит ртути; ПЭВМ в перерывах переводятся в режим энергосбережения, освещение и оборудование выключаются по окончании работы.</w:t>
-      </w:r>
-    </w:p>
-    <w:p>
-      <w:pPr>
-        <w:pStyle w:val="Heading2"/>
-      </w:pPr>
-      <w:r>
-        <w:t>5.10 Выводы</w:t>
+        <w:t>5.7 Выводы</w:t>
       </w:r>
     </w:p>
     <w:p>
@@ -9425,7 +14757,7 @@
         <w:t xml:space="preserve">– </w:t>
       </w:r>
       <w:r>
-        <w:t>освещённость рабочих мест — 317 лк при норме 300 лк;</w:t>
+        <w:t>освещённость рабочих мест — 307 лк при норме 300 лк;</w:t>
       </w:r>
     </w:p>
     <w:p>
@@ -9446,12 +14778,12 @@
     </w:p>
     <w:p>
       <w:r>
-        <w:t>Рабочее место оценено по эргономическим параметрам: стол, кресло, монитор и клавиатура соответствуют нормам, площадь на одно рабочее место составляет 4,65 м² при норме 4,5 м². Помещение отнесено к помещениям без повышенной опасности поражения электрическим током; здание по функциональной пожарной опасности относится к классу Ф4.3. Приведены меры защиты от поражения током и статического электричества, а также меры пожарной безопасности.</w:t>
+        <w:t>Было оценено рабочее место по эргономическим параметрам: стол, кресло, видеотерминал (монитор) и клавиатура соответствуют нормам, площадь на одно рабочее место составляет 4,65 м² при норме 4,5 м². Помещение отнесено к помещениям без повышенной опасности поражения электрическим током; здание по функциональной пожарной опасности относится к классу Ф4.3. От поражения током защищают подключение ПЭВМ к розеткам с заземляющим контактом, автоматические выключатели и УЗО с током срабатывания 30 мА; электризацию ограничивают оптимальная влажность воздуха и заземление корпусов. Пожарную безопасность обеспечивают огнетушитель у выхода, план эвакуации и противопожарный инструктаж, свободные пути эвакуации и отключение оборудования после работы.</w:t>
       </w:r>
     </w:p>
     <w:p>
       <w:r>
-        <w:t>По индивидуальному заданию выполнен расчёт общего искусственного освещения методом коэффициента использования светового потока. Необходимое число светодиодных панелей по 45 Вт (4 800 лм) — 8, что совпадает с установленными; они обеспечивают 317 лк при норме 300 лк и пульсацию менее 5 %.</w:t>
+        <w:t>По индивидуальному заданию было предложено спроектировать и рассчитать общее искусственное освещение кабинета методом коэффициента использования светового потока. В результате расчёта были выбраны встраиваемые светодиодные панели мощностью 45 Вт со световым потоком 4 800 лм в количестве 8 шт.; они обеспечивают освещённость 307 лк при норме 300 лк и пульсацию менее 1 % при норме не более 5 %. Расчётное число панелей совпадает с установленным в кабинете.</w:t>
       </w:r>
     </w:p>
     <w:sectPr>

--- a/docs/ohrana_truda/Okhrana_truda_HaLow.docx
+++ b/docs/ohrana_truda/Okhrana_truda_HaLow.docx
@@ -19,7 +19,7 @@
         <w:rPr>
           <w:b/>
         </w:rPr>
-        <w:t>Определение благоприятных условий труда специалиста при анализе эффективности технологии Wi-Fi HaLow для передачи данных с борта беспилотного летательного аппарата</w:t>
+        <w:t>Определение благоприятных условий труда специалиста при исследовании эффективности технологии Wi-Fi HaLow для передачи данных с борта беспилотного летательного аппарата</w:t>
       </w:r>
     </w:p>
     <w:p>
@@ -812,7 +812,7 @@
     </w:p>
     <w:p>
       <w:r>
-        <w:t>Площадь на одно рабочее место пользователя ПЭВМ с монитором на плоском дискретном экране должна составлять не менее 4,5 м² [48]. Фактическая площадь на одно рабочее место — 4,65 м², требование выполняется.</w:t>
+        <w:t>Площадь на одно рабочее место пользователя ПЭВМ с монитором на плоском дискретном экране должна составлять не менее 4,5 м² [49]. Фактическая площадь на одно рабочее место — 4,65 м², требование выполняется.</w:t>
       </w:r>
     </w:p>
     <w:p>
@@ -1108,7 +1108,7 @@
     </w:p>
     <w:p>
       <w:r>
-        <w:t>Условия труда оцениваются по Методике проведения специальной оценки условий труда, утверждённой приказом Минтруда России от 21.11.2023 № 817н [49]. Порядок оценки: выявляются вредные и опасные факторы и их источники, фактические значения факторов сравниваются с нормативными, по степени отклонения устанавливается класс условий труда по каждому фактору, затем — итоговый класс. При превышении нормативов предлагаются мероприятия по их устранению. Классы условий труда установлены Федеральным законом № 426-ФЗ [50]: 1 — оптимальные, 2 — допустимые, 3.1–3.4 — вредные, 4 — опасные.</w:t>
+        <w:t>Условия труда оцениваются по Методике проведения специальной оценки условий труда, утверждённой приказом Минтруда России от 21.11.2023 № 817н [50]. Порядок оценки: выявляются вредные и опасные факторы и их источники, фактические значения факторов сравниваются с нормативными, по степени отклонения устанавливается класс условий труда по каждому фактору, затем — итоговый класс. При превышении нормативов предлагаются мероприятия по их устранению. Классы условий труда установлены Федеральным законом № 426-ФЗ [51]: 1 — оптимальные, 2 — допустимые, 3.1–3.4 — вредные, 4 — опасные.</w:t>
       </w:r>
     </w:p>
     <w:p>
@@ -1121,7 +1121,7 @@
     </w:p>
     <w:p>
       <w:r>
-        <w:t>Производственные факторы, которые могут воздействовать на специалиста [51], и их источники приведены в таблице 5.3.</w:t>
+        <w:t>Производственные факторы, которые могут воздействовать на специалиста [52], и их источники приведены в таблице 5.3.</w:t>
       </w:r>
     </w:p>
     <w:p>
@@ -1730,7 +1730,7 @@
     </w:p>
     <w:p>
       <w:r>
-        <w:t>Микроклимат характеризуется температурой, относительной влажностью и скоростью движения воздуха. Работа выполняется сидя, без систематических физических нагрузок; энерготраты организма при такой работе не превышают 139 Вт (120 ккал/ч), поэтому она относится к категории Iа. Оптимальные и допустимые значения показателей для этой категории установлены СанПиН 1.2.3685-21 [52, 53]. Источники тепла в помещении — люди, ПЭВМ, светильники и радиаторы отопления; температура поддерживается кондиционером.</w:t>
+        <w:t>Микроклимат характеризуется температурой, относительной влажностью и скоростью движения воздуха. Работа выполняется сидя, без систематических физических нагрузок; энерготраты организма при такой работе не превышают 139 Вт (120 ккал/ч), поэтому она относится к категории Iа. Оптимальные и допустимые значения показателей для этой категории установлены СанПиН 1.2.3685-21 [53, 54]. Источники тепла в помещении — люди, ПЭВМ, светильники и радиаторы отопления; температура поддерживается кондиционером.</w:t>
       </w:r>
     </w:p>
     <w:p>
@@ -2488,7 +2488,7 @@
         <w:keepNext/>
       </w:pPr>
       <w:r>
-        <w:t>Кондиционер сплит-системы не подаёт наружный воздух; воздухообмен обеспечивается естественной вентиляцией через открывающиеся створки окон. Необходимый расход наружного воздуха [54]:</w:t>
+        <w:t>Кондиционер сплит-системы не подаёт наружный воздух; воздухообмен обеспечивается естественной вентиляцией через открывающиеся створки окон. Необходимый расход наружного воздуха [55]:</w:t>
       </w:r>
     </w:p>
     <w:tbl>
@@ -2777,7 +2777,7 @@
     </w:p>
     <w:p>
       <w:r>
-        <w:t>Требуемая кратность воздухообмена 1,6 ч⁻¹ обеспечивается проветриванием через створки окон в регламентированные перерывы; норма 40 м³/ч установлена именно для помещений с естественным проветриванием [54].</w:t>
+        <w:t>Требуемая кратность воздухообмена 1,6 ч⁻¹ обеспечивается проветриванием через створки окон в регламентированные перерывы; норма 40 м³/ч установлена именно для помещений с естественным проветриванием [55].</w:t>
       </w:r>
     </w:p>
     <w:p>
@@ -2790,7 +2790,7 @@
     </w:p>
     <w:p>
       <w:r>
-        <w:t>Работа с экраном монитора и документами относится к зрительным работам высокой точности: наименьший размер объекта различения — элементов знаков на экране — 0,3–0,5 мм, это разряд III; контраст объекта с фоном и фон средние, это подразряд «в». Для него нормируемая освещённость при общем освещении — 300 лк, при комбинированном — 750 лк, показатель ослеплённости — не более 40 [55, 56]. Для рабочих мест с ПЭВМ дополнительно ограничены коэффициент пульсации освещённости — не более 5 % — и освещённость экрана — не более 200 лк [52]. Нормы для зрительных работ разряда III приведены в таблице 5.5.</w:t>
+        <w:t>Работа с экраном монитора и документами относится к зрительным работам высокой точности: наименьший размер объекта различения — элементов знаков на экране — 0,3–0,5 мм, это разряд III; контраст объекта с фоном и фон средние, это подразряд «в». Для него нормируемая освещённость при общем освещении — 300 лк, при комбинированном — 750 лк, показатель ослеплённости — не более 40 [56, 57]. Для рабочих мест с ПЭВМ дополнительно ограничены коэффициент пульсации освещённости — не более 5 % — и освещённость экрана — не более 200 лк [53]. Нормы для зрительных работ разряда III приведены в таблице 5.5.</w:t>
       </w:r>
     </w:p>
     <w:p>
@@ -4975,7 +4975,7 @@
     </w:p>
     <w:p>
       <w:r>
-        <w:t>Общее освещение создают 8 встраиваемых светодиодных панелей 595 × 595 мм мощностью 45 Вт со световым потоком 4 800 лм и коэффициентом пульсации менее 1 %; естественное освещение — боковое, через окна в левой стене. Расчёт в разделе 5.6 показывает, что установленные светильники создают на рабочей поверхности 307 лк при норме 300 лк. Условия труда по световой среде — класс 2 (допустимый) [49].</w:t>
+        <w:t>Общее освещение создают 8 встраиваемых светодиодных панелей 595 × 595 мм мощностью 45 Вт со световым потоком 4 800 лм и коэффициентом пульсации менее 1 %; естественное освещение — боковое, через окна в левой стене. Расчёт в разделе 5.6 показывает, что установленные светильники создают на рабочей поверхности 287 лк при норме 300 лк — на 4,4 % ниже нормы, в пределах допустимого отклонения −10…+20 % [57]. Условия труда по световой среде — класс 2 (допустимый) [50].</w:t>
       </w:r>
     </w:p>
     <w:p>
@@ -4988,7 +4988,7 @@
     </w:p>
     <w:p>
       <w:r>
-        <w:t>Шум снижает внимание и работоспособность и повышает утомляемость. Для рабочих мест, где ведётся научная деятельность, конструирование и программирование, допустимый эквивалентный уровень звука за смену — 50 дБА [52]; допустимые уровни звукового давления в октавных полосах частот приведены в таблице 5.6. Спектр шума в кабинете не измерялся, поэтому шум оценивается по уровню звука в дБА.</w:t>
+        <w:t>Шум снижает внимание и работоспособность и повышает утомляемость. Для рабочих мест, где ведётся научная деятельность, конструирование и программирование, допустимый эквивалентный уровень звука за смену — 50 дБА [53]; допустимые уровни звукового давления в октавных полосах частот приведены в таблице 5.6. Спектр шума в кабинете не измерялся, поэтому шум оценивается по уровню звука в дБА.</w:t>
       </w:r>
     </w:p>
     <w:p>
@@ -5515,7 +5515,7 @@
     </w:p>
     <w:p>
       <w:r>
-        <w:t>Источники шума в кабинете — системные блоки ПЭВМ (одновременно работают до 6), внутренний блок кондиционера и шредер, работающий кратковременно; разговоры сотрудников к производственному шуму не относятся. Уровни звука источников приняты по типовым паспортным данным такого оборудования. Вклад источника в эквивалентный уровень за смену [57, 58]:</w:t>
+        <w:t>Источники шума в кабинете — системные блоки ПЭВМ (одновременно работают до 6), внутренний блок кондиционера и шредер, работающий кратковременно; разговоры сотрудников к производственному шуму не относятся. Уровни звука источников приняты по типовым паспортным данным такого оборудования. Вклад источника в эквивалентный уровень за смену [58, 59]:</w:t>
       </w:r>
     </w:p>
     <w:tbl>
@@ -6502,7 +6502,7 @@
     </w:p>
     <w:p>
       <w:r>
-        <w:t>Тяжесть трудового процесса характеризует физическую нагрузку, напряжённость — нагрузку на центральную нервную систему, органы чувств и эмоциональную сферу [59]. Оценка тяжести приведена в таблице 5.8; итоговый класс равен наибольшему из классов по отдельным показателям.</w:t>
+        <w:t>Тяжесть трудового процесса характеризует физическую нагрузку, напряжённость — нагрузку на центральную нервную систему, органы чувств и эмоциональную сферу [60]. Оценка тяжести приведена в таблице 5.8; итоговый класс равен наибольшему из классов по отдельным показателям.</w:t>
       </w:r>
     </w:p>
     <w:p>
@@ -8733,7 +8733,7 @@
     </w:p>
     <w:p>
       <w:r>
-        <w:t>Из 23 показателей 3 выше класса 2, и это свойства самой исследовательской работы: содержание работы творческое — решения ищутся без готового алгоритма (класс 3.2); измеренные значения постоянно сопоставляются с расчётными и нормативными (класс 3.1); с экраном монитора работа идёт до 6 ч за смену (класс 3.1). По правилу Р 2.2.2006-05 напряжённость признаётся допустимой, если таких показателей не больше пяти, а остальные относятся к классам 1 и 2 [59]. Напряжённость трудового процесса — класс 2 (допустимый). Для снижения утомления через каждый час работы с ПЭВМ делаются перерывы 10–15 мин с упражнениями для глаз и разминкой.</w:t>
+        <w:t>Из 23 показателей 3 выше класса 2, и это свойства самой исследовательской работы: содержание работы творческое — решения ищутся без готового алгоритма (класс 3.2); измеренные значения постоянно сопоставляются с расчётными и нормативными (класс 3.1); с экраном монитора работа идёт до 6 ч за смену (класс 3.1). По правилу Р 2.2.2006-05 напряжённость признаётся допустимой, если таких показателей не больше пяти, а остальные относятся к классам 1 и 2 [60]. Напряжённость трудового процесса — класс 2 (допустимый). Для снижения утомления через каждый час работы с ПЭВМ делаются перерывы 10–15 мин с упражнениями для глаз и разминкой.</w:t>
       </w:r>
     </w:p>
     <w:p>
@@ -8746,7 +8746,7 @@
     </w:p>
     <w:p>
       <w:r>
-        <w:t>Итоговый класс условий труда равен наивысшему из классов по отдельным факторам [49]. Результаты приведены в таблице 5.10.</w:t>
+        <w:t>Итоговый класс условий труда равен наивысшему из классов по отдельным факторам [50]. Результаты приведены в таблице 5.10.</w:t>
       </w:r>
     </w:p>
     <w:p>
@@ -8981,7 +8981,7 @@
               <w:rPr>
                 <w:sz w:val="22"/>
               </w:rPr>
-              <w:t>307 лк</w:t>
+              <w:t>287 лк</w:t>
             </w:r>
           </w:p>
         </w:tc>
@@ -9000,7 +9000,7 @@
               <w:rPr>
                 <w:sz w:val="22"/>
               </w:rPr>
-              <w:t>не менее 300 лк</w:t>
+              <w:t>300 лк (допуск −10…+20 %)</w:t>
             </w:r>
           </w:p>
         </w:tc>
@@ -9332,7 +9332,7 @@
     </w:p>
     <w:p>
       <w:r>
-        <w:t>Конструкция рабочего места и взаимное расположение его элементов должны соответствовать антропометрическим, физиологическим и психологическим требованиям [60, 61]. Компоновка рабочего места специалиста показана на рисунке 5.2: верхний край экрана находится ниже уровня глаз, линия взгляда на центр экрана наклонена к горизонтали на 20°, руки при работе с клавиатурой согнуты в локтях под углом, близким к прямому, стопы стоят на полу.</w:t>
+        <w:t>Конструкция рабочего места и взаимное расположение его элементов должны соответствовать антропометрическим, физиологическим и психологическим требованиям [61, 62]. Компоновка рабочего места специалиста показана на рисунке 5.2: верхний край экрана находится ниже уровня глаз, линия взгляда на центр экрана наклонена к горизонтали на 20°, руки при работе с клавиатурой согнуты в локтях под углом, близким к прямому, стопы стоят на полу.</w:t>
       </w:r>
     </w:p>
     <w:p>
@@ -9387,7 +9387,7 @@
     </w:p>
     <w:p>
       <w:r>
-        <w:t>Органы управления и предметы труда размещаются в пределах зон досягаемости моторного поля [60], показанных на рисунке 5.3: в зоне А (оптимальной) находятся клавиатура и мышь, которыми пользуются постоянно, в зоне Б (лёгкой досягаемости) — документы, в зоне В (досягаемости вытянутой рукой) — редко используемые предметы. Монитор стоит за пределами зон досягаемости, на расстоянии наблюдения.</w:t>
+        <w:t>Органы управления и предметы труда размещаются в пределах зон досягаемости моторного поля [61], показанных на рисунке 5.3: в зоне А (оптимальной) находятся клавиатура и мышь, которыми пользуются постоянно, в зоне Б (лёгкой досягаемости) — документы, в зоне В (досягаемости вытянутой рукой) — редко используемые предметы. Монитор стоит за пределами зон досягаемости, на расстоянии наблюдения.</w:t>
       </w:r>
     </w:p>
     <w:p>
@@ -9442,7 +9442,7 @@
     </w:p>
     <w:p>
       <w:r>
-        <w:t>Параметры рабочего места и видеотерминала сопоставлены с нормативными в таблице 5.11 [61, 62, 63].</w:t>
+        <w:t>Параметры рабочего места и видеотерминала сопоставлены с нормативными в таблице 5.11 [62, 63, 64].</w:t>
       </w:r>
     </w:p>
     <w:p>
@@ -10574,12 +10574,12 @@
     </w:p>
     <w:p>
       <w:r>
-        <w:t>По опасности поражения электрическим током помещения делятся на помещения без повышенной опасности, с повышенной опасностью и особо опасные [64]. Относительная влажность воздуха в кабинете — 45 % (раздел 5.2.2), то есть не более 60 %, поэтому по ПУЭ помещение сухое; температура нормальная, токопроводящая пыль отсутствует, пол — ламинат — не проводит ток. Металлические радиаторы отопления, соединённые с землёй, закрыты декоративными экранами, поэтому одновременное прикосновение к радиатору и корпусу ПЭВМ исключено. Кабинет относится к помещениям без повышенной опасности.</w:t>
+        <w:t>По опасности поражения электрическим током помещения делятся на помещения без повышенной опасности, с повышенной опасностью и особо опасные [65]. Относительная влажность воздуха в кабинете — 45 % (раздел 5.2.2), то есть не более 60 %, поэтому по ПУЭ помещение сухое; температура нормальная, токопроводящая пыль отсутствует, пол — ламинат — не проводит ток. Металлические радиаторы отопления, соединённые с землёй, закрыты декоративными экранами, поэтому одновременное прикосновение к радиатору и корпусу ПЭВМ исключено. Кабинет относится к помещениям без повышенной опасности.</w:t>
       </w:r>
     </w:p>
     <w:p>
       <w:r>
-        <w:t>Предельно допустимые значения напряжения прикосновения и тока при нормальном режиме электроустановки переменного тока 50 Гц составляют 2 В и 0,3 мА, при аварийном режиме — зависят от продолжительности воздействия тока и приведены в таблице 5.12 [65].</w:t>
+        <w:t>Предельно допустимые значения напряжения прикосновения и тока при нормальном режиме электроустановки переменного тока 50 Гц составляют 2 В и 0,3 мА, при аварийном режиме — зависят от продолжительности воздействия тока и приведены в таблице 5.12 [66].</w:t>
       </w:r>
     </w:p>
     <w:p>
@@ -11498,7 +11498,7 @@
     </w:p>
     <w:p>
       <w:r>
-        <w:t>Для защиты от поражения током [66, 67]:</w:t>
+        <w:t>Для защиты от поражения током [67, 68]:</w:t>
       </w:r>
     </w:p>
     <w:p>
@@ -11535,7 +11535,7 @@
     </w:p>
     <w:p>
       <w:r>
-        <w:t>Статическое электричество. Синтетическая обивка кресел способствует накоплению зарядов на теле человека; разряды неприятны и могут повредить электронику. Напряжённость электростатического поля на рабочем месте пользователя ПЭВМ не должна превышать 15 кВ/м [52]. Электризацию ограничивают оптимальная влажность воздуха (45 %) и заземление корпусов ПЭВМ через розетки с заземляющим контактом.</w:t>
+        <w:t>Статическое электричество. Синтетическая обивка кресел способствует накоплению зарядов на теле человека; разряды неприятны и могут повредить электронику. Напряжённость электростатического поля на рабочем месте пользователя ПЭВМ не должна превышать 15 кВ/м [53]. Электризацию ограничивают оптимальная влажность воздуха (45 %) и заземление корпусов ПЭВМ через розетки с заземляющим контактом.</w:t>
       </w:r>
     </w:p>
     <w:p>
@@ -11553,7 +11553,7 @@
     </w:p>
     <w:p>
       <w:r>
-        <w:t>Кабинет предназначен для научно-исследовательской работы на ПЭВМ и расположен в офисном здании. Здания научных и проектно-конструкторских организаций, контор и офисов по классу функциональной пожарной опасности относятся к Ф4.3 [68]. Категории помещений по взрывопожарной и пожарной опасности (А, Б, В1–В4, Г, Д) устанавливаются для производственных и складских помещений [69], поэтому для кабинета категория не определяется. Класс Ф4.3 определяет требования к зданию — к эвакуационным путям и выходам, системам оповещения и пожарной сигнализации [68]; при эксплуатации кабинета действуют Правила противопожарного режима [70], из которых следуют мероприятия:</w:t>
+        <w:t>Кабинет предназначен для научно-исследовательской работы на ПЭВМ и расположен в офисном здании. Здания научных и проектно-конструкторских организаций, контор и офисов по классу функциональной пожарной опасности относятся к Ф4.3 [69]. Категории помещений по взрывопожарной и пожарной опасности (А, Б, В1–В4, Г, Д) устанавливаются для производственных и складских помещений [70], поэтому для кабинета категория не определяется. Класс Ф4.3 определяет требования к зданию — к эвакуационным путям и выходам, системам оповещения и пожарной сигнализации [69]; при эксплуатации кабинета действуют Правила противопожарного режима [71], из которых следуют мероприятия:</w:t>
       </w:r>
     </w:p>
     <w:p>
@@ -11561,7 +11561,7 @@
         <w:t xml:space="preserve">– </w:t>
       </w:r>
       <w:r>
-        <w:t>в верхнем правом углу прихожей, у выхода, установлен огнетушитель; для тушения электрооборудования под напряжением до 1000 В пригодны углекислотные ОУ-3, ОУ-5 и порошковые ОП-4 огнетушители, углекислотные не портят электронику [71];</w:t>
+        <w:t>в верхнем правом углу прихожей, у выхода, установлен огнетушитель; для тушения электрооборудования под напряжением до 1000 В пригодны углекислотные ОУ-3, ОУ-5 и порошковые ОП-4 огнетушители, углекислотные не портят электронику [72];</w:t>
       </w:r>
     </w:p>
     <w:p>
@@ -11606,7 +11606,7 @@
     </w:p>
     <w:p>
       <w:r>
-        <w:t>Индивидуальное задание — расчёт общего искусственного освещения кабинета. Расчёт выполняется методом коэффициента использования светового потока, который применяется для равномерно освещённых горизонтальных поверхностей [55, 56]. Нормируемая освещённость — 300 лк на горизонтальной рабочей поверхности на высоте 0,8 м (раздел 5.2.3).</w:t>
+        <w:t>Индивидуальное задание — расчёт общего искусственного освещения кабинета. Расчёт выполняется методом коэффициента использования светового потока, который применяется для равномерно освещённых горизонтальных поверхностей [56, 57]. Нормируемая освещённость — 300 лк на горизонтальной рабочей поверхности на высоте 0,8 м (раздел 5.2.3).</w:t>
       </w:r>
     </w:p>
     <w:p>
@@ -12091,7 +12091,7 @@
     </w:p>
     <w:p>
       <w:r>
-        <w:t>Коэффициенты отражения потолка, стен и пола (ламинат) — 70, 50 и 30 %. Коэффициент запаса для помещения с нормальными условиями среды Kз = 1,4, коэффициент неравномерности освещённости z = 1,1 [55, 56].</w:t>
+        <w:t>Коэффициенты отражения потолка, стен и пола (ламинат) — 70, 50 и 30 %. Коэффициент запаса для административно-конструкторских помещений Kз = 1,5, коэффициент неравномерности освещённости z = 1,1 [57]; значения приняты как для газоразрядных источников света: светодиодных светильников в таблицах методических указаний нет.</w:t>
       </w:r>
     </w:p>
     <w:p>
@@ -12099,7 +12099,7 @@
         <w:keepNext/>
       </w:pPr>
       <w:r>
-        <w:t>В кабинете установлены светильники — встраиваемые светодиодные панели 595 × 595 мм для потолка «Армстронг»: мощность 45 Вт, световой поток 4 800 лм, коэффициент пульсации менее 1 %, цветовая температура 4000 К, индекс цветопередачи не менее 80, матовый (опаловый) рассеиватель; светораспределение косинусное, тип кривой силы света Д-1. Коэффициент использования светового потока зависит от типа кривой силы света, индекса помещения и коэффициентов отражения; для светильников с типовыми кривыми он приведён в таблице 5.13 [72].</w:t>
+        <w:t>В кабинете установлены светильники — встраиваемые светодиодные панели 595 × 595 мм для потолка «Армстронг»: мощность 45 Вт, световой поток 4 800 лм, коэффициент пульсации менее 1 %, цветовая температура 4000 К, индекс цветопередачи не менее 80, матовый (опаловый) рассеиватель; светораспределение косинусное, тип кривой силы света Д-1. Коэффициент использования светового потока зависит от типа кривой силы света, индекса помещения и коэффициентов отражения; для светильников с типовыми кривыми он приведён в таблице 5.13 [57, 73].</w:t>
       </w:r>
     </w:p>
     <w:p>
@@ -13847,7 +13847,7 @@
         <w:keepNext/>
       </w:pPr>
       <w:r>
-        <w:t>Для i = 1,52 коэффициент использования находится линейной интерполяцией между значениями при i = 1,25 (58 %) и i = 2 (72 %): η = 0,63. Такое же значение, 0,63 при i = 1,5, даёт таблица производителя для встраиваемой светодиодной панели 595 × 595 мм с опаловым рассеивателем [73]. Необходимый суммарный световой поток:</w:t>
+        <w:t>Для i = 1,52 коэффициент использования находится линейной интерполяцией между значениями при i = 1,25 (58 %) и i = 2 (72 %): η = 0,63. Такое же значение, 0,63 при i = 1,5, даёт таблица производителя для встраиваемой светодиодной панели 595 × 595 мм с опаловым рассеивателем [74]. Необходимый суммарный световой поток:</w:t>
       </w:r>
     </w:p>
     <w:tbl>
@@ -14034,7 +14034,7 @@
                     <w:rPr>
                       <w:rFonts w:ascii="Cambria Math" w:hAnsi="Cambria Math"/>
                     </w:rPr>
-                    <m:t xml:space="preserve">300·51,1·1,4·1,1</m:t>
+                    <m:t xml:space="preserve">300·51,1·1,5·1,1</m:t>
                   </m:r>
                 </m:num>
                 <m:den>
@@ -14056,7 +14056,7 @@
                 <w:rPr>
                   <w:rFonts w:ascii="Cambria Math" w:hAnsi="Cambria Math"/>
                 </w:rPr>
-                <m:t xml:space="preserve"> = 37 488 лм,</m:t>
+                <m:t xml:space="preserve"> = 40 166 лм,</m:t>
               </m:r>
             </m:oMath>
           </w:p>
@@ -14266,7 +14266,7 @@
                     <w:rPr>
                       <w:rFonts w:ascii="Cambria Math" w:hAnsi="Cambria Math"/>
                     </w:rPr>
-                    <m:t xml:space="preserve">37 488</m:t>
+                    <m:t xml:space="preserve">40 166</m:t>
                   </m:r>
                 </m:num>
                 <m:den>
@@ -14288,7 +14288,7 @@
                 <w:rPr>
                   <w:rFonts w:ascii="Cambria Math" w:hAnsi="Cambria Math"/>
                 </w:rPr>
-                <m:t xml:space="preserve"> = 7,81 ≈ 8,</m:t>
+                <m:t xml:space="preserve"> = 8,37 ≈ 8,</m:t>
               </m:r>
             </m:oMath>
           </w:p>
@@ -14345,8 +14345,128 @@
       </w:r>
     </w:p>
     <w:p>
+      <w:pPr>
+        <w:keepNext/>
+      </w:pPr>
       <w:r>
-        <w:t>Расчётное число совпадает с числом установленных светильников. Они расположены в 2 ряда по 4 вдоль длинной стороны помещения (рисунок 5.4). Расстояние между рядами L = 2,50 м, от крайних рядов до стен l = 1,25 м; в ряду светильники стоят через 2,33 м. Отношение L/h = 1,14 не превышает наивыгоднейшего значения 1,4 для светильников с косинусным светораспределением, то есть освещённость между светильниками не проседает.</w:t>
+        <w:t>Принимаются 8 светильников, по 4 в 2 рядах. Требуемый поток одного светильника при этом числе — ФΣ / N = 40 166 / 8 = 5 021 лм. Отклонение номинального потока выбранного светильника от требуемого:</w:t>
+      </w:r>
+    </w:p>
+    <w:p>
+      <w:pPr>
+        <w:pStyle w:val="Formula"/>
+        <w:jc w:val="center"/>
+      </w:pPr>
+      <m:oMath>
+        <m:r>
+          <m:rPr>
+            <m:sty m:val="p"/>
+          </m:rPr>
+          <w:rPr>
+            <w:rFonts w:ascii="Cambria Math" w:hAnsi="Cambria Math"/>
+          </w:rPr>
+          <m:t xml:space="preserve">ΔФ = </m:t>
+        </m:r>
+        <m:f>
+          <m:num>
+            <m:sSub>
+              <m:e>
+                <m:r>
+                  <w:rPr>
+                    <w:rFonts w:ascii="Cambria Math" w:hAnsi="Cambria Math"/>
+                  </w:rPr>
+                  <m:t xml:space="preserve">Ф</m:t>
+                </m:r>
+              </m:e>
+              <m:sub>
+                <m:r>
+                  <m:rPr>
+                    <m:sty m:val="p"/>
+                  </m:rPr>
+                  <w:rPr>
+                    <w:rFonts w:ascii="Cambria Math" w:hAnsi="Cambria Math"/>
+                  </w:rPr>
+                  <m:t xml:space="preserve">л</m:t>
+                </m:r>
+              </m:sub>
+            </m:sSub>
+            <m:r>
+              <m:rPr>
+                <m:sty m:val="p"/>
+              </m:rPr>
+              <w:rPr>
+                <w:rFonts w:ascii="Cambria Math" w:hAnsi="Cambria Math"/>
+              </w:rPr>
+              <m:t xml:space="preserve"> - </m:t>
+            </m:r>
+            <m:r>
+              <w:rPr>
+                <w:rFonts w:ascii="Cambria Math" w:hAnsi="Cambria Math"/>
+              </w:rPr>
+              <m:t xml:space="preserve">Ф</m:t>
+            </m:r>
+          </m:num>
+          <m:den>
+            <m:r>
+              <w:rPr>
+                <w:rFonts w:ascii="Cambria Math" w:hAnsi="Cambria Math"/>
+              </w:rPr>
+              <m:t xml:space="preserve">Ф</m:t>
+            </m:r>
+          </m:den>
+        </m:f>
+        <m:r>
+          <m:rPr>
+            <m:sty m:val="p"/>
+          </m:rPr>
+          <w:rPr>
+            <w:rFonts w:ascii="Cambria Math" w:hAnsi="Cambria Math"/>
+          </w:rPr>
+          <m:t xml:space="preserve">·100 = </m:t>
+        </m:r>
+        <m:f>
+          <m:num>
+            <m:r>
+              <m:rPr>
+                <m:sty m:val="p"/>
+              </m:rPr>
+              <w:rPr>
+                <w:rFonts w:ascii="Cambria Math" w:hAnsi="Cambria Math"/>
+              </w:rPr>
+              <m:t xml:space="preserve">4 800 - 5 021</m:t>
+            </m:r>
+          </m:num>
+          <m:den>
+            <m:r>
+              <m:rPr>
+                <m:sty m:val="p"/>
+              </m:rPr>
+              <w:rPr>
+                <w:rFonts w:ascii="Cambria Math" w:hAnsi="Cambria Math"/>
+              </w:rPr>
+              <m:t xml:space="preserve">5 021</m:t>
+            </m:r>
+          </m:den>
+        </m:f>
+        <m:r>
+          <m:rPr>
+            <m:sty m:val="p"/>
+          </m:rPr>
+          <w:rPr>
+            <w:rFonts w:ascii="Cambria Math" w:hAnsi="Cambria Math"/>
+          </w:rPr>
+          <m:t xml:space="preserve">·100 = −4,4 %.</m:t>
+        </m:r>
+      </m:oMath>
+    </w:p>
+    <w:p>
+      <w:r>
+        <w:t>Методические указания допускают отклонение потока от требуемого в пределах −10…+20 % [57], поэтому принятое число светильников обеспечивает нормируемую освещённость.</w:t>
+      </w:r>
+    </w:p>
+    <w:p>
+      <w:r>
+        <w:t>Принятое число совпадает с числом установленных светильников. Они расположены в 2 ряда по 4 вдоль длинной стороны помещения (рисунок 5.4). Расстояние между рядами L = 2,50 м, от крайних рядов до стен l = 1,25 м; в ряду светильники стоят через 2,33 м. Отношение L/h = 1,14 не превышает наивыгоднейшего значения 1,4 для светильников с косинусным светораспределением, то есть освещённость между светильниками не проседает.</w:t>
       </w:r>
     </w:p>
     <w:p>
@@ -14602,7 +14722,7 @@
                     <w:rPr>
                       <w:rFonts w:ascii="Cambria Math" w:hAnsi="Cambria Math"/>
                     </w:rPr>
-                    <m:t xml:space="preserve">51,1·1,4·1,1</m:t>
+                    <m:t xml:space="preserve">51,1·1,5·1,1</m:t>
                   </m:r>
                 </m:den>
               </m:f>
@@ -14613,7 +14733,7 @@
                 <w:rPr>
                   <w:rFonts w:ascii="Cambria Math" w:hAnsi="Cambria Math"/>
                 </w:rPr>
-                <m:t xml:space="preserve"> = 307 лк.</m:t>
+                <m:t xml:space="preserve"> = 287 лк.</m:t>
               </m:r>
             </m:oMath>
           </w:p>
@@ -14728,7 +14848,7 @@
     </w:p>
     <w:p>
       <w:r>
-        <w:t>удельная мощность — 7,0 Вт/м². Освещённость 307 лк не ниже нормы 300 лк, пульсация светодиодных панелей менее 1 % при норме не более 5 %, матовый рассеиватель ограничивает блёскость. Установленное общее освещение соответствует нормам, условия труда по световой среде — допустимые (класс 2).</w:t>
+        <w:t>удельная мощность — 7,0 Вт/м². Освещённость 287 лк на 4,4 % ниже нормы 300 лк, что в пределах допустимого отклонения −10…+20 % [57], пульсация светодиодных панелей менее 1 % при норме не более 5 %, матовый рассеиватель ограничивает блёскость. Установленное общее освещение соответствует нормам, условия труда по световой среде — допустимые (класс 2).</w:t>
       </w:r>
     </w:p>
     <w:p>
@@ -14757,7 +14877,7 @@
         <w:t xml:space="preserve">– </w:t>
       </w:r>
       <w:r>
-        <w:t>освещённость рабочих мест — 307 лк при норме 300 лк;</w:t>
+        <w:t>освещённость рабочих мест — 287 лк при норме 300 лк, в пределах допустимого отклонения −10…+20 %;</w:t>
       </w:r>
     </w:p>
     <w:p>
@@ -14783,7 +14903,7 @@
     </w:p>
     <w:p>
       <w:r>
-        <w:t>По индивидуальному заданию было предложено спроектировать и рассчитать общее искусственное освещение кабинета методом коэффициента использования светового потока. В результате расчёта были выбраны встраиваемые светодиодные панели мощностью 45 Вт со световым потоком 4 800 лм в количестве 8 шт.; они обеспечивают освещённость 307 лк при норме 300 лк и пульсацию менее 1 % при норме не более 5 %. Расчётное число панелей совпадает с установленным в кабинете.</w:t>
+        <w:t>По индивидуальному заданию было предложено спроектировать и рассчитать общее искусственное освещение кабинета методом коэффициента использования светового потока. В результате расчёта были выбраны встраиваемые светодиодные панели мощностью 45 Вт со световым потоком 4 800 лм в количестве 8 шт.; они обеспечивают освещённость 287 лк при норме 300 лк (в пределах допустимого отклонения −10…+20 %) и пульсацию менее 1 % при норме не более 5 %. Расчётное число панелей совпадает с установленным в кабинете.</w:t>
       </w:r>
     </w:p>
     <w:sectPr>
@@ -14793,7 +14913,7 @@
       <w:pgMar w:top="1134" w:right="850" w:bottom="1417" w:left="1701" w:header="283" w:footer="283" w:gutter="0"/>
       <w:cols w:space="720"/>
       <w:docGrid w:linePitch="360"/>
-      <w:pgNumType w:start="63"/>
+      <w:pgNumType w:start="70"/>
     </w:sectPr>
   </w:body>
 </w:document>
@@ -14973,7 +15093,7 @@
           </w:pPr>
           <w:r>
             <w:rPr>
-              <w:rFonts w:ascii="GOST type B" w:hAnsi="GOST type B" w:cs="GOST type B" w:eastAsia="GOST type B"/>
+              <w:rFonts w:ascii="Arial" w:hAnsi="Arial" w:cs="Arial" w:eastAsia="Arial"/>
               <w:i/>
               <w:sz w:val="32"/>
               <w:szCs w:val="32"/>
@@ -15005,7 +15125,7 @@
           </w:pPr>
           <w:r>
             <w:rPr>
-              <w:rFonts w:ascii="GOST type B" w:hAnsi="GOST type B" w:cs="GOST type B" w:eastAsia="GOST type B"/>
+              <w:rFonts w:ascii="Arial" w:hAnsi="Arial" w:cs="Arial" w:eastAsia="Arial"/>
               <w:i/>
               <w:sz w:val="17"/>
             </w:rPr>
@@ -15170,7 +15290,7 @@
           </w:pPr>
           <w:r>
             <w:rPr>
-              <w:rFonts w:ascii="GOST type B" w:hAnsi="GOST type B" w:cs="GOST type B" w:eastAsia="GOST type B"/>
+              <w:rFonts w:ascii="Arial" w:hAnsi="Arial" w:cs="Arial" w:eastAsia="Arial"/>
               <w:i/>
               <w:sz w:val="22"/>
               <w:szCs w:val="22"/>
@@ -15179,7 +15299,7 @@
           </w:r>
           <w:r>
             <w:rPr>
-              <w:rFonts w:ascii="GOST type B" w:hAnsi="GOST type B" w:cs="GOST type B" w:eastAsia="GOST type B"/>
+              <w:rFonts w:ascii="Arial" w:hAnsi="Arial" w:cs="Arial" w:eastAsia="Arial"/>
               <w:i/>
               <w:sz w:val="22"/>
               <w:szCs w:val="22"/>
@@ -15188,7 +15308,7 @@
           </w:r>
           <w:r>
             <w:rPr>
-              <w:rFonts w:ascii="GOST type B" w:hAnsi="GOST type B" w:cs="GOST type B" w:eastAsia="GOST type B"/>
+              <w:rFonts w:ascii="Arial" w:hAnsi="Arial" w:cs="Arial" w:eastAsia="Arial"/>
               <w:i/>
               <w:sz w:val="22"/>
               <w:szCs w:val="22"/>
@@ -15232,7 +15352,7 @@
           </w:pPr>
           <w:r>
             <w:rPr>
-              <w:rFonts w:ascii="GOST type B" w:hAnsi="GOST type B" w:cs="GOST type B" w:eastAsia="GOST type B"/>
+              <w:rFonts w:ascii="Arial" w:hAnsi="Arial" w:cs="Arial" w:eastAsia="Arial"/>
               <w:i/>
               <w:sz w:val="17"/>
             </w:rPr>
@@ -15263,7 +15383,7 @@
           </w:pPr>
           <w:r>
             <w:rPr>
-              <w:rFonts w:ascii="GOST type B" w:hAnsi="GOST type B" w:cs="GOST type B" w:eastAsia="GOST type B"/>
+              <w:rFonts w:ascii="Arial" w:hAnsi="Arial" w:cs="Arial" w:eastAsia="Arial"/>
               <w:i/>
               <w:sz w:val="17"/>
             </w:rPr>
@@ -15294,7 +15414,7 @@
           </w:pPr>
           <w:r>
             <w:rPr>
-              <w:rFonts w:ascii="GOST type B" w:hAnsi="GOST type B" w:cs="GOST type B" w:eastAsia="GOST type B"/>
+              <w:rFonts w:ascii="Arial" w:hAnsi="Arial" w:cs="Arial" w:eastAsia="Arial"/>
               <w:i/>
               <w:sz w:val="17"/>
             </w:rPr>
@@ -15325,7 +15445,7 @@
           </w:pPr>
           <w:r>
             <w:rPr>
-              <w:rFonts w:ascii="GOST type B" w:hAnsi="GOST type B" w:cs="GOST type B" w:eastAsia="GOST type B"/>
+              <w:rFonts w:ascii="Arial" w:hAnsi="Arial" w:cs="Arial" w:eastAsia="Arial"/>
               <w:i/>
               <w:sz w:val="17"/>
             </w:rPr>
@@ -15356,7 +15476,7 @@
           </w:pPr>
           <w:r>
             <w:rPr>
-              <w:rFonts w:ascii="GOST type B" w:hAnsi="GOST type B" w:cs="GOST type B" w:eastAsia="GOST type B"/>
+              <w:rFonts w:ascii="Arial" w:hAnsi="Arial" w:cs="Arial" w:eastAsia="Arial"/>
               <w:i/>
               <w:sz w:val="17"/>
             </w:rPr>

--- a/docs/ohrana_truda/Okhrana_truda_HaLow.docx
+++ b/docs/ohrana_truda/Okhrana_truda_HaLow.docx
@@ -2790,7 +2790,7 @@
     </w:p>
     <w:p>
       <w:r>
-        <w:t>Работа с экраном монитора и документами относится к зрительным работам высокой точности: наименьший размер объекта различения — элементов знаков на экране — 0,3–0,5 мм, это разряд III; контраст объекта с фоном и фон средние, это подразряд «в». Для него нормируемая освещённость при общем освещении — 300 лк, при комбинированном — 750 лк, показатель ослеплённости — не более 40 [56, 57]. Для рабочих мест с ПЭВМ дополнительно ограничены коэффициент пульсации освещённости — не более 5 % — и освещённость экрана — не более 200 лк [53]. Нормы для зрительных работ разряда III приведены в таблице 5.5.</w:t>
+        <w:t>Работа с экраном монитора и документами относится к зрительным работам высокой точности: наименьший размер объекта различения — элементов знаков на экране — 0,3–0,5 мм, это разряд III; контраст объекта с фоном и фон средние, это подразряд «в». Для него нормируемая освещённость при общем освещении — 300 лк, при комбинированном — 750 лк, показатель ослеплённости — не более 40 [56, 57]. Для рабочих мест с ПЭВМ дополнительно ограничены коэффициент пульсации освещённости — не более 5 % — и освещённость экрана — не более 200 лк [53]. Нормы для зрительных работ разряда III приведены в таблице 5.5. Для залов ЭВМ методические указания [57] приводят более высокую норму — 500 лк — по отменённому СНиП II-4-79; кабинет с ПЭВМ к залам ЭВМ не относится, а действующие санитарные нормы требуют на поверхности стола у рабочего места с ПЭВМ 300–500 лк [53].</w:t>
       </w:r>
     </w:p>
     <w:p>
@@ -14903,7 +14903,7 @@
     </w:p>
     <w:p>
       <w:r>
-        <w:t>По индивидуальному заданию было предложено спроектировать и рассчитать общее искусственное освещение кабинета методом коэффициента использования светового потока. В результате расчёта были выбраны встраиваемые светодиодные панели мощностью 45 Вт со световым потоком 4 800 лм в количестве 8 шт.; они обеспечивают освещённость 287 лк при норме 300 лк (в пределах допустимого отклонения −10…+20 %) и пульсацию менее 1 % при норме не более 5 %. Расчётное число панелей совпадает с установленным в кабинете.</w:t>
+        <w:t>По индивидуальному заданию было предложено спроектировать и рассчитать общее искусственное освещение кабинета методом коэффициента использования светового потока. В результате расчёта были выбраны встраиваемые светодиодные панели мощностью 45 Вт со световым потоком 4 800 лм в количестве 8 шт.; они обеспечивают освещённость 287 лк при норме 300 лк (в пределах допустимого отклонения −10…+20 %) и пульсацию менее 1 % при норме не более 5 %. Принятое число панелей совпадает с установленным в кабинете.</w:t>
       </w:r>
     </w:p>
     <w:sectPr>

--- a/docs/ohrana_truda/Okhrana_truda_HaLow.docx
+++ b/docs/ohrana_truda/Okhrana_truda_HaLow.docx
@@ -2790,7 +2790,7 @@
     </w:p>
     <w:p>
       <w:r>
-        <w:t>Работа с экраном монитора и документами относится к зрительным работам высокой точности: наименьший размер объекта различения — элементов знаков на экране — 0,3–0,5 мм, это разряд III; контраст объекта с фоном и фон средние, это подразряд «в». Для него нормируемая освещённость при общем освещении — 300 лк, при комбинированном — 750 лк, показатель ослеплённости — не более 40 [56, 57]. Для рабочих мест с ПЭВМ дополнительно ограничены коэффициент пульсации освещённости — не более 5 % — и освещённость экрана — не более 200 лк [53]. Нормы для зрительных работ разряда III приведены в таблице 5.5. Для залов ЭВМ методические указания [57] приводят более высокую норму — 500 лк — по отменённому СНиП II-4-79; кабинет с ПЭВМ к залам ЭВМ не относится, а действующие санитарные нормы требуют на поверхности стола у рабочего места с ПЭВМ 300–500 лк [53].</w:t>
+        <w:t>Работа с экраном монитора и документами относится к зрительным работам высокой точности: наименьший размер объекта различения — элементов знаков на экране — 0,3–0,5 мм, это разряд III; контраст объекта с фоном и фон средние, это подразряд «в». Для него нормируемая освещённость при общем освещении — 300 лк, при комбинированном — 750 лк, показатель ослеплённости — не более 40 [56, 57]. Для рабочих мест с ПЭВМ дополнительно ограничены коэффициент пульсации освещённости — не более 5 % — и освещённость экрана — не более 200 лк [53]. Нормы для зрительных работ разряда III приведены в таблице 5.5.</w:t>
       </w:r>
     </w:p>
     <w:p>

--- a/docs/ohrana_truda/Okhrana_truda_HaLow.docx
+++ b/docs/ohrana_truda/Okhrana_truda_HaLow.docx
@@ -12099,7 +12099,7 @@
         <w:keepNext/>
       </w:pPr>
       <w:r>
-        <w:t>В кабинете установлены светильники — встраиваемые светодиодные панели 595 × 595 мм для потолка «Армстронг»: мощность 45 Вт, световой поток 4 800 лм, коэффициент пульсации менее 1 %, цветовая температура 4000 К, индекс цветопередачи не менее 80, матовый (опаловый) рассеиватель; светораспределение косинусное, тип кривой силы света Д-1. Коэффициент использования светового потока зависит от типа кривой силы света, индекса помещения и коэффициентов отражения; для светильников с типовыми кривыми он приведён в таблице 5.13 [57, 73].</w:t>
+        <w:t>В кабинете установлены светильники — встраиваемые светодиодные панели 595 × 595 мм для потолка «Армстронг»: мощность 45 Вт, световой поток 4 800 лм, коэффициент пульсации менее 1 %, цветовая температура 4000 К, индекс цветопередачи не менее 80, матовый (опаловый) рассеиватель; светораспределение косинусное, тип кривой силы света Д-1 по данным производителя [73]. Коэффициент использования светового потока зависит от типа кривой силы света, индекса помещения и коэффициентов отражения; для светильников с типовыми кривыми он приведён в таблице 5.13 [57, 74].</w:t>
       </w:r>
     </w:p>
     <w:p>
@@ -13847,7 +13847,7 @@
         <w:keepNext/>
       </w:pPr>
       <w:r>
-        <w:t>Для i = 1,52 коэффициент использования находится линейной интерполяцией между значениями при i = 1,25 (58 %) и i = 2 (72 %): η = 0,63. Такое же значение, 0,63 при i = 1,5, даёт таблица производителя для встраиваемой светодиодной панели 595 × 595 мм с опаловым рассеивателем [74]. Необходимый суммарный световой поток:</w:t>
+        <w:t>Для i = 1,52 коэффициент использования находится линейной интерполяцией между значениями при i = 1,25 (58 %) и i = 2 (72 %): η = 0,63. Такое же значение, 0,63 при i = 1,5, даёт таблица производителя для встраиваемой светодиодной панели 595 × 595 мм с опаловым рассеивателем [73]. Необходимый суммарный световой поток:</w:t>
       </w:r>
     </w:p>
     <w:tbl>
@@ -14466,7 +14466,7 @@
     </w:p>
     <w:p>
       <w:r>
-        <w:t>Принятое число совпадает с числом установленных светильников. Они расположены в 2 ряда по 4 вдоль длинной стороны помещения (рисунок 5.4). Расстояние между рядами L = 2,50 м, от крайних рядов до стен l = 1,25 м; в ряду светильники стоят через 2,33 м. Отношение L/h = 1,14 не превышает наивыгоднейшего значения 1,4 для светильников с косинусным светораспределением, то есть освещённость между светильниками не проседает.</w:t>
+        <w:t>Принятое число совпадает с числом установленных светильников. Они расположены в 2 ряда по 4 вдоль длинной стороны помещения (рисунок 5.4). Расстояние между рядами L = 2,50 м, от крайних рядов до стен l = 1,25 м; в ряду светильники стоят через 2,33 м.</w:t>
       </w:r>
     </w:p>
     <w:p>

--- a/docs/ohrana_truda/Okhrana_truda_HaLow.docx
+++ b/docs/ohrana_truda/Okhrana_truda_HaLow.docx
@@ -14913,7 +14913,7 @@
       <w:pgMar w:top="1134" w:right="850" w:bottom="1417" w:left="1701" w:header="283" w:footer="283" w:gutter="0"/>
       <w:cols w:space="720"/>
       <w:docGrid w:linePitch="360"/>
-      <w:pgNumType w:start="70"/>
+      <w:pgNumType w:start="71"/>
     </w:sectPr>
   </w:body>
 </w:document>

--- a/docs/ohrana_truda/Okhrana_truda_HaLow.docx
+++ b/docs/ohrana_truda/Okhrana_truda_HaLow.docx
@@ -37,7 +37,7 @@
     </w:p>
     <w:p>
       <w:r>
-        <w:t>Параметры кабинета приведены в таблице 5.1, план — на рисунке 5.1. Кабинет в плане имеет Г-образную форму. Окна — оконный блок из трёх створок в левой стене — выходят во двор; под окнами установлены радиатор отопления и тумба.</w:t>
+        <w:t>Параметры кабинета приведены в таблице 5.1, план — на рисунке 5.1. Кабинет в плане имеет Г-образную форму. Окно — оконный блок из трёх створок в левой стене — выходит во двор; под окном установлены радиатор отопления и тумба.</w:t>
       </w:r>
     </w:p>
     <w:p>
@@ -2188,7 +2188,7 @@
               <w:rPr>
                 <w:sz w:val="22"/>
               </w:rPr>
-              <w:t>45</w:t>
+              <w:t>50</w:t>
             </w:r>
           </w:p>
         </w:tc>
@@ -2281,7 +2281,7 @@
               <w:rPr>
                 <w:sz w:val="22"/>
               </w:rPr>
-              <w:t>45</w:t>
+              <w:t>40</w:t>
             </w:r>
           </w:p>
         </w:tc>
@@ -2449,7 +2449,7 @@
               <w:rPr>
                 <w:sz w:val="22"/>
               </w:rPr>
-              <w:t>не более 0,1–0,2</w:t>
+              <w:t>не более 0,1 / 0,2</w:t>
             </w:r>
           </w:p>
         </w:tc>
@@ -2790,7 +2790,7 @@
     </w:p>
     <w:p>
       <w:r>
-        <w:t>Работа с экраном монитора и документами относится к зрительным работам высокой точности: наименьший размер объекта различения — элементов знаков на экране — 0,3–0,5 мм, это разряд III; контраст объекта с фоном и фон средние, это подразряд «в». Для него нормируемая освещённость при общем освещении — 300 лк, при комбинированном — 750 лк, показатель ослеплённости — не более 40 [56, 57]. Для рабочих мест с ПЭВМ дополнительно ограничены коэффициент пульсации освещённости — не более 5 % — и освещённость экрана — не более 200 лк [53]. Нормы для зрительных работ разряда III приведены в таблице 5.5.</w:t>
+        <w:t>Работа с экраном монитора и документами относится к зрительным работам высокой точности: наименьший размер объекта различения — элементов знаков на экране — 0,3–0,5 мм, это разряд III (высота самих знаков — 1,1–5 мм, этот размер учитывается в оценке напряжённости, раздел 5.2.5); контраст объекта с фоном и фон средние, это подразряд «в». Для него нормируемая освещённость при общем освещении — 300 лк, при комбинированном — 750 лк, показатель ослеплённости — не более 40 [56, 57]. Для рабочих мест с ПЭВМ дополнительно ограничены коэффициент пульсации освещённости — не более 5 % — и освещённость экрана — не более 200 лк [53]. Нормы для зрительных работ разряда III приведены в таблице 5.5.</w:t>
       </w:r>
     </w:p>
     <w:p>
@@ -4975,7 +4975,7 @@
     </w:p>
     <w:p>
       <w:r>
-        <w:t>Общее освещение создают 8 встраиваемых светодиодных панелей 595 × 595 мм мощностью 45 Вт со световым потоком 4 800 лм и коэффициентом пульсации менее 1 %; естественное освещение — боковое, через окна в левой стене. Расчёт в разделе 5.6 показывает, что установленные светильники создают на рабочей поверхности 287 лк при норме 300 лк — на 4,4 % ниже нормы, в пределах допустимого отклонения −10…+20 % [57]. Условия труда по световой среде — класс 2 (допустимый) [50].</w:t>
+        <w:t>Общее освещение создают 8 встраиваемых светодиодных панелей 595 × 595 мм мощностью 45 Вт со световым потоком 4 800 лм и коэффициентом пульсации менее 1 %; естественное освещение — боковое, через окно в левой стене. Расчёт в разделе 5.6 показывает, что новые светильники создают на рабочей поверхности около 430 лк, а к концу срока службы, с учётом коэффициента запаса, — 287 лк; отклонение от нормы 300 лк — в пределах допуска −10…+20 %, принятого при проектировании освещения [57]. Условия труда по световой среде приняты допустимыми (класс 2); при специальной оценке условий труда класс устанавливается по измеренной освещённости [50].</w:t>
       </w:r>
     </w:p>
     <w:p>
@@ -8900,7 +8900,7 @@
               <w:rPr>
                 <w:sz w:val="22"/>
               </w:rPr>
-              <w:t>22–23 °C / 45 %</w:t>
+              <w:t>22–23 °C / 50 %</w:t>
             </w:r>
           </w:p>
         </w:tc>
@@ -8981,7 +8981,7 @@
               <w:rPr>
                 <w:sz w:val="22"/>
               </w:rPr>
-              <w:t>287 лк</w:t>
+              <w:t>430 лк (к концу срока службы — 287 лк, расчёт)</w:t>
             </w:r>
           </w:p>
         </w:tc>
@@ -9000,7 +9000,7 @@
               <w:rPr>
                 <w:sz w:val="22"/>
               </w:rPr>
-              <w:t>300 лк (допуск −10…+20 %)</w:t>
+              <w:t>не менее 300 лк</w:t>
             </w:r>
           </w:p>
         </w:tc>
@@ -10043,7 +10043,7 @@
               <w:rPr>
                 <w:sz w:val="22"/>
               </w:rPr>
-              <w:t>не более 40</w:t>
+              <w:t>не более 60</w:t>
             </w:r>
           </w:p>
         </w:tc>
@@ -10574,7 +10574,7 @@
     </w:p>
     <w:p>
       <w:r>
-        <w:t>По опасности поражения электрическим током помещения делятся на помещения без повышенной опасности, с повышенной опасностью и особо опасные [65]. Относительная влажность воздуха в кабинете — 45 % (раздел 5.2.2), то есть не более 60 %, поэтому по ПУЭ помещение сухое; температура нормальная, токопроводящая пыль отсутствует, пол — ламинат — не проводит ток. Металлические радиаторы отопления, соединённые с землёй, закрыты декоративными экранами, поэтому одновременное прикосновение к радиатору и корпусу ПЭВМ исключено. Кабинет относится к помещениям без повышенной опасности.</w:t>
+        <w:t>По опасности поражения электрическим током помещения делятся на помещения без повышенной опасности, с повышенной опасностью и особо опасные [65]. Относительная влажность воздуха в кабинете — 40–50 % (раздел 5.2.2), то есть не более 60 %, поэтому по ПУЭ помещение сухое; температура нормальная, токопроводящая пыль отсутствует, пол — ламинат — не проводит ток. Металлические радиаторы отопления, соединённые с землёй, закрыты декоративными экранами, поэтому одновременное прикосновение к радиатору и корпусу ПЭВМ исключено. Кабинет относится к помещениям без повышенной опасности.</w:t>
       </w:r>
     </w:p>
     <w:p>
@@ -11535,7 +11535,7 @@
     </w:p>
     <w:p>
       <w:r>
-        <w:t>Статическое электричество. Синтетическая обивка кресел способствует накоплению зарядов на теле человека; разряды неприятны и могут повредить электронику. Напряжённость электростатического поля на рабочем месте пользователя ПЭВМ не должна превышать 15 кВ/м [53]. Электризацию ограничивают оптимальная влажность воздуха (45 %) и заземление корпусов ПЭВМ через розетки с заземляющим контактом.</w:t>
+        <w:t>Статическое электричество. Синтетическая обивка кресел способствует накоплению зарядов на теле человека; разряды неприятны и могут повредить электронику. Напряжённость электростатического поля на рабочем месте пользователя ПЭВМ не должна превышать 15 кВ/м [53]. Электризацию ограничивают оптимальная влажность воздуха (40–50 %) и заземление корпусов ПЭВМ через розетки с заземляющим контактом.</w:t>
       </w:r>
     </w:p>
     <w:p>
@@ -12015,7 +12015,7 @@
                     <w:rPr>
                       <w:rFonts w:ascii="Cambria Math" w:hAnsi="Cambria Math"/>
                     </w:rPr>
-                    <m:t xml:space="preserve">10,0·5,0</m:t>
+                    <m:t xml:space="preserve">9,66·5,0</m:t>
                   </m:r>
                 </m:num>
                 <m:den>
@@ -12026,7 +12026,7 @@
                     <w:rPr>
                       <w:rFonts w:ascii="Cambria Math" w:hAnsi="Cambria Math"/>
                     </w:rPr>
-                    <m:t xml:space="preserve">2,2·(10,0 + 5,0)</m:t>
+                    <m:t xml:space="preserve">2,2·(9,66 + 5,0)</m:t>
                   </m:r>
                 </m:den>
               </m:f>
@@ -12037,7 +12037,7 @@
                 <w:rPr>
                   <w:rFonts w:ascii="Cambria Math" w:hAnsi="Cambria Math"/>
                 </w:rPr>
-                <m:t xml:space="preserve"> = 1,52,</m:t>
+                <m:t xml:space="preserve"> = 1,50,</m:t>
               </m:r>
             </m:oMath>
           </w:p>
@@ -12071,22 +12071,22 @@
           <w:rPr>
             <w:rFonts w:ascii="Cambria Math" w:hAnsi="Cambria Math"/>
           </w:rPr>
-          <m:t xml:space="preserve">A</m:t>
+          <m:t xml:space="preserve">B</m:t>
         </m:r>
       </m:oMath>
       <w:r>
-        <w:t xml:space="preserve">, </w:t>
+        <w:t xml:space="preserve"> – ширина основной части помещения, 5,0 м; </w:t>
       </w:r>
       <m:oMath>
         <m:r>
           <w:rPr>
             <w:rFonts w:ascii="Cambria Math" w:hAnsi="Cambria Math"/>
           </w:rPr>
-          <m:t xml:space="preserve">B</m:t>
+          <m:t xml:space="preserve">A</m:t>
         </m:r>
       </m:oMath>
       <w:r>
-        <w:t xml:space="preserve"> – длина и ширина основной части помещения, м.</w:t>
+        <w:t xml:space="preserve"> – её приведённая длина: площадь Г-образной основной части 48,3 м², делённая на ширину, 9,66 м.</w:t>
       </w:r>
     </w:p>
     <w:p>
@@ -12099,7 +12099,7 @@
         <w:keepNext/>
       </w:pPr>
       <w:r>
-        <w:t>В кабинете установлены светильники — встраиваемые светодиодные панели 595 × 595 мм для потолка «Армстронг»: мощность 45 Вт, световой поток 4 800 лм, коэффициент пульсации менее 1 %, цветовая температура 4000 К, индекс цветопередачи не менее 80, матовый (опаловый) рассеиватель; светораспределение косинусное, тип кривой силы света Д-1 по данным производителя [73]. Коэффициент использования светового потока зависит от типа кривой силы света, индекса помещения и коэффициентов отражения; для светильников с типовыми кривыми он приведён в таблице 5.13 [57, 74].</w:t>
+        <w:t>В кабинете установлены светильники — встраиваемые светодиодные панели 595 × 595 мм для потолка «Армстронг»: мощность 45 Вт, световой поток 4 800 лм, коэффициент пульсации менее 1 %, цветовая температура 4000 К, индекс цветопередачи не менее 80, матовый (опаловый) рассеиватель. Светильник с матовым рассеивателем светит по косинусному закону — тип кривой силы света Д [57]; для панели принят Д-1. Коэффициент использования светового потока зависит от типа кривой силы света, индекса помещения и коэффициентов отражения; для светильников с типовыми кривыми он приведён в таблице 5.13 [57, 73].</w:t>
       </w:r>
     </w:p>
     <w:p>
@@ -13847,7 +13847,7 @@
         <w:keepNext/>
       </w:pPr>
       <w:r>
-        <w:t>Для i = 1,52 коэффициент использования находится линейной интерполяцией между значениями при i = 1,25 (58 %) и i = 2 (72 %): η = 0,63. Такое же значение, 0,63 при i = 1,5, даёт таблица производителя для встраиваемой светодиодной панели 595 × 595 мм с опаловым рассеивателем [73]. Необходимый суммарный световой поток:</w:t>
+        <w:t>Для i = 1,50 коэффициент использования находится линейной интерполяцией между значениями при i = 1,25 (58 %) и i = 2 (72 %): η = 0,63. Необходимый суммарный световой поток:</w:t>
       </w:r>
     </w:p>
     <w:tbl>
@@ -14288,7 +14288,7 @@
                 <w:rPr>
                   <w:rFonts w:ascii="Cambria Math" w:hAnsi="Cambria Math"/>
                 </w:rPr>
-                <m:t xml:space="preserve"> = 8,37 ≈ 8,</m:t>
+                <m:t xml:space="preserve"> = 8,37,</m:t>
               </m:r>
             </m:oMath>
           </w:p>
@@ -14848,7 +14848,7 @@
     </w:p>
     <w:p>
       <w:r>
-        <w:t>удельная мощность — 7,0 Вт/м². Освещённость 287 лк на 4,4 % ниже нормы 300 лк, что в пределах допустимого отклонения −10…+20 % [57], пульсация светодиодных панелей менее 1 % при норме не более 5 %, матовый рассеиватель ограничивает блёскость. Установленное общее освещение соответствует нормам, условия труда по световой среде — допустимые (класс 2).</w:t>
+        <w:t>удельная мощность — 7,0 Вт/м². Освещённость 287 лк — наименьшая, к концу срока службы светильников: коэффициент запаса учитывает снижение их потока и загрязнение; новые панели дают около 430 лк. Отклонение расчётной освещённости от нормы 300 лк (−4,4 %) — в пределах допуска −10…+20 % [57], пульсация светодиодных панелей менее 1 % при норме не более 5 %, матовый рассеиватель ограничивает блёскость. Установленное общее освещение соответствует нормам, условия труда по световой среде — допустимые (класс 2).</w:t>
       </w:r>
     </w:p>
     <w:p>
@@ -14877,7 +14877,7 @@
         <w:t xml:space="preserve">– </w:t>
       </w:r>
       <w:r>
-        <w:t>освещённость рабочих мест — 287 лк при норме 300 лк, в пределах допустимого отклонения −10…+20 %;</w:t>
+        <w:t>освещённость рабочих мест — около 430 лк при норме 300 лк, к концу срока службы светильников — 287 лк, в пределах допуска −10…+20 %;</w:t>
       </w:r>
     </w:p>
     <w:p>
@@ -14903,7 +14903,7 @@
     </w:p>
     <w:p>
       <w:r>
-        <w:t>По индивидуальному заданию было предложено спроектировать и рассчитать общее искусственное освещение кабинета методом коэффициента использования светового потока. В результате расчёта были выбраны встраиваемые светодиодные панели мощностью 45 Вт со световым потоком 4 800 лм в количестве 8 шт.; они обеспечивают освещённость 287 лк при норме 300 лк (в пределах допустимого отклонения −10…+20 %) и пульсацию менее 1 % при норме не более 5 %. Принятое число панелей совпадает с установленным в кабинете.</w:t>
+        <w:t>По индивидуальному заданию было предложено спроектировать и рассчитать общее искусственное освещение кабинета методом коэффициента использования светового потока. В результате расчёта были выбраны встраиваемые светодиодные панели мощностью 45 Вт со световым потоком 4 800 лм в количестве 8 шт.; они обеспечивают освещённость около 430 лк, а к концу срока службы — 287 лк при норме 300 лк (в пределах допуска −10…+20 %) и пульсацию менее 1 % при норме не более 5 %. Принятое число панелей совпадает с установленным в кабинете.</w:t>
       </w:r>
     </w:p>
     <w:sectPr>
@@ -14913,7 +14913,7 @@
       <w:pgMar w:top="1134" w:right="850" w:bottom="1417" w:left="1701" w:header="283" w:footer="283" w:gutter="0"/>
       <w:cols w:space="720"/>
       <w:docGrid w:linePitch="360"/>
-      <w:pgNumType w:start="71"/>
+      <w:pgNumType w:start="72"/>
     </w:sectPr>
   </w:body>
 </w:document>

--- a/docs/ohrana_truda/Okhrana_truda_HaLow.docx
+++ b/docs/ohrana_truda/Okhrana_truda_HaLow.docx
@@ -1730,7 +1730,7 @@
     </w:p>
     <w:p>
       <w:r>
-        <w:t>Микроклимат характеризуется температурой, относительной влажностью и скоростью движения воздуха. Работа выполняется сидя, без систематических физических нагрузок; энерготраты организма при такой работе не превышают 139 Вт (120 ккал/ч), поэтому она относится к категории Iа. Оптимальные и допустимые значения показателей для этой категории установлены СанПиН 1.2.3685-21 [53, 54]. Источники тепла в помещении — люди, ПЭВМ, светильники и радиаторы отопления; температура поддерживается кондиционером.</w:t>
+        <w:t>Микроклимат характеризуется температурой, относительной влажностью и скоростью движения воздуха. Работа выполняется сидя, без систематических физических нагрузок. По ГОСТ 12.1.005-88 (приложение 1) работы, производимые сидя и сопровождающиеся незначительным физическим напряжением, с интенсивностью энергозатрат до 120 ккал/ч (139 Вт) относятся к категории Iа [53]. Оптимальные и допустимые значения показателей для этой категории установлены СанПиН 1.2.3685-21 [53, 54]. Источники тепла в помещении — люди, ПЭВМ, светильники и радиаторы отопления; температура поддерживается кондиционером.</w:t>
       </w:r>
     </w:p>
     <w:p>
@@ -2790,7 +2790,7 @@
     </w:p>
     <w:p>
       <w:r>
-        <w:t>Работа с экраном монитора и документами относится к зрительным работам высокой точности: наименьший размер объекта различения — элементов знаков на экране — 0,3–0,5 мм, это разряд III (высота самих знаков — 1,1–5 мм, этот размер учитывается в оценке напряжённости, раздел 5.2.5); контраст объекта с фоном и фон средние, это подразряд «в». Для него нормируемая освещённость при общем освещении — 300 лк, при комбинированном — 750 лк, показатель ослеплённости — не более 40 [56, 57]. Для рабочих мест с ПЭВМ дополнительно ограничены коэффициент пульсации освещённости — не более 5 % — и освещённость экрана — не более 200 лк [53]. Нормы для зрительных работ разряда III приведены в таблице 5.5.</w:t>
+        <w:t>Работа с экраном монитора и документами относится к зрительным работам высокой точности: наименьший размер объекта различения — элементов знаков на экране — 0,3–0,5 мм, это разряд III (высота самих знаков — 1,1–5 мм, этот размер учитывается в оценке напряжённости, раздел 5.2.5); контраст объекта с фоном и фон средние, это подразряд «в». Для него нормируемая освещённость при общем освещении — 300 лк, при комбинированном — 750 лк, показатель ослеплённости — не более 40 [56, 57]. Для рабочих мест с ПЭВМ дополнительно ограничены коэффициент пульсации освещённости — не более 5 % — и освещённость экрана — не более 200 лк [54]. Нормы для зрительных работ разряда III приведены в таблице 5.5.</w:t>
       </w:r>
     </w:p>
     <w:p>
@@ -4975,7 +4975,7 @@
     </w:p>
     <w:p>
       <w:r>
-        <w:t>Общее освещение создают 8 встраиваемых светодиодных панелей 595 × 595 мм мощностью 45 Вт со световым потоком 4 800 лм и коэффициентом пульсации менее 1 %; естественное освещение — боковое, через окно в левой стене. Расчёт в разделе 5.6 показывает, что новые светильники создают на рабочей поверхности около 430 лк, а к концу срока службы, с учётом коэффициента запаса, — 287 лк; отклонение от нормы 300 лк — в пределах допуска −10…+20 %, принятого при проектировании освещения [57]. Условия труда по световой среде приняты допустимыми (класс 2); при специальной оценке условий труда класс устанавливается по измеренной освещённости [50].</w:t>
+        <w:t>Общее освещение создают 8 встраиваемых светодиодных панелей 595 × 595 мм мощностью 45 Вт со световым потоком 4 800 лм и коэффициентом пульсации менее 1 %; естественное освещение — боковое, через окно в левой стене. Расчёт в разделе 5.6 показывает, что к концу срока службы, с учётом коэффициента запаса, светильники создают на рабочей поверхности 287 лк: отклонение от нормы 300 лк составляет −4,4 % и находится в пределах допуска −10…+20 %, принятого при проектировании освещения [57]. Допуск относится именно к этой, расчётной освещённости. Новые светильники дают больше — около 430 лк: запас в 1,5 раза заложен на снижение их потока и загрязнение. Условия труда по световой среде приняты допустимыми (класс 2); при специальной оценке условий труда класс устанавливается по измеренной освещённости [50].</w:t>
       </w:r>
     </w:p>
     <w:p>
@@ -4988,7 +4988,7 @@
     </w:p>
     <w:p>
       <w:r>
-        <w:t>Шум снижает внимание и работоспособность и повышает утомляемость. Для рабочих мест, где ведётся научная деятельность, конструирование и программирование, допустимый эквивалентный уровень звука за смену — 50 дБА [53]; допустимые уровни звукового давления в октавных полосах частот приведены в таблице 5.6. Спектр шума в кабинете не измерялся, поэтому шум оценивается по уровню звука в дБА.</w:t>
+        <w:t>Шум снижает внимание и работоспособность и повышает утомляемость. Для рабочих мест, где ведётся научная деятельность, конструирование и программирование, допустимый эквивалентный уровень звука за смену — 50 дБА [54]; допустимые уровни звукового давления в октавных полосах частот приведены в таблице 5.6. Спектр шума в кабинете не измерялся, поэтому шум оценивается по уровню звука в дБА.</w:t>
       </w:r>
     </w:p>
     <w:p>
@@ -7851,7 +7851,7 @@
               <w:rPr>
                 <w:sz w:val="20"/>
               </w:rPr>
-              <w:t>Разборчивость слов 100–90 %</w:t>
+              <w:t>Работа на слух не выполняется; речь в кабинете разборчива без помех (разборчивость 100–90 %)</w:t>
             </w:r>
           </w:p>
         </w:tc>
@@ -8981,7 +8981,7 @@
               <w:rPr>
                 <w:sz w:val="22"/>
               </w:rPr>
-              <w:t>430 лк (к концу срока службы — 287 лк, расчёт)</w:t>
+              <w:t>287 лк к концу срока службы (новые светильники — около 430 лк), расчёт</w:t>
             </w:r>
           </w:p>
         </w:tc>
@@ -9000,7 +9000,7 @@
               <w:rPr>
                 <w:sz w:val="22"/>
               </w:rPr>
-              <w:t>не менее 300 лк</w:t>
+              <w:t>300 лк, допуск −10…+20 %</w:t>
             </w:r>
           </w:p>
         </w:tc>
@@ -11535,7 +11535,7 @@
     </w:p>
     <w:p>
       <w:r>
-        <w:t>Статическое электричество. Синтетическая обивка кресел способствует накоплению зарядов на теле человека; разряды неприятны и могут повредить электронику. Напряжённость электростатического поля на рабочем месте пользователя ПЭВМ не должна превышать 15 кВ/м [53]. Электризацию ограничивают оптимальная влажность воздуха (40–50 %) и заземление корпусов ПЭВМ через розетки с заземляющим контактом.</w:t>
+        <w:t>Статическое электричество. Синтетическая обивка кресел способствует накоплению зарядов на теле человека; разряды неприятны и могут повредить электронику. Напряжённость электростатического поля на рабочем месте пользователя ПЭВМ не должна превышать 15 кВ/м [54]. Электризацию ограничивают оптимальная влажность воздуха (40–50 %) и заземление корпусов ПЭВМ через розетки с заземляющим контактом.</w:t>
       </w:r>
     </w:p>
     <w:p>
@@ -11561,7 +11561,7 @@
         <w:t xml:space="preserve">– </w:t>
       </w:r>
       <w:r>
-        <w:t>в верхнем правом углу прихожей, у выхода, установлен огнетушитель; для тушения электрооборудования под напряжением до 1000 В пригодны углекислотные ОУ-3, ОУ-5 и порошковые ОП-4 огнетушители, углекислотные не портят электронику [72];</w:t>
+        <w:t>в верхнем правом углу прихожей, у выхода, установлен углекислотный огнетушитель ОУ-2, пригодный для тушения электрооборудования под напряжением до 1000 В; углекислотный огнетушитель не портит электронику [72];</w:t>
       </w:r>
     </w:p>
     <w:p>
@@ -12091,7 +12091,7 @@
     </w:p>
     <w:p>
       <w:r>
-        <w:t>Коэффициенты отражения потолка, стен и пола (ламинат) — 70, 50 и 30 %. Коэффициент запаса для административно-конструкторских помещений Kз = 1,5, коэффициент неравномерности освещённости z = 1,1 [57]; значения приняты как для газоразрядных источников света: светодиодных светильников в таблицах методических указаний нет.</w:t>
+        <w:t>Коэффициенты отражения потолка, стен и пола (ламинат) — 70, 50 и 30 %. Коэффициент запаса для административно-конструкторских помещений Kз = 1,5, коэффициент неравномерности освещённости z = 1,1 [57].</w:t>
       </w:r>
     </w:p>
     <w:p>
@@ -12099,7 +12099,7 @@
         <w:keepNext/>
       </w:pPr>
       <w:r>
-        <w:t>В кабинете установлены светильники — встраиваемые светодиодные панели 595 × 595 мм для потолка «Армстронг»: мощность 45 Вт, световой поток 4 800 лм, коэффициент пульсации менее 1 %, цветовая температура 4000 К, индекс цветопередачи не менее 80, матовый (опаловый) рассеиватель. Светильник с матовым рассеивателем светит по косинусному закону — тип кривой силы света Д [57]; для панели принят Д-1. Коэффициент использования светового потока зависит от типа кривой силы света, индекса помещения и коэффициентов отражения; для светильников с типовыми кривыми он приведён в таблице 5.13 [57, 73].</w:t>
+        <w:t>В кабинете установлены светильники — встраиваемые светодиодные панели 595 × 595 мм для потолка «Армстронг»: мощность 45 Вт, световой поток 4 800 лм, коэффициент пульсации менее 1 %, цветовая температура 4000 К, индекс цветопередачи не менее 80, матовый (опаловый) рассеиватель. Светильник с матовым рассеивателем светит по косинусному закону — тип кривой силы света Д [57]. Для косинусной кривой в таблице коэффициентов использования приведены два варианта, Д-1 и Д-2; принят Д-1: при нём коэффициент использования при любом индексе помещения меньше (при i = 1,25 — 58 % против 68 %), поэтому число светильников не занижается и расчёт идёт в запас. Коэффициент использования светового потока зависит от типа кривой силы света, индекса помещения и коэффициентов отражения; для светильников с типовыми кривыми он приведён в таблице 5.13 [57, 73].</w:t>
       </w:r>
     </w:p>
     <w:p>
@@ -14877,7 +14877,7 @@
         <w:t xml:space="preserve">– </w:t>
       </w:r>
       <w:r>
-        <w:t>освещённость рабочих мест — около 430 лк при норме 300 лк, к концу срока службы светильников — 287 лк, в пределах допуска −10…+20 %;</w:t>
+        <w:t>освещённость рабочих мест к концу срока службы светильников — 287 лк при норме 300 лк (−4,4 %, в пределах допуска −10…+20 %); новые светильники дают около 430 лк;</w:t>
       </w:r>
     </w:p>
     <w:p>
@@ -14903,7 +14903,7 @@
     </w:p>
     <w:p>
       <w:r>
-        <w:t>По индивидуальному заданию было предложено спроектировать и рассчитать общее искусственное освещение кабинета методом коэффициента использования светового потока. В результате расчёта были выбраны встраиваемые светодиодные панели мощностью 45 Вт со световым потоком 4 800 лм в количестве 8 шт.; они обеспечивают освещённость около 430 лк, а к концу срока службы — 287 лк при норме 300 лк (в пределах допуска −10…+20 %) и пульсацию менее 1 % при норме не более 5 %. Принятое число панелей совпадает с установленным в кабинете.</w:t>
+        <w:t>По индивидуальному заданию было предложено спроектировать и рассчитать общее искусственное освещение кабинета методом коэффициента использования светового потока. В результате расчёта были выбраны встраиваемые светодиодные панели мощностью 45 Вт со световым потоком 4 800 лм в количестве 8 шт.; они обеспечивают к концу срока службы освещённость 287 лк при норме 300 лк (−4,4 %, в пределах допуска −10…+20 %; новые — около 430 лк) и пульсацию менее 1 % при норме не более 5 %. Принятое число панелей совпадает с установленным в кабинете.</w:t>
       </w:r>
     </w:p>
     <w:sectPr>

--- a/docs/ohrana_truda/Okhrana_truda_HaLow.docx
+++ b/docs/ohrana_truda/Okhrana_truda_HaLow.docx
@@ -14913,7 +14913,7 @@
       <w:pgMar w:top="1134" w:right="850" w:bottom="1417" w:left="1701" w:header="283" w:footer="283" w:gutter="0"/>
       <w:cols w:space="720"/>
       <w:docGrid w:linePitch="360"/>
-      <w:pgNumType w:start="72"/>
+      <w:pgNumType w:start="74"/>
     </w:sectPr>
   </w:body>
 </w:document>

--- a/docs/ohrana_truda/Okhrana_truda_HaLow.docx
+++ b/docs/ohrana_truda/Okhrana_truda_HaLow.docx
@@ -480,7 +480,7 @@
               <w:rPr>
                 <w:sz w:val="24"/>
               </w:rPr>
-              <w:t>153,4</w:t>
+              <w:t>153,3</w:t>
             </w:r>
           </w:p>
         </w:tc>
@@ -812,7 +812,7 @@
     </w:p>
     <w:p>
       <w:r>
-        <w:t>Площадь на одно рабочее место пользователя ПЭВМ с монитором на плоском дискретном экране должна составлять не менее 4,5 м² [49]. Фактическая площадь на одно рабочее место — 4,65 м², требование выполняется.</w:t>
+        <w:t>Площадь на одно рабочее место пользователя ПЭВМ с монитором на плоском дискретном экране должна составлять не менее 4,5 м² [51]. Фактическая площадь на одно рабочее место — 4,65 м², требование выполняется.</w:t>
       </w:r>
     </w:p>
     <w:p>
@@ -1108,7 +1108,7 @@
     </w:p>
     <w:p>
       <w:r>
-        <w:t>Условия труда оцениваются по Методике проведения специальной оценки условий труда, утверждённой приказом Минтруда России от 21.11.2023 № 817н [50]. Порядок оценки: выявляются вредные и опасные факторы и их источники, фактические значения факторов сравниваются с нормативными, по степени отклонения устанавливается класс условий труда по каждому фактору, затем — итоговый класс. При превышении нормативов предлагаются мероприятия по их устранению. Классы условий труда установлены Федеральным законом № 426-ФЗ [51]: 1 — оптимальные, 2 — допустимые, 3.1–3.4 — вредные, 4 — опасные.</w:t>
+        <w:t>Условия труда оцениваются по Методике проведения специальной оценки условий труда, утверждённой приказом Минтруда России от 21.11.2023 № 817н [52]. Порядок оценки: выявляются вредные и опасные факторы и их источники, фактические значения факторов сравниваются с нормативными, по степени отклонения устанавливается класс условий труда по каждому фактору, затем — итоговый класс. При превышении нормативов предлагаются мероприятия по их устранению. Классы условий труда установлены Федеральным законом № 426-ФЗ [53]: 1 — оптимальные, 2 — допустимые, 3.1–3.4 — вредные, 4 — опасные.</w:t>
       </w:r>
     </w:p>
     <w:p>
@@ -1121,7 +1121,7 @@
     </w:p>
     <w:p>
       <w:r>
-        <w:t>Производственные факторы, которые могут воздействовать на специалиста [52], и их источники приведены в таблице 5.3.</w:t>
+        <w:t>Производственные факторы, которые могут воздействовать на специалиста [54], и их источники приведены в таблице 5.3.</w:t>
       </w:r>
     </w:p>
     <w:p>
@@ -1440,7 +1440,7 @@
               <w:rPr>
                 <w:sz w:val="22"/>
               </w:rPr>
-              <w:t>ПЭВМ и мониторы</w:t>
+              <w:t>ПЭВМ и мониторы (сеть 50 Гц); радиомодули плат экспериментального стенда (867 МГц)</w:t>
             </w:r>
           </w:p>
         </w:tc>
@@ -1459,7 +1459,7 @@
               <w:rPr>
                 <w:sz w:val="22"/>
               </w:rPr>
-              <w:t>Не идентифицируются: рабочее место пользователя ПЭВМ</w:t>
+              <w:t>Оценивается расчётом по СанПиН 1.2.3685-21, раздел 5.2.5</w:t>
             </w:r>
           </w:p>
         </w:tc>
@@ -1730,12 +1730,12 @@
     </w:p>
     <w:p>
       <w:r>
-        <w:t>Микроклимат характеризуется температурой, относительной влажностью и скоростью движения воздуха. Работа выполняется сидя, без систематических физических нагрузок. По ГОСТ 12.1.005-88 (приложение 1) работы, производимые сидя и сопровождающиеся незначительным физическим напряжением, с интенсивностью энергозатрат до 120 ккал/ч (139 Вт) относятся к категории Iа [53]. Оптимальные и допустимые значения показателей для этой категории установлены СанПиН 1.2.3685-21 [53, 54]. Источники тепла в помещении — люди, ПЭВМ, светильники и радиаторы отопления; температура поддерживается кондиционером.</w:t>
+        <w:t>Микроклимат характеризуется температурой, относительной влажностью и скоростью движения воздуха. Работа выполняется сидя, без систематических физических нагрузок. По ГОСТ 12.1.005-88 (приложение 1) работы, производимые сидя и сопровождающиеся незначительным физическим напряжением, с интенсивностью энергозатрат до 120 ккал/ч (139 Вт) относятся к категории Iа [55]. Оптимальные и допустимые значения показателей для этой категории установлены СанПиН 1.2.3685-21 [55, 56]. Источники тепла в помещении — люди, ПЭВМ, светильники и радиаторы отопления; температура поддерживается кондиционером.</w:t>
       </w:r>
     </w:p>
     <w:p>
       <w:r>
-        <w:t>Фактические значения приняты по уставке кондиционера и по типовым значениям для офисных помещений с центральным отоплением; инструментальные измерения не проводились. Сравнение с нормой приведено в таблице 5.4.</w:t>
+        <w:t>Температура воздуха принята по уставке кондиционера, относительная влажность — по показаниям бытового гигрометра. Скорость движения воздуха не измерялась и принята равной верхней границе оптимальной нормы — 0,1 м/с. Измерения поверенными приборами не проводились. Сравнение с нормой приведено в таблице 5.4.</w:t>
       </w:r>
     </w:p>
     <w:p>
@@ -2488,7 +2488,7 @@
         <w:keepNext/>
       </w:pPr>
       <w:r>
-        <w:t>Кондиционер сплит-системы не подаёт наружный воздух; воздухообмен обеспечивается естественной вентиляцией через открывающиеся створки окон. Необходимый расход наружного воздуха [55]:</w:t>
+        <w:t>Кондиционер сплит-системы не подаёт наружный воздух; воздухообмен обеспечивается естественной вентиляцией через открывающиеся створки окон. Необходимый расход наружного воздуха [57]:</w:t>
       </w:r>
     </w:p>
     <w:tbl>
@@ -2727,7 +2727,7 @@
               <w:rPr>
                 <w:rFonts w:ascii="Cambria Math" w:hAnsi="Cambria Math"/>
               </w:rPr>
-              <m:t xml:space="preserve">153,4</m:t>
+              <m:t xml:space="preserve">153,3</m:t>
             </m:r>
           </m:den>
         </m:f>
@@ -2777,7 +2777,7 @@
     </w:p>
     <w:p>
       <w:r>
-        <w:t>Требуемая кратность воздухообмена 1,6 ч⁻¹ обеспечивается проветриванием через створки окон в регламентированные перерывы; норма 40 м³/ч установлена именно для помещений с естественным проветриванием [55].</w:t>
+        <w:t>Требуемая кратность воздухообмена 1,6 ч⁻¹ обеспечивается проветриванием через створки окон в регламентированные перерывы; норма 40 м³/ч установлена именно для помещений с естественным проветриванием [57].</w:t>
       </w:r>
     </w:p>
     <w:p>
@@ -2790,7 +2790,7 @@
     </w:p>
     <w:p>
       <w:r>
-        <w:t>Работа с экраном монитора и документами относится к зрительным работам высокой точности: наименьший размер объекта различения — элементов знаков на экране — 0,3–0,5 мм, это разряд III (высота самих знаков — 1,1–5 мм, этот размер учитывается в оценке напряжённости, раздел 5.2.5); контраст объекта с фоном и фон средние, это подразряд «в». Для него нормируемая освещённость при общем освещении — 300 лк, при комбинированном — 750 лк, показатель ослеплённости — не более 40 [56, 57]. Для рабочих мест с ПЭВМ дополнительно ограничены коэффициент пульсации освещённости — не более 5 % — и освещённость экрана — не более 200 лк [54]. Нормы для зрительных работ разряда III приведены в таблице 5.5.</w:t>
+        <w:t>Работа с экраном монитора и документами относится к зрительным работам высокой точности: наименьший размер объекта различения — элементов знаков на экране — 0,3–0,5 мм, это разряд III (высота самих знаков — 1,1–5 мм, этот размер учитывается в оценке напряжённости, раздел 5.2.6); контраст объекта с фоном и фон средние, это подразряд «в». Для него нормируемая освещённость при общем освещении — 300 лк, при комбинированном — 750 лк, показатель ослеплённости — не более 40 [58, 59]. Для рабочих мест с ПЭВМ дополнительно ограничены коэффициент пульсации освещённости — не более 5 % — и освещённость экрана — не более 200 лк [56]. Нормы для зрительных работ разряда III приведены в таблице 5.5.</w:t>
       </w:r>
     </w:p>
     <w:p>
@@ -4975,7 +4975,7 @@
     </w:p>
     <w:p>
       <w:r>
-        <w:t>Общее освещение создают 8 встраиваемых светодиодных панелей 595 × 595 мм мощностью 45 Вт со световым потоком 4 800 лм и коэффициентом пульсации менее 1 %; естественное освещение — боковое, через окно в левой стене. Расчёт в разделе 5.6 показывает, что к концу срока службы, с учётом коэффициента запаса, светильники создают на рабочей поверхности 287 лк: отклонение от нормы 300 лк составляет −4,4 % и находится в пределах допуска −10…+20 %, принятого при проектировании освещения [57]. Допуск относится именно к этой, расчётной освещённости. Новые светильники дают больше — около 430 лк: запас в 1,5 раза заложен на снижение их потока и загрязнение. Условия труда по световой среде приняты допустимыми (класс 2); при специальной оценке условий труда класс устанавливается по измеренной освещённости [50].</w:t>
+        <w:t>Общее освещение создают 8 встраиваемых светодиодных панелей 595 × 595 мм мощностью 45 Вт со световым потоком 4 800 лм и коэффициентом пульсации менее 1 %; естественное освещение — боковое, через окно в левой стене. Расчёт в разделе 5.6 показывает, что к концу срока службы, с учётом коэффициента запаса, светильники создают на рабочей поверхности 287 лк: отклонение от нормы 300 лк составляет −4,4 % и находится в пределах допуска −10…+20 %, принятого при проектировании освещения [59]. Допуск относится именно к этой, расчётной освещённости. Новые светильники дают больше — около 430 лк: запас в 1,5 раза заложен на снижение их потока и загрязнение. Условия труда по световой среде приняты допустимыми (класс 2); при специальной оценке условий труда класс устанавливается по измеренной освещённости [52].</w:t>
       </w:r>
     </w:p>
     <w:p>
@@ -4988,7 +4988,7 @@
     </w:p>
     <w:p>
       <w:r>
-        <w:t>Шум снижает внимание и работоспособность и повышает утомляемость. Для рабочих мест, где ведётся научная деятельность, конструирование и программирование, допустимый эквивалентный уровень звука за смену — 50 дБА [54]; допустимые уровни звукового давления в октавных полосах частот приведены в таблице 5.6. Спектр шума в кабинете не измерялся, поэтому шум оценивается по уровню звука в дБА.</w:t>
+        <w:t>Шум снижает внимание и работоспособность и повышает утомляемость. Для рабочих мест, где ведётся научная деятельность, конструирование и программирование, допустимый эквивалентный уровень звука за смену — 50 дБА [56]; допустимые уровни звукового давления в октавных полосах частот приведены в таблице 5.6. Спектр шума в кабинете не измерялся, поэтому шум оценивается по уровню звука в дБА.</w:t>
       </w:r>
     </w:p>
     <w:p>
@@ -5515,7 +5515,7 @@
     </w:p>
     <w:p>
       <w:r>
-        <w:t>Источники шума в кабинете — системные блоки ПЭВМ (одновременно работают до 6), внутренний блок кондиционера и шредер, работающий кратковременно; разговоры сотрудников к производственному шуму не относятся. Уровни звука источников приняты по типовым паспортным данным такого оборудования. Вклад источника в эквивалентный уровень за смену [58, 59]:</w:t>
+        <w:t>Источники шума в кабинете — системные блоки ПЭВМ (одновременно работают до 6), внутренний блок кондиционера и шредер, работающий кратковременно; разговоры сотрудников к производственному шуму не относятся. Уровни звука источников приняты по паспортным данным оборудования того же класса для самого шумного режима работы: системный блок офисного ПК — 19 дБА на месте оператора при записи на диск [60]; внутренний блок настенной сплит-системы холодопроизводительностью 5,3 кВт, рассчитанной на помещение около 50 м², — от 30 до 44 дБА в зависимости от скорости вентилятора, принято наибольшее значение 44 дБА [61]; шредер с уровнем секретности P-5 — 60 дБ [62]. Вклад источника в эквивалентный уровень за смену [63, 64]:</w:t>
       </w:r>
     </w:p>
     <w:tbl>
@@ -6175,7 +6175,7 @@
               <w:rPr>
                 <w:sz w:val="22"/>
               </w:rPr>
-              <w:t>30</w:t>
+              <w:t>19</w:t>
             </w:r>
           </w:p>
         </w:tc>
@@ -6232,7 +6232,7 @@
               <w:rPr>
                 <w:sz w:val="22"/>
               </w:rPr>
-              <w:t>37,8</w:t>
+              <w:t>26,8</w:t>
             </w:r>
           </w:p>
         </w:tc>
@@ -6275,7 +6275,7 @@
               <w:rPr>
                 <w:sz w:val="22"/>
               </w:rPr>
-              <w:t>32</w:t>
+              <w:t>44</w:t>
             </w:r>
           </w:p>
         </w:tc>
@@ -6332,7 +6332,7 @@
               <w:rPr>
                 <w:sz w:val="22"/>
               </w:rPr>
-              <w:t>32,0</w:t>
+              <w:t>44,0</w:t>
             </w:r>
           </w:p>
         </w:tc>
@@ -6476,7 +6476,7 @@
                 <w:b/>
                 <w:sz w:val="22"/>
               </w:rPr>
-              <w:t>44,5</w:t>
+              <w:t>46,7</w:t>
             </w:r>
           </w:p>
         </w:tc>
@@ -6489,7 +6489,7 @@
     </w:p>
     <w:p>
       <w:r>
-        <w:t>Эквивалентный уровень звука 44,5 дБА не превышает нормы 50 дБА; условия труда по шуму допустимые (класс 2), запас до нормы — 5,5 дБА.</w:t>
+        <w:t>Эквивалентный уровень звука 46,7 дБА не превышает нормы 50 дБА; условия труда по шуму допустимые (класс 2), запас до нормы — 3,3 дБА.</w:t>
       </w:r>
     </w:p>
     <w:p>
@@ -6497,12 +6497,479 @@
         <w:pStyle w:val="Heading3"/>
       </w:pPr>
       <w:r>
-        <w:t>5.2.5 Тяжесть и напряжённость трудового процесса</w:t>
+        <w:t>5.2.5 Электромагнитные поля</w:t>
       </w:r>
     </w:p>
     <w:p>
       <w:r>
-        <w:t>Тяжесть трудового процесса характеризует физическую нагрузку, напряжённость — нагрузку на центральную нервную систему, органы чувств и эмоциональную сферу [60]. Оценка тяжести приведена в таблице 5.8; итоговый класс равен наибольшему из классов по отдельным показателям.</w:t>
+        <w:t>Источники электромагнитных полей на рабочем месте — ПЭВМ и мониторы, которые питаются от сети 50 Гц, и радиомодули плат экспериментального стенда: при отладке программ платы передают данные по каналу Wi-Fi HaLow на частоте 867 МГц. Отдельных нормативов для рабочих мест с ПЭВМ действующий СанПиН 1.2.3685-21 не содержит; поля частотой 50 Гц в кабинете не измерялись. Излучение стенда оценивается расчётом.</w:t>
+      </w:r>
+    </w:p>
+    <w:p>
+      <w:pPr>
+        <w:keepNext/>
+      </w:pPr>
+      <w:r>
+        <w:t>Наибольшая мощность передатчика модуля TX-AH — +20 дБм, то есть 100 мВт [17]; в опытах мощность стенда ограничена 14 дБм, поэтому оценка идёт в запас. Усиление штатных антенн принято 0 дБи. На расстоянии больше длины волны (0,35 м) плотность потока энергии от одновременно передающих плат:</w:t>
+      </w:r>
+    </w:p>
+    <w:tbl>
+      <w:tblPr>
+        <w:tblW w:type="auto" w:w="0"/>
+        <w:jc w:val="center"/>
+        <w:tblLayout w:type="fixed"/>
+        <w:tblLook w:firstColumn="1" w:firstRow="1" w:lastColumn="0" w:lastRow="0" w:noHBand="0" w:noVBand="1" w:val="04A0"/>
+        <w:tblBorders>
+          <w:top w:val="nil"/>
+          <w:left w:val="nil"/>
+          <w:bottom w:val="nil"/>
+          <w:right w:val="nil"/>
+          <w:insideH w:val="nil"/>
+          <w:insideV w:val="nil"/>
+        </w:tblBorders>
+      </w:tblPr>
+      <w:tblGrid>
+        <w:gridCol w:w="1020"/>
+        <w:gridCol w:w="7313"/>
+        <w:gridCol w:w="1020"/>
+      </w:tblGrid>
+      <w:tr>
+        <w:tc>
+          <w:tcPr>
+            <w:tcW w:type="dxa" w:w="1020"/>
+            <w:vAlign w:val="center"/>
+          </w:tcPr>
+          <w:p>
+            <w:pPr>
+              <w:pStyle w:val="Formula"/>
+            </w:pPr>
+          </w:p>
+        </w:tc>
+        <w:tc>
+          <w:tcPr>
+            <w:tcW w:type="dxa" w:w="7313"/>
+            <w:vAlign w:val="center"/>
+          </w:tcPr>
+          <w:p>
+            <w:pPr>
+              <w:pStyle w:val="Formula"/>
+              <w:jc w:val="center"/>
+            </w:pPr>
+            <m:oMath>
+              <m:r>
+                <w:rPr>
+                  <w:rFonts w:ascii="Cambria Math" w:hAnsi="Cambria Math"/>
+                </w:rPr>
+                <m:t xml:space="preserve">ППЭ</m:t>
+              </m:r>
+              <m:r>
+                <m:rPr>
+                  <m:sty m:val="p"/>
+                </m:rPr>
+                <w:rPr>
+                  <w:rFonts w:ascii="Cambria Math" w:hAnsi="Cambria Math"/>
+                </w:rPr>
+                <m:t xml:space="preserve"> = </m:t>
+              </m:r>
+              <m:f>
+                <m:num>
+                  <m:r>
+                    <w:rPr>
+                      <w:rFonts w:ascii="Cambria Math" w:hAnsi="Cambria Math"/>
+                    </w:rPr>
+                    <m:t xml:space="preserve">N</m:t>
+                  </m:r>
+                  <m:r>
+                    <m:rPr>
+                      <m:sty m:val="p"/>
+                    </m:rPr>
+                    <w:rPr>
+                      <w:rFonts w:ascii="Cambria Math" w:hAnsi="Cambria Math"/>
+                    </w:rPr>
+                    <m:t xml:space="preserve">·</m:t>
+                  </m:r>
+                  <m:r>
+                    <w:rPr>
+                      <w:rFonts w:ascii="Cambria Math" w:hAnsi="Cambria Math"/>
+                    </w:rPr>
+                    <m:t xml:space="preserve">P</m:t>
+                  </m:r>
+                  <m:r>
+                    <m:rPr>
+                      <m:sty m:val="p"/>
+                    </m:rPr>
+                    <w:rPr>
+                      <w:rFonts w:ascii="Cambria Math" w:hAnsi="Cambria Math"/>
+                    </w:rPr>
+                    <m:t xml:space="preserve">·</m:t>
+                  </m:r>
+                  <m:r>
+                    <w:rPr>
+                      <w:rFonts w:ascii="Cambria Math" w:hAnsi="Cambria Math"/>
+                    </w:rPr>
+                    <m:t xml:space="preserve">G</m:t>
+                  </m:r>
+                </m:num>
+                <m:den>
+                  <m:r>
+                    <m:rPr>
+                      <m:sty m:val="p"/>
+                    </m:rPr>
+                    <w:rPr>
+                      <w:rFonts w:ascii="Cambria Math" w:hAnsi="Cambria Math"/>
+                    </w:rPr>
+                    <m:t xml:space="preserve">4π</m:t>
+                  </m:r>
+                  <m:sSup>
+                    <m:e>
+                      <m:r>
+                        <w:rPr>
+                          <w:rFonts w:ascii="Cambria Math" w:hAnsi="Cambria Math"/>
+                        </w:rPr>
+                        <m:t xml:space="preserve">r</m:t>
+                      </m:r>
+                    </m:e>
+                    <m:sup>
+                      <m:r>
+                        <m:rPr>
+                          <m:sty m:val="p"/>
+                        </m:rPr>
+                        <w:rPr>
+                          <w:rFonts w:ascii="Cambria Math" w:hAnsi="Cambria Math"/>
+                        </w:rPr>
+                        <m:t xml:space="preserve">2</m:t>
+                      </m:r>
+                    </m:sup>
+                  </m:sSup>
+                </m:den>
+              </m:f>
+              <m:r>
+                <m:rPr>
+                  <m:sty m:val="p"/>
+                </m:rPr>
+                <w:rPr>
+                  <w:rFonts w:ascii="Cambria Math" w:hAnsi="Cambria Math"/>
+                </w:rPr>
+                <m:t xml:space="preserve">,</m:t>
+              </m:r>
+            </m:oMath>
+          </w:p>
+        </w:tc>
+        <w:tc>
+          <w:tcPr>
+            <w:tcW w:type="dxa" w:w="1020"/>
+            <w:vAlign w:val="center"/>
+          </w:tcPr>
+          <w:p>
+            <w:pPr>
+              <w:pStyle w:val="Formula"/>
+              <w:jc w:val="right"/>
+            </w:pPr>
+            <w:r>
+              <w:t>(5.4)</w:t>
+            </w:r>
+          </w:p>
+        </w:tc>
+      </w:tr>
+    </w:tbl>
+    <w:p>
+      <w:pPr>
+        <w:ind w:firstLine="0"/>
+      </w:pPr>
+      <w:r>
+        <w:t xml:space="preserve">где </w:t>
+      </w:r>
+      <m:oMath>
+        <m:r>
+          <w:rPr>
+            <w:rFonts w:ascii="Cambria Math" w:hAnsi="Cambria Math"/>
+          </w:rPr>
+          <m:t xml:space="preserve">N</m:t>
+        </m:r>
+      </m:oMath>
+      <w:r>
+        <w:t xml:space="preserve"> – число плат, 2 (с камерой и приёмная); </w:t>
+      </w:r>
+      <m:oMath>
+        <m:r>
+          <w:rPr>
+            <w:rFonts w:ascii="Cambria Math" w:hAnsi="Cambria Math"/>
+          </w:rPr>
+          <m:t xml:space="preserve">P</m:t>
+        </m:r>
+      </m:oMath>
+      <w:r>
+        <w:t xml:space="preserve"> – мощность передатчика, 0,1 Вт; </w:t>
+      </w:r>
+      <m:oMath>
+        <m:r>
+          <w:rPr>
+            <w:rFonts w:ascii="Cambria Math" w:hAnsi="Cambria Math"/>
+          </w:rPr>
+          <m:t xml:space="preserve">G</m:t>
+        </m:r>
+      </m:oMath>
+      <w:r>
+        <w:t xml:space="preserve"> – коэффициент усиления антенны, 1; </w:t>
+      </w:r>
+      <m:oMath>
+        <m:r>
+          <w:rPr>
+            <w:rFonts w:ascii="Cambria Math" w:hAnsi="Cambria Math"/>
+          </w:rPr>
+          <m:t xml:space="preserve">r</m:t>
+        </m:r>
+      </m:oMath>
+      <w:r>
+        <w:t xml:space="preserve"> – расстояние от антенн до оператора, 0,5 м.</w:t>
+      </w:r>
+    </w:p>
+    <w:p>
+      <w:pPr>
+        <w:pStyle w:val="Formula"/>
+        <w:jc w:val="center"/>
+      </w:pPr>
+      <m:oMath>
+        <m:r>
+          <w:rPr>
+            <w:rFonts w:ascii="Cambria Math" w:hAnsi="Cambria Math"/>
+          </w:rPr>
+          <m:t xml:space="preserve">ППЭ</m:t>
+        </m:r>
+        <m:r>
+          <m:rPr>
+            <m:sty m:val="p"/>
+          </m:rPr>
+          <w:rPr>
+            <w:rFonts w:ascii="Cambria Math" w:hAnsi="Cambria Math"/>
+          </w:rPr>
+          <m:t xml:space="preserve"> = </m:t>
+        </m:r>
+        <m:f>
+          <m:num>
+            <m:r>
+              <m:rPr>
+                <m:sty m:val="p"/>
+              </m:rPr>
+              <w:rPr>
+                <w:rFonts w:ascii="Cambria Math" w:hAnsi="Cambria Math"/>
+              </w:rPr>
+              <m:t xml:space="preserve">2·0,1·1</m:t>
+            </m:r>
+          </m:num>
+          <m:den>
+            <m:r>
+              <m:rPr>
+                <m:sty m:val="p"/>
+              </m:rPr>
+              <w:rPr>
+                <w:rFonts w:ascii="Cambria Math" w:hAnsi="Cambria Math"/>
+              </w:rPr>
+              <m:t xml:space="preserve">4π·</m:t>
+            </m:r>
+            <m:sSup>
+              <m:e>
+                <m:r>
+                  <m:rPr>
+                    <m:sty m:val="p"/>
+                  </m:rPr>
+                  <w:rPr>
+                    <w:rFonts w:ascii="Cambria Math" w:hAnsi="Cambria Math"/>
+                  </w:rPr>
+                  <m:t xml:space="preserve">0,5</m:t>
+                </m:r>
+              </m:e>
+              <m:sup>
+                <m:r>
+                  <m:rPr>
+                    <m:sty m:val="p"/>
+                  </m:rPr>
+                  <w:rPr>
+                    <w:rFonts w:ascii="Cambria Math" w:hAnsi="Cambria Math"/>
+                  </w:rPr>
+                  <m:t xml:space="preserve">2</m:t>
+                </m:r>
+              </m:sup>
+            </m:sSup>
+          </m:den>
+        </m:f>
+        <m:r>
+          <m:rPr>
+            <m:sty m:val="p"/>
+          </m:rPr>
+          <w:rPr>
+            <w:rFonts w:ascii="Cambria Math" w:hAnsi="Cambria Math"/>
+          </w:rPr>
+          <m:t xml:space="preserve"> = 0,0637 Вт/м² = 6,4 мкВт/см².</m:t>
+        </m:r>
+      </m:oMath>
+    </w:p>
+    <w:p>
+      <w:pPr>
+        <w:keepNext/>
+      </w:pPr>
+      <w:r>
+        <w:t>Энергетическая экспозиция за смену при непрерывной передаче [56]:</w:t>
+      </w:r>
+    </w:p>
+    <w:tbl>
+      <w:tblPr>
+        <w:tblW w:type="auto" w:w="0"/>
+        <w:jc w:val="center"/>
+        <w:tblLayout w:type="fixed"/>
+        <w:tblLook w:firstColumn="1" w:firstRow="1" w:lastColumn="0" w:lastRow="0" w:noHBand="0" w:noVBand="1" w:val="04A0"/>
+        <w:tblBorders>
+          <w:top w:val="nil"/>
+          <w:left w:val="nil"/>
+          <w:bottom w:val="nil"/>
+          <w:right w:val="nil"/>
+          <w:insideH w:val="nil"/>
+          <w:insideV w:val="nil"/>
+        </w:tblBorders>
+      </w:tblPr>
+      <w:tblGrid>
+        <w:gridCol w:w="1020"/>
+        <w:gridCol w:w="7313"/>
+        <w:gridCol w:w="1020"/>
+      </w:tblGrid>
+      <w:tr>
+        <w:tc>
+          <w:tcPr>
+            <w:tcW w:type="dxa" w:w="1020"/>
+            <w:vAlign w:val="center"/>
+          </w:tcPr>
+          <w:p>
+            <w:pPr>
+              <w:pStyle w:val="Formula"/>
+            </w:pPr>
+          </w:p>
+        </w:tc>
+        <w:tc>
+          <w:tcPr>
+            <w:tcW w:type="dxa" w:w="7313"/>
+            <w:vAlign w:val="center"/>
+          </w:tcPr>
+          <w:p>
+            <w:pPr>
+              <w:pStyle w:val="Formula"/>
+              <w:jc w:val="center"/>
+            </w:pPr>
+            <m:oMath>
+              <m:sSub>
+                <m:e>
+                  <m:r>
+                    <w:rPr>
+                      <w:rFonts w:ascii="Cambria Math" w:hAnsi="Cambria Math"/>
+                    </w:rPr>
+                    <m:t xml:space="preserve">ЭЭ</m:t>
+                  </m:r>
+                </m:e>
+                <m:sub>
+                  <m:r>
+                    <m:rPr>
+                      <m:sty m:val="p"/>
+                    </m:rPr>
+                    <w:rPr>
+                      <w:rFonts w:ascii="Cambria Math" w:hAnsi="Cambria Math"/>
+                    </w:rPr>
+                    <m:t xml:space="preserve">ППЭ</m:t>
+                  </m:r>
+                </m:sub>
+              </m:sSub>
+              <m:r>
+                <m:rPr>
+                  <m:sty m:val="p"/>
+                </m:rPr>
+                <w:rPr>
+                  <w:rFonts w:ascii="Cambria Math" w:hAnsi="Cambria Math"/>
+                </w:rPr>
+                <m:t xml:space="preserve"> = </m:t>
+              </m:r>
+              <m:r>
+                <w:rPr>
+                  <w:rFonts w:ascii="Cambria Math" w:hAnsi="Cambria Math"/>
+                </w:rPr>
+                <m:t xml:space="preserve">ППЭ</m:t>
+              </m:r>
+              <m:r>
+                <m:rPr>
+                  <m:sty m:val="p"/>
+                </m:rPr>
+                <w:rPr>
+                  <w:rFonts w:ascii="Cambria Math" w:hAnsi="Cambria Math"/>
+                </w:rPr>
+                <m:t xml:space="preserve">·</m:t>
+              </m:r>
+              <m:r>
+                <w:rPr>
+                  <w:rFonts w:ascii="Cambria Math" w:hAnsi="Cambria Math"/>
+                </w:rPr>
+                <m:t xml:space="preserve">T</m:t>
+              </m:r>
+              <m:r>
+                <m:rPr>
+                  <m:sty m:val="p"/>
+                </m:rPr>
+                <w:rPr>
+                  <w:rFonts w:ascii="Cambria Math" w:hAnsi="Cambria Math"/>
+                </w:rPr>
+                <m:t xml:space="preserve"> = 6,4·8 = 51,2 (мкВт/см²)·ч,</m:t>
+              </m:r>
+            </m:oMath>
+          </w:p>
+        </w:tc>
+        <w:tc>
+          <w:tcPr>
+            <w:tcW w:type="dxa" w:w="1020"/>
+            <w:vAlign w:val="center"/>
+          </w:tcPr>
+          <w:p>
+            <w:pPr>
+              <w:pStyle w:val="Formula"/>
+              <w:jc w:val="right"/>
+            </w:pPr>
+            <w:r>
+              <w:t>(5.5)</w:t>
+            </w:r>
+          </w:p>
+        </w:tc>
+      </w:tr>
+    </w:tbl>
+    <w:p>
+      <w:pPr>
+        <w:ind w:firstLine="0"/>
+      </w:pPr>
+      <w:r>
+        <w:t xml:space="preserve">где </w:t>
+      </w:r>
+      <m:oMath>
+        <m:r>
+          <w:rPr>
+            <w:rFonts w:ascii="Cambria Math" w:hAnsi="Cambria Math"/>
+          </w:rPr>
+          <m:t xml:space="preserve">T</m:t>
+        </m:r>
+      </m:oMath>
+      <w:r>
+        <w:t xml:space="preserve"> – продолжительность смены, 8 ч.</w:t>
+      </w:r>
+    </w:p>
+    <w:p>
+      <w:r>
+        <w:t>Для диапазона 300 МГц – 300 ГГц энергетическая экспозиция за смену должна быть не более 200 (мкВт/см²)·ч, плотность потока энергии — не более 1000 мкВт/см² [56]. Даже если обе платы передают с наибольшей мощностью всю смену, экспозиция в 3,9 раза ниже нормы; по экспозиции норма выполняется уже на расстоянии 0,25 м от антенн. Платы стенда размещаются на столе не ближе 0,5 м от оператора. Условия труда по излучению стенда — класс 2 (допустимый).</w:t>
+      </w:r>
+    </w:p>
+    <w:p>
+      <w:pPr>
+        <w:pStyle w:val="Heading3"/>
+      </w:pPr>
+      <w:r>
+        <w:t>5.2.6 Тяжесть и напряжённость трудового процесса</w:t>
+      </w:r>
+    </w:p>
+    <w:p>
+      <w:r>
+        <w:t>Тяжесть трудового процесса характеризует физическую нагрузку, напряжённость — нагрузку на центральную нервную систему, органы чувств и эмоциональную сферу [65]. Оценка тяжести приведена в таблице 5.8; итоговый класс равен наибольшему из классов по отдельным показателям.</w:t>
       </w:r>
     </w:p>
     <w:p>
@@ -8733,7 +9200,7 @@
     </w:p>
     <w:p>
       <w:r>
-        <w:t>Из 23 показателей 3 выше класса 2, и это свойства самой исследовательской работы: содержание работы творческое — решения ищутся без готового алгоритма (класс 3.2); измеренные значения постоянно сопоставляются с расчётными и нормативными (класс 3.1); с экраном монитора работа идёт до 6 ч за смену (класс 3.1). По правилу Р 2.2.2006-05 напряжённость признаётся допустимой, если таких показателей не больше пяти, а остальные относятся к классам 1 и 2 [60]. Напряжённость трудового процесса — класс 2 (допустимый). Для снижения утомления через каждый час работы с ПЭВМ делаются перерывы 10–15 мин с упражнениями для глаз и разминкой.</w:t>
+        <w:t>Из 23 показателей 3 выше класса 2, и это свойства самой исследовательской работы: содержание работы творческое — решения ищутся без готового алгоритма (класс 3.2); измеренные значения постоянно сопоставляются с расчётными и нормативными (класс 3.1); с экраном монитора работа идёт до 6 ч за смену (класс 3.1). По правилу Р 2.2.2006-05 напряжённость признаётся допустимой, если таких показателей не больше пяти, а остальные относятся к классам 1 и 2 [65]. Напряжённость трудового процесса — класс 2 (допустимый). Для снижения утомления через каждый час работы с ПЭВМ делаются перерывы 10–15 мин с упражнениями для глаз и разминкой.</w:t>
       </w:r>
     </w:p>
     <w:p>
@@ -8741,12 +9208,12 @@
         <w:pStyle w:val="Heading3"/>
       </w:pPr>
       <w:r>
-        <w:t>5.2.6 Класс условий труда</w:t>
+        <w:t>5.2.7 Класс условий труда</w:t>
       </w:r>
     </w:p>
     <w:p>
       <w:r>
-        <w:t>Итоговый класс условий труда равен наивысшему из классов по отдельным факторам [50]. Результаты приведены в таблице 5.10.</w:t>
+        <w:t>Итоговый класс условий труда равен наивысшему из классов по отдельным факторам [52]. Результаты приведены в таблице 5.10.</w:t>
       </w:r>
     </w:p>
     <w:p>
@@ -9062,7 +9529,7 @@
               <w:rPr>
                 <w:sz w:val="22"/>
               </w:rPr>
-              <w:t>44,5 дБА</w:t>
+              <w:t>46,7 дБА</w:t>
             </w:r>
           </w:p>
         </w:tc>
@@ -9082,6 +9549,87 @@
                 <w:sz w:val="22"/>
               </w:rPr>
               <w:t>не более 50 дБА</w:t>
+            </w:r>
+          </w:p>
+        </w:tc>
+        <w:tc>
+          <w:tcPr>
+            <w:tcW w:type="dxa" w:w="1701"/>
+            <w:vAlign w:val="center"/>
+          </w:tcPr>
+          <w:p>
+            <w:pPr>
+              <w:pStyle w:val="TableText"/>
+              <w:keepNext/>
+              <w:jc w:val="center"/>
+            </w:pPr>
+            <w:r>
+              <w:rPr>
+                <w:sz w:val="22"/>
+              </w:rPr>
+              <w:t>2</w:t>
+            </w:r>
+          </w:p>
+        </w:tc>
+      </w:tr>
+      <w:tr>
+        <w:trPr>
+          <w:cantSplit/>
+        </w:trPr>
+        <w:tc>
+          <w:tcPr>
+            <w:tcW w:type="dxa" w:w="3118"/>
+            <w:vAlign w:val="center"/>
+          </w:tcPr>
+          <w:p>
+            <w:pPr>
+              <w:pStyle w:val="TableText"/>
+              <w:keepNext/>
+              <w:jc w:val="left"/>
+            </w:pPr>
+            <w:r>
+              <w:rPr>
+                <w:sz w:val="22"/>
+              </w:rPr>
+              <w:t>Излучение стенда: энергетическая экспозиция за смену</w:t>
+            </w:r>
+          </w:p>
+        </w:tc>
+        <w:tc>
+          <w:tcPr>
+            <w:tcW w:type="dxa" w:w="2268"/>
+            <w:vAlign w:val="center"/>
+          </w:tcPr>
+          <w:p>
+            <w:pPr>
+              <w:pStyle w:val="TableText"/>
+              <w:keepNext/>
+              <w:jc w:val="center"/>
+            </w:pPr>
+            <w:r>
+              <w:rPr>
+                <w:sz w:val="22"/>
+              </w:rPr>
+              <w:t>51,2 (мкВт/см²)·ч, расчёт</w:t>
+            </w:r>
+          </w:p>
+        </w:tc>
+        <w:tc>
+          <w:tcPr>
+            <w:tcW w:type="dxa" w:w="2268"/>
+            <w:vAlign w:val="center"/>
+          </w:tcPr>
+          <w:p>
+            <w:pPr>
+              <w:pStyle w:val="TableText"/>
+              <w:keepNext/>
+              <w:jc w:val="center"/>
+            </w:pPr>
+            <w:r>
+              <w:rPr>
+                <w:sz w:val="22"/>
+              </w:rPr>
+              <w:t>не более 200 (мкВт/см²)·ч</w:t>
             </w:r>
           </w:p>
         </w:tc>
@@ -9332,7 +9880,7 @@
     </w:p>
     <w:p>
       <w:r>
-        <w:t>Конструкция рабочего места и взаимное расположение его элементов должны соответствовать антропометрическим, физиологическим и психологическим требованиям [61, 62]. Компоновка рабочего места специалиста показана на рисунке 5.2: верхний край экрана находится ниже уровня глаз, линия взгляда на центр экрана наклонена к горизонтали на 20°, руки при работе с клавиатурой согнуты в локтях под углом, близким к прямому, стопы стоят на полу.</w:t>
+        <w:t>Конструкция рабочего места и взаимное расположение его элементов должны соответствовать антропометрическим, физиологическим и психологическим требованиям [66, 67]. Компоновка рабочего места специалиста показана на рисунке 5.2: верхний край экрана находится ниже уровня глаз, линия взгляда на центр экрана наклонена к горизонтали на 20°, руки при работе с клавиатурой согнуты в локтях под углом, близким к прямому, стопы стоят на полу.</w:t>
       </w:r>
     </w:p>
     <w:p>
@@ -9387,7 +9935,7 @@
     </w:p>
     <w:p>
       <w:r>
-        <w:t>Органы управления и предметы труда размещаются в пределах зон досягаемости моторного поля [61], показанных на рисунке 5.3: в зоне А (оптимальной) находятся клавиатура и мышь, которыми пользуются постоянно, в зоне Б (лёгкой досягаемости) — документы, в зоне В (досягаемости вытянутой рукой) — редко используемые предметы. Монитор стоит за пределами зон досягаемости, на расстоянии наблюдения.</w:t>
+        <w:t>Органы управления и предметы труда размещаются в пределах зон досягаемости моторного поля [66], показанных на рисунке 5.3: в зоне А (оптимальной) находятся клавиатура и мышь, которыми пользуются постоянно, в зоне Б (лёгкой досягаемости) — документы, в зоне В (досягаемости вытянутой рукой) — редко используемые предметы. Монитор стоит за пределами зон досягаемости, на расстоянии наблюдения.</w:t>
       </w:r>
     </w:p>
     <w:p>
@@ -9442,7 +9990,7 @@
     </w:p>
     <w:p>
       <w:r>
-        <w:t>Параметры рабочего места и видеотерминала сопоставлены с нормативными в таблице 5.11 [62, 63, 64].</w:t>
+        <w:t>Параметры рабочего места и видеотерминала сопоставлены с нормативными в таблице 5.11 [67, 68, 69].</w:t>
       </w:r>
     </w:p>
     <w:p>
@@ -10574,12 +11122,12 @@
     </w:p>
     <w:p>
       <w:r>
-        <w:t>По опасности поражения электрическим током помещения делятся на помещения без повышенной опасности, с повышенной опасностью и особо опасные [65]. Относительная влажность воздуха в кабинете — 40–50 % (раздел 5.2.2), то есть не более 60 %, поэтому по ПУЭ помещение сухое; температура нормальная, токопроводящая пыль отсутствует, пол — ламинат — не проводит ток. Металлические радиаторы отопления, соединённые с землёй, закрыты декоративными экранами, поэтому одновременное прикосновение к радиатору и корпусу ПЭВМ исключено. Кабинет относится к помещениям без повышенной опасности.</w:t>
+        <w:t>По опасности поражения электрическим током помещения делятся на помещения без повышенной опасности, с повышенной опасностью и особо опасные [70]. Относительная влажность воздуха в кабинете — 40–50 % (раздел 5.2.2), то есть не более 60 %, поэтому по ПУЭ помещение сухое; температура нормальная, токопроводящая пыль отсутствует, пол — ламинат — не проводит ток. Металлические радиаторы отопления, соединённые с землёй, закрыты декоративными экранами, поэтому одновременное прикосновение к радиатору и корпусу ПЭВМ исключено. Кабинет относится к помещениям без повышенной опасности.</w:t>
       </w:r>
     </w:p>
     <w:p>
       <w:r>
-        <w:t>Предельно допустимые значения напряжения прикосновения и тока при нормальном режиме электроустановки переменного тока 50 Гц составляют 2 В и 0,3 мА, при аварийном режиме — зависят от продолжительности воздействия тока и приведены в таблице 5.12 [66].</w:t>
+        <w:t>Предельно допустимые значения напряжения прикосновения и тока при нормальном режиме электроустановки переменного тока 50 Гц составляют 2 В и 0,3 мА, при аварийном режиме — зависят от продолжительности воздействия тока и приведены в таблице 5.12 [71].</w:t>
       </w:r>
     </w:p>
     <w:p>
@@ -11498,7 +12046,7 @@
     </w:p>
     <w:p>
       <w:r>
-        <w:t>Для защиты от поражения током [67, 68]:</w:t>
+        <w:t>Для защиты от поражения током [72, 73]:</w:t>
       </w:r>
     </w:p>
     <w:p>
@@ -11535,7 +12083,7 @@
     </w:p>
     <w:p>
       <w:r>
-        <w:t>Статическое электричество. Синтетическая обивка кресел способствует накоплению зарядов на теле человека; разряды неприятны и могут повредить электронику. Напряжённость электростатического поля на рабочем месте пользователя ПЭВМ не должна превышать 15 кВ/м [54]. Электризацию ограничивают оптимальная влажность воздуха (40–50 %) и заземление корпусов ПЭВМ через розетки с заземляющим контактом.</w:t>
+        <w:t>Статическое электричество. Синтетическая обивка кресел способствует накоплению зарядов на теле человека; разряды неприятны и могут повредить электронику. Напряжённость электростатического поля на рабочем месте при воздействии в течение всей смены не должна превышать 20 кВ/м [56]. Электризацию ограничивают оптимальная влажность воздуха (40–50 %) и заземление корпусов ПЭВМ через розетки с заземляющим контактом.</w:t>
       </w:r>
     </w:p>
     <w:p>
@@ -11553,7 +12101,7 @@
     </w:p>
     <w:p>
       <w:r>
-        <w:t>Кабинет предназначен для научно-исследовательской работы на ПЭВМ и расположен в офисном здании. Здания научных и проектно-конструкторских организаций, контор и офисов по классу функциональной пожарной опасности относятся к Ф4.3 [69]. Категории помещений по взрывопожарной и пожарной опасности (А, Б, В1–В4, Г, Д) устанавливаются для производственных и складских помещений [70], поэтому для кабинета категория не определяется. Класс Ф4.3 определяет требования к зданию — к эвакуационным путям и выходам, системам оповещения и пожарной сигнализации [69]; при эксплуатации кабинета действуют Правила противопожарного режима [71], из которых следуют мероприятия:</w:t>
+        <w:t>Кабинет предназначен для научно-исследовательской работы на ПЭВМ и расположен в офисном здании. Здания научных и проектно-конструкторских организаций, контор и офисов по классу функциональной пожарной опасности относятся к Ф4.3 [74]. Категории по взрывопожарной и пожарной опасности (А, Б, В1–В4, Г, Д) установлены только для помещений производственного и складского назначения: так их определяют статья 27 Технического регламента о требованиях пожарной безопасности [74] и пункт 1.1 СП 12.13130.2009, задающего методику их расчёта [75]. Кабинет — помещение офисного здания, к производственным и складским не относится, поэтому категория для него не определяется. Класс Ф4.3 определяет требования к зданию — к эвакуационным путям и выходам, системам оповещения и пожарной сигнализации [74]; при эксплуатации кабинета действуют Правила противопожарного режима [76], из которых следуют мероприятия:</w:t>
       </w:r>
     </w:p>
     <w:p>
@@ -11561,7 +12109,7 @@
         <w:t xml:space="preserve">– </w:t>
       </w:r>
       <w:r>
-        <w:t>в верхнем правом углу прихожей, у выхода, установлен углекислотный огнетушитель ОУ-2, пригодный для тушения электрооборудования под напряжением до 1000 В; углекислотный огнетушитель не портит электронику [72];</w:t>
+        <w:t>в верхнем правом углу прихожей, у выхода, установлен углекислотный огнетушитель ОУ-2, пригодный для тушения электрооборудования под напряжением до 1000 В; углекислотный огнетушитель не портит электронику [77];</w:t>
       </w:r>
     </w:p>
     <w:p>
@@ -11593,7 +12141,7 @@
         <w:t xml:space="preserve">– </w:t>
       </w:r>
       <w:r>
-        <w:t>ширина выхода из помещения 0,9 м, полотно двери открывается внутрь и не перекрывает пути движения в прихожей.</w:t>
+        <w:t>ширина выхода из помещения 0,9 м, полотно двери открывается внутрь и не перекрывает пути движения в прихожей; направление открывания дверей не нормируется для помещений с одновременным пребыванием не более 15 человек, кроме помещений категорий А и Б [78], а в кабинете одновременно находятся не более 6 человек.</w:t>
       </w:r>
     </w:p>
     <w:p>
@@ -11606,7 +12154,7 @@
     </w:p>
     <w:p>
       <w:r>
-        <w:t>Индивидуальное задание — расчёт общего искусственного освещения кабинета. Расчёт выполняется методом коэффициента использования светового потока, который применяется для равномерно освещённых горизонтальных поверхностей [56, 57]. Нормируемая освещённость — 300 лк на горизонтальной рабочей поверхности на высоте 0,8 м (раздел 5.2.3).</w:t>
+        <w:t>Индивидуальное задание — расчёт общего искусственного освещения кабинета. Расчёт выполняется методом коэффициента использования светового потока, который применяется для равномерно освещённых горизонтальных поверхностей [58, 59]. Нормируемая освещённость — 300 лк на горизонтальной рабочей поверхности на высоте 0,8 м (раздел 5.2.3).</w:t>
       </w:r>
     </w:p>
     <w:p>
@@ -11764,7 +12312,7 @@
               <w:jc w:val="right"/>
             </w:pPr>
             <w:r>
-              <w:t>(5.4)</w:t>
+              <w:t>(5.6)</w:t>
             </w:r>
           </w:p>
         </w:tc>
@@ -12053,7 +12601,7 @@
               <w:jc w:val="right"/>
             </w:pPr>
             <w:r>
-              <w:t>(5.5)</w:t>
+              <w:t>(5.7)</w:t>
             </w:r>
           </w:p>
         </w:tc>
@@ -12091,7 +12639,7 @@
     </w:p>
     <w:p>
       <w:r>
-        <w:t>Коэффициенты отражения потолка, стен и пола (ламинат) — 70, 50 и 30 %. Коэффициент запаса для административно-конструкторских помещений Kз = 1,5, коэффициент неравномерности освещённости z = 1,1 [57].</w:t>
+        <w:t>Коэффициенты отражения потолка, стен и пола (ламинат) — 70, 50 и 30 %. Коэффициент запаса для административно-конструкторских помещений Kз = 1,5, коэффициент неравномерности освещённости z = 1,1 [59].</w:t>
       </w:r>
     </w:p>
     <w:p>
@@ -12099,7 +12647,7 @@
         <w:keepNext/>
       </w:pPr>
       <w:r>
-        <w:t>В кабинете установлены светильники — встраиваемые светодиодные панели 595 × 595 мм для потолка «Армстронг»: мощность 45 Вт, световой поток 4 800 лм, коэффициент пульсации менее 1 %, цветовая температура 4000 К, индекс цветопередачи не менее 80, матовый (опаловый) рассеиватель. Светильник с матовым рассеивателем светит по косинусному закону — тип кривой силы света Д [57]. Для косинусной кривой в таблице коэффициентов использования приведены два варианта, Д-1 и Д-2; принят Д-1: при нём коэффициент использования при любом индексе помещения меньше (при i = 1,25 — 58 % против 68 %), поэтому число светильников не занижается и расчёт идёт в запас. Коэффициент использования светового потока зависит от типа кривой силы света, индекса помещения и коэффициентов отражения; для светильников с типовыми кривыми он приведён в таблице 5.13 [57, 73].</w:t>
+        <w:t>В кабинете установлены светильники — встраиваемые светодиодные панели 595 × 595 мм для потолка «Армстронг»: мощность 45 Вт, световой поток 4 800 лм, коэффициент пульсации менее 1 %, цветовая температура 4000 К, индекс цветопередачи не менее 80, матовый (опаловый) рассеиватель. Светильник с матовым рассеивателем светит по косинусному закону — тип кривой силы света Д [59]. Для косинусной кривой в таблице коэффициентов использования приведены два варианта, Д-1 и Д-2; принят Д-1: при нём коэффициент использования при любом индексе помещения меньше (при i = 1,25 — 58 % против 68 %), поэтому число светильников не занижается и расчёт идёт в запас. Коэффициент использования светового потока зависит от типа кривой силы света, индекса помещения и коэффициентов отражения; для светильников с типовыми кривыми он приведён в таблице 5.13 [59, 79].</w:t>
       </w:r>
     </w:p>
     <w:p>
@@ -14056,7 +14604,7 @@
                 <w:rPr>
                   <w:rFonts w:ascii="Cambria Math" w:hAnsi="Cambria Math"/>
                 </w:rPr>
-                <m:t xml:space="preserve"> = 40 166 лм,</m:t>
+                <m:t xml:space="preserve"> = 40 150 лм,</m:t>
               </m:r>
             </m:oMath>
           </w:p>
@@ -14072,7 +14620,7 @@
               <w:jc w:val="right"/>
             </w:pPr>
             <w:r>
-              <w:t>(5.6)</w:t>
+              <w:t>(5.8)</w:t>
             </w:r>
           </w:p>
         </w:tc>
@@ -14266,7 +14814,7 @@
                     <w:rPr>
                       <w:rFonts w:ascii="Cambria Math" w:hAnsi="Cambria Math"/>
                     </w:rPr>
-                    <m:t xml:space="preserve">40 166</m:t>
+                    <m:t xml:space="preserve">40 150</m:t>
                   </m:r>
                 </m:num>
                 <m:den>
@@ -14288,7 +14836,7 @@
                 <w:rPr>
                   <w:rFonts w:ascii="Cambria Math" w:hAnsi="Cambria Math"/>
                 </w:rPr>
-                <m:t xml:space="preserve"> = 8,37,</m:t>
+                <m:t xml:space="preserve"> = 8,36,</m:t>
               </m:r>
             </m:oMath>
           </w:p>
@@ -14304,7 +14852,7 @@
               <w:jc w:val="right"/>
             </w:pPr>
             <w:r>
-              <w:t>(5.7)</w:t>
+              <w:t>(5.9)</w:t>
             </w:r>
           </w:p>
         </w:tc>
@@ -14349,7 +14897,7 @@
         <w:keepNext/>
       </w:pPr>
       <w:r>
-        <w:t>Принимаются 8 светильников, по 4 в 2 рядах. Требуемый поток одного светильника при этом числе — ФΣ / N = 40 166 / 8 = 5 021 лм. Отклонение номинального потока выбранного светильника от требуемого:</w:t>
+        <w:t>Принимаются 8 светильников, по 4 в 2 рядах. Требуемый поток одного светильника при этом числе — ФΣ / N = 40 150 / 8 = 5 019 лм. Отклонение номинального потока выбранного светильника от требуемого:</w:t>
       </w:r>
     </w:p>
     <w:p>
@@ -14433,7 +14981,7 @@
               <w:rPr>
                 <w:rFonts w:ascii="Cambria Math" w:hAnsi="Cambria Math"/>
               </w:rPr>
-              <m:t xml:space="preserve">4 800 - 5 021</m:t>
+              <m:t xml:space="preserve">4 800 - 5 019</m:t>
             </m:r>
           </m:num>
           <m:den>
@@ -14444,7 +14992,7 @@
               <w:rPr>
                 <w:rFonts w:ascii="Cambria Math" w:hAnsi="Cambria Math"/>
               </w:rPr>
-              <m:t xml:space="preserve">5 021</m:t>
+              <m:t xml:space="preserve">5 019</m:t>
             </m:r>
           </m:den>
         </m:f>
@@ -14461,7 +15009,7 @@
     </w:p>
     <w:p>
       <w:r>
-        <w:t>Методические указания допускают отклонение потока от требуемого в пределах −10…+20 % [57], поэтому принятое число светильников обеспечивает нормируемую освещённость.</w:t>
+        <w:t>Методические указания допускают отклонение потока от требуемого в пределах −10…+20 % [59], поэтому принятое число светильников обеспечивает нормируемую освещённость.</w:t>
       </w:r>
     </w:p>
     <w:p>
@@ -14749,7 +15297,7 @@
               <w:jc w:val="right"/>
             </w:pPr>
             <w:r>
-              <w:t>(5.8)</w:t>
+              <w:t>(5.10)</w:t>
             </w:r>
           </w:p>
         </w:tc>
@@ -14848,7 +15396,7 @@
     </w:p>
     <w:p>
       <w:r>
-        <w:t>удельная мощность — 7,0 Вт/м². Освещённость 287 лк — наименьшая, к концу срока службы светильников: коэффициент запаса учитывает снижение их потока и загрязнение; новые панели дают около 430 лк. Отклонение расчётной освещённости от нормы 300 лк (−4,4 %) — в пределах допуска −10…+20 % [57], пульсация светодиодных панелей менее 1 % при норме не более 5 %, матовый рассеиватель ограничивает блёскость. Установленное общее освещение соответствует нормам, условия труда по световой среде — допустимые (класс 2).</w:t>
+        <w:t>удельная мощность — 7,0 Вт/м². Освещённость 287 лк — наименьшая, к концу срока службы светильников: коэффициент запаса учитывает снижение их потока и загрязнение; новые панели дают около 430 лк. Отклонение расчётной освещённости от нормы 300 лк (−4,4 %) — в пределах допуска −10…+20 % [59], пульсация светодиодных панелей менее 1 % при норме не более 5 %, матовый рассеиватель ограничивает блёскость. Установленное общее освещение соответствует нормам, условия труда по световой среде — допустимые (класс 2).</w:t>
       </w:r>
     </w:p>
     <w:p>
@@ -14861,7 +15409,7 @@
     </w:p>
     <w:p>
       <w:r>
-        <w:t>В разделе «Охрана труда и окружающей среды» проведена оценка условий труда специалиста, выполняющего исследование эффективности технологии Wi-Fi HaLow на ПЭВМ в офисном кабинете, по факторам микроклимата, световой среды, шума, тяжести и напряжённости трудового процесса. Выявлено:</w:t>
+        <w:t>В разделе «Охрана труда и окружающей среды» проведена оценка условий труда специалиста, выполняющего исследование эффективности технологии Wi-Fi HaLow на ПЭВМ в офисном кабинете, по факторам микроклимата, световой среды, шума, электромагнитного излучения стенда, тяжести и напряжённости трудового процесса. Выявлено:</w:t>
       </w:r>
     </w:p>
     <w:p>
@@ -14885,7 +15433,15 @@
         <w:t xml:space="preserve">– </w:t>
       </w:r>
       <w:r>
-        <w:t>эквивалентный уровень шума 44,5 дБА не превышает нормы 50 дБА; тяжесть и напряжённость трудового процесса — класс 2;</w:t>
+        <w:t>эквивалентный уровень шума 46,7 дБА не превышает нормы 50 дБА; тяжесть и напряжённость трудового процесса — класс 2;</w:t>
+      </w:r>
+    </w:p>
+    <w:p>
+      <w:r>
+        <w:t xml:space="preserve">– </w:t>
+      </w:r>
+      <w:r>
+        <w:t>энергетическая экспозиция от радиомодулей стенда за смену — 51,2 (мкВт/см²)·ч при норме 200 (мкВт/см²)·ч, даже если обе платы передают с наибольшей мощностью всю смену на расстоянии 0,5 м от оператора;</w:t>
       </w:r>
     </w:p>
     <w:p>

--- a/docs/ohrana_truda/Okhrana_truda_HaLow.docx
+++ b/docs/ohrana_truda/Okhrana_truda_HaLow.docx
@@ -4975,7 +4975,7 @@
     </w:p>
     <w:p>
       <w:r>
-        <w:t>Общее освещение создают 8 встраиваемых светодиодных панелей 595 × 595 мм мощностью 45 Вт со световым потоком 4 800 лм и коэффициентом пульсации менее 1 %; естественное освещение — боковое, через окно в левой стене. Расчёт в разделе 5.6 показывает, что к концу срока службы, с учётом коэффициента запаса, светильники создают на рабочей поверхности 287 лк: отклонение от нормы 300 лк составляет −4,4 % и находится в пределах допуска −10…+20 %, принятого при проектировании освещения [59]. Допуск относится именно к этой, расчётной освещённости. Новые светильники дают больше — около 430 лк: запас в 1,5 раза заложен на снижение их потока и загрязнение. Условия труда по световой среде приняты допустимыми (класс 2); при специальной оценке условий труда класс устанавливается по измеренной освещённости [52].</w:t>
+        <w:t>Общее освещение создают 8 встраиваемых светодиодных панелей 595 × 595 мм мощностью 45 Вт со световым потоком 4 800 лм и коэффициентом пульсации менее 1 %; естественное освещение — боковое, через окно в левой стене. Расчёт в разделе 5.6 показывает, что к концу срока службы, с учётом коэффициента запаса, светильники создают на рабочей поверхности 287 лк: отклонение от нормы 300 лк составляет −4,3 % и находится в пределах допуска −10…+20 %, принятого при проектировании освещения [59]. Допуск относится именно к этой, расчётной освещённости. Новые светильники дают больше — около 430 лк: запас в 1,5 раза заложен на снижение их потока и загрязнение. Условия труда по световой среде приняты допустимыми (класс 2); при специальной оценке условий труда класс устанавливается по измеренной освещённости [52].</w:t>
       </w:r>
     </w:p>
     <w:p>
@@ -4988,7 +4988,7 @@
     </w:p>
     <w:p>
       <w:r>
-        <w:t>Шум снижает внимание и работоспособность и повышает утомляемость. Для рабочих мест, где ведётся научная деятельность, конструирование и программирование, допустимый эквивалентный уровень звука за смену — 50 дБА [56]; допустимые уровни звукового давления в октавных полосах частот приведены в таблице 5.6. Спектр шума в кабинете не измерялся, поэтому шум оценивается по уровню звука в дБА.</w:t>
+        <w:t>Шум снижает внимание и работоспособность и повышает утомляемость. Гигиенический норматив для рабочих мест — эквивалентный уровень звука за смену 80 дБА [56] — один для всех видов работ. Для помещений офисов и кабинетов конструкторских, проектных и научно-исследовательских организаций свод правил по защите от шума устанавливает более строгие допустимые уровни: эквивалентный уровень звука 50 дБА, максимальный — 65 дБА, уровни звукового давления в октавных полосах частот — по таблице 5.6 [60]. Шум в кабинете оценивается по более строгому значению 50 дБА. Спектр шума в кабинете не измерялся, поэтому шум оценивается по уровню звука в дБА.</w:t>
       </w:r>
     </w:p>
     <w:p>
@@ -4997,7 +4997,7 @@
         <w:ind w:firstLine="0"/>
       </w:pPr>
       <w:r>
-        <w:t>Таблица 5.6 – Допустимые уровни звукового давления в октавных полосах частот, уровни звука на рабочих местах</w:t>
+        <w:t>Таблица 5.6 – Допустимые уровни звукового давления в октавных полосах частот, уровни звука в помещениях офисов и научно-исследовательских организаций</w:t>
       </w:r>
     </w:p>
     <w:tbl>
@@ -5014,16 +5014,17 @@
       </w:tblPr>
       <w:tblGrid>
         <w:gridCol w:w="2154"/>
-        <w:gridCol w:w="623"/>
-        <w:gridCol w:w="623"/>
-        <w:gridCol w:w="623"/>
-        <w:gridCol w:w="623"/>
-        <w:gridCol w:w="623"/>
-        <w:gridCol w:w="680"/>
-        <w:gridCol w:w="680"/>
-        <w:gridCol w:w="680"/>
-        <w:gridCol w:w="680"/>
-        <w:gridCol w:w="1360"/>
+        <w:gridCol w:w="510"/>
+        <w:gridCol w:w="510"/>
+        <w:gridCol w:w="510"/>
+        <w:gridCol w:w="510"/>
+        <w:gridCol w:w="510"/>
+        <w:gridCol w:w="566"/>
+        <w:gridCol w:w="566"/>
+        <w:gridCol w:w="566"/>
+        <w:gridCol w:w="566"/>
+        <w:gridCol w:w="1474"/>
+        <w:gridCol w:w="1474"/>
       </w:tblGrid>
       <w:tr>
         <w:trPr>
@@ -5047,13 +5048,13 @@
                 <w:b/>
                 <w:sz w:val="22"/>
               </w:rPr>
-              <w:t>Рабочие места</w:t>
-            </w:r>
-          </w:p>
-        </w:tc>
-        <w:tc>
-          <w:tcPr>
-            <w:tcW w:type="dxa" w:w="5840"/>
+              <w:t>Назначение помещений</w:t>
+            </w:r>
+          </w:p>
+        </w:tc>
+        <w:tc>
+          <w:tcPr>
+            <w:tcW w:type="dxa" w:w="4818"/>
             <w:gridSpan w:val="9"/>
             <w:vAlign w:val="center"/>
           </w:tcPr>
@@ -5074,7 +5075,7 @@
         </w:tc>
         <w:tc>
           <w:tcPr>
-            <w:tcW w:type="dxa" w:w="1361"/>
+            <w:tcW w:type="dxa" w:w="1474"/>
             <w:vMerge w:val="restart"/>
             <w:vAlign w:val="center"/>
           </w:tcPr>
@@ -5089,7 +5090,56 @@
                 <w:b/>
                 <w:sz w:val="22"/>
               </w:rPr>
-              <w:t>Уровни звука и эквивалентные уровни звука, дБА</w:t>
+              <w:t>Эквива-</w:t>
+            </w:r>
+          </w:p>
+          <w:p>
+            <w:pPr>
+              <w:pStyle w:val="TableText"/>
+              <w:keepNext/>
+              <w:jc w:val="center"/>
+            </w:pPr>
+            <w:r>
+              <w:rPr>
+                <w:b/>
+                <w:sz w:val="22"/>
+              </w:rPr>
+              <w:t>лентный уровень звука, дБА</w:t>
+            </w:r>
+          </w:p>
+        </w:tc>
+        <w:tc>
+          <w:tcPr>
+            <w:tcW w:type="dxa" w:w="1474"/>
+            <w:vMerge w:val="restart"/>
+            <w:vAlign w:val="center"/>
+          </w:tcPr>
+          <w:p>
+            <w:pPr>
+              <w:pStyle w:val="TableText"/>
+              <w:keepNext/>
+              <w:jc w:val="center"/>
+            </w:pPr>
+            <w:r>
+              <w:rPr>
+                <w:b/>
+                <w:sz w:val="22"/>
+              </w:rPr>
+              <w:t>Макси-</w:t>
+            </w:r>
+          </w:p>
+          <w:p>
+            <w:pPr>
+              <w:pStyle w:val="TableText"/>
+              <w:keepNext/>
+              <w:jc w:val="center"/>
+            </w:pPr>
+            <w:r>
+              <w:rPr>
+                <w:b/>
+                <w:sz w:val="22"/>
+              </w:rPr>
+              <w:t>мальный уровень звука, дБА</w:t>
             </w:r>
           </w:p>
         </w:tc>
@@ -5113,7 +5163,7 @@
         </w:tc>
         <w:tc>
           <w:tcPr>
-            <w:tcW w:type="dxa" w:w="624"/>
+            <w:tcW w:type="dxa" w:w="510"/>
             <w:vAlign w:val="center"/>
           </w:tcPr>
           <w:p>
@@ -5133,7 +5183,7 @@
         </w:tc>
         <w:tc>
           <w:tcPr>
-            <w:tcW w:type="dxa" w:w="624"/>
+            <w:tcW w:type="dxa" w:w="510"/>
             <w:vAlign w:val="center"/>
           </w:tcPr>
           <w:p>
@@ -5153,7 +5203,7 @@
         </w:tc>
         <w:tc>
           <w:tcPr>
-            <w:tcW w:type="dxa" w:w="624"/>
+            <w:tcW w:type="dxa" w:w="510"/>
             <w:vAlign w:val="center"/>
           </w:tcPr>
           <w:p>
@@ -5173,7 +5223,7 @@
         </w:tc>
         <w:tc>
           <w:tcPr>
-            <w:tcW w:type="dxa" w:w="624"/>
+            <w:tcW w:type="dxa" w:w="510"/>
             <w:vAlign w:val="center"/>
           </w:tcPr>
           <w:p>
@@ -5193,7 +5243,7 @@
         </w:tc>
         <w:tc>
           <w:tcPr>
-            <w:tcW w:type="dxa" w:w="624"/>
+            <w:tcW w:type="dxa" w:w="510"/>
             <w:vAlign w:val="center"/>
           </w:tcPr>
           <w:p>
@@ -5213,7 +5263,7 @@
         </w:tc>
         <w:tc>
           <w:tcPr>
-            <w:tcW w:type="dxa" w:w="680"/>
+            <w:tcW w:type="dxa" w:w="567"/>
             <w:vAlign w:val="center"/>
           </w:tcPr>
           <w:p>
@@ -5233,7 +5283,7 @@
         </w:tc>
         <w:tc>
           <w:tcPr>
-            <w:tcW w:type="dxa" w:w="680"/>
+            <w:tcW w:type="dxa" w:w="567"/>
             <w:vAlign w:val="center"/>
           </w:tcPr>
           <w:p>
@@ -5253,7 +5303,7 @@
         </w:tc>
         <w:tc>
           <w:tcPr>
-            <w:tcW w:type="dxa" w:w="680"/>
+            <w:tcW w:type="dxa" w:w="567"/>
             <w:vAlign w:val="center"/>
           </w:tcPr>
           <w:p>
@@ -5273,7 +5323,7 @@
         </w:tc>
         <w:tc>
           <w:tcPr>
-            <w:tcW w:type="dxa" w:w="680"/>
+            <w:tcW w:type="dxa" w:w="567"/>
             <w:vAlign w:val="center"/>
           </w:tcPr>
           <w:p>
@@ -5293,7 +5343,19 @@
         </w:tc>
         <w:tc>
           <w:tcPr>
-            <w:tcW w:type="dxa" w:w="1361"/>
+            <w:tcW w:type="dxa" w:w="1474"/>
+            <w:vMerge/>
+            <w:vAlign w:val="center"/>
+          </w:tcPr>
+          <w:p>
+            <w:pPr>
+              <w:keepNext/>
+            </w:pPr>
+          </w:p>
+        </w:tc>
+        <w:tc>
+          <w:tcPr>
+            <w:tcW w:type="dxa" w:w="1474"/>
             <w:vMerge/>
             <w:vAlign w:val="center"/>
           </w:tcPr>
@@ -5322,13 +5384,13 @@
               <w:rPr>
                 <w:sz w:val="22"/>
               </w:rPr>
-              <w:t>Научная деятельность, конструирование и проектирование, программирование</w:t>
-            </w:r>
-          </w:p>
-        </w:tc>
-        <w:tc>
-          <w:tcPr>
-            <w:tcW w:type="dxa" w:w="624"/>
+              <w:t>Помещения офисов, рабочие помещения и кабинеты административных зданий, конструкторских, проектных и научно-исследовательских организаций</w:t>
+            </w:r>
+          </w:p>
+        </w:tc>
+        <w:tc>
+          <w:tcPr>
+            <w:tcW w:type="dxa" w:w="510"/>
             <w:vAlign w:val="center"/>
           </w:tcPr>
           <w:p>
@@ -5346,7 +5408,7 @@
         </w:tc>
         <w:tc>
           <w:tcPr>
-            <w:tcW w:type="dxa" w:w="624"/>
+            <w:tcW w:type="dxa" w:w="510"/>
             <w:vAlign w:val="center"/>
           </w:tcPr>
           <w:p>
@@ -5364,7 +5426,7 @@
         </w:tc>
         <w:tc>
           <w:tcPr>
-            <w:tcW w:type="dxa" w:w="624"/>
+            <w:tcW w:type="dxa" w:w="510"/>
             <w:vAlign w:val="center"/>
           </w:tcPr>
           <w:p>
@@ -5382,7 +5444,7 @@
         </w:tc>
         <w:tc>
           <w:tcPr>
-            <w:tcW w:type="dxa" w:w="624"/>
+            <w:tcW w:type="dxa" w:w="510"/>
             <w:vAlign w:val="center"/>
           </w:tcPr>
           <w:p>
@@ -5400,7 +5462,7 @@
         </w:tc>
         <w:tc>
           <w:tcPr>
-            <w:tcW w:type="dxa" w:w="624"/>
+            <w:tcW w:type="dxa" w:w="510"/>
             <w:vAlign w:val="center"/>
           </w:tcPr>
           <w:p>
@@ -5418,7 +5480,7 @@
         </w:tc>
         <w:tc>
           <w:tcPr>
-            <w:tcW w:type="dxa" w:w="680"/>
+            <w:tcW w:type="dxa" w:w="567"/>
             <w:vAlign w:val="center"/>
           </w:tcPr>
           <w:p>
@@ -5436,7 +5498,7 @@
         </w:tc>
         <w:tc>
           <w:tcPr>
-            <w:tcW w:type="dxa" w:w="680"/>
+            <w:tcW w:type="dxa" w:w="567"/>
             <w:vAlign w:val="center"/>
           </w:tcPr>
           <w:p>
@@ -5454,7 +5516,7 @@
         </w:tc>
         <w:tc>
           <w:tcPr>
-            <w:tcW w:type="dxa" w:w="680"/>
+            <w:tcW w:type="dxa" w:w="567"/>
             <w:vAlign w:val="center"/>
           </w:tcPr>
           <w:p>
@@ -5472,7 +5534,7 @@
         </w:tc>
         <w:tc>
           <w:tcPr>
-            <w:tcW w:type="dxa" w:w="680"/>
+            <w:tcW w:type="dxa" w:w="567"/>
             <w:vAlign w:val="center"/>
           </w:tcPr>
           <w:p>
@@ -5490,7 +5552,7 @@
         </w:tc>
         <w:tc>
           <w:tcPr>
-            <w:tcW w:type="dxa" w:w="1361"/>
+            <w:tcW w:type="dxa" w:w="1474"/>
             <w:vAlign w:val="center"/>
           </w:tcPr>
           <w:p>
@@ -5503,6 +5565,24 @@
                 <w:sz w:val="22"/>
               </w:rPr>
               <w:t>50</w:t>
+            </w:r>
+          </w:p>
+        </w:tc>
+        <w:tc>
+          <w:tcPr>
+            <w:tcW w:type="dxa" w:w="1474"/>
+            <w:vAlign w:val="center"/>
+          </w:tcPr>
+          <w:p>
+            <w:pPr>
+              <w:pStyle w:val="TableText"/>
+              <w:jc w:val="center"/>
+            </w:pPr>
+            <w:r>
+              <w:rPr>
+                <w:sz w:val="22"/>
+              </w:rPr>
+              <w:t>65</w:t>
             </w:r>
           </w:p>
         </w:tc>
@@ -5515,7 +5595,7 @@
     </w:p>
     <w:p>
       <w:r>
-        <w:t>Источники шума в кабинете — системные блоки ПЭВМ (одновременно работают до 6), внутренний блок кондиционера и шредер, работающий кратковременно; разговоры сотрудников к производственному шуму не относятся. Уровни звука источников приняты по паспортным данным оборудования того же класса для самого шумного режима работы: системный блок офисного ПК — 19 дБА на месте оператора при записи на диск [60]; внутренний блок настенной сплит-системы холодопроизводительностью 5,3 кВт, рассчитанной на помещение около 50 м², — от 30 до 44 дБА в зависимости от скорости вентилятора, принято наибольшее значение 44 дБА [61]; шредер с уровнем секретности P-5 — 60 дБ [62]. Вклад источника в эквивалентный уровень за смену [63, 64]:</w:t>
+        <w:t>Источники шума в кабинете — системные блоки ПЭВМ (одновременно работают до 6), внутренний блок кондиционера и шредер, работающий кратковременно; разговоры сотрудников к производственному шуму не относятся. Уровни звука источников приняты по паспортным данным оборудования того же класса для самого шумного режима работы: системный блок офисного ПК — 19 дБА на месте оператора при записи на диск [61]; внутренний блок настенной сплит-системы холодопроизводительностью 5,3 кВт, рассчитанной на помещение около 50 м², — от 30 до 44 дБА в зависимости от скорости вентилятора, принято наибольшее значение 44 дБА [62]; шредер с уровнем секретности P-5 — 60 дБ [63]. Вклад источника в эквивалентный уровень за смену [64, 65]:</w:t>
       </w:r>
     </w:p>
     <w:tbl>
@@ -6432,7 +6512,7 @@
               <w:rPr>
                 <w:sz w:val="22"/>
               </w:rPr>
-              <w:t>43,2</w:t>
+              <w:t>43,3</w:t>
             </w:r>
           </w:p>
         </w:tc>
@@ -6489,7 +6569,7 @@
     </w:p>
     <w:p>
       <w:r>
-        <w:t>Эквивалентный уровень звука 46,7 дБА не превышает нормы 50 дБА; условия труда по шуму допустимые (класс 2), запас до нормы — 3,3 дБА.</w:t>
+        <w:t>Эквивалентный уровень звука 46,7 дБА не превышает допустимого уровня 50 дБА для офисов и научно-исследовательских организаций и тем более гигиенического норматива 80 дБА; условия труда по шуму допустимые (класс 2), запас до 50 дБА — 3,3 дБА.</w:t>
       </w:r>
     </w:p>
     <w:p>
@@ -6502,7 +6582,7 @@
     </w:p>
     <w:p>
       <w:r>
-        <w:t>Источники электромагнитных полей на рабочем месте — ПЭВМ и мониторы, которые питаются от сети 50 Гц, и радиомодули плат экспериментального стенда: при отладке программ платы передают данные по каналу Wi-Fi HaLow на частоте 867 МГц. Отдельных нормативов для рабочих мест с ПЭВМ действующий СанПиН 1.2.3685-21 не содержит; поля частотой 50 Гц в кабинете не измерялись. Излучение стенда оценивается расчётом.</w:t>
+        <w:t>Источники электромагнитных полей на рабочем месте — ПЭВМ и мониторы, которые питаются от сети 50 Гц, и радиомодули плат экспериментального стенда: при отладке программ платы передают данные по каналу Wi-Fi HaLow на частоте 867 МГц. Отдельных нормативов электромагнитных полей от ПЭВМ действующий СанПиН 1.2.3685-21 не содержит; поля частотой 50 Гц в кабинете не измерялись. Излучение стенда оценивается расчётом.</w:t>
       </w:r>
     </w:p>
     <w:p>
@@ -6969,7 +7049,7 @@
     </w:p>
     <w:p>
       <w:r>
-        <w:t>Тяжесть трудового процесса характеризует физическую нагрузку, напряжённость — нагрузку на центральную нервную систему, органы чувств и эмоциональную сферу [65]. Оценка тяжести приведена в таблице 5.8; итоговый класс равен наибольшему из классов по отдельным показателям.</w:t>
+        <w:t>Тяжесть трудового процесса характеризует физическую нагрузку, напряжённость — нагрузку на центральную нервную систему, органы чувств и эмоциональную сферу [66]. Оценка тяжести приведена в таблице 5.8; итоговый класс равен наибольшему из классов по отдельным показателям.</w:t>
       </w:r>
     </w:p>
     <w:p>
@@ -9200,7 +9280,7 @@
     </w:p>
     <w:p>
       <w:r>
-        <w:t>Из 23 показателей 3 выше класса 2, и это свойства самой исследовательской работы: содержание работы творческое — решения ищутся без готового алгоритма (класс 3.2); измеренные значения постоянно сопоставляются с расчётными и нормативными (класс 3.1); с экраном монитора работа идёт до 6 ч за смену (класс 3.1). По правилу Р 2.2.2006-05 напряжённость признаётся допустимой, если таких показателей не больше пяти, а остальные относятся к классам 1 и 2 [65]. Напряжённость трудового процесса — класс 2 (допустимый). Для снижения утомления через каждый час работы с ПЭВМ делаются перерывы 10–15 мин с упражнениями для глаз и разминкой.</w:t>
+        <w:t>Из 23 показателей 3 выше класса 2, и это свойства самой исследовательской работы: содержание работы творческое — решения ищутся без готового алгоритма (класс 3.2); измеренные значения постоянно сопоставляются с расчётными и нормативными (класс 3.1); с экраном монитора работа идёт до 6 ч за смену (класс 3.1). По правилу Р 2.2.2006-05 напряжённость признаётся допустимой, если таких показателей не больше пяти, а остальные относятся к классам 1 и 2 [66]. Напряжённость трудового процесса — класс 2 (допустимый). Для снижения утомления через каждый час работы с ПЭВМ делаются перерывы 10–15 мин с упражнениями для глаз и разминкой.</w:t>
       </w:r>
     </w:p>
     <w:p>
@@ -9880,7 +9960,7 @@
     </w:p>
     <w:p>
       <w:r>
-        <w:t>Конструкция рабочего места и взаимное расположение его элементов должны соответствовать антропометрическим, физиологическим и психологическим требованиям [66, 67]. Компоновка рабочего места специалиста показана на рисунке 5.2: верхний край экрана находится ниже уровня глаз, линия взгляда на центр экрана наклонена к горизонтали на 20°, руки при работе с клавиатурой согнуты в локтях под углом, близким к прямому, стопы стоят на полу.</w:t>
+        <w:t>Конструкция рабочего места и взаимное расположение его элементов должны соответствовать антропометрическим, физиологическим и психологическим требованиям [67, 68]. Компоновка рабочего места специалиста показана на рисунке 5.2: верхний край экрана находится ниже уровня глаз, линия взгляда на центр экрана наклонена к горизонтали на 20°, руки при работе с клавиатурой согнуты в локтях под углом, близким к прямому, стопы стоят на полу.</w:t>
       </w:r>
     </w:p>
     <w:p>
@@ -9935,7 +10015,7 @@
     </w:p>
     <w:p>
       <w:r>
-        <w:t>Органы управления и предметы труда размещаются в пределах зон досягаемости моторного поля [66], показанных на рисунке 5.3: в зоне А (оптимальной) находятся клавиатура и мышь, которыми пользуются постоянно, в зоне Б (лёгкой досягаемости) — документы, в зоне В (досягаемости вытянутой рукой) — редко используемые предметы. Монитор стоит за пределами зон досягаемости, на расстоянии наблюдения.</w:t>
+        <w:t>Органы управления и предметы труда размещаются в пределах зон досягаемости моторного поля [67], показанных на рисунке 5.3: в зоне А (оптимальной) находятся клавиатура и мышь, которыми пользуются постоянно, в зоне Б (лёгкой досягаемости) — документы, в зоне В (досягаемости вытянутой рукой) — редко используемые предметы. Монитор стоит за пределами зон досягаемости, на расстоянии наблюдения.</w:t>
       </w:r>
     </w:p>
     <w:p>
@@ -9990,7 +10070,7 @@
     </w:p>
     <w:p>
       <w:r>
-        <w:t>Параметры рабочего места и видеотерминала сопоставлены с нормативными в таблице 5.11 [67, 68, 69].</w:t>
+        <w:t>Параметры рабочего места и видеотерминала сопоставлены с нормативными в таблице 5.11 [68, 69, 70].</w:t>
       </w:r>
     </w:p>
     <w:p>
@@ -11122,12 +11202,12 @@
     </w:p>
     <w:p>
       <w:r>
-        <w:t>По опасности поражения электрическим током помещения делятся на помещения без повышенной опасности, с повышенной опасностью и особо опасные [70]. Относительная влажность воздуха в кабинете — 40–50 % (раздел 5.2.2), то есть не более 60 %, поэтому по ПУЭ помещение сухое; температура нормальная, токопроводящая пыль отсутствует, пол — ламинат — не проводит ток. Металлические радиаторы отопления, соединённые с землёй, закрыты декоративными экранами, поэтому одновременное прикосновение к радиатору и корпусу ПЭВМ исключено. Кабинет относится к помещениям без повышенной опасности.</w:t>
+        <w:t>По опасности поражения электрическим током помещения делятся на помещения без повышенной опасности, с повышенной опасностью и особо опасные [71]. Относительная влажность воздуха в кабинете — 40–50 % (раздел 5.2.2), то есть не более 60 %, поэтому по ПУЭ помещение сухое; температура нормальная, токопроводящая пыль отсутствует, пол — ламинат — не проводит ток. Металлические радиаторы отопления, соединённые с землёй, закрыты декоративными экранами, поэтому одновременное прикосновение к радиатору и корпусу ПЭВМ исключено. Кабинет относится к помещениям без повышенной опасности.</w:t>
       </w:r>
     </w:p>
     <w:p>
       <w:r>
-        <w:t>Предельно допустимые значения напряжения прикосновения и тока при нормальном режиме электроустановки переменного тока 50 Гц составляют 2 В и 0,3 мА, при аварийном режиме — зависят от продолжительности воздействия тока и приведены в таблице 5.12 [71].</w:t>
+        <w:t>Предельно допустимые значения напряжения прикосновения и тока при нормальном режиме электроустановки переменного тока 50 Гц составляют 2 В и 0,3 мА, при аварийном режиме — зависят от продолжительности воздействия тока и приведены в таблице 5.12 [72].</w:t>
       </w:r>
     </w:p>
     <w:p>
@@ -12046,7 +12126,7 @@
     </w:p>
     <w:p>
       <w:r>
-        <w:t>Для защиты от поражения током [72, 73]:</w:t>
+        <w:t>Для защиты от поражения током [73, 74]:</w:t>
       </w:r>
     </w:p>
     <w:p>
@@ -12101,7 +12181,7 @@
     </w:p>
     <w:p>
       <w:r>
-        <w:t>Кабинет предназначен для научно-исследовательской работы на ПЭВМ и расположен в офисном здании. Здания научных и проектно-конструкторских организаций, контор и офисов по классу функциональной пожарной опасности относятся к Ф4.3 [74]. Категории по взрывопожарной и пожарной опасности (А, Б, В1–В4, Г, Д) установлены только для помещений производственного и складского назначения: так их определяют статья 27 Технического регламента о требованиях пожарной безопасности [74] и пункт 1.1 СП 12.13130.2009, задающего методику их расчёта [75]. Кабинет — помещение офисного здания, к производственным и складским не относится, поэтому категория для него не определяется. Класс Ф4.3 определяет требования к зданию — к эвакуационным путям и выходам, системам оповещения и пожарной сигнализации [74]; при эксплуатации кабинета действуют Правила противопожарного режима [76], из которых следуют мероприятия:</w:t>
+        <w:t>Кабинет предназначен для научно-исследовательской работы на ПЭВМ и расположен в офисном здании. Здания научных и проектно-конструкторских организаций, контор и офисов по классу функциональной пожарной опасности относятся к Ф4.3 [75]. Категории по взрывопожарной и пожарной опасности (А, Б, В1–В4, Г, Д) установлены только для помещений производственного и складского назначения: так их определяют статья 27 Технического регламента о требованиях пожарной безопасности [75] и пункт 1.1 СП 12.13130.2009, задающего методику их расчёта [76]. Кабинет — помещение офисного здания, к производственным и складским не относится, поэтому категория для него не определяется. Класс Ф4.3 определяет требования к зданию — к эвакуационным путям и выходам, системам оповещения и пожарной сигнализации [75]; при эксплуатации кабинета действуют Правила противопожарного режима [77], из которых следуют мероприятия:</w:t>
       </w:r>
     </w:p>
     <w:p>
@@ -12109,7 +12189,7 @@
         <w:t xml:space="preserve">– </w:t>
       </w:r>
       <w:r>
-        <w:t>в верхнем правом углу прихожей, у выхода, установлен углекислотный огнетушитель ОУ-2, пригодный для тушения электрооборудования под напряжением до 1000 В; углекислотный огнетушитель не портит электронику [77];</w:t>
+        <w:t>в верхнем правом углу прихожей, у выхода, установлен углекислотный огнетушитель ОУ-2, пригодный для тушения электрооборудования под напряжением до 1000 В; углекислотный огнетушитель не портит электронику [78];</w:t>
       </w:r>
     </w:p>
     <w:p>
@@ -12141,7 +12221,7 @@
         <w:t xml:space="preserve">– </w:t>
       </w:r>
       <w:r>
-        <w:t>ширина выхода из помещения 0,9 м, полотно двери открывается внутрь и не перекрывает пути движения в прихожей; направление открывания дверей не нормируется для помещений с одновременным пребыванием не более 15 человек, кроме помещений категорий А и Б [78], а в кабинете одновременно находятся не более 6 человек.</w:t>
+        <w:t>ширина выхода из помещения 0,9 м, полотно двери открывается внутрь и не перекрывает пути движения в прихожей; направление открывания дверей не нормируется для помещений с одновременным пребыванием не более 15 человек, кроме помещений категорий А и Б [79], а в кабинете одновременно находятся не более 6 человек.</w:t>
       </w:r>
     </w:p>
     <w:p>
@@ -12647,7 +12727,7 @@
         <w:keepNext/>
       </w:pPr>
       <w:r>
-        <w:t>В кабинете установлены светильники — встраиваемые светодиодные панели 595 × 595 мм для потолка «Армстронг»: мощность 45 Вт, световой поток 4 800 лм, коэффициент пульсации менее 1 %, цветовая температура 4000 К, индекс цветопередачи не менее 80, матовый (опаловый) рассеиватель. Светильник с матовым рассеивателем светит по косинусному закону — тип кривой силы света Д [59]. Для косинусной кривой в таблице коэффициентов использования приведены два варианта, Д-1 и Д-2; принят Д-1: при нём коэффициент использования при любом индексе помещения меньше (при i = 1,25 — 58 % против 68 %), поэтому число светильников не занижается и расчёт идёт в запас. Коэффициент использования светового потока зависит от типа кривой силы света, индекса помещения и коэффициентов отражения; для светильников с типовыми кривыми он приведён в таблице 5.13 [59, 79].</w:t>
+        <w:t>В кабинете установлены светильники — встраиваемые светодиодные панели 595 × 595 мм для потолка «Армстронг»: мощность 45 Вт, световой поток 4 800 лм, коэффициент пульсации менее 1 %, цветовая температура 4000 К, индекс цветопередачи не менее 80, матовый (опаловый) рассеиватель. Светильник с матовым рассеивателем светит по косинусному закону — тип кривой силы света Д [59]. Для косинусной кривой в таблице коэффициентов использования приведены два варианта, Д-1 и Д-2; принят Д-1: при нём коэффициент использования при любом индексе помещения меньше (при i = 1,25 — 58 % против 68 %), поэтому число светильников не занижается и расчёт идёт в запас. Коэффициент использования светового потока зависит от типа кривой силы света, индекса помещения и коэффициентов отражения; для светильников с типовыми кривыми он приведён в таблице 5.13 [59, 80].</w:t>
       </w:r>
     </w:p>
     <w:p>
@@ -15396,7 +15476,7 @@
     </w:p>
     <w:p>
       <w:r>
-        <w:t>удельная мощность — 7,0 Вт/м². Освещённость 287 лк — наименьшая, к концу срока службы светильников: коэффициент запаса учитывает снижение их потока и загрязнение; новые панели дают около 430 лк. Отклонение расчётной освещённости от нормы 300 лк (−4,4 %) — в пределах допуска −10…+20 % [59], пульсация светодиодных панелей менее 1 % при норме не более 5 %, матовый рассеиватель ограничивает блёскость. Установленное общее освещение соответствует нормам, условия труда по световой среде — допустимые (класс 2).</w:t>
+        <w:t>удельная мощность — 7,0 Вт/м². Освещённость 287 лк — наименьшая, к концу срока службы светильников: коэффициент запаса учитывает снижение их потока и загрязнение; новые панели дают около 430 лк. Отклонение расчётной освещённости от нормы 300 лк (−4,3 %) — в пределах допуска −10…+20 % [59], пульсация светодиодных панелей менее 1 % при норме не более 5 %, матовый рассеиватель ограничивает блёскость. Установленное общее освещение соответствует нормам, условия труда по световой среде — допустимые (класс 2).</w:t>
       </w:r>
     </w:p>
     <w:p>
@@ -15425,7 +15505,7 @@
         <w:t xml:space="preserve">– </w:t>
       </w:r>
       <w:r>
-        <w:t>освещённость рабочих мест к концу срока службы светильников — 287 лк при норме 300 лк (−4,4 %, в пределах допуска −10…+20 %); новые светильники дают около 430 лк;</w:t>
+        <w:t>освещённость рабочих мест к концу срока службы светильников — 287 лк при норме 300 лк (−4,3 %, в пределах допуска −10…+20 %); новые светильники дают около 430 лк;</w:t>
       </w:r>
     </w:p>
     <w:p>
@@ -15459,7 +15539,7 @@
     </w:p>
     <w:p>
       <w:r>
-        <w:t>По индивидуальному заданию было предложено спроектировать и рассчитать общее искусственное освещение кабинета методом коэффициента использования светового потока. В результате расчёта были выбраны встраиваемые светодиодные панели мощностью 45 Вт со световым потоком 4 800 лм в количестве 8 шт.; они обеспечивают к концу срока службы освещённость 287 лк при норме 300 лк (−4,4 %, в пределах допуска −10…+20 %; новые — около 430 лк) и пульсацию менее 1 % при норме не более 5 %. Принятое число панелей совпадает с установленным в кабинете.</w:t>
+        <w:t>По индивидуальному заданию было предложено спроектировать и рассчитать общее искусственное освещение кабинета методом коэффициента использования светового потока. В результате расчёта были выбраны встраиваемые светодиодные панели мощностью 45 Вт со световым потоком 4 800 лм в количестве 8 шт.; они обеспечивают к концу срока службы освещённость 287 лк при норме 300 лк (−4,3 %, в пределах допуска −10…+20 %; новые — около 430 лк) и пульсацию менее 1 % при норме не более 5 %. Принятое число панелей совпадает с установленным в кабинете.</w:t>
       </w:r>
     </w:p>
     <w:sectPr>

--- a/docs/ohrana_truda/Okhrana_truda_HaLow.docx
+++ b/docs/ohrana_truda/Okhrana_truda_HaLow.docx
@@ -1735,7 +1735,7 @@
     </w:p>
     <w:p>
       <w:r>
-        <w:t>Температура воздуха принята по уставке кондиционера, относительная влажность — по показаниям бытового гигрометра. Скорость движения воздуха не измерялась и принята равной верхней границе оптимальной нормы — 0,1 м/с. Измерения поверенными приборами не проводились. Сравнение с нормой приведено в таблице 5.4.</w:t>
+        <w:t>Температура воздуха принята по уставке кондиционера, относительная влажность — по показаниям гигрометра, установленного в кабинете. Скорость движения воздуха не измерялась и принята равной верхней границе оптимальной нормы — 0,1 м/с. Измерения поверенными приборами не проводились. Сравнение с нормой приведено в таблице 5.4.</w:t>
       </w:r>
     </w:p>
     <w:p>
@@ -2790,7 +2790,7 @@
     </w:p>
     <w:p>
       <w:r>
-        <w:t>Работа с экраном монитора и документами относится к зрительным работам высокой точности: наименьший размер объекта различения — элементов знаков на экране — 0,3–0,5 мм, это разряд III (высота самих знаков — 1,1–5 мм, этот размер учитывается в оценке напряжённости, раздел 5.2.6); контраст объекта с фоном и фон средние, это подразряд «в». Для него нормируемая освещённость при общем освещении — 300 лк, при комбинированном — 750 лк, показатель ослеплённости — не более 40 [58, 59]. Для рабочих мест с ПЭВМ дополнительно ограничены коэффициент пульсации освещённости — не более 5 % — и освещённость экрана — не более 200 лк [56]. Нормы для зрительных работ разряда III приведены в таблице 5.5.</w:t>
+        <w:t>Работа с экраном монитора и документами относится к зрительным работам высокой точности: наименьший размер объекта различения — элементов знаков на экране — 0,3–0,5 мм, это разряд III (высота самих знаков — 1,1–5 мм, этот размер учитывается в оценке напряжённости, раздел 5.2.6); контраст объекта с фоном и фон средние, это подразряд «в». Для него нормируемая освещённость при общем освещении — 300 лк, при комбинированном — 750 лк, показатель ослеплённости — не более 40 [58, 59]. В помещениях с рабочими местами, оборудованными ПЭВМ, коэффициент пульсации освещённости не должен превышать 5 % [56]. Нормы для зрительных работ разряда III приведены в таблице 5.5.</w:t>
       </w:r>
     </w:p>
     <w:p>
@@ -4988,7 +4988,7 @@
     </w:p>
     <w:p>
       <w:r>
-        <w:t>Шум снижает внимание и работоспособность и повышает утомляемость. Гигиенический норматив для рабочих мест — эквивалентный уровень звука за смену 80 дБА [56] — один для всех видов работ. Для помещений офисов и кабинетов конструкторских, проектных и научно-исследовательских организаций свод правил по защите от шума устанавливает более строгие допустимые уровни: эквивалентный уровень звука 50 дБА, максимальный — 65 дБА, уровни звукового давления в октавных полосах частот — по таблице 5.6 [60]. Шум в кабинете оценивается по более строгому значению 50 дБА. Спектр шума в кабинете не измерялся, поэтому шум оценивается по уровню звука в дБА.</w:t>
+        <w:t>Шум снижает внимание и работоспособность и повышает утомляемость. Гигиенический норматив для рабочих мест — эквивалентный уровень звука за смену 80 дБА [56]; он один для всех видов работ и относится к шуму на рабочем месте, в том числе от собственного оборудования. Для помещений офисов и кабинетов конструкторских, проектных и научно-исследовательских организаций свод правил по защите от шума устанавливает более строгие допустимые уровни шума, проникающего из других помещений и извне: эквивалентный уровень звука 50 дБА, максимальный — 65 дБА, уровни звукового давления в октавных полосах частот — по таблице 5.6 [60]. Шум оборудования кабинета оценивается по нормативу 80 дБА и дополнительно сравнивается с более строгим значением 50 дБА. Спектр шума в кабинете не измерялся, поэтому шум оценивается по уровню звука в дБА.</w:t>
       </w:r>
     </w:p>
     <w:p>
@@ -4997,7 +4997,7 @@
         <w:ind w:firstLine="0"/>
       </w:pPr>
       <w:r>
-        <w:t>Таблица 5.6 – Допустимые уровни звукового давления в октавных полосах частот, уровни звука в помещениях офисов и научно-исследовательских организаций</w:t>
+        <w:t>Таблица 5.6 – Допустимые уровни проникающего шума в помещениях офисов и научно-исследовательских организаций</w:t>
       </w:r>
     </w:p>
     <w:tbl>
@@ -6569,7 +6569,7 @@
     </w:p>
     <w:p>
       <w:r>
-        <w:t>Эквивалентный уровень звука 46,7 дБА не превышает допустимого уровня 50 дБА для офисов и научно-исследовательских организаций и тем более гигиенического норматива 80 дБА; условия труда по шуму допустимые (класс 2), запас до 50 дБА — 3,3 дБА.</w:t>
+        <w:t>Эквивалентный уровень звука 46,7 дБА не превышает гигиенического норматива 80 дБА и укладывается даже в более строгий допустимый уровень 50 дБА для офисов (запас 3,3 дБА); условия труда по шуму допустимые (класс 2).</w:t>
       </w:r>
     </w:p>
     <w:p>
@@ -9628,7 +9628,7 @@
               <w:rPr>
                 <w:sz w:val="22"/>
               </w:rPr>
-              <w:t>не более 50 дБА</w:t>
+              <w:t>не более 80 дБА (для офисов — 50 дБА)</w:t>
             </w:r>
           </w:p>
         </w:tc>
@@ -12163,7 +12163,7 @@
     </w:p>
     <w:p>
       <w:r>
-        <w:t>Статическое электричество. Синтетическая обивка кресел способствует накоплению зарядов на теле человека; разряды неприятны и могут повредить электронику. Напряжённость электростатического поля на рабочем месте при воздействии в течение всей смены не должна превышать 20 кВ/м [56]. Электризацию ограничивают оптимальная влажность воздуха (40–50 %) и заземление корпусов ПЭВМ через розетки с заземляющим контактом.</w:t>
+        <w:t>Статическое электричество. Синтетическая обивка кресел способствует накоплению зарядов на теле человека; разряды неприятны и могут повредить электронику. Напряжённость электростатического поля на рабочем месте при воздействии в течение всей смены не должна превышать 20 кВ/м, а на поверхности полимерных материалов в общественных зданиях — 15 кВ/м при относительной влажности 30–60 % [56]. Электризацию ограничивают оптимальная влажность воздуха (40–50 %) и заземление корпусов ПЭВМ через розетки с заземляющим контактом.</w:t>
       </w:r>
     </w:p>
     <w:p>
@@ -12727,7 +12727,7 @@
         <w:keepNext/>
       </w:pPr>
       <w:r>
-        <w:t>В кабинете установлены светильники — встраиваемые светодиодные панели 595 × 595 мм для потолка «Армстронг»: мощность 45 Вт, световой поток 4 800 лм, коэффициент пульсации менее 1 %, цветовая температура 4000 К, индекс цветопередачи не менее 80, матовый (опаловый) рассеиватель. Светильник с матовым рассеивателем светит по косинусному закону — тип кривой силы света Д [59]. Для косинусной кривой в таблице коэффициентов использования приведены два варианта, Д-1 и Д-2; принят Д-1: при нём коэффициент использования при любом индексе помещения меньше (при i = 1,25 — 58 % против 68 %), поэтому число светильников не занижается и расчёт идёт в запас. Коэффициент использования светового потока зависит от типа кривой силы света, индекса помещения и коэффициентов отражения; для светильников с типовыми кривыми он приведён в таблице 5.13 [59, 80].</w:t>
+        <w:t>В кабинете установлены светильники — встраиваемые светодиодные панели 595 × 595 мм для потолка «Армстронг»: мощность 45 Вт, световой поток 4 800 лм, коэффициент пульсации менее 1 %, цветовая температура 4000 К, матовый (опаловый) рассеиватель. Светильник с матовым рассеивателем светит по косинусному закону — тип кривой силы света Д [59]. Для косинусной кривой в таблице коэффициентов использования приведены два варианта, Д-1 и Д-2; принят Д-1: при нём коэффициент использования при любом индексе помещения меньше (при i = 1,25 — 58 % против 68 %), поэтому число светильников не занижается и расчёт идёт в запас. Коэффициент использования светового потока зависит от типа кривой силы света, индекса помещения и коэффициентов отражения; для светильников с типовыми кривыми он приведён в таблице 5.13 [59, 80].</w:t>
       </w:r>
     </w:p>
     <w:p>
@@ -15476,7 +15476,7 @@
     </w:p>
     <w:p>
       <w:r>
-        <w:t>удельная мощность — 7,0 Вт/м². Освещённость 287 лк — наименьшая, к концу срока службы светильников: коэффициент запаса учитывает снижение их потока и загрязнение; новые панели дают около 430 лк. Отклонение расчётной освещённости от нормы 300 лк (−4,3 %) — в пределах допуска −10…+20 % [59], пульсация светодиодных панелей менее 1 % при норме не более 5 %, матовый рассеиватель ограничивает блёскость. Установленное общее освещение соответствует нормам, условия труда по световой среде — допустимые (класс 2).</w:t>
+        <w:t>удельная мощность — 7,0 Вт/м². Освещённость 287 лк — наименьшая, к концу срока службы светильников: коэффициент запаса учитывает снижение их потока и загрязнение; новые панели дают около 430 лк. Отклонение расчётной освещённости от нормы 300 лк (−4,3 %) — в пределах допуска −10…+20 % [59], пульсация светодиодных панелей менее 1 % при норме не более 5 %, матовый рассеиватель ограничивает блёскость. Установленное общее освещение соответствует нормам, условия труда по световой среде — допустимые (класс 2). При замене панелей выбираются светильники с индексом цветопередачи не менее 85, который установлен для общего искусственного освещения [56].</w:t>
       </w:r>
     </w:p>
     <w:p>
@@ -15513,7 +15513,7 @@
         <w:t xml:space="preserve">– </w:t>
       </w:r>
       <w:r>
-        <w:t>эквивалентный уровень шума 46,7 дБА не превышает нормы 50 дБА; тяжесть и напряжённость трудового процесса — класс 2;</w:t>
+        <w:t>эквивалентный уровень шума 46,7 дБА не превышает норматива 80 дБА и укладывается в более строгие 50 дБА для офисов; тяжесть и напряжённость трудового процесса — класс 2;</w:t>
       </w:r>
     </w:p>
     <w:p>

--- a/docs/ohrana_truda/Okhrana_truda_HaLow.docx
+++ b/docs/ohrana_truda/Okhrana_truda_HaLow.docx
@@ -1730,7 +1730,7 @@
     </w:p>
     <w:p>
       <w:r>
-        <w:t>Микроклимат характеризуется температурой, относительной влажностью и скоростью движения воздуха. Работа выполняется сидя, без систематических физических нагрузок. По ГОСТ 12.1.005-88 (приложение 1) работы, производимые сидя и сопровождающиеся незначительным физическим напряжением, с интенсивностью энергозатрат до 120 ккал/ч (139 Вт) относятся к категории Iа [55]. Оптимальные и допустимые значения показателей для этой категории установлены СанПиН 1.2.3685-21 [55, 56]. Источники тепла в помещении — люди, ПЭВМ, светильники и радиаторы отопления; температура поддерживается кондиционером.</w:t>
+        <w:t>Микроклимат характеризуется температурой, относительной влажностью и скоростью движения воздуха. Работа выполняется сидя, без систематических физических нагрузок. По ГОСТ 12.1.005-88 (приложение 1) работы, производимые сидя и сопровождающиеся незначительным физическим напряжением, с интенсивностью энергозатрат до 120 ккал/ч (139 Вт) относятся к категории Iа [55]. Оптимальные значения показателей для этой категории установлены ГОСТ 12.1.005-88 [55], допустимые — СанПиН 1.2.3685-21 [56]. Источники тепла в помещении — люди, ПЭВМ, светильники и радиаторы отопления; температура поддерживается кондиционером.</w:t>
       </w:r>
     </w:p>
     <w:p>

--- a/docs/ohrana_truda/Okhrana_truda_HaLow.docx
+++ b/docs/ohrana_truda/Okhrana_truda_HaLow.docx
@@ -15537,7 +15537,7 @@
       <w:pgMar w:top="1134" w:right="850" w:bottom="1417" w:left="1701" w:header="283" w:footer="283" w:gutter="0"/>
       <w:cols w:space="720"/>
       <w:docGrid w:linePitch="360"/>
-      <w:pgNumType w:start="74"/>
+      <w:pgNumType w:start="76"/>
     </w:sectPr>
   </w:body>
 </w:document>

--- a/docs/ohrana_truda/Okhrana_truda_HaLow.docx
+++ b/docs/ohrana_truda/Okhrana_truda_HaLow.docx
@@ -13,9 +13,11 @@
     <w:p>
       <w:pPr>
         <w:pStyle w:val="Heading2"/>
+        <w:ind w:firstLine="0"/>
+        <w:jc w:val="center"/>
       </w:pPr>
       <w:r>
-        <w:t>5.1 Введение</w:t>
+        <w:t>Введение</w:t>
       </w:r>
     </w:p>
     <w:p>
@@ -800,15 +802,16 @@
     </w:p>
     <w:p>
       <w:r>
-        <w:t>Площадь на одно рабочее место пользователя ПЭВМ с монитором на плоском дискретном экране должна составлять не менее 4,5 м² [51]. Фактическая площадь на одно рабочее место – 4,65 м², требование выполняется.</w:t>
+        <w:t>Площадь на одно рабочее место пользователя ПЭВМ с монитором на плоском дискретном экране должна составлять не менее 4,5 м² [1]. Фактическая площадь на одно рабочее место – 4,65 м², требование выполняется.</w:t>
       </w:r>
     </w:p>
     <w:p>
       <w:pPr>
         <w:pStyle w:val="Heading3"/>
+        <w:ind/>
       </w:pPr>
       <w:r>
-        <w:t>5.1.1 Характеристика производственного оборудования</w:t>
+        <w:t>Характеристика производственного оборудования</w:t>
       </w:r>
     </w:p>
     <w:p>
@@ -1065,15 +1068,16 @@
     </w:p>
     <w:p>
       <w:r>
-        <w:t>ПЭВМ питаются от однофазной сети переменного тока напряжением 220 В частотой 50 Гц. Системные блоки подключаются шнуром с заземляющей жилой к розеткам с заземляющим контактом: изделия, имеющие рабочую изоляцию и элемент для заземления, относятся к I классу защиты от поражения электрическим током [52]. Кроме ПЭВМ, в помещении находятся кондиционер сплит-системы, шредер, светильники общего освещения.</w:t>
+        <w:t>ПЭВМ питаются от однофазной сети переменного тока напряжением 220 В частотой 50 Гц. Системные блоки подключаются шнуром с заземляющей жилой к розеткам с заземляющим контактом: изделия, имеющие рабочую изоляцию и элемент для заземления, относятся к I классу защиты от поражения электрическим током [2]. Кроме ПЭВМ, в помещении находятся кондиционер сплит-системы, шредер, светильники общего освещения.</w:t>
       </w:r>
     </w:p>
     <w:p>
       <w:pPr>
         <w:pStyle w:val="Heading3"/>
+        <w:ind/>
       </w:pPr>
       <w:r>
-        <w:t>5.1.2 Характеристика производственного процесса</w:t>
+        <w:t>Характеристика производственного процесса</w:t>
       </w:r>
     </w:p>
     <w:p>
@@ -1091,12 +1095,12 @@
         <w:pStyle w:val="Heading2"/>
       </w:pPr>
       <w:r>
-        <w:t>5.2 Оценка условий труда</w:t>
+        <w:t>5.1 Оценка условий труда инженера</w:t>
       </w:r>
     </w:p>
     <w:p>
       <w:r>
-        <w:t>Условия труда оцениваются по Методике проведения специальной оценки условий труда, утверждённой приказом Минтруда России от 21.11.2023 № 817н [53]. Порядок оценки: выявляются вредные и опасные факторы и их источники, фактические значения факторов сравниваются с нормативными, по степени отклонения устанавливается класс условий труда по каждому фактору, затем – итоговый класс. При превышении нормативов предлагаются мероприятия по их устранению. Классы условий труда установлены Федеральным законом № 426-ФЗ [54]: 1 – оптимальные, 2 – допустимые, 3.1–3.4 – вредные, 4 – опасные.</w:t>
+        <w:t>Условия труда оцениваются по Методике проведения специальной оценки условий труда, утверждённой приказом Минтруда России от 21.11.2023 № 817н [3]. Порядок оценки: выявляются вредные и опасные факторы и их источники, фактические значения факторов сравниваются с нормативными, по степени отклонения устанавливается класс условий труда по каждому фактору, затем – итоговый класс. При превышении нормативов предлагаются мероприятия по их устранению. Классы условий труда установлены Федеральным законом № 426-ФЗ [4]: 1 – оптимальные, 2 – допустимые, 3.1–3.4 – вредные, 4 – опасные.</w:t>
       </w:r>
     </w:p>
     <w:p>
@@ -1104,12 +1108,12 @@
         <w:pStyle w:val="Heading3"/>
       </w:pPr>
       <w:r>
-        <w:t>5.2.1 Вредные и опасные производственные факторы</w:t>
+        <w:t>5.1.1 Вредные и опасные производственные факторы</w:t>
       </w:r>
     </w:p>
     <w:p>
       <w:r>
-        <w:t>Производственные факторы, которые могут воздействовать на специалиста [55], и их источники приведены в таблице 5.3.</w:t>
+        <w:t>Производственные факторы, которые могут воздействовать на специалиста [5], и их источники приведены в таблице 5.3.</w:t>
       </w:r>
     </w:p>
     <w:p>
@@ -1447,7 +1451,7 @@
               <w:rPr>
                 <w:sz w:val="22"/>
               </w:rPr>
-              <w:t>Оценивается расчётом по СанПиН 1.2.3685-21, раздел 5.2.5</w:t>
+              <w:t>Оценивается расчётом по СанПиН 1.2.3685-21, раздел 5.1.5</w:t>
             </w:r>
           </w:p>
         </w:tc>
@@ -1509,7 +1513,7 @@
               <w:rPr>
                 <w:sz w:val="22"/>
               </w:rPr>
-              <w:t>Оценивается по Р 2.2.2006-05</w:t>
+              <w:t>Раздел 5.1.6</w:t>
             </w:r>
           </w:p>
         </w:tc>
@@ -1571,7 +1575,7 @@
               <w:rPr>
                 <w:sz w:val="22"/>
               </w:rPr>
-              <w:t>Оценивается по Р 2.2.2006-05</w:t>
+              <w:t>Раздел 5.1.6</w:t>
             </w:r>
           </w:p>
         </w:tc>
@@ -1633,7 +1637,7 @@
               <w:rPr>
                 <w:sz w:val="22"/>
               </w:rPr>
-              <w:t>Раздел 5.4</w:t>
+              <w:t>Раздел 5.3</w:t>
             </w:r>
           </w:p>
         </w:tc>
@@ -1692,7 +1696,7 @@
               <w:rPr>
                 <w:sz w:val="22"/>
               </w:rPr>
-              <w:t>Раздел 5.5</w:t>
+              <w:t>Раздел 5.4</w:t>
             </w:r>
           </w:p>
         </w:tc>
@@ -1713,12 +1717,12 @@
         <w:pStyle w:val="Heading3"/>
       </w:pPr>
       <w:r>
-        <w:t>5.2.2 Микроклимат</w:t>
+        <w:t>5.1.2 Микроклимат</w:t>
       </w:r>
     </w:p>
     <w:p>
       <w:r>
-        <w:t>Микроклимат характеризуется температурой, относительной влажностью и скоростью движения воздуха. Работа выполняется сидя, без систематических физических нагрузок. По ГОСТ 12.1.005-88 (приложение 1) работы, производимые сидя и сопровождающиеся незначительным физическим напряжением, с интенсивностью энергозатрат до 120 ккал/ч (139 Вт) относятся к категории Iа [56]. Оптимальные значения показателей для этой категории установлены ГОСТ 12.1.005-88 [56], допустимые – СанПиН 1.2.3685-21 [57]. Источники тепла в помещении – люди, ПЭВМ, светильники и радиаторы отопления.</w:t>
+        <w:t>Микроклимат характеризуется температурой, относительной влажностью и скоростью движения воздуха. Работа выполняется сидя, без систематических физических нагрузок. По ГОСТ 12.1.005-88 работы, производимые сидя и сопровождающиеся незначительным физическим напряжением, с интенсивностью энергозатрат до 120 ккал/ч (139 Вт) относятся к категории Iа [6]. Оптимальные значения показателей для этой категории установлены ГОСТ 12.1.005-88 [6], допустимые – СанПиН 1.2.3685-21 [7]. Источники тепла в помещении – люди, ПЭВМ, светильники и радиаторы отопления.</w:t>
       </w:r>
     </w:p>
     <w:p>
@@ -2476,7 +2480,7 @@
         <w:keepNext/>
       </w:pPr>
       <w:r>
-        <w:t>Кондиционер сплит-системы не подаёт наружный воздух; воздухообмен обеспечивается естественной вентиляцией через открывающиеся створки окон. Необходимый расход наружного воздуха [58]:</w:t>
+        <w:t>Количество наружного воздуха, которое нужно подавать в кабинет, определяется по числу работающих [8]:</w:t>
       </w:r>
     </w:p>
     <w:tbl>
@@ -2614,7 +2618,7 @@
         </m:r>
       </m:oMath>
       <w:r>
-        <w:t xml:space="preserve"> – норма наружного воздуха на одного человека для офиса с естественным проветриванием, 40 м³/ч.</w:t>
+        <w:t xml:space="preserve"> – норма наружного воздуха на одного человека. Для кабинетов с открывающимися окнами СП 60.13330.2020 устанавливает 40 м³/ч [9].</w:t>
       </w:r>
     </w:p>
     <w:p>
@@ -2764,21 +2768,16 @@
       </m:oMath>
     </w:p>
     <w:p>
-      <w:r>
-        <w:t>Требуемая кратность воздухообмена 1,6 ч⁻¹ обеспечивается проветриванием через створки окон в регламентированные перерывы; норма 40 м³/ч установлена именно для помещений с естественным проветриванием [58].</w:t>
-      </w:r>
-    </w:p>
-    <w:p>
       <w:pPr>
         <w:pStyle w:val="Heading3"/>
       </w:pPr>
       <w:r>
-        <w:t>5.2.3 Световая среда</w:t>
+        <w:t>5.1.3 Световая среда</w:t>
       </w:r>
     </w:p>
     <w:p>
       <w:r>
-        <w:t>Работа с экраном монитора и документами относится к зрительным работам высокой точности: наименьший размер объекта различения – элементов знаков на экране – 0,3–0,5 мм, это разряд III (высота самих знаков – 1,1–5 мм, этот размер учитывается в оценке напряжённости, раздел 5.2.6); контраст объекта с фоном и фон средние, это подразряд «в». Для него нормируемая освещённость при общем освещении – 300 лк, при комбинированном – 750 лк, показатель ослеплённости – не более 40 [59, 60]. В помещениях с рабочими местами, оборудованными ПЭВМ, коэффициент пульсации освещённости не должен превышать 5 % [57]. Нормы для зрительных работ разряда III по СП 52.13330.2016 приведены в таблице 5.5 [59].</w:t>
+        <w:t>Работа с экраном монитора и документами относится к зрительным работам высокой точности: наименьший размер объекта различения – элементов знаков на экране – 0,3–0,5 мм, это разряд III; контраст объекта с фоном и фон средние, это подразряд «в». Для него нормируемая освещённость при общем освещении – 300 лк, при комбинированном – 750 лк, показатель ослеплённости – не более 40 [10, 11]. В помещениях с рабочими местами, оборудованными ПЭВМ, коэффициент пульсации освещённости не должен превышать 5 % [7]. Нормы для зрительных работ разряда III по СП 52.13330.2016 приведены в таблице 5.5 [10].</w:t>
       </w:r>
     </w:p>
     <w:p>
@@ -4963,7 +4962,7 @@
     </w:p>
     <w:p>
       <w:r>
-        <w:t>Общее освещение создают 8 встраиваемых светодиодных панелей 595 × 595 мм; по паспортным данным панели того же типа мощность одной панели – 48 Вт, световой поток – 4 800 лм, коэффициент пульсации – менее 1 % [61]; естественное освещение – боковое, через окно в левой стене. Расчёт в разделе 5.6 показывает, что к концу срока службы, с учётом коэффициента запаса, светильники создают на рабочей поверхности 287 лк: отклонение от нормы 300 лк составляет −4,3 % и находится в пределах допуска −10…+20 %, принятого при проектировании освещения [60]. Допуск относится именно к этой, расчётной освещённости. Новые светильники дают больше – около 430 лк: запас в 1,5 раза заложен на снижение их потока и загрязнение. Условия труда по световой среде приняты допустимыми (класс 2); при специальной оценке условий труда класс устанавливается по измеренной освещённости [53].</w:t>
+        <w:t>Общее освещение создают 9 встраиваемых светодиодных панелей 595 × 595 мм; по паспортным данным панели того же типа мощность одной панели – 48 Вт, световой поток – 4 800 лм, коэффициент пульсации – менее 1 % [12]; естественное освещение – боковое, через окно в левой стене. Расчёт в разделе 5.5 показывает, что к концу срока службы, с учётом коэффициента запаса, эти светильники создают на рабочей поверхности 323 лк при норме 300 лк. Новые светильники дают больше – около 480 лк: запас в 1,5 раза заложен на снижение их потока и загрязнение. Условия труда по световой среде приняты допустимыми (класс 2); при специальной оценке условий труда класс устанавливается по измеренной освещённости [3].</w:t>
       </w:r>
     </w:p>
     <w:p>
@@ -4971,12 +4970,12 @@
         <w:pStyle w:val="Heading3"/>
       </w:pPr>
       <w:r>
-        <w:t>5.2.4 Шум</w:t>
+        <w:t>5.1.4 Шум</w:t>
       </w:r>
     </w:p>
     <w:p>
       <w:r>
-        <w:t>Шум снижает внимание и работоспособность и повышает утомляемость. Гигиенический норматив для рабочих мест – эквивалентный уровень звука за смену 80 дБА [57]; он один для всех видов работ и относится к шуму на рабочем месте, в том числе от собственного оборудования. Для помещений офисов и кабинетов конструкторских, проектных и научно-исследовательских организаций свод правил по защите от шума устанавливает более строгие допустимые уровни шума, проникающего из других помещений и извне: эквивалентный уровень звука 50 дБА, максимальный – 65 дБА, уровни звукового давления в октавных полосах частот – по таблице 5.6 [62]. Шум оборудования кабинета оценивается по нормативу 80 дБА и дополнительно сравнивается с более строгим значением 50 дБА. Спектр шума в кабинете не измерялся, поэтому шум оценивается по уровню звука в дБА.</w:t>
+        <w:t>Шум снижает внимание и работоспособность и повышает утомляемость. Гигиенический норматив для рабочих мест – эквивалентный уровень звука за смену 80 дБА [7]; он один для всех видов работ и относится к шуму на рабочем месте, в том числе от собственного оборудования. Для помещений офисов и кабинетов конструкторских, проектных и научно-исследовательских организаций свод правил по защите от шума устанавливает более строгие допустимые уровни шума, проникающего из других помещений и извне: эквивалентный уровень звука 50 дБА, максимальный – 65 дБА, уровни звукового давления в октавных полосах частот – по таблице 5.6 [13]. Шум оборудования кабинета оценивается по нормативу 80 дБА и дополнительно сравнивается с более строгим значением 50 дБА. Спектр шума в кабинете не измерялся, поэтому шум оценивается по уровню звука в дБА.</w:t>
       </w:r>
     </w:p>
     <w:p>
@@ -5583,7 +5582,7 @@
     </w:p>
     <w:p>
       <w:r>
-        <w:t>Источники шума в кабинете – системные блоки ПЭВМ (одновременно работают до 6), внутренний блок кондиционера и шредер, работающий кратковременно; разговоры сотрудников к производственному шуму не относятся. Уровни звука источников приняты по паспортным данным оборудования того же класса для самого шумного режима работы: системный блок офисного ПК – 19 дБА на месте оператора в наиболее шумном из указанных в паспорте режимов [63]; внутренний блок настенной сплит-системы холодопроизводительностью 5,3 кВт, рассчитанной на помещение около 50 м², – от 30 до 44 дБА в зависимости от скорости вентилятора, принято наибольшее значение 44 дБА [64]; шредер с уровнем секретности P-5 – 60 дБ [65]. Вклад источника в эквивалентный уровень за смену [66, 67]:</w:t>
+        <w:t>Источники шума в кабинете – системные блоки ПЭВМ (одновременно работают до 6), внутренний блок кондиционера и шредер, работающий кратковременно; разговоры сотрудников к производственному шуму не относятся. Уровни звука источников приняты по паспортным данным оборудования того же класса для самого шумного режима работы: системный блок офисного ПК – 19 дБА на месте оператора в наиболее шумном из указанных в паспорте режимов [14]; внутренний блок настенной сплит-системы холодопроизводительностью 5,3 кВт, рассчитанной на помещение около 50 м², – от 30 до 44 дБА в зависимости от скорости вентилятора, принято наибольшее значение 44 дБА [15]; шредер с уровнем секретности P-5 – 60 дБ [16]. Вклад источника в эквивалентный уровень за смену [17, 18]:</w:t>
       </w:r>
     </w:p>
     <w:tbl>
@@ -6565,7 +6564,7 @@
         <w:pStyle w:val="Heading3"/>
       </w:pPr>
       <w:r>
-        <w:t>5.2.5 Электромагнитные поля</w:t>
+        <w:t>5.1.5 Электромагнитные поля</w:t>
       </w:r>
     </w:p>
     <w:p>
@@ -6578,7 +6577,7 @@
         <w:keepNext/>
       </w:pPr>
       <w:r>
-        <w:t>Наибольшая мощность передатчика модуля TX-AH стенда – +20 дБм, то есть 100 мВт [17]. В опытах мощность стенда ограничена 14 дБм: в полосе 866–868 МГц решения ГКРЧ допускают эффективную излучаемую мощность не более 25 мВт [15, 23], поэтому расчёт по 20 дБм идёт в запас. Усиление штатных антенн – 0 дБи. На расстоянии больше длины волны (0,35 м) плотность потока энергии от одновременно передающих плат:</w:t>
+        <w:t>Наибольшая мощность передатчика модуля TX-AH стенда – +20 дБм, то есть 100 мВт [19]. В опытах мощность стенда ограничена 14 дБм: в полосе 866–868 МГц решения ГКРЧ допускают эффективную излучаемую мощность не более 25 мВт [20, 21], поэтому расчёт по 20 дБм идёт в запас. Усиление штатных антенн – 0 дБи. На расстоянии больше длины волны (0,35 м) плотность потока энергии от одновременно передающих плат:</w:t>
       </w:r>
     </w:p>
     <w:tbl>
@@ -6877,7 +6876,7 @@
         <w:keepNext/>
       </w:pPr>
       <w:r>
-        <w:t>Энергетическая экспозиция за смену при непрерывной передаче [57]:</w:t>
+        <w:t>Энергетическая экспозиция за смену при непрерывной передаче [7]:</w:t>
       </w:r>
     </w:p>
     <w:tbl>
@@ -7024,7 +7023,7 @@
     </w:p>
     <w:p>
       <w:r>
-        <w:t>Для диапазона 300 МГц – 300 ГГц энергетическая экспозиция за смену должна быть не более 200 (мкВт/см²)·ч, плотность потока энергии – не более 1000 мкВт/см² [57]. Даже если обе платы передают с наибольшей мощностью всю смену, экспозиция в 3,9 раза ниже нормы; по экспозиции норма выполняется уже на расстоянии 0,25 м от антенн. Платы стенда размещаются на столе не ближе 0,5 м от оператора (рисунок 5.3). Уровень фактора не превышает предельно допустимого, поэтому по Методике СОУТ условия труда по излучению стенда – класс 2 (допустимый) [53].</w:t>
+        <w:t>Для диапазона 300 МГц – 300 ГГц энергетическая экспозиция за смену должна быть не более 200 (мкВт/см²)·ч, плотность потока энергии – не более 1000 мкВт/см² [7]. Даже если обе платы передают с наибольшей мощностью всю смену, экспозиция в 3,9 раза ниже нормы; по экспозиции норма выполняется уже на расстоянии 0,25 м от антенн. Платы стенда размещаются на столе не ближе 0,5 м от оператора (рисунок 5.3). Уровень фактора не превышает предельно допустимого, поэтому по Методике СОУТ условия труда по излучению стенда – класс 2 (допустимый) [3].</w:t>
       </w:r>
     </w:p>
     <w:p>
@@ -7032,12 +7031,12 @@
         <w:pStyle w:val="Heading3"/>
       </w:pPr>
       <w:r>
-        <w:t>5.2.6 Тяжесть и напряжённость трудового процесса</w:t>
+        <w:t>5.1.6 Тяжесть и напряжённость трудового процесса</w:t>
       </w:r>
     </w:p>
     <w:p>
       <w:r>
-        <w:t>Тяжесть трудового процесса характеризует физическую нагрузку, напряжённость – нагрузку на центральную нервную систему, органы чувств и эмоциональную сферу [68]. Оценка тяжести приведена в таблице 5.8; итоговый класс равен наибольшему из классов по отдельным показателям.</w:t>
+        <w:t>Тяжесть трудового процесса характеризует физическую нагрузку, напряжённость – нагрузку на центральную нервную систему, органы чувств и эмоциональную сферу; оба фактора оцениваются по показателям Методики СОУТ [3]. Оценка тяжести приведена в таблице 5.8; итоговый класс равен наибольшему из классов по отдельным показателям.</w:t>
       </w:r>
     </w:p>
     <w:p>
@@ -7618,7 +7617,7 @@
     </w:p>
     <w:p>
       <w:r>
-        <w:t>Напряжённость оценивается по 23 показателям; результаты приведены в таблице 5.9.</w:t>
+        <w:t>Оценка напряжённости по показателям сенсорных нагрузок и монотонности нагрузок приведена в таблице 5.9.</w:t>
       </w:r>
     </w:p>
     <w:p>
@@ -7643,9 +7642,9 @@
         </w:tblCellMar>
       </w:tblPr>
       <w:tblGrid>
-        <w:gridCol w:w="4081"/>
-        <w:gridCol w:w="4422"/>
-        <w:gridCol w:w="850"/>
+        <w:gridCol w:w="3514"/>
+        <w:gridCol w:w="3968"/>
+        <w:gridCol w:w="1870"/>
       </w:tblGrid>
       <w:tr>
         <w:trPr>
@@ -7654,12 +7653,13 @@
         </w:trPr>
         <w:tc>
           <w:tcPr>
-            <w:tcW w:type="dxa" w:w="4082"/>
-            <w:vAlign w:val="center"/>
-          </w:tcPr>
-          <w:p>
-            <w:pPr>
-              <w:pStyle w:val="TableText"/>
+            <w:tcW w:type="dxa" w:w="3515"/>
+            <w:vAlign w:val="center"/>
+          </w:tcPr>
+          <w:p>
+            <w:pPr>
+              <w:pStyle w:val="TableText"/>
+              <w:keepNext/>
               <w:jc w:val="center"/>
             </w:pPr>
             <w:r>
@@ -7667,18 +7667,19 @@
                 <w:b/>
                 <w:sz w:val="22"/>
               </w:rPr>
-              <w:t>Показатель напряжённости</w:t>
-            </w:r>
-          </w:p>
-        </w:tc>
-        <w:tc>
-          <w:tcPr>
-            <w:tcW w:type="dxa" w:w="4422"/>
-            <w:vAlign w:val="center"/>
-          </w:tcPr>
-          <w:p>
-            <w:pPr>
-              <w:pStyle w:val="TableText"/>
+              <w:t>Показатель</w:t>
+            </w:r>
+          </w:p>
+        </w:tc>
+        <w:tc>
+          <w:tcPr>
+            <w:tcW w:type="dxa" w:w="3969"/>
+            <w:vAlign w:val="center"/>
+          </w:tcPr>
+          <w:p>
+            <w:pPr>
+              <w:pStyle w:val="TableText"/>
+              <w:keepNext/>
               <w:jc w:val="center"/>
             </w:pPr>
             <w:r>
@@ -7686,18 +7687,19 @@
                 <w:b/>
                 <w:sz w:val="22"/>
               </w:rPr>
-              <w:t>Характеристика работы специалиста</w:t>
-            </w:r>
-          </w:p>
-        </w:tc>
-        <w:tc>
-          <w:tcPr>
-            <w:tcW w:type="dxa" w:w="850"/>
-            <w:vAlign w:val="center"/>
-          </w:tcPr>
-          <w:p>
-            <w:pPr>
-              <w:pStyle w:val="TableText"/>
+              <w:t>Фактическое значение</w:t>
+            </w:r>
+          </w:p>
+        </w:tc>
+        <w:tc>
+          <w:tcPr>
+            <w:tcW w:type="dxa" w:w="1871"/>
+            <w:vAlign w:val="center"/>
+          </w:tcPr>
+          <w:p>
+            <w:pPr>
+              <w:pStyle w:val="TableText"/>
+              <w:keepNext/>
               <w:jc w:val="center"/>
             </w:pPr>
             <w:r>
@@ -7705,7 +7707,7 @@
                 <w:b/>
                 <w:sz w:val="22"/>
               </w:rPr>
-              <w:t>Класс</w:t>
+              <w:t>Класс условий труда</w:t>
             </w:r>
           </w:p>
         </w:tc>
@@ -7716,21 +7718,58 @@
         </w:trPr>
         <w:tc>
           <w:tcPr>
-            <w:tcW w:type="dxa" w:w="9354"/>
-            <w:gridSpan w:val="3"/>
-            <w:vAlign w:val="center"/>
-          </w:tcPr>
-          <w:p>
-            <w:pPr>
-              <w:pStyle w:val="TableText"/>
+            <w:tcW w:type="dxa" w:w="3515"/>
+            <w:vAlign w:val="center"/>
+          </w:tcPr>
+          <w:p>
+            <w:pPr>
+              <w:pStyle w:val="TableText"/>
+              <w:keepNext/>
               <w:jc w:val="left"/>
             </w:pPr>
             <w:r>
               <w:rPr>
-                <w:b/>
-                <w:sz w:val="20"/>
-              </w:rPr>
-              <w:t>1. Интеллектуальные нагрузки</w:t>
+                <w:sz w:val="22"/>
+              </w:rPr>
+              <w:t>Плотность сигналов и сообщений в среднем за 1 ч, ед.</w:t>
+            </w:r>
+          </w:p>
+        </w:tc>
+        <w:tc>
+          <w:tcPr>
+            <w:tcW w:type="dxa" w:w="3969"/>
+            <w:vAlign w:val="center"/>
+          </w:tcPr>
+          <w:p>
+            <w:pPr>
+              <w:pStyle w:val="TableText"/>
+              <w:keepNext/>
+              <w:jc w:val="left"/>
+            </w:pPr>
+            <w:r>
+              <w:rPr>
+                <w:sz w:val="22"/>
+              </w:rPr>
+              <w:t>15–20 (сообщения, результаты расчётов и измерений)</w:t>
+            </w:r>
+          </w:p>
+        </w:tc>
+        <w:tc>
+          <w:tcPr>
+            <w:tcW w:type="dxa" w:w="1871"/>
+            <w:vAlign w:val="center"/>
+          </w:tcPr>
+          <w:p>
+            <w:pPr>
+              <w:pStyle w:val="TableText"/>
+              <w:keepNext/>
+              <w:jc w:val="center"/>
+            </w:pPr>
+            <w:r>
+              <w:rPr>
+                <w:sz w:val="22"/>
+              </w:rPr>
+              <w:t>1 (до 75)</w:t>
             </w:r>
           </w:p>
         </w:tc>
@@ -7741,55 +7780,58 @@
         </w:trPr>
         <w:tc>
           <w:tcPr>
-            <w:tcW w:type="dxa" w:w="4082"/>
-            <w:vAlign w:val="center"/>
-          </w:tcPr>
-          <w:p>
-            <w:pPr>
-              <w:pStyle w:val="TableText"/>
+            <w:tcW w:type="dxa" w:w="3515"/>
+            <w:vAlign w:val="center"/>
+          </w:tcPr>
+          <w:p>
+            <w:pPr>
+              <w:pStyle w:val="TableText"/>
+              <w:keepNext/>
               <w:jc w:val="left"/>
             </w:pPr>
             <w:r>
               <w:rPr>
-                <w:sz w:val="20"/>
-              </w:rPr>
-              <w:t>1.1. Содержание работы</w:t>
-            </w:r>
-          </w:p>
-        </w:tc>
-        <w:tc>
-          <w:tcPr>
-            <w:tcW w:type="dxa" w:w="4422"/>
-            <w:vAlign w:val="center"/>
-          </w:tcPr>
-          <w:p>
-            <w:pPr>
-              <w:pStyle w:val="TableText"/>
+                <w:sz w:val="22"/>
+              </w:rPr>
+              <w:t>Число производственных объектов одновременного наблюдения, ед.</w:t>
+            </w:r>
+          </w:p>
+        </w:tc>
+        <w:tc>
+          <w:tcPr>
+            <w:tcW w:type="dxa" w:w="3969"/>
+            <w:vAlign w:val="center"/>
+          </w:tcPr>
+          <w:p>
+            <w:pPr>
+              <w:pStyle w:val="TableText"/>
+              <w:keepNext/>
               <w:jc w:val="left"/>
             </w:pPr>
             <w:r>
               <w:rPr>
-                <w:sz w:val="20"/>
-              </w:rPr>
-              <w:t>Эвристическая (творческая) деятельность: разработка программ, анализ результатов измерений</w:t>
-            </w:r>
-          </w:p>
-        </w:tc>
-        <w:tc>
-          <w:tcPr>
-            <w:tcW w:type="dxa" w:w="850"/>
-            <w:vAlign w:val="center"/>
-          </w:tcPr>
-          <w:p>
-            <w:pPr>
-              <w:pStyle w:val="TableText"/>
-              <w:jc w:val="center"/>
-            </w:pPr>
-            <w:r>
-              <w:rPr>
-                <w:sz w:val="20"/>
-              </w:rPr>
-              <w:t>3.2</w:t>
+                <w:sz w:val="22"/>
+              </w:rPr>
+              <w:t>до 4 (редактор программ, консоль, окна графиков, журнал измерений)</w:t>
+            </w:r>
+          </w:p>
+        </w:tc>
+        <w:tc>
+          <w:tcPr>
+            <w:tcW w:type="dxa" w:w="1871"/>
+            <w:vAlign w:val="center"/>
+          </w:tcPr>
+          <w:p>
+            <w:pPr>
+              <w:pStyle w:val="TableText"/>
+              <w:keepNext/>
+              <w:jc w:val="center"/>
+            </w:pPr>
+            <w:r>
+              <w:rPr>
+                <w:sz w:val="22"/>
+              </w:rPr>
+              <w:t>1 (до 5)</w:t>
             </w:r>
           </w:p>
         </w:tc>
@@ -7800,55 +7842,58 @@
         </w:trPr>
         <w:tc>
           <w:tcPr>
-            <w:tcW w:type="dxa" w:w="4082"/>
-            <w:vAlign w:val="center"/>
-          </w:tcPr>
-          <w:p>
-            <w:pPr>
-              <w:pStyle w:val="TableText"/>
+            <w:tcW w:type="dxa" w:w="3515"/>
+            <w:vAlign w:val="center"/>
+          </w:tcPr>
+          <w:p>
+            <w:pPr>
+              <w:pStyle w:val="TableText"/>
+              <w:keepNext/>
               <w:jc w:val="left"/>
             </w:pPr>
             <w:r>
               <w:rPr>
-                <w:sz w:val="20"/>
-              </w:rPr>
-              <w:t>1.2. Восприятие сигналов (информации) и их оценка</w:t>
-            </w:r>
-          </w:p>
-        </w:tc>
-        <w:tc>
-          <w:tcPr>
-            <w:tcW w:type="dxa" w:w="4422"/>
-            <w:vAlign w:val="center"/>
-          </w:tcPr>
-          <w:p>
-            <w:pPr>
-              <w:pStyle w:val="TableText"/>
+                <w:sz w:val="22"/>
+              </w:rPr>
+              <w:t>Работа с оптическими приборами, % времени смены</w:t>
+            </w:r>
+          </w:p>
+        </w:tc>
+        <w:tc>
+          <w:tcPr>
+            <w:tcW w:type="dxa" w:w="3969"/>
+            <w:vAlign w:val="center"/>
+          </w:tcPr>
+          <w:p>
+            <w:pPr>
+              <w:pStyle w:val="TableText"/>
+              <w:keepNext/>
               <w:jc w:val="left"/>
             </w:pPr>
             <w:r>
               <w:rPr>
-                <w:sz w:val="20"/>
-              </w:rPr>
-              <w:t>Сопоставление измеренных значений параметров канала с расчётными</w:t>
-            </w:r>
-          </w:p>
-        </w:tc>
-        <w:tc>
-          <w:tcPr>
-            <w:tcW w:type="dxa" w:w="850"/>
-            <w:vAlign w:val="center"/>
-          </w:tcPr>
-          <w:p>
-            <w:pPr>
-              <w:pStyle w:val="TableText"/>
-              <w:jc w:val="center"/>
-            </w:pPr>
-            <w:r>
-              <w:rPr>
-                <w:sz w:val="20"/>
-              </w:rPr>
-              <w:t>3.1</w:t>
+                <w:sz w:val="22"/>
+              </w:rPr>
+              <w:t>не выполняется</w:t>
+            </w:r>
+          </w:p>
+        </w:tc>
+        <w:tc>
+          <w:tcPr>
+            <w:tcW w:type="dxa" w:w="1871"/>
+            <w:vAlign w:val="center"/>
+          </w:tcPr>
+          <w:p>
+            <w:pPr>
+              <w:pStyle w:val="TableText"/>
+              <w:keepNext/>
+              <w:jc w:val="center"/>
+            </w:pPr>
+            <w:r>
+              <w:rPr>
+                <w:sz w:val="22"/>
+              </w:rPr>
+              <w:t>1</w:t>
             </w:r>
           </w:p>
         </w:tc>
@@ -7859,55 +7904,58 @@
         </w:trPr>
         <w:tc>
           <w:tcPr>
-            <w:tcW w:type="dxa" w:w="4082"/>
-            <w:vAlign w:val="center"/>
-          </w:tcPr>
-          <w:p>
-            <w:pPr>
-              <w:pStyle w:val="TableText"/>
+            <w:tcW w:type="dxa" w:w="3515"/>
+            <w:vAlign w:val="center"/>
+          </w:tcPr>
+          <w:p>
+            <w:pPr>
+              <w:pStyle w:val="TableText"/>
+              <w:keepNext/>
               <w:jc w:val="left"/>
             </w:pPr>
             <w:r>
               <w:rPr>
-                <w:sz w:val="20"/>
-              </w:rPr>
-              <w:t>1.3. Распределение функций по степени сложности задания</w:t>
-            </w:r>
-          </w:p>
-        </w:tc>
-        <w:tc>
-          <w:tcPr>
-            <w:tcW w:type="dxa" w:w="4422"/>
-            <w:vAlign w:val="center"/>
-          </w:tcPr>
-          <w:p>
-            <w:pPr>
-              <w:pStyle w:val="TableText"/>
+                <w:sz w:val="22"/>
+              </w:rPr>
+              <w:t>Нагрузка на голосовой аппарат, ч в неделю</w:t>
+            </w:r>
+          </w:p>
+        </w:tc>
+        <w:tc>
+          <w:tcPr>
+            <w:tcW w:type="dxa" w:w="3969"/>
+            <w:vAlign w:val="center"/>
+          </w:tcPr>
+          <w:p>
+            <w:pPr>
+              <w:pStyle w:val="TableText"/>
+              <w:keepNext/>
               <w:jc w:val="left"/>
             </w:pPr>
             <w:r>
               <w:rPr>
-                <w:sz w:val="20"/>
-              </w:rPr>
-              <w:t>Обработка, выполнение задания и его проверка</w:t>
-            </w:r>
-          </w:p>
-        </w:tc>
-        <w:tc>
-          <w:tcPr>
-            <w:tcW w:type="dxa" w:w="850"/>
-            <w:vAlign w:val="center"/>
-          </w:tcPr>
-          <w:p>
-            <w:pPr>
-              <w:pStyle w:val="TableText"/>
-              <w:jc w:val="center"/>
-            </w:pPr>
-            <w:r>
-              <w:rPr>
-                <w:sz w:val="20"/>
-              </w:rPr>
-              <w:t>2</w:t>
+                <w:sz w:val="22"/>
+              </w:rPr>
+              <w:t>около 5 (обсуждения с руководителем)</w:t>
+            </w:r>
+          </w:p>
+        </w:tc>
+        <w:tc>
+          <w:tcPr>
+            <w:tcW w:type="dxa" w:w="1871"/>
+            <w:vAlign w:val="center"/>
+          </w:tcPr>
+          <w:p>
+            <w:pPr>
+              <w:pStyle w:val="TableText"/>
+              <w:keepNext/>
+              <w:jc w:val="center"/>
+            </w:pPr>
+            <w:r>
+              <w:rPr>
+                <w:sz w:val="22"/>
+              </w:rPr>
+              <w:t>1 (до 16)</w:t>
             </w:r>
           </w:p>
         </w:tc>
@@ -7918,55 +7966,58 @@
         </w:trPr>
         <w:tc>
           <w:tcPr>
-            <w:tcW w:type="dxa" w:w="4082"/>
-            <w:vAlign w:val="center"/>
-          </w:tcPr>
-          <w:p>
-            <w:pPr>
-              <w:pStyle w:val="TableText"/>
+            <w:tcW w:type="dxa" w:w="3515"/>
+            <w:vAlign w:val="center"/>
+          </w:tcPr>
+          <w:p>
+            <w:pPr>
+              <w:pStyle w:val="TableText"/>
+              <w:keepNext/>
               <w:jc w:val="left"/>
             </w:pPr>
             <w:r>
               <w:rPr>
-                <w:sz w:val="20"/>
-              </w:rPr>
-              <w:t>1.4. Характер выполняемой работы</w:t>
-            </w:r>
-          </w:p>
-        </w:tc>
-        <w:tc>
-          <w:tcPr>
-            <w:tcW w:type="dxa" w:w="4422"/>
-            <w:vAlign w:val="center"/>
-          </w:tcPr>
-          <w:p>
-            <w:pPr>
-              <w:pStyle w:val="TableText"/>
+                <w:sz w:val="22"/>
+              </w:rPr>
+              <w:t>Число элементов простого задания или повторяющихся операций, ед.</w:t>
+            </w:r>
+          </w:p>
+        </w:tc>
+        <w:tc>
+          <w:tcPr>
+            <w:tcW w:type="dxa" w:w="3969"/>
+            <w:vAlign w:val="center"/>
+          </w:tcPr>
+          <w:p>
+            <w:pPr>
+              <w:pStyle w:val="TableText"/>
+              <w:keepNext/>
               <w:jc w:val="left"/>
             </w:pPr>
             <w:r>
               <w:rPr>
-                <w:sz w:val="20"/>
-              </w:rPr>
-              <w:t>Работа по календарному плану с возможной его коррекцией</w:t>
-            </w:r>
-          </w:p>
-        </w:tc>
-        <w:tc>
-          <w:tcPr>
-            <w:tcW w:type="dxa" w:w="850"/>
-            <w:vAlign w:val="center"/>
-          </w:tcPr>
-          <w:p>
-            <w:pPr>
-              <w:pStyle w:val="TableText"/>
-              <w:jc w:val="center"/>
-            </w:pPr>
-            <w:r>
-              <w:rPr>
-                <w:sz w:val="20"/>
-              </w:rPr>
-              <w:t>2</w:t>
+                <w:sz w:val="22"/>
+              </w:rPr>
+              <w:t>14</w:t>
+            </w:r>
+          </w:p>
+        </w:tc>
+        <w:tc>
+          <w:tcPr>
+            <w:tcW w:type="dxa" w:w="1871"/>
+            <w:vAlign w:val="center"/>
+          </w:tcPr>
+          <w:p>
+            <w:pPr>
+              <w:pStyle w:val="TableText"/>
+              <w:keepNext/>
+              <w:jc w:val="center"/>
+            </w:pPr>
+            <w:r>
+              <w:rPr>
+                <w:sz w:val="22"/>
+              </w:rPr>
+              <w:t>1</w:t>
             </w:r>
           </w:p>
         </w:tc>
@@ -7977,8 +8028,7 @@
         </w:trPr>
         <w:tc>
           <w:tcPr>
-            <w:tcW w:type="dxa" w:w="9354"/>
-            <w:gridSpan w:val="3"/>
+            <w:tcW w:type="dxa" w:w="3515"/>
             <w:vAlign w:val="center"/>
           </w:tcPr>
           <w:p>
@@ -7988,21 +8038,15 @@
             </w:pPr>
             <w:r>
               <w:rPr>
-                <w:b/>
-                <w:sz w:val="20"/>
-              </w:rPr>
-              <w:t>2. Сенсорные нагрузки</w:t>
-            </w:r>
-          </w:p>
-        </w:tc>
-      </w:tr>
-      <w:tr>
-        <w:trPr>
-          <w:cantSplit/>
-        </w:trPr>
-        <w:tc>
-          <w:tcPr>
-            <w:tcW w:type="dxa" w:w="4082"/>
+                <w:sz w:val="22"/>
+              </w:rPr>
+              <w:t>Время пассивного наблюдения за ходом процесса, % времени смены</w:t>
+            </w:r>
+          </w:p>
+        </w:tc>
+        <w:tc>
+          <w:tcPr>
+            <w:tcW w:type="dxa" w:w="3969"/>
             <w:vAlign w:val="center"/>
           </w:tcPr>
           <w:p>
@@ -8012,1250 +8056,27 @@
             </w:pPr>
             <w:r>
               <w:rPr>
-                <w:sz w:val="20"/>
-              </w:rPr>
-              <w:t>2.1. Длительность сосредоточенного наблюдения, % времени смены</w:t>
-            </w:r>
-          </w:p>
-        </w:tc>
-        <w:tc>
-          <w:tcPr>
-            <w:tcW w:type="dxa" w:w="4422"/>
-            <w:vAlign w:val="center"/>
-          </w:tcPr>
-          <w:p>
-            <w:pPr>
-              <w:pStyle w:val="TableText"/>
-              <w:jc w:val="left"/>
-            </w:pPr>
-            <w:r>
-              <w:rPr>
-                <w:sz w:val="20"/>
-              </w:rPr>
-              <w:t>26–50</w:t>
-            </w:r>
-          </w:p>
-        </w:tc>
-        <w:tc>
-          <w:tcPr>
-            <w:tcW w:type="dxa" w:w="850"/>
-            <w:vAlign w:val="center"/>
-          </w:tcPr>
-          <w:p>
-            <w:pPr>
-              <w:pStyle w:val="TableText"/>
-              <w:jc w:val="center"/>
-            </w:pPr>
-            <w:r>
-              <w:rPr>
-                <w:sz w:val="20"/>
-              </w:rPr>
-              <w:t>2</w:t>
-            </w:r>
-          </w:p>
-        </w:tc>
-      </w:tr>
-      <w:tr>
-        <w:trPr>
-          <w:cantSplit/>
-        </w:trPr>
-        <w:tc>
-          <w:tcPr>
-            <w:tcW w:type="dxa" w:w="4082"/>
-            <w:vAlign w:val="center"/>
-          </w:tcPr>
-          <w:p>
-            <w:pPr>
-              <w:pStyle w:val="TableText"/>
-              <w:jc w:val="left"/>
-            </w:pPr>
-            <w:r>
-              <w:rPr>
-                <w:sz w:val="20"/>
-              </w:rPr>
-              <w:t>2.2. Плотность сигналов и сообщений в среднем за 1 ч</w:t>
-            </w:r>
-          </w:p>
-        </w:tc>
-        <w:tc>
-          <w:tcPr>
-            <w:tcW w:type="dxa" w:w="4422"/>
-            <w:vAlign w:val="center"/>
-          </w:tcPr>
-          <w:p>
-            <w:pPr>
-              <w:pStyle w:val="TableText"/>
-              <w:jc w:val="left"/>
-            </w:pPr>
-            <w:r>
-              <w:rPr>
-                <w:sz w:val="20"/>
-              </w:rPr>
-              <w:t>До 75</w:t>
-            </w:r>
-          </w:p>
-        </w:tc>
-        <w:tc>
-          <w:tcPr>
-            <w:tcW w:type="dxa" w:w="850"/>
-            <w:vAlign w:val="center"/>
-          </w:tcPr>
-          <w:p>
-            <w:pPr>
-              <w:pStyle w:val="TableText"/>
-              <w:jc w:val="center"/>
-            </w:pPr>
-            <w:r>
-              <w:rPr>
-                <w:sz w:val="20"/>
-              </w:rPr>
-              <w:t>1</w:t>
-            </w:r>
-          </w:p>
-        </w:tc>
-      </w:tr>
-      <w:tr>
-        <w:trPr>
-          <w:cantSplit/>
-        </w:trPr>
-        <w:tc>
-          <w:tcPr>
-            <w:tcW w:type="dxa" w:w="4082"/>
-            <w:vAlign w:val="center"/>
-          </w:tcPr>
-          <w:p>
-            <w:pPr>
-              <w:pStyle w:val="TableText"/>
-              <w:jc w:val="left"/>
-            </w:pPr>
-            <w:r>
-              <w:rPr>
-                <w:sz w:val="20"/>
-              </w:rPr>
-              <w:t>2.3. Число производственных объектов одновременного наблюдения</w:t>
-            </w:r>
-          </w:p>
-        </w:tc>
-        <w:tc>
-          <w:tcPr>
-            <w:tcW w:type="dxa" w:w="4422"/>
-            <w:vAlign w:val="center"/>
-          </w:tcPr>
-          <w:p>
-            <w:pPr>
-              <w:pStyle w:val="TableText"/>
-              <w:jc w:val="left"/>
-            </w:pPr>
-            <w:r>
-              <w:rPr>
-                <w:sz w:val="20"/>
-              </w:rPr>
-              <w:t>До 5</w:t>
-            </w:r>
-          </w:p>
-        </w:tc>
-        <w:tc>
-          <w:tcPr>
-            <w:tcW w:type="dxa" w:w="850"/>
-            <w:vAlign w:val="center"/>
-          </w:tcPr>
-          <w:p>
-            <w:pPr>
-              <w:pStyle w:val="TableText"/>
-              <w:jc w:val="center"/>
-            </w:pPr>
-            <w:r>
-              <w:rPr>
-                <w:sz w:val="20"/>
-              </w:rPr>
-              <w:t>1</w:t>
-            </w:r>
-          </w:p>
-        </w:tc>
-      </w:tr>
-      <w:tr>
-        <w:trPr>
-          <w:cantSplit/>
-        </w:trPr>
-        <w:tc>
-          <w:tcPr>
-            <w:tcW w:type="dxa" w:w="4082"/>
-            <w:vAlign w:val="center"/>
-          </w:tcPr>
-          <w:p>
-            <w:pPr>
-              <w:pStyle w:val="TableText"/>
-              <w:jc w:val="left"/>
-            </w:pPr>
-            <w:r>
-              <w:rPr>
-                <w:sz w:val="20"/>
-              </w:rPr>
-              <w:t>2.4. Размер объекта различения</w:t>
-            </w:r>
-          </w:p>
-        </w:tc>
-        <w:tc>
-          <w:tcPr>
-            <w:tcW w:type="dxa" w:w="4422"/>
-            <w:vAlign w:val="center"/>
-          </w:tcPr>
-          <w:p>
-            <w:pPr>
-              <w:pStyle w:val="TableText"/>
-              <w:jc w:val="left"/>
-            </w:pPr>
-            <w:r>
-              <w:rPr>
-                <w:sz w:val="20"/>
-              </w:rPr>
-              <w:t>5–1,1 мм – более 50 % времени (знаки на экране)</w:t>
-            </w:r>
-          </w:p>
-        </w:tc>
-        <w:tc>
-          <w:tcPr>
-            <w:tcW w:type="dxa" w:w="850"/>
-            <w:vAlign w:val="center"/>
-          </w:tcPr>
-          <w:p>
-            <w:pPr>
-              <w:pStyle w:val="TableText"/>
-              <w:jc w:val="center"/>
-            </w:pPr>
-            <w:r>
-              <w:rPr>
-                <w:sz w:val="20"/>
-              </w:rPr>
-              <w:t>2</w:t>
-            </w:r>
-          </w:p>
-        </w:tc>
-      </w:tr>
-      <w:tr>
-        <w:trPr>
-          <w:cantSplit/>
-        </w:trPr>
-        <w:tc>
-          <w:tcPr>
-            <w:tcW w:type="dxa" w:w="4082"/>
-            <w:vAlign w:val="center"/>
-          </w:tcPr>
-          <w:p>
-            <w:pPr>
-              <w:pStyle w:val="TableText"/>
-              <w:jc w:val="left"/>
-            </w:pPr>
-            <w:r>
-              <w:rPr>
-                <w:sz w:val="20"/>
-              </w:rPr>
-              <w:t>2.5. Работа с оптическими приборами, % времени смены</w:t>
-            </w:r>
-          </w:p>
-        </w:tc>
-        <w:tc>
-          <w:tcPr>
-            <w:tcW w:type="dxa" w:w="4422"/>
-            <w:vAlign w:val="center"/>
-          </w:tcPr>
-          <w:p>
-            <w:pPr>
-              <w:pStyle w:val="TableText"/>
-              <w:jc w:val="left"/>
-            </w:pPr>
-            <w:r>
-              <w:rPr>
-                <w:sz w:val="20"/>
-              </w:rPr>
-              <w:t>Не выполняется</w:t>
-            </w:r>
-          </w:p>
-        </w:tc>
-        <w:tc>
-          <w:tcPr>
-            <w:tcW w:type="dxa" w:w="850"/>
-            <w:vAlign w:val="center"/>
-          </w:tcPr>
-          <w:p>
-            <w:pPr>
-              <w:pStyle w:val="TableText"/>
-              <w:jc w:val="center"/>
-            </w:pPr>
-            <w:r>
-              <w:rPr>
-                <w:sz w:val="20"/>
-              </w:rPr>
-              <w:t>1</w:t>
-            </w:r>
-          </w:p>
-        </w:tc>
-      </w:tr>
-      <w:tr>
-        <w:trPr>
-          <w:cantSplit/>
-        </w:trPr>
-        <w:tc>
-          <w:tcPr>
-            <w:tcW w:type="dxa" w:w="4082"/>
-            <w:vAlign w:val="center"/>
-          </w:tcPr>
-          <w:p>
-            <w:pPr>
-              <w:pStyle w:val="TableText"/>
-              <w:jc w:val="left"/>
-            </w:pPr>
-            <w:r>
-              <w:rPr>
-                <w:sz w:val="20"/>
-              </w:rPr>
-              <w:t>2.6. Наблюдение за экраном видеотерминала, ч в смену</w:t>
-            </w:r>
-          </w:p>
-        </w:tc>
-        <w:tc>
-          <w:tcPr>
-            <w:tcW w:type="dxa" w:w="4422"/>
-            <w:vAlign w:val="center"/>
-          </w:tcPr>
-          <w:p>
-            <w:pPr>
-              <w:pStyle w:val="TableText"/>
-              <w:jc w:val="left"/>
-            </w:pPr>
-            <w:r>
-              <w:rPr>
-                <w:sz w:val="20"/>
-              </w:rPr>
-              <w:t>До 6 (графический тип отображения)</w:t>
-            </w:r>
-          </w:p>
-        </w:tc>
-        <w:tc>
-          <w:tcPr>
-            <w:tcW w:type="dxa" w:w="850"/>
-            <w:vAlign w:val="center"/>
-          </w:tcPr>
-          <w:p>
-            <w:pPr>
-              <w:pStyle w:val="TableText"/>
-              <w:jc w:val="center"/>
-            </w:pPr>
-            <w:r>
-              <w:rPr>
-                <w:sz w:val="20"/>
-              </w:rPr>
-              <w:t>3.1</w:t>
-            </w:r>
-          </w:p>
-        </w:tc>
-      </w:tr>
-      <w:tr>
-        <w:trPr>
-          <w:cantSplit/>
-        </w:trPr>
-        <w:tc>
-          <w:tcPr>
-            <w:tcW w:type="dxa" w:w="4082"/>
-            <w:vAlign w:val="center"/>
-          </w:tcPr>
-          <w:p>
-            <w:pPr>
-              <w:pStyle w:val="TableText"/>
-              <w:jc w:val="left"/>
-            </w:pPr>
-            <w:r>
-              <w:rPr>
-                <w:sz w:val="20"/>
-              </w:rPr>
-              <w:t>2.7. Нагрузка на слуховой анализатор</w:t>
-            </w:r>
-          </w:p>
-        </w:tc>
-        <w:tc>
-          <w:tcPr>
-            <w:tcW w:type="dxa" w:w="4422"/>
-            <w:vAlign w:val="center"/>
-          </w:tcPr>
-          <w:p>
-            <w:pPr>
-              <w:pStyle w:val="TableText"/>
-              <w:jc w:val="left"/>
-            </w:pPr>
-            <w:r>
-              <w:rPr>
-                <w:sz w:val="20"/>
-              </w:rPr>
-              <w:t>Работа на слух не выполняется; речь в кабинете разборчива без помех (разборчивость 100–90 %)</w:t>
-            </w:r>
-          </w:p>
-        </w:tc>
-        <w:tc>
-          <w:tcPr>
-            <w:tcW w:type="dxa" w:w="850"/>
-            <w:vAlign w:val="center"/>
-          </w:tcPr>
-          <w:p>
-            <w:pPr>
-              <w:pStyle w:val="TableText"/>
-              <w:jc w:val="center"/>
-            </w:pPr>
-            <w:r>
-              <w:rPr>
-                <w:sz w:val="20"/>
-              </w:rPr>
-              <w:t>1</w:t>
-            </w:r>
-          </w:p>
-        </w:tc>
-      </w:tr>
-      <w:tr>
-        <w:trPr>
-          <w:cantSplit/>
-        </w:trPr>
-        <w:tc>
-          <w:tcPr>
-            <w:tcW w:type="dxa" w:w="4082"/>
-            <w:vAlign w:val="center"/>
-          </w:tcPr>
-          <w:p>
-            <w:pPr>
-              <w:pStyle w:val="TableText"/>
-              <w:jc w:val="left"/>
-            </w:pPr>
-            <w:r>
-              <w:rPr>
-                <w:sz w:val="20"/>
-              </w:rPr>
-              <w:t>2.8. Нагрузка на голосовой аппарат, ч в неделю</w:t>
-            </w:r>
-          </w:p>
-        </w:tc>
-        <w:tc>
-          <w:tcPr>
-            <w:tcW w:type="dxa" w:w="4422"/>
-            <w:vAlign w:val="center"/>
-          </w:tcPr>
-          <w:p>
-            <w:pPr>
-              <w:pStyle w:val="TableText"/>
-              <w:jc w:val="left"/>
-            </w:pPr>
-            <w:r>
-              <w:rPr>
-                <w:sz w:val="20"/>
-              </w:rPr>
-              <w:t>До 16</w:t>
-            </w:r>
-          </w:p>
-        </w:tc>
-        <w:tc>
-          <w:tcPr>
-            <w:tcW w:type="dxa" w:w="850"/>
-            <w:vAlign w:val="center"/>
-          </w:tcPr>
-          <w:p>
-            <w:pPr>
-              <w:pStyle w:val="TableText"/>
-              <w:jc w:val="center"/>
-            </w:pPr>
-            <w:r>
-              <w:rPr>
-                <w:sz w:val="20"/>
-              </w:rPr>
-              <w:t>1</w:t>
-            </w:r>
-          </w:p>
-        </w:tc>
-      </w:tr>
-      <w:tr>
-        <w:trPr>
-          <w:cantSplit/>
-        </w:trPr>
-        <w:tc>
-          <w:tcPr>
-            <w:tcW w:type="dxa" w:w="9354"/>
-            <w:gridSpan w:val="3"/>
-            <w:vAlign w:val="center"/>
-          </w:tcPr>
-          <w:p>
-            <w:pPr>
-              <w:pStyle w:val="TableText"/>
-              <w:jc w:val="left"/>
-            </w:pPr>
-            <w:r>
-              <w:rPr>
-                <w:b/>
-                <w:sz w:val="20"/>
-              </w:rPr>
-              <w:t>3. Эмоциональные нагрузки</w:t>
-            </w:r>
-          </w:p>
-        </w:tc>
-      </w:tr>
-      <w:tr>
-        <w:trPr>
-          <w:cantSplit/>
-        </w:trPr>
-        <w:tc>
-          <w:tcPr>
-            <w:tcW w:type="dxa" w:w="4082"/>
-            <w:vAlign w:val="center"/>
-          </w:tcPr>
-          <w:p>
-            <w:pPr>
-              <w:pStyle w:val="TableText"/>
-              <w:jc w:val="left"/>
-            </w:pPr>
-            <w:r>
-              <w:rPr>
-                <w:sz w:val="20"/>
-              </w:rPr>
-              <w:t>3.1. Степень ответственности за результат собственной деятельности</w:t>
-            </w:r>
-          </w:p>
-        </w:tc>
-        <w:tc>
-          <w:tcPr>
-            <w:tcW w:type="dxa" w:w="4422"/>
-            <w:vAlign w:val="center"/>
-          </w:tcPr>
-          <w:p>
-            <w:pPr>
-              <w:pStyle w:val="TableText"/>
-              <w:jc w:val="left"/>
-            </w:pPr>
-            <w:r>
-              <w:rPr>
-                <w:sz w:val="20"/>
-              </w:rPr>
-              <w:t>За функциональное качество вспомогательных работ, ошибки исправляются с участием руководителя</w:t>
-            </w:r>
-          </w:p>
-        </w:tc>
-        <w:tc>
-          <w:tcPr>
-            <w:tcW w:type="dxa" w:w="850"/>
-            <w:vAlign w:val="center"/>
-          </w:tcPr>
-          <w:p>
-            <w:pPr>
-              <w:pStyle w:val="TableText"/>
-              <w:jc w:val="center"/>
-            </w:pPr>
-            <w:r>
-              <w:rPr>
-                <w:sz w:val="20"/>
-              </w:rPr>
-              <w:t>2</w:t>
-            </w:r>
-          </w:p>
-        </w:tc>
-      </w:tr>
-      <w:tr>
-        <w:trPr>
-          <w:cantSplit/>
-        </w:trPr>
-        <w:tc>
-          <w:tcPr>
-            <w:tcW w:type="dxa" w:w="4082"/>
-            <w:vAlign w:val="center"/>
-          </w:tcPr>
-          <w:p>
-            <w:pPr>
-              <w:pStyle w:val="TableText"/>
-              <w:jc w:val="left"/>
-            </w:pPr>
-            <w:r>
-              <w:rPr>
-                <w:sz w:val="20"/>
-              </w:rPr>
-              <w:t>3.2. Степень риска для собственной жизни</w:t>
-            </w:r>
-          </w:p>
-        </w:tc>
-        <w:tc>
-          <w:tcPr>
-            <w:tcW w:type="dxa" w:w="4422"/>
-            <w:vAlign w:val="center"/>
-          </w:tcPr>
-          <w:p>
-            <w:pPr>
-              <w:pStyle w:val="TableText"/>
-              <w:jc w:val="left"/>
-            </w:pPr>
-            <w:r>
-              <w:rPr>
-                <w:sz w:val="20"/>
-              </w:rPr>
-              <w:t>Исключена</w:t>
-            </w:r>
-          </w:p>
-        </w:tc>
-        <w:tc>
-          <w:tcPr>
-            <w:tcW w:type="dxa" w:w="850"/>
-            <w:vAlign w:val="center"/>
-          </w:tcPr>
-          <w:p>
-            <w:pPr>
-              <w:pStyle w:val="TableText"/>
-              <w:jc w:val="center"/>
-            </w:pPr>
-            <w:r>
-              <w:rPr>
-                <w:sz w:val="20"/>
-              </w:rPr>
-              <w:t>1</w:t>
-            </w:r>
-          </w:p>
-        </w:tc>
-      </w:tr>
-      <w:tr>
-        <w:trPr>
-          <w:cantSplit/>
-        </w:trPr>
-        <w:tc>
-          <w:tcPr>
-            <w:tcW w:type="dxa" w:w="4082"/>
-            <w:vAlign w:val="center"/>
-          </w:tcPr>
-          <w:p>
-            <w:pPr>
-              <w:pStyle w:val="TableText"/>
-              <w:jc w:val="left"/>
-            </w:pPr>
-            <w:r>
-              <w:rPr>
-                <w:sz w:val="20"/>
-              </w:rPr>
-              <w:t>3.3. Степень ответственности за безопасность других лиц</w:t>
-            </w:r>
-          </w:p>
-        </w:tc>
-        <w:tc>
-          <w:tcPr>
-            <w:tcW w:type="dxa" w:w="4422"/>
-            <w:vAlign w:val="center"/>
-          </w:tcPr>
-          <w:p>
-            <w:pPr>
-              <w:pStyle w:val="TableText"/>
-              <w:jc w:val="left"/>
-            </w:pPr>
-            <w:r>
-              <w:rPr>
-                <w:sz w:val="20"/>
-              </w:rPr>
-              <w:t>Исключена</w:t>
-            </w:r>
-          </w:p>
-        </w:tc>
-        <w:tc>
-          <w:tcPr>
-            <w:tcW w:type="dxa" w:w="850"/>
-            <w:vAlign w:val="center"/>
-          </w:tcPr>
-          <w:p>
-            <w:pPr>
-              <w:pStyle w:val="TableText"/>
-              <w:jc w:val="center"/>
-            </w:pPr>
-            <w:r>
-              <w:rPr>
-                <w:sz w:val="20"/>
-              </w:rPr>
-              <w:t>1</w:t>
-            </w:r>
-          </w:p>
-        </w:tc>
-      </w:tr>
-      <w:tr>
-        <w:trPr>
-          <w:cantSplit/>
-        </w:trPr>
-        <w:tc>
-          <w:tcPr>
-            <w:tcW w:type="dxa" w:w="4082"/>
-            <w:vAlign w:val="center"/>
-          </w:tcPr>
-          <w:p>
-            <w:pPr>
-              <w:pStyle w:val="TableText"/>
-              <w:jc w:val="left"/>
-            </w:pPr>
-            <w:r>
-              <w:rPr>
-                <w:sz w:val="20"/>
-              </w:rPr>
-              <w:t>3.4. Количество конфликтных ситуаций за смену</w:t>
-            </w:r>
-          </w:p>
-        </w:tc>
-        <w:tc>
-          <w:tcPr>
-            <w:tcW w:type="dxa" w:w="4422"/>
-            <w:vAlign w:val="center"/>
-          </w:tcPr>
-          <w:p>
-            <w:pPr>
-              <w:pStyle w:val="TableText"/>
-              <w:jc w:val="left"/>
-            </w:pPr>
-            <w:r>
-              <w:rPr>
-                <w:sz w:val="20"/>
-              </w:rPr>
-              <w:t>Отсутствуют</w:t>
-            </w:r>
-          </w:p>
-        </w:tc>
-        <w:tc>
-          <w:tcPr>
-            <w:tcW w:type="dxa" w:w="850"/>
-            <w:vAlign w:val="center"/>
-          </w:tcPr>
-          <w:p>
-            <w:pPr>
-              <w:pStyle w:val="TableText"/>
-              <w:jc w:val="center"/>
-            </w:pPr>
-            <w:r>
-              <w:rPr>
-                <w:sz w:val="20"/>
-              </w:rPr>
-              <w:t>1</w:t>
-            </w:r>
-          </w:p>
-        </w:tc>
-      </w:tr>
-      <w:tr>
-        <w:trPr>
-          <w:cantSplit/>
-        </w:trPr>
-        <w:tc>
-          <w:tcPr>
-            <w:tcW w:type="dxa" w:w="9354"/>
-            <w:gridSpan w:val="3"/>
-            <w:vAlign w:val="center"/>
-          </w:tcPr>
-          <w:p>
-            <w:pPr>
-              <w:pStyle w:val="TableText"/>
-              <w:jc w:val="left"/>
-            </w:pPr>
-            <w:r>
-              <w:rPr>
-                <w:b/>
-                <w:sz w:val="20"/>
-              </w:rPr>
-              <w:t>4. Монотонность нагрузок</w:t>
-            </w:r>
-          </w:p>
-        </w:tc>
-      </w:tr>
-      <w:tr>
-        <w:trPr>
-          <w:cantSplit/>
-        </w:trPr>
-        <w:tc>
-          <w:tcPr>
-            <w:tcW w:type="dxa" w:w="4082"/>
-            <w:vAlign w:val="center"/>
-          </w:tcPr>
-          <w:p>
-            <w:pPr>
-              <w:pStyle w:val="TableText"/>
-              <w:jc w:val="left"/>
-            </w:pPr>
-            <w:r>
-              <w:rPr>
-                <w:sz w:val="20"/>
-              </w:rPr>
-              <w:t>4.1. Число элементов, необходимых для реализации простого задания</w:t>
-            </w:r>
-          </w:p>
-        </w:tc>
-        <w:tc>
-          <w:tcPr>
-            <w:tcW w:type="dxa" w:w="4422"/>
-            <w:vAlign w:val="center"/>
-          </w:tcPr>
-          <w:p>
-            <w:pPr>
-              <w:pStyle w:val="TableText"/>
-              <w:jc w:val="left"/>
-            </w:pPr>
-            <w:r>
-              <w:rPr>
-                <w:sz w:val="20"/>
-              </w:rPr>
-              <w:t>Более 10</w:t>
-            </w:r>
-          </w:p>
-        </w:tc>
-        <w:tc>
-          <w:tcPr>
-            <w:tcW w:type="dxa" w:w="850"/>
-            <w:vAlign w:val="center"/>
-          </w:tcPr>
-          <w:p>
-            <w:pPr>
-              <w:pStyle w:val="TableText"/>
-              <w:jc w:val="center"/>
-            </w:pPr>
-            <w:r>
-              <w:rPr>
-                <w:sz w:val="20"/>
-              </w:rPr>
-              <w:t>1</w:t>
-            </w:r>
-          </w:p>
-        </w:tc>
-      </w:tr>
-      <w:tr>
-        <w:trPr>
-          <w:cantSplit/>
-        </w:trPr>
-        <w:tc>
-          <w:tcPr>
-            <w:tcW w:type="dxa" w:w="4082"/>
-            <w:vAlign w:val="center"/>
-          </w:tcPr>
-          <w:p>
-            <w:pPr>
-              <w:pStyle w:val="TableText"/>
-              <w:jc w:val="left"/>
-            </w:pPr>
-            <w:r>
-              <w:rPr>
-                <w:sz w:val="20"/>
-              </w:rPr>
-              <w:t>4.2. Продолжительность выполнения простых заданий, с</w:t>
-            </w:r>
-          </w:p>
-        </w:tc>
-        <w:tc>
-          <w:tcPr>
-            <w:tcW w:type="dxa" w:w="4422"/>
-            <w:vAlign w:val="center"/>
-          </w:tcPr>
-          <w:p>
-            <w:pPr>
-              <w:pStyle w:val="TableText"/>
-              <w:jc w:val="left"/>
-            </w:pPr>
-            <w:r>
-              <w:rPr>
-                <w:sz w:val="20"/>
-              </w:rPr>
-              <w:t>Более 100</w:t>
-            </w:r>
-          </w:p>
-        </w:tc>
-        <w:tc>
-          <w:tcPr>
-            <w:tcW w:type="dxa" w:w="850"/>
-            <w:vAlign w:val="center"/>
-          </w:tcPr>
-          <w:p>
-            <w:pPr>
-              <w:pStyle w:val="TableText"/>
-              <w:jc w:val="center"/>
-            </w:pPr>
-            <w:r>
-              <w:rPr>
-                <w:sz w:val="20"/>
-              </w:rPr>
-              <w:t>1</w:t>
-            </w:r>
-          </w:p>
-        </w:tc>
-      </w:tr>
-      <w:tr>
-        <w:trPr>
-          <w:cantSplit/>
-        </w:trPr>
-        <w:tc>
-          <w:tcPr>
-            <w:tcW w:type="dxa" w:w="4082"/>
-            <w:vAlign w:val="center"/>
-          </w:tcPr>
-          <w:p>
-            <w:pPr>
-              <w:pStyle w:val="TableText"/>
-              <w:jc w:val="left"/>
-            </w:pPr>
-            <w:r>
-              <w:rPr>
-                <w:sz w:val="20"/>
-              </w:rPr>
-              <w:t>4.3. Время активных действий, % времени смены</w:t>
-            </w:r>
-          </w:p>
-        </w:tc>
-        <w:tc>
-          <w:tcPr>
-            <w:tcW w:type="dxa" w:w="4422"/>
-            <w:vAlign w:val="center"/>
-          </w:tcPr>
-          <w:p>
-            <w:pPr>
-              <w:pStyle w:val="TableText"/>
-              <w:jc w:val="left"/>
-            </w:pPr>
-            <w:r>
-              <w:rPr>
-                <w:sz w:val="20"/>
-              </w:rPr>
-              <w:t>20 и более</w:t>
-            </w:r>
-          </w:p>
-        </w:tc>
-        <w:tc>
-          <w:tcPr>
-            <w:tcW w:type="dxa" w:w="850"/>
-            <w:vAlign w:val="center"/>
-          </w:tcPr>
-          <w:p>
-            <w:pPr>
-              <w:pStyle w:val="TableText"/>
-              <w:jc w:val="center"/>
-            </w:pPr>
-            <w:r>
-              <w:rPr>
-                <w:sz w:val="20"/>
-              </w:rPr>
-              <w:t>1</w:t>
-            </w:r>
-          </w:p>
-        </w:tc>
-      </w:tr>
-      <w:tr>
-        <w:trPr>
-          <w:cantSplit/>
-        </w:trPr>
-        <w:tc>
-          <w:tcPr>
-            <w:tcW w:type="dxa" w:w="4082"/>
-            <w:vAlign w:val="center"/>
-          </w:tcPr>
-          <w:p>
-            <w:pPr>
-              <w:pStyle w:val="TableText"/>
-              <w:jc w:val="left"/>
-            </w:pPr>
-            <w:r>
-              <w:rPr>
-                <w:sz w:val="20"/>
-              </w:rPr>
-              <w:t>4.4. Монотонность производственной обстановки, % времени смены</w:t>
-            </w:r>
-          </w:p>
-        </w:tc>
-        <w:tc>
-          <w:tcPr>
-            <w:tcW w:type="dxa" w:w="4422"/>
-            <w:vAlign w:val="center"/>
-          </w:tcPr>
-          <w:p>
-            <w:pPr>
-              <w:pStyle w:val="TableText"/>
-              <w:jc w:val="left"/>
-            </w:pPr>
-            <w:r>
-              <w:rPr>
-                <w:sz w:val="20"/>
-              </w:rPr>
-              <w:t>Менее 75</w:t>
-            </w:r>
-          </w:p>
-        </w:tc>
-        <w:tc>
-          <w:tcPr>
-            <w:tcW w:type="dxa" w:w="850"/>
-            <w:vAlign w:val="center"/>
-          </w:tcPr>
-          <w:p>
-            <w:pPr>
-              <w:pStyle w:val="TableText"/>
-              <w:jc w:val="center"/>
-            </w:pPr>
-            <w:r>
-              <w:rPr>
-                <w:sz w:val="20"/>
-              </w:rPr>
-              <w:t>1</w:t>
-            </w:r>
-          </w:p>
-        </w:tc>
-      </w:tr>
-      <w:tr>
-        <w:trPr>
-          <w:cantSplit/>
-        </w:trPr>
-        <w:tc>
-          <w:tcPr>
-            <w:tcW w:type="dxa" w:w="9354"/>
-            <w:gridSpan w:val="3"/>
-            <w:vAlign w:val="center"/>
-          </w:tcPr>
-          <w:p>
-            <w:pPr>
-              <w:pStyle w:val="TableText"/>
-              <w:jc w:val="left"/>
-            </w:pPr>
-            <w:r>
-              <w:rPr>
-                <w:b/>
-                <w:sz w:val="20"/>
-              </w:rPr>
-              <w:t>5. Режим работы</w:t>
-            </w:r>
-          </w:p>
-        </w:tc>
-      </w:tr>
-      <w:tr>
-        <w:trPr>
-          <w:cantSplit/>
-        </w:trPr>
-        <w:tc>
-          <w:tcPr>
-            <w:tcW w:type="dxa" w:w="4082"/>
-            <w:vAlign w:val="center"/>
-          </w:tcPr>
-          <w:p>
-            <w:pPr>
-              <w:pStyle w:val="TableText"/>
-              <w:jc w:val="left"/>
-            </w:pPr>
-            <w:r>
-              <w:rPr>
-                <w:sz w:val="20"/>
-              </w:rPr>
-              <w:t>5.1. Фактическая продолжительность рабочего дня</w:t>
-            </w:r>
-          </w:p>
-        </w:tc>
-        <w:tc>
-          <w:tcPr>
-            <w:tcW w:type="dxa" w:w="4422"/>
-            <w:vAlign w:val="center"/>
-          </w:tcPr>
-          <w:p>
-            <w:pPr>
-              <w:pStyle w:val="TableText"/>
-              <w:jc w:val="left"/>
-            </w:pPr>
-            <w:r>
-              <w:rPr>
-                <w:sz w:val="20"/>
-              </w:rPr>
-              <w:t>8–9 ч</w:t>
-            </w:r>
-          </w:p>
-        </w:tc>
-        <w:tc>
-          <w:tcPr>
-            <w:tcW w:type="dxa" w:w="850"/>
-            <w:vAlign w:val="center"/>
-          </w:tcPr>
-          <w:p>
-            <w:pPr>
-              <w:pStyle w:val="TableText"/>
-              <w:jc w:val="center"/>
-            </w:pPr>
-            <w:r>
-              <w:rPr>
-                <w:sz w:val="20"/>
-              </w:rPr>
-              <w:t>2</w:t>
-            </w:r>
-          </w:p>
-        </w:tc>
-      </w:tr>
-      <w:tr>
-        <w:trPr>
-          <w:cantSplit/>
-        </w:trPr>
-        <w:tc>
-          <w:tcPr>
-            <w:tcW w:type="dxa" w:w="4082"/>
-            <w:vAlign w:val="center"/>
-          </w:tcPr>
-          <w:p>
-            <w:pPr>
-              <w:pStyle w:val="TableText"/>
-              <w:jc w:val="left"/>
-            </w:pPr>
-            <w:r>
-              <w:rPr>
-                <w:sz w:val="20"/>
-              </w:rPr>
-              <w:t>5.2. Сменность работы</w:t>
-            </w:r>
-          </w:p>
-        </w:tc>
-        <w:tc>
-          <w:tcPr>
-            <w:tcW w:type="dxa" w:w="4422"/>
-            <w:vAlign w:val="center"/>
-          </w:tcPr>
-          <w:p>
-            <w:pPr>
-              <w:pStyle w:val="TableText"/>
-              <w:jc w:val="left"/>
-            </w:pPr>
-            <w:r>
-              <w:rPr>
-                <w:sz w:val="20"/>
-              </w:rPr>
-              <w:t>Односменная работа без ночной смены</w:t>
-            </w:r>
-          </w:p>
-        </w:tc>
-        <w:tc>
-          <w:tcPr>
-            <w:tcW w:type="dxa" w:w="850"/>
-            <w:vAlign w:val="center"/>
-          </w:tcPr>
-          <w:p>
-            <w:pPr>
-              <w:pStyle w:val="TableText"/>
-              <w:jc w:val="center"/>
-            </w:pPr>
-            <w:r>
-              <w:rPr>
-                <w:sz w:val="20"/>
-              </w:rPr>
-              <w:t>1</w:t>
-            </w:r>
-          </w:p>
-        </w:tc>
-      </w:tr>
-      <w:tr>
-        <w:trPr>
-          <w:cantSplit/>
-        </w:trPr>
-        <w:tc>
-          <w:tcPr>
-            <w:tcW w:type="dxa" w:w="4082"/>
-            <w:vAlign w:val="center"/>
-          </w:tcPr>
-          <w:p>
-            <w:pPr>
-              <w:pStyle w:val="TableText"/>
-              <w:jc w:val="left"/>
-            </w:pPr>
-            <w:r>
-              <w:rPr>
-                <w:sz w:val="20"/>
-              </w:rPr>
-              <w:t>5.3. Наличие регламентированных перерывов и их продолжительность</w:t>
-            </w:r>
-          </w:p>
-        </w:tc>
-        <w:tc>
-          <w:tcPr>
-            <w:tcW w:type="dxa" w:w="4422"/>
-            <w:vAlign w:val="center"/>
-          </w:tcPr>
-          <w:p>
-            <w:pPr>
-              <w:pStyle w:val="TableText"/>
-              <w:jc w:val="left"/>
-            </w:pPr>
-            <w:r>
-              <w:rPr>
-                <w:sz w:val="20"/>
-              </w:rPr>
-              <w:t>Перерывы регламентированы, 7 % и более рабочего времени</w:t>
-            </w:r>
-          </w:p>
-        </w:tc>
-        <w:tc>
-          <w:tcPr>
-            <w:tcW w:type="dxa" w:w="850"/>
-            <w:vAlign w:val="center"/>
-          </w:tcPr>
-          <w:p>
-            <w:pPr>
-              <w:pStyle w:val="TableText"/>
-              <w:jc w:val="center"/>
-            </w:pPr>
-            <w:r>
-              <w:rPr>
-                <w:sz w:val="20"/>
-              </w:rPr>
-              <w:t>1</w:t>
-            </w:r>
-          </w:p>
-        </w:tc>
-      </w:tr>
-      <w:tr>
-        <w:trPr>
-          <w:cantSplit/>
-        </w:trPr>
-        <w:tc>
-          <w:tcPr>
-            <w:tcW w:type="dxa" w:w="9354"/>
-            <w:gridSpan w:val="3"/>
-            <w:vAlign w:val="center"/>
-          </w:tcPr>
-          <w:p>
-            <w:pPr>
-              <w:pStyle w:val="TableText"/>
-              <w:jc w:val="left"/>
-            </w:pPr>
-            <w:r>
-              <w:rPr>
-                <w:sz w:val="20"/>
-              </w:rPr>
-              <w:t>Число показателей: класс 1 – 14, класс 2 – 6, класс 3.1 – 2, класс 3.2 – 1</w:t>
-            </w:r>
-          </w:p>
-        </w:tc>
-      </w:tr>
-      <w:tr>
-        <w:trPr>
-          <w:cantSplit/>
-        </w:trPr>
-        <w:tc>
-          <w:tcPr>
-            <w:tcW w:type="dxa" w:w="8504"/>
-            <w:gridSpan w:val="2"/>
-            <w:vAlign w:val="center"/>
-          </w:tcPr>
-          <w:p>
-            <w:pPr>
-              <w:pStyle w:val="TableText"/>
-              <w:jc w:val="left"/>
-            </w:pPr>
-            <w:r>
-              <w:rPr>
-                <w:b/>
-                <w:sz w:val="20"/>
-              </w:rPr>
-              <w:t>Итоговая оценка напряжённости трудового процесса</w:t>
-            </w:r>
-          </w:p>
-        </w:tc>
-        <w:tc>
-          <w:tcPr>
-            <w:tcW w:type="dxa" w:w="850"/>
-            <w:vAlign w:val="center"/>
-          </w:tcPr>
-          <w:p>
-            <w:pPr>
-              <w:pStyle w:val="TableText"/>
-              <w:jc w:val="center"/>
-            </w:pPr>
-            <w:r>
-              <w:rPr>
-                <w:b/>
-                <w:sz w:val="20"/>
-              </w:rPr>
-              <w:t>2</w:t>
+                <w:sz w:val="22"/>
+              </w:rPr>
+              <w:t>10–15 (ожидание прошивки плат и окончания опытов)</w:t>
+            </w:r>
+          </w:p>
+        </w:tc>
+        <w:tc>
+          <w:tcPr>
+            <w:tcW w:type="dxa" w:w="1871"/>
+            <w:vAlign w:val="center"/>
+          </w:tcPr>
+          <w:p>
+            <w:pPr>
+              <w:pStyle w:val="TableText"/>
+              <w:jc w:val="center"/>
+            </w:pPr>
+            <w:r>
+              <w:rPr>
+                <w:sz w:val="22"/>
+              </w:rPr>
+              <w:t>1 (менее 75)</w:t>
             </w:r>
           </w:p>
         </w:tc>
@@ -9268,7 +8089,7 @@
     </w:p>
     <w:p>
       <w:r>
-        <w:t>Из 23 показателей 3 выше класса 2, и это свойства самой исследовательской работы: содержание работы творческое – решения ищутся без готового алгоритма (класс 3.2); измеренные значения постоянно сопоставляются с расчётными и нормативными (класс 3.1); с экраном монитора работа идёт до 6 ч за смену (класс 3.1). По правилу Р 2.2.2006-05 напряжённость признаётся допустимой, если таких показателей не больше пяти, а остальные относятся к классам 1 и 2 [68]. Напряжённость трудового процесса – класс 2 (допустимый). Для снижения утомления через каждый час работы с ПЭВМ делаются перерывы 10–15 мин с упражнениями для глаз и разминкой.</w:t>
+        <w:t>Все показатели соответствуют классу 1, поэтому напряжённость трудового процесса – класс 1 (оптимальный). Для снижения утомления через каждый час работы с ПЭВМ делаются перерывы 10–15 мин с упражнениями для глаз и разминкой.</w:t>
       </w:r>
     </w:p>
     <w:p>
@@ -9276,12 +8097,12 @@
         <w:pStyle w:val="Heading3"/>
       </w:pPr>
       <w:r>
-        <w:t>5.2.7 Класс условий труда</w:t>
+        <w:t>5.1.7 Класс условий труда</w:t>
       </w:r>
     </w:p>
     <w:p>
       <w:r>
-        <w:t>Итоговый класс условий труда равен наивысшему из классов по отдельным факторам [53]. Результаты приведены в таблице 5.10.</w:t>
+        <w:t>Итоговый класс условий труда равен наивысшему из классов по отдельным факторам [3]. Результаты приведены в таблице 5.10.</w:t>
       </w:r>
     </w:p>
     <w:p>
@@ -9516,7 +8337,7 @@
               <w:rPr>
                 <w:sz w:val="22"/>
               </w:rPr>
-              <w:t>287 лк к концу срока службы (новые светильники – около 430 лк) [5.2.3]</w:t>
+              <w:t>323 лк (новые светильники – около 480 лк) [5.1.3]</w:t>
             </w:r>
           </w:p>
         </w:tc>
@@ -9535,7 +8356,7 @@
               <w:rPr>
                 <w:sz w:val="22"/>
               </w:rPr>
-              <w:t>300 лк, допуск −10…+20 %</w:t>
+              <w:t>не менее 300 лк</w:t>
             </w:r>
           </w:p>
         </w:tc>
@@ -9597,7 +8418,7 @@
               <w:rPr>
                 <w:sz w:val="22"/>
               </w:rPr>
-              <w:t>46,7 дБА [5.2.4]</w:t>
+              <w:t>46,7 дБА [5.1.4]</w:t>
             </w:r>
           </w:p>
         </w:tc>
@@ -9678,7 +8499,7 @@
               <w:rPr>
                 <w:sz w:val="22"/>
               </w:rPr>
-              <w:t>51,2 (мкВт/см²)·ч [5.2.5]</w:t>
+              <w:t>51,2 (мкВт/см²)·ч [5.1.5]</w:t>
             </w:r>
           </w:p>
         </w:tc>
@@ -9840,7 +8661,7 @@
               <w:rPr>
                 <w:sz w:val="22"/>
               </w:rPr>
-              <w:t>3 показателя из 23 – класс 3.1–3.2, остальные – классы 1 и 2 (таблица 5.9)</w:t>
+              <w:t>Все 6 показателей – класс 1 (таблица 5.9)</w:t>
             </w:r>
           </w:p>
         </w:tc>
@@ -9859,7 +8680,7 @@
               <w:rPr>
                 <w:sz w:val="22"/>
               </w:rPr>
-              <w:t>Класс 2 – не более 5 показателей класса 3.1–3.2 при остальных классах 1 и 2</w:t>
+              <w:t>Итоговый класс – наибольший из классов по показателям</w:t>
             </w:r>
           </w:p>
         </w:tc>
@@ -9878,7 +8699,7 @@
               <w:rPr>
                 <w:sz w:val="22"/>
               </w:rPr>
-              <w:t>2</w:t>
+              <w:t>1</w:t>
             </w:r>
           </w:p>
         </w:tc>
@@ -9943,12 +8764,12 @@
         <w:pStyle w:val="Heading2"/>
       </w:pPr>
       <w:r>
-        <w:t>5.3 Оценка условий труда по эргономическим параметрам</w:t>
+        <w:t>5.2 Оценка условий труда по эргономическим параметрам</w:t>
       </w:r>
     </w:p>
     <w:p>
       <w:r>
-        <w:t>Конструкция рабочего места и взаимное расположение его элементов должны соответствовать антропометрическим, физиологическим и психологическим требованиям [69, 70]. Компоновка рабочего места специалиста показана на рисунке 5.2: верхний край экрана находится ниже уровня глаз, линия взгляда на центр экрана наклонена к горизонтали на 20°, руки при работе с клавиатурой согнуты в локтях под углом, близким к прямому, стопы стоят на полу.</w:t>
+        <w:t>Конструкция рабочего места и взаимное расположение его элементов должны соответствовать антропометрическим, физиологическим и психологическим требованиям [22, 23]. Компоновка рабочего места специалиста показана на рисунке 5.2: верхний край экрана находится ниже уровня глаз, линия взгляда на центр экрана наклонена к горизонтали на 20°, руки при работе с клавиатурой согнуты в локтях под углом, близким к прямому, стопы стоят на полу.</w:t>
       </w:r>
     </w:p>
     <w:p>
@@ -10003,7 +8824,7 @@
     </w:p>
     <w:p>
       <w:r>
-        <w:t>Органы управления и предметы труда размещаются в пределах зон досягаемости моторного поля [69], показанных на рисунке 5.3: в зоне А (оптимальной) находятся клавиатура и мышь, которыми пользуются постоянно, в зоне Б (лёгкой досягаемости) – документы, в зоне В (досягаемости вытянутой рукой) – редко используемые предметы. Монитор стоит за пределами зон досягаемости, на расстоянии наблюдения.</w:t>
+        <w:t>Органы управления и предметы труда размещаются в пределах зон досягаемости моторного поля [22], показанных на рисунке 5.3: в зоне А (оптимальной) находятся клавиатура и мышь, которыми пользуются постоянно, в зоне Б (лёгкой досягаемости) – документы, в зоне В (досягаемости вытянутой рукой) – редко используемые предметы. Монитор стоит за пределами зон досягаемости, на расстоянии наблюдения.</w:t>
       </w:r>
     </w:p>
     <w:p>
@@ -10058,7 +8879,7 @@
     </w:p>
     <w:p>
       <w:r>
-        <w:t>Параметры рабочего места и видеотерминала сопоставлены с нормативными в таблице 5.11 [70, 71, 72].</w:t>
+        <w:t>Параметры рабочего места и видеотерминала сопоставлены с нормативными в таблице 5.11 [23, 24, 25].</w:t>
       </w:r>
     </w:p>
     <w:p>
@@ -11185,17 +10006,17 @@
         <w:pStyle w:val="Heading2"/>
       </w:pPr>
       <w:r>
-        <w:t>5.4 Оценка помещения по электроопасности</w:t>
+        <w:t>5.3 Оценка помещения по электроопасности</w:t>
       </w:r>
     </w:p>
     <w:p>
       <w:r>
-        <w:t>По опасности поражения электрическим током помещения делятся на помещения без повышенной опасности, с повышенной опасностью и особо опасные [73]. Относительная влажность воздуха в кабинете – 40–50 % (таблица 5.4), то есть не более 60 %, поэтому по ПУЭ помещение сухое; температура нормальная, токопроводящая пыль отсутствует, пол – ламинат – не проводит ток. Металлические радиаторы отопления, соединённые с землёй, закрыты декоративными экранами, поэтому одновременное прикосновение к радиатору и корпусу ПЭВМ исключено. Кабинет относится к помещениям без повышенной опасности.</w:t>
+        <w:t>По опасности поражения электрическим током помещения делятся на помещения без повышенной опасности, с повышенной опасностью и особо опасные [26]. Относительная влажность воздуха в кабинете – 40–50 % (таблица 5.4), то есть не более 60 %, поэтому по ПУЭ помещение сухое; температура нормальная, токопроводящая пыль отсутствует, пол – ламинат – не проводит ток. Металлические радиаторы отопления, соединённые с землёй, закрыты декоративными экранами, поэтому одновременное прикосновение к радиатору и корпусу ПЭВМ исключено. Кабинет относится к помещениям без повышенной опасности.</w:t>
       </w:r>
     </w:p>
     <w:p>
       <w:r>
-        <w:t>Предельно допустимые значения напряжения прикосновения и тока при нормальном режиме электроустановки переменного тока 50 Гц составляют 2 В и 0,3 мА, при аварийном режиме – зависят от продолжительности воздействия тока и приведены в таблице 5.12 [74].</w:t>
+        <w:t>Предельно допустимые значения напряжения прикосновения и тока при нормальном режиме электроустановки переменного тока 50 Гц составляют 2 В и 0,3 мА, при аварийном режиме – зависят от продолжительности воздействия тока и приведены в таблице 5.12 [27].</w:t>
       </w:r>
     </w:p>
     <w:p>
@@ -12114,7 +10935,7 @@
     </w:p>
     <w:p>
       <w:r>
-        <w:t>Для защиты от поражения током [75, 76]:</w:t>
+        <w:t>Для защиты от поражения током [28, 29]:</w:t>
       </w:r>
     </w:p>
     <w:p>
@@ -12151,7 +10972,7 @@
     </w:p>
     <w:p>
       <w:r>
-        <w:t>Статическое электричество. Синтетическая обивка кресел способствует накоплению зарядов на теле человека; разряды неприятны и могут повредить электронику. Напряжённость электростатического поля на рабочем месте при воздействии в течение всей смены не должна превышать 20 кВ/м, а на поверхности полимерных материалов в общественных зданиях – 15 кВ/м при относительной влажности 30–60 % [57]. Электризацию ограничивают оптимальная влажность воздуха (40–50 %) и заземление корпусов ПЭВМ через розетки с заземляющим контактом.</w:t>
+        <w:t>Статическое электричество. Синтетическая обивка кресел способствует накоплению зарядов на теле человека; разряды неприятны и могут повредить электронику. Напряжённость электростатического поля на рабочем месте при воздействии в течение всей смены не должна превышать 20 кВ/м, а на поверхности полимерных материалов в общественных зданиях – 15 кВ/м при относительной влажности 30–60 % [7]. Электризацию ограничивают оптимальная влажность воздуха (40–50 %) и заземление корпусов ПЭВМ через розетки с заземляющим контактом.</w:t>
       </w:r>
     </w:p>
     <w:p>
@@ -12159,7 +10980,7 @@
         <w:pStyle w:val="Heading2"/>
       </w:pPr>
       <w:r>
-        <w:t>5.5 Классификация помещения по пожароопасности</w:t>
+        <w:t>5.4 Классификация помещения по пожароопасности</w:t>
       </w:r>
     </w:p>
     <w:p>
@@ -12169,7 +10990,7 @@
     </w:p>
     <w:p>
       <w:r>
-        <w:t>Кабинет предназначен для научно-исследовательской работы на ПЭВМ и расположен в офисном здании. Здания научных и проектно-конструкторских организаций, контор и офисов по классу функциональной пожарной опасности относятся к Ф4.3 [77]. Категории по взрывопожарной и пожарной опасности (А, Б, В1–В4, Г, Д) установлены только для помещений производственного и складского назначения: так их определяют статья 27 Технического регламента о требованиях пожарной безопасности [77] и пункт 1.1 СП 12.13130.2009, задающего методику их расчёта [78]. Кабинет – помещение офисного здания, к производственным и складским не относится, поэтому категория для него не определяется. Класс Ф4.3 определяет требования к зданию – к эвакуационным путям и выходам, системам оповещения и пожарной сигнализации [77]; при эксплуатации кабинета действуют Правила противопожарного режима [79], из которых следуют мероприятия:</w:t>
+        <w:t>Кабинет предназначен для научно-исследовательской работы на ПЭВМ и расположен в офисном здании. Здания научных и проектно-конструкторских организаций, контор и офисов по классу функциональной пожарной опасности относятся к Ф4.3 [30]. Категории по взрывопожарной и пожарной опасности (А, Б, В1–В4, Г, Д) установлены только для помещений производственного и складского назначения: так их определяют статья 27 Технического регламента о требованиях пожарной безопасности [30] и пункт 1.1 СП 12.13130.2009, задающего методику их расчёта [31]. Кабинет – помещение офисного здания, к производственным и складским не относится, поэтому категория для него не определяется. Класс Ф4.3 определяет требования к зданию – к эвакуационным путям и выходам, системам оповещения и пожарной сигнализации [30]; при эксплуатации кабинета действуют Правила противопожарного режима [32], из которых следуют мероприятия:</w:t>
       </w:r>
     </w:p>
     <w:p>
@@ -12177,7 +10998,15 @@
         <w:t xml:space="preserve">– </w:t>
       </w:r>
       <w:r>
-        <w:t>в верхнем правом углу прихожей, у выхода, установлен углекислотный огнетушитель ОУ-2, пригодный для тушения электрооборудования под напряжением до 1000 В; углекислотный огнетушитель не портит электронику [80];</w:t>
+        <w:t>электрооборудование поддерживается в исправном состоянии, линии защищены от перегрузки и короткого замыкания;</w:t>
+      </w:r>
+    </w:p>
+    <w:p>
+      <w:r>
+        <w:t xml:space="preserve">– </w:t>
+      </w:r>
+      <w:r>
+        <w:t>в верхнем правом углу прихожей, у выхода, установлен углекислотный огнетушитель ОУ-2, пригодный для тушения электрооборудования под напряжением до 1000 В; углекислотный огнетушитель не портит электронику [33];</w:t>
       </w:r>
     </w:p>
     <w:p>
@@ -12209,7 +11038,7 @@
         <w:t xml:space="preserve">– </w:t>
       </w:r>
       <w:r>
-        <w:t>ширина выхода из помещения 0,9 м, полотно двери открывается внутрь и не перекрывает пути движения в прихожей; направление открывания дверей не нормируется для помещений с одновременным пребыванием не более 15 человек, кроме помещений категорий А и Б [81], а в кабинете одновременно находятся не более 6 человек.</w:t>
+        <w:t>ширина выхода из помещения 0,9 м, полотно двери открывается внутрь и не перекрывает пути движения в прихожей; направление открывания дверей не нормируется для помещений с одновременным пребыванием не более 15 человек, кроме помещений категорий А и Б [34], а в кабинете одновременно находятся не более 6 человек.</w:t>
       </w:r>
     </w:p>
     <w:p>
@@ -12217,12 +11046,12 @@
         <w:pStyle w:val="Heading2"/>
       </w:pPr>
       <w:r>
-        <w:t>5.6 Расчёт искусственного освещения</w:t>
+        <w:t>5.5 Расчёт искусственного освещения</w:t>
       </w:r>
     </w:p>
     <w:p>
       <w:r>
-        <w:t>Индивидуальное задание – расчёт общего искусственного освещения кабинета. Расчёт выполняется методом коэффициента использования светового потока, который применяется для равномерно освещённых горизонтальных поверхностей [59, 60]. Нормируемая освещённость – 300 лк (раздел 5.2.3); для кабинетов и офисов она нормируется на горизонтальной рабочей поверхности на высоте 0,8 м от пола [57].</w:t>
+        <w:t>Индивидуальное задание – расчёт общего искусственного освещения кабинета. Расчёт выполняется методом коэффициента использования светового потока, который применяется для равномерно освещённых горизонтальных поверхностей [10, 11]. Нормируемая освещённость – 300 лк (раздел 5.1.3); для кабинетов и офисов она нормируется на горизонтальной рабочей поверхности на высоте 0,8 м от пола [7].</w:t>
       </w:r>
     </w:p>
     <w:p>
@@ -12707,7 +11536,7 @@
     </w:p>
     <w:p>
       <w:r>
-        <w:t>Коэффициенты отражения потолка, стен и пола (ламинат) – 70, 50 и 30 %. Коэффициент запаса для административно-конструкторских помещений Kз = 1,5, коэффициент неравномерности освещённости z = 1,1 [60].</w:t>
+        <w:t>Коэффициенты отражения потолка, стен и пола (ламинат) – 70, 50 и 30 %. Коэффициент запаса для административно-конструкторских помещений Kз = 1,5, коэффициент неравномерности освещённости z = 1,1 [11].</w:t>
       </w:r>
     </w:p>
     <w:p>
@@ -12715,7 +11544,7 @@
         <w:keepNext/>
       </w:pPr>
       <w:r>
-        <w:t>В кабинете установлены светильники – встраиваемые светодиодные панели 595 × 595 мм для потолка «Армстронг». По паспортным данным панели того же типа: мощность 48 Вт, световой поток 4 800 лм, коэффициент пульсации менее 1 %, цветовая температура 4000 К, матовый (опаловый) рассеиватель [61]. Светильник с матовым рассеивателем светит по косинусному закону – тип кривой силы света Д [60]. В таблице коэффициентов использования косинусная кривая представлена двумя вариантами, Д-1 и Д-2. Принят Д-1, у которого коэффициент использования меньше (при i = 1,25 – 58 % против 68 %). Коэффициент использования светового потока зависит от типа кривой силы света, индекса помещения и коэффициентов отражения; для светильников с типовыми кривыми он приведён в таблице 5.13 [60, 82].</w:t>
+        <w:t>В кабинете установлены светильники – встраиваемые светодиодные панели 595 × 595 мм для потолка «Армстронг». По паспортным данным панели того же типа: мощность 48 Вт, световой поток 4 800 лм, коэффициент пульсации менее 1 %, цветовая температура 4000 К, матовый (опаловый) рассеиватель [12]. Светильник с матовым рассеивателем светит по косинусному закону – тип кривой силы света Д [11]. В таблице коэффициентов использования косинусная кривая представлена двумя вариантами, Д-1 и Д-2. Принят Д-1, у которого коэффициент использования меньше (при i = 1,25 – 58 % против 68 %). Коэффициент использования светового потока зависит от типа кривой силы света, индекса помещения и коэффициентов отражения; для светильников с типовыми кривыми он приведён в таблице 5.13 [11, 35].</w:t>
       </w:r>
     </w:p>
     <w:p>
@@ -14965,7 +13794,7 @@
         <w:keepNext/>
       </w:pPr>
       <w:r>
-        <w:t>Принимаются 8 светильников, по 4 в 2 рядах. Требуемый поток одного светильника при этом числе – ФΣ / N = 40 150 / 8 = 5 019 лм. Отклонение номинального потока выбранного светильника от требуемого:</w:t>
+        <w:t>Число светильников округляется в большую сторону: принимаются 9 светильников. Требуемый поток одного светильника при этом числе – ФΣ / N = 40 150 / 9 = 4 461 лм. Отклонение номинального потока выбранного светильника от требуемого:</w:t>
       </w:r>
     </w:p>
     <w:p>
@@ -15049,7 +13878,7 @@
               <w:rPr>
                 <w:rFonts w:ascii="Cambria Math" w:hAnsi="Cambria Math"/>
               </w:rPr>
-              <m:t xml:space="preserve">4 800 - 5 019</m:t>
+              <m:t xml:space="preserve">4 800 - 4 461</m:t>
             </m:r>
           </m:num>
           <m:den>
@@ -15060,7 +13889,7 @@
               <w:rPr>
                 <w:rFonts w:ascii="Cambria Math" w:hAnsi="Cambria Math"/>
               </w:rPr>
-              <m:t xml:space="preserve">5 019</m:t>
+              <m:t xml:space="preserve">4 461</m:t>
             </m:r>
           </m:den>
         </m:f>
@@ -15071,18 +13900,18 @@
           <w:rPr>
             <w:rFonts w:ascii="Cambria Math" w:hAnsi="Cambria Math"/>
           </w:rPr>
-          <m:t xml:space="preserve">·100 = -4,4 %.</m:t>
+          <m:t xml:space="preserve">·100 = +7,6 %.</m:t>
         </m:r>
       </m:oMath>
     </w:p>
     <w:p>
       <w:r>
-        <w:t>Методические указания допускают отклонение потока от требуемого в пределах −10…+20 % [60], поэтому принятое число светильников обеспечивает нормируемую освещённость.</w:t>
+        <w:t>Методические указания допускают отклонение потока от требуемого в пределах −10…+20 % [11], поэтому принятое число светильников обеспечивает нормируемую освещённость.</w:t>
       </w:r>
     </w:p>
     <w:p>
       <w:r>
-        <w:t>Принятое число совпадает с числом установленных светильников. Они расположены в 2 ряда по 4 вдоль длинной стороны помещения (рисунок 5.4). Расстояние между рядами L = 2,50 м, от крайних рядов до стен l = 1,25 м; в ряду светильники стоят через 2,33 м.</w:t>
+        <w:t>Светильники размещаются в 2 ряда по 4 вдоль длинной стороны основной части помещения и один – в прихожей над дверью (рисунок 5.4). Расстояние между рядами L = 2,50 м, от крайних рядов до стен l = 1,25 м; в ряду светильники стоят через 2,33 м.</w:t>
       </w:r>
     </w:p>
     <w:p>
@@ -15140,7 +13969,7 @@
         <w:keepNext/>
       </w:pPr>
       <w:r>
-        <w:t>Освещённость, создаваемая установленными светильниками на рабочей поверхности:</w:t>
+        <w:t>Освещённость, создаваемая принятыми светильниками на рабочей поверхности:</w:t>
       </w:r>
     </w:p>
     <w:tbl>
@@ -15327,7 +14156,7 @@
                     <w:rPr>
                       <w:rFonts w:ascii="Cambria Math" w:hAnsi="Cambria Math"/>
                     </w:rPr>
-                    <m:t xml:space="preserve">8·4 800·0,63</m:t>
+                    <m:t xml:space="preserve">9·4 800·0,63</m:t>
                   </m:r>
                 </m:num>
                 <m:den>
@@ -15349,7 +14178,7 @@
                 <w:rPr>
                   <w:rFonts w:ascii="Cambria Math" w:hAnsi="Cambria Math"/>
                 </w:rPr>
-                <m:t xml:space="preserve"> = 287 лк.</m:t>
+                <m:t xml:space="preserve"> = 323 лк.</m:t>
               </m:r>
             </m:oMath>
           </w:p>
@@ -15458,13 +14287,13 @@
           <w:rPr>
             <w:rFonts w:ascii="Cambria Math" w:hAnsi="Cambria Math"/>
           </w:rPr>
-          <m:t xml:space="preserve"> = 8·48 = 384 Вт,</m:t>
+          <m:t xml:space="preserve"> = 9·48 = 432 Вт,</m:t>
         </m:r>
       </m:oMath>
     </w:p>
     <w:p>
       <w:r>
-        <w:t>удельная мощность – 7,5 Вт/м². Освещённость 287 лк – наименьшая, к концу срока службы светильников: коэффициент запаса учитывает снижение их потока и загрязнение; новые панели дают около 430 лк. Отклонение расчётной освещённости от нормы 300 лк (−4,3 %) – в пределах допуска −10…+20 % [60], пульсация светодиодных панелей менее 1 % при норме не более 5 %, матовый рассеиватель ограничивает блёскость. Установленное общее освещение соответствует нормам, условия труда по световой среде – допустимые (класс 2). При замене панелей выбираются светильники с индексом цветопередачи не менее 85, который установлен для общего искусственного освещения [57].</w:t>
+        <w:t>удельная мощность – 8,5 Вт/м². Освещённость 323 лк получена с коэффициентом запаса, то есть к концу срока службы светильников, и не ниже нормы 300 лк; новые панели дают около 480 лк. Пульсация панелей – менее 1 % при норме не более 5 %, матовый рассеиватель ограничивает блёскость. При замене панелей выбираются светильники с индексом цветопередачи не менее 85, который установлен для общего искусственного освещения [7].</w:t>
       </w:r>
     </w:p>
     <w:p>
@@ -15472,7 +14301,7 @@
         <w:pStyle w:val="Heading2"/>
       </w:pPr>
       <w:r>
-        <w:t>5.7 Выводы</w:t>
+        <w:t>5.6 Выводы</w:t>
       </w:r>
     </w:p>
     <w:p>
@@ -15493,7 +14322,7 @@
         <w:t xml:space="preserve">– </w:t>
       </w:r>
       <w:r>
-        <w:t>освещённость рабочих мест к концу срока службы светильников – 287 лк при норме 300 лк (−4,3 %, в пределах допуска −10…+20 %); новые светильники дают около 430 лк;</w:t>
+        <w:t>освещённость рабочих мест – 323 лк при норме 300 лк (новые светильники – около 480 лк);</w:t>
       </w:r>
     </w:p>
     <w:p>
@@ -15501,7 +14330,7 @@
         <w:t xml:space="preserve">– </w:t>
       </w:r>
       <w:r>
-        <w:t>эквивалентный уровень шума 46,7 дБА не превышает норматива 80 дБА и укладывается в более строгие 50 дБА для офисов; тяжесть и напряжённость трудового процесса – класс 2;</w:t>
+        <w:t>эквивалентный уровень шума 46,7 дБА не превышает норматива 80 дБА и укладывается в более строгие 50 дБА для офисов; тяжесть трудового процесса – класс 2, напряжённость – класс 1;</w:t>
       </w:r>
     </w:p>
     <w:p>
@@ -15527,7 +14356,192 @@
     </w:p>
     <w:p>
       <w:r>
-        <w:t>По индивидуальному заданию было предложено спроектировать и рассчитать общее искусственное освещение кабинета методом коэффициента использования светового потока. В результате расчёта были выбраны встраиваемые светодиодные панели мощностью 48 Вт со световым потоком 4 800 лм в количестве 8 шт.; они обеспечивают к концу срока службы освещённость 287 лк при норме 300 лк (−4,3 %, в пределах допуска −10…+20 %; новые – около 430 лк) и пульсацию менее 1 % при норме не более 5 %. Принятое число панелей совпадает с установленным в кабинете.</w:t>
+        <w:t>По индивидуальному заданию было предложено спроектировать и рассчитать общее искусственное освещение кабинета методом коэффициента использования светового потока. В результате расчёта были выбраны встраиваемые светодиодные панели мощностью 48 Вт со световым потоком 4 800 лм в количестве 9 шт; они обеспечивают к концу срока службы освещённость 323 лк при норме 300 лк (новые – около 480 лк) и пульсацию менее 1 % при норме не более 5 %.</w:t>
+      </w:r>
+    </w:p>
+    <w:p>
+      <w:pPr>
+        <w:pStyle w:val="Heading2"/>
+        <w:ind w:firstLine="0"/>
+        <w:jc w:val="center"/>
+      </w:pPr>
+      <w:r>
+        <w:t>Список источников к разделу 5</w:t>
+      </w:r>
+    </w:p>
+    <w:p>
+      <w:r>
+        <w:t>1. СП 2.2.3670-20. Санитарно-эпидемиологические требования к условиям труда : санитарные правила : утверждены постановлением Главного государственного санитарного врача Российской Федерации от 02.12.2020 № 40 : дата введения 2021-01-01. – Текст : электронный // Электронный фонд правовых и нормативно-технических документов : [сайт]. – URL: https://docs.cntd.ru/document/573230583 (дата обращения: 08.10.2026).</w:t>
+      </w:r>
+    </w:p>
+    <w:p>
+      <w:r>
+        <w:t>2. ГОСТ 12.2.007.0-75. Система стандартов безопасности труда. Изделия электротехнические. Общие требования безопасности : государственный стандарт Союза ССР : утвержден постановлением Государственного комитета стандартов Совета Министров СССР от 10.09.1975 № 2368 : дата введения 1978-01-01. – Текст : электронный // МЕГАНОРМ : [сайт]. – URL: https://meganorm.ru/Data1/6/6884/index.htm (дата обращения: 23.10.2026).</w:t>
+      </w:r>
+    </w:p>
+    <w:p>
+      <w:r>
+        <w:t>3. Об утверждении Методики проведения специальной оценки условий труда, Классификатора вредных и (или) опасных производственных факторов, формы отчета о проведении специальной оценки условий труда и инструкции по ее заполнению : приказ Минтруда России от 21.11.2023 № 817н : зарегистрирован в Минюсте России 30.11.2023 № 76179. – Текст : электронный // Официальный интернет-портал правовой информации : [сайт]. – URL: http://publication.pravo.gov.ru/document/0001202311300048 (дата обращения: 08.10.2026).</w:t>
+      </w:r>
+    </w:p>
+    <w:p>
+      <w:r>
+        <w:t>4. О специальной оценке условий труда : федеральный закон от 28.12.2013 № 426-ФЗ : принят Государственной думой 23 декабря 2013 года : одобрен Советом Федерации 25 декабря 2013 года. – Текст : электронный // КонсультантПлюс : надежная правовая поддержка : [сайт]. – URL: https://www.consultant.ru/document/cons_doc_LAW_156555/ (дата обращения: 08.10.2026).</w:t>
+      </w:r>
+    </w:p>
+    <w:p>
+      <w:r>
+        <w:t>5. ГОСТ 12.0.003-2015. Система стандартов безопасности труда. Опасные и вредные производственные факторы. Классификация : межгосударственный стандарт : издание официальное : введен в действие в качестве национального стандарта Российской Федерации Приказом Росстандарта от 09.06.2016 № 602-ст : дата введения 2017-03-01. – Текст : электронный // Электронный фонд правовых и нормативно-технических документов : [сайт]. – URL: https://docs.cntd.ru/document/1200136071 (дата обращения: 08.10.2026).</w:t>
+      </w:r>
+    </w:p>
+    <w:p>
+      <w:r>
+        <w:t>6. ГОСТ 12.1.005-88. Система стандартов безопасности труда. Общие санитарно-гигиенические требования к воздуху рабочей зоны : межгосударственный стандарт : издание официальное : утвержден и введен в действие Постановлением Госстандарта СССР от 29.09.1988 № 3388 : дата введения 1989-01-01. – Текст : электронный // Электронный фонд правовых и нормативно-технических документов : [сайт]. – URL: https://docs.cntd.ru/document/1200003608 (дата обращения: 08.10.2026).</w:t>
+      </w:r>
+    </w:p>
+    <w:p>
+      <w:r>
+        <w:t>7. СанПиН 1.2.3685-21. Гигиенические нормативы и требования к обеспечению безопасности и (или) безвредности для человека факторов среды обитания : санитарные правила и нормы : утверждены постановлением Главного государственного санитарного врача Российской Федерации от 28.01.2021 № 2 (ред. от 24.12.2025) : дата введения 2021-03-01. – Текст : электронный // Электронный фонд правовых и нормативно-технических документов : [сайт]. – URL: https://docs.cntd.ru/document/573500115 (дата обращения: 08.10.2026).</w:t>
+      </w:r>
+    </w:p>
+    <w:p>
+      <w:r>
+        <w:t>8. Нормализация воздуха в помещениях предприятий аэрокосмической отрасли : учебное пособие / Т. В. Голованова [и др.] ; Московский авиационный институт (национальный исследовательский университет). – Москва : МАИ, 2019. – 88 с. : ил. – Текст : непосредственный.</w:t>
+      </w:r>
+    </w:p>
+    <w:p>
+      <w:r>
+        <w:t>9. СП 60.13330.2020. Отопление, вентиляция и кондиционирование воздуха. СНиП 41-01-2003 : свод правил : утвержден приказом Министерства строительства и жилищно-коммунального хозяйства Российской Федерации от 30.12.2020 № 921/пр : дата введения 2021-07-01. – Текст : электронный // Электронный фонд правовых и нормативно-технических документов : [сайт]. – URL: https://docs.cntd.ru/ (дата обращения: 27.10.2026).</w:t>
+      </w:r>
+    </w:p>
+    <w:p>
+      <w:r>
+        <w:t>10. СП 52.13330.2016. Естественное и искусственное освещение. Актуализированная редакция СНиП 23-05-95* : свод правил : утвержден приказом Минстроя России от 07.11.2016 № 777/пр : дата введения 2017-05-08. – Текст : электронный // Электронный фонд правовых и нормативно-технических документов : [сайт]. – URL: https://docs.cntd.ru/document/456054197 (дата обращения: 08.10.2026).</w:t>
+      </w:r>
+    </w:p>
+    <w:p>
+      <w:r>
+        <w:t>11. Беков, Б. Е. Производственное освещение авиастроительных предприятий : методические указания к разделу «Охрана труда и окружающей среды» дипломного проекта / Б. Е. Беков, Н. И. Бобков, А. В. Копылов, Н. С. Чудакова. – Москва : Изд-во МАИ, 1987. – 46 с. : ил. – Текст : непосредственный.</w:t>
+      </w:r>
+    </w:p>
+    <w:p>
+      <w:r>
+        <w:t>12. Универсальная светодиодная панель MASTER ДВО 48W-4000K-595х595х40-опал IP40 KZS : артикул 48786 : технические характеристики / FERON. – Текст : электронный // FERON : [сайт]. – URL: https://feron.ru/catalog/svetodiodnye_paneli_armstrong/universalnaya_svetodiodnaya_panel_master_dvo_48w_4000k_595kh595kh40_opal_ip40_kzs/ (дата обращения: 23.10.2026).</w:t>
+      </w:r>
+    </w:p>
+    <w:p>
+      <w:r>
+        <w:t>13. СП 51.13330.2011. Защита от шума. Актуализированная редакция СНиП 23-03-2003 : свод правил : утвержден приказом Министерства регионального развития Российской Федерации от 28.12.2010 № 825 (ред. от 12.12.2023) : дата введения 2011-05-20. – Текст : электронный // Электронный фонд правовых и нормативно-технических документов : [сайт]. – URL: https://docs.cntd.ru/document/1200084097 (дата обращения: 23.10.2026).</w:t>
+      </w:r>
+    </w:p>
+    <w:p>
+      <w:r>
+        <w:t>14. HP Pro Series 400 G9 Desktop PCs : QuickSpecs c08017709 : Version 18, May 8, 2025 / HP Inc. – 99 p. – Текст : электронный // HP : [сайт]. – URL: https://h20195.www2.hp.com/v2/GetDocument.aspx?docname=c08017709 (дата обращения: 22.10.2026).</w:t>
+      </w:r>
+    </w:p>
+    <w:p>
+      <w:r>
+        <w:t>15. Сплит-системы Daichi AIR : AIR20AVQ1 / AIR20FV1 – AIR70AVQ1 / AIR70FV1 : технические характеристики. – Текст : электронный // Библиотека С.О.К. : [сайт]. – URL: https://c-o-k.ru/library/instructions/daichi/kondicionery-bytovye/133972.pdf (дата обращения: 22.10.2026).</w:t>
+      </w:r>
+    </w:p>
+    <w:p>
+      <w:r>
+        <w:t>16. Шредер Cactus CS-SH-G6 : характеристики. – Текст : электронный // КНС : [сайт]. – URL: https://www.kns.ru/product/shreder-cactus-cs-sh-g6/characteristics/ (дата обращения: 22.10.2026).</w:t>
+      </w:r>
+    </w:p>
+    <w:p>
+      <w:r>
+        <w:t>17. Яров, В. Н. Защита от шума и вибраций : методические указания к дипломному проектированию / В. Н. Яров, Л. И. Малько. – Москва : МАИ, 1985. – Текст : непосредственный.</w:t>
+      </w:r>
+    </w:p>
+    <w:p>
+      <w:r>
+        <w:t>18. Дайнов, М. И. Борьба с шумами и вибрациями в авиационной промышленности : методические указания к дипломному проектированию / М. И. Дайнов, Л. И. Малько, В. Н. Яров. – Москва : Изд-во МАИ, 1989. – Текст : непосредственный.</w:t>
+      </w:r>
+    </w:p>
+    <w:p>
+      <w:r>
+        <w:t>19. 泰芯 802.11ah TX-AH-Rx00P 系列模组技术规格书 [Технические характеристики модулей серии TX-AH-Rx00P] : версия V6.2 от 16.11.2023 / Zhuhai Taixin Semiconductor Co., Ltd. – Текст : электронный // GitHub : репозиторий Xinyuan-LilyGO/T-Halow. – URL: https://github.com/Xinyuan-LilyGO/T-Halow/tree/master/hardware/TX_AH (дата обращения: 08.10.2026).</w:t>
+      </w:r>
+    </w:p>
+    <w:p>
+      <w:r>
+        <w:t>20. О выделении полос радиочастот устройствам малого радиуса действия : решение ГКРЧ при Мининформсвязи России от 07.05.2007 № 07-20-03-001 (ред. от 24.12.2018). – Текст : электронный // ГАРАНТ.РУ : информационно-правовой портал. – URL: https://base.garant.ru/192210/ (дата обращения: 08.10.2026).</w:t>
+      </w:r>
+    </w:p>
+    <w:p>
+      <w:r>
+        <w:t>21. О выделении полос радиочастот, внесении изменений в решения ГКРЧ и продлении срока действия решений ГКРЧ : решение ГКРЧ при Минкомсвязи России от 11.09.2018 № 18-46-03-1. – Текст : электронный // ГАРАНТ.РУ : информационно-правовой портал. – URL: https://base.garant.ru/72061772/ (дата обращения: 08.10.2026).</w:t>
+      </w:r>
+    </w:p>
+    <w:p>
+      <w:r>
+        <w:t>22. ГОСТ 12.2.032-78. Система стандартов безопасности труда. Рабочее место при выполнении работ сидя. Общие эргономические требования : межгосударственный стандарт : издание официальное : утвержден и введен в действие Постановлением Госстандарта СССР от 26.04.1978 № 1102 : дата введения 1979-01-01. – Текст : электронный // Электронный фонд правовых и нормативно-технических документов : [сайт]. – URL: https://docs.cntd.ru/document/1200003913 (дата обращения: 08.10.2026).</w:t>
+      </w:r>
+    </w:p>
+    <w:p>
+      <w:r>
+        <w:t>23. ГОСТ Р 50923-96. Дисплеи. Рабочее место оператора. Общие эргономические требования и требования к производственной среде. Методы измерения : государственный стандарт Российской Федерации : издание официальное : утвержден и введен в действие Постановлением Госстандарта России от 10.07.1996 № 451 : дата введения 1997-07-01. – Текст : электронный // Электронный фонд правовых и нормативно-технических документов : [сайт]. – URL: https://docs.cntd.ru/document/1200025975 (дата обращения: 08.10.2026).</w:t>
+      </w:r>
+    </w:p>
+    <w:p>
+      <w:r>
+        <w:t>24. ГОСТ Р 50948-2001. Средства отображения информации индивидуального пользования. Общие эргономические требования и требования безопасности : государственный стандарт Российской Федерации : издание официальное : принят и введен в действие Постановлением Госстандарта России от 25.12.2001 № 576-ст : дата введения 2002-07-01. – Текст : электронный // Электронный фонд правовых и нормативно-технических документов : [сайт]. – URL: https://docs.cntd.ru/document/1200028904 (дата обращения: 08.10.2026).</w:t>
+      </w:r>
+    </w:p>
+    <w:p>
+      <w:r>
+        <w:t>25. ГОСТ Р ИСО 9241-4-2009. Эргономические требования к проведению офисных работ с использованием видеодисплейных терминалов (VDT). Часть 4. Требования к клавиатуре : национальный стандарт Российской Федерации : издание официальное : утвержден и введен в действие Приказом Ростехрегулирования от 07.12.2009 № 579-ст : дата введения 2010-12-01. – Текст : электронный // Электронный фонд правовых и нормативно-технических документов : [сайт]. – URL: https://docs.cntd.ru/document/1200076334 (дата обращения: 08.10.2026).</w:t>
+      </w:r>
+    </w:p>
+    <w:p>
+      <w:r>
+        <w:t>26. Правила устройства электроустановок. Глава 1.1. Общая часть : издание седьмое : утверждена приказом Минэнерго России от 08.07.2002 № 204 : дата введения 2003-01-01. – Текст : электронный // Электронный фонд правовых и нормативно-технических документов : [сайт]. – URL: https://docs.cntd.ru/document/1200030216 (дата обращения: 08.10.2026).</w:t>
+      </w:r>
+    </w:p>
+    <w:p>
+      <w:r>
+        <w:t>27. ГОСТ 12.1.038-82. Система стандартов безопасности труда. Электробезопасность. Предельно допустимые значения напряжений прикосновения и токов : межгосударственный стандарт : издание официальное : утвержден и введен в действие Постановлением Госстандарта СССР от 30.07.1982 № 2987 : дата введения 1983-07-01. – Текст : электронный // Электронный фонд правовых и нормативно-технических документов : [сайт]. – URL: https://docs.cntd.ru/document/5200313 (дата обращения: 08.10.2026).</w:t>
+      </w:r>
+    </w:p>
+    <w:p>
+      <w:r>
+        <w:t>28. ГОСТ 12.1.019-2017. Система стандартов безопасности труда. Электробезопасность. Общие требования и номенклатура видов защиты : межгосударственный стандарт : издание официальное : введен в действие Приказом Росстандарта от 07.11.2018 № 941-ст : дата введения 2019-01-01. – Текст : электронный // Meganorm : [сайт]. – URL: https://meganorm.ru/mega_doc/norm/gost_gosudarstvennyj-standart/1/gost_12_1_019-2017_mezhgosudarstvennyy_standart_sistema.html (дата обращения: 15.10.2026).</w:t>
+      </w:r>
+    </w:p>
+    <w:p>
+      <w:r>
+        <w:t>29. Яров, В. Н. Выбор мероприятий и расчет элементов электрозащиты : методические указания к разделу «Охрана труда и окружающей среды» дипломного проекта / В. Н. Яров. – Москва : Изд-во МАИ, 1988. – Текст : непосредственный.</w:t>
+      </w:r>
+    </w:p>
+    <w:p>
+      <w:r>
+        <w:t>30. Технический регламент о требованиях пожарной безопасности : федеральный закон от 22.07.2008 № 123-ФЗ : принят Государственной думой 4 июля 2008 года : одобрен Советом Федерации 11 июля 2008 года. – Текст : электронный // Электронный фонд правовых и нормативно-технических документов : [сайт]. – URL: https://docs.cntd.ru/document/902111644 (дата обращения: 08.10.2026).</w:t>
+      </w:r>
+    </w:p>
+    <w:p>
+      <w:r>
+        <w:t>31. СП 12.13130.2009. Определение категорий помещений, зданий и наружных установок по взрывопожарной и пожарной опасности : свод правил : утвержден приказом МЧС России от 25.03.2009 № 182 : дата введения 2009-05-01. – Текст : электронный // Электронный фонд правовых и нормативно-технических документов : [сайт]. – URL: https://docs.cntd.ru/document/1200071156 (дата обращения: 08.10.2026).</w:t>
+      </w:r>
+    </w:p>
+    <w:p>
+      <w:r>
+        <w:t>32. Об утверждении Правил противопожарного режима в Российской Федерации : постановление Правительства Российской Федерации от 16.09.2020 № 1479. – Текст : электронный // Электронный фонд правовых и нормативно-технических документов : [сайт]. – URL: https://docs.cntd.ru/document/565837297 (дата обращения: 08.10.2026).</w:t>
+      </w:r>
+    </w:p>
+    <w:p>
+      <w:r>
+        <w:t>33. СП 9.13130.2009. Техника пожарная. Огнетушители. Требования к эксплуатации : свод правил : утвержден приказом МЧС России от 25.03.2009 № 179 : дата введения 2009-05-01. – Текст : электронный // Электронный фонд правовых и нормативно-технических документов : [сайт]. – URL: https://docs.cntd.ru/document/1200071152 (дата обращения: 08.10.2026).</w:t>
+      </w:r>
+    </w:p>
+    <w:p>
+      <w:r>
+        <w:t>34. СП 1.13130.2020. Системы противопожарной защиты. Эвакуационные пути и выходы : свод правил : утвержден приказом МЧС России от 19.03.2020 № 194 : дата введения 2020-09-19. – Текст : электронный // Электронный фонд правовых и нормативно-технических документов : [сайт]. – URL: https://docs.cntd.ru/document/565248961 (дата обращения: 22.10.2026).</w:t>
+      </w:r>
+    </w:p>
+    <w:p>
+      <w:r>
+        <w:t>35. Кнорринг, Г. М. Справочная книга для проектирования электрического освещения / Г. М. Кнорринг, И. М. Фадин, В. Н. Сидоров. – 2-е изд., перераб. и доп. – Санкт-Петербург : Энергоатомиздат, 1992. – 448 с. – Текст : непосредственный.</w:t>
       </w:r>
     </w:p>
     <w:sectPr>

--- a/docs/ohrana_truda/Okhrana_truda_HaLow.docx
+++ b/docs/ohrana_truda/Okhrana_truda_HaLow.docx
@@ -1413,7 +1413,7 @@
               <w:rPr>
                 <w:sz w:val="22"/>
               </w:rPr>
-              <w:t>Электромагнитные поля</w:t>
+              <w:t>Неионизирующие излучения</w:t>
             </w:r>
           </w:p>
         </w:tc>
@@ -2730,7 +2730,7 @@
           <w:rPr>
             <w:rFonts w:ascii="Cambria Math" w:hAnsi="Cambria Math"/>
           </w:rPr>
-          <m:t xml:space="preserve"> = 1,6 </m:t>
+          <m:t xml:space="preserve"> = 1,57 </m:t>
         </m:r>
         <m:sSup>
           <m:e>
@@ -2764,6 +2764,108 @@
             <w:rFonts w:ascii="Cambria Math" w:hAnsi="Cambria Math"/>
           </w:rPr>
           <m:t xml:space="preserve">.</m:t>
+        </m:r>
+      </m:oMath>
+    </w:p>
+    <w:p>
+      <w:pPr>
+        <w:keepNext/>
+      </w:pPr>
+      <w:r>
+        <w:t xml:space="preserve">Кратность воздухообмена округляется в большую сторону до целого числа: принимается </w:t>
+      </w:r>
+      <m:oMath>
+        <m:sSub>
+          <m:e>
+            <m:r>
+              <w:rPr>
+                <w:rFonts w:ascii="Cambria Math" w:hAnsi="Cambria Math"/>
+              </w:rPr>
+              <m:t xml:space="preserve">k</m:t>
+            </m:r>
+          </m:e>
+          <m:sub>
+            <m:r>
+              <m:rPr>
+                <m:sty m:val="p"/>
+              </m:rPr>
+              <w:rPr>
+                <w:rFonts w:ascii="Cambria Math" w:hAnsi="Cambria Math"/>
+              </w:rPr>
+              <m:t xml:space="preserve">в</m:t>
+            </m:r>
+          </m:sub>
+        </m:sSub>
+      </m:oMath>
+      <w:r>
+        <w:t xml:space="preserve"> = 2 ч⁻¹. Расход наружного воздуха при этой кратности [8]:</w:t>
+      </w:r>
+    </w:p>
+    <w:p>
+      <w:pPr>
+        <w:pStyle w:val="Formula"/>
+        <w:jc w:val="center"/>
+      </w:pPr>
+      <m:oMath>
+        <m:r>
+          <w:rPr>
+            <w:rFonts w:ascii="Cambria Math" w:hAnsi="Cambria Math"/>
+          </w:rPr>
+          <m:t xml:space="preserve">L</m:t>
+        </m:r>
+        <m:r>
+          <m:rPr>
+            <m:sty m:val="p"/>
+          </m:rPr>
+          <w:rPr>
+            <w:rFonts w:ascii="Cambria Math" w:hAnsi="Cambria Math"/>
+          </w:rPr>
+          <m:t xml:space="preserve"> = </m:t>
+        </m:r>
+        <m:r>
+          <w:rPr>
+            <w:rFonts w:ascii="Cambria Math" w:hAnsi="Cambria Math"/>
+          </w:rPr>
+          <m:t xml:space="preserve">V</m:t>
+        </m:r>
+        <m:r>
+          <m:rPr>
+            <m:sty m:val="p"/>
+          </m:rPr>
+          <w:rPr>
+            <w:rFonts w:ascii="Cambria Math" w:hAnsi="Cambria Math"/>
+          </w:rPr>
+          <m:t xml:space="preserve">·</m:t>
+        </m:r>
+        <m:sSub>
+          <m:e>
+            <m:r>
+              <w:rPr>
+                <w:rFonts w:ascii="Cambria Math" w:hAnsi="Cambria Math"/>
+              </w:rPr>
+              <m:t xml:space="preserve">k</m:t>
+            </m:r>
+          </m:e>
+          <m:sub>
+            <m:r>
+              <m:rPr>
+                <m:sty m:val="p"/>
+              </m:rPr>
+              <w:rPr>
+                <w:rFonts w:ascii="Cambria Math" w:hAnsi="Cambria Math"/>
+              </w:rPr>
+              <m:t xml:space="preserve">в</m:t>
+            </m:r>
+          </m:sub>
+        </m:sSub>
+        <m:r>
+          <m:rPr>
+            <m:sty m:val="p"/>
+          </m:rPr>
+          <w:rPr>
+            <w:rFonts w:ascii="Cambria Math" w:hAnsi="Cambria Math"/>
+          </w:rPr>
+          <m:t xml:space="preserve"> = 153,3·2 ≈ 307 м³/ч.</m:t>
         </m:r>
       </m:oMath>
     </w:p>
@@ -6564,12 +6666,12 @@
         <w:pStyle w:val="Heading3"/>
       </w:pPr>
       <w:r>
-        <w:t>5.1.5 Электромагнитные поля</w:t>
+        <w:t>5.1.5 Неионизирующие излучения</w:t>
       </w:r>
     </w:p>
     <w:p>
       <w:r>
-        <w:t>Источники электромагнитных полей на рабочем месте – ПЭВМ и мониторы, которые питаются от сети 50 Гц, и радиомодули плат экспериментального стенда: при отладке программ платы передают данные по каналу Wi-Fi HaLow на частоте 867 МГц. Отдельных нормативов электромагнитных полей от ПЭВМ действующий СанПиН 1.2.3685-21 не содержит, поля частотой 50 Гц в кабинете не измерялись. Излучение стенда оценивается расчётом.</w:t>
+        <w:t>Источники неионизирующих излучений на рабочем месте – ПЭВМ и мониторы, которые питаются от сети 50 Гц (электрические и магнитные поля промышленной частоты), и радиомодули плат экспериментального стенда (электромагнитные излучения радиочастотного диапазона 300 МГц – 300 ГГц) [3]: при отладке программ платы передают данные по каналу Wi-Fi HaLow на частоте 867 МГц. Отдельных нормативов электромагнитных полей от ПЭВМ действующий СанПиН 1.2.3685-21 не содержит, поля частотой 50 Гц в кабинете не измерялись. Излучение стенда оценивается расчётом.</w:t>
       </w:r>
     </w:p>
     <w:p>
@@ -7998,7 +8100,7 @@
               <w:rPr>
                 <w:sz w:val="22"/>
               </w:rPr>
-              <w:t>14</w:t>
+              <w:t>9 (подготовка стенда и прошивка платы)</w:t>
             </w:r>
           </w:p>
         </w:tc>
@@ -8017,7 +8119,7 @@
               <w:rPr>
                 <w:sz w:val="22"/>
               </w:rPr>
-              <w:t>1</w:t>
+              <w:t>2 (9–6)</w:t>
             </w:r>
           </w:p>
         </w:tc>
@@ -8088,8 +8190,61 @@
       </w:pPr>
     </w:p>
     <w:p>
+      <w:pPr>
+        <w:keepNext/>
+      </w:pPr>
       <w:r>
-        <w:t>Все показатели соответствуют классу 1, поэтому напряжённость трудового процесса – класс 1 (оптимальный). Для снижения утомления через каждый час работы с ПЭВМ делаются перерывы 10–15 мин с упражнениями для глаз и разминкой.</w:t>
+        <w:t>Простое задание, которое повторяется при опытах, – подготовка стенда к работе и прошивка платы. Оно состоит из 9 элементов:</w:t>
+      </w:r>
+    </w:p>
+    <w:p>
+      <w:r>
+        <w:t>1) подключение и отключение питания платы;</w:t>
+      </w:r>
+    </w:p>
+    <w:p>
+      <w:r>
+        <w:t>2) проверка мультиметром напряжения на шинах питания;</w:t>
+      </w:r>
+    </w:p>
+    <w:p>
+      <w:r>
+        <w:t>3) подключение программатора;</w:t>
+      </w:r>
+    </w:p>
+    <w:p>
+      <w:r>
+        <w:t>4) подключение платы к ноутбуку и отключение от него;</w:t>
+      </w:r>
+    </w:p>
+    <w:p>
+      <w:r>
+        <w:t>5) установка перемычки, которая переключает порт программирования между процессором и радиомодулем, для загрузки прошивки;</w:t>
+      </w:r>
+    </w:p>
+    <w:p>
+      <w:r>
+        <w:t>6) удержание кнопки BOOT при прошивке;</w:t>
+      </w:r>
+    </w:p>
+    <w:p>
+      <w:r>
+        <w:t>7) нажатие кнопки RESET при прошивке;</w:t>
+      </w:r>
+    </w:p>
+    <w:p>
+      <w:r>
+        <w:t>8) подключение камеры в разъём;</w:t>
+      </w:r>
+    </w:p>
+    <w:p>
+      <w:r>
+        <w:t>9) переключение тумблера режима точки доступа или клиента (AP/STA).</w:t>
+      </w:r>
+    </w:p>
+    <w:p>
+      <w:r>
+        <w:t>При 9 элементах (от 6 до 9) показатель относится к классу 2 [3]; остальные показатели соответствуют классу 1. Итоговый класс равен наибольшему из классов по показателям, поэтому напряжённость трудового процесса – класс 2 (допустимый). Для снижения утомления через каждый час работы с ПЭВМ делаются перерывы 10–15 мин с упражнениями для глаз и разминкой.</w:t>
       </w:r>
     </w:p>
     <w:p>
@@ -8661,7 +8816,7 @@
               <w:rPr>
                 <w:sz w:val="22"/>
               </w:rPr>
-              <w:t>Все 6 показателей – класс 1 (таблица 5.9)</w:t>
+              <w:t>Число элементов простого задания – класс 2, остальные 5 показателей – класс 1 (таблица 5.9)</w:t>
             </w:r>
           </w:p>
         </w:tc>
@@ -8699,7 +8854,7 @@
               <w:rPr>
                 <w:sz w:val="22"/>
               </w:rPr>
-              <w:t>1</w:t>
+              <w:t>2</w:t>
             </w:r>
           </w:p>
         </w:tc>
@@ -14293,7 +14448,7 @@
     </w:p>
     <w:p>
       <w:r>
-        <w:t>удельная мощность – 8,5 Вт/м². Освещённость 323 лк получена с коэффициентом запаса, то есть к концу срока службы светильников, и не ниже нормы 300 лк; новые панели дают около 480 лк. Пульсация панелей – менее 1 % при норме не более 5 %, матовый рассеиватель ограничивает блёскость. При замене панелей выбираются светильники с индексом цветопередачи не менее 85, который установлен для общего искусственного освещения [7].</w:t>
+        <w:t>удельная мощность – 8,5 Вт/м². Освещённость 323 лк получена с коэффициентом запаса, то есть к концу срока службы светильников, и не ниже нормы 300 лк; новые панели дают около 480 лк. Коэффициент пульсации освещённости от потолочных светильников – менее 1 % при норме не более 5 %, матовый рассеиватель ограничивает блёскость. При замене панелей выбираются светильники с индексом цветопередачи не менее 85, который установлен для общего искусственного освещения [7].</w:t>
       </w:r>
     </w:p>
     <w:p>
@@ -14330,7 +14485,7 @@
         <w:t xml:space="preserve">– </w:t>
       </w:r>
       <w:r>
-        <w:t>эквивалентный уровень шума 46,7 дБА не превышает норматива 80 дБА и укладывается в более строгие 50 дБА для офисов; тяжесть трудового процесса – класс 2, напряжённость – класс 1;</w:t>
+        <w:t>эквивалентный уровень шума 46,7 дБА не превышает норматива 80 дБА и укладывается в более строгие 50 дБА для офисов; тяжесть трудового процесса – класс 2, напряжённость – класс 2;</w:t>
       </w:r>
     </w:p>
     <w:p>
@@ -14356,7 +14511,7 @@
     </w:p>
     <w:p>
       <w:r>
-        <w:t>По индивидуальному заданию было предложено спроектировать и рассчитать общее искусственное освещение кабинета методом коэффициента использования светового потока. В результате расчёта были выбраны встраиваемые светодиодные панели мощностью 48 Вт со световым потоком 4 800 лм в количестве 9 шт; они обеспечивают к концу срока службы освещённость 323 лк при норме 300 лк (новые – около 480 лк) и пульсацию менее 1 % при норме не более 5 %.</w:t>
+        <w:t>По индивидуальному заданию было предложено спроектировать и рассчитать общее искусственное освещение кабинета методом коэффициента использования светового потока. В результате расчёта были выбраны встраиваемые светодиодные панели мощностью 48 Вт со световым потоком 4 800 лм в количестве 9 шт; они обеспечивают к концу срока службы освещённость 323 лк при норме 300 лк (новые – около 480 лк) и коэффициент пульсации освещённости менее 1 % при норме не более 5 %.</w:t>
       </w:r>
     </w:p>
     <w:p>

--- a/docs/ohrana_truda/Okhrana_truda_HaLow.docx
+++ b/docs/ohrana_truda/Okhrana_truda_HaLow.docx
@@ -6671,7 +6671,7 @@
     </w:p>
     <w:p>
       <w:r>
-        <w:t>Источники неионизирующих излучений на рабочем месте – ПЭВМ и мониторы, которые питаются от сети 50 Гц (электрические и магнитные поля промышленной частоты), и радиомодули плат экспериментального стенда (электромагнитные излучения радиочастотного диапазона 300 МГц – 300 ГГц) [3]: при отладке программ платы передают данные по каналу Wi-Fi HaLow на частоте 867 МГц. Отдельных нормативов электромагнитных полей от ПЭВМ действующий СанПиН 1.2.3685-21 не содержит, поля частотой 50 Гц в кабинете не измерялись. Излучение стенда оценивается расчётом.</w:t>
+        <w:t>Источники неионизирующих излучений на рабочем месте – ПЭВМ и мониторы, которые питаются от сети 50 Гц (переменное электромагнитное поле промышленной частоты 50 Гц), и радиомодули плат экспериментального стенда (переменное электромагнитное поле радиочастотного диапазона) [3]: при отладке программ платы передают данные по каналу Wi-Fi HaLow на частоте 867 МГц. Отдельных нормативов электромагнитных полей от ПЭВМ действующий СанПиН 1.2.3685-21 не содержит, поля частотой 50 Гц в кабинете не измерялись. Излучение стенда оценивается расчётом.</w:t>
       </w:r>
     </w:p>
     <w:p>
